--- a/Resumen 2do Parcial.docx
+++ b/Resumen 2do Parcial.docx
@@ -6419,7 +6419,6 @@
           <w:lang w:val="es-ES"/>
         </w:rPr>
       </w:pPr>
-      <w:bookmarkStart w:id="0" w:name="_GoBack"/>
       <w:r>
         <w:rPr>
           <w:b/>
@@ -6432,7 +6431,6 @@
         <w:t>Generalización de la DTFT</w:t>
       </w:r>
     </w:p>
-    <w:bookmarkEnd w:id="0"/>
     <w:p>
       <w:pPr>
         <w:rPr>
@@ -7151,9 +7149,10 @@
       </w:pPr>
       <w:r>
         <w:rPr>
-          <w:sz w:val="20"/>
-          <w:szCs w:val="20"/>
-          <w:lang w:val="es-ES"/>
+          <w:noProof/>
+          <w:sz w:val="20"/>
+          <w:szCs w:val="20"/>
+          <w:lang w:val="en-US"/>
         </w:rPr>
         <w:lastRenderedPageBreak/>
         <w:drawing>
@@ -7371,16 +7370,7 @@
             <w:szCs w:val="20"/>
             <w:lang w:val="es-ES"/>
           </w:rPr>
-          <m:t>z</m:t>
-        </m:r>
-        <m:r>
-          <w:rPr>
-            <w:rFonts w:ascii="Cambria Math" w:hAnsi="Cambria Math"/>
-            <w:sz w:val="20"/>
-            <w:szCs w:val="20"/>
-            <w:lang w:val="es-ES"/>
-          </w:rPr>
-          <m:t>=±∞</m:t>
+          <m:t>z=±∞</m:t>
         </m:r>
       </m:oMath>
       <w:r>
@@ -7418,16 +7408,7 @@
             <w:szCs w:val="20"/>
             <w:lang w:val="es-ES"/>
           </w:rPr>
-          <m:t>D(z</m:t>
-        </m:r>
-        <m:r>
-          <w:rPr>
-            <w:rFonts w:ascii="Cambria Math" w:hAnsi="Cambria Math"/>
-            <w:sz w:val="20"/>
-            <w:szCs w:val="20"/>
-            <w:lang w:val="es-ES"/>
-          </w:rPr>
-          <m:t>)→∞</m:t>
+          <m:t>D(z)→∞</m:t>
         </m:r>
       </m:oMath>
       <w:r>
@@ -8532,16 +8513,7 @@
             <w:szCs w:val="20"/>
             <w:lang w:val="es-ES"/>
           </w:rPr>
-          <m:t xml:space="preserve"> </m:t>
-        </m:r>
-        <m:r>
-          <w:rPr>
-            <w:rFonts w:ascii="Cambria Math" w:hAnsi="Cambria Math"/>
-            <w:sz w:val="20"/>
-            <w:szCs w:val="20"/>
-            <w:lang w:val="es-ES"/>
-          </w:rPr>
-          <m:t>y</m:t>
+          <m:t xml:space="preserve"> y</m:t>
         </m:r>
         <m:d>
           <m:dPr>
@@ -10008,6 +9980,7 @@
     <w:p>
       <w:pPr>
         <w:rPr>
+          <w:rFonts w:eastAsiaTheme="minorEastAsia"/>
           <w:sz w:val="20"/>
           <w:szCs w:val="20"/>
           <w:lang w:val="es-ES"/>
@@ -10125,6 +10098,1809 @@
         </w:rPr>
         <w:t>.</w:t>
       </w:r>
+    </w:p>
+    <w:p>
+      <w:pPr>
+        <w:rPr>
+          <w:rFonts w:eastAsiaTheme="minorEastAsia"/>
+          <w:sz w:val="20"/>
+          <w:szCs w:val="20"/>
+          <w:lang w:val="es-ES"/>
+        </w:rPr>
+      </w:pPr>
+    </w:p>
+    <w:p>
+      <w:pPr>
+        <w:rPr>
+          <w:rFonts w:eastAsiaTheme="minorEastAsia"/>
+          <w:b/>
+          <w:color w:val="7030A0"/>
+          <w:szCs w:val="20"/>
+          <w:u w:val="single"/>
+          <w:lang w:val="es-ES"/>
+        </w:rPr>
+      </w:pPr>
+      <w:r>
+        <w:rPr>
+          <w:rFonts w:eastAsiaTheme="minorEastAsia"/>
+          <w:b/>
+          <w:color w:val="7030A0"/>
+          <w:szCs w:val="20"/>
+          <w:u w:val="single"/>
+          <w:lang w:val="es-ES"/>
+        </w:rPr>
+        <w:t xml:space="preserve">Transformada Bilineal </w:t>
+      </w:r>
+    </w:p>
+    <w:p>
+      <w:pPr>
+        <w:rPr>
+          <w:rFonts w:eastAsiaTheme="minorEastAsia"/>
+          <w:sz w:val="20"/>
+          <w:szCs w:val="20"/>
+          <w:lang w:val="es-ES"/>
+        </w:rPr>
+      </w:pPr>
+      <w:r>
+        <w:rPr>
+          <w:rFonts w:eastAsiaTheme="minorEastAsia"/>
+          <w:sz w:val="20"/>
+          <w:szCs w:val="20"/>
+          <w:lang w:val="es-ES"/>
+        </w:rPr>
+        <w:t>Es mapear del plano s al plano z</w:t>
+      </w:r>
+      <w:r>
+        <w:rPr>
+          <w:rFonts w:eastAsiaTheme="minorEastAsia"/>
+          <w:sz w:val="20"/>
+          <w:szCs w:val="20"/>
+          <w:lang w:val="es-ES"/>
+        </w:rPr>
+        <w:t xml:space="preserve">. </w:t>
+      </w:r>
+    </w:p>
+    <w:p>
+      <w:pPr>
+        <w:rPr>
+          <w:rFonts w:eastAsiaTheme="minorEastAsia"/>
+          <w:sz w:val="20"/>
+          <w:szCs w:val="20"/>
+          <w:lang w:val="es-ES"/>
+        </w:rPr>
+      </w:pPr>
+      <w:r>
+        <w:rPr>
+          <w:rFonts w:eastAsiaTheme="minorEastAsia"/>
+          <w:sz w:val="20"/>
+          <w:szCs w:val="20"/>
+          <w:lang w:val="es-ES"/>
+        </w:rPr>
+        <w:t>Es convertir una ecuación en diferencias en tiempo continuo, a una en tiempo discreto.</w:t>
+      </w:r>
+    </w:p>
+    <w:p>
+      <w:pPr>
+        <w:rPr>
+          <w:rFonts w:eastAsiaTheme="minorEastAsia"/>
+          <w:sz w:val="20"/>
+          <w:szCs w:val="20"/>
+          <w:lang w:val="es-ES"/>
+        </w:rPr>
+      </w:pPr>
+      <w:r>
+        <w:rPr>
+          <w:rFonts w:eastAsiaTheme="minorEastAsia"/>
+          <w:sz w:val="20"/>
+          <w:szCs w:val="20"/>
+          <w:lang w:val="es-ES"/>
+        </w:rPr>
+        <w:t xml:space="preserve">Polos estales en H(s) mapea polos estables en H(z). </w:t>
+      </w:r>
+    </w:p>
+    <w:p>
+      <w:pPr>
+        <w:rPr>
+          <w:rFonts w:eastAsiaTheme="minorEastAsia"/>
+          <w:sz w:val="20"/>
+          <w:szCs w:val="20"/>
+          <w:lang w:val="es-ES"/>
+        </w:rPr>
+      </w:pPr>
+      <w:r>
+        <w:rPr>
+          <w:rFonts w:eastAsiaTheme="minorEastAsia"/>
+          <w:sz w:val="20"/>
+          <w:szCs w:val="20"/>
+          <w:lang w:val="es-ES"/>
+        </w:rPr>
+        <w:t>Todo el semiplano izquierdo del plano s mapea dentro toda la circunferencia de radio unitario (</w:t>
+      </w:r>
+      <m:oMath>
+        <m:r>
+          <w:rPr>
+            <w:rFonts w:ascii="Cambria Math" w:eastAsiaTheme="minorEastAsia" w:hAnsi="Cambria Math"/>
+            <w:sz w:val="20"/>
+            <w:szCs w:val="20"/>
+            <w:lang w:val="es-ES"/>
+          </w:rPr>
+          <m:t>z=</m:t>
+        </m:r>
+        <m:sSup>
+          <m:sSupPr>
+            <m:ctrlPr>
+              <w:rPr>
+                <w:rFonts w:ascii="Cambria Math" w:eastAsiaTheme="minorEastAsia" w:hAnsi="Cambria Math"/>
+                <w:i/>
+                <w:sz w:val="20"/>
+                <w:szCs w:val="20"/>
+                <w:lang w:val="es-ES"/>
+              </w:rPr>
+            </m:ctrlPr>
+          </m:sSupPr>
+          <m:e>
+            <m:r>
+              <w:rPr>
+                <w:rFonts w:ascii="Cambria Math" w:eastAsiaTheme="minorEastAsia" w:hAnsi="Cambria Math"/>
+                <w:sz w:val="20"/>
+                <w:szCs w:val="20"/>
+                <w:lang w:val="es-ES"/>
+              </w:rPr>
+              <m:t>e</m:t>
+            </m:r>
+          </m:e>
+          <m:sup>
+            <m:r>
+              <w:rPr>
+                <w:rFonts w:ascii="Cambria Math" w:eastAsiaTheme="minorEastAsia" w:hAnsi="Cambria Math"/>
+                <w:sz w:val="20"/>
+                <w:szCs w:val="20"/>
+                <w:lang w:val="es-ES"/>
+              </w:rPr>
+              <m:t>jω</m:t>
+            </m:r>
+          </m:sup>
+        </m:sSup>
+      </m:oMath>
+      <w:r>
+        <w:rPr>
+          <w:rFonts w:eastAsiaTheme="minorEastAsia"/>
+          <w:sz w:val="20"/>
+          <w:szCs w:val="20"/>
+          <w:lang w:val="es-ES"/>
+        </w:rPr>
+        <w:t>).</w:t>
+      </w:r>
+    </w:p>
+    <w:p>
+      <w:pPr>
+        <w:rPr>
+          <w:rFonts w:eastAsiaTheme="minorEastAsia"/>
+          <w:sz w:val="20"/>
+          <w:szCs w:val="20"/>
+          <w:lang w:val="es-ES"/>
+        </w:rPr>
+      </w:pPr>
+      <w:r>
+        <w:rPr>
+          <w:rFonts w:eastAsiaTheme="minorEastAsia"/>
+          <w:sz w:val="20"/>
+          <w:szCs w:val="20"/>
+          <w:lang w:val="es-ES"/>
+        </w:rPr>
+        <w:t xml:space="preserve">Mapear de la frecuencia en tiempo </w:t>
+      </w:r>
+      <w:r>
+        <w:rPr>
+          <w:rFonts w:eastAsiaTheme="minorEastAsia"/>
+          <w:sz w:val="20"/>
+          <w:szCs w:val="20"/>
+          <w:lang w:val="es-ES"/>
+        </w:rPr>
+        <w:t>continuo</w:t>
+      </w:r>
+      <w:r>
+        <w:rPr>
+          <w:rFonts w:eastAsiaTheme="minorEastAsia"/>
+          <w:sz w:val="20"/>
+          <w:szCs w:val="20"/>
+          <w:lang w:val="es-ES"/>
+        </w:rPr>
+        <w:t xml:space="preserve"> </w:t>
+      </w:r>
+      <m:oMath>
+        <m:r>
+          <w:rPr>
+            <w:rFonts w:ascii="Cambria Math" w:eastAsiaTheme="minorEastAsia" w:hAnsi="Cambria Math"/>
+            <w:sz w:val="20"/>
+            <w:szCs w:val="20"/>
+            <w:lang w:val="es-ES"/>
+          </w:rPr>
+          <m:t>ω</m:t>
+        </m:r>
+      </m:oMath>
+      <w:r>
+        <w:rPr>
+          <w:rFonts w:eastAsiaTheme="minorEastAsia"/>
+          <w:sz w:val="20"/>
+          <w:szCs w:val="20"/>
+          <w:lang w:val="es-ES"/>
+        </w:rPr>
+        <w:t xml:space="preserve"> </w:t>
+      </w:r>
+      <w:r>
+        <w:rPr>
+          <w:rFonts w:eastAsiaTheme="minorEastAsia"/>
+          <w:sz w:val="20"/>
+          <w:szCs w:val="20"/>
+          <w:lang w:val="es-ES"/>
+        </w:rPr>
+        <w:t xml:space="preserve">(analógica) </w:t>
+      </w:r>
+      <w:r>
+        <w:rPr>
+          <w:rFonts w:eastAsiaTheme="minorEastAsia"/>
+          <w:sz w:val="20"/>
+          <w:szCs w:val="20"/>
+          <w:lang w:val="es-ES"/>
+        </w:rPr>
+        <w:t xml:space="preserve">y la frecuencia de tiempo </w:t>
+      </w:r>
+      <w:r>
+        <w:rPr>
+          <w:rFonts w:eastAsiaTheme="minorEastAsia"/>
+          <w:sz w:val="20"/>
+          <w:szCs w:val="20"/>
+          <w:lang w:val="es-ES"/>
+        </w:rPr>
+        <w:t>discreto</w:t>
+      </w:r>
+      <w:r>
+        <w:rPr>
+          <w:rFonts w:eastAsiaTheme="minorEastAsia"/>
+          <w:sz w:val="20"/>
+          <w:szCs w:val="20"/>
+          <w:lang w:val="es-ES"/>
+        </w:rPr>
+        <w:t xml:space="preserve"> </w:t>
+      </w:r>
+      <m:oMath>
+        <m:r>
+          <m:rPr>
+            <m:sty m:val="p"/>
+          </m:rPr>
+          <w:rPr>
+            <w:rFonts w:ascii="Cambria Math" w:eastAsiaTheme="minorEastAsia" w:hAnsi="Cambria Math"/>
+            <w:sz w:val="20"/>
+            <w:szCs w:val="20"/>
+            <w:lang w:val="es-ES"/>
+          </w:rPr>
+          <m:t>Ω</m:t>
+        </m:r>
+      </m:oMath>
+      <w:r>
+        <w:rPr>
+          <w:rFonts w:eastAsiaTheme="minorEastAsia"/>
+          <w:sz w:val="20"/>
+          <w:szCs w:val="20"/>
+          <w:lang w:val="es-ES"/>
+        </w:rPr>
+        <w:t xml:space="preserve"> </w:t>
+      </w:r>
+      <w:r>
+        <w:rPr>
+          <w:rFonts w:eastAsiaTheme="minorEastAsia"/>
+          <w:sz w:val="20"/>
+          <w:szCs w:val="20"/>
+          <w:lang w:val="es-ES"/>
+        </w:rPr>
+        <w:t xml:space="preserve">(digital) </w:t>
+      </w:r>
+      <w:r>
+        <w:rPr>
+          <w:rFonts w:eastAsiaTheme="minorEastAsia"/>
+          <w:sz w:val="20"/>
+          <w:szCs w:val="20"/>
+          <w:lang w:val="es-ES"/>
+        </w:rPr>
+        <w:t xml:space="preserve">se da por la siguiente relación </w:t>
+      </w:r>
+    </w:p>
+    <w:p>
+      <w:pPr>
+        <w:jc w:val="center"/>
+        <w:rPr>
+          <w:rFonts w:eastAsiaTheme="minorEastAsia"/>
+          <w:sz w:val="20"/>
+          <w:szCs w:val="20"/>
+          <w:lang w:val="es-ES"/>
+        </w:rPr>
+      </w:pPr>
+      <m:oMathPara>
+        <m:oMath>
+          <m:r>
+            <w:rPr>
+              <w:rFonts w:ascii="Cambria Math" w:eastAsiaTheme="minorEastAsia" w:hAnsi="Cambria Math"/>
+              <w:sz w:val="20"/>
+              <w:szCs w:val="20"/>
+              <w:lang w:val="es-ES"/>
+            </w:rPr>
+            <m:t>ω</m:t>
+          </m:r>
+          <m:r>
+            <w:rPr>
+              <w:rFonts w:ascii="Cambria Math" w:eastAsiaTheme="minorEastAsia" w:hAnsi="Cambria Math"/>
+              <w:sz w:val="20"/>
+              <w:szCs w:val="20"/>
+              <w:lang w:val="es-ES"/>
+            </w:rPr>
+            <m:t xml:space="preserve">=2 </m:t>
+          </m:r>
+          <m:r>
+            <m:rPr>
+              <m:sty m:val="p"/>
+            </m:rPr>
+            <w:rPr>
+              <w:rFonts w:ascii="Cambria Math" w:eastAsiaTheme="minorEastAsia" w:hAnsi="Cambria Math"/>
+              <w:sz w:val="20"/>
+              <w:szCs w:val="20"/>
+              <w:lang w:val="es-ES"/>
+            </w:rPr>
+            <m:t>tan⁡</m:t>
+          </m:r>
+          <m:r>
+            <w:rPr>
+              <w:rFonts w:ascii="Cambria Math" w:eastAsiaTheme="minorEastAsia" w:hAnsi="Cambria Math"/>
+              <w:sz w:val="20"/>
+              <w:szCs w:val="20"/>
+              <w:lang w:val="es-ES"/>
+            </w:rPr>
+            <m:t>(</m:t>
+          </m:r>
+          <m:f>
+            <m:fPr>
+              <m:ctrlPr>
+                <w:rPr>
+                  <w:rFonts w:ascii="Cambria Math" w:eastAsiaTheme="minorEastAsia" w:hAnsi="Cambria Math"/>
+                  <w:i/>
+                  <w:sz w:val="20"/>
+                  <w:szCs w:val="20"/>
+                  <w:lang w:val="es-ES"/>
+                </w:rPr>
+              </m:ctrlPr>
+            </m:fPr>
+            <m:num>
+              <m:r>
+                <m:rPr>
+                  <m:sty m:val="p"/>
+                </m:rPr>
+                <w:rPr>
+                  <w:rFonts w:ascii="Cambria Math" w:eastAsiaTheme="minorEastAsia" w:hAnsi="Cambria Math"/>
+                  <w:sz w:val="20"/>
+                  <w:szCs w:val="20"/>
+                  <w:lang w:val="es-ES"/>
+                </w:rPr>
+                <m:t>Ω</m:t>
+              </m:r>
+            </m:num>
+            <m:den>
+              <m:r>
+                <w:rPr>
+                  <w:rFonts w:ascii="Cambria Math" w:eastAsiaTheme="minorEastAsia" w:hAnsi="Cambria Math"/>
+                  <w:sz w:val="20"/>
+                  <w:szCs w:val="20"/>
+                  <w:lang w:val="es-ES"/>
+                </w:rPr>
+                <m:t>2</m:t>
+              </m:r>
+            </m:den>
+          </m:f>
+          <m:r>
+            <w:rPr>
+              <w:rFonts w:ascii="Cambria Math" w:eastAsiaTheme="minorEastAsia" w:hAnsi="Cambria Math"/>
+              <w:sz w:val="20"/>
+              <w:szCs w:val="20"/>
+              <w:lang w:val="es-ES"/>
+            </w:rPr>
+            <m:t>)</m:t>
+          </m:r>
+        </m:oMath>
+      </m:oMathPara>
+    </w:p>
+    <w:p>
+      <w:pPr>
+        <w:jc w:val="center"/>
+        <w:rPr>
+          <w:rFonts w:eastAsiaTheme="minorEastAsia"/>
+          <w:sz w:val="20"/>
+          <w:szCs w:val="20"/>
+          <w:lang w:val="es-ES"/>
+        </w:rPr>
+      </w:pPr>
+      <m:oMathPara>
+        <m:oMath>
+          <m:r>
+            <m:rPr>
+              <m:sty m:val="p"/>
+            </m:rPr>
+            <w:rPr>
+              <w:rFonts w:ascii="Cambria Math" w:eastAsiaTheme="minorEastAsia" w:hAnsi="Cambria Math"/>
+              <w:sz w:val="20"/>
+              <w:szCs w:val="20"/>
+              <w:lang w:val="es-ES"/>
+            </w:rPr>
+            <m:t>Ω</m:t>
+          </m:r>
+          <m:r>
+            <w:rPr>
+              <w:rFonts w:ascii="Cambria Math" w:eastAsiaTheme="minorEastAsia" w:hAnsi="Cambria Math"/>
+              <w:sz w:val="20"/>
+              <w:szCs w:val="20"/>
+              <w:lang w:val="es-ES"/>
+            </w:rPr>
+            <m:t xml:space="preserve">=2 </m:t>
+          </m:r>
+          <m:func>
+            <m:funcPr>
+              <m:ctrlPr>
+                <w:rPr>
+                  <w:rFonts w:ascii="Cambria Math" w:eastAsiaTheme="minorEastAsia" w:hAnsi="Cambria Math"/>
+                  <w:i/>
+                  <w:sz w:val="20"/>
+                  <w:szCs w:val="20"/>
+                  <w:lang w:val="es-ES"/>
+                </w:rPr>
+              </m:ctrlPr>
+            </m:funcPr>
+            <m:fName>
+              <m:sSup>
+                <m:sSupPr>
+                  <m:ctrlPr>
+                    <w:rPr>
+                      <w:rFonts w:ascii="Cambria Math" w:eastAsiaTheme="minorEastAsia" w:hAnsi="Cambria Math"/>
+                      <w:i/>
+                      <w:sz w:val="20"/>
+                      <w:szCs w:val="20"/>
+                      <w:lang w:val="es-ES"/>
+                    </w:rPr>
+                  </m:ctrlPr>
+                </m:sSupPr>
+                <m:e>
+                  <m:r>
+                    <m:rPr>
+                      <m:sty m:val="p"/>
+                    </m:rPr>
+                    <w:rPr>
+                      <w:rFonts w:ascii="Cambria Math" w:hAnsi="Cambria Math"/>
+                      <w:sz w:val="20"/>
+                      <w:szCs w:val="20"/>
+                      <w:lang w:val="es-ES"/>
+                    </w:rPr>
+                    <m:t>tan</m:t>
+                  </m:r>
+                </m:e>
+                <m:sup>
+                  <m:r>
+                    <w:rPr>
+                      <w:rFonts w:ascii="Cambria Math" w:hAnsi="Cambria Math"/>
+                      <w:sz w:val="20"/>
+                      <w:szCs w:val="20"/>
+                      <w:lang w:val="es-ES"/>
+                    </w:rPr>
+                    <m:t>-1</m:t>
+                  </m:r>
+                </m:sup>
+              </m:sSup>
+            </m:fName>
+            <m:e>
+              <m:r>
+                <w:rPr>
+                  <w:rFonts w:ascii="Cambria Math" w:eastAsiaTheme="minorEastAsia" w:hAnsi="Cambria Math"/>
+                  <w:sz w:val="20"/>
+                  <w:szCs w:val="20"/>
+                  <w:lang w:val="es-ES"/>
+                </w:rPr>
+                <m:t>(</m:t>
+              </m:r>
+              <m:r>
+                <w:rPr>
+                  <w:rFonts w:ascii="Cambria Math" w:eastAsiaTheme="minorEastAsia" w:hAnsi="Cambria Math"/>
+                  <w:sz w:val="20"/>
+                  <w:szCs w:val="20"/>
+                  <w:lang w:val="es-ES"/>
+                </w:rPr>
+                <m:t>ω</m:t>
+              </m:r>
+              <m:r>
+                <w:rPr>
+                  <w:rFonts w:ascii="Cambria Math" w:eastAsiaTheme="minorEastAsia" w:hAnsi="Cambria Math"/>
+                  <w:sz w:val="20"/>
+                  <w:szCs w:val="20"/>
+                  <w:lang w:val="es-ES"/>
+                </w:rPr>
+                <m:t>)</m:t>
+              </m:r>
+            </m:e>
+          </m:func>
+        </m:oMath>
+      </m:oMathPara>
+    </w:p>
+    <w:p>
+      <w:pPr>
+        <w:rPr>
+          <w:rFonts w:eastAsiaTheme="minorEastAsia"/>
+          <w:sz w:val="20"/>
+          <w:szCs w:val="20"/>
+          <w:lang w:val="es-ES"/>
+        </w:rPr>
+      </w:pPr>
+      <w:r>
+        <w:rPr>
+          <w:rFonts w:eastAsiaTheme="minorEastAsia"/>
+          <w:sz w:val="20"/>
+          <w:szCs w:val="20"/>
+          <w:lang w:val="es-ES"/>
+        </w:rPr>
+        <w:t xml:space="preserve">Esto significa que todo el eje </w:t>
+      </w:r>
+      <m:oMath>
+        <m:r>
+          <w:rPr>
+            <w:rFonts w:ascii="Cambria Math" w:eastAsiaTheme="minorEastAsia" w:hAnsi="Cambria Math"/>
+            <w:sz w:val="20"/>
+            <w:szCs w:val="20"/>
+            <w:lang w:val="es-ES"/>
+          </w:rPr>
+          <m:t>j</m:t>
+        </m:r>
+        <m:r>
+          <w:rPr>
+            <w:rFonts w:ascii="Cambria Math" w:eastAsiaTheme="minorEastAsia" w:hAnsi="Cambria Math"/>
+            <w:sz w:val="20"/>
+            <w:szCs w:val="20"/>
+            <w:lang w:val="es-ES"/>
+          </w:rPr>
+          <m:t>ω</m:t>
+        </m:r>
+      </m:oMath>
+      <w:r>
+        <w:rPr>
+          <w:rFonts w:eastAsiaTheme="minorEastAsia"/>
+          <w:sz w:val="20"/>
+          <w:szCs w:val="20"/>
+          <w:lang w:val="es-ES"/>
+        </w:rPr>
+        <w:t xml:space="preserve"> que va dese </w:t>
+      </w:r>
+      <m:oMath>
+        <m:r>
+          <w:rPr>
+            <w:rFonts w:ascii="Cambria Math" w:eastAsiaTheme="minorEastAsia" w:hAnsi="Cambria Math"/>
+            <w:sz w:val="20"/>
+            <w:szCs w:val="20"/>
+            <w:lang w:val="es-ES"/>
+          </w:rPr>
+          <m:t>-∞≤</m:t>
+        </m:r>
+        <m:r>
+          <w:rPr>
+            <w:rFonts w:ascii="Cambria Math" w:eastAsiaTheme="minorEastAsia" w:hAnsi="Cambria Math"/>
+            <w:sz w:val="20"/>
+            <w:szCs w:val="20"/>
+            <w:lang w:val="es-ES"/>
+          </w:rPr>
+          <m:t>ω</m:t>
+        </m:r>
+        <m:r>
+          <w:rPr>
+            <w:rFonts w:ascii="Cambria Math" w:eastAsiaTheme="minorEastAsia" w:hAnsi="Cambria Math"/>
+            <w:sz w:val="20"/>
+            <w:szCs w:val="20"/>
+            <w:lang w:val="es-ES"/>
+          </w:rPr>
+          <m:t>≤∞</m:t>
+        </m:r>
+      </m:oMath>
+      <w:r>
+        <w:rPr>
+          <w:rFonts w:eastAsiaTheme="minorEastAsia"/>
+          <w:sz w:val="20"/>
+          <w:szCs w:val="20"/>
+          <w:lang w:val="es-ES"/>
+        </w:rPr>
+        <w:t xml:space="preserve">, mapea dentro del circulo unitario </w:t>
+      </w:r>
+      <m:oMath>
+        <m:r>
+          <w:rPr>
+            <w:rFonts w:ascii="Cambria Math" w:eastAsiaTheme="minorEastAsia" w:hAnsi="Cambria Math"/>
+            <w:sz w:val="20"/>
+            <w:szCs w:val="20"/>
+            <w:lang w:val="es-ES"/>
+          </w:rPr>
+          <m:t>-π≤</m:t>
+        </m:r>
+        <m:r>
+          <m:rPr>
+            <m:sty m:val="p"/>
+          </m:rPr>
+          <w:rPr>
+            <w:rFonts w:ascii="Cambria Math" w:eastAsiaTheme="minorEastAsia" w:hAnsi="Cambria Math"/>
+            <w:sz w:val="20"/>
+            <w:szCs w:val="20"/>
+            <w:lang w:val="es-ES"/>
+          </w:rPr>
+          <m:t>Ω</m:t>
+        </m:r>
+        <m:r>
+          <w:rPr>
+            <w:rFonts w:ascii="Cambria Math" w:eastAsiaTheme="minorEastAsia" w:hAnsi="Cambria Math"/>
+            <w:sz w:val="20"/>
+            <w:szCs w:val="20"/>
+            <w:lang w:val="es-ES"/>
+          </w:rPr>
+          <m:t>≤π</m:t>
+        </m:r>
+      </m:oMath>
+      <w:r>
+        <w:rPr>
+          <w:rFonts w:eastAsiaTheme="minorEastAsia"/>
+          <w:sz w:val="20"/>
+          <w:szCs w:val="20"/>
+          <w:lang w:val="es-ES"/>
+        </w:rPr>
+        <w:t xml:space="preserve"> (tengo periodicidad por el hecho de ser discreto, </w:t>
+      </w:r>
+      <m:oMath>
+        <m:r>
+          <w:rPr>
+            <w:rFonts w:ascii="Cambria Math" w:eastAsiaTheme="minorEastAsia" w:hAnsi="Cambria Math"/>
+            <w:sz w:val="20"/>
+            <w:szCs w:val="20"/>
+            <w:lang w:val="es-ES"/>
+          </w:rPr>
+          <m:t>2π-periodic</m:t>
+        </m:r>
+        <m:r>
+          <w:rPr>
+            <w:rFonts w:ascii="Cambria Math" w:eastAsiaTheme="minorEastAsia" w:hAnsi="Cambria Math"/>
+            <w:sz w:val="20"/>
+            <w:szCs w:val="20"/>
+            <w:lang w:val="es-ES"/>
+          </w:rPr>
+          <m:t>a</m:t>
+        </m:r>
+      </m:oMath>
+      <w:r>
+        <w:rPr>
+          <w:rFonts w:eastAsiaTheme="minorEastAsia"/>
+          <w:sz w:val="20"/>
+          <w:szCs w:val="20"/>
+          <w:lang w:val="es-ES"/>
+        </w:rPr>
+        <w:t>)</w:t>
+      </w:r>
+      <w:r>
+        <w:rPr>
+          <w:rFonts w:eastAsiaTheme="minorEastAsia"/>
+          <w:sz w:val="20"/>
+          <w:szCs w:val="20"/>
+          <w:lang w:val="es-ES"/>
+        </w:rPr>
+        <w:t>.</w:t>
+      </w:r>
+    </w:p>
+    <w:p>
+      <w:pPr>
+        <w:rPr>
+          <w:rFonts w:eastAsiaTheme="minorEastAsia"/>
+          <w:sz w:val="20"/>
+          <w:szCs w:val="20"/>
+          <w:lang w:val="es-ES"/>
+        </w:rPr>
+      </w:pPr>
+      <w:r>
+        <w:rPr>
+          <w:rFonts w:eastAsiaTheme="minorEastAsia"/>
+          <w:sz w:val="20"/>
+          <w:szCs w:val="20"/>
+          <w:lang w:val="es-ES"/>
+        </w:rPr>
+        <w:t xml:space="preserve">El mapeo de la transformada bilineal no es lineal y es único. </w:t>
+      </w:r>
+    </w:p>
+    <w:p>
+      <w:pPr>
+        <w:rPr>
+          <w:rFonts w:eastAsiaTheme="minorEastAsia"/>
+          <w:i/>
+          <w:sz w:val="20"/>
+          <w:szCs w:val="20"/>
+          <w:lang w:val="en-US"/>
+        </w:rPr>
+      </w:pPr>
+      <m:oMathPara>
+        <m:oMath>
+          <m:sSub>
+            <m:sSubPr>
+              <m:ctrlPr>
+                <w:rPr>
+                  <w:rFonts w:ascii="Cambria Math" w:eastAsiaTheme="minorEastAsia" w:hAnsi="Cambria Math"/>
+                  <w:i/>
+                  <w:sz w:val="20"/>
+                  <w:szCs w:val="20"/>
+                  <w:lang w:val="es-ES"/>
+                </w:rPr>
+              </m:ctrlPr>
+            </m:sSubPr>
+            <m:e>
+              <m:r>
+                <w:rPr>
+                  <w:rFonts w:ascii="Cambria Math" w:eastAsiaTheme="minorEastAsia" w:hAnsi="Cambria Math"/>
+                  <w:sz w:val="20"/>
+                  <w:szCs w:val="20"/>
+                  <w:lang w:val="es-ES"/>
+                </w:rPr>
+                <m:t>T(s)|</m:t>
+              </m:r>
+            </m:e>
+            <m:sub>
+              <m:r>
+                <w:rPr>
+                  <w:rFonts w:ascii="Cambria Math" w:eastAsiaTheme="minorEastAsia" w:hAnsi="Cambria Math"/>
+                  <w:sz w:val="20"/>
+                  <w:szCs w:val="20"/>
+                  <w:lang w:val="es-ES"/>
+                </w:rPr>
+                <m:t>s=f</m:t>
+              </m:r>
+              <m:d>
+                <m:dPr>
+                  <m:ctrlPr>
+                    <w:rPr>
+                      <w:rFonts w:ascii="Cambria Math" w:eastAsiaTheme="minorEastAsia" w:hAnsi="Cambria Math"/>
+                      <w:i/>
+                      <w:sz w:val="20"/>
+                      <w:szCs w:val="20"/>
+                      <w:lang w:val="es-ES"/>
+                    </w:rPr>
+                  </m:ctrlPr>
+                </m:dPr>
+                <m:e>
+                  <m:r>
+                    <w:rPr>
+                      <w:rFonts w:ascii="Cambria Math" w:eastAsiaTheme="minorEastAsia" w:hAnsi="Cambria Math"/>
+                      <w:sz w:val="20"/>
+                      <w:szCs w:val="20"/>
+                      <w:lang w:val="es-ES"/>
+                    </w:rPr>
+                    <m:t>z</m:t>
+                  </m:r>
+                </m:e>
+              </m:d>
+            </m:sub>
+          </m:sSub>
+          <m:r>
+            <w:rPr>
+              <w:rFonts w:ascii="Cambria Math" w:eastAsiaTheme="minorEastAsia" w:hAnsi="Cambria Math"/>
+              <w:sz w:val="20"/>
+              <w:szCs w:val="20"/>
+              <w:lang w:val="en-US"/>
+            </w:rPr>
+            <m:t>=T</m:t>
+          </m:r>
+          <m:d>
+            <m:dPr>
+              <m:ctrlPr>
+                <w:rPr>
+                  <w:rFonts w:ascii="Cambria Math" w:eastAsiaTheme="minorEastAsia" w:hAnsi="Cambria Math"/>
+                  <w:i/>
+                  <w:sz w:val="20"/>
+                  <w:szCs w:val="20"/>
+                  <w:lang w:val="en-US"/>
+                </w:rPr>
+              </m:ctrlPr>
+            </m:dPr>
+            <m:e>
+              <m:r>
+                <w:rPr>
+                  <w:rFonts w:ascii="Cambria Math" w:eastAsiaTheme="minorEastAsia" w:hAnsi="Cambria Math"/>
+                  <w:sz w:val="20"/>
+                  <w:szCs w:val="20"/>
+                  <w:lang w:val="en-US"/>
+                </w:rPr>
+                <m:t>z</m:t>
+              </m:r>
+            </m:e>
+          </m:d>
+          <m:r>
+            <w:rPr>
+              <w:rFonts w:ascii="Cambria Math" w:eastAsiaTheme="minorEastAsia" w:hAnsi="Cambria Math"/>
+              <w:sz w:val="20"/>
+              <w:szCs w:val="20"/>
+              <w:lang w:val="en-US"/>
+            </w:rPr>
+            <m:t>→f</m:t>
+          </m:r>
+          <m:d>
+            <m:dPr>
+              <m:ctrlPr>
+                <w:rPr>
+                  <w:rFonts w:ascii="Cambria Math" w:eastAsiaTheme="minorEastAsia" w:hAnsi="Cambria Math"/>
+                  <w:i/>
+                  <w:sz w:val="20"/>
+                  <w:szCs w:val="20"/>
+                  <w:lang w:val="en-US"/>
+                </w:rPr>
+              </m:ctrlPr>
+            </m:dPr>
+            <m:e>
+              <m:r>
+                <w:rPr>
+                  <w:rFonts w:ascii="Cambria Math" w:eastAsiaTheme="minorEastAsia" w:hAnsi="Cambria Math"/>
+                  <w:sz w:val="20"/>
+                  <w:szCs w:val="20"/>
+                  <w:lang w:val="en-US"/>
+                </w:rPr>
+                <m:t>z</m:t>
+              </m:r>
+            </m:e>
+          </m:d>
+          <m:r>
+            <w:rPr>
+              <w:rFonts w:ascii="Cambria Math" w:eastAsiaTheme="minorEastAsia" w:hAnsi="Cambria Math"/>
+              <w:sz w:val="20"/>
+              <w:szCs w:val="20"/>
+              <w:lang w:val="en-US"/>
+            </w:rPr>
+            <m:t>=k</m:t>
+          </m:r>
+          <m:f>
+            <m:fPr>
+              <m:ctrlPr>
+                <w:rPr>
+                  <w:rFonts w:ascii="Cambria Math" w:eastAsiaTheme="minorEastAsia" w:hAnsi="Cambria Math"/>
+                  <w:i/>
+                  <w:sz w:val="20"/>
+                  <w:szCs w:val="20"/>
+                  <w:lang w:val="en-US"/>
+                </w:rPr>
+              </m:ctrlPr>
+            </m:fPr>
+            <m:num>
+              <m:r>
+                <w:rPr>
+                  <w:rFonts w:ascii="Cambria Math" w:eastAsiaTheme="minorEastAsia" w:hAnsi="Cambria Math"/>
+                  <w:sz w:val="20"/>
+                  <w:szCs w:val="20"/>
+                  <w:lang w:val="en-US"/>
+                </w:rPr>
+                <m:t>z-1</m:t>
+              </m:r>
+            </m:num>
+            <m:den>
+              <m:r>
+                <w:rPr>
+                  <w:rFonts w:ascii="Cambria Math" w:eastAsiaTheme="minorEastAsia" w:hAnsi="Cambria Math"/>
+                  <w:sz w:val="20"/>
+                  <w:szCs w:val="20"/>
+                  <w:lang w:val="en-US"/>
+                </w:rPr>
+                <m:t>z+1</m:t>
+              </m:r>
+            </m:den>
+          </m:f>
+        </m:oMath>
+      </m:oMathPara>
+    </w:p>
+    <w:p>
+      <w:pPr>
+        <w:rPr>
+          <w:rFonts w:eastAsiaTheme="minorEastAsia"/>
+          <w:sz w:val="20"/>
+          <w:szCs w:val="20"/>
+          <w:lang w:val="en-US"/>
+        </w:rPr>
+      </w:pPr>
+      <m:oMathPara>
+        <m:oMath>
+          <m:r>
+            <w:rPr>
+              <w:rFonts w:ascii="Cambria Math" w:eastAsiaTheme="minorEastAsia" w:hAnsi="Cambria Math"/>
+              <w:sz w:val="20"/>
+              <w:szCs w:val="20"/>
+              <w:lang w:val="en-US"/>
+            </w:rPr>
+            <m:t>k=</m:t>
+          </m:r>
+          <m:sSub>
+            <m:sSubPr>
+              <m:ctrlPr>
+                <w:rPr>
+                  <w:rFonts w:ascii="Cambria Math" w:eastAsiaTheme="minorEastAsia" w:hAnsi="Cambria Math"/>
+                  <w:i/>
+                  <w:sz w:val="20"/>
+                  <w:szCs w:val="20"/>
+                  <w:lang w:val="en-US"/>
+                </w:rPr>
+              </m:ctrlPr>
+            </m:sSubPr>
+            <m:e>
+              <m:r>
+                <w:rPr>
+                  <w:rFonts w:ascii="Cambria Math" w:eastAsiaTheme="minorEastAsia" w:hAnsi="Cambria Math"/>
+                  <w:sz w:val="20"/>
+                  <w:szCs w:val="20"/>
+                  <w:lang w:val="en-US"/>
+                </w:rPr>
+                <m:t>2 T</m:t>
+              </m:r>
+            </m:e>
+            <m:sub>
+              <m:r>
+                <w:rPr>
+                  <w:rFonts w:ascii="Cambria Math" w:eastAsiaTheme="minorEastAsia" w:hAnsi="Cambria Math"/>
+                  <w:sz w:val="20"/>
+                  <w:szCs w:val="20"/>
+                  <w:lang w:val="en-US"/>
+                </w:rPr>
+                <m:t>s</m:t>
+              </m:r>
+            </m:sub>
+          </m:sSub>
+          <m:r>
+            <w:rPr>
+              <w:rFonts w:ascii="Cambria Math" w:eastAsiaTheme="minorEastAsia" w:hAnsi="Cambria Math"/>
+              <w:sz w:val="20"/>
+              <w:szCs w:val="20"/>
+              <w:lang w:val="en-US"/>
+            </w:rPr>
+            <m:t>=</m:t>
+          </m:r>
+          <m:f>
+            <m:fPr>
+              <m:ctrlPr>
+                <w:rPr>
+                  <w:rFonts w:ascii="Cambria Math" w:eastAsiaTheme="minorEastAsia" w:hAnsi="Cambria Math"/>
+                  <w:i/>
+                  <w:sz w:val="20"/>
+                  <w:szCs w:val="20"/>
+                  <w:lang w:val="en-US"/>
+                </w:rPr>
+              </m:ctrlPr>
+            </m:fPr>
+            <m:num>
+              <m:r>
+                <w:rPr>
+                  <w:rFonts w:ascii="Cambria Math" w:eastAsiaTheme="minorEastAsia" w:hAnsi="Cambria Math"/>
+                  <w:sz w:val="20"/>
+                  <w:szCs w:val="20"/>
+                  <w:lang w:val="en-US"/>
+                </w:rPr>
+                <m:t>2</m:t>
+              </m:r>
+            </m:num>
+            <m:den>
+              <m:sSub>
+                <m:sSubPr>
+                  <m:ctrlPr>
+                    <w:rPr>
+                      <w:rFonts w:ascii="Cambria Math" w:eastAsiaTheme="minorEastAsia" w:hAnsi="Cambria Math"/>
+                      <w:i/>
+                      <w:sz w:val="20"/>
+                      <w:szCs w:val="20"/>
+                      <w:lang w:val="en-US"/>
+                    </w:rPr>
+                  </m:ctrlPr>
+                </m:sSubPr>
+                <m:e>
+                  <m:r>
+                    <w:rPr>
+                      <w:rFonts w:ascii="Cambria Math" w:eastAsiaTheme="minorEastAsia" w:hAnsi="Cambria Math"/>
+                      <w:sz w:val="20"/>
+                      <w:szCs w:val="20"/>
+                      <w:lang w:val="en-US"/>
+                    </w:rPr>
+                    <m:t>f</m:t>
+                  </m:r>
+                </m:e>
+                <m:sub>
+                  <m:r>
+                    <w:rPr>
+                      <w:rFonts w:ascii="Cambria Math" w:eastAsiaTheme="minorEastAsia" w:hAnsi="Cambria Math"/>
+                      <w:sz w:val="20"/>
+                      <w:szCs w:val="20"/>
+                      <w:lang w:val="en-US"/>
+                    </w:rPr>
+                    <m:t>s</m:t>
+                  </m:r>
+                </m:sub>
+              </m:sSub>
+            </m:den>
+          </m:f>
+        </m:oMath>
+      </m:oMathPara>
+    </w:p>
+    <w:p>
+      <w:pPr>
+        <w:rPr>
+          <w:rFonts w:eastAsiaTheme="minorEastAsia"/>
+          <w:sz w:val="20"/>
+          <w:szCs w:val="20"/>
+          <w:lang w:val="es-ES"/>
+        </w:rPr>
+      </w:pPr>
+      <m:oMath>
+        <m:r>
+          <w:rPr>
+            <w:rFonts w:ascii="Cambria Math" w:eastAsiaTheme="minorEastAsia" w:hAnsi="Cambria Math"/>
+            <w:sz w:val="20"/>
+            <w:szCs w:val="20"/>
+            <w:lang w:val="es-ES"/>
+          </w:rPr>
+          <w:lastRenderedPageBreak/>
+          <m:t>k</m:t>
+        </m:r>
+      </m:oMath>
+      <w:r>
+        <w:rPr>
+          <w:rFonts w:eastAsiaTheme="minorEastAsia"/>
+          <w:sz w:val="20"/>
+          <w:szCs w:val="20"/>
+          <w:lang w:val="es-ES"/>
+        </w:rPr>
+        <w:t xml:space="preserve"> es un grado de prop</w:t>
+      </w:r>
+      <w:r>
+        <w:rPr>
+          <w:rFonts w:eastAsiaTheme="minorEastAsia"/>
+          <w:sz w:val="20"/>
+          <w:szCs w:val="20"/>
+          <w:lang w:val="es-ES"/>
+        </w:rPr>
+        <w:t>orcionalidad, de libertad. Esta constante la elijo arbitrariamente de manera tal que me sirva. Hago que la curva pase por un punto donde la frecuencia analógica coincida con la frecuencia digital en unidades físicas (</w:t>
+      </w:r>
+      <m:oMath>
+        <m:r>
+          <w:rPr>
+            <w:rFonts w:ascii="Cambria Math" w:eastAsiaTheme="minorEastAsia" w:hAnsi="Cambria Math"/>
+            <w:sz w:val="20"/>
+            <w:szCs w:val="20"/>
+            <w:lang w:val="es-ES"/>
+          </w:rPr>
+          <m:t>Hz</m:t>
+        </m:r>
+      </m:oMath>
+      <w:r>
+        <w:rPr>
+          <w:rFonts w:eastAsiaTheme="minorEastAsia"/>
+          <w:sz w:val="20"/>
+          <w:szCs w:val="20"/>
+          <w:lang w:val="es-ES"/>
+        </w:rPr>
+        <w:t>).</w:t>
+      </w:r>
+      <w:r>
+        <w:rPr>
+          <w:rFonts w:eastAsiaTheme="minorEastAsia"/>
+          <w:sz w:val="20"/>
+          <w:szCs w:val="20"/>
+          <w:lang w:val="es-ES"/>
+        </w:rPr>
+        <w:t xml:space="preserve"> Un punto crítico de mi filtro me puede servir. </w:t>
+      </w:r>
+    </w:p>
+    <w:p>
+      <w:pPr>
+        <w:rPr>
+          <w:rFonts w:eastAsiaTheme="minorEastAsia"/>
+          <w:sz w:val="20"/>
+          <w:szCs w:val="20"/>
+          <w:lang w:val="es-ES"/>
+        </w:rPr>
+      </w:pPr>
+      <w:r>
+        <w:rPr>
+          <w:rFonts w:eastAsiaTheme="minorEastAsia"/>
+          <w:sz w:val="20"/>
+          <w:szCs w:val="20"/>
+          <w:lang w:val="es-ES"/>
+        </w:rPr>
+        <w:t>Mapear de</w:t>
+      </w:r>
+      <w:r>
+        <w:rPr>
+          <w:rFonts w:ascii="Cambria Math" w:eastAsiaTheme="minorEastAsia" w:hAnsi="Cambria Math"/>
+          <w:i/>
+          <w:sz w:val="20"/>
+          <w:szCs w:val="20"/>
+          <w:lang w:val="es-ES"/>
+        </w:rPr>
+        <w:t xml:space="preserve"> s</w:t>
+      </w:r>
+      <w:r>
+        <w:rPr>
+          <w:rFonts w:eastAsiaTheme="minorEastAsia"/>
+          <w:sz w:val="20"/>
+          <w:szCs w:val="20"/>
+          <w:lang w:val="es-ES"/>
+        </w:rPr>
+        <w:t xml:space="preserve"> a </w:t>
+      </w:r>
+      <m:oMath>
+        <m:r>
+          <w:rPr>
+            <w:rFonts w:ascii="Cambria Math" w:eastAsiaTheme="minorEastAsia" w:hAnsi="Cambria Math"/>
+            <w:sz w:val="20"/>
+            <w:szCs w:val="20"/>
+            <w:lang w:val="es-ES"/>
+          </w:rPr>
+          <m:t>z</m:t>
+        </m:r>
+      </m:oMath>
+      <w:r>
+        <w:rPr>
+          <w:rFonts w:eastAsiaTheme="minorEastAsia"/>
+          <w:sz w:val="20"/>
+          <w:szCs w:val="20"/>
+          <w:lang w:val="es-ES"/>
+        </w:rPr>
+        <w:t xml:space="preserve">, me va a comprimir el grafico del módulo. Me comprime el rango dinámico.  </w:t>
+      </w:r>
+    </w:p>
+    <w:p>
+      <w:pPr>
+        <w:rPr>
+          <w:rFonts w:eastAsiaTheme="minorEastAsia"/>
+          <w:sz w:val="20"/>
+          <w:szCs w:val="20"/>
+          <w:lang w:val="es-ES"/>
+        </w:rPr>
+      </w:pPr>
+      <w:r>
+        <w:rPr>
+          <w:rFonts w:eastAsiaTheme="minorEastAsia"/>
+          <w:sz w:val="20"/>
+          <w:szCs w:val="20"/>
+          <w:lang w:val="es-ES"/>
+        </w:rPr>
+        <w:t xml:space="preserve">No hay filtros analógicos de tipo FIR, todos son filtros IIR.  </w:t>
+      </w:r>
+    </w:p>
+    <w:p>
+      <w:pPr>
+        <w:rPr>
+          <w:rFonts w:eastAsiaTheme="minorEastAsia"/>
+          <w:sz w:val="20"/>
+          <w:szCs w:val="20"/>
+          <w:lang w:val="es-ES"/>
+        </w:rPr>
+      </w:pPr>
+      <w:r>
+        <w:rPr>
+          <w:rFonts w:eastAsiaTheme="minorEastAsia"/>
+          <w:sz w:val="20"/>
+          <w:szCs w:val="20"/>
+          <w:lang w:val="es-ES"/>
+        </w:rPr>
+        <w:t xml:space="preserve">La transformada bilineal de un filtro analógico me va a dar un filtro tipo IIR. </w:t>
+      </w:r>
+    </w:p>
+    <w:p>
+      <w:pPr>
+        <w:rPr>
+          <w:rFonts w:eastAsiaTheme="minorEastAsia"/>
+          <w:sz w:val="20"/>
+          <w:szCs w:val="20"/>
+          <w:lang w:val="es-ES"/>
+        </w:rPr>
+      </w:pPr>
+      <w:r>
+        <w:rPr>
+          <w:rFonts w:eastAsiaTheme="minorEastAsia"/>
+          <w:sz w:val="20"/>
+          <w:szCs w:val="20"/>
+          <w:lang w:val="es-ES"/>
+        </w:rPr>
+        <w:t xml:space="preserve">Los polos en el origen me dicen que es un FIR. </w:t>
+      </w:r>
+      <w:bookmarkStart w:id="0" w:name="_GoBack"/>
+      <w:bookmarkEnd w:id="0"/>
+    </w:p>
+    <w:p>
+      <w:pPr>
+        <w:rPr>
+          <w:rFonts w:eastAsiaTheme="minorEastAsia"/>
+          <w:sz w:val="20"/>
+          <w:szCs w:val="20"/>
+          <w:lang w:val="es-ES"/>
+        </w:rPr>
+      </w:pPr>
+      <w:r>
+        <w:rPr>
+          <w:rFonts w:eastAsiaTheme="minorEastAsia"/>
+          <w:sz w:val="20"/>
+          <w:szCs w:val="20"/>
+          <w:lang w:val="es-ES"/>
+        </w:rPr>
+        <w:t xml:space="preserve">Si hay filtros digitales de tipo FIR. </w:t>
+      </w:r>
+    </w:p>
+    <w:p>
+      <w:pPr>
+        <w:rPr>
+          <w:rFonts w:eastAsiaTheme="minorEastAsia"/>
+          <w:sz w:val="20"/>
+          <w:szCs w:val="20"/>
+          <w:lang w:val="es-ES"/>
+        </w:rPr>
+      </w:pPr>
+      <w:r>
+        <w:rPr>
+          <w:rFonts w:eastAsiaTheme="minorEastAsia"/>
+          <w:sz w:val="20"/>
+          <w:szCs w:val="20"/>
+          <w:lang w:val="es-ES"/>
+        </w:rPr>
+        <w:t xml:space="preserve">Polos y ceros </w:t>
+      </w:r>
+    </w:p>
+    <w:p>
+      <w:pPr>
+        <w:rPr>
+          <w:rFonts w:eastAsiaTheme="minorEastAsia"/>
+          <w:sz w:val="20"/>
+          <w:szCs w:val="20"/>
+          <w:lang w:val="es-ES"/>
+        </w:rPr>
+      </w:pPr>
+      <w:r>
+        <w:rPr>
+          <w:rFonts w:eastAsiaTheme="minorEastAsia"/>
+          <w:sz w:val="20"/>
+          <w:szCs w:val="20"/>
+          <w:lang w:val="es-ES"/>
+        </w:rPr>
+        <w:t xml:space="preserve">Si en </w:t>
+      </w:r>
+      <m:oMath>
+        <m:r>
+          <w:rPr>
+            <w:rFonts w:ascii="Cambria Math" w:eastAsiaTheme="minorEastAsia" w:hAnsi="Cambria Math"/>
+            <w:sz w:val="20"/>
+            <w:szCs w:val="20"/>
+            <w:lang w:val="es-ES"/>
+          </w:rPr>
+          <m:t>s</m:t>
+        </m:r>
+      </m:oMath>
+      <w:r>
+        <w:rPr>
+          <w:rFonts w:eastAsiaTheme="minorEastAsia"/>
+          <w:sz w:val="20"/>
+          <w:szCs w:val="20"/>
+          <w:lang w:val="es-ES"/>
+        </w:rPr>
+        <w:t xml:space="preserve"> los polos y los ceros tienen el mismo ángulo </w:t>
+      </w:r>
+      <w:r>
+        <w:rPr>
+          <w:rFonts w:eastAsiaTheme="minorEastAsia"/>
+          <w:sz w:val="20"/>
+          <w:szCs w:val="20"/>
+          <w:lang w:val="es-ES"/>
+        </w:rPr>
+        <w:sym w:font="Wingdings" w:char="F0E0"/>
+      </w:r>
+      <w:r>
+        <w:rPr>
+          <w:rFonts w:eastAsiaTheme="minorEastAsia"/>
+          <w:sz w:val="20"/>
+          <w:szCs w:val="20"/>
+          <w:lang w:val="es-ES"/>
+        </w:rPr>
+        <w:t xml:space="preserve"> en el plano</w:t>
+      </w:r>
+      <m:oMath>
+        <m:r>
+          <w:rPr>
+            <w:rFonts w:ascii="Cambria Math" w:eastAsiaTheme="minorEastAsia" w:hAnsi="Cambria Math"/>
+            <w:sz w:val="20"/>
+            <w:szCs w:val="20"/>
+            <w:lang w:val="es-ES"/>
+          </w:rPr>
+          <m:t xml:space="preserve"> z</m:t>
+        </m:r>
+      </m:oMath>
+      <w:r>
+        <w:rPr>
+          <w:rFonts w:eastAsiaTheme="minorEastAsia"/>
+          <w:sz w:val="20"/>
+          <w:szCs w:val="20"/>
+          <w:lang w:val="es-ES"/>
+        </w:rPr>
+        <w:t xml:space="preserve"> los ceros tienen que estar en el mismo ángulo que los polos, tienen que tener la misma frecuencia, eso es porque en </w:t>
+      </w:r>
+      <m:oMath>
+        <m:r>
+          <w:rPr>
+            <w:rFonts w:ascii="Cambria Math" w:eastAsiaTheme="minorEastAsia" w:hAnsi="Cambria Math"/>
+            <w:sz w:val="20"/>
+            <w:szCs w:val="20"/>
+            <w:lang w:val="es-ES"/>
+          </w:rPr>
+          <m:t>s</m:t>
+        </m:r>
+      </m:oMath>
+      <w:r>
+        <w:rPr>
+          <w:rFonts w:eastAsiaTheme="minorEastAsia"/>
+          <w:sz w:val="20"/>
+          <w:szCs w:val="20"/>
+          <w:lang w:val="es-ES"/>
+        </w:rPr>
+        <w:t xml:space="preserve"> también tienen la misma frecuencia (están sobre el mismo radio).</w:t>
+      </w:r>
+    </w:p>
+    <w:p>
+      <w:pPr>
+        <w:rPr>
+          <w:rFonts w:eastAsiaTheme="minorEastAsia"/>
+          <w:sz w:val="20"/>
+          <w:szCs w:val="20"/>
+          <w:lang w:val="es-ES"/>
+        </w:rPr>
+      </w:pPr>
+      <w:r>
+        <w:rPr>
+          <w:rFonts w:eastAsiaTheme="minorEastAsia"/>
+          <w:sz w:val="20"/>
+          <w:szCs w:val="20"/>
+          <w:lang w:val="es-ES"/>
+        </w:rPr>
+        <w:t xml:space="preserve">Si en </w:t>
+      </w:r>
+      <m:oMath>
+        <m:r>
+          <w:rPr>
+            <w:rFonts w:ascii="Cambria Math" w:eastAsiaTheme="minorEastAsia" w:hAnsi="Cambria Math"/>
+            <w:sz w:val="20"/>
+            <w:szCs w:val="20"/>
+            <w:lang w:val="es-ES"/>
+          </w:rPr>
+          <m:t xml:space="preserve">s </m:t>
+        </m:r>
+      </m:oMath>
+      <w:r>
+        <w:rPr>
+          <w:rFonts w:eastAsiaTheme="minorEastAsia"/>
+          <w:sz w:val="20"/>
+          <w:szCs w:val="20"/>
+          <w:lang w:val="es-ES"/>
+        </w:rPr>
+        <w:t xml:space="preserve">el radio de los polos es el doble que el radio de los ceros </w:t>
+      </w:r>
+      <w:r>
+        <w:rPr>
+          <w:rFonts w:eastAsiaTheme="minorEastAsia"/>
+          <w:sz w:val="20"/>
+          <w:szCs w:val="20"/>
+          <w:lang w:val="es-ES"/>
+        </w:rPr>
+        <w:sym w:font="Wingdings" w:char="F0E0"/>
+      </w:r>
+      <w:r>
+        <w:rPr>
+          <w:rFonts w:eastAsiaTheme="minorEastAsia"/>
+          <w:sz w:val="20"/>
+          <w:szCs w:val="20"/>
+          <w:lang w:val="es-ES"/>
+        </w:rPr>
+        <w:t xml:space="preserve"> en </w:t>
+      </w:r>
+      <m:oMath>
+        <m:r>
+          <w:rPr>
+            <w:rFonts w:ascii="Cambria Math" w:eastAsiaTheme="minorEastAsia" w:hAnsi="Cambria Math"/>
+            <w:sz w:val="20"/>
+            <w:szCs w:val="20"/>
+            <w:lang w:val="es-ES"/>
+          </w:rPr>
+          <m:t xml:space="preserve">z </m:t>
+        </m:r>
+      </m:oMath>
+      <w:r>
+        <w:rPr>
+          <w:rFonts w:eastAsiaTheme="minorEastAsia"/>
+          <w:sz w:val="20"/>
+          <w:szCs w:val="20"/>
+          <w:lang w:val="es-ES"/>
+        </w:rPr>
+        <w:t xml:space="preserve">los ceros </w:t>
+      </w:r>
+      <w:r>
+        <w:rPr>
+          <w:rFonts w:eastAsiaTheme="minorEastAsia"/>
+          <w:sz w:val="20"/>
+          <w:szCs w:val="20"/>
+          <w:lang w:val="es-ES"/>
+        </w:rPr>
+        <w:t xml:space="preserve">van a tener menor ángulo que los polos (no el doble porque hay una relación de tangente entre </w:t>
+      </w:r>
+      <m:oMath>
+        <m:r>
+          <w:rPr>
+            <w:rFonts w:ascii="Cambria Math" w:eastAsiaTheme="minorEastAsia" w:hAnsi="Cambria Math"/>
+            <w:sz w:val="20"/>
+            <w:szCs w:val="20"/>
+            <w:lang w:val="es-ES"/>
+          </w:rPr>
+          <m:t>ω</m:t>
+        </m:r>
+      </m:oMath>
+      <w:r>
+        <w:rPr>
+          <w:rFonts w:eastAsiaTheme="minorEastAsia"/>
+          <w:sz w:val="20"/>
+          <w:szCs w:val="20"/>
+          <w:lang w:val="es-ES"/>
+        </w:rPr>
+        <w:t xml:space="preserve"> y </w:t>
+      </w:r>
+      <m:oMath>
+        <m:r>
+          <m:rPr>
+            <m:sty m:val="p"/>
+          </m:rPr>
+          <w:rPr>
+            <w:rFonts w:ascii="Cambria Math" w:eastAsiaTheme="minorEastAsia" w:hAnsi="Cambria Math"/>
+            <w:sz w:val="20"/>
+            <w:szCs w:val="20"/>
+            <w:lang w:val="es-ES"/>
+          </w:rPr>
+          <m:t>Ω</m:t>
+        </m:r>
+      </m:oMath>
+      <w:r>
+        <w:rPr>
+          <w:rFonts w:eastAsiaTheme="minorEastAsia"/>
+          <w:sz w:val="20"/>
+          <w:szCs w:val="20"/>
+          <w:lang w:val="es-ES"/>
+        </w:rPr>
+        <w:t>).</w:t>
+      </w:r>
+    </w:p>
+    <w:p>
+      <w:pPr>
+        <w:rPr>
+          <w:rFonts w:eastAsiaTheme="minorEastAsia"/>
+          <w:sz w:val="20"/>
+          <w:szCs w:val="20"/>
+          <w:lang w:val="es-ES"/>
+        </w:rPr>
+      </w:pPr>
+      <w:r>
+        <w:rPr>
+          <w:rFonts w:eastAsiaTheme="minorEastAsia"/>
+          <w:sz w:val="20"/>
+          <w:szCs w:val="20"/>
+          <w:lang w:val="es-ES"/>
+        </w:rPr>
+        <w:t xml:space="preserve">Cuanto más cerca del radio unitario están los polos, tengo mayor </w:t>
+      </w:r>
+      <m:oMath>
+        <m:r>
+          <w:rPr>
+            <w:rFonts w:ascii="Cambria Math" w:eastAsiaTheme="minorEastAsia" w:hAnsi="Cambria Math"/>
+            <w:sz w:val="20"/>
+            <w:szCs w:val="20"/>
+            <w:lang w:val="es-ES"/>
+          </w:rPr>
+          <m:t>Q</m:t>
+        </m:r>
+      </m:oMath>
+      <w:r>
+        <w:rPr>
+          <w:rFonts w:eastAsiaTheme="minorEastAsia"/>
+          <w:sz w:val="20"/>
+          <w:szCs w:val="20"/>
+          <w:lang w:val="es-ES"/>
+        </w:rPr>
+        <w:t xml:space="preserve"> (factor de calidad), por lo que el filtro va a ser más selectivo. El </w:t>
+      </w:r>
+      <m:oMath>
+        <m:r>
+          <w:rPr>
+            <w:rFonts w:ascii="Cambria Math" w:eastAsiaTheme="minorEastAsia" w:hAnsi="Cambria Math"/>
+            <w:sz w:val="20"/>
+            <w:szCs w:val="20"/>
+            <w:lang w:val="es-ES"/>
+          </w:rPr>
+          <m:t>Q</m:t>
+        </m:r>
+      </m:oMath>
+      <w:r>
+        <w:rPr>
+          <w:rFonts w:eastAsiaTheme="minorEastAsia"/>
+          <w:sz w:val="20"/>
+          <w:szCs w:val="20"/>
+          <w:lang w:val="es-ES"/>
+        </w:rPr>
+        <w:t xml:space="preserve"> en </w:t>
+      </w:r>
+      <m:oMath>
+        <m:r>
+          <w:rPr>
+            <w:rFonts w:ascii="Cambria Math" w:eastAsiaTheme="minorEastAsia" w:hAnsi="Cambria Math"/>
+            <w:sz w:val="20"/>
+            <w:szCs w:val="20"/>
+            <w:lang w:val="es-ES"/>
+          </w:rPr>
+          <m:t>z</m:t>
+        </m:r>
+      </m:oMath>
+      <w:r>
+        <w:rPr>
+          <w:rFonts w:eastAsiaTheme="minorEastAsia"/>
+          <w:sz w:val="20"/>
+          <w:szCs w:val="20"/>
+          <w:lang w:val="es-ES"/>
+        </w:rPr>
+        <w:t xml:space="preserve"> es cercanía al radio unitario. </w:t>
+      </w:r>
+    </w:p>
+    <w:p>
+      <w:pPr>
+        <w:rPr>
+          <w:rFonts w:eastAsiaTheme="minorEastAsia"/>
+          <w:sz w:val="20"/>
+          <w:szCs w:val="20"/>
+          <w:lang w:val="es-ES"/>
+        </w:rPr>
+      </w:pPr>
+      <w:r>
+        <w:rPr>
+          <w:rFonts w:eastAsiaTheme="minorEastAsia"/>
+          <w:sz w:val="20"/>
+          <w:szCs w:val="20"/>
+          <w:lang w:val="es-ES"/>
+        </w:rPr>
+        <w:t xml:space="preserve">En </w:t>
+      </w:r>
+      <m:oMath>
+        <m:r>
+          <w:rPr>
+            <w:rFonts w:ascii="Cambria Math" w:eastAsiaTheme="minorEastAsia" w:hAnsi="Cambria Math"/>
+            <w:sz w:val="20"/>
+            <w:szCs w:val="20"/>
+            <w:lang w:val="es-ES"/>
+          </w:rPr>
+          <m:t>z</m:t>
+        </m:r>
+      </m:oMath>
+      <w:r>
+        <w:rPr>
+          <w:rFonts w:eastAsiaTheme="minorEastAsia"/>
+          <w:sz w:val="20"/>
+          <w:szCs w:val="20"/>
+          <w:lang w:val="es-ES"/>
+        </w:rPr>
+        <w:t xml:space="preserve">, más cerca de </w:t>
+      </w:r>
+      <m:oMath>
+        <m:r>
+          <w:rPr>
+            <w:rFonts w:ascii="Cambria Math" w:eastAsiaTheme="minorEastAsia" w:hAnsi="Cambria Math"/>
+            <w:sz w:val="20"/>
+            <w:szCs w:val="20"/>
+            <w:lang w:val="es-ES"/>
+          </w:rPr>
+          <m:t>π</m:t>
+        </m:r>
+      </m:oMath>
+      <w:r>
+        <w:rPr>
+          <w:rFonts w:eastAsiaTheme="minorEastAsia"/>
+          <w:sz w:val="20"/>
+          <w:szCs w:val="20"/>
+          <w:lang w:val="es-ES"/>
+        </w:rPr>
+        <w:t xml:space="preserve"> </w:t>
+      </w:r>
+      <w:r>
+        <w:rPr>
+          <w:rFonts w:eastAsiaTheme="minorEastAsia"/>
+          <w:sz w:val="20"/>
+          <w:szCs w:val="20"/>
+          <w:lang w:val="es-ES"/>
+        </w:rPr>
+        <w:sym w:font="Wingdings" w:char="F0E0"/>
+      </w:r>
+      <w:r>
+        <w:rPr>
+          <w:rFonts w:eastAsiaTheme="minorEastAsia"/>
+          <w:sz w:val="20"/>
+          <w:szCs w:val="20"/>
+          <w:lang w:val="es-ES"/>
+        </w:rPr>
+        <w:t xml:space="preserve"> mayor frecuencia (mayor ángulo) </w:t>
+      </w:r>
+      <w:r>
+        <w:rPr>
+          <w:rFonts w:eastAsiaTheme="minorEastAsia"/>
+          <w:sz w:val="20"/>
+          <w:szCs w:val="20"/>
+          <w:lang w:val="es-ES"/>
+        </w:rPr>
+        <w:sym w:font="Wingdings" w:char="F0E0"/>
+      </w:r>
+      <w:r>
+        <w:rPr>
+          <w:rFonts w:eastAsiaTheme="minorEastAsia"/>
+          <w:sz w:val="20"/>
+          <w:szCs w:val="20"/>
+          <w:lang w:val="es-ES"/>
+        </w:rPr>
+        <w:t xml:space="preserve"> más cerca de Nyquist</w:t>
+      </w:r>
+    </w:p>
+    <w:p>
+      <w:pPr>
+        <w:rPr>
+          <w:rFonts w:eastAsiaTheme="minorEastAsia"/>
+          <w:sz w:val="20"/>
+          <w:szCs w:val="20"/>
+          <w:lang w:val="es-ES"/>
+        </w:rPr>
+      </w:pPr>
+      <w:r>
+        <w:rPr>
+          <w:rFonts w:eastAsiaTheme="minorEastAsia"/>
+          <w:sz w:val="20"/>
+          <w:szCs w:val="20"/>
+          <w:lang w:val="es-ES"/>
+        </w:rPr>
+        <w:t xml:space="preserve">Si en </w:t>
+      </w:r>
+      <m:oMath>
+        <m:r>
+          <w:rPr>
+            <w:rFonts w:ascii="Cambria Math" w:eastAsiaTheme="minorEastAsia" w:hAnsi="Cambria Math"/>
+            <w:sz w:val="20"/>
+            <w:szCs w:val="20"/>
+            <w:lang w:val="es-ES"/>
+          </w:rPr>
+          <m:t>z</m:t>
+        </m:r>
+      </m:oMath>
+      <w:r>
+        <w:rPr>
+          <w:rFonts w:eastAsiaTheme="minorEastAsia"/>
+          <w:sz w:val="20"/>
+          <w:szCs w:val="20"/>
+          <w:lang w:val="es-ES"/>
+        </w:rPr>
+        <w:t xml:space="preserve"> los ceros están sobre el circulo unitario, entonces él </w:t>
+      </w:r>
+      <m:oMath>
+        <m:r>
+          <w:rPr>
+            <w:rFonts w:ascii="Cambria Math" w:eastAsiaTheme="minorEastAsia" w:hAnsi="Cambria Math"/>
+            <w:sz w:val="20"/>
+            <w:szCs w:val="20"/>
+            <w:lang w:val="es-ES"/>
+          </w:rPr>
+          <m:t>Q</m:t>
+        </m:r>
+      </m:oMath>
+      <w:r>
+        <w:rPr>
+          <w:rFonts w:eastAsiaTheme="minorEastAsia"/>
+          <w:sz w:val="20"/>
+          <w:szCs w:val="20"/>
+          <w:lang w:val="es-ES"/>
+        </w:rPr>
+        <w:t xml:space="preserve"> es cero.</w:t>
+      </w:r>
+    </w:p>
+    <w:p>
+      <w:pPr>
+        <w:rPr>
+          <w:rFonts w:eastAsiaTheme="minorEastAsia"/>
+          <w:sz w:val="20"/>
+          <w:szCs w:val="20"/>
+          <w:lang w:val="es-ES"/>
+        </w:rPr>
+      </w:pPr>
+      <w:r>
+        <w:rPr>
+          <w:rFonts w:eastAsiaTheme="minorEastAsia"/>
+          <w:sz w:val="20"/>
+          <w:szCs w:val="20"/>
+          <w:lang w:val="es-ES"/>
+        </w:rPr>
+        <w:t xml:space="preserve">Si en </w:t>
+      </w:r>
+      <m:oMath>
+        <m:r>
+          <w:rPr>
+            <w:rFonts w:ascii="Cambria Math" w:eastAsiaTheme="minorEastAsia" w:hAnsi="Cambria Math"/>
+            <w:sz w:val="20"/>
+            <w:szCs w:val="20"/>
+            <w:lang w:val="es-ES"/>
+          </w:rPr>
+          <m:t>s</m:t>
+        </m:r>
+      </m:oMath>
+      <w:r>
+        <w:rPr>
+          <w:rFonts w:eastAsiaTheme="minorEastAsia"/>
+          <w:sz w:val="20"/>
+          <w:szCs w:val="20"/>
+          <w:lang w:val="es-ES"/>
+        </w:rPr>
+        <w:t xml:space="preserve"> están sobre el eje </w:t>
+      </w:r>
+      <m:oMath>
+        <m:r>
+          <w:rPr>
+            <w:rFonts w:ascii="Cambria Math" w:eastAsiaTheme="minorEastAsia" w:hAnsi="Cambria Math"/>
+            <w:sz w:val="20"/>
+            <w:szCs w:val="20"/>
+            <w:lang w:val="es-ES"/>
+          </w:rPr>
+          <m:t>jω</m:t>
+        </m:r>
+      </m:oMath>
+      <w:r>
+        <w:rPr>
+          <w:rFonts w:eastAsiaTheme="minorEastAsia"/>
+          <w:sz w:val="20"/>
+          <w:szCs w:val="20"/>
+          <w:lang w:val="es-ES"/>
+        </w:rPr>
+        <w:t xml:space="preserve">, el </w:t>
+      </w:r>
+      <m:oMath>
+        <m:r>
+          <w:rPr>
+            <w:rFonts w:ascii="Cambria Math" w:eastAsiaTheme="minorEastAsia" w:hAnsi="Cambria Math"/>
+            <w:sz w:val="20"/>
+            <w:szCs w:val="20"/>
+            <w:lang w:val="es-ES"/>
+          </w:rPr>
+          <m:t>Q</m:t>
+        </m:r>
+      </m:oMath>
+      <w:r>
+        <w:rPr>
+          <w:rFonts w:eastAsiaTheme="minorEastAsia"/>
+          <w:sz w:val="20"/>
+          <w:szCs w:val="20"/>
+          <w:lang w:val="es-ES"/>
+        </w:rPr>
+        <w:t xml:space="preserve"> es cero.  </w:t>
+      </w:r>
+    </w:p>
+    <w:p>
+      <w:pPr>
+        <w:rPr>
+          <w:rFonts w:eastAsiaTheme="minorEastAsia"/>
+          <w:sz w:val="20"/>
+          <w:szCs w:val="20"/>
+          <w:lang w:val="es-ES"/>
+        </w:rPr>
+      </w:pPr>
+    </w:p>
+    <w:p>
+      <w:pPr>
+        <w:rPr>
+          <w:sz w:val="20"/>
+          <w:szCs w:val="20"/>
+          <w:lang w:val="es-ES"/>
+        </w:rPr>
+      </w:pPr>
     </w:p>
     <w:sectPr>
       <w:pgSz w:w="12240" w:h="15840"/>
@@ -12201,7 +13977,7 @@
 </file>
 
 <file path=customXml/itemProps1.xml><?xml version="1.0" encoding="utf-8"?>
-<ds:datastoreItem xmlns:ds="http://schemas.openxmlformats.org/officeDocument/2006/customXml" ds:itemID="{A5B5B693-18A8-4056-B854-0BBF85A80AD5}">
+<ds:datastoreItem xmlns:ds="http://schemas.openxmlformats.org/officeDocument/2006/customXml" ds:itemID="{F03405D6-5295-4147-BAA5-0C38BE7E46FD}">
   <ds:schemaRefs>
     <ds:schemaRef ds:uri="http://schemas.openxmlformats.org/officeDocument/2006/bibliography"/>
   </ds:schemaRefs>

--- a/Resumen 2do Parcial.docx
+++ b/Resumen 2do Parcial.docx
@@ -1,6 +1,6 @@
 
 <file path=word/document.xml><?xml version="1.0" encoding="utf-8"?>
-<w:document xmlns:wpc="http://schemas.microsoft.com/office/word/2010/wordprocessingCanvas" xmlns:cx="http://schemas.microsoft.com/office/drawing/2014/chartex" xmlns:mc="http://schemas.openxmlformats.org/markup-compatibility/2006" xmlns:o="urn:schemas-microsoft-com:office:office" xmlns:r="http://schemas.openxmlformats.org/officeDocument/2006/relationships" xmlns:m="http://schemas.openxmlformats.org/officeDocument/2006/math" xmlns:v="urn:schemas-microsoft-com:vml" xmlns:wp14="http://schemas.microsoft.com/office/word/2010/wordprocessingDrawing" xmlns:wp="http://schemas.openxmlformats.org/drawingml/2006/wordprocessingDrawing" xmlns:w10="urn:schemas-microsoft-com:office:word" xmlns:w="http://schemas.openxmlformats.org/wordprocessingml/2006/main" xmlns:w14="http://schemas.microsoft.com/office/word/2010/wordml" xmlns:w15="http://schemas.microsoft.com/office/word/2012/wordml" xmlns:w16se="http://schemas.microsoft.com/office/word/2015/wordml/symex" xmlns:wpg="http://schemas.microsoft.com/office/word/2010/wordprocessingGroup" xmlns:wpi="http://schemas.microsoft.com/office/word/2010/wordprocessingInk" xmlns:wne="http://schemas.microsoft.com/office/word/2006/wordml" xmlns:wps="http://schemas.microsoft.com/office/word/2010/wordprocessingShape" mc:Ignorable="w14 w15 w16se wp14">
+<w:document xmlns:wpc="http://schemas.microsoft.com/office/word/2010/wordprocessingCanvas" xmlns:cx="http://schemas.microsoft.com/office/drawing/2014/chartex" xmlns:cx1="http://schemas.microsoft.com/office/drawing/2015/9/8/chartex" xmlns:cx2="http://schemas.microsoft.com/office/drawing/2015/10/21/chartex" xmlns:cx3="http://schemas.microsoft.com/office/drawing/2016/5/9/chartex" xmlns:cx4="http://schemas.microsoft.com/office/drawing/2016/5/10/chartex" xmlns:cx5="http://schemas.microsoft.com/office/drawing/2016/5/11/chartex" xmlns:cx6="http://schemas.microsoft.com/office/drawing/2016/5/12/chartex" xmlns:cx7="http://schemas.microsoft.com/office/drawing/2016/5/13/chartex" xmlns:cx8="http://schemas.microsoft.com/office/drawing/2016/5/14/chartex" xmlns:mc="http://schemas.openxmlformats.org/markup-compatibility/2006" xmlns:aink="http://schemas.microsoft.com/office/drawing/2016/ink" xmlns:am3d="http://schemas.microsoft.com/office/drawing/2017/model3d" xmlns:o="urn:schemas-microsoft-com:office:office" xmlns:oel="http://schemas.microsoft.com/office/2019/extlst" xmlns:r="http://schemas.openxmlformats.org/officeDocument/2006/relationships" xmlns:m="http://schemas.openxmlformats.org/officeDocument/2006/math" xmlns:v="urn:schemas-microsoft-com:vml" xmlns:wp14="http://schemas.microsoft.com/office/word/2010/wordprocessingDrawing" xmlns:wp="http://schemas.openxmlformats.org/drawingml/2006/wordprocessingDrawing" xmlns:w10="urn:schemas-microsoft-com:office:word" xmlns:w="http://schemas.openxmlformats.org/wordprocessingml/2006/main" xmlns:w14="http://schemas.microsoft.com/office/word/2010/wordml" xmlns:w15="http://schemas.microsoft.com/office/word/2012/wordml" xmlns:w16cex="http://schemas.microsoft.com/office/word/2018/wordml/cex" xmlns:w16cid="http://schemas.microsoft.com/office/word/2016/wordml/cid" xmlns:w16="http://schemas.microsoft.com/office/word/2018/wordml" xmlns:w16du="http://schemas.microsoft.com/office/word/2023/wordml/word16du" xmlns:w16sdtdh="http://schemas.microsoft.com/office/word/2020/wordml/sdtdatahash" xmlns:w16sdtfl="http://schemas.microsoft.com/office/word/2024/wordml/sdtformatlock" xmlns:w16se="http://schemas.microsoft.com/office/word/2015/wordml/symex" xmlns:wpg="http://schemas.microsoft.com/office/word/2010/wordprocessingGroup" xmlns:wpi="http://schemas.microsoft.com/office/word/2010/wordprocessingInk" xmlns:wne="http://schemas.microsoft.com/office/word/2006/wordml" xmlns:wps="http://schemas.microsoft.com/office/word/2010/wordprocessingShape" mc:Ignorable="w14 w15 w16se w16cid w16 w16cex w16sdtdh w16sdtfl w16du wp14">
   <w:body>
     <w:p>
       <w:pPr>
@@ -93,13 +93,19 @@
     <w:p>
       <w:pPr>
         <w:rPr>
-          <w:sz w:val="20"/>
-          <w:szCs w:val="20"/>
-          <w:lang w:val="es-ES"/>
-        </w:rPr>
-      </w:pPr>
-      <w:r>
-        <w:rPr>
+          <w:b/>
+          <w:bCs/>
+          <w:color w:val="ED7D31" w:themeColor="accent2"/>
+          <w:sz w:val="20"/>
+          <w:szCs w:val="20"/>
+          <w:lang w:val="es-ES"/>
+        </w:rPr>
+      </w:pPr>
+      <w:r>
+        <w:rPr>
+          <w:b/>
+          <w:bCs/>
+          <w:color w:val="ED7D31" w:themeColor="accent2"/>
           <w:sz w:val="20"/>
           <w:szCs w:val="20"/>
           <w:lang w:val="es-ES"/>
@@ -109,7 +115,7 @@
     </w:p>
     <w:p>
       <w:pPr>
-        <w:pStyle w:val="Prrafodelista"/>
+        <w:pStyle w:val="ListParagraph"/>
         <w:numPr>
           <w:ilvl w:val="0"/>
           <w:numId w:val="1"/>
@@ -131,7 +137,7 @@
     </w:p>
     <w:p>
       <w:pPr>
-        <w:pStyle w:val="Prrafodelista"/>
+        <w:pStyle w:val="ListParagraph"/>
         <w:numPr>
           <w:ilvl w:val="0"/>
           <w:numId w:val="1"/>
@@ -153,7 +159,7 @@
     </w:p>
     <w:p>
       <w:pPr>
-        <w:pStyle w:val="Prrafodelista"/>
+        <w:pStyle w:val="ListParagraph"/>
         <w:numPr>
           <w:ilvl w:val="0"/>
           <w:numId w:val="1"/>
@@ -176,16 +182,29 @@
     <w:p>
       <w:pPr>
         <w:rPr>
-          <w:lang w:val="es-ES"/>
-        </w:rPr>
-      </w:pPr>
-      <w:r>
-        <w:rPr>
-          <w:sz w:val="20"/>
-          <w:szCs w:val="20"/>
-          <w:lang w:val="es-ES"/>
-        </w:rPr>
-        <w:t xml:space="preserve">Observación: </w:t>
+          <w:sz w:val="20"/>
+          <w:szCs w:val="20"/>
+          <w:lang w:val="es-ES"/>
+        </w:rPr>
+      </w:pPr>
+      <w:r>
+        <w:rPr>
+          <w:b/>
+          <w:bCs/>
+          <w:color w:val="538135" w:themeColor="accent6" w:themeShade="BF"/>
+          <w:sz w:val="20"/>
+          <w:szCs w:val="20"/>
+          <w:lang w:val="es-ES"/>
+        </w:rPr>
+        <w:t>Observación</w:t>
+      </w:r>
+      <w:r>
+        <w:rPr>
+          <w:sz w:val="20"/>
+          <w:szCs w:val="20"/>
+          <w:lang w:val="es-ES"/>
+        </w:rPr>
+        <w:t xml:space="preserve">: </w:t>
       </w:r>
       <w:r>
         <w:rPr>
@@ -206,19 +225,565 @@
       </w:pPr>
       <w:r>
         <w:rPr>
-          <w:sz w:val="20"/>
-          <w:szCs w:val="20"/>
-          <w:lang w:val="es-ES"/>
-        </w:rPr>
-        <w:t>R</w:t>
-      </w:r>
-      <w:r>
-        <w:rPr>
-          <w:sz w:val="20"/>
-          <w:szCs w:val="20"/>
-          <w:lang w:val="es-ES"/>
-        </w:rPr>
-        <w:t>ectangular</w:t>
+          <w:lang w:val="es-ES"/>
+        </w:rPr>
+        <w:drawing>
+          <wp:inline distT="0" distB="0" distL="0" distR="0" wp14:anchorId="56082BCD" wp14:editId="19DD12CB">
+            <wp:extent cx="5612130" cy="1757045"/>
+            <wp:effectExtent l="0" t="0" r="7620" b="0"/>
+            <wp:docPr id="931715249" name="Picture 1"/>
+            <wp:cNvGraphicFramePr>
+              <a:graphicFrameLocks xmlns:a="http://schemas.openxmlformats.org/drawingml/2006/main" noChangeAspect="1"/>
+            </wp:cNvGraphicFramePr>
+            <a:graphic xmlns:a="http://schemas.openxmlformats.org/drawingml/2006/main">
+              <a:graphicData uri="http://schemas.openxmlformats.org/drawingml/2006/picture">
+                <pic:pic xmlns:pic="http://schemas.openxmlformats.org/drawingml/2006/picture">
+                  <pic:nvPicPr>
+                    <pic:cNvPr id="931715249" name=""/>
+                    <pic:cNvPicPr/>
+                  </pic:nvPicPr>
+                  <pic:blipFill>
+                    <a:blip r:embed="rId6"/>
+                    <a:stretch>
+                      <a:fillRect/>
+                    </a:stretch>
+                  </pic:blipFill>
+                  <pic:spPr>
+                    <a:xfrm>
+                      <a:off x="0" y="0"/>
+                      <a:ext cx="5612130" cy="1757045"/>
+                    </a:xfrm>
+                    <a:prstGeom prst="rect">
+                      <a:avLst/>
+                    </a:prstGeom>
+                  </pic:spPr>
+                </pic:pic>
+              </a:graphicData>
+            </a:graphic>
+          </wp:inline>
+        </w:drawing>
+      </w:r>
+    </w:p>
+    <w:p>
+      <w:pPr>
+        <w:jc w:val="center"/>
+        <w:rPr>
+          <w:lang w:val="es-ES"/>
+        </w:rPr>
+      </w:pPr>
+      <w:r>
+        <w:rPr>
+          <w:lang w:val="es-ES"/>
+        </w:rPr>
+        <w:drawing>
+          <wp:inline distT="0" distB="0" distL="0" distR="0" wp14:anchorId="44F4D3FE" wp14:editId="06FA120E">
+            <wp:extent cx="5612130" cy="1362710"/>
+            <wp:effectExtent l="0" t="0" r="7620" b="8890"/>
+            <wp:docPr id="607238740" name="Picture 1"/>
+            <wp:cNvGraphicFramePr>
+              <a:graphicFrameLocks xmlns:a="http://schemas.openxmlformats.org/drawingml/2006/main" noChangeAspect="1"/>
+            </wp:cNvGraphicFramePr>
+            <a:graphic xmlns:a="http://schemas.openxmlformats.org/drawingml/2006/main">
+              <a:graphicData uri="http://schemas.openxmlformats.org/drawingml/2006/picture">
+                <pic:pic xmlns:pic="http://schemas.openxmlformats.org/drawingml/2006/picture">
+                  <pic:nvPicPr>
+                    <pic:cNvPr id="607238740" name=""/>
+                    <pic:cNvPicPr/>
+                  </pic:nvPicPr>
+                  <pic:blipFill>
+                    <a:blip r:embed="rId7"/>
+                    <a:stretch>
+                      <a:fillRect/>
+                    </a:stretch>
+                  </pic:blipFill>
+                  <pic:spPr>
+                    <a:xfrm>
+                      <a:off x="0" y="0"/>
+                      <a:ext cx="5612130" cy="1362710"/>
+                    </a:xfrm>
+                    <a:prstGeom prst="rect">
+                      <a:avLst/>
+                    </a:prstGeom>
+                  </pic:spPr>
+                </pic:pic>
+              </a:graphicData>
+            </a:graphic>
+          </wp:inline>
+        </w:drawing>
+      </w:r>
+    </w:p>
+    <w:p>
+      <w:pPr>
+        <w:rPr>
+          <w:lang w:val="es-ES"/>
+        </w:rPr>
+      </w:pPr>
+      <w:r>
+        <w:rPr>
+          <w:lang w:val="es-ES"/>
+        </w:rPr>
+        <w:t xml:space="preserve">Si tengo una señal con un pico fuerte en </w:t>
+      </w:r>
+      <m:oMath>
+        <m:r>
+          <w:rPr>
+            <w:rFonts w:ascii="Cambria Math" w:hAnsi="Cambria Math"/>
+            <w:lang w:val="es-ES"/>
+          </w:rPr>
+          <m:t>0</m:t>
+        </m:r>
+        <m:r>
+          <w:rPr>
+            <w:rFonts w:ascii="Cambria Math" w:hAnsi="Cambria Math"/>
+            <w:lang w:val="es-ES"/>
+          </w:rPr>
+          <m:t xml:space="preserve"> </m:t>
+        </m:r>
+        <m:r>
+          <w:rPr>
+            <w:rFonts w:ascii="Cambria Math" w:hAnsi="Cambria Math"/>
+            <w:lang w:val="es-ES"/>
+          </w:rPr>
+          <m:t>dB</m:t>
+        </m:r>
+      </m:oMath>
+      <w:r>
+        <w:rPr>
+          <w:lang w:val="es-ES"/>
+        </w:rPr>
+        <w:t xml:space="preserve"> y un pico débil en </w:t>
+      </w:r>
+      <m:oMath>
+        <m:r>
+          <w:rPr>
+            <w:rFonts w:ascii="Cambria Math" w:hAnsi="Cambria Math"/>
+            <w:lang w:val="es-ES"/>
+          </w:rPr>
+          <m:t>-40</m:t>
+        </m:r>
+        <m:r>
+          <w:rPr>
+            <w:rFonts w:ascii="Cambria Math" w:hAnsi="Cambria Math"/>
+            <w:lang w:val="es-ES"/>
+          </w:rPr>
+          <m:t xml:space="preserve"> </m:t>
+        </m:r>
+        <m:r>
+          <w:rPr>
+            <w:rFonts w:ascii="Cambria Math" w:hAnsi="Cambria Math"/>
+            <w:lang w:val="es-ES"/>
+          </w:rPr>
+          <m:t>dB,</m:t>
+        </m:r>
+      </m:oMath>
+      <w:r>
+        <w:rPr>
+          <w:lang w:val="es-ES"/>
+        </w:rPr>
+        <w:t xml:space="preserve"> para cada ventana de la tabla decidir si los lóbulos laterales del pico fuerte “tapan” al pico débil. </w:t>
+      </w:r>
+    </w:p>
+    <w:p>
+      <w:pPr>
+        <w:pStyle w:val="ListParagraph"/>
+        <w:numPr>
+          <w:ilvl w:val="0"/>
+          <w:numId w:val="15"/>
+        </w:numPr>
+        <w:rPr>
+          <w:lang w:val="es-ES"/>
+        </w:rPr>
+      </w:pPr>
+      <w:r>
+        <w:rPr>
+          <w:lang w:val="es-ES"/>
+        </w:rPr>
+        <w:t xml:space="preserve">Rectangular: 1er lóbulo lateral </w:t>
+      </w:r>
+      <w:r>
+        <w:rPr>
+          <w:lang w:val="en-US"/>
+        </w:rPr>
+        <w:sym w:font="Wingdings" w:char="F0E0"/>
+      </w:r>
+      <w:r>
+        <w:rPr>
+          <w:lang w:val="es-ES"/>
+        </w:rPr>
+        <w:t xml:space="preserve"> </w:t>
+      </w:r>
+      <m:oMath>
+        <m:r>
+          <w:rPr>
+            <w:rFonts w:ascii="Cambria Math" w:hAnsi="Cambria Math"/>
+            <w:lang w:val="es-ES"/>
+          </w:rPr>
+          <m:t>-13</m:t>
+        </m:r>
+        <m:r>
+          <w:rPr>
+            <w:rFonts w:ascii="Cambria Math" w:hAnsi="Cambria Math"/>
+            <w:lang w:val="es-ES"/>
+          </w:rPr>
+          <m:t xml:space="preserve"> </m:t>
+        </m:r>
+        <m:r>
+          <w:rPr>
+            <w:rFonts w:ascii="Cambria Math" w:hAnsi="Cambria Math"/>
+            <w:lang w:val="es-ES"/>
+          </w:rPr>
+          <m:t>dB</m:t>
+        </m:r>
+      </m:oMath>
+    </w:p>
+    <w:p>
+      <w:pPr>
+        <w:pStyle w:val="ListParagraph"/>
+        <w:numPr>
+          <w:ilvl w:val="0"/>
+          <w:numId w:val="15"/>
+        </w:numPr>
+        <w:rPr>
+          <w:lang w:val="es-ES"/>
+        </w:rPr>
+      </w:pPr>
+      <w:r>
+        <w:rPr>
+          <w:lang w:val="es-ES"/>
+        </w:rPr>
+        <w:t xml:space="preserve">Hann: 1er lóbulo lateral </w:t>
+      </w:r>
+      <w:r>
+        <w:rPr>
+          <w:lang w:val="es-ES"/>
+        </w:rPr>
+        <w:sym w:font="Wingdings" w:char="F0E0"/>
+      </w:r>
+      <w:r>
+        <w:rPr>
+          <w:lang w:val="es-ES"/>
+        </w:rPr>
+        <w:t xml:space="preserve"> </w:t>
+      </w:r>
+      <m:oMath>
+        <m:r>
+          <w:rPr>
+            <w:rFonts w:ascii="Cambria Math" w:hAnsi="Cambria Math"/>
+            <w:lang w:val="es-ES"/>
+          </w:rPr>
+          <m:t>-32</m:t>
+        </m:r>
+        <m:r>
+          <w:rPr>
+            <w:rFonts w:ascii="Cambria Math" w:hAnsi="Cambria Math"/>
+            <w:lang w:val="es-ES"/>
+          </w:rPr>
+          <m:t xml:space="preserve"> </m:t>
+        </m:r>
+        <m:r>
+          <w:rPr>
+            <w:rFonts w:ascii="Cambria Math" w:hAnsi="Cambria Math"/>
+            <w:lang w:val="es-ES"/>
+          </w:rPr>
+          <m:t>dB</m:t>
+        </m:r>
+      </m:oMath>
+    </w:p>
+    <w:p>
+      <w:pPr>
+        <w:pStyle w:val="ListParagraph"/>
+        <w:numPr>
+          <w:ilvl w:val="0"/>
+          <w:numId w:val="15"/>
+        </w:numPr>
+        <w:rPr>
+          <w:lang w:val="es-ES"/>
+        </w:rPr>
+      </w:pPr>
+      <w:r>
+        <w:rPr>
+          <w:lang w:val="es-ES"/>
+        </w:rPr>
+        <w:t xml:space="preserve">Hamming: 1er lóbulo lateral </w:t>
+      </w:r>
+      <w:r>
+        <w:rPr>
+          <w:lang w:val="es-ES"/>
+        </w:rPr>
+        <w:sym w:font="Wingdings" w:char="F0E0"/>
+      </w:r>
+      <w:r>
+        <w:rPr>
+          <w:lang w:val="es-ES"/>
+        </w:rPr>
+        <w:t xml:space="preserve"> </w:t>
+      </w:r>
+      <m:oMath>
+        <m:r>
+          <w:rPr>
+            <w:rFonts w:ascii="Cambria Math" w:hAnsi="Cambria Math"/>
+            <w:lang w:val="es-ES"/>
+          </w:rPr>
+          <m:t>-43</m:t>
+        </m:r>
+        <m:r>
+          <w:rPr>
+            <w:rFonts w:ascii="Cambria Math" w:hAnsi="Cambria Math"/>
+            <w:lang w:val="es-ES"/>
+          </w:rPr>
+          <m:t xml:space="preserve"> </m:t>
+        </m:r>
+        <m:r>
+          <w:rPr>
+            <w:rFonts w:ascii="Cambria Math" w:hAnsi="Cambria Math"/>
+            <w:lang w:val="es-ES"/>
+          </w:rPr>
+          <m:t>dB</m:t>
+        </m:r>
+      </m:oMath>
+    </w:p>
+    <w:p>
+      <w:pPr>
+        <w:pStyle w:val="ListParagraph"/>
+        <w:numPr>
+          <w:ilvl w:val="0"/>
+          <w:numId w:val="15"/>
+        </w:numPr>
+        <w:rPr>
+          <w:lang w:val="es-ES"/>
+        </w:rPr>
+      </w:pPr>
+      <w:r>
+        <w:rPr>
+          <w:lang w:val="es-ES"/>
+        </w:rPr>
+        <w:t xml:space="preserve">Blackman-Harris: 1er lóbulo lateral </w:t>
+      </w:r>
+      <w:r>
+        <w:rPr>
+          <w:lang w:val="es-ES"/>
+        </w:rPr>
+        <w:sym w:font="Wingdings" w:char="F0E0"/>
+      </w:r>
+      <w:r>
+        <w:rPr>
+          <w:lang w:val="es-ES"/>
+        </w:rPr>
+        <w:t xml:space="preserve"> </w:t>
+      </w:r>
+      <m:oMath>
+        <m:r>
+          <w:rPr>
+            <w:rFonts w:ascii="Cambria Math" w:hAnsi="Cambria Math"/>
+            <w:lang w:val="es-ES"/>
+          </w:rPr>
+          <m:t>-92</m:t>
+        </m:r>
+        <m:r>
+          <w:rPr>
+            <w:rFonts w:ascii="Cambria Math" w:hAnsi="Cambria Math"/>
+            <w:lang w:val="es-ES"/>
+          </w:rPr>
+          <m:t xml:space="preserve"> </m:t>
+        </m:r>
+        <m:r>
+          <w:rPr>
+            <w:rFonts w:ascii="Cambria Math" w:hAnsi="Cambria Math"/>
+            <w:lang w:val="es-ES"/>
+          </w:rPr>
+          <m:t>dB</m:t>
+        </m:r>
+      </m:oMath>
+    </w:p>
+    <w:p>
+      <w:pPr>
+        <w:pStyle w:val="ListParagraph"/>
+        <w:numPr>
+          <w:ilvl w:val="0"/>
+          <w:numId w:val="15"/>
+        </w:numPr>
+        <w:rPr>
+          <w:lang w:val="en-US"/>
+        </w:rPr>
+      </w:pPr>
+      <w:r>
+        <w:rPr>
+          <w:lang w:val="en-US"/>
+        </w:rPr>
+        <w:t xml:space="preserve">Flattop: 1er lóbulo lateral </w:t>
+      </w:r>
+      <w:r>
+        <w:rPr>
+          <w:lang w:val="es-ES"/>
+        </w:rPr>
+        <w:sym w:font="Wingdings" w:char="F0E0"/>
+      </w:r>
+      <w:r>
+        <w:rPr>
+          <w:lang w:val="en-US"/>
+        </w:rPr>
+        <w:t xml:space="preserve"> </w:t>
+      </w:r>
+      <m:oMath>
+        <m:r>
+          <w:rPr>
+            <w:rFonts w:ascii="Cambria Math" w:hAnsi="Cambria Math"/>
+            <w:lang w:val="en-US"/>
+          </w:rPr>
+          <m:t>-93</m:t>
+        </m:r>
+        <m:r>
+          <w:rPr>
+            <w:rFonts w:ascii="Cambria Math" w:hAnsi="Cambria Math"/>
+            <w:lang w:val="en-US"/>
+          </w:rPr>
+          <m:t xml:space="preserve"> </m:t>
+        </m:r>
+        <m:r>
+          <w:rPr>
+            <w:rFonts w:ascii="Cambria Math" w:hAnsi="Cambria Math"/>
+            <w:lang w:val="en-US"/>
+          </w:rPr>
+          <m:t>dB</m:t>
+        </m:r>
+      </m:oMath>
+    </w:p>
+    <w:p>
+      <w:pPr>
+        <w:rPr>
+          <w:lang w:val="es-ES"/>
+        </w:rPr>
+      </w:pPr>
+      <w:r>
+        <w:rPr>
+          <w:lang w:val="es-ES"/>
+        </w:rPr>
+        <w:t>Entonces</w:t>
+      </w:r>
+      <w:r>
+        <w:rPr>
+          <w:lang w:val="es-ES"/>
+        </w:rPr>
+        <w:t xml:space="preserve">, </w:t>
+      </w:r>
+      <w:r>
+        <w:rPr>
+          <w:lang w:val="es-ES"/>
+        </w:rPr>
+        <w:t xml:space="preserve">la </w:t>
+      </w:r>
+      <w:r>
+        <w:rPr>
+          <w:lang w:val="es-ES"/>
+        </w:rPr>
+        <w:t>v</w:t>
+      </w:r>
+      <w:r>
+        <w:rPr>
+          <w:lang w:val="es-ES"/>
+        </w:rPr>
+        <w:t>entana re</w:t>
+      </w:r>
+      <w:r>
+        <w:rPr>
+          <w:lang w:val="es-ES"/>
+        </w:rPr>
+        <w:t xml:space="preserve">ctangular y la </w:t>
+      </w:r>
+      <w:proofErr w:type="spellStart"/>
+      <w:r>
+        <w:rPr>
+          <w:lang w:val="es-ES"/>
+        </w:rPr>
+        <w:t>hann</w:t>
+      </w:r>
+      <w:proofErr w:type="spellEnd"/>
+      <w:r>
+        <w:rPr>
+          <w:lang w:val="es-ES"/>
+        </w:rPr>
+        <w:t xml:space="preserve"> “tapan” el pico débil de la señal dada, ya que el primer lóbulo secundario de cada una está por encima de </w:t>
+      </w:r>
+      <m:oMath>
+        <m:r>
+          <w:rPr>
+            <w:rFonts w:ascii="Cambria Math" w:hAnsi="Cambria Math"/>
+            <w:lang w:val="es-ES"/>
+          </w:rPr>
+          <m:t>-40</m:t>
+        </m:r>
+        <m:r>
+          <w:rPr>
+            <w:rFonts w:ascii="Cambria Math" w:hAnsi="Cambria Math"/>
+            <w:lang w:val="es-ES"/>
+          </w:rPr>
+          <m:t xml:space="preserve"> </m:t>
+        </m:r>
+        <m:r>
+          <w:rPr>
+            <w:rFonts w:ascii="Cambria Math" w:hAnsi="Cambria Math"/>
+            <w:lang w:val="es-ES"/>
+          </w:rPr>
+          <m:t>dB</m:t>
+        </m:r>
+      </m:oMath>
+      <w:r>
+        <w:rPr>
+          <w:lang w:val="es-ES"/>
+        </w:rPr>
+        <w:t xml:space="preserve">. </w:t>
+      </w:r>
+    </w:p>
+    <w:p>
+      <w:pPr>
+        <w:rPr>
+          <w:lang w:val="es-ES"/>
+        </w:rPr>
+      </w:pPr>
+      <w:r>
+        <w:rPr>
+          <w:lang w:val="es-ES"/>
+        </w:rPr>
+        <w:t xml:space="preserve">Por otro lado, la Hamming, la Blackman-Harris y la Flattop no lo tapan; el primer lóbulo secundario de cada una esta por debajo de los </w:t>
+      </w:r>
+      <m:oMath>
+        <m:r>
+          <w:rPr>
+            <w:rFonts w:ascii="Cambria Math" w:hAnsi="Cambria Math"/>
+            <w:lang w:val="es-ES"/>
+          </w:rPr>
+          <m:t>-40dB</m:t>
+        </m:r>
+      </m:oMath>
+      <w:r>
+        <w:rPr>
+          <w:lang w:val="es-ES"/>
+        </w:rPr>
+        <w:t>.</w:t>
+      </w:r>
+    </w:p>
+    <w:p>
+      <w:pPr>
+        <w:rPr>
+          <w:b/>
+          <w:bCs/>
+          <w:color w:val="ED7D31" w:themeColor="accent2"/>
+          <w:sz w:val="20"/>
+          <w:szCs w:val="20"/>
+          <w:lang w:val="es-ES"/>
+        </w:rPr>
+      </w:pPr>
+      <w:r>
+        <w:rPr>
+          <w:b/>
+          <w:bCs/>
+          <w:color w:val="ED7D31" w:themeColor="accent2"/>
+          <w:sz w:val="20"/>
+          <w:szCs w:val="20"/>
+          <w:lang w:val="es-ES"/>
+        </w:rPr>
+        <w:lastRenderedPageBreak/>
+        <w:t>Rectangular</w:t>
       </w:r>
     </w:p>
     <w:p>
@@ -319,13 +884,19 @@
     <w:p>
       <w:pPr>
         <w:rPr>
-          <w:sz w:val="20"/>
-          <w:szCs w:val="20"/>
-          <w:lang w:val="es-ES"/>
-        </w:rPr>
-      </w:pPr>
-      <w:r>
-        <w:rPr>
+          <w:b/>
+          <w:bCs/>
+          <w:color w:val="ED7D31" w:themeColor="accent2"/>
+          <w:sz w:val="20"/>
+          <w:szCs w:val="20"/>
+          <w:lang w:val="es-ES"/>
+        </w:rPr>
+      </w:pPr>
+      <w:r>
+        <w:rPr>
+          <w:b/>
+          <w:bCs/>
+          <w:color w:val="ED7D31" w:themeColor="accent2"/>
           <w:sz w:val="20"/>
           <w:szCs w:val="20"/>
           <w:lang w:val="es-ES"/>
@@ -353,21 +924,25 @@
     <w:p>
       <w:pPr>
         <w:rPr>
-          <w:sz w:val="20"/>
-          <w:szCs w:val="20"/>
-          <w:lang w:val="es-ES"/>
-        </w:rPr>
-      </w:pPr>
-      <w:proofErr w:type="spellStart"/>
-      <w:r>
-        <w:rPr>
+          <w:b/>
+          <w:bCs/>
+          <w:color w:val="ED7D31" w:themeColor="accent2"/>
+          <w:sz w:val="20"/>
+          <w:szCs w:val="20"/>
+          <w:lang w:val="es-ES"/>
+        </w:rPr>
+      </w:pPr>
+      <w:r>
+        <w:rPr>
+          <w:b/>
+          <w:bCs/>
+          <w:color w:val="ED7D31" w:themeColor="accent2"/>
           <w:sz w:val="20"/>
           <w:szCs w:val="20"/>
           <w:lang w:val="es-ES"/>
         </w:rPr>
         <w:t>Hamming</w:t>
       </w:r>
-      <w:proofErr w:type="spellEnd"/>
     </w:p>
     <w:p>
       <w:pPr>
@@ -446,13 +1021,19 @@
     <w:p>
       <w:pPr>
         <w:rPr>
-          <w:sz w:val="20"/>
-          <w:szCs w:val="20"/>
-          <w:lang w:val="es-ES"/>
-        </w:rPr>
-      </w:pPr>
-      <w:r>
-        <w:rPr>
+          <w:b/>
+          <w:bCs/>
+          <w:color w:val="ED7D31" w:themeColor="accent2"/>
+          <w:sz w:val="20"/>
+          <w:szCs w:val="20"/>
+          <w:lang w:val="es-ES"/>
+        </w:rPr>
+      </w:pPr>
+      <w:r>
+        <w:rPr>
+          <w:b/>
+          <w:bCs/>
+          <w:color w:val="ED7D31" w:themeColor="accent2"/>
           <w:sz w:val="20"/>
           <w:szCs w:val="20"/>
           <w:lang w:val="es-ES"/>
@@ -557,7 +1138,6 @@
           <w:szCs w:val="20"/>
           <w:lang w:val="es-ES"/>
         </w:rPr>
-        <w:lastRenderedPageBreak/>
         <w:t>Hay</w:t>
       </w:r>
       <w:r>
@@ -566,25 +1146,7 @@
           <w:szCs w:val="20"/>
           <w:lang w:val="es-ES"/>
         </w:rPr>
-        <w:t xml:space="preserve"> dos problemas fundamentales que dificultan la medición del espectro de frecuencias, que son </w:t>
-      </w:r>
-      <w:proofErr w:type="gramStart"/>
-      <w:r>
-        <w:rPr>
-          <w:sz w:val="20"/>
-          <w:szCs w:val="20"/>
-          <w:lang w:val="es-ES"/>
-        </w:rPr>
-        <w:t>el data</w:t>
-      </w:r>
-      <w:proofErr w:type="gramEnd"/>
-      <w:r>
-        <w:rPr>
-          <w:sz w:val="20"/>
-          <w:szCs w:val="20"/>
-          <w:lang w:val="es-ES"/>
-        </w:rPr>
-        <w:t xml:space="preserve"> </w:t>
+        <w:t xml:space="preserve"> dos problemas fundamentales que dificultan la medición del espectro de frecuencias, que son el data </w:t>
       </w:r>
       <w:proofErr w:type="spellStart"/>
       <w:r>
@@ -718,6 +1280,7 @@
           <w:szCs w:val="20"/>
           <w:lang w:val="es-ES"/>
         </w:rPr>
+        <w:lastRenderedPageBreak/>
         <w:t xml:space="preserve">Tomo la señal multiplicada por una ventana de longitud N que la trunca (trunca a la señal). </w:t>
       </w:r>
     </w:p>
@@ -749,7 +1312,7 @@
                     <pic:cNvPicPr preferRelativeResize="0"/>
                   </pic:nvPicPr>
                   <pic:blipFill>
-                    <a:blip r:embed="rId6"/>
+                    <a:blip r:embed="rId8"/>
                     <a:srcRect/>
                     <a:stretch>
                       <a:fillRect/>
@@ -920,7 +1483,7 @@
     </w:p>
     <w:p>
       <w:pPr>
-        <w:pStyle w:val="Prrafodelista"/>
+        <w:pStyle w:val="ListParagraph"/>
         <w:numPr>
           <w:ilvl w:val="0"/>
           <w:numId w:val="4"/>
@@ -977,7 +1540,7 @@
     </w:p>
     <w:p>
       <w:pPr>
-        <w:pStyle w:val="Prrafodelista"/>
+        <w:pStyle w:val="ListParagraph"/>
         <w:numPr>
           <w:ilvl w:val="0"/>
           <w:numId w:val="4"/>
@@ -1068,7 +1631,7 @@
           <w:lang w:val="en-US"/>
         </w:rPr>
         <w:drawing>
-          <wp:inline distT="0" distB="0" distL="0" distR="0">
+          <wp:inline distT="0" distB="0" distL="0" distR="0" wp14:anchorId="079A948D" wp14:editId="5041AA9B">
             <wp:extent cx="5600700" cy="2867025"/>
             <wp:effectExtent l="0" t="0" r="0" b="9525"/>
             <wp:docPr id="141" name="image130.png"/>
@@ -1081,7 +1644,7 @@
                     <pic:cNvPicPr preferRelativeResize="0"/>
                   </pic:nvPicPr>
                   <pic:blipFill>
-                    <a:blip r:embed="rId7">
+                    <a:blip r:embed="rId9">
                       <a:extLst>
                         <a:ext uri="{28A0092B-C50C-407E-A947-70E740481C1C}">
                           <a14:useLocalDpi xmlns:a14="http://schemas.microsoft.com/office/drawing/2010/main" val="0"/>
@@ -1119,68 +1682,181 @@
           <w:lang w:val="es-ES"/>
         </w:rPr>
       </w:pPr>
-      <w:proofErr w:type="spellStart"/>
-      <w:r>
-        <w:rPr>
-          <w:rFonts w:eastAsiaTheme="minorEastAsia"/>
+      <w:r>
+        <w:rPr>
+          <w:rFonts w:eastAsiaTheme="minorEastAsia"/>
+          <w:sz w:val="20"/>
+          <w:szCs w:val="20"/>
+          <w:lang w:val="es-ES"/>
+        </w:rPr>
+        <w:t xml:space="preserve">En la figura se puede ver el ancho del lóbulo principal, el alto de los lóbulos secundarios y la pendiente con la que caen. </w:t>
+      </w:r>
+    </w:p>
+    <w:p>
+      <w:pPr>
+        <w:rPr>
+          <w:rFonts w:eastAsiaTheme="minorEastAsia"/>
+          <w:sz w:val="20"/>
+          <w:szCs w:val="20"/>
+          <w:lang w:val="es-ES"/>
+        </w:rPr>
+      </w:pPr>
+      <w:r>
+        <w:rPr>
+          <w:rFonts w:eastAsiaTheme="minorEastAsia"/>
+          <w:sz w:val="20"/>
+          <w:szCs w:val="20"/>
+          <w:lang w:val="es-ES"/>
+        </w:rPr>
+        <w:t>El ancho del lóbulo principal esta relacionado con el desparramo asociado a la resolución espectral (</w:t>
+      </w:r>
+      <m:oMath>
+        <m:r>
+          <w:rPr>
+            <w:rFonts w:ascii="Cambria Math" w:eastAsiaTheme="minorEastAsia" w:hAnsi="Cambria Math"/>
+            <w:sz w:val="20"/>
+            <w:szCs w:val="20"/>
+            <w:lang w:val="es-ES"/>
+          </w:rPr>
+          <m:t>∆f</m:t>
+        </m:r>
+      </m:oMath>
+      <w:r>
+        <w:rPr>
+          <w:rFonts w:eastAsiaTheme="minorEastAsia"/>
+          <w:sz w:val="20"/>
+          <w:szCs w:val="20"/>
+          <w:lang w:val="es-ES"/>
+        </w:rPr>
+        <w:t xml:space="preserve">). Un lóbulo principal </w:t>
+      </w:r>
+      <w:r>
+        <w:rPr>
+          <w:rFonts w:eastAsiaTheme="minorEastAsia"/>
+          <w:sz w:val="20"/>
+          <w:szCs w:val="20"/>
+          <w:lang w:val="es-ES"/>
+        </w:rPr>
+        <w:t>más</w:t>
+      </w:r>
+      <w:r>
+        <w:rPr>
+          <w:rFonts w:eastAsiaTheme="minorEastAsia"/>
+          <w:sz w:val="20"/>
+          <w:szCs w:val="20"/>
+          <w:lang w:val="es-ES"/>
+        </w:rPr>
+        <w:t xml:space="preserve"> ancho implica que la energía de cada componente espectral se distribuye sobre una banda de frecuencias mayor, dificultando distinguir </w:t>
+      </w:r>
+      <w:r>
+        <w:rPr>
+          <w:rFonts w:eastAsiaTheme="minorEastAsia"/>
+          <w:sz w:val="20"/>
+          <w:szCs w:val="20"/>
+          <w:lang w:val="es-ES"/>
+        </w:rPr>
+        <w:t>componentes</w:t>
+      </w:r>
+      <w:r>
+        <w:rPr>
+          <w:rFonts w:eastAsiaTheme="minorEastAsia"/>
+          <w:sz w:val="20"/>
+          <w:szCs w:val="20"/>
+          <w:lang w:val="es-ES"/>
+        </w:rPr>
+        <w:t xml:space="preserve"> cercanas. </w:t>
+      </w:r>
+    </w:p>
+    <w:p>
+      <w:pPr>
+        <w:rPr>
+          <w:rFonts w:eastAsiaTheme="minorEastAsia"/>
+          <w:sz w:val="20"/>
+          <w:szCs w:val="20"/>
+          <w:lang w:val="es-ES"/>
+        </w:rPr>
+      </w:pPr>
+      <w:r>
+        <w:rPr>
+          <w:rFonts w:eastAsiaTheme="minorEastAsia"/>
+          <w:sz w:val="20"/>
+          <w:szCs w:val="20"/>
+          <w:lang w:val="es-ES"/>
+        </w:rPr>
+        <w:t>Por otro lado, la altura de los lóbulos secundarios esta</w:t>
+      </w:r>
+      <w:r>
+        <w:rPr>
+          <w:rFonts w:eastAsiaTheme="minorEastAsia"/>
+          <w:sz w:val="20"/>
+          <w:szCs w:val="20"/>
+          <w:lang w:val="es-ES"/>
+        </w:rPr>
+        <w:t xml:space="preserve"> relacionada con la fuga espectral (spectral leakage) producida cuando la frecuencia de la señal no coincide exactamente con un múltiplo entero de la resolución espectral de la DFT. En este caso, la energía se reparte hacia bins alejados siguiendo la forma de los lóbulos secundarios de la ventana. </w:t>
+      </w:r>
+      <w:r>
+        <w:rPr>
+          <w:rFonts w:eastAsiaTheme="minorEastAsia"/>
+          <w:sz w:val="20"/>
+          <w:szCs w:val="20"/>
+          <w:lang w:val="es-ES"/>
+        </w:rPr>
+        <w:t xml:space="preserve"> </w:t>
+      </w:r>
+    </w:p>
+    <w:p>
+      <w:pPr>
+        <w:rPr>
+          <w:rFonts w:eastAsiaTheme="minorEastAsia"/>
+          <w:sz w:val="20"/>
+          <w:szCs w:val="20"/>
+          <w:lang w:val="es-ES"/>
+        </w:rPr>
+      </w:pPr>
+      <w:r>
+        <w:rPr>
+          <w:rFonts w:eastAsiaTheme="minorEastAsia"/>
+          <w:b/>
+          <w:bCs/>
+          <w:color w:val="ED7D31" w:themeColor="accent2"/>
+          <w:sz w:val="20"/>
+          <w:szCs w:val="20"/>
+          <w:lang w:val="es-ES"/>
+        </w:rPr>
+        <w:t>Spectral spread</w:t>
+      </w:r>
+      <w:r>
+        <w:rPr>
+          <w:rFonts w:eastAsiaTheme="minorEastAsia"/>
+          <w:sz w:val="20"/>
+          <w:szCs w:val="20"/>
+          <w:lang w:val="es-ES"/>
+        </w:rPr>
+        <w:t xml:space="preserve">: el efecto del ancho del lóbulo principal al limitar la resolución de las componentes espectrales cercanas en frecuencia. </w:t>
+      </w:r>
+    </w:p>
+    <w:p>
+      <w:pPr>
+        <w:rPr>
+          <w:rFonts w:eastAsiaTheme="minorEastAsia"/>
+          <w:sz w:val="20"/>
+          <w:szCs w:val="20"/>
+          <w:lang w:val="es-ES"/>
+        </w:rPr>
+      </w:pPr>
+      <w:r>
+        <w:rPr>
+          <w:rFonts w:eastAsiaTheme="minorEastAsia"/>
+          <w:b/>
+          <w:bCs/>
+          <w:color w:val="ED7D31" w:themeColor="accent2"/>
           <w:sz w:val="20"/>
           <w:szCs w:val="20"/>
           <w:lang w:val="es-ES"/>
         </w:rPr>
         <w:lastRenderedPageBreak/>
-        <w:t>Spectral</w:t>
-      </w:r>
-      <w:proofErr w:type="spellEnd"/>
-      <w:r>
-        <w:rPr>
-          <w:rFonts w:eastAsiaTheme="minorEastAsia"/>
-          <w:sz w:val="20"/>
-          <w:szCs w:val="20"/>
-          <w:lang w:val="es-ES"/>
-        </w:rPr>
-        <w:t xml:space="preserve"> spread: el efecto del ancho del lóbulo principal al limitar la resolución de las componentes espectrales cercanas en frecuencia. </w:t>
-      </w:r>
-    </w:p>
-    <w:p>
-      <w:pPr>
-        <w:rPr>
-          <w:rFonts w:eastAsiaTheme="minorEastAsia"/>
-          <w:sz w:val="20"/>
-          <w:szCs w:val="20"/>
-          <w:lang w:val="es-ES"/>
-        </w:rPr>
-      </w:pPr>
-      <w:proofErr w:type="spellStart"/>
-      <w:r>
-        <w:rPr>
-          <w:rFonts w:eastAsiaTheme="minorEastAsia"/>
-          <w:sz w:val="20"/>
-          <w:szCs w:val="20"/>
-          <w:lang w:val="es-ES"/>
-        </w:rPr>
-        <w:t>Spectral</w:t>
-      </w:r>
-      <w:proofErr w:type="spellEnd"/>
-      <w:r>
-        <w:rPr>
-          <w:rFonts w:eastAsiaTheme="minorEastAsia"/>
-          <w:sz w:val="20"/>
-          <w:szCs w:val="20"/>
-          <w:lang w:val="es-ES"/>
-        </w:rPr>
-        <w:t xml:space="preserve"> </w:t>
-      </w:r>
-      <w:proofErr w:type="spellStart"/>
-      <w:r>
-        <w:rPr>
-          <w:rFonts w:eastAsiaTheme="minorEastAsia"/>
-          <w:sz w:val="20"/>
-          <w:szCs w:val="20"/>
-          <w:lang w:val="es-ES"/>
-        </w:rPr>
-        <w:t>leakage</w:t>
-      </w:r>
-      <w:proofErr w:type="spellEnd"/>
+        <w:t>Spectral leakage</w:t>
+      </w:r>
       <w:r>
         <w:rPr>
           <w:rFonts w:eastAsiaTheme="minorEastAsia"/>
@@ -1207,27 +1883,7 @@
           <w:szCs w:val="20"/>
           <w:lang w:val="es-ES"/>
         </w:rPr>
-        <w:t xml:space="preserve">Desparramo espectral: ocurre cuando una señal no es periódica en la ventana de análisis o no tiene un numero entero de ciclos en la duración de la FFT. En otras palabras, cuando tomas una ventana finita de una señal que idealmente seria infinita, la energía espectral se “desparrama” hacia frecuencias adyacentes, en lugar de concentrarse en un único </w:t>
-      </w:r>
-      <w:proofErr w:type="spellStart"/>
-      <w:r>
-        <w:rPr>
-          <w:rFonts w:eastAsiaTheme="minorEastAsia"/>
-          <w:sz w:val="20"/>
-          <w:szCs w:val="20"/>
-          <w:lang w:val="es-ES"/>
-        </w:rPr>
-        <w:t>bin</w:t>
-      </w:r>
-      <w:proofErr w:type="spellEnd"/>
-      <w:r>
-        <w:rPr>
-          <w:rFonts w:eastAsiaTheme="minorEastAsia"/>
-          <w:sz w:val="20"/>
-          <w:szCs w:val="20"/>
-          <w:lang w:val="es-ES"/>
-        </w:rPr>
-        <w:t xml:space="preserve"> de frecuencia. Si </w:t>
+        <w:t xml:space="preserve">Desparramo espectral: ocurre cuando una señal no es periódica en la ventana de análisis o no tiene un numero entero de ciclos en la duración de la FFT. En otras palabras, cuando tomas una ventana finita de una señal que idealmente seria infinita, la energía espectral se “desparrama” hacia frecuencias adyacentes, en lugar de concentrarse en un único bin de frecuencia. Si </w:t>
       </w:r>
       <m:oMath>
         <m:sSub>
@@ -1383,27 +2039,7 @@
           <w:szCs w:val="20"/>
           <w:lang w:val="es-ES"/>
         </w:rPr>
-        <w:t xml:space="preserve"> se distribuye en varios </w:t>
-      </w:r>
-      <w:proofErr w:type="spellStart"/>
-      <w:r>
-        <w:rPr>
-          <w:rFonts w:eastAsiaTheme="minorEastAsia"/>
-          <w:sz w:val="20"/>
-          <w:szCs w:val="20"/>
-          <w:lang w:val="es-ES"/>
-        </w:rPr>
-        <w:t>bins</w:t>
-      </w:r>
-      <w:proofErr w:type="spellEnd"/>
-      <w:r>
-        <w:rPr>
-          <w:rFonts w:eastAsiaTheme="minorEastAsia"/>
-          <w:sz w:val="20"/>
-          <w:szCs w:val="20"/>
-          <w:lang w:val="es-ES"/>
-        </w:rPr>
-        <w:t xml:space="preserve"> cercanos. </w:t>
+        <w:t xml:space="preserve"> se distribuye en varios bins cercanos. </w:t>
       </w:r>
     </w:p>
     <w:p>
@@ -1467,47 +2103,7 @@
           <w:szCs w:val="20"/>
           <w:lang w:val="es-ES"/>
         </w:rPr>
-        <w:t xml:space="preserve"> de los lóbulos secundarios permanece casi igual. El efecto del </w:t>
-      </w:r>
-      <w:proofErr w:type="spellStart"/>
-      <w:r>
-        <w:rPr>
-          <w:rFonts w:eastAsiaTheme="minorEastAsia"/>
-          <w:sz w:val="20"/>
-          <w:szCs w:val="20"/>
-          <w:lang w:val="es-ES"/>
-        </w:rPr>
-        <w:t>spectral</w:t>
-      </w:r>
-      <w:proofErr w:type="spellEnd"/>
-      <w:r>
-        <w:rPr>
-          <w:rFonts w:eastAsiaTheme="minorEastAsia"/>
-          <w:sz w:val="20"/>
-          <w:szCs w:val="20"/>
-          <w:lang w:val="es-ES"/>
-        </w:rPr>
-        <w:t xml:space="preserve"> </w:t>
-      </w:r>
-      <w:proofErr w:type="spellStart"/>
-      <w:r>
-        <w:rPr>
-          <w:rFonts w:eastAsiaTheme="minorEastAsia"/>
-          <w:sz w:val="20"/>
-          <w:szCs w:val="20"/>
-          <w:lang w:val="es-ES"/>
-        </w:rPr>
-        <w:t>leakage</w:t>
-      </w:r>
-      <w:proofErr w:type="spellEnd"/>
-      <w:r>
-        <w:rPr>
-          <w:rFonts w:eastAsiaTheme="minorEastAsia"/>
-          <w:sz w:val="20"/>
-          <w:szCs w:val="20"/>
-          <w:lang w:val="es-ES"/>
-        </w:rPr>
-        <w:t xml:space="preserve"> puede modificarse con la elección de una ventana diferente. </w:t>
+        <w:t xml:space="preserve"> de los lóbulos secundarios permanece casi igual. El efecto del spectral leakage puede modificarse con la elección de una ventana diferente. </w:t>
       </w:r>
     </w:p>
     <w:p>
@@ -1669,14 +2265,786 @@
         <w:rPr>
           <w:rFonts w:eastAsiaTheme="minorEastAsia"/>
           <w:b/>
-          <w:color w:val="7030A0"/>
-          <w:sz w:val="20"/>
-          <w:szCs w:val="20"/>
-          <w:u w:val="single"/>
-          <w:lang w:val="es-ES"/>
-        </w:rPr>
-      </w:pPr>
-      <w:r>
+          <w:bCs/>
+          <w:color w:val="ED7D31" w:themeColor="accent2"/>
+          <w:sz w:val="20"/>
+          <w:szCs w:val="20"/>
+          <w:lang w:val="es-ES"/>
+        </w:rPr>
+      </w:pPr>
+      <w:r>
+        <w:rPr>
+          <w:rFonts w:eastAsiaTheme="minorEastAsia"/>
+          <w:b/>
+          <w:bCs/>
+          <w:color w:val="ED7D31" w:themeColor="accent2"/>
+          <w:sz w:val="20"/>
+          <w:szCs w:val="20"/>
+          <w:lang w:val="es-ES"/>
+        </w:rPr>
+        <w:t>¿Cuándo aparece el desparramo espectral?</w:t>
+      </w:r>
+    </w:p>
+    <w:p>
+      <w:pPr>
+        <w:rPr>
+          <w:rFonts w:eastAsiaTheme="minorEastAsia"/>
+          <w:sz w:val="20"/>
+          <w:szCs w:val="20"/>
+          <w:lang w:val="es-ES"/>
+        </w:rPr>
+      </w:pPr>
+      <w:r>
+        <w:rPr>
+          <w:rFonts w:eastAsiaTheme="minorEastAsia"/>
+          <w:sz w:val="20"/>
+          <w:szCs w:val="20"/>
+          <w:lang w:val="es-ES"/>
+        </w:rPr>
+        <w:t xml:space="preserve">El desparramo espectral aparece en dos situaciones distintas al calcular la DFT de un bloque finito de señal. Estas dos situaciones son: </w:t>
+      </w:r>
+    </w:p>
+    <w:p>
+      <w:pPr>
+        <w:pStyle w:val="ListParagraph"/>
+        <w:numPr>
+          <w:ilvl w:val="0"/>
+          <w:numId w:val="13"/>
+        </w:numPr>
+        <w:rPr>
+          <w:rFonts w:eastAsiaTheme="minorEastAsia"/>
+          <w:sz w:val="20"/>
+          <w:szCs w:val="20"/>
+          <w:lang w:val="es-ES"/>
+        </w:rPr>
+      </w:pPr>
+      <w:r>
+        <w:rPr>
+          <w:rFonts w:eastAsiaTheme="minorEastAsia"/>
+          <w:sz w:val="20"/>
+          <w:szCs w:val="20"/>
+          <w:lang w:val="es-ES"/>
+        </w:rPr>
+        <w:t xml:space="preserve">Si la frecuencia de la señal no coincide con un </w:t>
+      </w:r>
+      <w:r>
+        <w:rPr>
+          <w:rFonts w:eastAsiaTheme="minorEastAsia"/>
+          <w:sz w:val="20"/>
+          <w:szCs w:val="20"/>
+          <w:lang w:val="es-ES"/>
+        </w:rPr>
+        <w:t>múltiplo</w:t>
+      </w:r>
+      <w:r>
+        <w:rPr>
+          <w:rFonts w:eastAsiaTheme="minorEastAsia"/>
+          <w:sz w:val="20"/>
+          <w:szCs w:val="20"/>
+          <w:lang w:val="es-ES"/>
+        </w:rPr>
+        <w:t xml:space="preserve"> de </w:t>
+      </w:r>
+      <m:oMath>
+        <m:r>
+          <w:rPr>
+            <w:rFonts w:ascii="Cambria Math" w:eastAsiaTheme="minorEastAsia" w:hAnsi="Cambria Math"/>
+            <w:sz w:val="20"/>
+            <w:szCs w:val="20"/>
+            <w:lang w:val="es-ES"/>
+          </w:rPr>
+          <m:t>∆f</m:t>
+        </m:r>
+      </m:oMath>
+      <w:r>
+        <w:rPr>
+          <w:rFonts w:eastAsiaTheme="minorEastAsia"/>
+          <w:sz w:val="20"/>
+          <w:szCs w:val="20"/>
+          <w:lang w:val="es-ES"/>
+        </w:rPr>
+        <w:t xml:space="preserve"> (resolución espectral). Si esto sucede tengo una discontinuidad, por lo que el espectro se desparrama (desparramo espectral). </w:t>
+      </w:r>
+    </w:p>
+    <w:p>
+      <w:pPr>
+        <w:pStyle w:val="ListParagraph"/>
+        <w:rPr>
+          <w:rFonts w:eastAsiaTheme="minorEastAsia"/>
+          <w:sz w:val="20"/>
+          <w:szCs w:val="20"/>
+          <w:lang w:val="es-ES"/>
+        </w:rPr>
+      </w:pPr>
+      <w:r>
+        <w:rPr>
+          <w:rFonts w:eastAsiaTheme="minorEastAsia"/>
+          <w:sz w:val="20"/>
+          <w:szCs w:val="20"/>
+          <w:lang w:val="es-ES"/>
+        </w:rPr>
+        <w:t>Al no tener un numero entero de ciclos dentro de la ventana, la señal</w:t>
+      </w:r>
+      <w:r>
+        <w:rPr>
+          <w:rFonts w:eastAsiaTheme="minorEastAsia"/>
+          <w:sz w:val="20"/>
+          <w:szCs w:val="20"/>
+          <w:lang w:val="es-ES"/>
+        </w:rPr>
+        <w:t xml:space="preserve"> no “encaja” perfectamente cuando la DFT intenta replicarla periódicamente. La DFT asume que la señal es finita. Matemáticamente, cuando calculo la DFT para N muestras, el algoritmo asume que esas muestras son un patrón que se repite infinitamente. Entonces, cuando la frecuencia de la señal no es un múltiplo exacto de la resolución espectral (no tengo un numero de ciclos enteros dentro de mi ventana), la señal termina en un valor y luego salta al inicio para poder repetirse. Por lo que se genera una discontinuidad en los bordes de la ventana. </w:t>
+      </w:r>
+    </w:p>
+    <w:p>
+      <w:pPr>
+        <w:pStyle w:val="ListParagraph"/>
+        <w:rPr>
+          <w:rFonts w:eastAsiaTheme="minorEastAsia"/>
+          <w:sz w:val="20"/>
+          <w:szCs w:val="20"/>
+          <w:lang w:val="es-ES"/>
+        </w:rPr>
+      </w:pPr>
+      <w:r>
+        <w:rPr>
+          <w:rFonts w:eastAsiaTheme="minorEastAsia"/>
+          <w:sz w:val="20"/>
+          <w:szCs w:val="20"/>
+          <w:lang w:val="es-ES"/>
+        </w:rPr>
+        <w:t xml:space="preserve">En el dominio de la frecuencia, cualquier cambio súbito requiere de muchas frecuencias adicionales para ser representado. Es por eso </w:t>
+      </w:r>
+      <w:proofErr w:type="gramStart"/>
+      <w:r>
+        <w:rPr>
+          <w:rFonts w:eastAsiaTheme="minorEastAsia"/>
+          <w:sz w:val="20"/>
+          <w:szCs w:val="20"/>
+          <w:lang w:val="es-ES"/>
+        </w:rPr>
+        <w:t>que</w:t>
+      </w:r>
+      <w:proofErr w:type="gramEnd"/>
+      <w:r>
+        <w:rPr>
+          <w:rFonts w:eastAsiaTheme="minorEastAsia"/>
+          <w:sz w:val="20"/>
+          <w:szCs w:val="20"/>
+          <w:lang w:val="es-ES"/>
+        </w:rPr>
+        <w:t xml:space="preserve"> la energía no puede quedarse en un solo bin, necesita “pedir prestada” energía a los bins vecinos para intentar reconstruir esa discontinuidad. Es decir que la energía se desparrama y no se concentra en un solo bin, tengo desparramo espectral (spectral leakage). </w:t>
+      </w:r>
+    </w:p>
+    <w:p>
+      <w:pPr>
+        <w:pStyle w:val="ListParagraph"/>
+        <w:numPr>
+          <w:ilvl w:val="0"/>
+          <w:numId w:val="13"/>
+        </w:numPr>
+        <w:rPr>
+          <w:rFonts w:eastAsiaTheme="minorEastAsia"/>
+          <w:sz w:val="20"/>
+          <w:szCs w:val="20"/>
+          <w:lang w:val="es-ES"/>
+        </w:rPr>
+      </w:pPr>
+      <w:r>
+        <w:rPr>
+          <w:rFonts w:eastAsiaTheme="minorEastAsia"/>
+          <w:sz w:val="20"/>
+          <w:szCs w:val="20"/>
+          <w:lang w:val="es-ES"/>
+        </w:rPr>
+        <w:t xml:space="preserve">El otro caso en el que aparece desparramo espectral es debido al uso de una ventana temporal finita. </w:t>
+      </w:r>
+    </w:p>
+    <w:p>
+      <w:pPr>
+        <w:pStyle w:val="ListParagraph"/>
+        <w:rPr>
+          <w:rFonts w:eastAsiaTheme="minorEastAsia"/>
+          <w:sz w:val="20"/>
+          <w:szCs w:val="20"/>
+          <w:lang w:val="es-ES"/>
+        </w:rPr>
+      </w:pPr>
+      <w:r>
+        <w:rPr>
+          <w:rFonts w:eastAsiaTheme="minorEastAsia"/>
+          <w:sz w:val="20"/>
+          <w:szCs w:val="20"/>
+          <w:lang w:val="es-ES"/>
+        </w:rPr>
+        <w:t>Como las señales analizadas pueden considerarse infinitas en duración, es necesario truncarlas o ventanearlas en el tiempo para obtener una porción finita de la señal sobre la cual calcular la DFT</w:t>
+      </w:r>
+      <w:r>
+        <w:rPr>
+          <w:rFonts w:eastAsiaTheme="minorEastAsia"/>
+          <w:sz w:val="20"/>
+          <w:szCs w:val="20"/>
+          <w:lang w:val="es-ES"/>
+        </w:rPr>
+        <w:t xml:space="preserve">. Es decir, se toma una señal y se la multiplica por una ventana de longitud N que la trunca: </w:t>
+      </w:r>
+    </w:p>
+    <w:p>
+      <w:pPr>
+        <w:pStyle w:val="ListParagraph"/>
+        <w:rPr>
+          <w:rFonts w:eastAsiaTheme="minorEastAsia"/>
+          <w:i/>
+          <w:sz w:val="20"/>
+          <w:szCs w:val="20"/>
+          <w:lang w:val="es-ES"/>
+        </w:rPr>
+      </w:pPr>
+      <m:oMathPara>
+        <m:oMath>
+          <m:r>
+            <w:rPr>
+              <w:rFonts w:ascii="Cambria Math" w:eastAsiaTheme="minorEastAsia" w:hAnsi="Cambria Math"/>
+              <w:sz w:val="20"/>
+              <w:szCs w:val="20"/>
+              <w:lang w:val="es-ES"/>
+            </w:rPr>
+            <m:t>x</m:t>
+          </m:r>
+          <m:d>
+            <m:dPr>
+              <m:begChr m:val="["/>
+              <m:endChr m:val="]"/>
+              <m:ctrlPr>
+                <w:rPr>
+                  <w:rFonts w:ascii="Cambria Math" w:eastAsiaTheme="minorEastAsia" w:hAnsi="Cambria Math"/>
+                  <w:i/>
+                  <w:sz w:val="20"/>
+                  <w:szCs w:val="20"/>
+                  <w:lang w:val="es-ES"/>
+                </w:rPr>
+              </m:ctrlPr>
+            </m:dPr>
+            <m:e>
+              <m:r>
+                <w:rPr>
+                  <w:rFonts w:ascii="Cambria Math" w:eastAsiaTheme="minorEastAsia" w:hAnsi="Cambria Math"/>
+                  <w:sz w:val="20"/>
+                  <w:szCs w:val="20"/>
+                  <w:lang w:val="es-ES"/>
+                </w:rPr>
+                <m:t>n</m:t>
+              </m:r>
+            </m:e>
+          </m:d>
+          <m:r>
+            <w:rPr>
+              <w:rFonts w:ascii="Cambria Math" w:eastAsiaTheme="minorEastAsia" w:hAnsi="Cambria Math"/>
+              <w:sz w:val="20"/>
+              <w:szCs w:val="20"/>
+              <w:lang w:val="es-ES"/>
+            </w:rPr>
+            <m:t>=x</m:t>
+          </m:r>
+          <m:d>
+            <m:dPr>
+              <m:begChr m:val="["/>
+              <m:endChr m:val="]"/>
+              <m:ctrlPr>
+                <w:rPr>
+                  <w:rFonts w:ascii="Cambria Math" w:eastAsiaTheme="minorEastAsia" w:hAnsi="Cambria Math"/>
+                  <w:i/>
+                  <w:sz w:val="20"/>
+                  <w:szCs w:val="20"/>
+                  <w:lang w:val="es-ES"/>
+                </w:rPr>
+              </m:ctrlPr>
+            </m:dPr>
+            <m:e>
+              <m:r>
+                <w:rPr>
+                  <w:rFonts w:ascii="Cambria Math" w:eastAsiaTheme="minorEastAsia" w:hAnsi="Cambria Math"/>
+                  <w:sz w:val="20"/>
+                  <w:szCs w:val="20"/>
+                  <w:lang w:val="es-ES"/>
+                </w:rPr>
+                <m:t>n</m:t>
+              </m:r>
+            </m:e>
+          </m:d>
+          <m:r>
+            <w:rPr>
+              <w:rFonts w:ascii="Cambria Math" w:eastAsiaTheme="minorEastAsia" w:hAnsi="Cambria Math"/>
+              <w:sz w:val="20"/>
+              <w:szCs w:val="20"/>
+              <w:lang w:val="es-ES"/>
+            </w:rPr>
+            <m:t xml:space="preserve"> </m:t>
+          </m:r>
+          <m:sSub>
+            <m:sSubPr>
+              <m:ctrlPr>
+                <w:rPr>
+                  <w:rFonts w:ascii="Cambria Math" w:eastAsiaTheme="minorEastAsia" w:hAnsi="Cambria Math"/>
+                  <w:i/>
+                  <w:sz w:val="20"/>
+                  <w:szCs w:val="20"/>
+                  <w:lang w:val="es-ES"/>
+                </w:rPr>
+              </m:ctrlPr>
+            </m:sSubPr>
+            <m:e>
+              <m:r>
+                <w:rPr>
+                  <w:rFonts w:ascii="Cambria Math" w:eastAsiaTheme="minorEastAsia" w:hAnsi="Cambria Math"/>
+                  <w:sz w:val="20"/>
+                  <w:szCs w:val="20"/>
+                  <w:lang w:val="es-ES"/>
+                </w:rPr>
+                <m:t>ω</m:t>
+              </m:r>
+            </m:e>
+            <m:sub>
+              <m:r>
+                <w:rPr>
+                  <w:rFonts w:ascii="Cambria Math" w:eastAsiaTheme="minorEastAsia" w:hAnsi="Cambria Math"/>
+                  <w:sz w:val="20"/>
+                  <w:szCs w:val="20"/>
+                  <w:lang w:val="es-ES"/>
+                </w:rPr>
+                <m:t>N</m:t>
+              </m:r>
+            </m:sub>
+          </m:sSub>
+          <m:r>
+            <w:rPr>
+              <w:rFonts w:ascii="Cambria Math" w:eastAsiaTheme="minorEastAsia" w:hAnsi="Cambria Math"/>
+              <w:sz w:val="20"/>
+              <w:szCs w:val="20"/>
+              <w:lang w:val="es-ES"/>
+            </w:rPr>
+            <m:t>[n]</m:t>
+          </m:r>
+        </m:oMath>
+      </m:oMathPara>
+    </w:p>
+    <w:p>
+      <w:pPr>
+        <w:pStyle w:val="ListParagraph"/>
+        <w:rPr>
+          <w:rFonts w:eastAsiaTheme="minorEastAsia"/>
+          <w:i/>
+          <w:sz w:val="20"/>
+          <w:szCs w:val="20"/>
+          <w:lang w:val="es-ES"/>
+        </w:rPr>
+      </w:pPr>
+      <m:oMath>
+        <m:sSub>
+          <m:sSubPr>
+            <m:ctrlPr>
+              <w:rPr>
+                <w:rFonts w:ascii="Cambria Math" w:eastAsiaTheme="minorEastAsia" w:hAnsi="Cambria Math"/>
+                <w:i/>
+                <w:sz w:val="20"/>
+                <w:szCs w:val="20"/>
+                <w:lang w:val="es-ES"/>
+              </w:rPr>
+            </m:ctrlPr>
+          </m:sSubPr>
+          <m:e>
+            <m:r>
+              <w:rPr>
+                <w:rFonts w:ascii="Cambria Math" w:eastAsiaTheme="minorEastAsia" w:hAnsi="Cambria Math"/>
+                <w:sz w:val="20"/>
+                <w:szCs w:val="20"/>
+                <w:lang w:val="es-ES"/>
+              </w:rPr>
+              <m:t>ω</m:t>
+            </m:r>
+          </m:e>
+          <m:sub>
+            <m:r>
+              <w:rPr>
+                <w:rFonts w:ascii="Cambria Math" w:eastAsiaTheme="minorEastAsia" w:hAnsi="Cambria Math"/>
+                <w:sz w:val="20"/>
+                <w:szCs w:val="20"/>
+                <w:lang w:val="es-ES"/>
+              </w:rPr>
+              <m:t>N</m:t>
+            </m:r>
+          </m:sub>
+        </m:sSub>
+        <m:d>
+          <m:dPr>
+            <m:begChr m:val="["/>
+            <m:endChr m:val="]"/>
+            <m:ctrlPr>
+              <w:rPr>
+                <w:rFonts w:ascii="Cambria Math" w:eastAsiaTheme="minorEastAsia" w:hAnsi="Cambria Math"/>
+                <w:i/>
+                <w:sz w:val="20"/>
+                <w:szCs w:val="20"/>
+                <w:lang w:val="es-ES"/>
+              </w:rPr>
+            </m:ctrlPr>
+          </m:dPr>
+          <m:e>
+            <m:r>
+              <w:rPr>
+                <w:rFonts w:ascii="Cambria Math" w:eastAsiaTheme="minorEastAsia" w:hAnsi="Cambria Math"/>
+                <w:sz w:val="20"/>
+                <w:szCs w:val="20"/>
+                <w:lang w:val="es-ES"/>
+              </w:rPr>
+              <m:t>n</m:t>
+            </m:r>
+          </m:e>
+        </m:d>
+        <m:r>
+          <w:rPr>
+            <w:rFonts w:ascii="Cambria Math" w:eastAsiaTheme="minorEastAsia" w:hAnsi="Cambria Math"/>
+            <w:sz w:val="20"/>
+            <w:szCs w:val="20"/>
+            <w:lang w:val="es-ES"/>
+          </w:rPr>
+          <m:t xml:space="preserve">→ </m:t>
+        </m:r>
+        <m:r>
+          <m:rPr>
+            <m:sty m:val="p"/>
+          </m:rPr>
+          <w:rPr>
+            <w:rFonts w:ascii="Cambria Math" w:eastAsiaTheme="minorEastAsia" w:hAnsi="Cambria Math"/>
+            <w:sz w:val="20"/>
+            <w:szCs w:val="20"/>
+            <w:lang w:val="es-ES"/>
+          </w:rPr>
+          <m:t>es una ventana de longitud N</m:t>
+        </m:r>
+      </m:oMath>
+      <w:r>
+        <w:rPr>
+          <w:rFonts w:eastAsiaTheme="minorEastAsia"/>
+          <w:i/>
+          <w:sz w:val="20"/>
+          <w:szCs w:val="20"/>
+          <w:lang w:val="es-ES"/>
+        </w:rPr>
+        <w:t xml:space="preserve"> </w:t>
+      </w:r>
+    </w:p>
+    <w:p>
+      <w:pPr>
+        <w:pStyle w:val="ListParagraph"/>
+        <w:rPr>
+          <w:rFonts w:eastAsiaTheme="minorEastAsia"/>
+          <w:iCs/>
+          <w:sz w:val="20"/>
+          <w:szCs w:val="20"/>
+          <w:lang w:val="es-ES"/>
+        </w:rPr>
+      </w:pPr>
+      <w:r>
+        <w:rPr>
+          <w:rFonts w:eastAsiaTheme="minorEastAsia"/>
+          <w:iCs/>
+          <w:sz w:val="20"/>
+          <w:szCs w:val="20"/>
+          <w:lang w:val="es-ES"/>
+        </w:rPr>
+        <w:t xml:space="preserve">El efecto de ventanear introduce ambigüedad en el dominio frecuencial, la cual puede mitigarse aumentando la longitud de la ventana o eligiendo una ventana diferente. </w:t>
+      </w:r>
+    </w:p>
+    <w:p>
+      <w:pPr>
+        <w:pStyle w:val="ListParagraph"/>
+        <w:rPr>
+          <w:rFonts w:eastAsiaTheme="minorEastAsia"/>
+          <w:iCs/>
+          <w:sz w:val="20"/>
+          <w:szCs w:val="20"/>
+          <w:lang w:val="es-ES"/>
+        </w:rPr>
+      </w:pPr>
+      <w:r>
+        <w:rPr>
+          <w:rFonts w:eastAsiaTheme="minorEastAsia"/>
+          <w:iCs/>
+          <w:sz w:val="20"/>
+          <w:szCs w:val="20"/>
+          <w:lang w:val="es-ES"/>
+        </w:rPr>
+        <w:t xml:space="preserve">Cuando se dice que la ventana introduce ambigüedad en frecuencia, se refiere a que la energía de una componente espectral ya no queda concentrada únicamente en su frecuencia </w:t>
+      </w:r>
+      <m:oMath>
+        <m:sSub>
+          <m:sSubPr>
+            <m:ctrlPr>
+              <w:rPr>
+                <w:rFonts w:ascii="Cambria Math" w:eastAsiaTheme="minorEastAsia" w:hAnsi="Cambria Math"/>
+                <w:i/>
+                <w:iCs/>
+                <w:sz w:val="20"/>
+                <w:szCs w:val="20"/>
+                <w:lang w:val="es-ES"/>
+              </w:rPr>
+            </m:ctrlPr>
+          </m:sSubPr>
+          <m:e>
+            <m:r>
+              <w:rPr>
+                <w:rFonts w:ascii="Cambria Math" w:eastAsiaTheme="minorEastAsia" w:hAnsi="Cambria Math"/>
+                <w:sz w:val="20"/>
+                <w:szCs w:val="20"/>
+                <w:lang w:val="es-ES"/>
+              </w:rPr>
+              <m:t>f</m:t>
+            </m:r>
+          </m:e>
+          <m:sub>
+            <m:r>
+              <w:rPr>
+                <w:rFonts w:ascii="Cambria Math" w:eastAsiaTheme="minorEastAsia" w:hAnsi="Cambria Math"/>
+                <w:sz w:val="20"/>
+                <w:szCs w:val="20"/>
+                <w:lang w:val="es-ES"/>
+              </w:rPr>
+              <m:t>0</m:t>
+            </m:r>
+          </m:sub>
+        </m:sSub>
+      </m:oMath>
+      <w:r>
+        <w:rPr>
+          <w:rFonts w:eastAsiaTheme="minorEastAsia"/>
+          <w:iCs/>
+          <w:sz w:val="20"/>
+          <w:szCs w:val="20"/>
+          <w:lang w:val="es-ES"/>
+        </w:rPr>
+        <w:t xml:space="preserve">, sino que se </w:t>
+      </w:r>
+      <w:r>
+        <w:rPr>
+          <w:rFonts w:eastAsiaTheme="minorEastAsia"/>
+          <w:iCs/>
+          <w:sz w:val="20"/>
+          <w:szCs w:val="20"/>
+          <w:lang w:val="es-ES"/>
+        </w:rPr>
+        <w:lastRenderedPageBreak/>
+        <w:t xml:space="preserve">distribuye alrededor de ella debido a la convolución con el espectro de la ventana </w:t>
+      </w:r>
+      <m:oMath>
+        <m:r>
+          <w:rPr>
+            <w:rFonts w:ascii="Cambria Math" w:eastAsiaTheme="minorEastAsia" w:hAnsi="Cambria Math"/>
+            <w:sz w:val="20"/>
+            <w:szCs w:val="20"/>
+            <w:lang w:val="es-ES"/>
+          </w:rPr>
+          <m:t>W(ω)</m:t>
+        </m:r>
+      </m:oMath>
+      <w:r>
+        <w:rPr>
+          <w:rFonts w:eastAsiaTheme="minorEastAsia"/>
+          <w:iCs/>
+          <w:sz w:val="20"/>
+          <w:szCs w:val="20"/>
+          <w:lang w:val="es-ES"/>
+        </w:rPr>
+        <w:t xml:space="preserve"> (multiplicar en tiempo es </w:t>
+      </w:r>
+      <w:proofErr w:type="spellStart"/>
+      <w:r>
+        <w:rPr>
+          <w:rFonts w:eastAsiaTheme="minorEastAsia"/>
+          <w:iCs/>
+          <w:sz w:val="20"/>
+          <w:szCs w:val="20"/>
+          <w:lang w:val="es-ES"/>
+        </w:rPr>
+        <w:t>convolucionar</w:t>
+      </w:r>
+      <w:proofErr w:type="spellEnd"/>
+      <w:r>
+        <w:rPr>
+          <w:rFonts w:eastAsiaTheme="minorEastAsia"/>
+          <w:iCs/>
+          <w:sz w:val="20"/>
+          <w:szCs w:val="20"/>
+          <w:lang w:val="es-ES"/>
+        </w:rPr>
+        <w:t xml:space="preserve"> en frecuencia). </w:t>
+      </w:r>
+    </w:p>
+    <w:p>
+      <w:pPr>
+        <w:pStyle w:val="ListParagraph"/>
+        <w:rPr>
+          <w:rFonts w:eastAsiaTheme="minorEastAsia"/>
+          <w:iCs/>
+          <w:sz w:val="20"/>
+          <w:szCs w:val="20"/>
+          <w:lang w:val="es-ES"/>
+        </w:rPr>
+      </w:pPr>
+      <w:r>
+        <w:rPr>
+          <w:rFonts w:eastAsiaTheme="minorEastAsia"/>
+          <w:iCs/>
+          <w:sz w:val="20"/>
+          <w:szCs w:val="20"/>
+          <w:lang w:val="es-ES"/>
+        </w:rPr>
+        <w:t>Esto ocurre porque el espectro de la ventana tiene un lóbulo principal y lóbulos secundarios, por lo que la energía de cada componente espectral se ensancha y se reparte alrededor</w:t>
+      </w:r>
+      <w:r>
+        <w:rPr>
+          <w:rFonts w:eastAsiaTheme="minorEastAsia"/>
+          <w:iCs/>
+          <w:sz w:val="20"/>
+          <w:szCs w:val="20"/>
+          <w:lang w:val="es-ES"/>
+        </w:rPr>
+        <w:t xml:space="preserve"> de la frecuencia original</w:t>
+      </w:r>
+      <w:r>
+        <w:rPr>
+          <w:rFonts w:eastAsiaTheme="minorEastAsia"/>
+          <w:iCs/>
+          <w:sz w:val="20"/>
+          <w:szCs w:val="20"/>
+          <w:lang w:val="es-ES"/>
+        </w:rPr>
+        <w:t xml:space="preserve">. Y como consecuencia, aparece desparramo espectral. </w:t>
+      </w:r>
+    </w:p>
+    <w:p>
+      <w:pPr>
+        <w:pStyle w:val="ListParagraph"/>
+        <w:numPr>
+          <w:ilvl w:val="0"/>
+          <w:numId w:val="14"/>
+        </w:numPr>
+        <w:rPr>
+          <w:rFonts w:eastAsiaTheme="minorEastAsia"/>
+          <w:iCs/>
+          <w:sz w:val="20"/>
+          <w:szCs w:val="20"/>
+          <w:lang w:val="es-ES"/>
+        </w:rPr>
+      </w:pPr>
+      <w:r>
+        <w:rPr>
+          <w:rFonts w:eastAsiaTheme="minorEastAsia"/>
+          <w:iCs/>
+          <w:sz w:val="20"/>
+          <w:szCs w:val="20"/>
+          <w:lang w:val="es-ES"/>
+        </w:rPr>
+        <w:t xml:space="preserve">Lóbulos principales más anchos </w:t>
+      </w:r>
+      <w:r>
+        <w:rPr>
+          <w:rFonts w:eastAsiaTheme="minorEastAsia"/>
+          <w:iCs/>
+          <w:sz w:val="20"/>
+          <w:szCs w:val="20"/>
+          <w:lang w:val="es-ES"/>
+        </w:rPr>
+        <w:sym w:font="Wingdings" w:char="F0E0"/>
+      </w:r>
+      <w:r>
+        <w:rPr>
+          <w:rFonts w:eastAsiaTheme="minorEastAsia"/>
+          <w:iCs/>
+          <w:sz w:val="20"/>
+          <w:szCs w:val="20"/>
+          <w:lang w:val="es-ES"/>
+        </w:rPr>
+        <w:t xml:space="preserve"> peor resolución espectral, no puedo distinguir frecuencias muy cercanas </w:t>
+      </w:r>
+      <w:r>
+        <w:rPr>
+          <w:rFonts w:eastAsiaTheme="minorEastAsia"/>
+          <w:iCs/>
+          <w:sz w:val="20"/>
+          <w:szCs w:val="20"/>
+          <w:lang w:val="es-ES"/>
+        </w:rPr>
+        <w:sym w:font="Wingdings" w:char="F0E0"/>
+      </w:r>
+      <w:r>
+        <w:rPr>
+          <w:rFonts w:eastAsiaTheme="minorEastAsia"/>
+          <w:iCs/>
+          <w:sz w:val="20"/>
+          <w:szCs w:val="20"/>
+          <w:lang w:val="es-ES"/>
+        </w:rPr>
+        <w:t xml:space="preserve"> hay más desparramo espectral cerca de la frecuencia central. </w:t>
+      </w:r>
+    </w:p>
+    <w:p>
+      <w:pPr>
+        <w:pStyle w:val="ListParagraph"/>
+        <w:numPr>
+          <w:ilvl w:val="0"/>
+          <w:numId w:val="14"/>
+        </w:numPr>
+        <w:rPr>
+          <w:rFonts w:eastAsiaTheme="minorEastAsia"/>
+          <w:iCs/>
+          <w:sz w:val="20"/>
+          <w:szCs w:val="20"/>
+          <w:lang w:val="es-ES"/>
+        </w:rPr>
+      </w:pPr>
+      <w:r>
+        <w:rPr>
+          <w:rFonts w:eastAsiaTheme="minorEastAsia"/>
+          <w:iCs/>
+          <w:sz w:val="20"/>
+          <w:szCs w:val="20"/>
+          <w:lang w:val="es-ES"/>
+        </w:rPr>
+        <w:t xml:space="preserve">Lóbulos secundarios más altos </w:t>
+      </w:r>
+      <w:r>
+        <w:rPr>
+          <w:rFonts w:eastAsiaTheme="minorEastAsia"/>
+          <w:iCs/>
+          <w:sz w:val="20"/>
+          <w:szCs w:val="20"/>
+          <w:lang w:val="es-ES"/>
+        </w:rPr>
+        <w:sym w:font="Wingdings" w:char="F0E0"/>
+      </w:r>
+      <w:r>
+        <w:rPr>
+          <w:rFonts w:eastAsiaTheme="minorEastAsia"/>
+          <w:iCs/>
+          <w:sz w:val="20"/>
+          <w:szCs w:val="20"/>
+          <w:lang w:val="es-ES"/>
+        </w:rPr>
+        <w:t xml:space="preserve"> más fuga espectral hacia frecuencias lejanas (la energía “invade” otras frecuencias). </w:t>
+      </w:r>
+    </w:p>
+    <w:p>
+      <w:pPr>
+        <w:rPr>
+          <w:rFonts w:eastAsiaTheme="minorEastAsia"/>
+          <w:sz w:val="20"/>
+          <w:szCs w:val="20"/>
+          <w:lang w:val="es-ES"/>
+        </w:rPr>
+      </w:pPr>
+    </w:p>
+    <w:p>
+      <w:pPr>
         <w:rPr>
           <w:rFonts w:eastAsiaTheme="minorEastAsia"/>
           <w:b/>
@@ -1686,6 +3054,17 @@
           <w:u w:val="single"/>
           <w:lang w:val="es-ES"/>
         </w:rPr>
+      </w:pPr>
+      <w:r>
+        <w:rPr>
+          <w:rFonts w:eastAsiaTheme="minorEastAsia"/>
+          <w:b/>
+          <w:color w:val="7030A0"/>
+          <w:sz w:val="20"/>
+          <w:szCs w:val="20"/>
+          <w:u w:val="single"/>
+          <w:lang w:val="es-ES"/>
+        </w:rPr>
         <w:t xml:space="preserve">Estimadores </w:t>
       </w:r>
     </w:p>
@@ -1710,7 +3089,7 @@
     </w:p>
     <w:p>
       <w:pPr>
-        <w:pStyle w:val="Prrafodelista"/>
+        <w:pStyle w:val="ListParagraph"/>
         <w:numPr>
           <w:ilvl w:val="0"/>
           <w:numId w:val="4"/>
@@ -1756,7 +3135,7 @@
     </w:p>
     <w:p>
       <w:pPr>
-        <w:pStyle w:val="Prrafodelista"/>
+        <w:pStyle w:val="ListParagraph"/>
         <w:numPr>
           <w:ilvl w:val="0"/>
           <w:numId w:val="4"/>
@@ -1865,7 +3244,6 @@
           <w:noProof/>
           <w:lang w:val="en-US"/>
         </w:rPr>
-        <w:lastRenderedPageBreak/>
         <w:drawing>
           <wp:inline distT="0" distB="0" distL="0" distR="0" wp14:anchorId="550D31F7" wp14:editId="7642C3F8">
             <wp:extent cx="4495800" cy="2695575"/>
@@ -1880,7 +3258,7 @@
                     <pic:cNvPicPr preferRelativeResize="0"/>
                   </pic:nvPicPr>
                   <pic:blipFill>
-                    <a:blip r:embed="rId8">
+                    <a:blip r:embed="rId10">
                       <a:extLst>
                         <a:ext uri="{28A0092B-C50C-407E-A947-70E740481C1C}">
                           <a14:useLocalDpi xmlns:a14="http://schemas.microsoft.com/office/drawing/2010/main" val="0"/>
@@ -1952,6 +3330,7 @@
           <w:noProof/>
           <w:lang w:val="en-US"/>
         </w:rPr>
+        <w:lastRenderedPageBreak/>
         <w:drawing>
           <wp:inline distT="0" distB="0" distL="0" distR="0" wp14:anchorId="47DB4ECE" wp14:editId="436B0AC7">
             <wp:extent cx="4257675" cy="400050"/>
@@ -1966,7 +3345,7 @@
                     <pic:cNvPicPr preferRelativeResize="0"/>
                   </pic:nvPicPr>
                   <pic:blipFill>
-                    <a:blip r:embed="rId9">
+                    <a:blip r:embed="rId11">
                       <a:extLst>
                         <a:ext uri="{28A0092B-C50C-407E-A947-70E740481C1C}">
                           <a14:useLocalDpi xmlns:a14="http://schemas.microsoft.com/office/drawing/2010/main" val="0"/>
@@ -2086,7 +3465,7 @@
                     <pic:cNvPicPr preferRelativeResize="0"/>
                   </pic:nvPicPr>
                   <pic:blipFill>
-                    <a:blip r:embed="rId10">
+                    <a:blip r:embed="rId12">
                       <a:extLst>
                         <a:ext uri="{28A0092B-C50C-407E-A947-70E740481C1C}">
                           <a14:useLocalDpi xmlns:a14="http://schemas.microsoft.com/office/drawing/2010/main" val="0"/>
@@ -2120,14 +3499,183 @@
         <w:rPr>
           <w:rFonts w:eastAsiaTheme="minorEastAsia"/>
           <w:b/>
-          <w:color w:val="7030A0"/>
-          <w:sz w:val="20"/>
-          <w:szCs w:val="20"/>
-          <w:u w:val="single"/>
-          <w:lang w:val="es-ES"/>
-        </w:rPr>
-      </w:pPr>
-      <w:r>
+          <w:bCs/>
+          <w:color w:val="ED7D31" w:themeColor="accent2"/>
+          <w:sz w:val="20"/>
+          <w:szCs w:val="20"/>
+          <w:lang w:val="es-ES"/>
+        </w:rPr>
+      </w:pPr>
+      <w:r>
+        <w:rPr>
+          <w:rFonts w:eastAsiaTheme="minorEastAsia"/>
+          <w:b/>
+          <w:bCs/>
+          <w:color w:val="ED7D31" w:themeColor="accent2"/>
+          <w:sz w:val="20"/>
+          <w:szCs w:val="20"/>
+          <w:lang w:val="es-ES"/>
+        </w:rPr>
+        <w:t xml:space="preserve">¿Qué es un estimador consistente? </w:t>
+      </w:r>
+    </w:p>
+    <w:p>
+      <w:pPr>
+        <w:rPr>
+          <w:rFonts w:eastAsiaTheme="minorEastAsia"/>
+          <w:sz w:val="20"/>
+          <w:szCs w:val="20"/>
+          <w:lang w:val="es-ES"/>
+        </w:rPr>
+      </w:pPr>
+      <w:r>
+        <w:rPr>
+          <w:rFonts w:eastAsiaTheme="minorEastAsia"/>
+          <w:sz w:val="20"/>
+          <w:szCs w:val="20"/>
+          <w:lang w:val="es-ES"/>
+        </w:rPr>
+        <w:t xml:space="preserve">Un estimador es consistente si: </w:t>
+      </w:r>
+    </w:p>
+    <w:p>
+      <w:pPr>
+        <w:pStyle w:val="ListParagraph"/>
+        <w:numPr>
+          <w:ilvl w:val="0"/>
+          <w:numId w:val="16"/>
+        </w:numPr>
+        <w:rPr>
+          <w:rFonts w:eastAsiaTheme="minorEastAsia"/>
+          <w:sz w:val="20"/>
+          <w:szCs w:val="20"/>
+          <w:lang w:val="es-ES"/>
+        </w:rPr>
+      </w:pPr>
+      <w:r>
+        <w:rPr>
+          <w:rFonts w:eastAsiaTheme="minorEastAsia"/>
+          <w:sz w:val="20"/>
+          <w:szCs w:val="20"/>
+          <w:lang w:val="es-ES"/>
+        </w:rPr>
+        <w:t xml:space="preserve">Es asintóticamente insesgado </w:t>
+      </w:r>
+    </w:p>
+    <w:p>
+      <w:pPr>
+        <w:pStyle w:val="ListParagraph"/>
+        <w:numPr>
+          <w:ilvl w:val="0"/>
+          <w:numId w:val="16"/>
+        </w:numPr>
+        <w:rPr>
+          <w:rFonts w:eastAsiaTheme="minorEastAsia"/>
+          <w:sz w:val="20"/>
+          <w:szCs w:val="20"/>
+          <w:lang w:val="es-ES"/>
+        </w:rPr>
+      </w:pPr>
+      <w:r>
+        <w:rPr>
+          <w:rFonts w:eastAsiaTheme="minorEastAsia"/>
+          <w:sz w:val="20"/>
+          <w:szCs w:val="20"/>
+          <w:lang w:val="es-ES"/>
+        </w:rPr>
+        <w:t>Y si su varianza tiende a cero (</w:t>
+      </w:r>
+      <m:oMath>
+        <m:r>
+          <w:rPr>
+            <w:rFonts w:ascii="Cambria Math" w:eastAsiaTheme="minorEastAsia" w:hAnsi="Cambria Math"/>
+            <w:sz w:val="20"/>
+            <w:szCs w:val="20"/>
+            <w:lang w:val="es-ES"/>
+          </w:rPr>
+          <m:t>var→0</m:t>
+        </m:r>
+      </m:oMath>
+      <w:r>
+        <w:rPr>
+          <w:rFonts w:eastAsiaTheme="minorEastAsia"/>
+          <w:sz w:val="20"/>
+          <w:szCs w:val="20"/>
+          <w:lang w:val="es-ES"/>
+        </w:rPr>
+        <w:t>) a medida que la cantidad de muestras N tiende a infinito (</w:t>
+      </w:r>
+      <m:oMath>
+        <m:r>
+          <w:rPr>
+            <w:rFonts w:ascii="Cambria Math" w:eastAsiaTheme="minorEastAsia" w:hAnsi="Cambria Math"/>
+            <w:sz w:val="20"/>
+            <w:szCs w:val="20"/>
+            <w:lang w:val="es-ES"/>
+          </w:rPr>
+          <m:t>N→ ∞</m:t>
+        </m:r>
+      </m:oMath>
+      <w:r>
+        <w:rPr>
+          <w:rFonts w:eastAsiaTheme="minorEastAsia"/>
+          <w:sz w:val="20"/>
+          <w:szCs w:val="20"/>
+          <w:lang w:val="es-ES"/>
+        </w:rPr>
+        <w:t xml:space="preserve">). </w:t>
+      </w:r>
+    </w:p>
+    <w:p>
+      <w:pPr>
+        <w:rPr>
+          <w:rFonts w:eastAsiaTheme="minorEastAsia"/>
+          <w:sz w:val="20"/>
+          <w:szCs w:val="20"/>
+          <w:lang w:val="es-ES"/>
+        </w:rPr>
+      </w:pPr>
+      <w:r>
+        <w:rPr>
+          <w:rFonts w:eastAsiaTheme="minorEastAsia"/>
+          <w:sz w:val="20"/>
+          <w:szCs w:val="20"/>
+          <w:lang w:val="es-ES"/>
+        </w:rPr>
+        <w:t xml:space="preserve">Ser asintóticamente insesgado quiere decir que el valor esperado del estimador tiende al valor real cuando la cantidad de muestras tiende a infinito </w:t>
+      </w:r>
+      <w:r>
+        <w:rPr>
+          <w:rFonts w:eastAsiaTheme="minorEastAsia"/>
+          <w:sz w:val="20"/>
+          <w:szCs w:val="20"/>
+          <w:lang w:val="es-ES"/>
+        </w:rPr>
+        <w:t>(</w:t>
+      </w:r>
+      <m:oMath>
+        <m:r>
+          <w:rPr>
+            <w:rFonts w:ascii="Cambria Math" w:eastAsiaTheme="minorEastAsia" w:hAnsi="Cambria Math"/>
+            <w:sz w:val="20"/>
+            <w:szCs w:val="20"/>
+            <w:lang w:val="es-ES"/>
+          </w:rPr>
+          <m:t>N→ ∞</m:t>
+        </m:r>
+      </m:oMath>
+      <w:r>
+        <w:rPr>
+          <w:rFonts w:eastAsiaTheme="minorEastAsia"/>
+          <w:sz w:val="20"/>
+          <w:szCs w:val="20"/>
+          <w:lang w:val="es-ES"/>
+        </w:rPr>
+        <w:t>).</w:t>
+      </w:r>
+    </w:p>
+    <w:p>
+      <w:pPr>
         <w:rPr>
           <w:rFonts w:eastAsiaTheme="minorEastAsia"/>
           <w:b/>
@@ -2137,6 +3685,17 @@
           <w:u w:val="single"/>
           <w:lang w:val="es-ES"/>
         </w:rPr>
+      </w:pPr>
+      <w:r>
+        <w:rPr>
+          <w:rFonts w:eastAsiaTheme="minorEastAsia"/>
+          <w:b/>
+          <w:color w:val="7030A0"/>
+          <w:sz w:val="20"/>
+          <w:szCs w:val="20"/>
+          <w:u w:val="single"/>
+          <w:lang w:val="es-ES"/>
+        </w:rPr>
         <w:t xml:space="preserve">Estimadores no paramétricos </w:t>
       </w:r>
     </w:p>
@@ -2237,7 +3796,7 @@
           <w:lang w:val="en-US"/>
         </w:rPr>
         <w:drawing>
-          <wp:inline distT="0" distB="0" distL="0" distR="0">
+          <wp:inline distT="0" distB="0" distL="0" distR="0" wp14:anchorId="023ADDCB" wp14:editId="275B744A">
             <wp:extent cx="2962275" cy="485775"/>
             <wp:effectExtent l="0" t="0" r="9525" b="9525"/>
             <wp:docPr id="10" name="image23.png"/>
@@ -2250,7 +3809,7 @@
                     <pic:cNvPicPr preferRelativeResize="0"/>
                   </pic:nvPicPr>
                   <pic:blipFill>
-                    <a:blip r:embed="rId11">
+                    <a:blip r:embed="rId13">
                       <a:extLst>
                         <a:ext uri="{28A0092B-C50C-407E-A947-70E740481C1C}">
                           <a14:useLocalDpi xmlns:a14="http://schemas.microsoft.com/office/drawing/2010/main" val="0"/>
@@ -2333,9 +3892,8 @@
           <w:noProof/>
           <w:lang w:val="en-US"/>
         </w:rPr>
-        <w:lastRenderedPageBreak/>
         <w:drawing>
-          <wp:inline distT="0" distB="0" distL="0" distR="0">
+          <wp:inline distT="0" distB="0" distL="0" distR="0" wp14:anchorId="7A88EF8E" wp14:editId="725B2606">
             <wp:extent cx="5143500" cy="828675"/>
             <wp:effectExtent l="0" t="0" r="0" b="9525"/>
             <wp:docPr id="67" name="image66.png"/>
@@ -2348,7 +3906,7 @@
                     <pic:cNvPicPr preferRelativeResize="0"/>
                   </pic:nvPicPr>
                   <pic:blipFill>
-                    <a:blip r:embed="rId12">
+                    <a:blip r:embed="rId14">
                       <a:extLst>
                         <a:ext uri="{28A0092B-C50C-407E-A947-70E740481C1C}">
                           <a14:useLocalDpi xmlns:a14="http://schemas.microsoft.com/office/drawing/2010/main" val="0"/>
@@ -2515,7 +4073,16 @@
           <w:szCs w:val="20"/>
           <w:lang w:val="es-ES"/>
         </w:rPr>
-        <w:t xml:space="preserve">, cada una de longitud </w:t>
+        <w:t xml:space="preserve">, cada una de </w:t>
+      </w:r>
+      <w:r>
+        <w:rPr>
+          <w:sz w:val="20"/>
+          <w:szCs w:val="20"/>
+          <w:lang w:val="es-ES"/>
+        </w:rPr>
+        <w:lastRenderedPageBreak/>
+        <w:t xml:space="preserve">longitud </w:t>
       </w:r>
       <m:oMath>
         <m:r>
@@ -2600,7 +4167,7 @@
                     <pic:cNvPicPr preferRelativeResize="0"/>
                   </pic:nvPicPr>
                   <pic:blipFill>
-                    <a:blip r:embed="rId13">
+                    <a:blip r:embed="rId15">
                       <a:extLst>
                         <a:ext uri="{28A0092B-C50C-407E-A947-70E740481C1C}">
                           <a14:useLocalDpi xmlns:a14="http://schemas.microsoft.com/office/drawing/2010/main" val="0"/>
@@ -2731,7 +4298,7 @@
           <w:lang w:val="en-US"/>
         </w:rPr>
         <w:drawing>
-          <wp:inline distT="0" distB="0" distL="0" distR="0">
+          <wp:inline distT="0" distB="0" distL="0" distR="0" wp14:anchorId="2DCEB5BB" wp14:editId="6E1EA305">
             <wp:extent cx="2038350" cy="304800"/>
             <wp:effectExtent l="0" t="0" r="0" b="0"/>
             <wp:docPr id="59" name="image51.png"/>
@@ -2744,7 +4311,7 @@
                     <pic:cNvPicPr preferRelativeResize="0"/>
                   </pic:nvPicPr>
                   <pic:blipFill>
-                    <a:blip r:embed="rId14">
+                    <a:blip r:embed="rId16">
                       <a:extLst>
                         <a:ext uri="{28A0092B-C50C-407E-A947-70E740481C1C}">
                           <a14:useLocalDpi xmlns:a14="http://schemas.microsoft.com/office/drawing/2010/main" val="0"/>
@@ -2878,7 +4445,7 @@
                     <pic:cNvPicPr preferRelativeResize="0"/>
                   </pic:nvPicPr>
                   <pic:blipFill>
-                    <a:blip r:embed="rId15">
+                    <a:blip r:embed="rId17">
                       <a:extLst>
                         <a:ext uri="{28A0092B-C50C-407E-A947-70E740481C1C}">
                           <a14:useLocalDpi xmlns:a14="http://schemas.microsoft.com/office/drawing/2010/main" val="0"/>
@@ -3041,9 +4608,8 @@
           <w:noProof/>
           <w:lang w:val="en-US"/>
         </w:rPr>
-        <w:lastRenderedPageBreak/>
         <w:drawing>
-          <wp:inline distT="0" distB="0" distL="0" distR="0">
+          <wp:inline distT="0" distB="0" distL="0" distR="0" wp14:anchorId="2860D9B9" wp14:editId="268D5F0E">
             <wp:extent cx="3596640" cy="2522220"/>
             <wp:effectExtent l="0" t="0" r="3810" b="0"/>
             <wp:docPr id="134" name="image123.png"/>
@@ -3056,7 +4622,7 @@
                     <pic:cNvPicPr preferRelativeResize="0"/>
                   </pic:nvPicPr>
                   <pic:blipFill>
-                    <a:blip r:embed="rId16">
+                    <a:blip r:embed="rId18">
                       <a:extLst>
                         <a:ext uri="{28A0092B-C50C-407E-A947-70E740481C1C}">
                           <a14:useLocalDpi xmlns:a14="http://schemas.microsoft.com/office/drawing/2010/main" val="0"/>
@@ -3087,6 +4653,16 @@
     </w:p>
     <w:p>
       <w:pPr>
+        <w:jc w:val="center"/>
+        <w:rPr>
+          <w:sz w:val="20"/>
+          <w:szCs w:val="20"/>
+          <w:lang w:val="es-ES"/>
+        </w:rPr>
+      </w:pPr>
+    </w:p>
+    <w:p>
+      <w:pPr>
         <w:rPr>
           <w:sz w:val="20"/>
           <w:szCs w:val="20"/>
@@ -3102,6 +4678,7 @@
           <w:u w:val="single"/>
           <w:lang w:val="es-ES"/>
         </w:rPr>
+        <w:lastRenderedPageBreak/>
         <w:t>Periodograma modificado</w:t>
       </w:r>
       <w:r>
@@ -3128,7 +4705,7 @@
           <w:lang w:val="en-US"/>
         </w:rPr>
         <w:drawing>
-          <wp:inline distT="0" distB="0" distL="0" distR="0">
+          <wp:inline distT="0" distB="0" distL="0" distR="0" wp14:anchorId="1884758E" wp14:editId="2C9E776B">
             <wp:extent cx="4983480" cy="2049780"/>
             <wp:effectExtent l="0" t="0" r="7620" b="7620"/>
             <wp:docPr id="148" name="image138.png"/>
@@ -3141,7 +4718,7 @@
                     <pic:cNvPicPr preferRelativeResize="0"/>
                   </pic:nvPicPr>
                   <pic:blipFill>
-                    <a:blip r:embed="rId17">
+                    <a:blip r:embed="rId19">
                       <a:extLst>
                         <a:ext uri="{28A0092B-C50C-407E-A947-70E740481C1C}">
                           <a14:useLocalDpi xmlns:a14="http://schemas.microsoft.com/office/drawing/2010/main" val="0"/>
@@ -3202,7 +4779,7 @@
           <w:lang w:val="en-US"/>
         </w:rPr>
         <w:drawing>
-          <wp:inline distT="0" distB="0" distL="0" distR="0">
+          <wp:inline distT="0" distB="0" distL="0" distR="0" wp14:anchorId="56580B80" wp14:editId="0ABE2038">
             <wp:extent cx="4648200" cy="914400"/>
             <wp:effectExtent l="0" t="0" r="0" b="0"/>
             <wp:docPr id="37" name="image27.png"/>
@@ -3215,7 +4792,7 @@
                     <pic:cNvPicPr preferRelativeResize="0"/>
                   </pic:nvPicPr>
                   <pic:blipFill>
-                    <a:blip r:embed="rId18">
+                    <a:blip r:embed="rId20">
                       <a:extLst>
                         <a:ext uri="{28A0092B-C50C-407E-A947-70E740481C1C}">
                           <a14:useLocalDpi xmlns:a14="http://schemas.microsoft.com/office/drawing/2010/main" val="0"/>
@@ -3299,7 +4876,7 @@
           <w:lang w:val="en-US"/>
         </w:rPr>
         <w:drawing>
-          <wp:inline distT="0" distB="0" distL="0" distR="0">
+          <wp:inline distT="0" distB="0" distL="0" distR="0" wp14:anchorId="3AE6BB57" wp14:editId="40ADDEE2">
             <wp:extent cx="3048000" cy="822960"/>
             <wp:effectExtent l="0" t="0" r="0" b="0"/>
             <wp:docPr id="73" name="image65.png"/>
@@ -3312,7 +4889,7 @@
                     <pic:cNvPicPr preferRelativeResize="0"/>
                   </pic:nvPicPr>
                   <pic:blipFill>
-                    <a:blip r:embed="rId19">
+                    <a:blip r:embed="rId21">
                       <a:extLst>
                         <a:ext uri="{28A0092B-C50C-407E-A947-70E740481C1C}">
                           <a14:useLocalDpi xmlns:a14="http://schemas.microsoft.com/office/drawing/2010/main" val="0"/>
@@ -3355,7 +4932,6 @@
           <w:szCs w:val="20"/>
           <w:lang w:val="es-ES"/>
         </w:rPr>
-        <w:lastRenderedPageBreak/>
         <w:t xml:space="preserve">Es un estimador insesgado y consistente para la densidad espectral de potencia. Es como una súper técnica que integra el periodograma, el método de Bartlett, el periodograma modificado, y el periodograma modificado promediado. </w:t>
       </w:r>
     </w:p>
@@ -3856,6 +5432,7 @@
           <w:szCs w:val="20"/>
           <w:lang w:val="es-ES"/>
         </w:rPr>
+        <w:lastRenderedPageBreak/>
         <w:t xml:space="preserve">Pero como en la </w:t>
       </w:r>
       <w:r>
@@ -4779,24 +6356,60 @@
       <w:pPr>
         <w:rPr>
           <w:rFonts w:eastAsiaTheme="minorEastAsia"/>
-          <w:sz w:val="20"/>
-          <w:szCs w:val="20"/>
-          <w:lang w:val="es-ES"/>
-        </w:rPr>
-      </w:pPr>
-      <w:r>
-        <w:rPr>
-          <w:rFonts w:eastAsiaTheme="minorEastAsia"/>
-          <w:sz w:val="20"/>
-          <w:szCs w:val="20"/>
-          <w:lang w:val="es-ES"/>
-        </w:rPr>
-        <w:t xml:space="preserve">Resumiendo </w:t>
-      </w:r>
-    </w:p>
-    <w:p>
-      <w:pPr>
-        <w:pStyle w:val="Prrafodelista"/>
+          <w:b/>
+          <w:bCs/>
+          <w:color w:val="7030A0"/>
+          <w:sz w:val="20"/>
+          <w:szCs w:val="20"/>
+          <w:u w:val="single"/>
+          <w:lang w:val="es-ES"/>
+        </w:rPr>
+      </w:pPr>
+      <w:proofErr w:type="gramStart"/>
+      <w:r>
+        <w:rPr>
+          <w:rFonts w:eastAsiaTheme="minorEastAsia"/>
+          <w:b/>
+          <w:bCs/>
+          <w:color w:val="7030A0"/>
+          <w:sz w:val="20"/>
+          <w:szCs w:val="20"/>
+          <w:u w:val="single"/>
+          <w:lang w:val="es-ES"/>
+        </w:rPr>
+        <w:t>Resumiendo</w:t>
+      </w:r>
+      <w:proofErr w:type="gramEnd"/>
+      <w:r>
+        <w:rPr>
+          <w:rFonts w:eastAsiaTheme="minorEastAsia"/>
+          <w:b/>
+          <w:bCs/>
+          <w:color w:val="7030A0"/>
+          <w:sz w:val="20"/>
+          <w:szCs w:val="20"/>
+          <w:u w:val="single"/>
+          <w:lang w:val="es-ES"/>
+        </w:rPr>
+        <w:t xml:space="preserve"> estimadores</w:t>
+      </w:r>
+      <w:r>
+        <w:rPr>
+          <w:rFonts w:eastAsiaTheme="minorEastAsia"/>
+          <w:b/>
+          <w:bCs/>
+          <w:color w:val="7030A0"/>
+          <w:sz w:val="20"/>
+          <w:szCs w:val="20"/>
+          <w:u w:val="single"/>
+          <w:lang w:val="es-ES"/>
+        </w:rPr>
+        <w:t xml:space="preserve"> </w:t>
+      </w:r>
+    </w:p>
+    <w:p>
+      <w:pPr>
+        <w:pStyle w:val="ListParagraph"/>
         <w:numPr>
           <w:ilvl w:val="0"/>
           <w:numId w:val="5"/>
@@ -4824,7 +6437,7 @@
     </w:p>
     <w:p>
       <w:pPr>
-        <w:pStyle w:val="Prrafodelista"/>
+        <w:pStyle w:val="ListParagraph"/>
         <w:numPr>
           <w:ilvl w:val="1"/>
           <w:numId w:val="5"/>
@@ -4848,7 +6461,7 @@
     </w:p>
     <w:p>
       <w:pPr>
-        <w:pStyle w:val="Prrafodelista"/>
+        <w:pStyle w:val="ListParagraph"/>
         <w:numPr>
           <w:ilvl w:val="1"/>
           <w:numId w:val="5"/>
@@ -4872,7 +6485,7 @@
     </w:p>
     <w:p>
       <w:pPr>
-        <w:pStyle w:val="Prrafodelista"/>
+        <w:pStyle w:val="ListParagraph"/>
         <w:numPr>
           <w:ilvl w:val="1"/>
           <w:numId w:val="5"/>
@@ -4891,13 +6504,12 @@
           <w:szCs w:val="20"/>
           <w:lang w:val="es-ES"/>
         </w:rPr>
-        <w:lastRenderedPageBreak/>
         <w:t xml:space="preserve">La varianza se reduce a medida que se toman más segmentos, pero la resolución espectral disminuye porque son segmentos más cortos. </w:t>
       </w:r>
     </w:p>
     <w:p>
       <w:pPr>
-        <w:pStyle w:val="Prrafodelista"/>
+        <w:pStyle w:val="ListParagraph"/>
         <w:numPr>
           <w:ilvl w:val="0"/>
           <w:numId w:val="5"/>
@@ -4925,7 +6537,7 @@
     </w:p>
     <w:p>
       <w:pPr>
-        <w:pStyle w:val="Prrafodelista"/>
+        <w:pStyle w:val="ListParagraph"/>
         <w:numPr>
           <w:ilvl w:val="1"/>
           <w:numId w:val="5"/>
@@ -4949,7 +6561,7 @@
     </w:p>
     <w:p>
       <w:pPr>
-        <w:pStyle w:val="Prrafodelista"/>
+        <w:pStyle w:val="ListParagraph"/>
         <w:numPr>
           <w:ilvl w:val="1"/>
           <w:numId w:val="5"/>
@@ -4973,7 +6585,7 @@
     </w:p>
     <w:p>
       <w:pPr>
-        <w:pStyle w:val="Prrafodelista"/>
+        <w:pStyle w:val="ListParagraph"/>
         <w:numPr>
           <w:ilvl w:val="1"/>
           <w:numId w:val="5"/>
@@ -4997,7 +6609,7 @@
     </w:p>
     <w:p>
       <w:pPr>
-        <w:pStyle w:val="Prrafodelista"/>
+        <w:pStyle w:val="ListParagraph"/>
         <w:numPr>
           <w:ilvl w:val="1"/>
           <w:numId w:val="5"/>
@@ -5021,7 +6633,7 @@
     </w:p>
     <w:p>
       <w:pPr>
-        <w:pStyle w:val="Prrafodelista"/>
+        <w:pStyle w:val="ListParagraph"/>
         <w:numPr>
           <w:ilvl w:val="0"/>
           <w:numId w:val="5"/>
@@ -5047,7 +6659,7 @@
     </w:p>
     <w:p>
       <w:pPr>
-        <w:pStyle w:val="Prrafodelista"/>
+        <w:pStyle w:val="ListParagraph"/>
         <w:numPr>
           <w:ilvl w:val="1"/>
           <w:numId w:val="6"/>
@@ -5071,7 +6683,7 @@
     </w:p>
     <w:p>
       <w:pPr>
-        <w:pStyle w:val="Prrafodelista"/>
+        <w:pStyle w:val="ListParagraph"/>
         <w:numPr>
           <w:ilvl w:val="1"/>
           <w:numId w:val="6"/>
@@ -5095,7 +6707,7 @@
     </w:p>
     <w:p>
       <w:pPr>
-        <w:pStyle w:val="Prrafodelista"/>
+        <w:pStyle w:val="ListParagraph"/>
         <w:numPr>
           <w:ilvl w:val="1"/>
           <w:numId w:val="6"/>
@@ -5119,7 +6731,7 @@
     </w:p>
     <w:p>
       <w:pPr>
-        <w:pStyle w:val="Prrafodelista"/>
+        <w:pStyle w:val="ListParagraph"/>
         <w:numPr>
           <w:ilvl w:val="1"/>
           <w:numId w:val="6"/>
@@ -5169,6 +6781,7 @@
           <w:u w:val="single"/>
           <w:lang w:val="es-ES"/>
         </w:rPr>
+        <w:lastRenderedPageBreak/>
         <w:t xml:space="preserve">Presentación de Mariano </w:t>
       </w:r>
     </w:p>
@@ -5191,7 +6804,7 @@
     </w:p>
     <w:p>
       <w:pPr>
-        <w:pStyle w:val="Prrafodelista"/>
+        <w:pStyle w:val="ListParagraph"/>
         <w:numPr>
           <w:ilvl w:val="0"/>
           <w:numId w:val="7"/>
@@ -5213,7 +6826,7 @@
     </w:p>
     <w:p>
       <w:pPr>
-        <w:pStyle w:val="Prrafodelista"/>
+        <w:pStyle w:val="ListParagraph"/>
         <w:numPr>
           <w:ilvl w:val="0"/>
           <w:numId w:val="7"/>
@@ -5252,7 +6865,7 @@
     </w:p>
     <w:p>
       <w:pPr>
-        <w:pStyle w:val="Prrafodelista"/>
+        <w:pStyle w:val="ListParagraph"/>
         <w:numPr>
           <w:ilvl w:val="0"/>
           <w:numId w:val="8"/>
@@ -5274,7 +6887,7 @@
     </w:p>
     <w:p>
       <w:pPr>
-        <w:pStyle w:val="Prrafodelista"/>
+        <w:pStyle w:val="ListParagraph"/>
         <w:numPr>
           <w:ilvl w:val="1"/>
           <w:numId w:val="8"/>
@@ -5296,7 +6909,7 @@
     </w:p>
     <w:p>
       <w:pPr>
-        <w:pStyle w:val="Prrafodelista"/>
+        <w:pStyle w:val="ListParagraph"/>
         <w:numPr>
           <w:ilvl w:val="1"/>
           <w:numId w:val="8"/>
@@ -5318,7 +6931,7 @@
     </w:p>
     <w:p>
       <w:pPr>
-        <w:pStyle w:val="Prrafodelista"/>
+        <w:pStyle w:val="ListParagraph"/>
         <w:numPr>
           <w:ilvl w:val="1"/>
           <w:numId w:val="8"/>
@@ -5340,7 +6953,7 @@
     </w:p>
     <w:p>
       <w:pPr>
-        <w:pStyle w:val="Prrafodelista"/>
+        <w:pStyle w:val="ListParagraph"/>
         <w:numPr>
           <w:ilvl w:val="1"/>
           <w:numId w:val="8"/>
@@ -5362,7 +6975,7 @@
     </w:p>
     <w:p>
       <w:pPr>
-        <w:pStyle w:val="Prrafodelista"/>
+        <w:pStyle w:val="ListParagraph"/>
         <w:numPr>
           <w:ilvl w:val="0"/>
           <w:numId w:val="8"/>
@@ -5384,7 +6997,7 @@
     </w:p>
     <w:p>
       <w:pPr>
-        <w:pStyle w:val="Prrafodelista"/>
+        <w:pStyle w:val="ListParagraph"/>
         <w:numPr>
           <w:ilvl w:val="1"/>
           <w:numId w:val="8"/>
@@ -5415,7 +7028,7 @@
     </w:p>
     <w:p>
       <w:pPr>
-        <w:pStyle w:val="Prrafodelista"/>
+        <w:pStyle w:val="ListParagraph"/>
         <w:numPr>
           <w:ilvl w:val="0"/>
           <w:numId w:val="9"/>
@@ -5440,7 +7053,7 @@
     </w:p>
     <w:p>
       <w:pPr>
-        <w:pStyle w:val="Prrafodelista"/>
+        <w:pStyle w:val="ListParagraph"/>
         <w:rPr>
           <w:sz w:val="20"/>
           <w:szCs w:val="20"/>
@@ -5490,17 +7103,17 @@
     </w:p>
     <w:p>
       <w:pPr>
-        <w:pStyle w:val="Prrafodelista"/>
-        <w:rPr>
-          <w:sz w:val="20"/>
-          <w:szCs w:val="20"/>
-          <w:lang w:val="es-ES"/>
-        </w:rPr>
-      </w:pPr>
-    </w:p>
-    <w:p>
-      <w:pPr>
-        <w:pStyle w:val="Prrafodelista"/>
+        <w:pStyle w:val="ListParagraph"/>
+        <w:rPr>
+          <w:sz w:val="20"/>
+          <w:szCs w:val="20"/>
+          <w:lang w:val="es-ES"/>
+        </w:rPr>
+      </w:pPr>
+    </w:p>
+    <w:p>
+      <w:pPr>
+        <w:pStyle w:val="ListParagraph"/>
         <w:jc w:val="center"/>
         <w:rPr>
           <w:sz w:val="20"/>
@@ -5527,7 +7140,7 @@
                     <pic:cNvPicPr preferRelativeResize="0"/>
                   </pic:nvPicPr>
                   <pic:blipFill>
-                    <a:blip r:embed="rId20">
+                    <a:blip r:embed="rId22">
                       <a:extLst>
                         <a:ext uri="{28A0092B-C50C-407E-A947-70E740481C1C}">
                           <a14:useLocalDpi xmlns:a14="http://schemas.microsoft.com/office/drawing/2010/main" val="0"/>
@@ -5558,7 +7171,7 @@
     </w:p>
     <w:p>
       <w:pPr>
-        <w:pStyle w:val="Prrafodelista"/>
+        <w:pStyle w:val="ListParagraph"/>
         <w:jc w:val="center"/>
         <w:rPr>
           <w:sz w:val="20"/>
@@ -5569,7 +7182,7 @@
     </w:p>
     <w:p>
       <w:pPr>
-        <w:pStyle w:val="Prrafodelista"/>
+        <w:pStyle w:val="ListParagraph"/>
         <w:rPr>
           <w:sz w:val="20"/>
           <w:szCs w:val="20"/>
@@ -5602,7 +7215,7 @@
     </w:p>
     <w:p>
       <w:pPr>
-        <w:pStyle w:val="Prrafodelista"/>
+        <w:pStyle w:val="ListParagraph"/>
         <w:jc w:val="center"/>
         <w:rPr>
           <w:sz w:val="20"/>
@@ -5615,9 +7228,8 @@
           <w:noProof/>
           <w:lang w:val="en-US"/>
         </w:rPr>
-        <w:lastRenderedPageBreak/>
         <w:drawing>
-          <wp:inline distT="0" distB="0" distL="0" distR="0">
+          <wp:inline distT="0" distB="0" distL="0" distR="0" wp14:anchorId="694C5B9E" wp14:editId="31639C3C">
             <wp:extent cx="2082800" cy="770466"/>
             <wp:effectExtent l="0" t="0" r="0" b="0"/>
             <wp:docPr id="107" name="image107.png"/>
@@ -5630,7 +7242,7 @@
                     <pic:cNvPicPr preferRelativeResize="0"/>
                   </pic:nvPicPr>
                   <pic:blipFill>
-                    <a:blip r:embed="rId21">
+                    <a:blip r:embed="rId23">
                       <a:extLst>
                         <a:ext uri="{28A0092B-C50C-407E-A947-70E740481C1C}">
                           <a14:useLocalDpi xmlns:a14="http://schemas.microsoft.com/office/drawing/2010/main" val="0"/>
@@ -5661,7 +7273,7 @@
     </w:p>
     <w:p>
       <w:pPr>
-        <w:pStyle w:val="Prrafodelista"/>
+        <w:pStyle w:val="ListParagraph"/>
         <w:rPr>
           <w:sz w:val="20"/>
           <w:szCs w:val="20"/>
@@ -5679,17 +7291,17 @@
     </w:p>
     <w:p>
       <w:pPr>
-        <w:pStyle w:val="Prrafodelista"/>
-        <w:rPr>
-          <w:sz w:val="20"/>
-          <w:szCs w:val="20"/>
-          <w:lang w:val="es-ES"/>
-        </w:rPr>
-      </w:pPr>
-    </w:p>
-    <w:p>
-      <w:pPr>
-        <w:pStyle w:val="Prrafodelista"/>
+        <w:pStyle w:val="ListParagraph"/>
+        <w:rPr>
+          <w:sz w:val="20"/>
+          <w:szCs w:val="20"/>
+          <w:lang w:val="es-ES"/>
+        </w:rPr>
+      </w:pPr>
+    </w:p>
+    <w:p>
+      <w:pPr>
+        <w:pStyle w:val="ListParagraph"/>
         <w:jc w:val="center"/>
         <w:rPr>
           <w:sz w:val="20"/>
@@ -5703,7 +7315,7 @@
           <w:lang w:val="en-US"/>
         </w:rPr>
         <w:drawing>
-          <wp:inline distT="0" distB="0" distL="0" distR="0">
+          <wp:inline distT="0" distB="0" distL="0" distR="0" wp14:anchorId="556D697C" wp14:editId="6174A305">
             <wp:extent cx="3318934" cy="1693333"/>
             <wp:effectExtent l="0" t="0" r="0" b="2540"/>
             <wp:docPr id="71" name="image74.png"/>
@@ -5716,7 +7328,7 @@
                     <pic:cNvPicPr preferRelativeResize="0"/>
                   </pic:nvPicPr>
                   <pic:blipFill>
-                    <a:blip r:embed="rId22">
+                    <a:blip r:embed="rId24">
                       <a:extLst>
                         <a:ext uri="{28A0092B-C50C-407E-A947-70E740481C1C}">
                           <a14:useLocalDpi xmlns:a14="http://schemas.microsoft.com/office/drawing/2010/main" val="0"/>
@@ -5747,7 +7359,7 @@
     </w:p>
     <w:p>
       <w:pPr>
-        <w:pStyle w:val="Prrafodelista"/>
+        <w:pStyle w:val="ListParagraph"/>
         <w:jc w:val="center"/>
         <w:rPr>
           <w:sz w:val="20"/>
@@ -5758,7 +7370,7 @@
     </w:p>
     <w:p>
       <w:pPr>
-        <w:pStyle w:val="Prrafodelista"/>
+        <w:pStyle w:val="ListParagraph"/>
         <w:numPr>
           <w:ilvl w:val="0"/>
           <w:numId w:val="9"/>
@@ -5779,12 +7391,13 @@
           <w:szCs w:val="20"/>
           <w:lang w:val="es-ES"/>
         </w:rPr>
+        <w:lastRenderedPageBreak/>
         <w:t>Periodograma modificado</w:t>
       </w:r>
     </w:p>
     <w:p>
       <w:pPr>
-        <w:pStyle w:val="Prrafodelista"/>
+        <w:pStyle w:val="ListParagraph"/>
         <w:rPr>
           <w:sz w:val="20"/>
           <w:szCs w:val="20"/>
@@ -5810,17 +7423,17 @@
     </w:p>
     <w:p>
       <w:pPr>
-        <w:pStyle w:val="Prrafodelista"/>
-        <w:rPr>
-          <w:sz w:val="20"/>
-          <w:szCs w:val="20"/>
-          <w:lang w:val="es-ES"/>
-        </w:rPr>
-      </w:pPr>
-    </w:p>
-    <w:p>
-      <w:pPr>
-        <w:pStyle w:val="Prrafodelista"/>
+        <w:pStyle w:val="ListParagraph"/>
+        <w:rPr>
+          <w:sz w:val="20"/>
+          <w:szCs w:val="20"/>
+          <w:lang w:val="es-ES"/>
+        </w:rPr>
+      </w:pPr>
+    </w:p>
+    <w:p>
+      <w:pPr>
+        <w:pStyle w:val="ListParagraph"/>
         <w:jc w:val="center"/>
         <w:rPr>
           <w:sz w:val="20"/>
@@ -5834,7 +7447,7 @@
           <w:lang w:val="en-US"/>
         </w:rPr>
         <w:drawing>
-          <wp:inline distT="0" distB="0" distL="0" distR="0">
+          <wp:inline distT="0" distB="0" distL="0" distR="0" wp14:anchorId="529EE303" wp14:editId="3477CF05">
             <wp:extent cx="2752725" cy="1724025"/>
             <wp:effectExtent l="0" t="0" r="9525" b="9525"/>
             <wp:docPr id="156" name="image144.png"/>
@@ -5847,7 +7460,7 @@
                     <pic:cNvPicPr preferRelativeResize="0"/>
                   </pic:nvPicPr>
                   <pic:blipFill>
-                    <a:blip r:embed="rId23">
+                    <a:blip r:embed="rId25">
                       <a:extLst>
                         <a:ext uri="{28A0092B-C50C-407E-A947-70E740481C1C}">
                           <a14:useLocalDpi xmlns:a14="http://schemas.microsoft.com/office/drawing/2010/main" val="0"/>
@@ -5878,7 +7491,7 @@
     </w:p>
     <w:p>
       <w:pPr>
-        <w:pStyle w:val="Prrafodelista"/>
+        <w:pStyle w:val="ListParagraph"/>
         <w:numPr>
           <w:ilvl w:val="0"/>
           <w:numId w:val="9"/>
@@ -5904,7 +7517,7 @@
     </w:p>
     <w:p>
       <w:pPr>
-        <w:pStyle w:val="Prrafodelista"/>
+        <w:pStyle w:val="ListParagraph"/>
         <w:rPr>
           <w:sz w:val="20"/>
           <w:szCs w:val="20"/>
@@ -5938,7 +7551,7 @@
     </w:p>
     <w:p>
       <w:pPr>
-        <w:pStyle w:val="Prrafodelista"/>
+        <w:pStyle w:val="ListParagraph"/>
         <w:jc w:val="center"/>
         <w:rPr>
           <w:sz w:val="20"/>
@@ -5965,7 +7578,7 @@
                     <pic:cNvPicPr preferRelativeResize="0"/>
                   </pic:nvPicPr>
                   <pic:blipFill>
-                    <a:blip r:embed="rId24">
+                    <a:blip r:embed="rId26">
                       <a:extLst>
                         <a:ext uri="{28A0092B-C50C-407E-A947-70E740481C1C}">
                           <a14:useLocalDpi xmlns:a14="http://schemas.microsoft.com/office/drawing/2010/main" val="0"/>
@@ -5996,7 +7609,7 @@
     </w:p>
     <w:p>
       <w:pPr>
-        <w:pStyle w:val="Prrafodelista"/>
+        <w:pStyle w:val="ListParagraph"/>
         <w:rPr>
           <w:sz w:val="20"/>
           <w:szCs w:val="20"/>
@@ -6078,20 +7691,19 @@
     </w:p>
     <w:p>
       <w:pPr>
-        <w:pStyle w:val="Prrafodelista"/>
-        <w:rPr>
-          <w:sz w:val="20"/>
-          <w:szCs w:val="20"/>
-          <w:lang w:val="es-ES"/>
-        </w:rPr>
-      </w:pPr>
-      <w:r>
-        <w:rPr>
-          <w:sz w:val="20"/>
-          <w:szCs w:val="20"/>
-          <w:lang w:val="es-ES"/>
-        </w:rPr>
-        <w:lastRenderedPageBreak/>
+        <w:pStyle w:val="ListParagraph"/>
+        <w:rPr>
+          <w:sz w:val="20"/>
+          <w:szCs w:val="20"/>
+          <w:lang w:val="es-ES"/>
+        </w:rPr>
+      </w:pPr>
+      <w:r>
+        <w:rPr>
+          <w:sz w:val="20"/>
+          <w:szCs w:val="20"/>
+          <w:lang w:val="es-ES"/>
+        </w:rPr>
         <w:t xml:space="preserve">Al promediar, mejora la varianza, pero al tener bloques </w:t>
       </w:r>
       <w:proofErr w:type="spellStart"/>
@@ -6115,7 +7727,7 @@
     </w:p>
     <w:p>
       <w:pPr>
-        <w:pStyle w:val="Prrafodelista"/>
+        <w:pStyle w:val="ListParagraph"/>
         <w:jc w:val="center"/>
         <w:rPr>
           <w:sz w:val="20"/>
@@ -6142,7 +7754,7 @@
                     <pic:cNvPicPr preferRelativeResize="0"/>
                   </pic:nvPicPr>
                   <pic:blipFill>
-                    <a:blip r:embed="rId25"/>
+                    <a:blip r:embed="rId27"/>
                     <a:srcRect/>
                     <a:stretch>
                       <a:fillRect/>
@@ -6167,7 +7779,7 @@
     </w:p>
     <w:p>
       <w:pPr>
-        <w:pStyle w:val="Prrafodelista"/>
+        <w:pStyle w:val="ListParagraph"/>
         <w:rPr>
           <w:sz w:val="20"/>
           <w:szCs w:val="20"/>
@@ -6195,17 +7807,17 @@
     </w:p>
     <w:p>
       <w:pPr>
-        <w:pStyle w:val="Prrafodelista"/>
-        <w:rPr>
-          <w:sz w:val="20"/>
-          <w:szCs w:val="20"/>
-          <w:lang w:val="es-ES"/>
-        </w:rPr>
-      </w:pPr>
-    </w:p>
-    <w:p>
-      <w:pPr>
-        <w:pStyle w:val="Prrafodelista"/>
+        <w:pStyle w:val="ListParagraph"/>
+        <w:rPr>
+          <w:sz w:val="20"/>
+          <w:szCs w:val="20"/>
+          <w:lang w:val="es-ES"/>
+        </w:rPr>
+      </w:pPr>
+    </w:p>
+    <w:p>
+      <w:pPr>
+        <w:pStyle w:val="ListParagraph"/>
         <w:numPr>
           <w:ilvl w:val="0"/>
           <w:numId w:val="9"/>
@@ -6231,7 +7843,7 @@
     </w:p>
     <w:p>
       <w:pPr>
-        <w:pStyle w:val="Prrafodelista"/>
+        <w:pStyle w:val="ListParagraph"/>
         <w:rPr>
           <w:sz w:val="20"/>
           <w:szCs w:val="20"/>
@@ -6265,7 +7877,7 @@
     </w:p>
     <w:p>
       <w:pPr>
-        <w:pStyle w:val="Prrafodelista"/>
+        <w:pStyle w:val="ListParagraph"/>
         <w:jc w:val="center"/>
         <w:rPr>
           <w:sz w:val="20"/>
@@ -6279,7 +7891,7 @@
           <w:lang w:val="en-US"/>
         </w:rPr>
         <w:drawing>
-          <wp:inline distT="0" distB="0" distL="0" distR="0">
+          <wp:inline distT="0" distB="0" distL="0" distR="0" wp14:anchorId="734DBFFD" wp14:editId="08CB5090">
             <wp:extent cx="4238625" cy="1295400"/>
             <wp:effectExtent l="0" t="0" r="9525" b="0"/>
             <wp:docPr id="103" name="image98.png"/>
@@ -6292,7 +7904,7 @@
                     <pic:cNvPicPr preferRelativeResize="0"/>
                   </pic:nvPicPr>
                   <pic:blipFill>
-                    <a:blip r:embed="rId26">
+                    <a:blip r:embed="rId28">
                       <a:extLst>
                         <a:ext uri="{28A0092B-C50C-407E-A947-70E740481C1C}">
                           <a14:useLocalDpi xmlns:a14="http://schemas.microsoft.com/office/drawing/2010/main" val="0"/>
@@ -6323,7 +7935,7 @@
     </w:p>
     <w:p>
       <w:pPr>
-        <w:pStyle w:val="Prrafodelista"/>
+        <w:pStyle w:val="ListParagraph"/>
         <w:jc w:val="center"/>
         <w:rPr>
           <w:sz w:val="20"/>
@@ -6336,10 +7948,11 @@
           <w:noProof/>
           <w:lang w:val="en-US"/>
         </w:rPr>
+        <w:lastRenderedPageBreak/>
         <w:drawing>
-          <wp:inline distT="0" distB="0" distL="0" distR="0">
-            <wp:extent cx="4195763" cy="2581422"/>
-            <wp:effectExtent l="0" t="0" r="0" b="0"/>
+          <wp:inline distT="0" distB="0" distL="0" distR="0" wp14:anchorId="7ADE5D54" wp14:editId="4BE069C6">
+            <wp:extent cx="3482340" cy="2072640"/>
+            <wp:effectExtent l="0" t="0" r="3810" b="3810"/>
             <wp:docPr id="84" name="image77.png"/>
             <wp:cNvGraphicFramePr/>
             <a:graphic xmlns:a="http://schemas.openxmlformats.org/drawingml/2006/main">
@@ -6350,7 +7963,7 @@
                     <pic:cNvPicPr preferRelativeResize="0"/>
                   </pic:nvPicPr>
                   <pic:blipFill>
-                    <a:blip r:embed="rId27">
+                    <a:blip r:embed="rId29">
                       <a:extLst>
                         <a:ext uri="{28A0092B-C50C-407E-A947-70E740481C1C}">
                           <a14:useLocalDpi xmlns:a14="http://schemas.microsoft.com/office/drawing/2010/main" val="0"/>
@@ -6365,7 +7978,7 @@
                   <pic:spPr>
                     <a:xfrm>
                       <a:off x="0" y="0"/>
-                      <a:ext cx="4195763" cy="2581422"/>
+                      <a:ext cx="3482609" cy="2072800"/>
                     </a:xfrm>
                     <a:prstGeom prst="rect">
                       <a:avLst/>
@@ -6665,9 +8278,8 @@
           <w:noProof/>
           <w:lang w:val="en-US"/>
         </w:rPr>
-        <w:lastRenderedPageBreak/>
         <w:drawing>
-          <wp:inline distT="114300" distB="114300" distL="114300" distR="114300" wp14:anchorId="503671AB" wp14:editId="53B39678">
+          <wp:inline distT="114300" distB="114300" distL="114300" distR="114300" wp14:anchorId="503671AB" wp14:editId="148805BC">
             <wp:extent cx="3576638" cy="1249858"/>
             <wp:effectExtent l="0" t="0" r="0" b="0"/>
             <wp:docPr id="157" name="image157.png"/>
@@ -6680,7 +8292,7 @@
                     <pic:cNvPicPr preferRelativeResize="0"/>
                   </pic:nvPicPr>
                   <pic:blipFill>
-                    <a:blip r:embed="rId28"/>
+                    <a:blip r:embed="rId30"/>
                     <a:srcRect/>
                     <a:stretch>
                       <a:fillRect/>
@@ -6739,9 +8351,9 @@
           <w:lang w:val="en-US"/>
         </w:rPr>
         <w:drawing>
-          <wp:inline distT="0" distB="0" distL="0" distR="0">
-            <wp:extent cx="4419718" cy="2518553"/>
-            <wp:effectExtent l="0" t="0" r="0" b="0"/>
+          <wp:inline distT="0" distB="0" distL="0" distR="0" wp14:anchorId="47483862" wp14:editId="2924EE68">
+            <wp:extent cx="3931920" cy="2202180"/>
+            <wp:effectExtent l="0" t="0" r="0" b="7620"/>
             <wp:docPr id="110" name="image121.png"/>
             <wp:cNvGraphicFramePr/>
             <a:graphic xmlns:a="http://schemas.openxmlformats.org/drawingml/2006/main">
@@ -6752,7 +8364,7 @@
                     <pic:cNvPicPr preferRelativeResize="0"/>
                   </pic:nvPicPr>
                   <pic:blipFill>
-                    <a:blip r:embed="rId29">
+                    <a:blip r:embed="rId31">
                       <a:extLst>
                         <a:ext uri="{28A0092B-C50C-407E-A947-70E740481C1C}">
                           <a14:useLocalDpi xmlns:a14="http://schemas.microsoft.com/office/drawing/2010/main" val="0"/>
@@ -6767,7 +8379,7 @@
                   <pic:spPr>
                     <a:xfrm>
                       <a:off x="0" y="0"/>
-                      <a:ext cx="4419718" cy="2518553"/>
+                      <a:ext cx="3932145" cy="2202306"/>
                     </a:xfrm>
                     <a:prstGeom prst="rect">
                       <a:avLst/>
@@ -6795,6 +8407,7 @@
           <w:szCs w:val="20"/>
           <w:lang w:val="es-ES"/>
         </w:rPr>
+        <w:lastRenderedPageBreak/>
         <w:t xml:space="preserve">Luego se calcula la transformada de Fourier de la siguiente manera, definiendo el numero complejo z. </w:t>
       </w:r>
     </w:p>
@@ -6826,7 +8439,7 @@
                     <pic:cNvPicPr preferRelativeResize="0"/>
                   </pic:nvPicPr>
                   <pic:blipFill>
-                    <a:blip r:embed="rId30"/>
+                    <a:blip r:embed="rId32"/>
                     <a:srcRect/>
                     <a:stretch>
                       <a:fillRect/>
@@ -7090,81 +8703,21 @@
       </w:pPr>
       <w:r>
         <w:rPr>
-          <w:rFonts w:eastAsiaTheme="minorEastAsia"/>
-          <w:sz w:val="20"/>
-          <w:szCs w:val="20"/>
-          <w:lang w:val="es-ES"/>
-        </w:rPr>
-        <w:t>La transformada z (</w:t>
-      </w:r>
-      <m:oMath>
-        <m:r>
-          <w:rPr>
-            <w:rFonts w:ascii="Cambria Math" w:hAnsi="Cambria Math"/>
-            <w:sz w:val="20"/>
-            <w:szCs w:val="20"/>
-            <w:lang w:val="es-ES"/>
-          </w:rPr>
-          <m:t>H(z)</m:t>
-        </m:r>
-      </m:oMath>
-      <w:r>
-        <w:rPr>
-          <w:rFonts w:eastAsiaTheme="minorEastAsia"/>
-          <w:sz w:val="20"/>
-          <w:szCs w:val="20"/>
-          <w:lang w:val="es-ES"/>
-        </w:rPr>
-        <w:t xml:space="preserve">) puede expresarse como una división de dos polinomios. </w:t>
-      </w:r>
-      <w:r>
-        <w:rPr>
-          <w:rFonts w:eastAsiaTheme="minorEastAsia"/>
-          <w:sz w:val="20"/>
-          <w:szCs w:val="20"/>
-          <w:lang w:val="es-ES"/>
-        </w:rPr>
-        <w:tab/>
-      </w:r>
-    </w:p>
-    <w:p>
-      <w:pPr>
-        <w:tabs>
-          <w:tab w:val="left" w:pos="7213"/>
-        </w:tabs>
-        <w:rPr>
-          <w:sz w:val="20"/>
-          <w:szCs w:val="20"/>
-          <w:lang w:val="es-ES"/>
-        </w:rPr>
-      </w:pPr>
-    </w:p>
-    <w:p>
-      <w:pPr>
-        <w:rPr>
-          <w:sz w:val="20"/>
-          <w:szCs w:val="20"/>
-          <w:lang w:val="es-ES"/>
-        </w:rPr>
-      </w:pPr>
-      <w:r>
-        <w:rPr>
           <w:noProof/>
           <w:sz w:val="20"/>
           <w:szCs w:val="20"/>
           <w:lang w:val="en-US"/>
         </w:rPr>
-        <w:lastRenderedPageBreak/>
         <w:drawing>
-          <wp:anchor distT="114300" distB="114300" distL="114300" distR="114300" simplePos="0" relativeHeight="251659264" behindDoc="0" locked="0" layoutInCell="1" hidden="0" allowOverlap="1" wp14:anchorId="6056036B" wp14:editId="5ECDF836">
+          <wp:anchor distT="114300" distB="114300" distL="114300" distR="114300" simplePos="0" relativeHeight="251659264" behindDoc="0" locked="0" layoutInCell="1" hidden="0" allowOverlap="1" wp14:anchorId="6056036B" wp14:editId="7968AA43">
             <wp:simplePos x="0" y="0"/>
             <wp:positionH relativeFrom="margin">
               <wp:align>left</wp:align>
             </wp:positionH>
             <wp:positionV relativeFrom="paragraph">
-              <wp:posOffset>-669290</wp:posOffset>
+              <wp:posOffset>5715</wp:posOffset>
             </wp:positionV>
-            <wp:extent cx="2038775" cy="1119188"/>
+            <wp:extent cx="2038350" cy="1118870"/>
             <wp:effectExtent l="0" t="0" r="0" b="5080"/>
             <wp:wrapSquare wrapText="bothSides" distT="114300" distB="114300" distL="114300" distR="114300"/>
             <wp:docPr id="52" name="image48.png"/>
@@ -7177,7 +8730,7 @@
                     <pic:cNvPicPr preferRelativeResize="0"/>
                   </pic:nvPicPr>
                   <pic:blipFill>
-                    <a:blip r:embed="rId31"/>
+                    <a:blip r:embed="rId33"/>
                     <a:srcRect/>
                     <a:stretch>
                       <a:fillRect/>
@@ -7186,7 +8739,7 @@
                   <pic:spPr>
                     <a:xfrm>
                       <a:off x="0" y="0"/>
-                      <a:ext cx="2038775" cy="1119188"/>
+                      <a:ext cx="2038350" cy="1118870"/>
                     </a:xfrm>
                     <a:prstGeom prst="rect">
                       <a:avLst/>
@@ -7199,6 +8752,65 @@
           </wp:anchor>
         </w:drawing>
       </w:r>
+      <w:r>
+        <w:rPr>
+          <w:rFonts w:eastAsiaTheme="minorEastAsia"/>
+          <w:sz w:val="20"/>
+          <w:szCs w:val="20"/>
+          <w:lang w:val="es-ES"/>
+        </w:rPr>
+        <w:t>La transformada z (</w:t>
+      </w:r>
+      <m:oMath>
+        <m:r>
+          <w:rPr>
+            <w:rFonts w:ascii="Cambria Math" w:hAnsi="Cambria Math"/>
+            <w:sz w:val="20"/>
+            <w:szCs w:val="20"/>
+            <w:lang w:val="es-ES"/>
+          </w:rPr>
+          <m:t>H(z)</m:t>
+        </m:r>
+      </m:oMath>
+      <w:r>
+        <w:rPr>
+          <w:rFonts w:eastAsiaTheme="minorEastAsia"/>
+          <w:sz w:val="20"/>
+          <w:szCs w:val="20"/>
+          <w:lang w:val="es-ES"/>
+        </w:rPr>
+        <w:t xml:space="preserve">) puede expresarse como una división de dos polinomios. </w:t>
+      </w:r>
+      <w:r>
+        <w:rPr>
+          <w:rFonts w:eastAsiaTheme="minorEastAsia"/>
+          <w:sz w:val="20"/>
+          <w:szCs w:val="20"/>
+          <w:lang w:val="es-ES"/>
+        </w:rPr>
+        <w:tab/>
+      </w:r>
+    </w:p>
+    <w:p>
+      <w:pPr>
+        <w:tabs>
+          <w:tab w:val="left" w:pos="7213"/>
+        </w:tabs>
+        <w:rPr>
+          <w:sz w:val="20"/>
+          <w:szCs w:val="20"/>
+          <w:lang w:val="es-ES"/>
+        </w:rPr>
+      </w:pPr>
+    </w:p>
+    <w:p>
+      <w:pPr>
+        <w:rPr>
+          <w:sz w:val="20"/>
+          <w:szCs w:val="20"/>
+          <w:lang w:val="es-ES"/>
+        </w:rPr>
+      </w:pPr>
       <w:r>
         <w:rPr>
           <w:sz w:val="20"/>
@@ -7268,34 +8880,7 @@
     </w:p>
     <w:p>
       <w:pPr>
-        <w:rPr>
-          <w:sz w:val="20"/>
-          <w:szCs w:val="20"/>
-          <w:lang w:val="es-ES"/>
-        </w:rPr>
-      </w:pPr>
-    </w:p>
-    <w:p>
-      <w:pPr>
-        <w:rPr>
-          <w:sz w:val="20"/>
-          <w:szCs w:val="20"/>
-          <w:lang w:val="es-ES"/>
-        </w:rPr>
-      </w:pPr>
-    </w:p>
-    <w:p>
-      <w:pPr>
-        <w:rPr>
-          <w:sz w:val="20"/>
-          <w:szCs w:val="20"/>
-          <w:lang w:val="es-ES"/>
-        </w:rPr>
-      </w:pPr>
-    </w:p>
-    <w:p>
-      <w:pPr>
-        <w:pStyle w:val="Prrafodelista"/>
+        <w:pStyle w:val="ListParagraph"/>
         <w:numPr>
           <w:ilvl w:val="0"/>
           <w:numId w:val="10"/>
@@ -7422,7 +9007,7 @@
     </w:p>
     <w:p>
       <w:pPr>
-        <w:pStyle w:val="Prrafodelista"/>
+        <w:pStyle w:val="ListParagraph"/>
         <w:numPr>
           <w:ilvl w:val="0"/>
           <w:numId w:val="10"/>
@@ -7952,7 +9537,7 @@
     </w:p>
     <w:p>
       <w:pPr>
-        <w:pStyle w:val="Prrafodelista"/>
+        <w:pStyle w:val="ListParagraph"/>
         <w:numPr>
           <w:ilvl w:val="0"/>
           <w:numId w:val="4"/>
@@ -7969,12 +9554,13 @@
           <w:szCs w:val="20"/>
           <w:lang w:val="es-ES"/>
         </w:rPr>
+        <w:lastRenderedPageBreak/>
         <w:t xml:space="preserve">Los polos solo pueden estar en el origen. Los ceros deben ser reales o complejos conjugados. </w:t>
       </w:r>
     </w:p>
     <w:p>
       <w:pPr>
-        <w:pStyle w:val="Prrafodelista"/>
+        <w:pStyle w:val="ListParagraph"/>
         <w:numPr>
           <w:ilvl w:val="0"/>
           <w:numId w:val="4"/>
@@ -8125,7 +9711,7 @@
     </w:p>
     <w:p>
       <w:pPr>
-        <w:pStyle w:val="Prrafodelista"/>
+        <w:pStyle w:val="ListParagraph"/>
         <w:numPr>
           <w:ilvl w:val="0"/>
           <w:numId w:val="4"/>
@@ -8165,7 +9751,7 @@
     </w:p>
     <w:p>
       <w:pPr>
-        <w:pStyle w:val="Prrafodelista"/>
+        <w:pStyle w:val="ListParagraph"/>
         <w:numPr>
           <w:ilvl w:val="0"/>
           <w:numId w:val="11"/>
@@ -8207,7 +9793,7 @@
     </w:p>
     <w:p>
       <w:pPr>
-        <w:pStyle w:val="Prrafodelista"/>
+        <w:pStyle w:val="ListParagraph"/>
         <w:numPr>
           <w:ilvl w:val="0"/>
           <w:numId w:val="11"/>
@@ -8239,7 +9825,7 @@
     </w:p>
     <w:p>
       <w:pPr>
-        <w:pStyle w:val="Prrafodelista"/>
+        <w:pStyle w:val="ListParagraph"/>
         <w:numPr>
           <w:ilvl w:val="0"/>
           <w:numId w:val="11"/>
@@ -8262,7 +9848,7 @@
     </w:p>
     <w:p>
       <w:pPr>
-        <w:pStyle w:val="Prrafodelista"/>
+        <w:pStyle w:val="ListParagraph"/>
         <w:numPr>
           <w:ilvl w:val="0"/>
           <w:numId w:val="11"/>
@@ -8297,9 +9883,8 @@
           <w:noProof/>
           <w:lang w:val="en-US"/>
         </w:rPr>
-        <w:lastRenderedPageBreak/>
         <w:drawing>
-          <wp:inline distT="0" distB="0" distL="0" distR="0">
+          <wp:inline distT="0" distB="0" distL="0" distR="0" wp14:anchorId="1DEA81EC" wp14:editId="4886EA17">
             <wp:extent cx="5448300" cy="3790950"/>
             <wp:effectExtent l="0" t="0" r="0" b="0"/>
             <wp:docPr id="28" name="image25.png"/>
@@ -8312,7 +9897,7 @@
                     <pic:cNvPicPr preferRelativeResize="0"/>
                   </pic:nvPicPr>
                   <pic:blipFill>
-                    <a:blip r:embed="rId32">
+                    <a:blip r:embed="rId34">
                       <a:extLst>
                         <a:ext uri="{28A0092B-C50C-407E-A947-70E740481C1C}">
                           <a14:useLocalDpi xmlns:a14="http://schemas.microsoft.com/office/drawing/2010/main" val="0"/>
@@ -8366,7 +9951,7 @@
     </w:p>
     <w:p>
       <w:pPr>
-        <w:pStyle w:val="Prrafodelista"/>
+        <w:pStyle w:val="ListParagraph"/>
         <w:numPr>
           <w:ilvl w:val="0"/>
           <w:numId w:val="12"/>
@@ -8756,7 +10341,7 @@
     </w:p>
     <w:p>
       <w:pPr>
-        <w:pStyle w:val="Prrafodelista"/>
+        <w:pStyle w:val="ListParagraph"/>
         <w:jc w:val="center"/>
         <w:rPr>
           <w:sz w:val="20"/>
@@ -8783,7 +10368,7 @@
                     <pic:cNvPicPr preferRelativeResize="0"/>
                   </pic:nvPicPr>
                   <pic:blipFill>
-                    <a:blip r:embed="rId33">
+                    <a:blip r:embed="rId35">
                       <a:extLst>
                         <a:ext uri="{28A0092B-C50C-407E-A947-70E740481C1C}">
                           <a14:useLocalDpi xmlns:a14="http://schemas.microsoft.com/office/drawing/2010/main" val="0"/>
@@ -8814,7 +10399,7 @@
     </w:p>
     <w:p>
       <w:pPr>
-        <w:pStyle w:val="Prrafodelista"/>
+        <w:pStyle w:val="ListParagraph"/>
         <w:rPr>
           <w:sz w:val="20"/>
           <w:szCs w:val="20"/>
@@ -8832,7 +10417,7 @@
     </w:p>
     <w:p>
       <w:pPr>
-        <w:pStyle w:val="Prrafodelista"/>
+        <w:pStyle w:val="ListParagraph"/>
         <w:numPr>
           <w:ilvl w:val="0"/>
           <w:numId w:val="12"/>
@@ -8919,7 +10504,7 @@
     </w:p>
     <w:p>
       <w:pPr>
-        <w:pStyle w:val="Prrafodelista"/>
+        <w:pStyle w:val="ListParagraph"/>
         <w:jc w:val="center"/>
         <w:rPr>
           <w:sz w:val="20"/>
@@ -8932,6 +10517,7 @@
           <w:noProof/>
           <w:lang w:val="en-US"/>
         </w:rPr>
+        <w:lastRenderedPageBreak/>
         <w:drawing>
           <wp:inline distT="0" distB="0" distL="0" distR="0" wp14:anchorId="11B412DF" wp14:editId="4444AF28">
             <wp:extent cx="3543300" cy="1209675"/>
@@ -8946,7 +10532,7 @@
                     <pic:cNvPicPr preferRelativeResize="0"/>
                   </pic:nvPicPr>
                   <pic:blipFill>
-                    <a:blip r:embed="rId34">
+                    <a:blip r:embed="rId36">
                       <a:extLst>
                         <a:ext uri="{28A0092B-C50C-407E-A947-70E740481C1C}">
                           <a14:useLocalDpi xmlns:a14="http://schemas.microsoft.com/office/drawing/2010/main" val="0"/>
@@ -8977,7 +10563,7 @@
     </w:p>
     <w:p>
       <w:pPr>
-        <w:pStyle w:val="Prrafodelista"/>
+        <w:pStyle w:val="ListParagraph"/>
         <w:rPr>
           <w:sz w:val="20"/>
           <w:szCs w:val="20"/>
@@ -9044,7 +10630,7 @@
     </w:p>
     <w:p>
       <w:pPr>
-        <w:pStyle w:val="Prrafodelista"/>
+        <w:pStyle w:val="ListParagraph"/>
         <w:numPr>
           <w:ilvl w:val="0"/>
           <w:numId w:val="12"/>
@@ -9070,7 +10656,7 @@
     </w:p>
     <w:p>
       <w:pPr>
-        <w:pStyle w:val="Prrafodelista"/>
+        <w:pStyle w:val="ListParagraph"/>
         <w:jc w:val="center"/>
         <w:rPr>
           <w:sz w:val="20"/>
@@ -9084,7 +10670,7 @@
           <w:lang w:val="en-US"/>
         </w:rPr>
         <w:drawing>
-          <wp:inline distT="0" distB="0" distL="0" distR="0">
+          <wp:inline distT="0" distB="0" distL="0" distR="0" wp14:anchorId="7ACF4666" wp14:editId="7CCCB348">
             <wp:extent cx="3648075" cy="723900"/>
             <wp:effectExtent l="0" t="0" r="9525" b="0"/>
             <wp:docPr id="150" name="image147.png"/>
@@ -9097,7 +10683,7 @@
                     <pic:cNvPicPr preferRelativeResize="0"/>
                   </pic:nvPicPr>
                   <pic:blipFill>
-                    <a:blip r:embed="rId35">
+                    <a:blip r:embed="rId37">
                       <a:extLst>
                         <a:ext uri="{28A0092B-C50C-407E-A947-70E740481C1C}">
                           <a14:useLocalDpi xmlns:a14="http://schemas.microsoft.com/office/drawing/2010/main" val="0"/>
@@ -9128,7 +10714,7 @@
     </w:p>
     <w:p>
       <w:pPr>
-        <w:pStyle w:val="Prrafodelista"/>
+        <w:pStyle w:val="ListParagraph"/>
         <w:numPr>
           <w:ilvl w:val="0"/>
           <w:numId w:val="12"/>
@@ -9166,7 +10752,7 @@
     </w:p>
     <w:p>
       <w:pPr>
-        <w:pStyle w:val="Prrafodelista"/>
+        <w:pStyle w:val="ListParagraph"/>
         <w:jc w:val="center"/>
         <w:rPr>
           <w:sz w:val="20"/>
@@ -9179,9 +10765,8 @@
           <w:noProof/>
           <w:lang w:val="en-US"/>
         </w:rPr>
-        <w:lastRenderedPageBreak/>
         <w:drawing>
-          <wp:inline distT="0" distB="0" distL="0" distR="0">
+          <wp:inline distT="0" distB="0" distL="0" distR="0" wp14:anchorId="5406D7A7" wp14:editId="258BFD4F">
             <wp:extent cx="4248150" cy="228600"/>
             <wp:effectExtent l="0" t="0" r="0" b="0"/>
             <wp:docPr id="29" name="image19.png"/>
@@ -9194,7 +10779,7 @@
                     <pic:cNvPicPr preferRelativeResize="0"/>
                   </pic:nvPicPr>
                   <pic:blipFill>
-                    <a:blip r:embed="rId36">
+                    <a:blip r:embed="rId38">
                       <a:extLst>
                         <a:ext uri="{28A0092B-C50C-407E-A947-70E740481C1C}">
                           <a14:useLocalDpi xmlns:a14="http://schemas.microsoft.com/office/drawing/2010/main" val="0"/>
@@ -9225,7 +10810,7 @@
     </w:p>
     <w:p>
       <w:pPr>
-        <w:pStyle w:val="Prrafodelista"/>
+        <w:pStyle w:val="ListParagraph"/>
         <w:numPr>
           <w:ilvl w:val="0"/>
           <w:numId w:val="12"/>
@@ -9305,7 +10890,7 @@
     </w:p>
     <w:p>
       <w:pPr>
-        <w:pStyle w:val="Prrafodelista"/>
+        <w:pStyle w:val="ListParagraph"/>
         <w:rPr>
           <w:sz w:val="20"/>
           <w:szCs w:val="20"/>
@@ -9323,7 +10908,7 @@
     </w:p>
     <w:p>
       <w:pPr>
-        <w:pStyle w:val="Prrafodelista"/>
+        <w:pStyle w:val="ListParagraph"/>
         <w:numPr>
           <w:ilvl w:val="1"/>
           <w:numId w:val="4"/>
@@ -9440,7 +11025,7 @@
     </w:p>
     <w:p>
       <w:pPr>
-        <w:pStyle w:val="Prrafodelista"/>
+        <w:pStyle w:val="ListParagraph"/>
         <w:numPr>
           <w:ilvl w:val="1"/>
           <w:numId w:val="4"/>
@@ -9583,7 +11168,7 @@
     </w:p>
     <w:p>
       <w:pPr>
-        <w:pStyle w:val="Prrafodelista"/>
+        <w:pStyle w:val="ListParagraph"/>
         <w:numPr>
           <w:ilvl w:val="1"/>
           <w:numId w:val="4"/>
@@ -9693,7 +11278,7 @@
           <w:lang w:val="en-US"/>
         </w:rPr>
         <w:drawing>
-          <wp:inline distT="0" distB="0" distL="0" distR="0">
+          <wp:inline distT="0" distB="0" distL="0" distR="0" wp14:anchorId="068178CC" wp14:editId="3003ED52">
             <wp:extent cx="2333625" cy="445775"/>
             <wp:effectExtent l="0" t="0" r="0" b="0"/>
             <wp:docPr id="159" name="image143.png"/>
@@ -9706,7 +11291,7 @@
                     <pic:cNvPicPr preferRelativeResize="0"/>
                   </pic:nvPicPr>
                   <pic:blipFill>
-                    <a:blip r:embed="rId37">
+                    <a:blip r:embed="rId39">
                       <a:extLst>
                         <a:ext uri="{28A0092B-C50C-407E-A947-70E740481C1C}">
                           <a14:useLocalDpi xmlns:a14="http://schemas.microsoft.com/office/drawing/2010/main" val="0"/>
@@ -10288,6 +11873,7 @@
           <w:szCs w:val="20"/>
           <w:lang w:val="es-ES"/>
         </w:rPr>
+        <w:lastRenderedPageBreak/>
         <w:t xml:space="preserve">Mapear de la frecuencia en tiempo </w:t>
       </w:r>
       <w:r>
@@ -10425,16 +12011,7 @@
               <w:szCs w:val="20"/>
               <w:lang w:val="es-ES"/>
             </w:rPr>
-            <m:t>ω</m:t>
-          </m:r>
-          <m:r>
-            <w:rPr>
-              <w:rFonts w:ascii="Cambria Math" w:eastAsiaTheme="minorEastAsia" w:hAnsi="Cambria Math"/>
-              <w:sz w:val="20"/>
-              <w:szCs w:val="20"/>
-              <w:lang w:val="es-ES"/>
-            </w:rPr>
-            <m:t xml:space="preserve">=2 </m:t>
+            <m:t xml:space="preserve">ω=2 </m:t>
           </m:r>
           <m:r>
             <m:rPr>
@@ -10600,25 +12177,7 @@
                   <w:szCs w:val="20"/>
                   <w:lang w:val="es-ES"/>
                 </w:rPr>
-                <m:t>(</m:t>
-              </m:r>
-              <m:r>
-                <w:rPr>
-                  <w:rFonts w:ascii="Cambria Math" w:eastAsiaTheme="minorEastAsia" w:hAnsi="Cambria Math"/>
-                  <w:sz w:val="20"/>
-                  <w:szCs w:val="20"/>
-                  <w:lang w:val="es-ES"/>
-                </w:rPr>
-                <m:t>ω</m:t>
-              </m:r>
-              <m:r>
-                <w:rPr>
-                  <w:rFonts w:ascii="Cambria Math" w:eastAsiaTheme="minorEastAsia" w:hAnsi="Cambria Math"/>
-                  <w:sz w:val="20"/>
-                  <w:szCs w:val="20"/>
-                  <w:lang w:val="es-ES"/>
-                </w:rPr>
-                <m:t>)</m:t>
+                <m:t>(ω)</m:t>
               </m:r>
             </m:e>
           </m:func>
@@ -10651,16 +12210,7 @@
             <w:szCs w:val="20"/>
             <w:lang w:val="es-ES"/>
           </w:rPr>
-          <m:t>j</m:t>
-        </m:r>
-        <m:r>
-          <w:rPr>
-            <w:rFonts w:ascii="Cambria Math" w:eastAsiaTheme="minorEastAsia" w:hAnsi="Cambria Math"/>
-            <w:sz w:val="20"/>
-            <w:szCs w:val="20"/>
-            <w:lang w:val="es-ES"/>
-          </w:rPr>
-          <m:t>ω</m:t>
+          <m:t>jω</m:t>
         </m:r>
       </m:oMath>
       <w:r>
@@ -10680,25 +12230,7 @@
             <w:szCs w:val="20"/>
             <w:lang w:val="es-ES"/>
           </w:rPr>
-          <m:t>-∞≤</m:t>
-        </m:r>
-        <m:r>
-          <w:rPr>
-            <w:rFonts w:ascii="Cambria Math" w:eastAsiaTheme="minorEastAsia" w:hAnsi="Cambria Math"/>
-            <w:sz w:val="20"/>
-            <w:szCs w:val="20"/>
-            <w:lang w:val="es-ES"/>
-          </w:rPr>
-          <m:t>ω</m:t>
-        </m:r>
-        <m:r>
-          <w:rPr>
-            <w:rFonts w:ascii="Cambria Math" w:eastAsiaTheme="minorEastAsia" w:hAnsi="Cambria Math"/>
-            <w:sz w:val="20"/>
-            <w:szCs w:val="20"/>
-            <w:lang w:val="es-ES"/>
-          </w:rPr>
-          <m:t>≤∞</m:t>
+          <m:t>-∞≤ω≤∞</m:t>
         </m:r>
       </m:oMath>
       <w:r>
@@ -10759,16 +12291,7 @@
             <w:szCs w:val="20"/>
             <w:lang w:val="es-ES"/>
           </w:rPr>
-          <m:t>2π-periodic</m:t>
-        </m:r>
-        <m:r>
-          <w:rPr>
-            <w:rFonts w:ascii="Cambria Math" w:eastAsiaTheme="minorEastAsia" w:hAnsi="Cambria Math"/>
-            <w:sz w:val="20"/>
-            <w:szCs w:val="20"/>
-            <w:lang w:val="es-ES"/>
-          </w:rPr>
-          <m:t>a</m:t>
+          <m:t>2π-periodica</m:t>
         </m:r>
       </m:oMath>
       <w:r>
@@ -11138,7 +12661,6 @@
             <w:szCs w:val="20"/>
             <w:lang w:val="es-ES"/>
           </w:rPr>
-          <w:lastRenderedPageBreak/>
           <m:t>k</m:t>
         </m:r>
       </m:oMath>
@@ -11304,8 +12826,6 @@
         </w:rPr>
         <w:t xml:space="preserve">Los polos en el origen me dicen que es un FIR. </w:t>
       </w:r>
-      <w:bookmarkStart w:id="0" w:name="_GoBack"/>
-      <w:bookmarkEnd w:id="0"/>
     </w:p>
     <w:p>
       <w:pPr>
@@ -11330,14 +12850,20 @@
       <w:pPr>
         <w:rPr>
           <w:rFonts w:eastAsiaTheme="minorEastAsia"/>
-          <w:sz w:val="20"/>
-          <w:szCs w:val="20"/>
-          <w:lang w:val="es-ES"/>
-        </w:rPr>
-      </w:pPr>
-      <w:r>
-        <w:rPr>
-          <w:rFonts w:eastAsiaTheme="minorEastAsia"/>
+          <w:b/>
+          <w:bCs/>
+          <w:color w:val="ED7D31" w:themeColor="accent2"/>
+          <w:sz w:val="20"/>
+          <w:szCs w:val="20"/>
+          <w:lang w:val="es-ES"/>
+        </w:rPr>
+      </w:pPr>
+      <w:r>
+        <w:rPr>
+          <w:rFonts w:eastAsiaTheme="minorEastAsia"/>
+          <w:b/>
+          <w:bCs/>
+          <w:color w:val="ED7D31" w:themeColor="accent2"/>
           <w:sz w:val="20"/>
           <w:szCs w:val="20"/>
           <w:lang w:val="es-ES"/>
@@ -11419,7 +12945,27 @@
           <w:szCs w:val="20"/>
           <w:lang w:val="es-ES"/>
         </w:rPr>
-        <w:t xml:space="preserve"> los ceros tienen que estar en el mismo ángulo que los polos, tienen que tener la misma frecuencia, eso es porque en </w:t>
+        <w:t xml:space="preserve"> los ceros tienen que estar en el mismo ángulo que los polos, </w:t>
+      </w:r>
+      <w:proofErr w:type="gramStart"/>
+      <w:r>
+        <w:rPr>
+          <w:rFonts w:eastAsiaTheme="minorEastAsia"/>
+          <w:sz w:val="20"/>
+          <w:szCs w:val="20"/>
+          <w:lang w:val="es-ES"/>
+        </w:rPr>
+        <w:t>tienen que tener</w:t>
+      </w:r>
+      <w:proofErr w:type="gramEnd"/>
+      <w:r>
+        <w:rPr>
+          <w:rFonts w:eastAsiaTheme="minorEastAsia"/>
+          <w:sz w:val="20"/>
+          <w:szCs w:val="20"/>
+          <w:lang w:val="es-ES"/>
+        </w:rPr>
+        <w:t xml:space="preserve"> la misma frecuencia, eso es porque en </w:t>
       </w:r>
       <m:oMath>
         <m:r>
@@ -11913,8 +13459,97 @@
 </file>
 
 <file path=word/numbering.xml><?xml version="1.0" encoding="utf-8"?>
-<w:numbering xmlns:wpc="http://schemas.microsoft.com/office/word/2010/wordprocessingCanvas" xmlns:cx="http://schemas.microsoft.com/office/drawing/2014/chartex" xmlns:mc="http://schemas.openxmlformats.org/markup-compatibility/2006" xmlns:o="urn:schemas-microsoft-com:office:office" xmlns:r="http://schemas.openxmlformats.org/officeDocument/2006/relationships" xmlns:m="http://schemas.openxmlformats.org/officeDocument/2006/math" xmlns:v="urn:schemas-microsoft-com:vml" xmlns:wp14="http://schemas.microsoft.com/office/word/2010/wordprocessingDrawing" xmlns:wp="http://schemas.openxmlformats.org/drawingml/2006/wordprocessingDrawing" xmlns:w10="urn:schemas-microsoft-com:office:word" xmlns:w="http://schemas.openxmlformats.org/wordprocessingml/2006/main" xmlns:w14="http://schemas.microsoft.com/office/word/2010/wordml" xmlns:w15="http://schemas.microsoft.com/office/word/2012/wordml" xmlns:w16se="http://schemas.microsoft.com/office/word/2015/wordml/symex" xmlns:wpg="http://schemas.microsoft.com/office/word/2010/wordprocessingGroup" xmlns:wpi="http://schemas.microsoft.com/office/word/2010/wordprocessingInk" xmlns:wne="http://schemas.microsoft.com/office/word/2006/wordml" xmlns:wps="http://schemas.microsoft.com/office/word/2010/wordprocessingShape" mc:Ignorable="w14 w15 w16se wp14">
+<w:numbering xmlns:wpc="http://schemas.microsoft.com/office/word/2010/wordprocessingCanvas" xmlns:cx="http://schemas.microsoft.com/office/drawing/2014/chartex" xmlns:cx1="http://schemas.microsoft.com/office/drawing/2015/9/8/chartex" xmlns:cx2="http://schemas.microsoft.com/office/drawing/2015/10/21/chartex" xmlns:cx3="http://schemas.microsoft.com/office/drawing/2016/5/9/chartex" xmlns:cx4="http://schemas.microsoft.com/office/drawing/2016/5/10/chartex" xmlns:cx5="http://schemas.microsoft.com/office/drawing/2016/5/11/chartex" xmlns:cx6="http://schemas.microsoft.com/office/drawing/2016/5/12/chartex" xmlns:cx7="http://schemas.microsoft.com/office/drawing/2016/5/13/chartex" xmlns:cx8="http://schemas.microsoft.com/office/drawing/2016/5/14/chartex" xmlns:mc="http://schemas.openxmlformats.org/markup-compatibility/2006" xmlns:aink="http://schemas.microsoft.com/office/drawing/2016/ink" xmlns:am3d="http://schemas.microsoft.com/office/drawing/2017/model3d" xmlns:o="urn:schemas-microsoft-com:office:office" xmlns:oel="http://schemas.microsoft.com/office/2019/extlst" xmlns:r="http://schemas.openxmlformats.org/officeDocument/2006/relationships" xmlns:m="http://schemas.openxmlformats.org/officeDocument/2006/math" xmlns:v="urn:schemas-microsoft-com:vml" xmlns:wp14="http://schemas.microsoft.com/office/word/2010/wordprocessingDrawing" xmlns:wp="http://schemas.openxmlformats.org/drawingml/2006/wordprocessingDrawing" xmlns:w10="urn:schemas-microsoft-com:office:word" xmlns:w="http://schemas.openxmlformats.org/wordprocessingml/2006/main" xmlns:w14="http://schemas.microsoft.com/office/word/2010/wordml" xmlns:w15="http://schemas.microsoft.com/office/word/2012/wordml" xmlns:w16cex="http://schemas.microsoft.com/office/word/2018/wordml/cex" xmlns:w16cid="http://schemas.microsoft.com/office/word/2016/wordml/cid" xmlns:w16="http://schemas.microsoft.com/office/word/2018/wordml" xmlns:w16du="http://schemas.microsoft.com/office/word/2023/wordml/word16du" xmlns:w16sdtdh="http://schemas.microsoft.com/office/word/2020/wordml/sdtdatahash" xmlns:w16sdtfl="http://schemas.microsoft.com/office/word/2024/wordml/sdtformatlock" xmlns:w16se="http://schemas.microsoft.com/office/word/2015/wordml/symex" xmlns:wpg="http://schemas.microsoft.com/office/word/2010/wordprocessingGroup" xmlns:wpi="http://schemas.microsoft.com/office/word/2010/wordprocessingInk" xmlns:wne="http://schemas.microsoft.com/office/word/2006/wordml" xmlns:wps="http://schemas.microsoft.com/office/word/2010/wordprocessingShape" mc:Ignorable="w14 w15 w16se w16cid w16 w16cex w16sdtdh w16sdtfl w16du wp14">
   <w:abstractNum w:abstractNumId="0" w15:restartNumberingAfterBreak="0">
+    <w:nsid w:val="108D2743"/>
+    <w:multiLevelType w:val="hybridMultilevel"/>
+    <w:tmpl w:val="AC98C0B8"/>
+    <w:lvl w:ilvl="0" w:tplc="0C0A000F">
+      <w:start w:val="1"/>
+      <w:numFmt w:val="decimal"/>
+      <w:lvlText w:val="%1."/>
+      <w:lvlJc w:val="left"/>
+      <w:pPr>
+        <w:ind w:left="720" w:hanging="360"/>
+      </w:pPr>
+      <w:rPr>
+        <w:rFonts w:hint="default"/>
+      </w:rPr>
+    </w:lvl>
+    <w:lvl w:ilvl="1" w:tplc="0C0A0019" w:tentative="1">
+      <w:start w:val="1"/>
+      <w:numFmt w:val="lowerLetter"/>
+      <w:lvlText w:val="%2."/>
+      <w:lvlJc w:val="left"/>
+      <w:pPr>
+        <w:ind w:left="1440" w:hanging="360"/>
+      </w:pPr>
+    </w:lvl>
+    <w:lvl w:ilvl="2" w:tplc="0C0A001B" w:tentative="1">
+      <w:start w:val="1"/>
+      <w:numFmt w:val="lowerRoman"/>
+      <w:lvlText w:val="%3."/>
+      <w:lvlJc w:val="right"/>
+      <w:pPr>
+        <w:ind w:left="2160" w:hanging="180"/>
+      </w:pPr>
+    </w:lvl>
+    <w:lvl w:ilvl="3" w:tplc="0C0A000F" w:tentative="1">
+      <w:start w:val="1"/>
+      <w:numFmt w:val="decimal"/>
+      <w:lvlText w:val="%4."/>
+      <w:lvlJc w:val="left"/>
+      <w:pPr>
+        <w:ind w:left="2880" w:hanging="360"/>
+      </w:pPr>
+    </w:lvl>
+    <w:lvl w:ilvl="4" w:tplc="0C0A0019" w:tentative="1">
+      <w:start w:val="1"/>
+      <w:numFmt w:val="lowerLetter"/>
+      <w:lvlText w:val="%5."/>
+      <w:lvlJc w:val="left"/>
+      <w:pPr>
+        <w:ind w:left="3600" w:hanging="360"/>
+      </w:pPr>
+    </w:lvl>
+    <w:lvl w:ilvl="5" w:tplc="0C0A001B" w:tentative="1">
+      <w:start w:val="1"/>
+      <w:numFmt w:val="lowerRoman"/>
+      <w:lvlText w:val="%6."/>
+      <w:lvlJc w:val="right"/>
+      <w:pPr>
+        <w:ind w:left="4320" w:hanging="180"/>
+      </w:pPr>
+    </w:lvl>
+    <w:lvl w:ilvl="6" w:tplc="0C0A000F" w:tentative="1">
+      <w:start w:val="1"/>
+      <w:numFmt w:val="decimal"/>
+      <w:lvlText w:val="%7."/>
+      <w:lvlJc w:val="left"/>
+      <w:pPr>
+        <w:ind w:left="5040" w:hanging="360"/>
+      </w:pPr>
+    </w:lvl>
+    <w:lvl w:ilvl="7" w:tplc="0C0A0019" w:tentative="1">
+      <w:start w:val="1"/>
+      <w:numFmt w:val="lowerLetter"/>
+      <w:lvlText w:val="%8."/>
+      <w:lvlJc w:val="left"/>
+      <w:pPr>
+        <w:ind w:left="5760" w:hanging="360"/>
+      </w:pPr>
+    </w:lvl>
+    <w:lvl w:ilvl="8" w:tplc="0C0A001B" w:tentative="1">
+      <w:start w:val="1"/>
+      <w:numFmt w:val="lowerRoman"/>
+      <w:lvlText w:val="%9."/>
+      <w:lvlJc w:val="right"/>
+      <w:pPr>
+        <w:ind w:left="6480" w:hanging="180"/>
+      </w:pPr>
+    </w:lvl>
+  </w:abstractNum>
+  <w:abstractNum w:abstractNumId="1" w15:restartNumberingAfterBreak="0">
     <w:nsid w:val="16403797"/>
     <w:multiLevelType w:val="hybridMultilevel"/>
     <w:tmpl w:val="DFCC386E"/>
@@ -12029,7 +13664,120 @@
       </w:rPr>
     </w:lvl>
   </w:abstractNum>
-  <w:abstractNum w:abstractNumId="1" w15:restartNumberingAfterBreak="0">
+  <w:abstractNum w:abstractNumId="2" w15:restartNumberingAfterBreak="0">
+    <w:nsid w:val="16E745C5"/>
+    <w:multiLevelType w:val="hybridMultilevel"/>
+    <w:tmpl w:val="A9220950"/>
+    <w:lvl w:ilvl="0" w:tplc="0C0A0001">
+      <w:start w:val="1"/>
+      <w:numFmt w:val="bullet"/>
+      <w:lvlText w:val=""/>
+      <w:lvlJc w:val="left"/>
+      <w:pPr>
+        <w:ind w:left="720" w:hanging="360"/>
+      </w:pPr>
+      <w:rPr>
+        <w:rFonts w:ascii="Symbol" w:hAnsi="Symbol" w:hint="default"/>
+      </w:rPr>
+    </w:lvl>
+    <w:lvl w:ilvl="1" w:tplc="0C0A0003" w:tentative="1">
+      <w:start w:val="1"/>
+      <w:numFmt w:val="bullet"/>
+      <w:lvlText w:val="o"/>
+      <w:lvlJc w:val="left"/>
+      <w:pPr>
+        <w:ind w:left="1440" w:hanging="360"/>
+      </w:pPr>
+      <w:rPr>
+        <w:rFonts w:ascii="Courier New" w:hAnsi="Courier New" w:cs="Courier New" w:hint="default"/>
+      </w:rPr>
+    </w:lvl>
+    <w:lvl w:ilvl="2" w:tplc="0C0A0005" w:tentative="1">
+      <w:start w:val="1"/>
+      <w:numFmt w:val="bullet"/>
+      <w:lvlText w:val=""/>
+      <w:lvlJc w:val="left"/>
+      <w:pPr>
+        <w:ind w:left="2160" w:hanging="360"/>
+      </w:pPr>
+      <w:rPr>
+        <w:rFonts w:ascii="Wingdings" w:hAnsi="Wingdings" w:hint="default"/>
+      </w:rPr>
+    </w:lvl>
+    <w:lvl w:ilvl="3" w:tplc="0C0A0001" w:tentative="1">
+      <w:start w:val="1"/>
+      <w:numFmt w:val="bullet"/>
+      <w:lvlText w:val=""/>
+      <w:lvlJc w:val="left"/>
+      <w:pPr>
+        <w:ind w:left="2880" w:hanging="360"/>
+      </w:pPr>
+      <w:rPr>
+        <w:rFonts w:ascii="Symbol" w:hAnsi="Symbol" w:hint="default"/>
+      </w:rPr>
+    </w:lvl>
+    <w:lvl w:ilvl="4" w:tplc="0C0A0003" w:tentative="1">
+      <w:start w:val="1"/>
+      <w:numFmt w:val="bullet"/>
+      <w:lvlText w:val="o"/>
+      <w:lvlJc w:val="left"/>
+      <w:pPr>
+        <w:ind w:left="3600" w:hanging="360"/>
+      </w:pPr>
+      <w:rPr>
+        <w:rFonts w:ascii="Courier New" w:hAnsi="Courier New" w:cs="Courier New" w:hint="default"/>
+      </w:rPr>
+    </w:lvl>
+    <w:lvl w:ilvl="5" w:tplc="0C0A0005" w:tentative="1">
+      <w:start w:val="1"/>
+      <w:numFmt w:val="bullet"/>
+      <w:lvlText w:val=""/>
+      <w:lvlJc w:val="left"/>
+      <w:pPr>
+        <w:ind w:left="4320" w:hanging="360"/>
+      </w:pPr>
+      <w:rPr>
+        <w:rFonts w:ascii="Wingdings" w:hAnsi="Wingdings" w:hint="default"/>
+      </w:rPr>
+    </w:lvl>
+    <w:lvl w:ilvl="6" w:tplc="0C0A0001" w:tentative="1">
+      <w:start w:val="1"/>
+      <w:numFmt w:val="bullet"/>
+      <w:lvlText w:val=""/>
+      <w:lvlJc w:val="left"/>
+      <w:pPr>
+        <w:ind w:left="5040" w:hanging="360"/>
+      </w:pPr>
+      <w:rPr>
+        <w:rFonts w:ascii="Symbol" w:hAnsi="Symbol" w:hint="default"/>
+      </w:rPr>
+    </w:lvl>
+    <w:lvl w:ilvl="7" w:tplc="0C0A0003" w:tentative="1">
+      <w:start w:val="1"/>
+      <w:numFmt w:val="bullet"/>
+      <w:lvlText w:val="o"/>
+      <w:lvlJc w:val="left"/>
+      <w:pPr>
+        <w:ind w:left="5760" w:hanging="360"/>
+      </w:pPr>
+      <w:rPr>
+        <w:rFonts w:ascii="Courier New" w:hAnsi="Courier New" w:cs="Courier New" w:hint="default"/>
+      </w:rPr>
+    </w:lvl>
+    <w:lvl w:ilvl="8" w:tplc="0C0A0005" w:tentative="1">
+      <w:start w:val="1"/>
+      <w:numFmt w:val="bullet"/>
+      <w:lvlText w:val=""/>
+      <w:lvlJc w:val="left"/>
+      <w:pPr>
+        <w:ind w:left="6480" w:hanging="360"/>
+      </w:pPr>
+      <w:rPr>
+        <w:rFonts w:ascii="Wingdings" w:hAnsi="Wingdings" w:hint="default"/>
+      </w:rPr>
+    </w:lvl>
+  </w:abstractNum>
+  <w:abstractNum w:abstractNumId="3" w15:restartNumberingAfterBreak="0">
     <w:nsid w:val="1993476A"/>
     <w:multiLevelType w:val="hybridMultilevel"/>
     <w:tmpl w:val="A232CF6E"/>
@@ -12118,7 +13866,7 @@
       </w:pPr>
     </w:lvl>
   </w:abstractNum>
-  <w:abstractNum w:abstractNumId="2" w15:restartNumberingAfterBreak="0">
+  <w:abstractNum w:abstractNumId="4" w15:restartNumberingAfterBreak="0">
     <w:nsid w:val="1C407AD5"/>
     <w:multiLevelType w:val="hybridMultilevel"/>
     <w:tmpl w:val="DF02E5C8"/>
@@ -12231,10 +13979,577 @@
       </w:rPr>
     </w:lvl>
   </w:abstractNum>
-  <w:abstractNum w:abstractNumId="3" w15:restartNumberingAfterBreak="0">
+  <w:abstractNum w:abstractNumId="5" w15:restartNumberingAfterBreak="0">
     <w:nsid w:val="23BE57AD"/>
     <w:multiLevelType w:val="hybridMultilevel"/>
-    <w:tmpl w:val="B91AB6D0"/>
+    <w:tmpl w:val="5BC4D06A"/>
+    <w:lvl w:ilvl="0" w:tplc="2144AB12">
+      <w:start w:val="1"/>
+      <w:numFmt w:val="bullet"/>
+      <w:lvlText w:val=""/>
+      <w:lvlJc w:val="left"/>
+      <w:pPr>
+        <w:ind w:left="720" w:hanging="360"/>
+      </w:pPr>
+      <w:rPr>
+        <w:rFonts w:ascii="Symbol" w:hAnsi="Symbol" w:hint="default"/>
+        <w:b/>
+        <w:bCs/>
+        <w:color w:val="ED7D31" w:themeColor="accent2"/>
+      </w:rPr>
+    </w:lvl>
+    <w:lvl w:ilvl="1" w:tplc="04090003" w:tentative="1">
+      <w:start w:val="1"/>
+      <w:numFmt w:val="bullet"/>
+      <w:lvlText w:val="o"/>
+      <w:lvlJc w:val="left"/>
+      <w:pPr>
+        <w:ind w:left="1440" w:hanging="360"/>
+      </w:pPr>
+      <w:rPr>
+        <w:rFonts w:ascii="Courier New" w:hAnsi="Courier New" w:cs="Courier New" w:hint="default"/>
+      </w:rPr>
+    </w:lvl>
+    <w:lvl w:ilvl="2" w:tplc="04090005" w:tentative="1">
+      <w:start w:val="1"/>
+      <w:numFmt w:val="bullet"/>
+      <w:lvlText w:val=""/>
+      <w:lvlJc w:val="left"/>
+      <w:pPr>
+        <w:ind w:left="2160" w:hanging="360"/>
+      </w:pPr>
+      <w:rPr>
+        <w:rFonts w:ascii="Wingdings" w:hAnsi="Wingdings" w:hint="default"/>
+      </w:rPr>
+    </w:lvl>
+    <w:lvl w:ilvl="3" w:tplc="04090001" w:tentative="1">
+      <w:start w:val="1"/>
+      <w:numFmt w:val="bullet"/>
+      <w:lvlText w:val=""/>
+      <w:lvlJc w:val="left"/>
+      <w:pPr>
+        <w:ind w:left="2880" w:hanging="360"/>
+      </w:pPr>
+      <w:rPr>
+        <w:rFonts w:ascii="Symbol" w:hAnsi="Symbol" w:hint="default"/>
+      </w:rPr>
+    </w:lvl>
+    <w:lvl w:ilvl="4" w:tplc="04090003" w:tentative="1">
+      <w:start w:val="1"/>
+      <w:numFmt w:val="bullet"/>
+      <w:lvlText w:val="o"/>
+      <w:lvlJc w:val="left"/>
+      <w:pPr>
+        <w:ind w:left="3600" w:hanging="360"/>
+      </w:pPr>
+      <w:rPr>
+        <w:rFonts w:ascii="Courier New" w:hAnsi="Courier New" w:cs="Courier New" w:hint="default"/>
+      </w:rPr>
+    </w:lvl>
+    <w:lvl w:ilvl="5" w:tplc="04090005" w:tentative="1">
+      <w:start w:val="1"/>
+      <w:numFmt w:val="bullet"/>
+      <w:lvlText w:val=""/>
+      <w:lvlJc w:val="left"/>
+      <w:pPr>
+        <w:ind w:left="4320" w:hanging="360"/>
+      </w:pPr>
+      <w:rPr>
+        <w:rFonts w:ascii="Wingdings" w:hAnsi="Wingdings" w:hint="default"/>
+      </w:rPr>
+    </w:lvl>
+    <w:lvl w:ilvl="6" w:tplc="04090001" w:tentative="1">
+      <w:start w:val="1"/>
+      <w:numFmt w:val="bullet"/>
+      <w:lvlText w:val=""/>
+      <w:lvlJc w:val="left"/>
+      <w:pPr>
+        <w:ind w:left="5040" w:hanging="360"/>
+      </w:pPr>
+      <w:rPr>
+        <w:rFonts w:ascii="Symbol" w:hAnsi="Symbol" w:hint="default"/>
+      </w:rPr>
+    </w:lvl>
+    <w:lvl w:ilvl="7" w:tplc="04090003" w:tentative="1">
+      <w:start w:val="1"/>
+      <w:numFmt w:val="bullet"/>
+      <w:lvlText w:val="o"/>
+      <w:lvlJc w:val="left"/>
+      <w:pPr>
+        <w:ind w:left="5760" w:hanging="360"/>
+      </w:pPr>
+      <w:rPr>
+        <w:rFonts w:ascii="Courier New" w:hAnsi="Courier New" w:cs="Courier New" w:hint="default"/>
+      </w:rPr>
+    </w:lvl>
+    <w:lvl w:ilvl="8" w:tplc="04090005" w:tentative="1">
+      <w:start w:val="1"/>
+      <w:numFmt w:val="bullet"/>
+      <w:lvlText w:val=""/>
+      <w:lvlJc w:val="left"/>
+      <w:pPr>
+        <w:ind w:left="6480" w:hanging="360"/>
+      </w:pPr>
+      <w:rPr>
+        <w:rFonts w:ascii="Wingdings" w:hAnsi="Wingdings" w:hint="default"/>
+      </w:rPr>
+    </w:lvl>
+  </w:abstractNum>
+  <w:abstractNum w:abstractNumId="6" w15:restartNumberingAfterBreak="0">
+    <w:nsid w:val="2B7157BD"/>
+    <w:multiLevelType w:val="hybridMultilevel"/>
+    <w:tmpl w:val="C422F2D8"/>
+    <w:lvl w:ilvl="0" w:tplc="DEE0E0BA">
+      <w:numFmt w:val="bullet"/>
+      <w:lvlText w:val=""/>
+      <w:lvlJc w:val="left"/>
+      <w:pPr>
+        <w:ind w:left="720" w:hanging="360"/>
+      </w:pPr>
+      <w:rPr>
+        <w:rFonts w:ascii="Wingdings" w:eastAsiaTheme="minorHAnsi" w:hAnsi="Wingdings" w:cstheme="minorBidi" w:hint="default"/>
+      </w:rPr>
+    </w:lvl>
+    <w:lvl w:ilvl="1" w:tplc="04090003" w:tentative="1">
+      <w:start w:val="1"/>
+      <w:numFmt w:val="bullet"/>
+      <w:lvlText w:val="o"/>
+      <w:lvlJc w:val="left"/>
+      <w:pPr>
+        <w:ind w:left="1440" w:hanging="360"/>
+      </w:pPr>
+      <w:rPr>
+        <w:rFonts w:ascii="Courier New" w:hAnsi="Courier New" w:cs="Courier New" w:hint="default"/>
+      </w:rPr>
+    </w:lvl>
+    <w:lvl w:ilvl="2" w:tplc="04090005" w:tentative="1">
+      <w:start w:val="1"/>
+      <w:numFmt w:val="bullet"/>
+      <w:lvlText w:val=""/>
+      <w:lvlJc w:val="left"/>
+      <w:pPr>
+        <w:ind w:left="2160" w:hanging="360"/>
+      </w:pPr>
+      <w:rPr>
+        <w:rFonts w:ascii="Wingdings" w:hAnsi="Wingdings" w:hint="default"/>
+      </w:rPr>
+    </w:lvl>
+    <w:lvl w:ilvl="3" w:tplc="04090001" w:tentative="1">
+      <w:start w:val="1"/>
+      <w:numFmt w:val="bullet"/>
+      <w:lvlText w:val=""/>
+      <w:lvlJc w:val="left"/>
+      <w:pPr>
+        <w:ind w:left="2880" w:hanging="360"/>
+      </w:pPr>
+      <w:rPr>
+        <w:rFonts w:ascii="Symbol" w:hAnsi="Symbol" w:hint="default"/>
+      </w:rPr>
+    </w:lvl>
+    <w:lvl w:ilvl="4" w:tplc="04090003" w:tentative="1">
+      <w:start w:val="1"/>
+      <w:numFmt w:val="bullet"/>
+      <w:lvlText w:val="o"/>
+      <w:lvlJc w:val="left"/>
+      <w:pPr>
+        <w:ind w:left="3600" w:hanging="360"/>
+      </w:pPr>
+      <w:rPr>
+        <w:rFonts w:ascii="Courier New" w:hAnsi="Courier New" w:cs="Courier New" w:hint="default"/>
+      </w:rPr>
+    </w:lvl>
+    <w:lvl w:ilvl="5" w:tplc="04090005" w:tentative="1">
+      <w:start w:val="1"/>
+      <w:numFmt w:val="bullet"/>
+      <w:lvlText w:val=""/>
+      <w:lvlJc w:val="left"/>
+      <w:pPr>
+        <w:ind w:left="4320" w:hanging="360"/>
+      </w:pPr>
+      <w:rPr>
+        <w:rFonts w:ascii="Wingdings" w:hAnsi="Wingdings" w:hint="default"/>
+      </w:rPr>
+    </w:lvl>
+    <w:lvl w:ilvl="6" w:tplc="04090001" w:tentative="1">
+      <w:start w:val="1"/>
+      <w:numFmt w:val="bullet"/>
+      <w:lvlText w:val=""/>
+      <w:lvlJc w:val="left"/>
+      <w:pPr>
+        <w:ind w:left="5040" w:hanging="360"/>
+      </w:pPr>
+      <w:rPr>
+        <w:rFonts w:ascii="Symbol" w:hAnsi="Symbol" w:hint="default"/>
+      </w:rPr>
+    </w:lvl>
+    <w:lvl w:ilvl="7" w:tplc="04090003" w:tentative="1">
+      <w:start w:val="1"/>
+      <w:numFmt w:val="bullet"/>
+      <w:lvlText w:val="o"/>
+      <w:lvlJc w:val="left"/>
+      <w:pPr>
+        <w:ind w:left="5760" w:hanging="360"/>
+      </w:pPr>
+      <w:rPr>
+        <w:rFonts w:ascii="Courier New" w:hAnsi="Courier New" w:cs="Courier New" w:hint="default"/>
+      </w:rPr>
+    </w:lvl>
+    <w:lvl w:ilvl="8" w:tplc="04090005" w:tentative="1">
+      <w:start w:val="1"/>
+      <w:numFmt w:val="bullet"/>
+      <w:lvlText w:val=""/>
+      <w:lvlJc w:val="left"/>
+      <w:pPr>
+        <w:ind w:left="6480" w:hanging="360"/>
+      </w:pPr>
+      <w:rPr>
+        <w:rFonts w:ascii="Wingdings" w:hAnsi="Wingdings" w:hint="default"/>
+      </w:rPr>
+    </w:lvl>
+  </w:abstractNum>
+  <w:abstractNum w:abstractNumId="7" w15:restartNumberingAfterBreak="0">
+    <w:nsid w:val="365F25D6"/>
+    <w:multiLevelType w:val="hybridMultilevel"/>
+    <w:tmpl w:val="5F524C72"/>
+    <w:lvl w:ilvl="0" w:tplc="0C0A0001">
+      <w:start w:val="1"/>
+      <w:numFmt w:val="bullet"/>
+      <w:lvlText w:val=""/>
+      <w:lvlJc w:val="left"/>
+      <w:pPr>
+        <w:ind w:left="720" w:hanging="360"/>
+      </w:pPr>
+      <w:rPr>
+        <w:rFonts w:ascii="Symbol" w:hAnsi="Symbol" w:hint="default"/>
+      </w:rPr>
+    </w:lvl>
+    <w:lvl w:ilvl="1" w:tplc="0C0A0003" w:tentative="1">
+      <w:start w:val="1"/>
+      <w:numFmt w:val="bullet"/>
+      <w:lvlText w:val="o"/>
+      <w:lvlJc w:val="left"/>
+      <w:pPr>
+        <w:ind w:left="1440" w:hanging="360"/>
+      </w:pPr>
+      <w:rPr>
+        <w:rFonts w:ascii="Courier New" w:hAnsi="Courier New" w:cs="Courier New" w:hint="default"/>
+      </w:rPr>
+    </w:lvl>
+    <w:lvl w:ilvl="2" w:tplc="0C0A0005" w:tentative="1">
+      <w:start w:val="1"/>
+      <w:numFmt w:val="bullet"/>
+      <w:lvlText w:val=""/>
+      <w:lvlJc w:val="left"/>
+      <w:pPr>
+        <w:ind w:left="2160" w:hanging="360"/>
+      </w:pPr>
+      <w:rPr>
+        <w:rFonts w:ascii="Wingdings" w:hAnsi="Wingdings" w:hint="default"/>
+      </w:rPr>
+    </w:lvl>
+    <w:lvl w:ilvl="3" w:tplc="0C0A0001" w:tentative="1">
+      <w:start w:val="1"/>
+      <w:numFmt w:val="bullet"/>
+      <w:lvlText w:val=""/>
+      <w:lvlJc w:val="left"/>
+      <w:pPr>
+        <w:ind w:left="2880" w:hanging="360"/>
+      </w:pPr>
+      <w:rPr>
+        <w:rFonts w:ascii="Symbol" w:hAnsi="Symbol" w:hint="default"/>
+      </w:rPr>
+    </w:lvl>
+    <w:lvl w:ilvl="4" w:tplc="0C0A0003" w:tentative="1">
+      <w:start w:val="1"/>
+      <w:numFmt w:val="bullet"/>
+      <w:lvlText w:val="o"/>
+      <w:lvlJc w:val="left"/>
+      <w:pPr>
+        <w:ind w:left="3600" w:hanging="360"/>
+      </w:pPr>
+      <w:rPr>
+        <w:rFonts w:ascii="Courier New" w:hAnsi="Courier New" w:cs="Courier New" w:hint="default"/>
+      </w:rPr>
+    </w:lvl>
+    <w:lvl w:ilvl="5" w:tplc="0C0A0005" w:tentative="1">
+      <w:start w:val="1"/>
+      <w:numFmt w:val="bullet"/>
+      <w:lvlText w:val=""/>
+      <w:lvlJc w:val="left"/>
+      <w:pPr>
+        <w:ind w:left="4320" w:hanging="360"/>
+      </w:pPr>
+      <w:rPr>
+        <w:rFonts w:ascii="Wingdings" w:hAnsi="Wingdings" w:hint="default"/>
+      </w:rPr>
+    </w:lvl>
+    <w:lvl w:ilvl="6" w:tplc="0C0A0001" w:tentative="1">
+      <w:start w:val="1"/>
+      <w:numFmt w:val="bullet"/>
+      <w:lvlText w:val=""/>
+      <w:lvlJc w:val="left"/>
+      <w:pPr>
+        <w:ind w:left="5040" w:hanging="360"/>
+      </w:pPr>
+      <w:rPr>
+        <w:rFonts w:ascii="Symbol" w:hAnsi="Symbol" w:hint="default"/>
+      </w:rPr>
+    </w:lvl>
+    <w:lvl w:ilvl="7" w:tplc="0C0A0003" w:tentative="1">
+      <w:start w:val="1"/>
+      <w:numFmt w:val="bullet"/>
+      <w:lvlText w:val="o"/>
+      <w:lvlJc w:val="left"/>
+      <w:pPr>
+        <w:ind w:left="5760" w:hanging="360"/>
+      </w:pPr>
+      <w:rPr>
+        <w:rFonts w:ascii="Courier New" w:hAnsi="Courier New" w:cs="Courier New" w:hint="default"/>
+      </w:rPr>
+    </w:lvl>
+    <w:lvl w:ilvl="8" w:tplc="0C0A0005" w:tentative="1">
+      <w:start w:val="1"/>
+      <w:numFmt w:val="bullet"/>
+      <w:lvlText w:val=""/>
+      <w:lvlJc w:val="left"/>
+      <w:pPr>
+        <w:ind w:left="6480" w:hanging="360"/>
+      </w:pPr>
+      <w:rPr>
+        <w:rFonts w:ascii="Wingdings" w:hAnsi="Wingdings" w:hint="default"/>
+      </w:rPr>
+    </w:lvl>
+  </w:abstractNum>
+  <w:abstractNum w:abstractNumId="8" w15:restartNumberingAfterBreak="0">
+    <w:nsid w:val="531D4F32"/>
+    <w:multiLevelType w:val="hybridMultilevel"/>
+    <w:tmpl w:val="D792ADD6"/>
+    <w:lvl w:ilvl="0" w:tplc="0C0A0001">
+      <w:start w:val="1"/>
+      <w:numFmt w:val="bullet"/>
+      <w:lvlText w:val=""/>
+      <w:lvlJc w:val="left"/>
+      <w:pPr>
+        <w:ind w:left="1440" w:hanging="360"/>
+      </w:pPr>
+      <w:rPr>
+        <w:rFonts w:ascii="Symbol" w:hAnsi="Symbol" w:hint="default"/>
+      </w:rPr>
+    </w:lvl>
+    <w:lvl w:ilvl="1" w:tplc="0C0A0003" w:tentative="1">
+      <w:start w:val="1"/>
+      <w:numFmt w:val="bullet"/>
+      <w:lvlText w:val="o"/>
+      <w:lvlJc w:val="left"/>
+      <w:pPr>
+        <w:ind w:left="2160" w:hanging="360"/>
+      </w:pPr>
+      <w:rPr>
+        <w:rFonts w:ascii="Courier New" w:hAnsi="Courier New" w:cs="Courier New" w:hint="default"/>
+      </w:rPr>
+    </w:lvl>
+    <w:lvl w:ilvl="2" w:tplc="0C0A0005" w:tentative="1">
+      <w:start w:val="1"/>
+      <w:numFmt w:val="bullet"/>
+      <w:lvlText w:val=""/>
+      <w:lvlJc w:val="left"/>
+      <w:pPr>
+        <w:ind w:left="2880" w:hanging="360"/>
+      </w:pPr>
+      <w:rPr>
+        <w:rFonts w:ascii="Wingdings" w:hAnsi="Wingdings" w:hint="default"/>
+      </w:rPr>
+    </w:lvl>
+    <w:lvl w:ilvl="3" w:tplc="0C0A0001" w:tentative="1">
+      <w:start w:val="1"/>
+      <w:numFmt w:val="bullet"/>
+      <w:lvlText w:val=""/>
+      <w:lvlJc w:val="left"/>
+      <w:pPr>
+        <w:ind w:left="3600" w:hanging="360"/>
+      </w:pPr>
+      <w:rPr>
+        <w:rFonts w:ascii="Symbol" w:hAnsi="Symbol" w:hint="default"/>
+      </w:rPr>
+    </w:lvl>
+    <w:lvl w:ilvl="4" w:tplc="0C0A0003" w:tentative="1">
+      <w:start w:val="1"/>
+      <w:numFmt w:val="bullet"/>
+      <w:lvlText w:val="o"/>
+      <w:lvlJc w:val="left"/>
+      <w:pPr>
+        <w:ind w:left="4320" w:hanging="360"/>
+      </w:pPr>
+      <w:rPr>
+        <w:rFonts w:ascii="Courier New" w:hAnsi="Courier New" w:cs="Courier New" w:hint="default"/>
+      </w:rPr>
+    </w:lvl>
+    <w:lvl w:ilvl="5" w:tplc="0C0A0005" w:tentative="1">
+      <w:start w:val="1"/>
+      <w:numFmt w:val="bullet"/>
+      <w:lvlText w:val=""/>
+      <w:lvlJc w:val="left"/>
+      <w:pPr>
+        <w:ind w:left="5040" w:hanging="360"/>
+      </w:pPr>
+      <w:rPr>
+        <w:rFonts w:ascii="Wingdings" w:hAnsi="Wingdings" w:hint="default"/>
+      </w:rPr>
+    </w:lvl>
+    <w:lvl w:ilvl="6" w:tplc="0C0A0001" w:tentative="1">
+      <w:start w:val="1"/>
+      <w:numFmt w:val="bullet"/>
+      <w:lvlText w:val=""/>
+      <w:lvlJc w:val="left"/>
+      <w:pPr>
+        <w:ind w:left="5760" w:hanging="360"/>
+      </w:pPr>
+      <w:rPr>
+        <w:rFonts w:ascii="Symbol" w:hAnsi="Symbol" w:hint="default"/>
+      </w:rPr>
+    </w:lvl>
+    <w:lvl w:ilvl="7" w:tplc="0C0A0003" w:tentative="1">
+      <w:start w:val="1"/>
+      <w:numFmt w:val="bullet"/>
+      <w:lvlText w:val="o"/>
+      <w:lvlJc w:val="left"/>
+      <w:pPr>
+        <w:ind w:left="6480" w:hanging="360"/>
+      </w:pPr>
+      <w:rPr>
+        <w:rFonts w:ascii="Courier New" w:hAnsi="Courier New" w:cs="Courier New" w:hint="default"/>
+      </w:rPr>
+    </w:lvl>
+    <w:lvl w:ilvl="8" w:tplc="0C0A0005" w:tentative="1">
+      <w:start w:val="1"/>
+      <w:numFmt w:val="bullet"/>
+      <w:lvlText w:val=""/>
+      <w:lvlJc w:val="left"/>
+      <w:pPr>
+        <w:ind w:left="7200" w:hanging="360"/>
+      </w:pPr>
+      <w:rPr>
+        <w:rFonts w:ascii="Wingdings" w:hAnsi="Wingdings" w:hint="default"/>
+      </w:rPr>
+    </w:lvl>
+  </w:abstractNum>
+  <w:abstractNum w:abstractNumId="9" w15:restartNumberingAfterBreak="0">
+    <w:nsid w:val="57964E85"/>
+    <w:multiLevelType w:val="hybridMultilevel"/>
+    <w:tmpl w:val="AE265A40"/>
+    <w:lvl w:ilvl="0" w:tplc="22E29CFA">
+      <w:start w:val="1"/>
+      <w:numFmt w:val="bullet"/>
+      <w:lvlText w:val=""/>
+      <w:lvlJc w:val="left"/>
+      <w:pPr>
+        <w:ind w:left="720" w:hanging="360"/>
+      </w:pPr>
+      <w:rPr>
+        <w:rFonts w:ascii="Wingdings" w:eastAsiaTheme="minorHAnsi" w:hAnsi="Wingdings" w:cstheme="minorBidi" w:hint="default"/>
+      </w:rPr>
+    </w:lvl>
+    <w:lvl w:ilvl="1" w:tplc="04090003" w:tentative="1">
+      <w:start w:val="1"/>
+      <w:numFmt w:val="bullet"/>
+      <w:lvlText w:val="o"/>
+      <w:lvlJc w:val="left"/>
+      <w:pPr>
+        <w:ind w:left="1440" w:hanging="360"/>
+      </w:pPr>
+      <w:rPr>
+        <w:rFonts w:ascii="Courier New" w:hAnsi="Courier New" w:cs="Courier New" w:hint="default"/>
+      </w:rPr>
+    </w:lvl>
+    <w:lvl w:ilvl="2" w:tplc="04090005" w:tentative="1">
+      <w:start w:val="1"/>
+      <w:numFmt w:val="bullet"/>
+      <w:lvlText w:val=""/>
+      <w:lvlJc w:val="left"/>
+      <w:pPr>
+        <w:ind w:left="2160" w:hanging="360"/>
+      </w:pPr>
+      <w:rPr>
+        <w:rFonts w:ascii="Wingdings" w:hAnsi="Wingdings" w:hint="default"/>
+      </w:rPr>
+    </w:lvl>
+    <w:lvl w:ilvl="3" w:tplc="04090001" w:tentative="1">
+      <w:start w:val="1"/>
+      <w:numFmt w:val="bullet"/>
+      <w:lvlText w:val=""/>
+      <w:lvlJc w:val="left"/>
+      <w:pPr>
+        <w:ind w:left="2880" w:hanging="360"/>
+      </w:pPr>
+      <w:rPr>
+        <w:rFonts w:ascii="Symbol" w:hAnsi="Symbol" w:hint="default"/>
+      </w:rPr>
+    </w:lvl>
+    <w:lvl w:ilvl="4" w:tplc="04090003" w:tentative="1">
+      <w:start w:val="1"/>
+      <w:numFmt w:val="bullet"/>
+      <w:lvlText w:val="o"/>
+      <w:lvlJc w:val="left"/>
+      <w:pPr>
+        <w:ind w:left="3600" w:hanging="360"/>
+      </w:pPr>
+      <w:rPr>
+        <w:rFonts w:ascii="Courier New" w:hAnsi="Courier New" w:cs="Courier New" w:hint="default"/>
+      </w:rPr>
+    </w:lvl>
+    <w:lvl w:ilvl="5" w:tplc="04090005" w:tentative="1">
+      <w:start w:val="1"/>
+      <w:numFmt w:val="bullet"/>
+      <w:lvlText w:val=""/>
+      <w:lvlJc w:val="left"/>
+      <w:pPr>
+        <w:ind w:left="4320" w:hanging="360"/>
+      </w:pPr>
+      <w:rPr>
+        <w:rFonts w:ascii="Wingdings" w:hAnsi="Wingdings" w:hint="default"/>
+      </w:rPr>
+    </w:lvl>
+    <w:lvl w:ilvl="6" w:tplc="04090001" w:tentative="1">
+      <w:start w:val="1"/>
+      <w:numFmt w:val="bullet"/>
+      <w:lvlText w:val=""/>
+      <w:lvlJc w:val="left"/>
+      <w:pPr>
+        <w:ind w:left="5040" w:hanging="360"/>
+      </w:pPr>
+      <w:rPr>
+        <w:rFonts w:ascii="Symbol" w:hAnsi="Symbol" w:hint="default"/>
+      </w:rPr>
+    </w:lvl>
+    <w:lvl w:ilvl="7" w:tplc="04090003" w:tentative="1">
+      <w:start w:val="1"/>
+      <w:numFmt w:val="bullet"/>
+      <w:lvlText w:val="o"/>
+      <w:lvlJc w:val="left"/>
+      <w:pPr>
+        <w:ind w:left="5760" w:hanging="360"/>
+      </w:pPr>
+      <w:rPr>
+        <w:rFonts w:ascii="Courier New" w:hAnsi="Courier New" w:cs="Courier New" w:hint="default"/>
+      </w:rPr>
+    </w:lvl>
+    <w:lvl w:ilvl="8" w:tplc="04090005" w:tentative="1">
+      <w:start w:val="1"/>
+      <w:numFmt w:val="bullet"/>
+      <w:lvlText w:val=""/>
+      <w:lvlJc w:val="left"/>
+      <w:pPr>
+        <w:ind w:left="6480" w:hanging="360"/>
+      </w:pPr>
+      <w:rPr>
+        <w:rFonts w:ascii="Wingdings" w:hAnsi="Wingdings" w:hint="default"/>
+      </w:rPr>
+    </w:lvl>
+  </w:abstractNum>
+  <w:abstractNum w:abstractNumId="10" w15:restartNumberingAfterBreak="0">
+    <w:nsid w:val="582C5FEE"/>
+    <w:multiLevelType w:val="hybridMultilevel"/>
+    <w:tmpl w:val="1198520E"/>
     <w:lvl w:ilvl="0" w:tplc="04090001">
       <w:start w:val="1"/>
       <w:numFmt w:val="bullet"/>
@@ -12344,22 +14659,23 @@
       </w:rPr>
     </w:lvl>
   </w:abstractNum>
-  <w:abstractNum w:abstractNumId="4" w15:restartNumberingAfterBreak="0">
-    <w:nsid w:val="2B7157BD"/>
+  <w:abstractNum w:abstractNumId="11" w15:restartNumberingAfterBreak="0">
+    <w:nsid w:val="66F22821"/>
     <w:multiLevelType w:val="hybridMultilevel"/>
-    <w:tmpl w:val="C422F2D8"/>
-    <w:lvl w:ilvl="0" w:tplc="DEE0E0BA">
+    <w:tmpl w:val="39A02324"/>
+    <w:lvl w:ilvl="0" w:tplc="C41E6C9C">
+      <w:start w:val="1"/>
       <w:numFmt w:val="bullet"/>
-      <w:lvlText w:val=""/>
+      <w:lvlText w:val="-"/>
       <w:lvlJc w:val="left"/>
       <w:pPr>
         <w:ind w:left="720" w:hanging="360"/>
       </w:pPr>
       <w:rPr>
-        <w:rFonts w:ascii="Wingdings" w:eastAsiaTheme="minorHAnsi" w:hAnsi="Wingdings" w:cstheme="minorBidi" w:hint="default"/>
+        <w:rFonts w:ascii="Calibri" w:eastAsiaTheme="minorEastAsia" w:hAnsi="Calibri" w:cs="Calibri" w:hint="default"/>
       </w:rPr>
     </w:lvl>
-    <w:lvl w:ilvl="1" w:tplc="04090003" w:tentative="1">
+    <w:lvl w:ilvl="1" w:tplc="04090003">
       <w:start w:val="1"/>
       <w:numFmt w:val="bullet"/>
       <w:lvlText w:val="o"/>
@@ -12456,23 +14772,26 @@
       </w:rPr>
     </w:lvl>
   </w:abstractNum>
-  <w:abstractNum w:abstractNumId="5" w15:restartNumberingAfterBreak="0">
-    <w:nsid w:val="57964E85"/>
+  <w:abstractNum w:abstractNumId="12" w15:restartNumberingAfterBreak="0">
+    <w:nsid w:val="7435572F"/>
     <w:multiLevelType w:val="hybridMultilevel"/>
-    <w:tmpl w:val="AE265A40"/>
-    <w:lvl w:ilvl="0" w:tplc="22E29CFA">
+    <w:tmpl w:val="F61877A6"/>
+    <w:lvl w:ilvl="0" w:tplc="AE5C8E08">
       <w:start w:val="1"/>
       <w:numFmt w:val="bullet"/>
-      <w:lvlText w:val=""/>
+      <w:lvlText w:val=""/>
       <w:lvlJc w:val="left"/>
       <w:pPr>
         <w:ind w:left="720" w:hanging="360"/>
       </w:pPr>
       <w:rPr>
-        <w:rFonts w:ascii="Wingdings" w:eastAsiaTheme="minorHAnsi" w:hAnsi="Wingdings" w:cstheme="minorBidi" w:hint="default"/>
+        <w:rFonts w:ascii="Symbol" w:hAnsi="Symbol" w:hint="default"/>
+        <w:b/>
+        <w:bCs/>
+        <w:color w:val="ED7D31" w:themeColor="accent2"/>
       </w:rPr>
     </w:lvl>
-    <w:lvl w:ilvl="1" w:tplc="04090003" w:tentative="1">
+    <w:lvl w:ilvl="1" w:tplc="04090003">
       <w:start w:val="1"/>
       <w:numFmt w:val="bullet"/>
       <w:lvlText w:val="o"/>
@@ -12569,10 +14888,212 @@
       </w:rPr>
     </w:lvl>
   </w:abstractNum>
-  <w:abstractNum w:abstractNumId="6" w15:restartNumberingAfterBreak="0">
-    <w:nsid w:val="582C5FEE"/>
+  <w:abstractNum w:abstractNumId="13" w15:restartNumberingAfterBreak="0">
+    <w:nsid w:val="74763561"/>
     <w:multiLevelType w:val="hybridMultilevel"/>
-    <w:tmpl w:val="1198520E"/>
+    <w:tmpl w:val="C32ABE9A"/>
+    <w:lvl w:ilvl="0" w:tplc="0409000F">
+      <w:start w:val="1"/>
+      <w:numFmt w:val="decimal"/>
+      <w:lvlText w:val="%1."/>
+      <w:lvlJc w:val="left"/>
+      <w:pPr>
+        <w:ind w:left="720" w:hanging="360"/>
+      </w:pPr>
+      <w:rPr>
+        <w:rFonts w:hint="default"/>
+      </w:rPr>
+    </w:lvl>
+    <w:lvl w:ilvl="1" w:tplc="04090019" w:tentative="1">
+      <w:start w:val="1"/>
+      <w:numFmt w:val="lowerLetter"/>
+      <w:lvlText w:val="%2."/>
+      <w:lvlJc w:val="left"/>
+      <w:pPr>
+        <w:ind w:left="1440" w:hanging="360"/>
+      </w:pPr>
+    </w:lvl>
+    <w:lvl w:ilvl="2" w:tplc="0409001B" w:tentative="1">
+      <w:start w:val="1"/>
+      <w:numFmt w:val="lowerRoman"/>
+      <w:lvlText w:val="%3."/>
+      <w:lvlJc w:val="right"/>
+      <w:pPr>
+        <w:ind w:left="2160" w:hanging="180"/>
+      </w:pPr>
+    </w:lvl>
+    <w:lvl w:ilvl="3" w:tplc="0409000F" w:tentative="1">
+      <w:start w:val="1"/>
+      <w:numFmt w:val="decimal"/>
+      <w:lvlText w:val="%4."/>
+      <w:lvlJc w:val="left"/>
+      <w:pPr>
+        <w:ind w:left="2880" w:hanging="360"/>
+      </w:pPr>
+    </w:lvl>
+    <w:lvl w:ilvl="4" w:tplc="04090019" w:tentative="1">
+      <w:start w:val="1"/>
+      <w:numFmt w:val="lowerLetter"/>
+      <w:lvlText w:val="%5."/>
+      <w:lvlJc w:val="left"/>
+      <w:pPr>
+        <w:ind w:left="3600" w:hanging="360"/>
+      </w:pPr>
+    </w:lvl>
+    <w:lvl w:ilvl="5" w:tplc="0409001B" w:tentative="1">
+      <w:start w:val="1"/>
+      <w:numFmt w:val="lowerRoman"/>
+      <w:lvlText w:val="%6."/>
+      <w:lvlJc w:val="right"/>
+      <w:pPr>
+        <w:ind w:left="4320" w:hanging="180"/>
+      </w:pPr>
+    </w:lvl>
+    <w:lvl w:ilvl="6" w:tplc="0409000F" w:tentative="1">
+      <w:start w:val="1"/>
+      <w:numFmt w:val="decimal"/>
+      <w:lvlText w:val="%7."/>
+      <w:lvlJc w:val="left"/>
+      <w:pPr>
+        <w:ind w:left="5040" w:hanging="360"/>
+      </w:pPr>
+    </w:lvl>
+    <w:lvl w:ilvl="7" w:tplc="04090019" w:tentative="1">
+      <w:start w:val="1"/>
+      <w:numFmt w:val="lowerLetter"/>
+      <w:lvlText w:val="%8."/>
+      <w:lvlJc w:val="left"/>
+      <w:pPr>
+        <w:ind w:left="5760" w:hanging="360"/>
+      </w:pPr>
+    </w:lvl>
+    <w:lvl w:ilvl="8" w:tplc="0409001B" w:tentative="1">
+      <w:start w:val="1"/>
+      <w:numFmt w:val="lowerRoman"/>
+      <w:lvlText w:val="%9."/>
+      <w:lvlJc w:val="right"/>
+      <w:pPr>
+        <w:ind w:left="6480" w:hanging="180"/>
+      </w:pPr>
+    </w:lvl>
+  </w:abstractNum>
+  <w:abstractNum w:abstractNumId="14" w15:restartNumberingAfterBreak="0">
+    <w:nsid w:val="7AAB5440"/>
+    <w:multiLevelType w:val="hybridMultilevel"/>
+    <w:tmpl w:val="AB16ED8C"/>
+    <w:lvl w:ilvl="0" w:tplc="04090001">
+      <w:start w:val="1"/>
+      <w:numFmt w:val="bullet"/>
+      <w:lvlText w:val=""/>
+      <w:lvlJc w:val="left"/>
+      <w:pPr>
+        <w:ind w:left="720" w:hanging="360"/>
+      </w:pPr>
+      <w:rPr>
+        <w:rFonts w:ascii="Symbol" w:hAnsi="Symbol" w:hint="default"/>
+      </w:rPr>
+    </w:lvl>
+    <w:lvl w:ilvl="1" w:tplc="04090003">
+      <w:start w:val="1"/>
+      <w:numFmt w:val="bullet"/>
+      <w:lvlText w:val="o"/>
+      <w:lvlJc w:val="left"/>
+      <w:pPr>
+        <w:ind w:left="1440" w:hanging="360"/>
+      </w:pPr>
+      <w:rPr>
+        <w:rFonts w:ascii="Courier New" w:hAnsi="Courier New" w:cs="Courier New" w:hint="default"/>
+      </w:rPr>
+    </w:lvl>
+    <w:lvl w:ilvl="2" w:tplc="04090005" w:tentative="1">
+      <w:start w:val="1"/>
+      <w:numFmt w:val="bullet"/>
+      <w:lvlText w:val=""/>
+      <w:lvlJc w:val="left"/>
+      <w:pPr>
+        <w:ind w:left="2160" w:hanging="360"/>
+      </w:pPr>
+      <w:rPr>
+        <w:rFonts w:ascii="Wingdings" w:hAnsi="Wingdings" w:hint="default"/>
+      </w:rPr>
+    </w:lvl>
+    <w:lvl w:ilvl="3" w:tplc="04090001" w:tentative="1">
+      <w:start w:val="1"/>
+      <w:numFmt w:val="bullet"/>
+      <w:lvlText w:val=""/>
+      <w:lvlJc w:val="left"/>
+      <w:pPr>
+        <w:ind w:left="2880" w:hanging="360"/>
+      </w:pPr>
+      <w:rPr>
+        <w:rFonts w:ascii="Symbol" w:hAnsi="Symbol" w:hint="default"/>
+      </w:rPr>
+    </w:lvl>
+    <w:lvl w:ilvl="4" w:tplc="04090003" w:tentative="1">
+      <w:start w:val="1"/>
+      <w:numFmt w:val="bullet"/>
+      <w:lvlText w:val="o"/>
+      <w:lvlJc w:val="left"/>
+      <w:pPr>
+        <w:ind w:left="3600" w:hanging="360"/>
+      </w:pPr>
+      <w:rPr>
+        <w:rFonts w:ascii="Courier New" w:hAnsi="Courier New" w:cs="Courier New" w:hint="default"/>
+      </w:rPr>
+    </w:lvl>
+    <w:lvl w:ilvl="5" w:tplc="04090005" w:tentative="1">
+      <w:start w:val="1"/>
+      <w:numFmt w:val="bullet"/>
+      <w:lvlText w:val=""/>
+      <w:lvlJc w:val="left"/>
+      <w:pPr>
+        <w:ind w:left="4320" w:hanging="360"/>
+      </w:pPr>
+      <w:rPr>
+        <w:rFonts w:ascii="Wingdings" w:hAnsi="Wingdings" w:hint="default"/>
+      </w:rPr>
+    </w:lvl>
+    <w:lvl w:ilvl="6" w:tplc="04090001" w:tentative="1">
+      <w:start w:val="1"/>
+      <w:numFmt w:val="bullet"/>
+      <w:lvlText w:val=""/>
+      <w:lvlJc w:val="left"/>
+      <w:pPr>
+        <w:ind w:left="5040" w:hanging="360"/>
+      </w:pPr>
+      <w:rPr>
+        <w:rFonts w:ascii="Symbol" w:hAnsi="Symbol" w:hint="default"/>
+      </w:rPr>
+    </w:lvl>
+    <w:lvl w:ilvl="7" w:tplc="04090003" w:tentative="1">
+      <w:start w:val="1"/>
+      <w:numFmt w:val="bullet"/>
+      <w:lvlText w:val="o"/>
+      <w:lvlJc w:val="left"/>
+      <w:pPr>
+        <w:ind w:left="5760" w:hanging="360"/>
+      </w:pPr>
+      <w:rPr>
+        <w:rFonts w:ascii="Courier New" w:hAnsi="Courier New" w:cs="Courier New" w:hint="default"/>
+      </w:rPr>
+    </w:lvl>
+    <w:lvl w:ilvl="8" w:tplc="04090005" w:tentative="1">
+      <w:start w:val="1"/>
+      <w:numFmt w:val="bullet"/>
+      <w:lvlText w:val=""/>
+      <w:lvlJc w:val="left"/>
+      <w:pPr>
+        <w:ind w:left="6480" w:hanging="360"/>
+      </w:pPr>
+      <w:rPr>
+        <w:rFonts w:ascii="Wingdings" w:hAnsi="Wingdings" w:hint="default"/>
+      </w:rPr>
+    </w:lvl>
+  </w:abstractNum>
+  <w:abstractNum w:abstractNumId="15" w15:restartNumberingAfterBreak="0">
+    <w:nsid w:val="7BF70942"/>
+    <w:multiLevelType w:val="hybridMultilevel"/>
+    <w:tmpl w:val="C2CA450C"/>
     <w:lvl w:ilvl="0" w:tplc="04090001">
       <w:start w:val="1"/>
       <w:numFmt w:val="bullet"/>
@@ -12682,588 +15203,59 @@
       </w:rPr>
     </w:lvl>
   </w:abstractNum>
-  <w:abstractNum w:abstractNumId="7" w15:restartNumberingAfterBreak="0">
-    <w:nsid w:val="66F22821"/>
-    <w:multiLevelType w:val="hybridMultilevel"/>
-    <w:tmpl w:val="39A02324"/>
-    <w:lvl w:ilvl="0" w:tplc="C41E6C9C">
-      <w:start w:val="1"/>
-      <w:numFmt w:val="bullet"/>
-      <w:lvlText w:val="-"/>
-      <w:lvlJc w:val="left"/>
-      <w:pPr>
-        <w:ind w:left="720" w:hanging="360"/>
-      </w:pPr>
-      <w:rPr>
-        <w:rFonts w:ascii="Calibri" w:eastAsiaTheme="minorEastAsia" w:hAnsi="Calibri" w:cs="Calibri" w:hint="default"/>
-      </w:rPr>
-    </w:lvl>
-    <w:lvl w:ilvl="1" w:tplc="04090003">
-      <w:start w:val="1"/>
-      <w:numFmt w:val="bullet"/>
-      <w:lvlText w:val="o"/>
-      <w:lvlJc w:val="left"/>
-      <w:pPr>
-        <w:ind w:left="1440" w:hanging="360"/>
-      </w:pPr>
-      <w:rPr>
-        <w:rFonts w:ascii="Courier New" w:hAnsi="Courier New" w:cs="Courier New" w:hint="default"/>
-      </w:rPr>
-    </w:lvl>
-    <w:lvl w:ilvl="2" w:tplc="04090005" w:tentative="1">
-      <w:start w:val="1"/>
-      <w:numFmt w:val="bullet"/>
-      <w:lvlText w:val=""/>
-      <w:lvlJc w:val="left"/>
-      <w:pPr>
-        <w:ind w:left="2160" w:hanging="360"/>
-      </w:pPr>
-      <w:rPr>
-        <w:rFonts w:ascii="Wingdings" w:hAnsi="Wingdings" w:hint="default"/>
-      </w:rPr>
-    </w:lvl>
-    <w:lvl w:ilvl="3" w:tplc="04090001" w:tentative="1">
-      <w:start w:val="1"/>
-      <w:numFmt w:val="bullet"/>
-      <w:lvlText w:val=""/>
-      <w:lvlJc w:val="left"/>
-      <w:pPr>
-        <w:ind w:left="2880" w:hanging="360"/>
-      </w:pPr>
-      <w:rPr>
-        <w:rFonts w:ascii="Symbol" w:hAnsi="Symbol" w:hint="default"/>
-      </w:rPr>
-    </w:lvl>
-    <w:lvl w:ilvl="4" w:tplc="04090003" w:tentative="1">
-      <w:start w:val="1"/>
-      <w:numFmt w:val="bullet"/>
-      <w:lvlText w:val="o"/>
-      <w:lvlJc w:val="left"/>
-      <w:pPr>
-        <w:ind w:left="3600" w:hanging="360"/>
-      </w:pPr>
-      <w:rPr>
-        <w:rFonts w:ascii="Courier New" w:hAnsi="Courier New" w:cs="Courier New" w:hint="default"/>
-      </w:rPr>
-    </w:lvl>
-    <w:lvl w:ilvl="5" w:tplc="04090005" w:tentative="1">
-      <w:start w:val="1"/>
-      <w:numFmt w:val="bullet"/>
-      <w:lvlText w:val=""/>
-      <w:lvlJc w:val="left"/>
-      <w:pPr>
-        <w:ind w:left="4320" w:hanging="360"/>
-      </w:pPr>
-      <w:rPr>
-        <w:rFonts w:ascii="Wingdings" w:hAnsi="Wingdings" w:hint="default"/>
-      </w:rPr>
-    </w:lvl>
-    <w:lvl w:ilvl="6" w:tplc="04090001" w:tentative="1">
-      <w:start w:val="1"/>
-      <w:numFmt w:val="bullet"/>
-      <w:lvlText w:val=""/>
-      <w:lvlJc w:val="left"/>
-      <w:pPr>
-        <w:ind w:left="5040" w:hanging="360"/>
-      </w:pPr>
-      <w:rPr>
-        <w:rFonts w:ascii="Symbol" w:hAnsi="Symbol" w:hint="default"/>
-      </w:rPr>
-    </w:lvl>
-    <w:lvl w:ilvl="7" w:tplc="04090003" w:tentative="1">
-      <w:start w:val="1"/>
-      <w:numFmt w:val="bullet"/>
-      <w:lvlText w:val="o"/>
-      <w:lvlJc w:val="left"/>
-      <w:pPr>
-        <w:ind w:left="5760" w:hanging="360"/>
-      </w:pPr>
-      <w:rPr>
-        <w:rFonts w:ascii="Courier New" w:hAnsi="Courier New" w:cs="Courier New" w:hint="default"/>
-      </w:rPr>
-    </w:lvl>
-    <w:lvl w:ilvl="8" w:tplc="04090005" w:tentative="1">
-      <w:start w:val="1"/>
-      <w:numFmt w:val="bullet"/>
-      <w:lvlText w:val=""/>
-      <w:lvlJc w:val="left"/>
-      <w:pPr>
-        <w:ind w:left="6480" w:hanging="360"/>
-      </w:pPr>
-      <w:rPr>
-        <w:rFonts w:ascii="Wingdings" w:hAnsi="Wingdings" w:hint="default"/>
-      </w:rPr>
-    </w:lvl>
-  </w:abstractNum>
-  <w:abstractNum w:abstractNumId="8" w15:restartNumberingAfterBreak="0">
-    <w:nsid w:val="7435572F"/>
-    <w:multiLevelType w:val="hybridMultilevel"/>
-    <w:tmpl w:val="4C9ED602"/>
-    <w:lvl w:ilvl="0" w:tplc="04090001">
-      <w:start w:val="1"/>
-      <w:numFmt w:val="bullet"/>
-      <w:lvlText w:val=""/>
-      <w:lvlJc w:val="left"/>
-      <w:pPr>
-        <w:ind w:left="720" w:hanging="360"/>
-      </w:pPr>
-      <w:rPr>
-        <w:rFonts w:ascii="Symbol" w:hAnsi="Symbol" w:hint="default"/>
-      </w:rPr>
-    </w:lvl>
-    <w:lvl w:ilvl="1" w:tplc="04090003">
-      <w:start w:val="1"/>
-      <w:numFmt w:val="bullet"/>
-      <w:lvlText w:val="o"/>
-      <w:lvlJc w:val="left"/>
-      <w:pPr>
-        <w:ind w:left="1440" w:hanging="360"/>
-      </w:pPr>
-      <w:rPr>
-        <w:rFonts w:ascii="Courier New" w:hAnsi="Courier New" w:cs="Courier New" w:hint="default"/>
-      </w:rPr>
-    </w:lvl>
-    <w:lvl w:ilvl="2" w:tplc="04090005" w:tentative="1">
-      <w:start w:val="1"/>
-      <w:numFmt w:val="bullet"/>
-      <w:lvlText w:val=""/>
-      <w:lvlJc w:val="left"/>
-      <w:pPr>
-        <w:ind w:left="2160" w:hanging="360"/>
-      </w:pPr>
-      <w:rPr>
-        <w:rFonts w:ascii="Wingdings" w:hAnsi="Wingdings" w:hint="default"/>
-      </w:rPr>
-    </w:lvl>
-    <w:lvl w:ilvl="3" w:tplc="04090001" w:tentative="1">
-      <w:start w:val="1"/>
-      <w:numFmt w:val="bullet"/>
-      <w:lvlText w:val=""/>
-      <w:lvlJc w:val="left"/>
-      <w:pPr>
-        <w:ind w:left="2880" w:hanging="360"/>
-      </w:pPr>
-      <w:rPr>
-        <w:rFonts w:ascii="Symbol" w:hAnsi="Symbol" w:hint="default"/>
-      </w:rPr>
-    </w:lvl>
-    <w:lvl w:ilvl="4" w:tplc="04090003" w:tentative="1">
-      <w:start w:val="1"/>
-      <w:numFmt w:val="bullet"/>
-      <w:lvlText w:val="o"/>
-      <w:lvlJc w:val="left"/>
-      <w:pPr>
-        <w:ind w:left="3600" w:hanging="360"/>
-      </w:pPr>
-      <w:rPr>
-        <w:rFonts w:ascii="Courier New" w:hAnsi="Courier New" w:cs="Courier New" w:hint="default"/>
-      </w:rPr>
-    </w:lvl>
-    <w:lvl w:ilvl="5" w:tplc="04090005" w:tentative="1">
-      <w:start w:val="1"/>
-      <w:numFmt w:val="bullet"/>
-      <w:lvlText w:val=""/>
-      <w:lvlJc w:val="left"/>
-      <w:pPr>
-        <w:ind w:left="4320" w:hanging="360"/>
-      </w:pPr>
-      <w:rPr>
-        <w:rFonts w:ascii="Wingdings" w:hAnsi="Wingdings" w:hint="default"/>
-      </w:rPr>
-    </w:lvl>
-    <w:lvl w:ilvl="6" w:tplc="04090001" w:tentative="1">
-      <w:start w:val="1"/>
-      <w:numFmt w:val="bullet"/>
-      <w:lvlText w:val=""/>
-      <w:lvlJc w:val="left"/>
-      <w:pPr>
-        <w:ind w:left="5040" w:hanging="360"/>
-      </w:pPr>
-      <w:rPr>
-        <w:rFonts w:ascii="Symbol" w:hAnsi="Symbol" w:hint="default"/>
-      </w:rPr>
-    </w:lvl>
-    <w:lvl w:ilvl="7" w:tplc="04090003" w:tentative="1">
-      <w:start w:val="1"/>
-      <w:numFmt w:val="bullet"/>
-      <w:lvlText w:val="o"/>
-      <w:lvlJc w:val="left"/>
-      <w:pPr>
-        <w:ind w:left="5760" w:hanging="360"/>
-      </w:pPr>
-      <w:rPr>
-        <w:rFonts w:ascii="Courier New" w:hAnsi="Courier New" w:cs="Courier New" w:hint="default"/>
-      </w:rPr>
-    </w:lvl>
-    <w:lvl w:ilvl="8" w:tplc="04090005" w:tentative="1">
-      <w:start w:val="1"/>
-      <w:numFmt w:val="bullet"/>
-      <w:lvlText w:val=""/>
-      <w:lvlJc w:val="left"/>
-      <w:pPr>
-        <w:ind w:left="6480" w:hanging="360"/>
-      </w:pPr>
-      <w:rPr>
-        <w:rFonts w:ascii="Wingdings" w:hAnsi="Wingdings" w:hint="default"/>
-      </w:rPr>
-    </w:lvl>
-  </w:abstractNum>
-  <w:abstractNum w:abstractNumId="9" w15:restartNumberingAfterBreak="0">
-    <w:nsid w:val="74763561"/>
-    <w:multiLevelType w:val="hybridMultilevel"/>
-    <w:tmpl w:val="C32ABE9A"/>
-    <w:lvl w:ilvl="0" w:tplc="0409000F">
-      <w:start w:val="1"/>
-      <w:numFmt w:val="decimal"/>
-      <w:lvlText w:val="%1."/>
-      <w:lvlJc w:val="left"/>
-      <w:pPr>
-        <w:ind w:left="720" w:hanging="360"/>
-      </w:pPr>
-      <w:rPr>
-        <w:rFonts w:hint="default"/>
-      </w:rPr>
-    </w:lvl>
-    <w:lvl w:ilvl="1" w:tplc="04090019" w:tentative="1">
-      <w:start w:val="1"/>
-      <w:numFmt w:val="lowerLetter"/>
-      <w:lvlText w:val="%2."/>
-      <w:lvlJc w:val="left"/>
-      <w:pPr>
-        <w:ind w:left="1440" w:hanging="360"/>
-      </w:pPr>
-    </w:lvl>
-    <w:lvl w:ilvl="2" w:tplc="0409001B" w:tentative="1">
-      <w:start w:val="1"/>
-      <w:numFmt w:val="lowerRoman"/>
-      <w:lvlText w:val="%3."/>
-      <w:lvlJc w:val="right"/>
-      <w:pPr>
-        <w:ind w:left="2160" w:hanging="180"/>
-      </w:pPr>
-    </w:lvl>
-    <w:lvl w:ilvl="3" w:tplc="0409000F" w:tentative="1">
-      <w:start w:val="1"/>
-      <w:numFmt w:val="decimal"/>
-      <w:lvlText w:val="%4."/>
-      <w:lvlJc w:val="left"/>
-      <w:pPr>
-        <w:ind w:left="2880" w:hanging="360"/>
-      </w:pPr>
-    </w:lvl>
-    <w:lvl w:ilvl="4" w:tplc="04090019" w:tentative="1">
-      <w:start w:val="1"/>
-      <w:numFmt w:val="lowerLetter"/>
-      <w:lvlText w:val="%5."/>
-      <w:lvlJc w:val="left"/>
-      <w:pPr>
-        <w:ind w:left="3600" w:hanging="360"/>
-      </w:pPr>
-    </w:lvl>
-    <w:lvl w:ilvl="5" w:tplc="0409001B" w:tentative="1">
-      <w:start w:val="1"/>
-      <w:numFmt w:val="lowerRoman"/>
-      <w:lvlText w:val="%6."/>
-      <w:lvlJc w:val="right"/>
-      <w:pPr>
-        <w:ind w:left="4320" w:hanging="180"/>
-      </w:pPr>
-    </w:lvl>
-    <w:lvl w:ilvl="6" w:tplc="0409000F" w:tentative="1">
-      <w:start w:val="1"/>
-      <w:numFmt w:val="decimal"/>
-      <w:lvlText w:val="%7."/>
-      <w:lvlJc w:val="left"/>
-      <w:pPr>
-        <w:ind w:left="5040" w:hanging="360"/>
-      </w:pPr>
-    </w:lvl>
-    <w:lvl w:ilvl="7" w:tplc="04090019" w:tentative="1">
-      <w:start w:val="1"/>
-      <w:numFmt w:val="lowerLetter"/>
-      <w:lvlText w:val="%8."/>
-      <w:lvlJc w:val="left"/>
-      <w:pPr>
-        <w:ind w:left="5760" w:hanging="360"/>
-      </w:pPr>
-    </w:lvl>
-    <w:lvl w:ilvl="8" w:tplc="0409001B" w:tentative="1">
-      <w:start w:val="1"/>
-      <w:numFmt w:val="lowerRoman"/>
-      <w:lvlText w:val="%9."/>
-      <w:lvlJc w:val="right"/>
-      <w:pPr>
-        <w:ind w:left="6480" w:hanging="180"/>
-      </w:pPr>
-    </w:lvl>
-  </w:abstractNum>
-  <w:abstractNum w:abstractNumId="10" w15:restartNumberingAfterBreak="0">
-    <w:nsid w:val="7AAB5440"/>
-    <w:multiLevelType w:val="hybridMultilevel"/>
-    <w:tmpl w:val="AB16ED8C"/>
-    <w:lvl w:ilvl="0" w:tplc="04090001">
-      <w:start w:val="1"/>
-      <w:numFmt w:val="bullet"/>
-      <w:lvlText w:val=""/>
-      <w:lvlJc w:val="left"/>
-      <w:pPr>
-        <w:ind w:left="720" w:hanging="360"/>
-      </w:pPr>
-      <w:rPr>
-        <w:rFonts w:ascii="Symbol" w:hAnsi="Symbol" w:hint="default"/>
-      </w:rPr>
-    </w:lvl>
-    <w:lvl w:ilvl="1" w:tplc="04090003">
-      <w:start w:val="1"/>
-      <w:numFmt w:val="bullet"/>
-      <w:lvlText w:val="o"/>
-      <w:lvlJc w:val="left"/>
-      <w:pPr>
-        <w:ind w:left="1440" w:hanging="360"/>
-      </w:pPr>
-      <w:rPr>
-        <w:rFonts w:ascii="Courier New" w:hAnsi="Courier New" w:cs="Courier New" w:hint="default"/>
-      </w:rPr>
-    </w:lvl>
-    <w:lvl w:ilvl="2" w:tplc="04090005" w:tentative="1">
-      <w:start w:val="1"/>
-      <w:numFmt w:val="bullet"/>
-      <w:lvlText w:val=""/>
-      <w:lvlJc w:val="left"/>
-      <w:pPr>
-        <w:ind w:left="2160" w:hanging="360"/>
-      </w:pPr>
-      <w:rPr>
-        <w:rFonts w:ascii="Wingdings" w:hAnsi="Wingdings" w:hint="default"/>
-      </w:rPr>
-    </w:lvl>
-    <w:lvl w:ilvl="3" w:tplc="04090001" w:tentative="1">
-      <w:start w:val="1"/>
-      <w:numFmt w:val="bullet"/>
-      <w:lvlText w:val=""/>
-      <w:lvlJc w:val="left"/>
-      <w:pPr>
-        <w:ind w:left="2880" w:hanging="360"/>
-      </w:pPr>
-      <w:rPr>
-        <w:rFonts w:ascii="Symbol" w:hAnsi="Symbol" w:hint="default"/>
-      </w:rPr>
-    </w:lvl>
-    <w:lvl w:ilvl="4" w:tplc="04090003" w:tentative="1">
-      <w:start w:val="1"/>
-      <w:numFmt w:val="bullet"/>
-      <w:lvlText w:val="o"/>
-      <w:lvlJc w:val="left"/>
-      <w:pPr>
-        <w:ind w:left="3600" w:hanging="360"/>
-      </w:pPr>
-      <w:rPr>
-        <w:rFonts w:ascii="Courier New" w:hAnsi="Courier New" w:cs="Courier New" w:hint="default"/>
-      </w:rPr>
-    </w:lvl>
-    <w:lvl w:ilvl="5" w:tplc="04090005" w:tentative="1">
-      <w:start w:val="1"/>
-      <w:numFmt w:val="bullet"/>
-      <w:lvlText w:val=""/>
-      <w:lvlJc w:val="left"/>
-      <w:pPr>
-        <w:ind w:left="4320" w:hanging="360"/>
-      </w:pPr>
-      <w:rPr>
-        <w:rFonts w:ascii="Wingdings" w:hAnsi="Wingdings" w:hint="default"/>
-      </w:rPr>
-    </w:lvl>
-    <w:lvl w:ilvl="6" w:tplc="04090001" w:tentative="1">
-      <w:start w:val="1"/>
-      <w:numFmt w:val="bullet"/>
-      <w:lvlText w:val=""/>
-      <w:lvlJc w:val="left"/>
-      <w:pPr>
-        <w:ind w:left="5040" w:hanging="360"/>
-      </w:pPr>
-      <w:rPr>
-        <w:rFonts w:ascii="Symbol" w:hAnsi="Symbol" w:hint="default"/>
-      </w:rPr>
-    </w:lvl>
-    <w:lvl w:ilvl="7" w:tplc="04090003" w:tentative="1">
-      <w:start w:val="1"/>
-      <w:numFmt w:val="bullet"/>
-      <w:lvlText w:val="o"/>
-      <w:lvlJc w:val="left"/>
-      <w:pPr>
-        <w:ind w:left="5760" w:hanging="360"/>
-      </w:pPr>
-      <w:rPr>
-        <w:rFonts w:ascii="Courier New" w:hAnsi="Courier New" w:cs="Courier New" w:hint="default"/>
-      </w:rPr>
-    </w:lvl>
-    <w:lvl w:ilvl="8" w:tplc="04090005" w:tentative="1">
-      <w:start w:val="1"/>
-      <w:numFmt w:val="bullet"/>
-      <w:lvlText w:val=""/>
-      <w:lvlJc w:val="left"/>
-      <w:pPr>
-        <w:ind w:left="6480" w:hanging="360"/>
-      </w:pPr>
-      <w:rPr>
-        <w:rFonts w:ascii="Wingdings" w:hAnsi="Wingdings" w:hint="default"/>
-      </w:rPr>
-    </w:lvl>
-  </w:abstractNum>
-  <w:abstractNum w:abstractNumId="11" w15:restartNumberingAfterBreak="0">
-    <w:nsid w:val="7BF70942"/>
-    <w:multiLevelType w:val="hybridMultilevel"/>
-    <w:tmpl w:val="C2CA450C"/>
-    <w:lvl w:ilvl="0" w:tplc="04090001">
-      <w:start w:val="1"/>
-      <w:numFmt w:val="bullet"/>
-      <w:lvlText w:val=""/>
-      <w:lvlJc w:val="left"/>
-      <w:pPr>
-        <w:ind w:left="720" w:hanging="360"/>
-      </w:pPr>
-      <w:rPr>
-        <w:rFonts w:ascii="Symbol" w:hAnsi="Symbol" w:hint="default"/>
-      </w:rPr>
-    </w:lvl>
-    <w:lvl w:ilvl="1" w:tplc="04090003" w:tentative="1">
-      <w:start w:val="1"/>
-      <w:numFmt w:val="bullet"/>
-      <w:lvlText w:val="o"/>
-      <w:lvlJc w:val="left"/>
-      <w:pPr>
-        <w:ind w:left="1440" w:hanging="360"/>
-      </w:pPr>
-      <w:rPr>
-        <w:rFonts w:ascii="Courier New" w:hAnsi="Courier New" w:cs="Courier New" w:hint="default"/>
-      </w:rPr>
-    </w:lvl>
-    <w:lvl w:ilvl="2" w:tplc="04090005" w:tentative="1">
-      <w:start w:val="1"/>
-      <w:numFmt w:val="bullet"/>
-      <w:lvlText w:val=""/>
-      <w:lvlJc w:val="left"/>
-      <w:pPr>
-        <w:ind w:left="2160" w:hanging="360"/>
-      </w:pPr>
-      <w:rPr>
-        <w:rFonts w:ascii="Wingdings" w:hAnsi="Wingdings" w:hint="default"/>
-      </w:rPr>
-    </w:lvl>
-    <w:lvl w:ilvl="3" w:tplc="04090001" w:tentative="1">
-      <w:start w:val="1"/>
-      <w:numFmt w:val="bullet"/>
-      <w:lvlText w:val=""/>
-      <w:lvlJc w:val="left"/>
-      <w:pPr>
-        <w:ind w:left="2880" w:hanging="360"/>
-      </w:pPr>
-      <w:rPr>
-        <w:rFonts w:ascii="Symbol" w:hAnsi="Symbol" w:hint="default"/>
-      </w:rPr>
-    </w:lvl>
-    <w:lvl w:ilvl="4" w:tplc="04090003" w:tentative="1">
-      <w:start w:val="1"/>
-      <w:numFmt w:val="bullet"/>
-      <w:lvlText w:val="o"/>
-      <w:lvlJc w:val="left"/>
-      <w:pPr>
-        <w:ind w:left="3600" w:hanging="360"/>
-      </w:pPr>
-      <w:rPr>
-        <w:rFonts w:ascii="Courier New" w:hAnsi="Courier New" w:cs="Courier New" w:hint="default"/>
-      </w:rPr>
-    </w:lvl>
-    <w:lvl w:ilvl="5" w:tplc="04090005" w:tentative="1">
-      <w:start w:val="1"/>
-      <w:numFmt w:val="bullet"/>
-      <w:lvlText w:val=""/>
-      <w:lvlJc w:val="left"/>
-      <w:pPr>
-        <w:ind w:left="4320" w:hanging="360"/>
-      </w:pPr>
-      <w:rPr>
-        <w:rFonts w:ascii="Wingdings" w:hAnsi="Wingdings" w:hint="default"/>
-      </w:rPr>
-    </w:lvl>
-    <w:lvl w:ilvl="6" w:tplc="04090001" w:tentative="1">
-      <w:start w:val="1"/>
-      <w:numFmt w:val="bullet"/>
-      <w:lvlText w:val=""/>
-      <w:lvlJc w:val="left"/>
-      <w:pPr>
-        <w:ind w:left="5040" w:hanging="360"/>
-      </w:pPr>
-      <w:rPr>
-        <w:rFonts w:ascii="Symbol" w:hAnsi="Symbol" w:hint="default"/>
-      </w:rPr>
-    </w:lvl>
-    <w:lvl w:ilvl="7" w:tplc="04090003" w:tentative="1">
-      <w:start w:val="1"/>
-      <w:numFmt w:val="bullet"/>
-      <w:lvlText w:val="o"/>
-      <w:lvlJc w:val="left"/>
-      <w:pPr>
-        <w:ind w:left="5760" w:hanging="360"/>
-      </w:pPr>
-      <w:rPr>
-        <w:rFonts w:ascii="Courier New" w:hAnsi="Courier New" w:cs="Courier New" w:hint="default"/>
-      </w:rPr>
-    </w:lvl>
-    <w:lvl w:ilvl="8" w:tplc="04090005" w:tentative="1">
-      <w:start w:val="1"/>
-      <w:numFmt w:val="bullet"/>
-      <w:lvlText w:val=""/>
-      <w:lvlJc w:val="left"/>
-      <w:pPr>
-        <w:ind w:left="6480" w:hanging="360"/>
-      </w:pPr>
-      <w:rPr>
-        <w:rFonts w:ascii="Wingdings" w:hAnsi="Wingdings" w:hint="default"/>
-      </w:rPr>
-    </w:lvl>
-  </w:abstractNum>
-  <w:num w:numId="1">
+  <w:num w:numId="1" w16cid:durableId="1932620928">
+    <w:abstractNumId w:val="15"/>
+  </w:num>
+  <w:num w:numId="2" w16cid:durableId="1981642517">
+    <w:abstractNumId w:val="6"/>
+  </w:num>
+  <w:num w:numId="3" w16cid:durableId="578639965">
+    <w:abstractNumId w:val="3"/>
+  </w:num>
+  <w:num w:numId="4" w16cid:durableId="1442141188">
     <w:abstractNumId w:val="11"/>
   </w:num>
-  <w:num w:numId="2">
+  <w:num w:numId="5" w16cid:durableId="767894493">
+    <w:abstractNumId w:val="12"/>
+  </w:num>
+  <w:num w:numId="6" w16cid:durableId="958099813">
+    <w:abstractNumId w:val="14"/>
+  </w:num>
+  <w:num w:numId="7" w16cid:durableId="1286961758">
+    <w:abstractNumId w:val="13"/>
+  </w:num>
+  <w:num w:numId="8" w16cid:durableId="895896293">
     <w:abstractNumId w:val="4"/>
   </w:num>
-  <w:num w:numId="3">
+  <w:num w:numId="9" w16cid:durableId="1858999186">
+    <w:abstractNumId w:val="9"/>
+  </w:num>
+  <w:num w:numId="10" w16cid:durableId="205803673">
+    <w:abstractNumId w:val="5"/>
+  </w:num>
+  <w:num w:numId="11" w16cid:durableId="734812888">
+    <w:abstractNumId w:val="10"/>
+  </w:num>
+  <w:num w:numId="12" w16cid:durableId="1030955045">
     <w:abstractNumId w:val="1"/>
   </w:num>
-  <w:num w:numId="4">
-    <w:abstractNumId w:val="7"/>
+  <w:num w:numId="13" w16cid:durableId="976683339">
+    <w:abstractNumId w:val="0"/>
   </w:num>
-  <w:num w:numId="5">
+  <w:num w:numId="14" w16cid:durableId="517084059">
     <w:abstractNumId w:val="8"/>
   </w:num>
-  <w:num w:numId="6">
-    <w:abstractNumId w:val="10"/>
-  </w:num>
-  <w:num w:numId="7">
-    <w:abstractNumId w:val="9"/>
-  </w:num>
-  <w:num w:numId="8">
+  <w:num w:numId="15" w16cid:durableId="15423424">
     <w:abstractNumId w:val="2"/>
   </w:num>
-  <w:num w:numId="9">
-    <w:abstractNumId w:val="5"/>
-  </w:num>
-  <w:num w:numId="10">
-    <w:abstractNumId w:val="3"/>
-  </w:num>
-  <w:num w:numId="11">
-    <w:abstractNumId w:val="6"/>
-  </w:num>
-  <w:num w:numId="12">
-    <w:abstractNumId w:val="0"/>
+  <w:num w:numId="16" w16cid:durableId="970787764">
+    <w:abstractNumId w:val="7"/>
   </w:num>
 </w:numbering>
 </file>
 
 <file path=word/styles.xml><?xml version="1.0" encoding="utf-8"?>
-<w:styles xmlns:mc="http://schemas.openxmlformats.org/markup-compatibility/2006" xmlns:r="http://schemas.openxmlformats.org/officeDocument/2006/relationships" xmlns:w="http://schemas.openxmlformats.org/wordprocessingml/2006/main" xmlns:w14="http://schemas.microsoft.com/office/word/2010/wordml" xmlns:w15="http://schemas.microsoft.com/office/word/2012/wordml" xmlns:w16se="http://schemas.microsoft.com/office/word/2015/wordml/symex" mc:Ignorable="w14 w15 w16se">
+<w:styles xmlns:mc="http://schemas.openxmlformats.org/markup-compatibility/2006" xmlns:r="http://schemas.openxmlformats.org/officeDocument/2006/relationships" xmlns:w="http://schemas.openxmlformats.org/wordprocessingml/2006/main" xmlns:w14="http://schemas.microsoft.com/office/word/2010/wordml" xmlns:w15="http://schemas.microsoft.com/office/word/2012/wordml" xmlns:w16cex="http://schemas.microsoft.com/office/word/2018/wordml/cex" xmlns:w16cid="http://schemas.microsoft.com/office/word/2016/wordml/cid" xmlns:w16="http://schemas.microsoft.com/office/word/2018/wordml" xmlns:w16du="http://schemas.microsoft.com/office/word/2023/wordml/word16du" xmlns:w16sdtdh="http://schemas.microsoft.com/office/word/2020/wordml/sdtdatahash" xmlns:w16sdtfl="http://schemas.microsoft.com/office/word/2024/wordml/sdtformatlock" xmlns:w16se="http://schemas.microsoft.com/office/word/2015/wordml/symex" mc:Ignorable="w14 w15 w16se w16cid w16 w16cex w16sdtdh w16sdtfl w16du">
   <w:docDefaults>
     <w:rPrDefault>
       <w:rPr>
@@ -13279,7 +15271,7 @@
       </w:pPr>
     </w:pPrDefault>
   </w:docDefaults>
-  <w:latentStyles w:defLockedState="0" w:defUIPriority="99" w:defSemiHidden="0" w:defUnhideWhenUsed="0" w:defQFormat="0" w:count="371">
+  <w:latentStyles w:defLockedState="0" w:defUIPriority="99" w:defSemiHidden="0" w:defUnhideWhenUsed="0" w:defQFormat="0" w:count="376">
     <w:lsdException w:name="Normal" w:uiPriority="0" w:qFormat="1"/>
     <w:lsdException w:name="heading 1" w:uiPriority="9" w:qFormat="1"/>
     <w:lsdException w:name="heading 2" w:semiHidden="1" w:uiPriority="9" w:unhideWhenUsed="1" w:qFormat="1"/>
@@ -13651,6 +15643,11 @@
     <w:lsdException w:name="List Table 5 Dark Accent 6" w:uiPriority="50"/>
     <w:lsdException w:name="List Table 6 Colorful Accent 6" w:uiPriority="51"/>
     <w:lsdException w:name="List Table 7 Colorful Accent 6" w:uiPriority="52"/>
+    <w:lsdException w:name="Mention" w:semiHidden="1" w:unhideWhenUsed="1"/>
+    <w:lsdException w:name="Smart Hyperlink" w:semiHidden="1" w:unhideWhenUsed="1"/>
+    <w:lsdException w:name="Hashtag" w:semiHidden="1" w:unhideWhenUsed="1"/>
+    <w:lsdException w:name="Unresolved Mention" w:semiHidden="1" w:unhideWhenUsed="1"/>
+    <w:lsdException w:name="Smart Link" w:semiHidden="1" w:unhideWhenUsed="1"/>
   </w:latentStyles>
   <w:style w:type="paragraph" w:default="1" w:styleId="Normal">
     <w:name w:val="Normal"/>
@@ -13660,13 +15657,13 @@
       <w:lang w:val="es-AR"/>
     </w:rPr>
   </w:style>
-  <w:style w:type="character" w:default="1" w:styleId="Fuentedeprrafopredeter">
+  <w:style w:type="character" w:default="1" w:styleId="DefaultParagraphFont">
     <w:name w:val="Default Paragraph Font"/>
     <w:uiPriority w:val="1"/>
     <w:semiHidden/>
     <w:unhideWhenUsed/>
   </w:style>
-  <w:style w:type="table" w:default="1" w:styleId="Tablanormal">
+  <w:style w:type="table" w:default="1" w:styleId="TableNormal">
     <w:name w:val="Normal Table"/>
     <w:uiPriority w:val="99"/>
     <w:semiHidden/>
@@ -13681,13 +15678,13 @@
       </w:tblCellMar>
     </w:tblPr>
   </w:style>
-  <w:style w:type="numbering" w:default="1" w:styleId="Sinlista">
+  <w:style w:type="numbering" w:default="1" w:styleId="NoList">
     <w:name w:val="No List"/>
     <w:uiPriority w:val="99"/>
     <w:semiHidden/>
     <w:unhideWhenUsed/>
   </w:style>
-  <w:style w:type="paragraph" w:styleId="Prrafodelista">
+  <w:style w:type="paragraph" w:styleId="ListParagraph">
     <w:name w:val="List Paragraph"/>
     <w:basedOn w:val="Normal"/>
     <w:uiPriority w:val="34"/>
@@ -13698,9 +15695,9 @@
       <w:contextualSpacing/>
     </w:pPr>
   </w:style>
-  <w:style w:type="character" w:styleId="Textodelmarcadordeposicin">
+  <w:style w:type="character" w:styleId="PlaceholderText">
     <w:name w:val="Placeholder Text"/>
-    <w:basedOn w:val="Fuentedeprrafopredeter"/>
+    <w:basedOn w:val="DefaultParagraphFont"/>
     <w:uiPriority w:val="99"/>
     <w:semiHidden/>
     <w:rsid w:val="00150653"/>

--- a/Resumen 2do Parcial.docx
+++ b/Resumen 2do Parcial.docx
@@ -225,6 +225,7 @@
       </w:pPr>
       <w:r>
         <w:rPr>
+          <w:noProof/>
           <w:lang w:val="es-ES"/>
         </w:rPr>
         <w:drawing>
@@ -273,6 +274,7 @@
       </w:pPr>
       <w:r>
         <w:rPr>
+          <w:noProof/>
           <w:lang w:val="es-ES"/>
         </w:rPr>
         <w:drawing>
@@ -330,21 +332,7 @@
             <w:rFonts w:ascii="Cambria Math" w:hAnsi="Cambria Math"/>
             <w:lang w:val="es-ES"/>
           </w:rPr>
-          <m:t>0</m:t>
-        </m:r>
-        <m:r>
-          <w:rPr>
-            <w:rFonts w:ascii="Cambria Math" w:hAnsi="Cambria Math"/>
-            <w:lang w:val="es-ES"/>
-          </w:rPr>
-          <m:t xml:space="preserve"> </m:t>
-        </m:r>
-        <m:r>
-          <w:rPr>
-            <w:rFonts w:ascii="Cambria Math" w:hAnsi="Cambria Math"/>
-            <w:lang w:val="es-ES"/>
-          </w:rPr>
-          <m:t>dB</m:t>
+          <m:t>0 dB</m:t>
         </m:r>
       </m:oMath>
       <w:r>
@@ -359,21 +347,7 @@
             <w:rFonts w:ascii="Cambria Math" w:hAnsi="Cambria Math"/>
             <w:lang w:val="es-ES"/>
           </w:rPr>
-          <m:t>-40</m:t>
-        </m:r>
-        <m:r>
-          <w:rPr>
-            <w:rFonts w:ascii="Cambria Math" w:hAnsi="Cambria Math"/>
-            <w:lang w:val="es-ES"/>
-          </w:rPr>
-          <m:t xml:space="preserve"> </m:t>
-        </m:r>
-        <m:r>
-          <w:rPr>
-            <w:rFonts w:ascii="Cambria Math" w:hAnsi="Cambria Math"/>
-            <w:lang w:val="es-ES"/>
-          </w:rPr>
-          <m:t>dB,</m:t>
+          <m:t>-40 dB,</m:t>
         </m:r>
       </m:oMath>
       <w:r>
@@ -418,21 +392,7 @@
             <w:rFonts w:ascii="Cambria Math" w:hAnsi="Cambria Math"/>
             <w:lang w:val="es-ES"/>
           </w:rPr>
-          <m:t>-13</m:t>
-        </m:r>
-        <m:r>
-          <w:rPr>
-            <w:rFonts w:ascii="Cambria Math" w:hAnsi="Cambria Math"/>
-            <w:lang w:val="es-ES"/>
-          </w:rPr>
-          <m:t xml:space="preserve"> </m:t>
-        </m:r>
-        <m:r>
-          <w:rPr>
-            <w:rFonts w:ascii="Cambria Math" w:hAnsi="Cambria Math"/>
-            <w:lang w:val="es-ES"/>
-          </w:rPr>
-          <m:t>dB</m:t>
+          <m:t>-13 dB</m:t>
         </m:r>
       </m:oMath>
     </w:p>
@@ -471,21 +431,7 @@
             <w:rFonts w:ascii="Cambria Math" w:hAnsi="Cambria Math"/>
             <w:lang w:val="es-ES"/>
           </w:rPr>
-          <m:t>-32</m:t>
-        </m:r>
-        <m:r>
-          <w:rPr>
-            <w:rFonts w:ascii="Cambria Math" w:hAnsi="Cambria Math"/>
-            <w:lang w:val="es-ES"/>
-          </w:rPr>
-          <m:t xml:space="preserve"> </m:t>
-        </m:r>
-        <m:r>
-          <w:rPr>
-            <w:rFonts w:ascii="Cambria Math" w:hAnsi="Cambria Math"/>
-            <w:lang w:val="es-ES"/>
-          </w:rPr>
-          <m:t>dB</m:t>
+          <m:t>-32 dB</m:t>
         </m:r>
       </m:oMath>
     </w:p>
@@ -524,21 +470,7 @@
             <w:rFonts w:ascii="Cambria Math" w:hAnsi="Cambria Math"/>
             <w:lang w:val="es-ES"/>
           </w:rPr>
-          <m:t>-43</m:t>
-        </m:r>
-        <m:r>
-          <w:rPr>
-            <w:rFonts w:ascii="Cambria Math" w:hAnsi="Cambria Math"/>
-            <w:lang w:val="es-ES"/>
-          </w:rPr>
-          <m:t xml:space="preserve"> </m:t>
-        </m:r>
-        <m:r>
-          <w:rPr>
-            <w:rFonts w:ascii="Cambria Math" w:hAnsi="Cambria Math"/>
-            <w:lang w:val="es-ES"/>
-          </w:rPr>
-          <m:t>dB</m:t>
+          <m:t>-43 dB</m:t>
         </m:r>
       </m:oMath>
     </w:p>
@@ -577,21 +509,7 @@
             <w:rFonts w:ascii="Cambria Math" w:hAnsi="Cambria Math"/>
             <w:lang w:val="es-ES"/>
           </w:rPr>
-          <m:t>-92</m:t>
-        </m:r>
-        <m:r>
-          <w:rPr>
-            <w:rFonts w:ascii="Cambria Math" w:hAnsi="Cambria Math"/>
-            <w:lang w:val="es-ES"/>
-          </w:rPr>
-          <m:t xml:space="preserve"> </m:t>
-        </m:r>
-        <m:r>
-          <w:rPr>
-            <w:rFonts w:ascii="Cambria Math" w:hAnsi="Cambria Math"/>
-            <w:lang w:val="es-ES"/>
-          </w:rPr>
-          <m:t>dB</m:t>
+          <m:t>-92 dB</m:t>
         </m:r>
       </m:oMath>
     </w:p>
@@ -630,21 +548,7 @@
             <w:rFonts w:ascii="Cambria Math" w:hAnsi="Cambria Math"/>
             <w:lang w:val="en-US"/>
           </w:rPr>
-          <m:t>-93</m:t>
-        </m:r>
-        <m:r>
-          <w:rPr>
-            <w:rFonts w:ascii="Cambria Math" w:hAnsi="Cambria Math"/>
-            <w:lang w:val="en-US"/>
-          </w:rPr>
-          <m:t xml:space="preserve"> </m:t>
-        </m:r>
-        <m:r>
-          <w:rPr>
-            <w:rFonts w:ascii="Cambria Math" w:hAnsi="Cambria Math"/>
-            <w:lang w:val="en-US"/>
-          </w:rPr>
-          <m:t>dB</m:t>
+          <m:t>-93 dB</m:t>
         </m:r>
       </m:oMath>
     </w:p>
@@ -710,21 +614,7 @@
             <w:rFonts w:ascii="Cambria Math" w:hAnsi="Cambria Math"/>
             <w:lang w:val="es-ES"/>
           </w:rPr>
-          <m:t>-40</m:t>
-        </m:r>
-        <m:r>
-          <w:rPr>
-            <w:rFonts w:ascii="Cambria Math" w:hAnsi="Cambria Math"/>
-            <w:lang w:val="es-ES"/>
-          </w:rPr>
-          <m:t xml:space="preserve"> </m:t>
-        </m:r>
-        <m:r>
-          <w:rPr>
-            <w:rFonts w:ascii="Cambria Math" w:hAnsi="Cambria Math"/>
-            <w:lang w:val="es-ES"/>
-          </w:rPr>
-          <m:t>dB</m:t>
+          <m:t>-40 dB</m:t>
         </m:r>
       </m:oMath>
       <w:r>
@@ -3642,16 +3532,7 @@
           <w:szCs w:val="20"/>
           <w:lang w:val="es-ES"/>
         </w:rPr>
-        <w:t xml:space="preserve">Ser asintóticamente insesgado quiere decir que el valor esperado del estimador tiende al valor real cuando la cantidad de muestras tiende a infinito </w:t>
-      </w:r>
-      <w:r>
-        <w:rPr>
-          <w:rFonts w:eastAsiaTheme="minorEastAsia"/>
-          <w:sz w:val="20"/>
-          <w:szCs w:val="20"/>
-          <w:lang w:val="es-ES"/>
-        </w:rPr>
-        <w:t>(</w:t>
+        <w:t>Ser asintóticamente insesgado quiere decir que el valor esperado del estimador tiende al valor real cuando la cantidad de muestras tiende a infinito (</w:t>
       </w:r>
       <m:oMath>
         <m:r>
@@ -8058,7 +7939,39 @@
           <w:szCs w:val="20"/>
           <w:lang w:val="es-ES"/>
         </w:rPr>
-        <w:t xml:space="preserve">La Transformada Z es una herramienta fundamental que no permite el análisis de señales y sistemas en el dominio de la frecuencia, especialmente útil cuando la secuencia de tiempo discreto </w:t>
+        <w:t>La Transformada Z es una herramienta fundamental que no</w:t>
+      </w:r>
+      <w:r>
+        <w:rPr>
+          <w:sz w:val="20"/>
+          <w:szCs w:val="20"/>
+          <w:lang w:val="es-ES"/>
+        </w:rPr>
+        <w:t>s</w:t>
+      </w:r>
+      <w:r>
+        <w:rPr>
+          <w:sz w:val="20"/>
+          <w:szCs w:val="20"/>
+          <w:lang w:val="es-ES"/>
+        </w:rPr>
+        <w:t xml:space="preserve"> permite </w:t>
+      </w:r>
+      <w:r>
+        <w:rPr>
+          <w:sz w:val="20"/>
+          <w:szCs w:val="20"/>
+          <w:lang w:val="es-ES"/>
+        </w:rPr>
+        <w:t xml:space="preserve">analizar </w:t>
+      </w:r>
+      <w:r>
+        <w:rPr>
+          <w:sz w:val="20"/>
+          <w:szCs w:val="20"/>
+          <w:lang w:val="es-ES"/>
+        </w:rPr>
+        <w:t xml:space="preserve">señales y sistemas en el dominio de la frecuencia, especialmente útil cuando la secuencia de tiempo discreto </w:t>
       </w:r>
       <m:oMath>
         <m:r>
@@ -8077,7 +7990,25 @@
           <w:szCs w:val="20"/>
           <w:lang w:val="es-ES"/>
         </w:rPr>
-        <w:t xml:space="preserve"> no es absolutamente sumable (requisito para que existe la DTFT). Modifica la transformada de Fourier agregándole un grado de libertad más para manejar caos donde la secuencia </w:t>
+        <w:t xml:space="preserve"> no es absolutamente sumable (requisito para que </w:t>
+      </w:r>
+      <w:proofErr w:type="gramStart"/>
+      <w:r>
+        <w:rPr>
+          <w:sz w:val="20"/>
+          <w:szCs w:val="20"/>
+          <w:lang w:val="es-ES"/>
+        </w:rPr>
+        <w:t>existe</w:t>
+      </w:r>
+      <w:proofErr w:type="gramEnd"/>
+      <w:r>
+        <w:rPr>
+          <w:sz w:val="20"/>
+          <w:szCs w:val="20"/>
+          <w:lang w:val="es-ES"/>
+        </w:rPr>
+        <w:t xml:space="preserve"> la DTFT). Modifica la transformada de Fourier agregándole un grado de libertad más para manejar caos donde la secuencia </w:t>
       </w:r>
       <m:oMath>
         <m:r>

--- a/Resumen 2do Parcial.docx
+++ b/Resumen 2do Parcial.docx
@@ -1,6 +1,6 @@
 
 <file path=word/document.xml><?xml version="1.0" encoding="utf-8"?>
-<w:document xmlns:wpc="http://schemas.microsoft.com/office/word/2010/wordprocessingCanvas" xmlns:cx="http://schemas.microsoft.com/office/drawing/2014/chartex" xmlns:cx1="http://schemas.microsoft.com/office/drawing/2015/9/8/chartex" xmlns:cx2="http://schemas.microsoft.com/office/drawing/2015/10/21/chartex" xmlns:cx3="http://schemas.microsoft.com/office/drawing/2016/5/9/chartex" xmlns:cx4="http://schemas.microsoft.com/office/drawing/2016/5/10/chartex" xmlns:cx5="http://schemas.microsoft.com/office/drawing/2016/5/11/chartex" xmlns:cx6="http://schemas.microsoft.com/office/drawing/2016/5/12/chartex" xmlns:cx7="http://schemas.microsoft.com/office/drawing/2016/5/13/chartex" xmlns:cx8="http://schemas.microsoft.com/office/drawing/2016/5/14/chartex" xmlns:mc="http://schemas.openxmlformats.org/markup-compatibility/2006" xmlns:aink="http://schemas.microsoft.com/office/drawing/2016/ink" xmlns:am3d="http://schemas.microsoft.com/office/drawing/2017/model3d" xmlns:o="urn:schemas-microsoft-com:office:office" xmlns:oel="http://schemas.microsoft.com/office/2019/extlst" xmlns:r="http://schemas.openxmlformats.org/officeDocument/2006/relationships" xmlns:m="http://schemas.openxmlformats.org/officeDocument/2006/math" xmlns:v="urn:schemas-microsoft-com:vml" xmlns:wp14="http://schemas.microsoft.com/office/word/2010/wordprocessingDrawing" xmlns:wp="http://schemas.openxmlformats.org/drawingml/2006/wordprocessingDrawing" xmlns:w10="urn:schemas-microsoft-com:office:word" xmlns:w="http://schemas.openxmlformats.org/wordprocessingml/2006/main" xmlns:w14="http://schemas.microsoft.com/office/word/2010/wordml" xmlns:w15="http://schemas.microsoft.com/office/word/2012/wordml" xmlns:w16cex="http://schemas.microsoft.com/office/word/2018/wordml/cex" xmlns:w16cid="http://schemas.microsoft.com/office/word/2016/wordml/cid" xmlns:w16="http://schemas.microsoft.com/office/word/2018/wordml" xmlns:w16du="http://schemas.microsoft.com/office/word/2023/wordml/word16du" xmlns:w16sdtdh="http://schemas.microsoft.com/office/word/2020/wordml/sdtdatahash" xmlns:w16sdtfl="http://schemas.microsoft.com/office/word/2024/wordml/sdtformatlock" xmlns:w16se="http://schemas.microsoft.com/office/word/2015/wordml/symex" xmlns:wpg="http://schemas.microsoft.com/office/word/2010/wordprocessingGroup" xmlns:wpi="http://schemas.microsoft.com/office/word/2010/wordprocessingInk" xmlns:wne="http://schemas.microsoft.com/office/word/2006/wordml" xmlns:wps="http://schemas.microsoft.com/office/word/2010/wordprocessingShape" mc:Ignorable="w14 w15 w16se w16cid w16 w16cex w16sdtdh w16sdtfl w16du wp14">
+<w:document xmlns:wpc="http://schemas.microsoft.com/office/word/2010/wordprocessingCanvas" xmlns:cx="http://schemas.microsoft.com/office/drawing/2014/chartex" xmlns:mc="http://schemas.openxmlformats.org/markup-compatibility/2006" xmlns:o="urn:schemas-microsoft-com:office:office" xmlns:r="http://schemas.openxmlformats.org/officeDocument/2006/relationships" xmlns:m="http://schemas.openxmlformats.org/officeDocument/2006/math" xmlns:v="urn:schemas-microsoft-com:vml" xmlns:wp14="http://schemas.microsoft.com/office/word/2010/wordprocessingDrawing" xmlns:wp="http://schemas.openxmlformats.org/drawingml/2006/wordprocessingDrawing" xmlns:w10="urn:schemas-microsoft-com:office:word" xmlns:w="http://schemas.openxmlformats.org/wordprocessingml/2006/main" xmlns:w14="http://schemas.microsoft.com/office/word/2010/wordml" xmlns:w15="http://schemas.microsoft.com/office/word/2012/wordml" xmlns:w16se="http://schemas.microsoft.com/office/word/2015/wordml/symex" xmlns:wpg="http://schemas.microsoft.com/office/word/2010/wordprocessingGroup" xmlns:wpi="http://schemas.microsoft.com/office/word/2010/wordprocessingInk" xmlns:wne="http://schemas.microsoft.com/office/word/2006/wordml" xmlns:wps="http://schemas.microsoft.com/office/word/2010/wordprocessingShape" mc:Ignorable="w14 w15 w16se wp14">
   <w:body>
     <w:p>
       <w:pPr>
@@ -115,7 +115,7 @@
     </w:p>
     <w:p>
       <w:pPr>
-        <w:pStyle w:val="ListParagraph"/>
+        <w:pStyle w:val="Prrafodelista"/>
         <w:numPr>
           <w:ilvl w:val="0"/>
           <w:numId w:val="1"/>
@@ -137,7 +137,7 @@
     </w:p>
     <w:p>
       <w:pPr>
-        <w:pStyle w:val="ListParagraph"/>
+        <w:pStyle w:val="Prrafodelista"/>
         <w:numPr>
           <w:ilvl w:val="0"/>
           <w:numId w:val="1"/>
@@ -159,7 +159,7 @@
     </w:p>
     <w:p>
       <w:pPr>
-        <w:pStyle w:val="ListParagraph"/>
+        <w:pStyle w:val="Prrafodelista"/>
         <w:numPr>
           <w:ilvl w:val="0"/>
           <w:numId w:val="1"/>
@@ -226,7 +226,7 @@
       <w:r>
         <w:rPr>
           <w:noProof/>
-          <w:lang w:val="es-ES"/>
+          <w:lang w:val="en-US"/>
         </w:rPr>
         <w:drawing>
           <wp:inline distT="0" distB="0" distL="0" distR="0" wp14:anchorId="56082BCD" wp14:editId="19DD12CB">
@@ -275,7 +275,7 @@
       <w:r>
         <w:rPr>
           <w:noProof/>
-          <w:lang w:val="es-ES"/>
+          <w:lang w:val="en-US"/>
         </w:rPr>
         <w:drawing>
           <wp:inline distT="0" distB="0" distL="0" distR="0" wp14:anchorId="44F4D3FE" wp14:editId="06FA120E">
@@ -359,7 +359,7 @@
     </w:p>
     <w:p>
       <w:pPr>
-        <w:pStyle w:val="ListParagraph"/>
+        <w:pStyle w:val="Prrafodelista"/>
         <w:numPr>
           <w:ilvl w:val="0"/>
           <w:numId w:val="15"/>
@@ -398,7 +398,7 @@
     </w:p>
     <w:p>
       <w:pPr>
-        <w:pStyle w:val="ListParagraph"/>
+        <w:pStyle w:val="Prrafodelista"/>
         <w:numPr>
           <w:ilvl w:val="0"/>
           <w:numId w:val="15"/>
@@ -437,7 +437,7 @@
     </w:p>
     <w:p>
       <w:pPr>
-        <w:pStyle w:val="ListParagraph"/>
+        <w:pStyle w:val="Prrafodelista"/>
         <w:numPr>
           <w:ilvl w:val="0"/>
           <w:numId w:val="15"/>
@@ -476,7 +476,7 @@
     </w:p>
     <w:p>
       <w:pPr>
-        <w:pStyle w:val="ListParagraph"/>
+        <w:pStyle w:val="Prrafodelista"/>
         <w:numPr>
           <w:ilvl w:val="0"/>
           <w:numId w:val="15"/>
@@ -515,7 +515,7 @@
     </w:p>
     <w:p>
       <w:pPr>
-        <w:pStyle w:val="ListParagraph"/>
+        <w:pStyle w:val="Prrafodelista"/>
         <w:numPr>
           <w:ilvl w:val="0"/>
           <w:numId w:val="15"/>
@@ -1373,7 +1373,7 @@
     </w:p>
     <w:p>
       <w:pPr>
-        <w:pStyle w:val="ListParagraph"/>
+        <w:pStyle w:val="Prrafodelista"/>
         <w:numPr>
           <w:ilvl w:val="0"/>
           <w:numId w:val="4"/>
@@ -1430,7 +1430,7 @@
     </w:p>
     <w:p>
       <w:pPr>
-        <w:pStyle w:val="ListParagraph"/>
+        <w:pStyle w:val="Prrafodelista"/>
         <w:numPr>
           <w:ilvl w:val="0"/>
           <w:numId w:val="4"/>
@@ -2196,7 +2196,7 @@
     </w:p>
     <w:p>
       <w:pPr>
-        <w:pStyle w:val="ListParagraph"/>
+        <w:pStyle w:val="Prrafodelista"/>
         <w:numPr>
           <w:ilvl w:val="0"/>
           <w:numId w:val="13"/>
@@ -2258,7 +2258,7 @@
     </w:p>
     <w:p>
       <w:pPr>
-        <w:pStyle w:val="ListParagraph"/>
+        <w:pStyle w:val="Prrafodelista"/>
         <w:rPr>
           <w:rFonts w:eastAsiaTheme="minorEastAsia"/>
           <w:sz w:val="20"/>
@@ -2287,47 +2287,27 @@
     </w:p>
     <w:p>
       <w:pPr>
-        <w:pStyle w:val="ListParagraph"/>
-        <w:rPr>
-          <w:rFonts w:eastAsiaTheme="minorEastAsia"/>
-          <w:sz w:val="20"/>
-          <w:szCs w:val="20"/>
-          <w:lang w:val="es-ES"/>
-        </w:rPr>
-      </w:pPr>
-      <w:r>
-        <w:rPr>
-          <w:rFonts w:eastAsiaTheme="minorEastAsia"/>
-          <w:sz w:val="20"/>
-          <w:szCs w:val="20"/>
-          <w:lang w:val="es-ES"/>
-        </w:rPr>
-        <w:t xml:space="preserve">En el dominio de la frecuencia, cualquier cambio súbito requiere de muchas frecuencias adicionales para ser representado. Es por eso </w:t>
-      </w:r>
-      <w:proofErr w:type="gramStart"/>
-      <w:r>
-        <w:rPr>
-          <w:rFonts w:eastAsiaTheme="minorEastAsia"/>
-          <w:sz w:val="20"/>
-          <w:szCs w:val="20"/>
-          <w:lang w:val="es-ES"/>
-        </w:rPr>
-        <w:t>que</w:t>
-      </w:r>
-      <w:proofErr w:type="gramEnd"/>
-      <w:r>
-        <w:rPr>
-          <w:rFonts w:eastAsiaTheme="minorEastAsia"/>
-          <w:sz w:val="20"/>
-          <w:szCs w:val="20"/>
-          <w:lang w:val="es-ES"/>
-        </w:rPr>
-        <w:t xml:space="preserve"> la energía no puede quedarse en un solo bin, necesita “pedir prestada” energía a los bins vecinos para intentar reconstruir esa discontinuidad. Es decir que la energía se desparrama y no se concentra en un solo bin, tengo desparramo espectral (spectral leakage). </w:t>
-      </w:r>
-    </w:p>
-    <w:p>
-      <w:pPr>
-        <w:pStyle w:val="ListParagraph"/>
+        <w:pStyle w:val="Prrafodelista"/>
+        <w:rPr>
+          <w:rFonts w:eastAsiaTheme="minorEastAsia"/>
+          <w:sz w:val="20"/>
+          <w:szCs w:val="20"/>
+          <w:lang w:val="es-ES"/>
+        </w:rPr>
+      </w:pPr>
+      <w:r>
+        <w:rPr>
+          <w:rFonts w:eastAsiaTheme="minorEastAsia"/>
+          <w:sz w:val="20"/>
+          <w:szCs w:val="20"/>
+          <w:lang w:val="es-ES"/>
+        </w:rPr>
+        <w:t xml:space="preserve">En el dominio de la frecuencia, cualquier cambio súbito requiere de muchas frecuencias adicionales para ser representado. Es por eso que la energía no puede quedarse en un solo bin, necesita “pedir prestada” energía a los bins vecinos para intentar reconstruir esa discontinuidad. Es decir que la energía se desparrama y no se concentra en un solo bin, tengo desparramo espectral (spectral leakage). </w:t>
+      </w:r>
+    </w:p>
+    <w:p>
+      <w:pPr>
+        <w:pStyle w:val="Prrafodelista"/>
         <w:numPr>
           <w:ilvl w:val="0"/>
           <w:numId w:val="13"/>
@@ -2351,7 +2331,7 @@
     </w:p>
     <w:p>
       <w:pPr>
-        <w:pStyle w:val="ListParagraph"/>
+        <w:pStyle w:val="Prrafodelista"/>
         <w:rPr>
           <w:rFonts w:eastAsiaTheme="minorEastAsia"/>
           <w:sz w:val="20"/>
@@ -2380,7 +2360,7 @@
     </w:p>
     <w:p>
       <w:pPr>
-        <w:pStyle w:val="ListParagraph"/>
+        <w:pStyle w:val="Prrafodelista"/>
         <w:rPr>
           <w:rFonts w:eastAsiaTheme="minorEastAsia"/>
           <w:i/>
@@ -2519,7 +2499,7 @@
     </w:p>
     <w:p>
       <w:pPr>
-        <w:pStyle w:val="ListParagraph"/>
+        <w:pStyle w:val="Prrafodelista"/>
         <w:rPr>
           <w:rFonts w:eastAsiaTheme="minorEastAsia"/>
           <w:i/>
@@ -2625,7 +2605,7 @@
     </w:p>
     <w:p>
       <w:pPr>
-        <w:pStyle w:val="ListParagraph"/>
+        <w:pStyle w:val="Prrafodelista"/>
         <w:rPr>
           <w:rFonts w:eastAsiaTheme="minorEastAsia"/>
           <w:iCs/>
@@ -2647,7 +2627,7 @@
     </w:p>
     <w:p>
       <w:pPr>
-        <w:pStyle w:val="ListParagraph"/>
+        <w:pStyle w:val="Prrafodelista"/>
         <w:rPr>
           <w:rFonts w:eastAsiaTheme="minorEastAsia"/>
           <w:iCs/>
@@ -2771,7 +2751,7 @@
     </w:p>
     <w:p>
       <w:pPr>
-        <w:pStyle w:val="ListParagraph"/>
+        <w:pStyle w:val="Prrafodelista"/>
         <w:rPr>
           <w:rFonts w:eastAsiaTheme="minorEastAsia"/>
           <w:iCs/>
@@ -2813,7 +2793,7 @@
     </w:p>
     <w:p>
       <w:pPr>
-        <w:pStyle w:val="ListParagraph"/>
+        <w:pStyle w:val="Prrafodelista"/>
         <w:numPr>
           <w:ilvl w:val="0"/>
           <w:numId w:val="14"/>
@@ -2879,7 +2859,7 @@
     </w:p>
     <w:p>
       <w:pPr>
-        <w:pStyle w:val="ListParagraph"/>
+        <w:pStyle w:val="Prrafodelista"/>
         <w:numPr>
           <w:ilvl w:val="0"/>
           <w:numId w:val="14"/>
@@ -2979,7 +2959,7 @@
     </w:p>
     <w:p>
       <w:pPr>
-        <w:pStyle w:val="ListParagraph"/>
+        <w:pStyle w:val="Prrafodelista"/>
         <w:numPr>
           <w:ilvl w:val="0"/>
           <w:numId w:val="4"/>
@@ -3025,7 +3005,7 @@
     </w:p>
     <w:p>
       <w:pPr>
-        <w:pStyle w:val="ListParagraph"/>
+        <w:pStyle w:val="Prrafodelista"/>
         <w:numPr>
           <w:ilvl w:val="0"/>
           <w:numId w:val="4"/>
@@ -3430,7 +3410,7 @@
     </w:p>
     <w:p>
       <w:pPr>
-        <w:pStyle w:val="ListParagraph"/>
+        <w:pStyle w:val="Prrafodelista"/>
         <w:numPr>
           <w:ilvl w:val="0"/>
           <w:numId w:val="16"/>
@@ -3454,7 +3434,7 @@
     </w:p>
     <w:p>
       <w:pPr>
-        <w:pStyle w:val="ListParagraph"/>
+        <w:pStyle w:val="Prrafodelista"/>
         <w:numPr>
           <w:ilvl w:val="0"/>
           <w:numId w:val="16"/>
@@ -6290,7 +6270,7 @@
     </w:p>
     <w:p>
       <w:pPr>
-        <w:pStyle w:val="ListParagraph"/>
+        <w:pStyle w:val="Prrafodelista"/>
         <w:numPr>
           <w:ilvl w:val="0"/>
           <w:numId w:val="5"/>
@@ -6318,7 +6298,7 @@
     </w:p>
     <w:p>
       <w:pPr>
-        <w:pStyle w:val="ListParagraph"/>
+        <w:pStyle w:val="Prrafodelista"/>
         <w:numPr>
           <w:ilvl w:val="1"/>
           <w:numId w:val="5"/>
@@ -6342,7 +6322,7 @@
     </w:p>
     <w:p>
       <w:pPr>
-        <w:pStyle w:val="ListParagraph"/>
+        <w:pStyle w:val="Prrafodelista"/>
         <w:numPr>
           <w:ilvl w:val="1"/>
           <w:numId w:val="5"/>
@@ -6366,7 +6346,7 @@
     </w:p>
     <w:p>
       <w:pPr>
-        <w:pStyle w:val="ListParagraph"/>
+        <w:pStyle w:val="Prrafodelista"/>
         <w:numPr>
           <w:ilvl w:val="1"/>
           <w:numId w:val="5"/>
@@ -6390,7 +6370,7 @@
     </w:p>
     <w:p>
       <w:pPr>
-        <w:pStyle w:val="ListParagraph"/>
+        <w:pStyle w:val="Prrafodelista"/>
         <w:numPr>
           <w:ilvl w:val="0"/>
           <w:numId w:val="5"/>
@@ -6418,7 +6398,7 @@
     </w:p>
     <w:p>
       <w:pPr>
-        <w:pStyle w:val="ListParagraph"/>
+        <w:pStyle w:val="Prrafodelista"/>
         <w:numPr>
           <w:ilvl w:val="1"/>
           <w:numId w:val="5"/>
@@ -6442,7 +6422,7 @@
     </w:p>
     <w:p>
       <w:pPr>
-        <w:pStyle w:val="ListParagraph"/>
+        <w:pStyle w:val="Prrafodelista"/>
         <w:numPr>
           <w:ilvl w:val="1"/>
           <w:numId w:val="5"/>
@@ -6466,7 +6446,7 @@
     </w:p>
     <w:p>
       <w:pPr>
-        <w:pStyle w:val="ListParagraph"/>
+        <w:pStyle w:val="Prrafodelista"/>
         <w:numPr>
           <w:ilvl w:val="1"/>
           <w:numId w:val="5"/>
@@ -6490,7 +6470,7 @@
     </w:p>
     <w:p>
       <w:pPr>
-        <w:pStyle w:val="ListParagraph"/>
+        <w:pStyle w:val="Prrafodelista"/>
         <w:numPr>
           <w:ilvl w:val="1"/>
           <w:numId w:val="5"/>
@@ -6514,7 +6494,7 @@
     </w:p>
     <w:p>
       <w:pPr>
-        <w:pStyle w:val="ListParagraph"/>
+        <w:pStyle w:val="Prrafodelista"/>
         <w:numPr>
           <w:ilvl w:val="0"/>
           <w:numId w:val="5"/>
@@ -6540,7 +6520,7 @@
     </w:p>
     <w:p>
       <w:pPr>
-        <w:pStyle w:val="ListParagraph"/>
+        <w:pStyle w:val="Prrafodelista"/>
         <w:numPr>
           <w:ilvl w:val="1"/>
           <w:numId w:val="6"/>
@@ -6564,7 +6544,7 @@
     </w:p>
     <w:p>
       <w:pPr>
-        <w:pStyle w:val="ListParagraph"/>
+        <w:pStyle w:val="Prrafodelista"/>
         <w:numPr>
           <w:ilvl w:val="1"/>
           <w:numId w:val="6"/>
@@ -6588,7 +6568,7 @@
     </w:p>
     <w:p>
       <w:pPr>
-        <w:pStyle w:val="ListParagraph"/>
+        <w:pStyle w:val="Prrafodelista"/>
         <w:numPr>
           <w:ilvl w:val="1"/>
           <w:numId w:val="6"/>
@@ -6612,7 +6592,7 @@
     </w:p>
     <w:p>
       <w:pPr>
-        <w:pStyle w:val="ListParagraph"/>
+        <w:pStyle w:val="Prrafodelista"/>
         <w:numPr>
           <w:ilvl w:val="1"/>
           <w:numId w:val="6"/>
@@ -6685,7 +6665,7 @@
     </w:p>
     <w:p>
       <w:pPr>
-        <w:pStyle w:val="ListParagraph"/>
+        <w:pStyle w:val="Prrafodelista"/>
         <w:numPr>
           <w:ilvl w:val="0"/>
           <w:numId w:val="7"/>
@@ -6707,7 +6687,7 @@
     </w:p>
     <w:p>
       <w:pPr>
-        <w:pStyle w:val="ListParagraph"/>
+        <w:pStyle w:val="Prrafodelista"/>
         <w:numPr>
           <w:ilvl w:val="0"/>
           <w:numId w:val="7"/>
@@ -6746,7 +6726,7 @@
     </w:p>
     <w:p>
       <w:pPr>
-        <w:pStyle w:val="ListParagraph"/>
+        <w:pStyle w:val="Prrafodelista"/>
         <w:numPr>
           <w:ilvl w:val="0"/>
           <w:numId w:val="8"/>
@@ -6768,7 +6748,7 @@
     </w:p>
     <w:p>
       <w:pPr>
-        <w:pStyle w:val="ListParagraph"/>
+        <w:pStyle w:val="Prrafodelista"/>
         <w:numPr>
           <w:ilvl w:val="1"/>
           <w:numId w:val="8"/>
@@ -6790,7 +6770,7 @@
     </w:p>
     <w:p>
       <w:pPr>
-        <w:pStyle w:val="ListParagraph"/>
+        <w:pStyle w:val="Prrafodelista"/>
         <w:numPr>
           <w:ilvl w:val="1"/>
           <w:numId w:val="8"/>
@@ -6812,7 +6792,7 @@
     </w:p>
     <w:p>
       <w:pPr>
-        <w:pStyle w:val="ListParagraph"/>
+        <w:pStyle w:val="Prrafodelista"/>
         <w:numPr>
           <w:ilvl w:val="1"/>
           <w:numId w:val="8"/>
@@ -6834,7 +6814,7 @@
     </w:p>
     <w:p>
       <w:pPr>
-        <w:pStyle w:val="ListParagraph"/>
+        <w:pStyle w:val="Prrafodelista"/>
         <w:numPr>
           <w:ilvl w:val="1"/>
           <w:numId w:val="8"/>
@@ -6856,7 +6836,7 @@
     </w:p>
     <w:p>
       <w:pPr>
-        <w:pStyle w:val="ListParagraph"/>
+        <w:pStyle w:val="Prrafodelista"/>
         <w:numPr>
           <w:ilvl w:val="0"/>
           <w:numId w:val="8"/>
@@ -6878,7 +6858,7 @@
     </w:p>
     <w:p>
       <w:pPr>
-        <w:pStyle w:val="ListParagraph"/>
+        <w:pStyle w:val="Prrafodelista"/>
         <w:numPr>
           <w:ilvl w:val="1"/>
           <w:numId w:val="8"/>
@@ -6909,7 +6889,7 @@
     </w:p>
     <w:p>
       <w:pPr>
-        <w:pStyle w:val="ListParagraph"/>
+        <w:pStyle w:val="Prrafodelista"/>
         <w:numPr>
           <w:ilvl w:val="0"/>
           <w:numId w:val="9"/>
@@ -6934,7 +6914,7 @@
     </w:p>
     <w:p>
       <w:pPr>
-        <w:pStyle w:val="ListParagraph"/>
+        <w:pStyle w:val="Prrafodelista"/>
         <w:rPr>
           <w:sz w:val="20"/>
           <w:szCs w:val="20"/>
@@ -6984,17 +6964,17 @@
     </w:p>
     <w:p>
       <w:pPr>
-        <w:pStyle w:val="ListParagraph"/>
-        <w:rPr>
-          <w:sz w:val="20"/>
-          <w:szCs w:val="20"/>
-          <w:lang w:val="es-ES"/>
-        </w:rPr>
-      </w:pPr>
-    </w:p>
-    <w:p>
-      <w:pPr>
-        <w:pStyle w:val="ListParagraph"/>
+        <w:pStyle w:val="Prrafodelista"/>
+        <w:rPr>
+          <w:sz w:val="20"/>
+          <w:szCs w:val="20"/>
+          <w:lang w:val="es-ES"/>
+        </w:rPr>
+      </w:pPr>
+    </w:p>
+    <w:p>
+      <w:pPr>
+        <w:pStyle w:val="Prrafodelista"/>
         <w:jc w:val="center"/>
         <w:rPr>
           <w:sz w:val="20"/>
@@ -7052,7 +7032,7 @@
     </w:p>
     <w:p>
       <w:pPr>
-        <w:pStyle w:val="ListParagraph"/>
+        <w:pStyle w:val="Prrafodelista"/>
         <w:jc w:val="center"/>
         <w:rPr>
           <w:sz w:val="20"/>
@@ -7063,7 +7043,7 @@
     </w:p>
     <w:p>
       <w:pPr>
-        <w:pStyle w:val="ListParagraph"/>
+        <w:pStyle w:val="Prrafodelista"/>
         <w:rPr>
           <w:sz w:val="20"/>
           <w:szCs w:val="20"/>
@@ -7096,7 +7076,7 @@
     </w:p>
     <w:p>
       <w:pPr>
-        <w:pStyle w:val="ListParagraph"/>
+        <w:pStyle w:val="Prrafodelista"/>
         <w:jc w:val="center"/>
         <w:rPr>
           <w:sz w:val="20"/>
@@ -7154,7 +7134,7 @@
     </w:p>
     <w:p>
       <w:pPr>
-        <w:pStyle w:val="ListParagraph"/>
+        <w:pStyle w:val="Prrafodelista"/>
         <w:rPr>
           <w:sz w:val="20"/>
           <w:szCs w:val="20"/>
@@ -7172,17 +7152,17 @@
     </w:p>
     <w:p>
       <w:pPr>
-        <w:pStyle w:val="ListParagraph"/>
-        <w:rPr>
-          <w:sz w:val="20"/>
-          <w:szCs w:val="20"/>
-          <w:lang w:val="es-ES"/>
-        </w:rPr>
-      </w:pPr>
-    </w:p>
-    <w:p>
-      <w:pPr>
-        <w:pStyle w:val="ListParagraph"/>
+        <w:pStyle w:val="Prrafodelista"/>
+        <w:rPr>
+          <w:sz w:val="20"/>
+          <w:szCs w:val="20"/>
+          <w:lang w:val="es-ES"/>
+        </w:rPr>
+      </w:pPr>
+    </w:p>
+    <w:p>
+      <w:pPr>
+        <w:pStyle w:val="Prrafodelista"/>
         <w:jc w:val="center"/>
         <w:rPr>
           <w:sz w:val="20"/>
@@ -7240,7 +7220,7 @@
     </w:p>
     <w:p>
       <w:pPr>
-        <w:pStyle w:val="ListParagraph"/>
+        <w:pStyle w:val="Prrafodelista"/>
         <w:jc w:val="center"/>
         <w:rPr>
           <w:sz w:val="20"/>
@@ -7251,7 +7231,7 @@
     </w:p>
     <w:p>
       <w:pPr>
-        <w:pStyle w:val="ListParagraph"/>
+        <w:pStyle w:val="Prrafodelista"/>
         <w:numPr>
           <w:ilvl w:val="0"/>
           <w:numId w:val="9"/>
@@ -7278,7 +7258,7 @@
     </w:p>
     <w:p>
       <w:pPr>
-        <w:pStyle w:val="ListParagraph"/>
+        <w:pStyle w:val="Prrafodelista"/>
         <w:rPr>
           <w:sz w:val="20"/>
           <w:szCs w:val="20"/>
@@ -7304,17 +7284,17 @@
     </w:p>
     <w:p>
       <w:pPr>
-        <w:pStyle w:val="ListParagraph"/>
-        <w:rPr>
-          <w:sz w:val="20"/>
-          <w:szCs w:val="20"/>
-          <w:lang w:val="es-ES"/>
-        </w:rPr>
-      </w:pPr>
-    </w:p>
-    <w:p>
-      <w:pPr>
-        <w:pStyle w:val="ListParagraph"/>
+        <w:pStyle w:val="Prrafodelista"/>
+        <w:rPr>
+          <w:sz w:val="20"/>
+          <w:szCs w:val="20"/>
+          <w:lang w:val="es-ES"/>
+        </w:rPr>
+      </w:pPr>
+    </w:p>
+    <w:p>
+      <w:pPr>
+        <w:pStyle w:val="Prrafodelista"/>
         <w:jc w:val="center"/>
         <w:rPr>
           <w:sz w:val="20"/>
@@ -7372,7 +7352,7 @@
     </w:p>
     <w:p>
       <w:pPr>
-        <w:pStyle w:val="ListParagraph"/>
+        <w:pStyle w:val="Prrafodelista"/>
         <w:numPr>
           <w:ilvl w:val="0"/>
           <w:numId w:val="9"/>
@@ -7398,7 +7378,7 @@
     </w:p>
     <w:p>
       <w:pPr>
-        <w:pStyle w:val="ListParagraph"/>
+        <w:pStyle w:val="Prrafodelista"/>
         <w:rPr>
           <w:sz w:val="20"/>
           <w:szCs w:val="20"/>
@@ -7432,7 +7412,7 @@
     </w:p>
     <w:p>
       <w:pPr>
-        <w:pStyle w:val="ListParagraph"/>
+        <w:pStyle w:val="Prrafodelista"/>
         <w:jc w:val="center"/>
         <w:rPr>
           <w:sz w:val="20"/>
@@ -7490,7 +7470,7 @@
     </w:p>
     <w:p>
       <w:pPr>
-        <w:pStyle w:val="ListParagraph"/>
+        <w:pStyle w:val="Prrafodelista"/>
         <w:rPr>
           <w:sz w:val="20"/>
           <w:szCs w:val="20"/>
@@ -7572,7 +7552,7 @@
     </w:p>
     <w:p>
       <w:pPr>
-        <w:pStyle w:val="ListParagraph"/>
+        <w:pStyle w:val="Prrafodelista"/>
         <w:rPr>
           <w:sz w:val="20"/>
           <w:szCs w:val="20"/>
@@ -7608,7 +7588,7 @@
     </w:p>
     <w:p>
       <w:pPr>
-        <w:pStyle w:val="ListParagraph"/>
+        <w:pStyle w:val="Prrafodelista"/>
         <w:jc w:val="center"/>
         <w:rPr>
           <w:sz w:val="20"/>
@@ -7660,7 +7640,7 @@
     </w:p>
     <w:p>
       <w:pPr>
-        <w:pStyle w:val="ListParagraph"/>
+        <w:pStyle w:val="Prrafodelista"/>
         <w:rPr>
           <w:sz w:val="20"/>
           <w:szCs w:val="20"/>
@@ -7688,17 +7668,17 @@
     </w:p>
     <w:p>
       <w:pPr>
-        <w:pStyle w:val="ListParagraph"/>
-        <w:rPr>
-          <w:sz w:val="20"/>
-          <w:szCs w:val="20"/>
-          <w:lang w:val="es-ES"/>
-        </w:rPr>
-      </w:pPr>
-    </w:p>
-    <w:p>
-      <w:pPr>
-        <w:pStyle w:val="ListParagraph"/>
+        <w:pStyle w:val="Prrafodelista"/>
+        <w:rPr>
+          <w:sz w:val="20"/>
+          <w:szCs w:val="20"/>
+          <w:lang w:val="es-ES"/>
+        </w:rPr>
+      </w:pPr>
+    </w:p>
+    <w:p>
+      <w:pPr>
+        <w:pStyle w:val="Prrafodelista"/>
         <w:numPr>
           <w:ilvl w:val="0"/>
           <w:numId w:val="9"/>
@@ -7724,7 +7704,7 @@
     </w:p>
     <w:p>
       <w:pPr>
-        <w:pStyle w:val="ListParagraph"/>
+        <w:pStyle w:val="Prrafodelista"/>
         <w:rPr>
           <w:sz w:val="20"/>
           <w:szCs w:val="20"/>
@@ -7758,7 +7738,7 @@
     </w:p>
     <w:p>
       <w:pPr>
-        <w:pStyle w:val="ListParagraph"/>
+        <w:pStyle w:val="Prrafodelista"/>
         <w:jc w:val="center"/>
         <w:rPr>
           <w:sz w:val="20"/>
@@ -7816,7 +7796,7 @@
     </w:p>
     <w:p>
       <w:pPr>
-        <w:pStyle w:val="ListParagraph"/>
+        <w:pStyle w:val="Prrafodelista"/>
         <w:jc w:val="center"/>
         <w:rPr>
           <w:sz w:val="20"/>
@@ -7990,25 +7970,7 @@
           <w:szCs w:val="20"/>
           <w:lang w:val="es-ES"/>
         </w:rPr>
-        <w:t xml:space="preserve"> no es absolutamente sumable (requisito para que </w:t>
-      </w:r>
-      <w:proofErr w:type="gramStart"/>
-      <w:r>
-        <w:rPr>
-          <w:sz w:val="20"/>
-          <w:szCs w:val="20"/>
-          <w:lang w:val="es-ES"/>
-        </w:rPr>
-        <w:t>existe</w:t>
-      </w:r>
-      <w:proofErr w:type="gramEnd"/>
-      <w:r>
-        <w:rPr>
-          <w:sz w:val="20"/>
-          <w:szCs w:val="20"/>
-          <w:lang w:val="es-ES"/>
-        </w:rPr>
-        <w:t xml:space="preserve"> la DTFT). Modifica la transformada de Fourier agregándole un grado de libertad más para manejar caos donde la secuencia </w:t>
+        <w:t xml:space="preserve"> no es absolutamente sumable (requisito para que existe la DTFT). Modifica la transformada de Fourier agregándole un grado de libertad más para manejar caos donde la secuencia </w:t>
       </w:r>
       <m:oMath>
         <m:r>
@@ -8811,7 +8773,7 @@
     </w:p>
     <w:p>
       <w:pPr>
-        <w:pStyle w:val="ListParagraph"/>
+        <w:pStyle w:val="Prrafodelista"/>
         <w:numPr>
           <w:ilvl w:val="0"/>
           <w:numId w:val="10"/>
@@ -8938,7 +8900,7 @@
     </w:p>
     <w:p>
       <w:pPr>
-        <w:pStyle w:val="ListParagraph"/>
+        <w:pStyle w:val="Prrafodelista"/>
         <w:numPr>
           <w:ilvl w:val="0"/>
           <w:numId w:val="10"/>
@@ -9468,7 +9430,7 @@
     </w:p>
     <w:p>
       <w:pPr>
-        <w:pStyle w:val="ListParagraph"/>
+        <w:pStyle w:val="Prrafodelista"/>
         <w:numPr>
           <w:ilvl w:val="0"/>
           <w:numId w:val="4"/>
@@ -9491,7 +9453,7 @@
     </w:p>
     <w:p>
       <w:pPr>
-        <w:pStyle w:val="ListParagraph"/>
+        <w:pStyle w:val="Prrafodelista"/>
         <w:numPr>
           <w:ilvl w:val="0"/>
           <w:numId w:val="4"/>
@@ -9642,7 +9604,7 @@
     </w:p>
     <w:p>
       <w:pPr>
-        <w:pStyle w:val="ListParagraph"/>
+        <w:pStyle w:val="Prrafodelista"/>
         <w:numPr>
           <w:ilvl w:val="0"/>
           <w:numId w:val="4"/>
@@ -9682,7 +9644,7 @@
     </w:p>
     <w:p>
       <w:pPr>
-        <w:pStyle w:val="ListParagraph"/>
+        <w:pStyle w:val="Prrafodelista"/>
         <w:numPr>
           <w:ilvl w:val="0"/>
           <w:numId w:val="11"/>
@@ -9724,7 +9686,7 @@
     </w:p>
     <w:p>
       <w:pPr>
-        <w:pStyle w:val="ListParagraph"/>
+        <w:pStyle w:val="Prrafodelista"/>
         <w:numPr>
           <w:ilvl w:val="0"/>
           <w:numId w:val="11"/>
@@ -9756,7 +9718,7 @@
     </w:p>
     <w:p>
       <w:pPr>
-        <w:pStyle w:val="ListParagraph"/>
+        <w:pStyle w:val="Prrafodelista"/>
         <w:numPr>
           <w:ilvl w:val="0"/>
           <w:numId w:val="11"/>
@@ -9779,7 +9741,7 @@
     </w:p>
     <w:p>
       <w:pPr>
-        <w:pStyle w:val="ListParagraph"/>
+        <w:pStyle w:val="Prrafodelista"/>
         <w:numPr>
           <w:ilvl w:val="0"/>
           <w:numId w:val="11"/>
@@ -9882,7 +9844,7 @@
     </w:p>
     <w:p>
       <w:pPr>
-        <w:pStyle w:val="ListParagraph"/>
+        <w:pStyle w:val="Prrafodelista"/>
         <w:numPr>
           <w:ilvl w:val="0"/>
           <w:numId w:val="12"/>
@@ -10272,7 +10234,7 @@
     </w:p>
     <w:p>
       <w:pPr>
-        <w:pStyle w:val="ListParagraph"/>
+        <w:pStyle w:val="Prrafodelista"/>
         <w:jc w:val="center"/>
         <w:rPr>
           <w:sz w:val="20"/>
@@ -10330,7 +10292,7 @@
     </w:p>
     <w:p>
       <w:pPr>
-        <w:pStyle w:val="ListParagraph"/>
+        <w:pStyle w:val="Prrafodelista"/>
         <w:rPr>
           <w:sz w:val="20"/>
           <w:szCs w:val="20"/>
@@ -10348,7 +10310,7 @@
     </w:p>
     <w:p>
       <w:pPr>
-        <w:pStyle w:val="ListParagraph"/>
+        <w:pStyle w:val="Prrafodelista"/>
         <w:numPr>
           <w:ilvl w:val="0"/>
           <w:numId w:val="12"/>
@@ -10435,7 +10397,7 @@
     </w:p>
     <w:p>
       <w:pPr>
-        <w:pStyle w:val="ListParagraph"/>
+        <w:pStyle w:val="Prrafodelista"/>
         <w:jc w:val="center"/>
         <w:rPr>
           <w:sz w:val="20"/>
@@ -10494,7 +10456,7 @@
     </w:p>
     <w:p>
       <w:pPr>
-        <w:pStyle w:val="ListParagraph"/>
+        <w:pStyle w:val="Prrafodelista"/>
         <w:rPr>
           <w:sz w:val="20"/>
           <w:szCs w:val="20"/>
@@ -10561,7 +10523,7 @@
     </w:p>
     <w:p>
       <w:pPr>
-        <w:pStyle w:val="ListParagraph"/>
+        <w:pStyle w:val="Prrafodelista"/>
         <w:numPr>
           <w:ilvl w:val="0"/>
           <w:numId w:val="12"/>
@@ -10587,7 +10549,7 @@
     </w:p>
     <w:p>
       <w:pPr>
-        <w:pStyle w:val="ListParagraph"/>
+        <w:pStyle w:val="Prrafodelista"/>
         <w:jc w:val="center"/>
         <w:rPr>
           <w:sz w:val="20"/>
@@ -10645,7 +10607,7 @@
     </w:p>
     <w:p>
       <w:pPr>
-        <w:pStyle w:val="ListParagraph"/>
+        <w:pStyle w:val="Prrafodelista"/>
         <w:numPr>
           <w:ilvl w:val="0"/>
           <w:numId w:val="12"/>
@@ -10683,7 +10645,7 @@
     </w:p>
     <w:p>
       <w:pPr>
-        <w:pStyle w:val="ListParagraph"/>
+        <w:pStyle w:val="Prrafodelista"/>
         <w:jc w:val="center"/>
         <w:rPr>
           <w:sz w:val="20"/>
@@ -10741,7 +10703,7 @@
     </w:p>
     <w:p>
       <w:pPr>
-        <w:pStyle w:val="ListParagraph"/>
+        <w:pStyle w:val="Prrafodelista"/>
         <w:numPr>
           <w:ilvl w:val="0"/>
           <w:numId w:val="12"/>
@@ -10821,7 +10783,7 @@
     </w:p>
     <w:p>
       <w:pPr>
-        <w:pStyle w:val="ListParagraph"/>
+        <w:pStyle w:val="Prrafodelista"/>
         <w:rPr>
           <w:sz w:val="20"/>
           <w:szCs w:val="20"/>
@@ -10839,7 +10801,7 @@
     </w:p>
     <w:p>
       <w:pPr>
-        <w:pStyle w:val="ListParagraph"/>
+        <w:pStyle w:val="Prrafodelista"/>
         <w:numPr>
           <w:ilvl w:val="1"/>
           <w:numId w:val="4"/>
@@ -10956,7 +10918,7 @@
     </w:p>
     <w:p>
       <w:pPr>
-        <w:pStyle w:val="ListParagraph"/>
+        <w:pStyle w:val="Prrafodelista"/>
         <w:numPr>
           <w:ilvl w:val="1"/>
           <w:numId w:val="4"/>
@@ -11099,7 +11061,7 @@
     </w:p>
     <w:p>
       <w:pPr>
-        <w:pStyle w:val="ListParagraph"/>
+        <w:pStyle w:val="Prrafodelista"/>
         <w:numPr>
           <w:ilvl w:val="1"/>
           <w:numId w:val="4"/>
@@ -11619,16 +11581,6 @@
       <w:pPr>
         <w:rPr>
           <w:rFonts w:eastAsiaTheme="minorEastAsia"/>
-          <w:sz w:val="20"/>
-          <w:szCs w:val="20"/>
-          <w:lang w:val="es-ES"/>
-        </w:rPr>
-      </w:pPr>
-    </w:p>
-    <w:p>
-      <w:pPr>
-        <w:rPr>
-          <w:rFonts w:eastAsiaTheme="minorEastAsia"/>
           <w:b/>
           <w:color w:val="7030A0"/>
           <w:szCs w:val="20"/>
@@ -11804,7 +11756,6 @@
           <w:szCs w:val="20"/>
           <w:lang w:val="es-ES"/>
         </w:rPr>
-        <w:lastRenderedPageBreak/>
         <w:t xml:space="preserve">Mapear de la frecuencia en tiempo </w:t>
       </w:r>
       <w:r>
@@ -11942,6 +11893,7 @@
               <w:szCs w:val="20"/>
               <w:lang w:val="es-ES"/>
             </w:rPr>
+            <w:lastRenderedPageBreak/>
             <m:t xml:space="preserve">ω=2 </m:t>
           </m:r>
           <m:r>
@@ -12876,27 +12828,7 @@
           <w:szCs w:val="20"/>
           <w:lang w:val="es-ES"/>
         </w:rPr>
-        <w:t xml:space="preserve"> los ceros tienen que estar en el mismo ángulo que los polos, </w:t>
-      </w:r>
-      <w:proofErr w:type="gramStart"/>
-      <w:r>
-        <w:rPr>
-          <w:rFonts w:eastAsiaTheme="minorEastAsia"/>
-          <w:sz w:val="20"/>
-          <w:szCs w:val="20"/>
-          <w:lang w:val="es-ES"/>
-        </w:rPr>
-        <w:t>tienen que tener</w:t>
-      </w:r>
-      <w:proofErr w:type="gramEnd"/>
-      <w:r>
-        <w:rPr>
-          <w:rFonts w:eastAsiaTheme="minorEastAsia"/>
-          <w:sz w:val="20"/>
-          <w:szCs w:val="20"/>
-          <w:lang w:val="es-ES"/>
-        </w:rPr>
-        <w:t xml:space="preserve"> la misma frecuencia, eso es porque en </w:t>
+        <w:t xml:space="preserve"> los ceros tienen que estar en el mismo ángulo que los polos, tienen que tener la misma frecuencia, eso es porque en </w:t>
       </w:r>
       <m:oMath>
         <m:r>
@@ -13283,6 +13215,9 @@
     </w:p>
     <w:p>
       <w:pPr>
+        <w:tabs>
+          <w:tab w:val="center" w:pos="4419"/>
+        </w:tabs>
         <w:rPr>
           <w:rFonts w:eastAsiaTheme="minorEastAsia"/>
           <w:sz w:val="20"/>
@@ -13359,6 +13294,1843 @@
         </w:rPr>
         <w:t xml:space="preserve"> es cero.  </w:t>
       </w:r>
+      <w:r>
+        <w:rPr>
+          <w:rFonts w:eastAsiaTheme="minorEastAsia"/>
+          <w:sz w:val="20"/>
+          <w:szCs w:val="20"/>
+          <w:lang w:val="es-ES"/>
+        </w:rPr>
+        <w:tab/>
+      </w:r>
+    </w:p>
+    <w:p>
+      <w:pPr>
+        <w:rPr>
+          <w:rFonts w:eastAsiaTheme="minorEastAsia"/>
+          <w:b/>
+          <w:color w:val="7030A0"/>
+          <w:sz w:val="20"/>
+          <w:szCs w:val="20"/>
+          <w:u w:val="single"/>
+          <w:lang w:val="es-ES"/>
+        </w:rPr>
+      </w:pPr>
+      <w:r>
+        <w:rPr>
+          <w:rFonts w:eastAsiaTheme="minorEastAsia"/>
+          <w:b/>
+          <w:color w:val="7030A0"/>
+          <w:sz w:val="20"/>
+          <w:szCs w:val="20"/>
+          <w:u w:val="single"/>
+          <w:lang w:val="es-ES"/>
+        </w:rPr>
+        <w:t xml:space="preserve">Respuesta en frecuencia </w:t>
+      </w:r>
+      <w:r>
+        <w:rPr>
+          <w:rFonts w:eastAsiaTheme="minorEastAsia"/>
+          <w:b/>
+          <w:color w:val="7030A0"/>
+          <w:sz w:val="20"/>
+          <w:szCs w:val="20"/>
+          <w:u w:val="single"/>
+          <w:lang w:val="es-ES"/>
+        </w:rPr>
+        <w:t>(CAPITULO 5)</w:t>
+      </w:r>
+    </w:p>
+    <w:p>
+      <w:pPr>
+        <w:rPr>
+          <w:rFonts w:eastAsiaTheme="minorEastAsia"/>
+          <w:sz w:val="20"/>
+          <w:szCs w:val="20"/>
+          <w:lang w:val="es-ES"/>
+        </w:rPr>
+      </w:pPr>
+      <m:oMath>
+        <m:r>
+          <w:rPr>
+            <w:rFonts w:ascii="Cambria Math" w:eastAsiaTheme="minorEastAsia" w:hAnsi="Cambria Math"/>
+            <w:sz w:val="20"/>
+            <w:szCs w:val="20"/>
+            <w:lang w:val="es-ES"/>
+          </w:rPr>
+          <m:t>H(ω)</m:t>
+        </m:r>
+      </m:oMath>
+      <w:r>
+        <w:rPr>
+          <w:rFonts w:eastAsiaTheme="minorEastAsia"/>
+          <w:sz w:val="20"/>
+          <w:szCs w:val="20"/>
+          <w:lang w:val="es-ES"/>
+        </w:rPr>
+        <w:t xml:space="preserve"> es </w:t>
+      </w:r>
+      <m:oMath>
+        <m:r>
+          <w:rPr>
+            <w:rFonts w:ascii="Cambria Math" w:eastAsiaTheme="minorEastAsia" w:hAnsi="Cambria Math"/>
+            <w:sz w:val="20"/>
+            <w:szCs w:val="20"/>
+            <w:lang w:val="es-ES"/>
+          </w:rPr>
+          <m:t>H(z)</m:t>
+        </m:r>
+      </m:oMath>
+      <w:r>
+        <w:rPr>
+          <w:rFonts w:eastAsiaTheme="minorEastAsia"/>
+          <w:sz w:val="20"/>
+          <w:szCs w:val="20"/>
+          <w:lang w:val="es-ES"/>
+        </w:rPr>
+        <w:t xml:space="preserve"> evaluada en </w:t>
+      </w:r>
+      <m:oMath>
+        <m:r>
+          <w:rPr>
+            <w:rFonts w:ascii="Cambria Math" w:eastAsiaTheme="minorEastAsia" w:hAnsi="Cambria Math"/>
+            <w:sz w:val="20"/>
+            <w:szCs w:val="20"/>
+            <w:lang w:val="es-ES"/>
+          </w:rPr>
+          <m:t>z=</m:t>
+        </m:r>
+        <m:sSup>
+          <m:sSupPr>
+            <m:ctrlPr>
+              <w:rPr>
+                <w:rFonts w:ascii="Cambria Math" w:eastAsiaTheme="minorEastAsia" w:hAnsi="Cambria Math"/>
+                <w:i/>
+                <w:sz w:val="20"/>
+                <w:szCs w:val="20"/>
+                <w:lang w:val="es-ES"/>
+              </w:rPr>
+            </m:ctrlPr>
+          </m:sSupPr>
+          <m:e>
+            <m:r>
+              <w:rPr>
+                <w:rFonts w:ascii="Cambria Math" w:hAnsi="Cambria Math"/>
+                <w:sz w:val="20"/>
+                <w:szCs w:val="20"/>
+                <w:lang w:val="es-ES"/>
+              </w:rPr>
+              <m:t>e</m:t>
+            </m:r>
+          </m:e>
+          <m:sup>
+            <m:r>
+              <w:rPr>
+                <w:rFonts w:ascii="Cambria Math" w:hAnsi="Cambria Math"/>
+                <w:sz w:val="20"/>
+                <w:szCs w:val="20"/>
+                <w:lang w:val="es-ES"/>
+              </w:rPr>
+              <m:t>jω</m:t>
+            </m:r>
+          </m:sup>
+        </m:sSup>
+      </m:oMath>
+      <w:r>
+        <w:rPr>
+          <w:rFonts w:eastAsiaTheme="minorEastAsia"/>
+          <w:sz w:val="20"/>
+          <w:szCs w:val="20"/>
+          <w:lang w:val="es-ES"/>
+        </w:rPr>
+        <w:t>.</w:t>
+      </w:r>
+    </w:p>
+    <w:p>
+      <w:pPr>
+        <w:rPr>
+          <w:rFonts w:eastAsiaTheme="minorEastAsia"/>
+          <w:sz w:val="20"/>
+          <w:szCs w:val="20"/>
+          <w:lang w:val="es-ES"/>
+        </w:rPr>
+      </w:pPr>
+      <w:r>
+        <w:rPr>
+          <w:rFonts w:eastAsiaTheme="minorEastAsia"/>
+          <w:sz w:val="20"/>
+          <w:szCs w:val="20"/>
+          <w:lang w:val="es-ES"/>
+        </w:rPr>
+        <w:t>Análisis</w:t>
+      </w:r>
+      <w:r>
+        <w:rPr>
+          <w:rFonts w:eastAsiaTheme="minorEastAsia"/>
+          <w:sz w:val="20"/>
+          <w:szCs w:val="20"/>
+          <w:lang w:val="es-ES"/>
+        </w:rPr>
+        <w:t xml:space="preserve"> de </w:t>
+      </w:r>
+      <m:oMath>
+        <m:r>
+          <w:rPr>
+            <w:rFonts w:ascii="Cambria Math" w:eastAsiaTheme="minorEastAsia" w:hAnsi="Cambria Math"/>
+            <w:sz w:val="20"/>
+            <w:szCs w:val="20"/>
+            <w:lang w:val="es-ES"/>
+          </w:rPr>
+          <m:t>H(ω)</m:t>
+        </m:r>
+      </m:oMath>
+      <w:r>
+        <w:rPr>
+          <w:rFonts w:eastAsiaTheme="minorEastAsia"/>
+          <w:sz w:val="20"/>
+          <w:szCs w:val="20"/>
+          <w:lang w:val="es-ES"/>
+        </w:rPr>
+        <w:t>…</w:t>
+      </w:r>
+    </w:p>
+    <w:p>
+      <w:pPr>
+        <w:pStyle w:val="Prrafodelista"/>
+        <w:numPr>
+          <w:ilvl w:val="0"/>
+          <w:numId w:val="9"/>
+        </w:numPr>
+        <w:rPr>
+          <w:rFonts w:eastAsiaTheme="minorEastAsia"/>
+          <w:sz w:val="20"/>
+          <w:szCs w:val="20"/>
+          <w:lang w:val="es-ES"/>
+        </w:rPr>
+      </w:pPr>
+      <w:r>
+        <w:rPr>
+          <w:rFonts w:eastAsiaTheme="minorEastAsia"/>
+          <w:sz w:val="20"/>
+          <w:szCs w:val="20"/>
+          <w:lang w:val="es-ES"/>
+        </w:rPr>
+        <w:t xml:space="preserve">Determinar su modulo </w:t>
+      </w:r>
+      <m:oMath>
+        <m:r>
+          <w:rPr>
+            <w:rFonts w:ascii="Cambria Math" w:eastAsiaTheme="minorEastAsia" w:hAnsi="Cambria Math"/>
+            <w:sz w:val="20"/>
+            <w:szCs w:val="20"/>
+            <w:lang w:val="es-ES"/>
+          </w:rPr>
+          <m:t>|H</m:t>
+        </m:r>
+        <m:d>
+          <m:dPr>
+            <m:ctrlPr>
+              <w:rPr>
+                <w:rFonts w:ascii="Cambria Math" w:eastAsiaTheme="minorEastAsia" w:hAnsi="Cambria Math"/>
+                <w:i/>
+                <w:sz w:val="20"/>
+                <w:szCs w:val="20"/>
+                <w:lang w:val="es-ES"/>
+              </w:rPr>
+            </m:ctrlPr>
+          </m:dPr>
+          <m:e>
+            <m:r>
+              <w:rPr>
+                <w:rFonts w:ascii="Cambria Math" w:eastAsiaTheme="minorEastAsia" w:hAnsi="Cambria Math"/>
+                <w:sz w:val="20"/>
+                <w:szCs w:val="20"/>
+                <w:lang w:val="es-ES"/>
+              </w:rPr>
+              <m:t>ω</m:t>
+            </m:r>
+          </m:e>
+        </m:d>
+        <m:r>
+          <w:rPr>
+            <w:rFonts w:ascii="Cambria Math" w:eastAsiaTheme="minorEastAsia" w:hAnsi="Cambria Math"/>
+            <w:sz w:val="20"/>
+            <w:szCs w:val="20"/>
+            <w:lang w:val="es-ES"/>
+          </w:rPr>
+          <m:t>|</m:t>
+        </m:r>
+      </m:oMath>
+      <w:r>
+        <w:rPr>
+          <w:rFonts w:eastAsiaTheme="minorEastAsia"/>
+          <w:sz w:val="20"/>
+          <w:szCs w:val="20"/>
+          <w:lang w:val="es-ES"/>
+        </w:rPr>
+        <w:t xml:space="preserve"> y su fase </w:t>
+      </w:r>
+      <m:oMath>
+        <m:r>
+          <w:rPr>
+            <w:rFonts w:ascii="Cambria Math" w:eastAsiaTheme="minorEastAsia" w:hAnsi="Cambria Math"/>
+            <w:sz w:val="20"/>
+            <w:szCs w:val="20"/>
+            <w:lang w:val="es-ES"/>
+          </w:rPr>
+          <m:t>∡H(ω)</m:t>
+        </m:r>
+      </m:oMath>
+    </w:p>
+    <w:p>
+      <w:pPr>
+        <w:ind w:left="360"/>
+        <w:rPr>
+          <w:rFonts w:eastAsiaTheme="minorEastAsia"/>
+          <w:sz w:val="20"/>
+          <w:szCs w:val="20"/>
+          <w:lang w:val="es-ES"/>
+        </w:rPr>
+      </w:pPr>
+      <w:r>
+        <w:rPr>
+          <w:rFonts w:eastAsiaTheme="minorEastAsia"/>
+          <w:sz w:val="20"/>
+          <w:szCs w:val="20"/>
+          <w:lang w:val="es-ES"/>
+        </w:rPr>
+        <w:t>Método grafico para el modulo y la fase</w:t>
+      </w:r>
+    </w:p>
+    <w:p>
+      <w:pPr>
+        <w:ind w:left="360"/>
+        <w:jc w:val="center"/>
+        <w:rPr>
+          <w:rFonts w:eastAsiaTheme="minorEastAsia"/>
+          <w:sz w:val="20"/>
+          <w:szCs w:val="20"/>
+          <w:lang w:val="es-ES"/>
+        </w:rPr>
+      </w:pPr>
+      <w:r>
+        <w:rPr>
+          <w:rFonts w:eastAsiaTheme="minorEastAsia"/>
+          <w:sz w:val="20"/>
+          <w:szCs w:val="20"/>
+          <w:lang w:val="es-ES"/>
+        </w:rPr>
+        <w:lastRenderedPageBreak/>
+        <w:drawing>
+          <wp:inline distT="0" distB="0" distL="0" distR="0" wp14:anchorId="1C73FCB2" wp14:editId="37E3CC16">
+            <wp:extent cx="4221514" cy="2105025"/>
+            <wp:effectExtent l="0" t="0" r="7620" b="0"/>
+            <wp:docPr id="1" name="Imagen 1"/>
+            <wp:cNvGraphicFramePr>
+              <a:graphicFrameLocks xmlns:a="http://schemas.openxmlformats.org/drawingml/2006/main" noChangeAspect="1"/>
+            </wp:cNvGraphicFramePr>
+            <a:graphic xmlns:a="http://schemas.openxmlformats.org/drawingml/2006/main">
+              <a:graphicData uri="http://schemas.openxmlformats.org/drawingml/2006/picture">
+                <pic:pic xmlns:pic="http://schemas.openxmlformats.org/drawingml/2006/picture">
+                  <pic:nvPicPr>
+                    <pic:cNvPr id="1" name=""/>
+                    <pic:cNvPicPr/>
+                  </pic:nvPicPr>
+                  <pic:blipFill>
+                    <a:blip r:embed="rId40"/>
+                    <a:stretch>
+                      <a:fillRect/>
+                    </a:stretch>
+                  </pic:blipFill>
+                  <pic:spPr>
+                    <a:xfrm>
+                      <a:off x="0" y="0"/>
+                      <a:ext cx="4244567" cy="2116520"/>
+                    </a:xfrm>
+                    <a:prstGeom prst="rect">
+                      <a:avLst/>
+                    </a:prstGeom>
+                  </pic:spPr>
+                </pic:pic>
+              </a:graphicData>
+            </a:graphic>
+          </wp:inline>
+        </w:drawing>
+      </w:r>
+    </w:p>
+    <w:p>
+      <w:pPr>
+        <w:rPr>
+          <w:rFonts w:eastAsiaTheme="minorEastAsia"/>
+          <w:sz w:val="20"/>
+          <w:szCs w:val="20"/>
+          <w:lang w:val="es-ES"/>
+        </w:rPr>
+      </w:pPr>
+      <w:r>
+        <w:rPr>
+          <w:rFonts w:eastAsiaTheme="minorEastAsia"/>
+          <w:sz w:val="20"/>
+          <w:szCs w:val="20"/>
+          <w:lang w:val="es-ES"/>
+        </w:rPr>
+        <w:t>Ubicación de los polos y ceros</w:t>
+      </w:r>
+    </w:p>
+    <w:p>
+      <w:pPr>
+        <w:pStyle w:val="Prrafodelista"/>
+        <w:numPr>
+          <w:ilvl w:val="0"/>
+          <w:numId w:val="19"/>
+        </w:numPr>
+        <w:rPr>
+          <w:rFonts w:eastAsiaTheme="minorEastAsia"/>
+          <w:sz w:val="20"/>
+          <w:szCs w:val="20"/>
+          <w:lang w:val="es-ES"/>
+        </w:rPr>
+      </w:pPr>
+      <w:r>
+        <w:rPr>
+          <w:rFonts w:eastAsiaTheme="minorEastAsia"/>
+          <w:sz w:val="20"/>
+          <w:szCs w:val="20"/>
+          <w:lang w:val="es-ES"/>
+        </w:rPr>
+        <w:t xml:space="preserve">Semiplano derecho </w:t>
+      </w:r>
+      <w:r>
+        <w:rPr>
+          <w:rFonts w:eastAsiaTheme="minorEastAsia"/>
+          <w:sz w:val="20"/>
+          <w:szCs w:val="20"/>
+          <w:lang w:val="es-ES"/>
+        </w:rPr>
+        <w:sym w:font="Wingdings" w:char="F0E0"/>
+      </w:r>
+      <w:r>
+        <w:rPr>
+          <w:rFonts w:eastAsiaTheme="minorEastAsia"/>
+          <w:sz w:val="20"/>
+          <w:szCs w:val="20"/>
+          <w:lang w:val="es-ES"/>
+        </w:rPr>
+        <w:t xml:space="preserve"> </w:t>
+      </w:r>
+      <m:oMath>
+        <m:r>
+          <w:rPr>
+            <w:rFonts w:ascii="Cambria Math" w:eastAsiaTheme="minorEastAsia" w:hAnsi="Cambria Math"/>
+            <w:sz w:val="20"/>
+            <w:szCs w:val="20"/>
+            <w:lang w:val="es-ES"/>
+          </w:rPr>
+          <m:t>H(z</m:t>
+        </m:r>
+        <m:r>
+          <w:rPr>
+            <w:rFonts w:ascii="Cambria Math" w:eastAsiaTheme="minorEastAsia" w:hAnsi="Cambria Math"/>
+            <w:sz w:val="20"/>
+            <w:szCs w:val="20"/>
+            <w:lang w:val="es-ES"/>
+          </w:rPr>
+          <m:t>)</m:t>
+        </m:r>
+      </m:oMath>
+      <w:r>
+        <w:rPr>
+          <w:rFonts w:eastAsiaTheme="minorEastAsia"/>
+          <w:sz w:val="20"/>
+          <w:szCs w:val="20"/>
+          <w:lang w:val="es-ES"/>
+        </w:rPr>
+        <w:t xml:space="preserve"> es un filtro pasa altos</w:t>
+      </w:r>
+    </w:p>
+    <w:p>
+      <w:pPr>
+        <w:pStyle w:val="Prrafodelista"/>
+        <w:numPr>
+          <w:ilvl w:val="0"/>
+          <w:numId w:val="19"/>
+        </w:numPr>
+        <w:rPr>
+          <w:rFonts w:eastAsiaTheme="minorEastAsia"/>
+          <w:sz w:val="20"/>
+          <w:szCs w:val="20"/>
+          <w:lang w:val="es-ES"/>
+        </w:rPr>
+      </w:pPr>
+      <w:r>
+        <w:rPr>
+          <w:rFonts w:eastAsiaTheme="minorEastAsia"/>
+          <w:sz w:val="20"/>
+          <w:szCs w:val="20"/>
+          <w:lang w:val="es-ES"/>
+        </w:rPr>
+        <w:t xml:space="preserve">Semiplano izquierdo </w:t>
+      </w:r>
+      <w:r>
+        <w:rPr>
+          <w:rFonts w:eastAsiaTheme="minorEastAsia"/>
+          <w:sz w:val="20"/>
+          <w:szCs w:val="20"/>
+          <w:lang w:val="es-ES"/>
+        </w:rPr>
+        <w:sym w:font="Wingdings" w:char="F0E0"/>
+      </w:r>
+      <w:r>
+        <w:rPr>
+          <w:rFonts w:eastAsiaTheme="minorEastAsia"/>
+          <w:sz w:val="20"/>
+          <w:szCs w:val="20"/>
+          <w:lang w:val="es-ES"/>
+        </w:rPr>
+        <w:t xml:space="preserve"> es un filtro pasa bajos </w:t>
+      </w:r>
+    </w:p>
+    <w:p>
+      <w:pPr>
+        <w:pStyle w:val="Prrafodelista"/>
+        <w:numPr>
+          <w:ilvl w:val="0"/>
+          <w:numId w:val="19"/>
+        </w:numPr>
+        <w:rPr>
+          <w:rFonts w:eastAsiaTheme="minorEastAsia"/>
+          <w:sz w:val="20"/>
+          <w:szCs w:val="20"/>
+          <w:lang w:val="es-ES"/>
+        </w:rPr>
+      </w:pPr>
+      <w:r>
+        <w:rPr>
+          <w:rFonts w:eastAsiaTheme="minorEastAsia"/>
+          <w:sz w:val="20"/>
+          <w:szCs w:val="20"/>
+          <w:lang w:val="es-ES"/>
+        </w:rPr>
+        <w:t xml:space="preserve">Un solo polo real y se encuentra en el semiplano derecho </w:t>
+      </w:r>
+      <w:r>
+        <w:rPr>
+          <w:rFonts w:eastAsiaTheme="minorEastAsia"/>
+          <w:sz w:val="20"/>
+          <w:szCs w:val="20"/>
+          <w:lang w:val="es-ES"/>
+        </w:rPr>
+        <w:sym w:font="Wingdings" w:char="F0E0"/>
+      </w:r>
+      <w:r>
+        <w:rPr>
+          <w:rFonts w:eastAsiaTheme="minorEastAsia"/>
+          <w:sz w:val="20"/>
+          <w:szCs w:val="20"/>
+          <w:lang w:val="es-ES"/>
+        </w:rPr>
+        <w:t xml:space="preserve"> </w:t>
+      </w:r>
+      <m:oMath>
+        <m:r>
+          <w:rPr>
+            <w:rFonts w:ascii="Cambria Math" w:eastAsiaTheme="minorEastAsia" w:hAnsi="Cambria Math"/>
+            <w:sz w:val="20"/>
+            <w:szCs w:val="20"/>
+            <w:lang w:val="es-ES"/>
+          </w:rPr>
+          <m:t>H(z)</m:t>
+        </m:r>
+      </m:oMath>
+      <w:r>
+        <w:rPr>
+          <w:rFonts w:eastAsiaTheme="minorEastAsia"/>
+          <w:sz w:val="20"/>
+          <w:szCs w:val="20"/>
+          <w:lang w:val="es-ES"/>
+        </w:rPr>
+        <w:t xml:space="preserve"> es un filtro pasa bajos</w:t>
+      </w:r>
+    </w:p>
+    <w:p>
+      <w:pPr>
+        <w:pStyle w:val="Prrafodelista"/>
+        <w:numPr>
+          <w:ilvl w:val="0"/>
+          <w:numId w:val="19"/>
+        </w:numPr>
+        <w:rPr>
+          <w:rFonts w:eastAsiaTheme="minorEastAsia"/>
+          <w:sz w:val="20"/>
+          <w:szCs w:val="20"/>
+          <w:lang w:val="es-ES"/>
+        </w:rPr>
+      </w:pPr>
+      <w:r>
+        <w:rPr>
+          <w:rFonts w:eastAsiaTheme="minorEastAsia"/>
+          <w:sz w:val="20"/>
+          <w:szCs w:val="20"/>
+          <w:lang w:val="es-ES"/>
+        </w:rPr>
+        <w:t xml:space="preserve">Un solo polo real y se encuentra en el semiplano izquierdo </w:t>
+      </w:r>
+      <w:r>
+        <w:rPr>
+          <w:rFonts w:eastAsiaTheme="minorEastAsia"/>
+          <w:sz w:val="20"/>
+          <w:szCs w:val="20"/>
+          <w:lang w:val="es-ES"/>
+        </w:rPr>
+        <w:sym w:font="Wingdings" w:char="F0E0"/>
+      </w:r>
+      <w:r>
+        <w:rPr>
+          <w:rFonts w:eastAsiaTheme="minorEastAsia"/>
+          <w:sz w:val="20"/>
+          <w:szCs w:val="20"/>
+          <w:lang w:val="es-ES"/>
+        </w:rPr>
+        <w:t xml:space="preserve"> es un filtro pasa altos </w:t>
+      </w:r>
+    </w:p>
+    <w:p>
+      <w:pPr>
+        <w:pStyle w:val="Prrafodelista"/>
+        <w:numPr>
+          <w:ilvl w:val="0"/>
+          <w:numId w:val="19"/>
+        </w:numPr>
+        <w:rPr>
+          <w:rFonts w:eastAsiaTheme="minorEastAsia"/>
+          <w:sz w:val="20"/>
+          <w:szCs w:val="20"/>
+          <w:lang w:val="es-ES"/>
+        </w:rPr>
+      </w:pPr>
+      <m:oMath>
+        <m:r>
+          <w:rPr>
+            <w:rFonts w:ascii="Cambria Math" w:eastAsiaTheme="minorEastAsia" w:hAnsi="Cambria Math"/>
+            <w:sz w:val="20"/>
+            <w:szCs w:val="20"/>
+            <w:lang w:val="es-ES"/>
+          </w:rPr>
+          <m:t>H(z)</m:t>
+        </m:r>
+      </m:oMath>
+      <w:r>
+        <w:rPr>
+          <w:rFonts w:eastAsiaTheme="minorEastAsia"/>
+          <w:sz w:val="20"/>
+          <w:szCs w:val="20"/>
+          <w:lang w:val="es-ES"/>
+        </w:rPr>
+        <w:t xml:space="preserve"> tiene múltiples ceros y polos reales o complejos </w:t>
+      </w:r>
+      <w:r>
+        <w:rPr>
+          <w:rFonts w:eastAsiaTheme="minorEastAsia"/>
+          <w:sz w:val="20"/>
+          <w:szCs w:val="20"/>
+          <w:lang w:val="es-ES"/>
+        </w:rPr>
+        <w:sym w:font="Wingdings" w:char="F0E0"/>
+      </w:r>
+      <w:r>
+        <w:rPr>
+          <w:rFonts w:eastAsiaTheme="minorEastAsia"/>
+          <w:sz w:val="20"/>
+          <w:szCs w:val="20"/>
+          <w:lang w:val="es-ES"/>
+        </w:rPr>
+        <w:t xml:space="preserve"> el tipo de respuesta depende de la combinación de valores. </w:t>
+      </w:r>
+    </w:p>
+    <w:p>
+      <w:pPr>
+        <w:rPr>
+          <w:rFonts w:eastAsiaTheme="minorEastAsia"/>
+          <w:sz w:val="20"/>
+          <w:szCs w:val="20"/>
+          <w:lang w:val="es-ES"/>
+        </w:rPr>
+      </w:pPr>
+      <w:r>
+        <w:rPr>
+          <w:rFonts w:eastAsiaTheme="minorEastAsia"/>
+          <w:sz w:val="20"/>
+          <w:szCs w:val="20"/>
+          <w:lang w:val="es-ES"/>
+        </w:rPr>
+        <w:t xml:space="preserve">Sistemas con retarde de fase mínimo o máximo </w:t>
+      </w:r>
+    </w:p>
+    <w:p>
+      <w:pPr>
+        <w:rPr>
+          <w:rFonts w:eastAsiaTheme="minorEastAsia"/>
+          <w:sz w:val="20"/>
+          <w:szCs w:val="20"/>
+          <w:lang w:val="es-ES"/>
+        </w:rPr>
+      </w:pPr>
+      <w:r>
+        <w:rPr>
+          <w:rFonts w:eastAsiaTheme="minorEastAsia"/>
+          <w:sz w:val="20"/>
+          <w:szCs w:val="20"/>
+          <w:lang w:val="es-ES"/>
+        </w:rPr>
+        <w:t xml:space="preserve">De todos los sistemas cuyo módulo de respuesta en frecuencia es el mismo (diferentes fases), aquel con todos los polos y ceros dentro del circulo unitario recibe el nombre de sistema con mínimo retardo de fase, y lo cumple para todas las frecuencias. Estos sistemas tienen inversas causales y estables (si el propio sistema ya lo es) y la energía está más concentrada al principio de la secuencia. </w:t>
+      </w:r>
+    </w:p>
+    <w:p>
+      <w:pPr>
+        <w:rPr>
+          <w:rFonts w:eastAsiaTheme="minorEastAsia"/>
+          <w:sz w:val="20"/>
+          <w:szCs w:val="20"/>
+          <w:lang w:val="es-ES"/>
+        </w:rPr>
+      </w:pPr>
+      <w:r>
+        <w:rPr>
+          <w:rFonts w:eastAsiaTheme="minorEastAsia"/>
+          <w:sz w:val="20"/>
+          <w:szCs w:val="20"/>
+          <w:lang w:val="es-ES"/>
+        </w:rPr>
+        <w:t xml:space="preserve">Por el contrario, cuando todos los ceros están fuera del circulo unitario, su retardo de fase es máximo. </w:t>
+      </w:r>
+    </w:p>
+    <w:p>
+      <w:pPr>
+        <w:rPr>
+          <w:rFonts w:eastAsiaTheme="minorEastAsia"/>
+          <w:b/>
+          <w:color w:val="7030A0"/>
+          <w:sz w:val="20"/>
+          <w:szCs w:val="20"/>
+          <w:u w:val="single"/>
+          <w:lang w:val="es-ES"/>
+        </w:rPr>
+      </w:pPr>
+      <w:r>
+        <w:rPr>
+          <w:rFonts w:eastAsiaTheme="minorEastAsia"/>
+          <w:b/>
+          <w:color w:val="7030A0"/>
+          <w:sz w:val="20"/>
+          <w:szCs w:val="20"/>
+          <w:u w:val="single"/>
+          <w:lang w:val="es-ES"/>
+        </w:rPr>
+        <w:t>Filtros de respuesta al impulso finita (Filtros FIR)</w:t>
+      </w:r>
+    </w:p>
+    <w:p>
+      <w:pPr>
+        <w:rPr>
+          <w:rFonts w:eastAsiaTheme="minorEastAsia"/>
+          <w:sz w:val="20"/>
+          <w:szCs w:val="20"/>
+          <w:lang w:val="es-ES"/>
+        </w:rPr>
+      </w:pPr>
+      <w:r>
+        <w:rPr>
+          <w:rFonts w:eastAsiaTheme="minorEastAsia"/>
+          <w:sz w:val="20"/>
+          <w:szCs w:val="20"/>
+          <w:lang w:val="es-ES"/>
+        </w:rPr>
+        <w:t xml:space="preserve">Los filtros FIR tienen respuesta al impulso de duración finita </w:t>
+      </w:r>
+      <m:oMath>
+        <m:r>
+          <w:rPr>
+            <w:rFonts w:ascii="Cambria Math" w:eastAsiaTheme="minorEastAsia" w:hAnsi="Cambria Math"/>
+            <w:sz w:val="20"/>
+            <w:szCs w:val="20"/>
+            <w:lang w:val="es-ES"/>
+          </w:rPr>
+          <m:t>y</m:t>
+        </m:r>
+        <m:d>
+          <m:dPr>
+            <m:begChr m:val="["/>
+            <m:endChr m:val="]"/>
+            <m:ctrlPr>
+              <w:rPr>
+                <w:rFonts w:ascii="Cambria Math" w:eastAsiaTheme="minorEastAsia" w:hAnsi="Cambria Math"/>
+                <w:i/>
+                <w:sz w:val="20"/>
+                <w:szCs w:val="20"/>
+                <w:lang w:val="es-ES"/>
+              </w:rPr>
+            </m:ctrlPr>
+          </m:dPr>
+          <m:e>
+            <m:r>
+              <w:rPr>
+                <w:rFonts w:ascii="Cambria Math" w:eastAsiaTheme="minorEastAsia" w:hAnsi="Cambria Math"/>
+                <w:sz w:val="20"/>
+                <w:szCs w:val="20"/>
+                <w:lang w:val="es-ES"/>
+              </w:rPr>
+              <m:t>n</m:t>
+            </m:r>
+          </m:e>
+        </m:d>
+        <m:r>
+          <w:rPr>
+            <w:rFonts w:ascii="Cambria Math" w:eastAsiaTheme="minorEastAsia" w:hAnsi="Cambria Math"/>
+            <w:sz w:val="20"/>
+            <w:szCs w:val="20"/>
+            <w:lang w:val="es-ES"/>
+          </w:rPr>
+          <m:t>=</m:t>
+        </m:r>
+        <m:nary>
+          <m:naryPr>
+            <m:chr m:val="∑"/>
+            <m:limLoc m:val="undOvr"/>
+            <m:ctrlPr>
+              <w:rPr>
+                <w:rFonts w:ascii="Cambria Math" w:eastAsiaTheme="minorEastAsia" w:hAnsi="Cambria Math"/>
+                <w:i/>
+                <w:sz w:val="20"/>
+                <w:szCs w:val="20"/>
+                <w:lang w:val="es-ES"/>
+              </w:rPr>
+            </m:ctrlPr>
+          </m:naryPr>
+          <m:sub>
+            <m:r>
+              <w:rPr>
+                <w:rFonts w:ascii="Cambria Math" w:eastAsiaTheme="minorEastAsia" w:hAnsi="Cambria Math"/>
+                <w:sz w:val="20"/>
+                <w:szCs w:val="20"/>
+                <w:lang w:val="es-ES"/>
+              </w:rPr>
+              <m:t>k=</m:t>
+            </m:r>
+            <m:sSub>
+              <m:sSubPr>
+                <m:ctrlPr>
+                  <w:rPr>
+                    <w:rFonts w:ascii="Cambria Math" w:eastAsiaTheme="minorEastAsia" w:hAnsi="Cambria Math"/>
+                    <w:i/>
+                    <w:sz w:val="20"/>
+                    <w:szCs w:val="20"/>
+                    <w:lang w:val="es-ES"/>
+                  </w:rPr>
+                </m:ctrlPr>
+              </m:sSubPr>
+              <m:e>
+                <m:r>
+                  <w:rPr>
+                    <w:rFonts w:ascii="Cambria Math" w:eastAsiaTheme="minorEastAsia" w:hAnsi="Cambria Math"/>
+                    <w:sz w:val="20"/>
+                    <w:szCs w:val="20"/>
+                    <w:lang w:val="es-ES"/>
+                  </w:rPr>
+                  <m:t>N</m:t>
+                </m:r>
+              </m:e>
+              <m:sub>
+                <m:r>
+                  <w:rPr>
+                    <w:rFonts w:ascii="Cambria Math" w:eastAsiaTheme="minorEastAsia" w:hAnsi="Cambria Math"/>
+                    <w:sz w:val="20"/>
+                    <w:szCs w:val="20"/>
+                    <w:lang w:val="es-ES"/>
+                  </w:rPr>
+                  <m:t>1</m:t>
+                </m:r>
+              </m:sub>
+            </m:sSub>
+          </m:sub>
+          <m:sup>
+            <m:sSub>
+              <m:sSubPr>
+                <m:ctrlPr>
+                  <w:rPr>
+                    <w:rFonts w:ascii="Cambria Math" w:eastAsiaTheme="minorEastAsia" w:hAnsi="Cambria Math"/>
+                    <w:i/>
+                    <w:sz w:val="20"/>
+                    <w:szCs w:val="20"/>
+                    <w:lang w:val="es-ES"/>
+                  </w:rPr>
+                </m:ctrlPr>
+              </m:sSubPr>
+              <m:e>
+                <m:r>
+                  <w:rPr>
+                    <w:rFonts w:ascii="Cambria Math" w:eastAsiaTheme="minorEastAsia" w:hAnsi="Cambria Math"/>
+                    <w:sz w:val="20"/>
+                    <w:szCs w:val="20"/>
+                    <w:lang w:val="es-ES"/>
+                  </w:rPr>
+                  <m:t>N</m:t>
+                </m:r>
+              </m:e>
+              <m:sub>
+                <m:r>
+                  <w:rPr>
+                    <w:rFonts w:ascii="Cambria Math" w:eastAsiaTheme="minorEastAsia" w:hAnsi="Cambria Math"/>
+                    <w:sz w:val="20"/>
+                    <w:szCs w:val="20"/>
+                    <w:lang w:val="es-ES"/>
+                  </w:rPr>
+                  <m:t>2</m:t>
+                </m:r>
+              </m:sub>
+            </m:sSub>
+          </m:sup>
+          <m:e>
+            <m:r>
+              <w:rPr>
+                <w:rFonts w:ascii="Cambria Math" w:eastAsiaTheme="minorEastAsia" w:hAnsi="Cambria Math"/>
+                <w:sz w:val="20"/>
+                <w:szCs w:val="20"/>
+                <w:lang w:val="es-ES"/>
+              </w:rPr>
+              <m:t>h</m:t>
+            </m:r>
+            <m:d>
+              <m:dPr>
+                <m:begChr m:val="["/>
+                <m:endChr m:val="]"/>
+                <m:ctrlPr>
+                  <w:rPr>
+                    <w:rFonts w:ascii="Cambria Math" w:eastAsiaTheme="minorEastAsia" w:hAnsi="Cambria Math"/>
+                    <w:i/>
+                    <w:sz w:val="20"/>
+                    <w:szCs w:val="20"/>
+                    <w:lang w:val="es-ES"/>
+                  </w:rPr>
+                </m:ctrlPr>
+              </m:dPr>
+              <m:e>
+                <m:r>
+                  <w:rPr>
+                    <w:rFonts w:ascii="Cambria Math" w:eastAsiaTheme="minorEastAsia" w:hAnsi="Cambria Math"/>
+                    <w:sz w:val="20"/>
+                    <w:szCs w:val="20"/>
+                    <w:lang w:val="es-ES"/>
+                  </w:rPr>
+                  <m:t>k</m:t>
+                </m:r>
+              </m:e>
+            </m:d>
+            <m:r>
+              <w:rPr>
+                <w:rFonts w:ascii="Cambria Math" w:eastAsiaTheme="minorEastAsia" w:hAnsi="Cambria Math"/>
+                <w:sz w:val="20"/>
+                <w:szCs w:val="20"/>
+                <w:lang w:val="es-ES"/>
+              </w:rPr>
+              <m:t xml:space="preserve"> x[n-k</m:t>
+            </m:r>
+          </m:e>
+        </m:nary>
+        <m:r>
+          <w:rPr>
+            <w:rFonts w:ascii="Cambria Math" w:eastAsiaTheme="minorEastAsia" w:hAnsi="Cambria Math"/>
+            <w:sz w:val="20"/>
+            <w:szCs w:val="20"/>
+            <w:lang w:val="es-ES"/>
+          </w:rPr>
+          <m:t>]</m:t>
+        </m:r>
+      </m:oMath>
+      <w:r>
+        <w:rPr>
+          <w:rFonts w:eastAsiaTheme="minorEastAsia"/>
+          <w:sz w:val="20"/>
+          <w:szCs w:val="20"/>
+          <w:lang w:val="es-ES"/>
+        </w:rPr>
+        <w:t xml:space="preserve">. </w:t>
+      </w:r>
+    </w:p>
+    <w:p>
+      <w:pPr>
+        <w:rPr>
+          <w:rFonts w:eastAsiaTheme="minorEastAsia"/>
+          <w:sz w:val="20"/>
+          <w:szCs w:val="20"/>
+        </w:rPr>
+      </w:pPr>
+      <w:r>
+        <w:rPr>
+          <w:rFonts w:eastAsiaTheme="minorEastAsia"/>
+          <w:sz w:val="20"/>
+          <w:szCs w:val="20"/>
+          <w:lang w:val="es-ES"/>
+        </w:rPr>
+        <w:t xml:space="preserve">Estos filtros son siempre estables, se pueden diseñar para obtener cualquier tipo de respuesta en frecuencia y son de fase lineal. </w:t>
+      </w:r>
+    </w:p>
+    <w:p>
+      <w:pPr>
+        <w:rPr>
+          <w:rFonts w:eastAsiaTheme="minorEastAsia"/>
+          <w:b/>
+          <w:color w:val="7030A0"/>
+          <w:sz w:val="20"/>
+          <w:szCs w:val="20"/>
+          <w:u w:val="single"/>
+        </w:rPr>
+      </w:pPr>
+      <w:r>
+        <w:rPr>
+          <w:rFonts w:eastAsiaTheme="minorEastAsia"/>
+          <w:b/>
+          <w:color w:val="7030A0"/>
+          <w:sz w:val="20"/>
+          <w:szCs w:val="20"/>
+          <w:u w:val="single"/>
+        </w:rPr>
+        <w:t xml:space="preserve">Filtros FIR de fase lineal </w:t>
+      </w:r>
+    </w:p>
+    <w:p>
+      <w:pPr>
+        <w:tabs>
+          <w:tab w:val="left" w:pos="1125"/>
+        </w:tabs>
+        <w:rPr>
+          <w:rFonts w:eastAsiaTheme="minorEastAsia"/>
+          <w:sz w:val="20"/>
+          <w:szCs w:val="20"/>
+        </w:rPr>
+      </w:pPr>
+      <w:r>
+        <w:rPr>
+          <w:rFonts w:eastAsiaTheme="minorEastAsia"/>
+          <w:sz w:val="20"/>
+          <w:szCs w:val="20"/>
+        </w:rPr>
+        <w:t xml:space="preserve">Dependiendo del tipo de filtro FIR (tipo I, II, III, IV), se obtiene una respuesta en frecuencia diferente </w:t>
+      </w:r>
+    </w:p>
+    <w:p>
+      <w:pPr>
+        <w:tabs>
+          <w:tab w:val="left" w:pos="1125"/>
+        </w:tabs>
+        <w:jc w:val="center"/>
+        <w:rPr>
+          <w:rFonts w:eastAsiaTheme="minorEastAsia"/>
+          <w:sz w:val="20"/>
+          <w:szCs w:val="20"/>
+        </w:rPr>
+      </w:pPr>
+      <w:r>
+        <w:rPr>
+          <w:rFonts w:eastAsiaTheme="minorEastAsia"/>
+          <w:sz w:val="20"/>
+          <w:szCs w:val="20"/>
+        </w:rPr>
+        <w:drawing>
+          <wp:inline distT="0" distB="0" distL="0" distR="0" wp14:anchorId="7BB57F20" wp14:editId="7CDAF651">
+            <wp:extent cx="4191585" cy="743054"/>
+            <wp:effectExtent l="0" t="0" r="0" b="0"/>
+            <wp:docPr id="4" name="Imagen 4"/>
+            <wp:cNvGraphicFramePr>
+              <a:graphicFrameLocks xmlns:a="http://schemas.openxmlformats.org/drawingml/2006/main" noChangeAspect="1"/>
+            </wp:cNvGraphicFramePr>
+            <a:graphic xmlns:a="http://schemas.openxmlformats.org/drawingml/2006/main">
+              <a:graphicData uri="http://schemas.openxmlformats.org/drawingml/2006/picture">
+                <pic:pic xmlns:pic="http://schemas.openxmlformats.org/drawingml/2006/picture">
+                  <pic:nvPicPr>
+                    <pic:cNvPr id="1" name=""/>
+                    <pic:cNvPicPr/>
+                  </pic:nvPicPr>
+                  <pic:blipFill>
+                    <a:blip r:embed="rId41"/>
+                    <a:stretch>
+                      <a:fillRect/>
+                    </a:stretch>
+                  </pic:blipFill>
+                  <pic:spPr>
+                    <a:xfrm>
+                      <a:off x="0" y="0"/>
+                      <a:ext cx="4191585" cy="743054"/>
+                    </a:xfrm>
+                    <a:prstGeom prst="rect">
+                      <a:avLst/>
+                    </a:prstGeom>
+                  </pic:spPr>
+                </pic:pic>
+              </a:graphicData>
+            </a:graphic>
+          </wp:inline>
+        </w:drawing>
+      </w:r>
+    </w:p>
+    <w:p>
+      <w:pPr>
+        <w:tabs>
+          <w:tab w:val="left" w:pos="1125"/>
+        </w:tabs>
+        <w:rPr>
+          <w:rFonts w:eastAsiaTheme="minorEastAsia"/>
+          <w:sz w:val="20"/>
+          <w:szCs w:val="20"/>
+          <w:lang w:val="es-ES"/>
+        </w:rPr>
+      </w:pPr>
+      <w:r>
+        <w:rPr>
+          <w:rFonts w:eastAsiaTheme="minorEastAsia"/>
+          <w:sz w:val="20"/>
+          <w:szCs w:val="20"/>
+        </w:rPr>
+        <w:t xml:space="preserve">donde </w:t>
+      </w:r>
+      <m:oMath>
+        <m:r>
+          <w:rPr>
+            <w:rFonts w:ascii="Cambria Math" w:eastAsiaTheme="minorEastAsia" w:hAnsi="Cambria Math"/>
+            <w:sz w:val="20"/>
+            <w:szCs w:val="20"/>
+          </w:rPr>
+          <m:t>A(</m:t>
+        </m:r>
+        <m:r>
+          <w:rPr>
+            <w:rFonts w:ascii="Cambria Math" w:eastAsiaTheme="minorEastAsia" w:hAnsi="Cambria Math"/>
+            <w:sz w:val="20"/>
+            <w:szCs w:val="20"/>
+          </w:rPr>
+          <m:t>ω</m:t>
+        </m:r>
+        <m:r>
+          <w:rPr>
+            <w:rFonts w:ascii="Cambria Math" w:eastAsiaTheme="minorEastAsia" w:hAnsi="Cambria Math"/>
+            <w:sz w:val="20"/>
+            <w:szCs w:val="20"/>
+          </w:rPr>
+          <m:t>)</m:t>
+        </m:r>
+      </m:oMath>
+      <w:r>
+        <w:rPr>
+          <w:rFonts w:eastAsiaTheme="minorEastAsia"/>
+          <w:sz w:val="20"/>
+          <w:szCs w:val="20"/>
+        </w:rPr>
+        <w:t xml:space="preserve"> es la amplitud que incluye la suma de cosenos (si </w:t>
+      </w:r>
+      <m:oMath>
+        <m:r>
+          <w:rPr>
+            <w:rFonts w:ascii="Cambria Math" w:eastAsiaTheme="minorEastAsia" w:hAnsi="Cambria Math"/>
+            <w:sz w:val="20"/>
+            <w:szCs w:val="20"/>
+            <w:lang w:val="es-ES"/>
+          </w:rPr>
+          <m:t>h[n]</m:t>
+        </m:r>
+      </m:oMath>
+      <w:r>
+        <w:rPr>
+          <w:rFonts w:eastAsiaTheme="minorEastAsia"/>
+          <w:sz w:val="20"/>
+          <w:szCs w:val="20"/>
+          <w:lang w:val="es-ES"/>
+        </w:rPr>
+        <w:t xml:space="preserve"> es simétrico) o senos (si </w:t>
+      </w:r>
+      <m:oMath>
+        <m:r>
+          <w:rPr>
+            <w:rFonts w:ascii="Cambria Math" w:eastAsiaTheme="minorEastAsia" w:hAnsi="Cambria Math"/>
+            <w:sz w:val="20"/>
+            <w:szCs w:val="20"/>
+            <w:lang w:val="es-ES"/>
+          </w:rPr>
+          <m:t>h[n]</m:t>
+        </m:r>
+      </m:oMath>
+      <w:r>
+        <w:rPr>
+          <w:rFonts w:eastAsiaTheme="minorEastAsia"/>
+          <w:sz w:val="20"/>
+          <w:szCs w:val="20"/>
+          <w:lang w:val="es-ES"/>
+        </w:rPr>
+        <w:t xml:space="preserve"> es antisimetrico) y la parte exponencial evidencia la fase lineal. </w:t>
+      </w:r>
+    </w:p>
+    <w:p>
+      <w:pPr>
+        <w:tabs>
+          <w:tab w:val="left" w:pos="1125"/>
+        </w:tabs>
+        <w:jc w:val="center"/>
+        <w:rPr>
+          <w:rFonts w:eastAsiaTheme="minorEastAsia"/>
+          <w:sz w:val="20"/>
+          <w:szCs w:val="20"/>
+          <w:lang w:val="es-ES"/>
+        </w:rPr>
+      </w:pPr>
+      <w:r>
+        <w:rPr>
+          <w:rFonts w:eastAsiaTheme="minorEastAsia"/>
+          <w:sz w:val="20"/>
+          <w:szCs w:val="20"/>
+          <w:lang w:val="es-ES"/>
+        </w:rPr>
+        <w:lastRenderedPageBreak/>
+        <w:drawing>
+          <wp:inline distT="0" distB="0" distL="0" distR="0" wp14:anchorId="27BBBEDE" wp14:editId="6DD7FF4B">
+            <wp:extent cx="5612130" cy="1858010"/>
+            <wp:effectExtent l="0" t="0" r="7620" b="8890"/>
+            <wp:docPr id="7" name="Imagen 7"/>
+            <wp:cNvGraphicFramePr>
+              <a:graphicFrameLocks xmlns:a="http://schemas.openxmlformats.org/drawingml/2006/main" noChangeAspect="1"/>
+            </wp:cNvGraphicFramePr>
+            <a:graphic xmlns:a="http://schemas.openxmlformats.org/drawingml/2006/main">
+              <a:graphicData uri="http://schemas.openxmlformats.org/drawingml/2006/picture">
+                <pic:pic xmlns:pic="http://schemas.openxmlformats.org/drawingml/2006/picture">
+                  <pic:nvPicPr>
+                    <pic:cNvPr id="1" name=""/>
+                    <pic:cNvPicPr/>
+                  </pic:nvPicPr>
+                  <pic:blipFill>
+                    <a:blip r:embed="rId42"/>
+                    <a:stretch>
+                      <a:fillRect/>
+                    </a:stretch>
+                  </pic:blipFill>
+                  <pic:spPr>
+                    <a:xfrm>
+                      <a:off x="0" y="0"/>
+                      <a:ext cx="5612130" cy="1858010"/>
+                    </a:xfrm>
+                    <a:prstGeom prst="rect">
+                      <a:avLst/>
+                    </a:prstGeom>
+                  </pic:spPr>
+                </pic:pic>
+              </a:graphicData>
+            </a:graphic>
+          </wp:inline>
+        </w:drawing>
+      </w:r>
+    </w:p>
+    <w:p>
+      <w:pPr>
+        <w:tabs>
+          <w:tab w:val="left" w:pos="1125"/>
+        </w:tabs>
+        <w:jc w:val="center"/>
+        <w:rPr>
+          <w:rFonts w:eastAsiaTheme="minorEastAsia"/>
+          <w:sz w:val="20"/>
+          <w:szCs w:val="20"/>
+          <w:lang w:val="es-ES"/>
+        </w:rPr>
+      </w:pPr>
+      <w:r>
+        <w:rPr>
+          <w:rFonts w:eastAsiaTheme="minorEastAsia"/>
+          <w:noProof/>
+          <w:sz w:val="20"/>
+          <w:szCs w:val="20"/>
+          <w:lang w:val="en-US"/>
+        </w:rPr>
+        <w:drawing>
+          <wp:inline distT="0" distB="0" distL="0" distR="0" wp14:anchorId="410F9A4E" wp14:editId="6C67BEDB">
+            <wp:extent cx="4019550" cy="1665034"/>
+            <wp:effectExtent l="0" t="0" r="0" b="0"/>
+            <wp:docPr id="6" name="Imagen 6"/>
+            <wp:cNvGraphicFramePr>
+              <a:graphicFrameLocks xmlns:a="http://schemas.openxmlformats.org/drawingml/2006/main" noChangeAspect="1"/>
+            </wp:cNvGraphicFramePr>
+            <a:graphic xmlns:a="http://schemas.openxmlformats.org/drawingml/2006/main">
+              <a:graphicData uri="http://schemas.openxmlformats.org/drawingml/2006/picture">
+                <pic:pic xmlns:pic="http://schemas.openxmlformats.org/drawingml/2006/picture">
+                  <pic:nvPicPr>
+                    <pic:cNvPr id="6" name="WhatsApp Image 2026-06-04 at 19.27.12.jpeg"/>
+                    <pic:cNvPicPr/>
+                  </pic:nvPicPr>
+                  <pic:blipFill>
+                    <a:blip r:embed="rId43">
+                      <a:extLst>
+                        <a:ext uri="{28A0092B-C50C-407E-A947-70E740481C1C}">
+                          <a14:useLocalDpi xmlns:a14="http://schemas.microsoft.com/office/drawing/2010/main" val="0"/>
+                        </a:ext>
+                      </a:extLst>
+                    </a:blip>
+                    <a:stretch>
+                      <a:fillRect/>
+                    </a:stretch>
+                  </pic:blipFill>
+                  <pic:spPr>
+                    <a:xfrm>
+                      <a:off x="0" y="0"/>
+                      <a:ext cx="4037343" cy="1672404"/>
+                    </a:xfrm>
+                    <a:prstGeom prst="rect">
+                      <a:avLst/>
+                    </a:prstGeom>
+                  </pic:spPr>
+                </pic:pic>
+              </a:graphicData>
+            </a:graphic>
+          </wp:inline>
+        </w:drawing>
+      </w:r>
+    </w:p>
+    <w:p>
+      <w:pPr>
+        <w:pStyle w:val="Prrafodelista"/>
+        <w:numPr>
+          <w:ilvl w:val="0"/>
+          <w:numId w:val="20"/>
+        </w:numPr>
+        <w:tabs>
+          <w:tab w:val="left" w:pos="1125"/>
+        </w:tabs>
+        <w:rPr>
+          <w:rFonts w:eastAsiaTheme="minorEastAsia"/>
+          <w:b/>
+          <w:color w:val="ED7D31" w:themeColor="accent2"/>
+          <w:sz w:val="20"/>
+          <w:szCs w:val="20"/>
+          <w:lang w:val="es-ES"/>
+        </w:rPr>
+      </w:pPr>
+      <w:r>
+        <w:rPr>
+          <w:rFonts w:eastAsiaTheme="minorEastAsia"/>
+          <w:b/>
+          <w:color w:val="ED7D31" w:themeColor="accent2"/>
+          <w:sz w:val="20"/>
+          <w:szCs w:val="20"/>
+          <w:lang w:val="es-ES"/>
+        </w:rPr>
+        <w:t>Tipo I</w:t>
+      </w:r>
+    </w:p>
+    <w:p>
+      <w:pPr>
+        <w:pStyle w:val="Prrafodelista"/>
+        <w:tabs>
+          <w:tab w:val="left" w:pos="1125"/>
+        </w:tabs>
+        <w:rPr>
+          <w:rFonts w:eastAsiaTheme="minorEastAsia"/>
+          <w:sz w:val="20"/>
+          <w:szCs w:val="20"/>
+        </w:rPr>
+      </w:pPr>
+      <w:r>
+        <w:rPr>
+          <w:rFonts w:eastAsiaTheme="minorEastAsia"/>
+          <w:sz w:val="20"/>
+          <w:szCs w:val="20"/>
+          <w:lang w:val="es-ES"/>
+        </w:rPr>
+        <w:t xml:space="preserve">No tienen valores definidos de magnitud </w:t>
+      </w:r>
+      <m:oMath>
+        <m:r>
+          <w:rPr>
+            <w:rFonts w:ascii="Cambria Math" w:eastAsiaTheme="minorEastAsia" w:hAnsi="Cambria Math"/>
+            <w:sz w:val="20"/>
+            <w:szCs w:val="20"/>
+          </w:rPr>
+          <m:t>A(</m:t>
+        </m:r>
+        <m:r>
+          <w:rPr>
+            <w:rFonts w:ascii="Cambria Math" w:eastAsiaTheme="minorEastAsia" w:hAnsi="Cambria Math"/>
+            <w:sz w:val="20"/>
+            <w:szCs w:val="20"/>
+          </w:rPr>
+          <m:t>ω</m:t>
+        </m:r>
+        <m:r>
+          <w:rPr>
+            <w:rFonts w:ascii="Cambria Math" w:eastAsiaTheme="minorEastAsia" w:hAnsi="Cambria Math"/>
+            <w:sz w:val="20"/>
+            <w:szCs w:val="20"/>
+          </w:rPr>
+          <m:t>)</m:t>
+        </m:r>
+      </m:oMath>
+      <w:r>
+        <w:rPr>
+          <w:rFonts w:eastAsiaTheme="minorEastAsia"/>
+          <w:sz w:val="20"/>
+          <w:szCs w:val="20"/>
+        </w:rPr>
+        <w:t xml:space="preserve"> para </w:t>
+      </w:r>
+      <m:oMath>
+        <m:r>
+          <w:rPr>
+            <w:rFonts w:ascii="Cambria Math" w:eastAsiaTheme="minorEastAsia" w:hAnsi="Cambria Math"/>
+            <w:sz w:val="20"/>
+            <w:szCs w:val="20"/>
+          </w:rPr>
+          <m:t>ω=0</m:t>
+        </m:r>
+      </m:oMath>
+      <w:r>
+        <w:rPr>
+          <w:rFonts w:eastAsiaTheme="minorEastAsia"/>
+          <w:sz w:val="20"/>
+          <w:szCs w:val="20"/>
+        </w:rPr>
+        <w:t xml:space="preserve"> y </w:t>
+      </w:r>
+      <m:oMath>
+        <m:r>
+          <w:rPr>
+            <w:rFonts w:ascii="Cambria Math" w:eastAsiaTheme="minorEastAsia" w:hAnsi="Cambria Math"/>
+            <w:sz w:val="20"/>
+            <w:szCs w:val="20"/>
+          </w:rPr>
+          <m:t>ω=π</m:t>
+        </m:r>
+      </m:oMath>
+      <w:r>
+        <w:rPr>
+          <w:rFonts w:eastAsiaTheme="minorEastAsia"/>
+          <w:sz w:val="20"/>
+          <w:szCs w:val="20"/>
+        </w:rPr>
+        <w:t xml:space="preserve">, por lo que pueden ser pasa bajos, pasa altos, pasa banda o rechaza banda. </w:t>
+      </w:r>
+    </w:p>
+    <w:p>
+      <w:pPr>
+        <w:pStyle w:val="Prrafodelista"/>
+        <w:numPr>
+          <w:ilvl w:val="0"/>
+          <w:numId w:val="20"/>
+        </w:numPr>
+        <w:tabs>
+          <w:tab w:val="left" w:pos="1125"/>
+        </w:tabs>
+        <w:rPr>
+          <w:rFonts w:eastAsiaTheme="minorEastAsia"/>
+          <w:b/>
+          <w:color w:val="ED7D31" w:themeColor="accent2"/>
+          <w:sz w:val="20"/>
+          <w:szCs w:val="20"/>
+          <w:lang w:val="es-ES"/>
+        </w:rPr>
+      </w:pPr>
+      <w:r>
+        <w:rPr>
+          <w:rFonts w:eastAsiaTheme="minorEastAsia"/>
+          <w:b/>
+          <w:color w:val="ED7D31" w:themeColor="accent2"/>
+          <w:sz w:val="20"/>
+          <w:szCs w:val="20"/>
+          <w:lang w:val="es-ES"/>
+        </w:rPr>
+        <w:t>Tipo II</w:t>
+      </w:r>
+    </w:p>
+    <w:p>
+      <w:pPr>
+        <w:pStyle w:val="Prrafodelista"/>
+        <w:tabs>
+          <w:tab w:val="left" w:pos="1125"/>
+        </w:tabs>
+        <w:rPr>
+          <w:rFonts w:eastAsiaTheme="minorEastAsia"/>
+          <w:sz w:val="20"/>
+          <w:szCs w:val="20"/>
+        </w:rPr>
+      </w:pPr>
+      <m:oMath>
+        <m:r>
+          <w:rPr>
+            <w:rFonts w:ascii="Cambria Math" w:eastAsiaTheme="minorEastAsia" w:hAnsi="Cambria Math"/>
+            <w:sz w:val="20"/>
+            <w:szCs w:val="20"/>
+          </w:rPr>
+          <m:t>A(</m:t>
+        </m:r>
+        <m:r>
+          <w:rPr>
+            <w:rFonts w:ascii="Cambria Math" w:eastAsiaTheme="minorEastAsia" w:hAnsi="Cambria Math"/>
+            <w:sz w:val="20"/>
+            <w:szCs w:val="20"/>
+          </w:rPr>
+          <m:t>ω</m:t>
+        </m:r>
+        <m:r>
+          <w:rPr>
+            <w:rFonts w:ascii="Cambria Math" w:eastAsiaTheme="minorEastAsia" w:hAnsi="Cambria Math"/>
+            <w:sz w:val="20"/>
+            <w:szCs w:val="20"/>
+          </w:rPr>
+          <m:t>)</m:t>
+        </m:r>
+      </m:oMath>
+      <w:r>
+        <w:rPr>
+          <w:rFonts w:eastAsiaTheme="minorEastAsia"/>
+          <w:sz w:val="20"/>
+          <w:szCs w:val="20"/>
+        </w:rPr>
+        <w:t xml:space="preserve"> tiene que ser cero en</w:t>
+      </w:r>
+      <w:r>
+        <w:rPr>
+          <w:rFonts w:eastAsiaTheme="minorEastAsia"/>
+          <w:sz w:val="20"/>
+          <w:szCs w:val="20"/>
+        </w:rPr>
+        <w:t xml:space="preserve"> </w:t>
+      </w:r>
+      <m:oMath>
+        <m:r>
+          <w:rPr>
+            <w:rFonts w:ascii="Cambria Math" w:eastAsiaTheme="minorEastAsia" w:hAnsi="Cambria Math"/>
+            <w:sz w:val="20"/>
+            <w:szCs w:val="20"/>
+          </w:rPr>
+          <m:t>ω=π</m:t>
+        </m:r>
+      </m:oMath>
+      <w:r>
+        <w:rPr>
+          <w:rFonts w:eastAsiaTheme="minorEastAsia"/>
+          <w:sz w:val="20"/>
+          <w:szCs w:val="20"/>
+        </w:rPr>
+        <w:t xml:space="preserve">, por lo que es un filtro útil para ser pasa bajos o pasa banda. </w:t>
+      </w:r>
+    </w:p>
+    <w:p>
+      <w:pPr>
+        <w:pStyle w:val="Prrafodelista"/>
+        <w:numPr>
+          <w:ilvl w:val="0"/>
+          <w:numId w:val="20"/>
+        </w:numPr>
+        <w:tabs>
+          <w:tab w:val="left" w:pos="1125"/>
+        </w:tabs>
+        <w:rPr>
+          <w:rFonts w:eastAsiaTheme="minorEastAsia"/>
+          <w:b/>
+          <w:color w:val="ED7D31" w:themeColor="accent2"/>
+          <w:sz w:val="20"/>
+          <w:szCs w:val="20"/>
+          <w:lang w:val="es-ES"/>
+        </w:rPr>
+      </w:pPr>
+      <w:r>
+        <w:rPr>
+          <w:rFonts w:eastAsiaTheme="minorEastAsia"/>
+          <w:b/>
+          <w:color w:val="ED7D31" w:themeColor="accent2"/>
+          <w:sz w:val="20"/>
+          <w:szCs w:val="20"/>
+          <w:lang w:val="es-ES"/>
+        </w:rPr>
+        <w:t>Tipo III</w:t>
+      </w:r>
+    </w:p>
+    <w:p>
+      <w:pPr>
+        <w:pStyle w:val="Prrafodelista"/>
+        <w:tabs>
+          <w:tab w:val="left" w:pos="1125"/>
+        </w:tabs>
+        <w:rPr>
+          <w:rFonts w:eastAsiaTheme="minorEastAsia"/>
+          <w:sz w:val="20"/>
+          <w:szCs w:val="20"/>
+        </w:rPr>
+      </w:pPr>
+      <m:oMath>
+        <m:r>
+          <w:rPr>
+            <w:rFonts w:ascii="Cambria Math" w:eastAsiaTheme="minorEastAsia" w:hAnsi="Cambria Math"/>
+            <w:sz w:val="20"/>
+            <w:szCs w:val="20"/>
+          </w:rPr>
+          <m:t>A(</m:t>
+        </m:r>
+        <m:r>
+          <w:rPr>
+            <w:rFonts w:ascii="Cambria Math" w:eastAsiaTheme="minorEastAsia" w:hAnsi="Cambria Math"/>
+            <w:sz w:val="20"/>
+            <w:szCs w:val="20"/>
+          </w:rPr>
+          <m:t>ω</m:t>
+        </m:r>
+        <m:r>
+          <w:rPr>
+            <w:rFonts w:ascii="Cambria Math" w:eastAsiaTheme="minorEastAsia" w:hAnsi="Cambria Math"/>
+            <w:sz w:val="20"/>
+            <w:szCs w:val="20"/>
+          </w:rPr>
+          <m:t>)</m:t>
+        </m:r>
+      </m:oMath>
+      <w:r>
+        <w:rPr>
+          <w:rFonts w:eastAsiaTheme="minorEastAsia"/>
+          <w:sz w:val="20"/>
+          <w:szCs w:val="20"/>
+        </w:rPr>
+        <w:t xml:space="preserve"> debe se cero </w:t>
+      </w:r>
+      <w:r>
+        <w:rPr>
+          <w:rFonts w:eastAsiaTheme="minorEastAsia"/>
+          <w:sz w:val="20"/>
+          <w:szCs w:val="20"/>
+        </w:rPr>
+        <w:t xml:space="preserve">en </w:t>
+      </w:r>
+      <m:oMath>
+        <m:r>
+          <w:rPr>
+            <w:rFonts w:ascii="Cambria Math" w:eastAsiaTheme="minorEastAsia" w:hAnsi="Cambria Math"/>
+            <w:sz w:val="20"/>
+            <w:szCs w:val="20"/>
+          </w:rPr>
+          <m:t>ω=0</m:t>
+        </m:r>
+      </m:oMath>
+      <w:r>
+        <w:rPr>
+          <w:rFonts w:eastAsiaTheme="minorEastAsia"/>
+          <w:sz w:val="20"/>
+          <w:szCs w:val="20"/>
+        </w:rPr>
+        <w:t xml:space="preserve"> y </w:t>
+      </w:r>
+      <m:oMath>
+        <m:r>
+          <w:rPr>
+            <w:rFonts w:ascii="Cambria Math" w:eastAsiaTheme="minorEastAsia" w:hAnsi="Cambria Math"/>
+            <w:sz w:val="20"/>
+            <w:szCs w:val="20"/>
+          </w:rPr>
+          <m:t>ω=π</m:t>
+        </m:r>
+      </m:oMath>
+      <w:r>
+        <w:rPr>
+          <w:rFonts w:eastAsiaTheme="minorEastAsia"/>
+          <w:sz w:val="20"/>
+          <w:szCs w:val="20"/>
+        </w:rPr>
+        <w:t xml:space="preserve">, por lo que solo puede ser un pasa banda. </w:t>
+      </w:r>
+    </w:p>
+    <w:p>
+      <w:pPr>
+        <w:pStyle w:val="Prrafodelista"/>
+        <w:numPr>
+          <w:ilvl w:val="0"/>
+          <w:numId w:val="20"/>
+        </w:numPr>
+        <w:tabs>
+          <w:tab w:val="left" w:pos="1125"/>
+        </w:tabs>
+        <w:rPr>
+          <w:rFonts w:eastAsiaTheme="minorEastAsia"/>
+          <w:b/>
+          <w:color w:val="ED7D31" w:themeColor="accent2"/>
+          <w:sz w:val="20"/>
+          <w:szCs w:val="20"/>
+          <w:lang w:val="es-ES"/>
+        </w:rPr>
+      </w:pPr>
+      <w:bookmarkStart w:id="0" w:name="_GoBack"/>
+      <w:r>
+        <w:rPr>
+          <w:rFonts w:eastAsiaTheme="minorEastAsia"/>
+          <w:b/>
+          <w:color w:val="ED7D31" w:themeColor="accent2"/>
+          <w:sz w:val="20"/>
+          <w:szCs w:val="20"/>
+          <w:lang w:val="es-ES"/>
+        </w:rPr>
+        <w:t>Tipo IV</w:t>
+      </w:r>
+    </w:p>
+    <w:bookmarkEnd w:id="0"/>
+    <w:p>
+      <w:pPr>
+        <w:pStyle w:val="Prrafodelista"/>
+        <w:tabs>
+          <w:tab w:val="left" w:pos="1125"/>
+        </w:tabs>
+        <w:rPr>
+          <w:rFonts w:eastAsiaTheme="minorEastAsia"/>
+          <w:sz w:val="20"/>
+          <w:szCs w:val="20"/>
+        </w:rPr>
+      </w:pPr>
+      <w:r>
+        <w:rPr>
+          <w:rFonts w:eastAsiaTheme="minorEastAsia"/>
+          <w:sz w:val="20"/>
+          <w:szCs w:val="20"/>
+          <w:lang w:val="es-ES"/>
+        </w:rPr>
+        <w:t xml:space="preserve">La respuesta es cero en </w:t>
+      </w:r>
+      <w:r>
+        <w:rPr>
+          <w:rFonts w:eastAsiaTheme="minorEastAsia"/>
+          <w:sz w:val="20"/>
+          <w:szCs w:val="20"/>
+        </w:rPr>
+        <w:t xml:space="preserve">en </w:t>
+      </w:r>
+      <m:oMath>
+        <m:r>
+          <w:rPr>
+            <w:rFonts w:ascii="Cambria Math" w:eastAsiaTheme="minorEastAsia" w:hAnsi="Cambria Math"/>
+            <w:sz w:val="20"/>
+            <w:szCs w:val="20"/>
+          </w:rPr>
+          <m:t>ω=0</m:t>
+        </m:r>
+      </m:oMath>
+      <w:r>
+        <w:rPr>
+          <w:rFonts w:eastAsiaTheme="minorEastAsia"/>
+          <w:sz w:val="20"/>
+          <w:szCs w:val="20"/>
+        </w:rPr>
+        <w:t xml:space="preserve">, por lo que sirve como pasa altos o pasa banda. </w:t>
+      </w:r>
+    </w:p>
+    <w:p>
+      <w:pPr>
+        <w:tabs>
+          <w:tab w:val="left" w:pos="1125"/>
+        </w:tabs>
+        <w:rPr>
+          <w:rFonts w:eastAsiaTheme="minorEastAsia"/>
+          <w:b/>
+          <w:color w:val="7030A0"/>
+          <w:sz w:val="20"/>
+          <w:szCs w:val="20"/>
+          <w:u w:val="single"/>
+          <w:lang w:val="es-ES"/>
+        </w:rPr>
+      </w:pPr>
+      <w:r>
+        <w:rPr>
+          <w:rFonts w:eastAsiaTheme="minorEastAsia"/>
+          <w:b/>
+          <w:color w:val="7030A0"/>
+          <w:sz w:val="20"/>
+          <w:szCs w:val="20"/>
+          <w:u w:val="single"/>
+          <w:lang w:val="es-ES"/>
+        </w:rPr>
+        <w:t xml:space="preserve">Diseño de filtros </w:t>
+      </w:r>
+    </w:p>
+    <w:p>
+      <w:pPr>
+        <w:tabs>
+          <w:tab w:val="left" w:pos="1125"/>
+        </w:tabs>
+        <w:rPr>
+          <w:rFonts w:eastAsiaTheme="minorEastAsia"/>
+          <w:sz w:val="20"/>
+          <w:szCs w:val="20"/>
+          <w:lang w:val="es-ES"/>
+        </w:rPr>
+      </w:pPr>
+    </w:p>
+    <w:p>
+      <w:pPr>
+        <w:rPr>
+          <w:rFonts w:eastAsiaTheme="minorEastAsia"/>
+          <w:b/>
+          <w:color w:val="7030A0"/>
+          <w:sz w:val="20"/>
+          <w:szCs w:val="20"/>
+          <w:u w:val="single"/>
+          <w:lang w:val="es-ES"/>
+        </w:rPr>
+      </w:pPr>
+      <w:r>
+        <w:rPr>
+          <w:rFonts w:eastAsiaTheme="minorEastAsia"/>
+          <w:b/>
+          <w:color w:val="7030A0"/>
+          <w:sz w:val="20"/>
+          <w:szCs w:val="20"/>
+          <w:u w:val="single"/>
+          <w:lang w:val="es-ES"/>
+        </w:rPr>
+        <w:t xml:space="preserve">Funciones de </w:t>
+      </w:r>
+      <w:r>
+        <w:rPr>
+          <w:rFonts w:eastAsiaTheme="minorEastAsia"/>
+          <w:b/>
+          <w:color w:val="7030A0"/>
+          <w:sz w:val="20"/>
+          <w:szCs w:val="20"/>
+          <w:u w:val="single"/>
+          <w:lang w:val="es-ES"/>
+        </w:rPr>
+        <w:t>aproximación</w:t>
+      </w:r>
+    </w:p>
+    <w:p>
+      <w:pPr>
+        <w:rPr>
+          <w:rFonts w:eastAsiaTheme="minorEastAsia"/>
+          <w:b/>
+          <w:color w:val="7030A0"/>
+          <w:sz w:val="20"/>
+          <w:szCs w:val="20"/>
+          <w:u w:val="single"/>
+          <w:lang w:val="es-ES"/>
+        </w:rPr>
+      </w:pPr>
+      <w:r>
+        <w:rPr>
+          <w:rFonts w:eastAsiaTheme="minorEastAsia"/>
+          <w:b/>
+          <w:color w:val="7030A0"/>
+          <w:sz w:val="20"/>
+          <w:szCs w:val="20"/>
+          <w:u w:val="single"/>
+          <w:lang w:val="es-ES"/>
+        </w:rPr>
+        <w:t>Diseño de filtros FIR</w:t>
+      </w:r>
+    </w:p>
+    <w:p>
+      <w:pPr>
+        <w:rPr>
+          <w:rFonts w:eastAsiaTheme="minorEastAsia"/>
+          <w:sz w:val="20"/>
+          <w:szCs w:val="20"/>
+          <w:lang w:val="es-ES"/>
+        </w:rPr>
+      </w:pPr>
     </w:p>
     <w:p>
       <w:pPr>
@@ -13390,8 +15162,121 @@
 </file>
 
 <file path=word/numbering.xml><?xml version="1.0" encoding="utf-8"?>
-<w:numbering xmlns:wpc="http://schemas.microsoft.com/office/word/2010/wordprocessingCanvas" xmlns:cx="http://schemas.microsoft.com/office/drawing/2014/chartex" xmlns:cx1="http://schemas.microsoft.com/office/drawing/2015/9/8/chartex" xmlns:cx2="http://schemas.microsoft.com/office/drawing/2015/10/21/chartex" xmlns:cx3="http://schemas.microsoft.com/office/drawing/2016/5/9/chartex" xmlns:cx4="http://schemas.microsoft.com/office/drawing/2016/5/10/chartex" xmlns:cx5="http://schemas.microsoft.com/office/drawing/2016/5/11/chartex" xmlns:cx6="http://schemas.microsoft.com/office/drawing/2016/5/12/chartex" xmlns:cx7="http://schemas.microsoft.com/office/drawing/2016/5/13/chartex" xmlns:cx8="http://schemas.microsoft.com/office/drawing/2016/5/14/chartex" xmlns:mc="http://schemas.openxmlformats.org/markup-compatibility/2006" xmlns:aink="http://schemas.microsoft.com/office/drawing/2016/ink" xmlns:am3d="http://schemas.microsoft.com/office/drawing/2017/model3d" xmlns:o="urn:schemas-microsoft-com:office:office" xmlns:oel="http://schemas.microsoft.com/office/2019/extlst" xmlns:r="http://schemas.openxmlformats.org/officeDocument/2006/relationships" xmlns:m="http://schemas.openxmlformats.org/officeDocument/2006/math" xmlns:v="urn:schemas-microsoft-com:vml" xmlns:wp14="http://schemas.microsoft.com/office/word/2010/wordprocessingDrawing" xmlns:wp="http://schemas.openxmlformats.org/drawingml/2006/wordprocessingDrawing" xmlns:w10="urn:schemas-microsoft-com:office:word" xmlns:w="http://schemas.openxmlformats.org/wordprocessingml/2006/main" xmlns:w14="http://schemas.microsoft.com/office/word/2010/wordml" xmlns:w15="http://schemas.microsoft.com/office/word/2012/wordml" xmlns:w16cex="http://schemas.microsoft.com/office/word/2018/wordml/cex" xmlns:w16cid="http://schemas.microsoft.com/office/word/2016/wordml/cid" xmlns:w16="http://schemas.microsoft.com/office/word/2018/wordml" xmlns:w16du="http://schemas.microsoft.com/office/word/2023/wordml/word16du" xmlns:w16sdtdh="http://schemas.microsoft.com/office/word/2020/wordml/sdtdatahash" xmlns:w16sdtfl="http://schemas.microsoft.com/office/word/2024/wordml/sdtformatlock" xmlns:w16se="http://schemas.microsoft.com/office/word/2015/wordml/symex" xmlns:wpg="http://schemas.microsoft.com/office/word/2010/wordprocessingGroup" xmlns:wpi="http://schemas.microsoft.com/office/word/2010/wordprocessingInk" xmlns:wne="http://schemas.microsoft.com/office/word/2006/wordml" xmlns:wps="http://schemas.microsoft.com/office/word/2010/wordprocessingShape" mc:Ignorable="w14 w15 w16se w16cid w16 w16cex w16sdtdh w16sdtfl w16du wp14">
+<w:numbering xmlns:wpc="http://schemas.microsoft.com/office/word/2010/wordprocessingCanvas" xmlns:cx="http://schemas.microsoft.com/office/drawing/2014/chartex" xmlns:mc="http://schemas.openxmlformats.org/markup-compatibility/2006" xmlns:o="urn:schemas-microsoft-com:office:office" xmlns:r="http://schemas.openxmlformats.org/officeDocument/2006/relationships" xmlns:m="http://schemas.openxmlformats.org/officeDocument/2006/math" xmlns:v="urn:schemas-microsoft-com:vml" xmlns:wp14="http://schemas.microsoft.com/office/word/2010/wordprocessingDrawing" xmlns:wp="http://schemas.openxmlformats.org/drawingml/2006/wordprocessingDrawing" xmlns:w10="urn:schemas-microsoft-com:office:word" xmlns:w="http://schemas.openxmlformats.org/wordprocessingml/2006/main" xmlns:w14="http://schemas.microsoft.com/office/word/2010/wordml" xmlns:w15="http://schemas.microsoft.com/office/word/2012/wordml" xmlns:w16se="http://schemas.microsoft.com/office/word/2015/wordml/symex" xmlns:wpg="http://schemas.microsoft.com/office/word/2010/wordprocessingGroup" xmlns:wpi="http://schemas.microsoft.com/office/word/2010/wordprocessingInk" xmlns:wne="http://schemas.microsoft.com/office/word/2006/wordml" xmlns:wps="http://schemas.microsoft.com/office/word/2010/wordprocessingShape" mc:Ignorable="w14 w15 w16se wp14">
   <w:abstractNum w:abstractNumId="0" w15:restartNumberingAfterBreak="0">
+    <w:nsid w:val="03E33DCE"/>
+    <w:multiLevelType w:val="hybridMultilevel"/>
+    <w:tmpl w:val="A50404AE"/>
+    <w:lvl w:ilvl="0" w:tplc="04090001">
+      <w:start w:val="1"/>
+      <w:numFmt w:val="bullet"/>
+      <w:lvlText w:val=""/>
+      <w:lvlJc w:val="left"/>
+      <w:pPr>
+        <w:ind w:left="720" w:hanging="360"/>
+      </w:pPr>
+      <w:rPr>
+        <w:rFonts w:ascii="Symbol" w:hAnsi="Symbol" w:hint="default"/>
+      </w:rPr>
+    </w:lvl>
+    <w:lvl w:ilvl="1" w:tplc="04090003" w:tentative="1">
+      <w:start w:val="1"/>
+      <w:numFmt w:val="bullet"/>
+      <w:lvlText w:val="o"/>
+      <w:lvlJc w:val="left"/>
+      <w:pPr>
+        <w:ind w:left="1440" w:hanging="360"/>
+      </w:pPr>
+      <w:rPr>
+        <w:rFonts w:ascii="Courier New" w:hAnsi="Courier New" w:cs="Courier New" w:hint="default"/>
+      </w:rPr>
+    </w:lvl>
+    <w:lvl w:ilvl="2" w:tplc="04090005" w:tentative="1">
+      <w:start w:val="1"/>
+      <w:numFmt w:val="bullet"/>
+      <w:lvlText w:val=""/>
+      <w:lvlJc w:val="left"/>
+      <w:pPr>
+        <w:ind w:left="2160" w:hanging="360"/>
+      </w:pPr>
+      <w:rPr>
+        <w:rFonts w:ascii="Wingdings" w:hAnsi="Wingdings" w:hint="default"/>
+      </w:rPr>
+    </w:lvl>
+    <w:lvl w:ilvl="3" w:tplc="04090001" w:tentative="1">
+      <w:start w:val="1"/>
+      <w:numFmt w:val="bullet"/>
+      <w:lvlText w:val=""/>
+      <w:lvlJc w:val="left"/>
+      <w:pPr>
+        <w:ind w:left="2880" w:hanging="360"/>
+      </w:pPr>
+      <w:rPr>
+        <w:rFonts w:ascii="Symbol" w:hAnsi="Symbol" w:hint="default"/>
+      </w:rPr>
+    </w:lvl>
+    <w:lvl w:ilvl="4" w:tplc="04090003" w:tentative="1">
+      <w:start w:val="1"/>
+      <w:numFmt w:val="bullet"/>
+      <w:lvlText w:val="o"/>
+      <w:lvlJc w:val="left"/>
+      <w:pPr>
+        <w:ind w:left="3600" w:hanging="360"/>
+      </w:pPr>
+      <w:rPr>
+        <w:rFonts w:ascii="Courier New" w:hAnsi="Courier New" w:cs="Courier New" w:hint="default"/>
+      </w:rPr>
+    </w:lvl>
+    <w:lvl w:ilvl="5" w:tplc="04090005" w:tentative="1">
+      <w:start w:val="1"/>
+      <w:numFmt w:val="bullet"/>
+      <w:lvlText w:val=""/>
+      <w:lvlJc w:val="left"/>
+      <w:pPr>
+        <w:ind w:left="4320" w:hanging="360"/>
+      </w:pPr>
+      <w:rPr>
+        <w:rFonts w:ascii="Wingdings" w:hAnsi="Wingdings" w:hint="default"/>
+      </w:rPr>
+    </w:lvl>
+    <w:lvl w:ilvl="6" w:tplc="04090001" w:tentative="1">
+      <w:start w:val="1"/>
+      <w:numFmt w:val="bullet"/>
+      <w:lvlText w:val=""/>
+      <w:lvlJc w:val="left"/>
+      <w:pPr>
+        <w:ind w:left="5040" w:hanging="360"/>
+      </w:pPr>
+      <w:rPr>
+        <w:rFonts w:ascii="Symbol" w:hAnsi="Symbol" w:hint="default"/>
+      </w:rPr>
+    </w:lvl>
+    <w:lvl w:ilvl="7" w:tplc="04090003" w:tentative="1">
+      <w:start w:val="1"/>
+      <w:numFmt w:val="bullet"/>
+      <w:lvlText w:val="o"/>
+      <w:lvlJc w:val="left"/>
+      <w:pPr>
+        <w:ind w:left="5760" w:hanging="360"/>
+      </w:pPr>
+      <w:rPr>
+        <w:rFonts w:ascii="Courier New" w:hAnsi="Courier New" w:cs="Courier New" w:hint="default"/>
+      </w:rPr>
+    </w:lvl>
+    <w:lvl w:ilvl="8" w:tplc="04090005" w:tentative="1">
+      <w:start w:val="1"/>
+      <w:numFmt w:val="bullet"/>
+      <w:lvlText w:val=""/>
+      <w:lvlJc w:val="left"/>
+      <w:pPr>
+        <w:ind w:left="6480" w:hanging="360"/>
+      </w:pPr>
+      <w:rPr>
+        <w:rFonts w:ascii="Wingdings" w:hAnsi="Wingdings" w:hint="default"/>
+      </w:rPr>
+    </w:lvl>
+  </w:abstractNum>
+  <w:abstractNum w:abstractNumId="1" w15:restartNumberingAfterBreak="0">
     <w:nsid w:val="108D2743"/>
     <w:multiLevelType w:val="hybridMultilevel"/>
     <w:tmpl w:val="AC98C0B8"/>
@@ -13480,7 +15365,7 @@
       </w:pPr>
     </w:lvl>
   </w:abstractNum>
-  <w:abstractNum w:abstractNumId="1" w15:restartNumberingAfterBreak="0">
+  <w:abstractNum w:abstractNumId="2" w15:restartNumberingAfterBreak="0">
     <w:nsid w:val="16403797"/>
     <w:multiLevelType w:val="hybridMultilevel"/>
     <w:tmpl w:val="DFCC386E"/>
@@ -13595,7 +15480,7 @@
       </w:rPr>
     </w:lvl>
   </w:abstractNum>
-  <w:abstractNum w:abstractNumId="2" w15:restartNumberingAfterBreak="0">
+  <w:abstractNum w:abstractNumId="3" w15:restartNumberingAfterBreak="0">
     <w:nsid w:val="16E745C5"/>
     <w:multiLevelType w:val="hybridMultilevel"/>
     <w:tmpl w:val="A9220950"/>
@@ -13708,7 +15593,7 @@
       </w:rPr>
     </w:lvl>
   </w:abstractNum>
-  <w:abstractNum w:abstractNumId="3" w15:restartNumberingAfterBreak="0">
+  <w:abstractNum w:abstractNumId="4" w15:restartNumberingAfterBreak="0">
     <w:nsid w:val="1993476A"/>
     <w:multiLevelType w:val="hybridMultilevel"/>
     <w:tmpl w:val="A232CF6E"/>
@@ -13797,7 +15682,7 @@
       </w:pPr>
     </w:lvl>
   </w:abstractNum>
-  <w:abstractNum w:abstractNumId="4" w15:restartNumberingAfterBreak="0">
+  <w:abstractNum w:abstractNumId="5" w15:restartNumberingAfterBreak="0">
     <w:nsid w:val="1C407AD5"/>
     <w:multiLevelType w:val="hybridMultilevel"/>
     <w:tmpl w:val="DF02E5C8"/>
@@ -13910,7 +15795,7 @@
       </w:rPr>
     </w:lvl>
   </w:abstractNum>
-  <w:abstractNum w:abstractNumId="5" w15:restartNumberingAfterBreak="0">
+  <w:abstractNum w:abstractNumId="6" w15:restartNumberingAfterBreak="0">
     <w:nsid w:val="23BE57AD"/>
     <w:multiLevelType w:val="hybridMultilevel"/>
     <w:tmpl w:val="5BC4D06A"/>
@@ -14026,7 +15911,7 @@
       </w:rPr>
     </w:lvl>
   </w:abstractNum>
-  <w:abstractNum w:abstractNumId="6" w15:restartNumberingAfterBreak="0">
+  <w:abstractNum w:abstractNumId="7" w15:restartNumberingAfterBreak="0">
     <w:nsid w:val="2B7157BD"/>
     <w:multiLevelType w:val="hybridMultilevel"/>
     <w:tmpl w:val="C422F2D8"/>
@@ -14138,7 +16023,7 @@
       </w:rPr>
     </w:lvl>
   </w:abstractNum>
-  <w:abstractNum w:abstractNumId="7" w15:restartNumberingAfterBreak="0">
+  <w:abstractNum w:abstractNumId="8" w15:restartNumberingAfterBreak="0">
     <w:nsid w:val="365F25D6"/>
     <w:multiLevelType w:val="hybridMultilevel"/>
     <w:tmpl w:val="5F524C72"/>
@@ -14251,7 +16136,7 @@
       </w:rPr>
     </w:lvl>
   </w:abstractNum>
-  <w:abstractNum w:abstractNumId="8" w15:restartNumberingAfterBreak="0">
+  <w:abstractNum w:abstractNumId="9" w15:restartNumberingAfterBreak="0">
     <w:nsid w:val="531D4F32"/>
     <w:multiLevelType w:val="hybridMultilevel"/>
     <w:tmpl w:val="D792ADD6"/>
@@ -14364,7 +16249,7 @@
       </w:rPr>
     </w:lvl>
   </w:abstractNum>
-  <w:abstractNum w:abstractNumId="9" w15:restartNumberingAfterBreak="0">
+  <w:abstractNum w:abstractNumId="10" w15:restartNumberingAfterBreak="0">
     <w:nsid w:val="57964E85"/>
     <w:multiLevelType w:val="hybridMultilevel"/>
     <w:tmpl w:val="AE265A40"/>
@@ -14477,7 +16362,7 @@
       </w:rPr>
     </w:lvl>
   </w:abstractNum>
-  <w:abstractNum w:abstractNumId="10" w15:restartNumberingAfterBreak="0">
+  <w:abstractNum w:abstractNumId="11" w15:restartNumberingAfterBreak="0">
     <w:nsid w:val="582C5FEE"/>
     <w:multiLevelType w:val="hybridMultilevel"/>
     <w:tmpl w:val="1198520E"/>
@@ -14590,7 +16475,233 @@
       </w:rPr>
     </w:lvl>
   </w:abstractNum>
-  <w:abstractNum w:abstractNumId="11" w15:restartNumberingAfterBreak="0">
+  <w:abstractNum w:abstractNumId="12" w15:restartNumberingAfterBreak="0">
+    <w:nsid w:val="595D0546"/>
+    <w:multiLevelType w:val="hybridMultilevel"/>
+    <w:tmpl w:val="92AA04BA"/>
+    <w:lvl w:ilvl="0" w:tplc="04090001">
+      <w:start w:val="1"/>
+      <w:numFmt w:val="bullet"/>
+      <w:lvlText w:val=""/>
+      <w:lvlJc w:val="left"/>
+      <w:pPr>
+        <w:ind w:left="720" w:hanging="360"/>
+      </w:pPr>
+      <w:rPr>
+        <w:rFonts w:ascii="Symbol" w:hAnsi="Symbol" w:hint="default"/>
+      </w:rPr>
+    </w:lvl>
+    <w:lvl w:ilvl="1" w:tplc="04090003" w:tentative="1">
+      <w:start w:val="1"/>
+      <w:numFmt w:val="bullet"/>
+      <w:lvlText w:val="o"/>
+      <w:lvlJc w:val="left"/>
+      <w:pPr>
+        <w:ind w:left="1440" w:hanging="360"/>
+      </w:pPr>
+      <w:rPr>
+        <w:rFonts w:ascii="Courier New" w:hAnsi="Courier New" w:cs="Courier New" w:hint="default"/>
+      </w:rPr>
+    </w:lvl>
+    <w:lvl w:ilvl="2" w:tplc="04090005" w:tentative="1">
+      <w:start w:val="1"/>
+      <w:numFmt w:val="bullet"/>
+      <w:lvlText w:val=""/>
+      <w:lvlJc w:val="left"/>
+      <w:pPr>
+        <w:ind w:left="2160" w:hanging="360"/>
+      </w:pPr>
+      <w:rPr>
+        <w:rFonts w:ascii="Wingdings" w:hAnsi="Wingdings" w:hint="default"/>
+      </w:rPr>
+    </w:lvl>
+    <w:lvl w:ilvl="3" w:tplc="04090001" w:tentative="1">
+      <w:start w:val="1"/>
+      <w:numFmt w:val="bullet"/>
+      <w:lvlText w:val=""/>
+      <w:lvlJc w:val="left"/>
+      <w:pPr>
+        <w:ind w:left="2880" w:hanging="360"/>
+      </w:pPr>
+      <w:rPr>
+        <w:rFonts w:ascii="Symbol" w:hAnsi="Symbol" w:hint="default"/>
+      </w:rPr>
+    </w:lvl>
+    <w:lvl w:ilvl="4" w:tplc="04090003" w:tentative="1">
+      <w:start w:val="1"/>
+      <w:numFmt w:val="bullet"/>
+      <w:lvlText w:val="o"/>
+      <w:lvlJc w:val="left"/>
+      <w:pPr>
+        <w:ind w:left="3600" w:hanging="360"/>
+      </w:pPr>
+      <w:rPr>
+        <w:rFonts w:ascii="Courier New" w:hAnsi="Courier New" w:cs="Courier New" w:hint="default"/>
+      </w:rPr>
+    </w:lvl>
+    <w:lvl w:ilvl="5" w:tplc="04090005" w:tentative="1">
+      <w:start w:val="1"/>
+      <w:numFmt w:val="bullet"/>
+      <w:lvlText w:val=""/>
+      <w:lvlJc w:val="left"/>
+      <w:pPr>
+        <w:ind w:left="4320" w:hanging="360"/>
+      </w:pPr>
+      <w:rPr>
+        <w:rFonts w:ascii="Wingdings" w:hAnsi="Wingdings" w:hint="default"/>
+      </w:rPr>
+    </w:lvl>
+    <w:lvl w:ilvl="6" w:tplc="04090001" w:tentative="1">
+      <w:start w:val="1"/>
+      <w:numFmt w:val="bullet"/>
+      <w:lvlText w:val=""/>
+      <w:lvlJc w:val="left"/>
+      <w:pPr>
+        <w:ind w:left="5040" w:hanging="360"/>
+      </w:pPr>
+      <w:rPr>
+        <w:rFonts w:ascii="Symbol" w:hAnsi="Symbol" w:hint="default"/>
+      </w:rPr>
+    </w:lvl>
+    <w:lvl w:ilvl="7" w:tplc="04090003" w:tentative="1">
+      <w:start w:val="1"/>
+      <w:numFmt w:val="bullet"/>
+      <w:lvlText w:val="o"/>
+      <w:lvlJc w:val="left"/>
+      <w:pPr>
+        <w:ind w:left="5760" w:hanging="360"/>
+      </w:pPr>
+      <w:rPr>
+        <w:rFonts w:ascii="Courier New" w:hAnsi="Courier New" w:cs="Courier New" w:hint="default"/>
+      </w:rPr>
+    </w:lvl>
+    <w:lvl w:ilvl="8" w:tplc="04090005" w:tentative="1">
+      <w:start w:val="1"/>
+      <w:numFmt w:val="bullet"/>
+      <w:lvlText w:val=""/>
+      <w:lvlJc w:val="left"/>
+      <w:pPr>
+        <w:ind w:left="6480" w:hanging="360"/>
+      </w:pPr>
+      <w:rPr>
+        <w:rFonts w:ascii="Wingdings" w:hAnsi="Wingdings" w:hint="default"/>
+      </w:rPr>
+    </w:lvl>
+  </w:abstractNum>
+  <w:abstractNum w:abstractNumId="13" w15:restartNumberingAfterBreak="0">
+    <w:nsid w:val="649D2F01"/>
+    <w:multiLevelType w:val="hybridMultilevel"/>
+    <w:tmpl w:val="D6E0070E"/>
+    <w:lvl w:ilvl="0" w:tplc="04090001">
+      <w:start w:val="1"/>
+      <w:numFmt w:val="bullet"/>
+      <w:lvlText w:val=""/>
+      <w:lvlJc w:val="left"/>
+      <w:pPr>
+        <w:ind w:left="720" w:hanging="360"/>
+      </w:pPr>
+      <w:rPr>
+        <w:rFonts w:ascii="Symbol" w:hAnsi="Symbol" w:hint="default"/>
+      </w:rPr>
+    </w:lvl>
+    <w:lvl w:ilvl="1" w:tplc="04090003" w:tentative="1">
+      <w:start w:val="1"/>
+      <w:numFmt w:val="bullet"/>
+      <w:lvlText w:val="o"/>
+      <w:lvlJc w:val="left"/>
+      <w:pPr>
+        <w:ind w:left="1440" w:hanging="360"/>
+      </w:pPr>
+      <w:rPr>
+        <w:rFonts w:ascii="Courier New" w:hAnsi="Courier New" w:cs="Courier New" w:hint="default"/>
+      </w:rPr>
+    </w:lvl>
+    <w:lvl w:ilvl="2" w:tplc="04090005" w:tentative="1">
+      <w:start w:val="1"/>
+      <w:numFmt w:val="bullet"/>
+      <w:lvlText w:val=""/>
+      <w:lvlJc w:val="left"/>
+      <w:pPr>
+        <w:ind w:left="2160" w:hanging="360"/>
+      </w:pPr>
+      <w:rPr>
+        <w:rFonts w:ascii="Wingdings" w:hAnsi="Wingdings" w:hint="default"/>
+      </w:rPr>
+    </w:lvl>
+    <w:lvl w:ilvl="3" w:tplc="04090001" w:tentative="1">
+      <w:start w:val="1"/>
+      <w:numFmt w:val="bullet"/>
+      <w:lvlText w:val=""/>
+      <w:lvlJc w:val="left"/>
+      <w:pPr>
+        <w:ind w:left="2880" w:hanging="360"/>
+      </w:pPr>
+      <w:rPr>
+        <w:rFonts w:ascii="Symbol" w:hAnsi="Symbol" w:hint="default"/>
+      </w:rPr>
+    </w:lvl>
+    <w:lvl w:ilvl="4" w:tplc="04090003" w:tentative="1">
+      <w:start w:val="1"/>
+      <w:numFmt w:val="bullet"/>
+      <w:lvlText w:val="o"/>
+      <w:lvlJc w:val="left"/>
+      <w:pPr>
+        <w:ind w:left="3600" w:hanging="360"/>
+      </w:pPr>
+      <w:rPr>
+        <w:rFonts w:ascii="Courier New" w:hAnsi="Courier New" w:cs="Courier New" w:hint="default"/>
+      </w:rPr>
+    </w:lvl>
+    <w:lvl w:ilvl="5" w:tplc="04090005" w:tentative="1">
+      <w:start w:val="1"/>
+      <w:numFmt w:val="bullet"/>
+      <w:lvlText w:val=""/>
+      <w:lvlJc w:val="left"/>
+      <w:pPr>
+        <w:ind w:left="4320" w:hanging="360"/>
+      </w:pPr>
+      <w:rPr>
+        <w:rFonts w:ascii="Wingdings" w:hAnsi="Wingdings" w:hint="default"/>
+      </w:rPr>
+    </w:lvl>
+    <w:lvl w:ilvl="6" w:tplc="04090001" w:tentative="1">
+      <w:start w:val="1"/>
+      <w:numFmt w:val="bullet"/>
+      <w:lvlText w:val=""/>
+      <w:lvlJc w:val="left"/>
+      <w:pPr>
+        <w:ind w:left="5040" w:hanging="360"/>
+      </w:pPr>
+      <w:rPr>
+        <w:rFonts w:ascii="Symbol" w:hAnsi="Symbol" w:hint="default"/>
+      </w:rPr>
+    </w:lvl>
+    <w:lvl w:ilvl="7" w:tplc="04090003" w:tentative="1">
+      <w:start w:val="1"/>
+      <w:numFmt w:val="bullet"/>
+      <w:lvlText w:val="o"/>
+      <w:lvlJc w:val="left"/>
+      <w:pPr>
+        <w:ind w:left="5760" w:hanging="360"/>
+      </w:pPr>
+      <w:rPr>
+        <w:rFonts w:ascii="Courier New" w:hAnsi="Courier New" w:cs="Courier New" w:hint="default"/>
+      </w:rPr>
+    </w:lvl>
+    <w:lvl w:ilvl="8" w:tplc="04090005" w:tentative="1">
+      <w:start w:val="1"/>
+      <w:numFmt w:val="bullet"/>
+      <w:lvlText w:val=""/>
+      <w:lvlJc w:val="left"/>
+      <w:pPr>
+        <w:ind w:left="6480" w:hanging="360"/>
+      </w:pPr>
+      <w:rPr>
+        <w:rFonts w:ascii="Wingdings" w:hAnsi="Wingdings" w:hint="default"/>
+      </w:rPr>
+    </w:lvl>
+  </w:abstractNum>
+  <w:abstractNum w:abstractNumId="14" w15:restartNumberingAfterBreak="0">
     <w:nsid w:val="66F22821"/>
     <w:multiLevelType w:val="hybridMultilevel"/>
     <w:tmpl w:val="39A02324"/>
@@ -14703,7 +16814,120 @@
       </w:rPr>
     </w:lvl>
   </w:abstractNum>
-  <w:abstractNum w:abstractNumId="12" w15:restartNumberingAfterBreak="0">
+  <w:abstractNum w:abstractNumId="15" w15:restartNumberingAfterBreak="0">
+    <w:nsid w:val="6CE25619"/>
+    <w:multiLevelType w:val="hybridMultilevel"/>
+    <w:tmpl w:val="9BF8FD7A"/>
+    <w:lvl w:ilvl="0" w:tplc="04090001">
+      <w:start w:val="1"/>
+      <w:numFmt w:val="bullet"/>
+      <w:lvlText w:val=""/>
+      <w:lvlJc w:val="left"/>
+      <w:pPr>
+        <w:ind w:left="720" w:hanging="360"/>
+      </w:pPr>
+      <w:rPr>
+        <w:rFonts w:ascii="Symbol" w:hAnsi="Symbol" w:hint="default"/>
+      </w:rPr>
+    </w:lvl>
+    <w:lvl w:ilvl="1" w:tplc="04090003" w:tentative="1">
+      <w:start w:val="1"/>
+      <w:numFmt w:val="bullet"/>
+      <w:lvlText w:val="o"/>
+      <w:lvlJc w:val="left"/>
+      <w:pPr>
+        <w:ind w:left="1440" w:hanging="360"/>
+      </w:pPr>
+      <w:rPr>
+        <w:rFonts w:ascii="Courier New" w:hAnsi="Courier New" w:cs="Courier New" w:hint="default"/>
+      </w:rPr>
+    </w:lvl>
+    <w:lvl w:ilvl="2" w:tplc="04090005" w:tentative="1">
+      <w:start w:val="1"/>
+      <w:numFmt w:val="bullet"/>
+      <w:lvlText w:val=""/>
+      <w:lvlJc w:val="left"/>
+      <w:pPr>
+        <w:ind w:left="2160" w:hanging="360"/>
+      </w:pPr>
+      <w:rPr>
+        <w:rFonts w:ascii="Wingdings" w:hAnsi="Wingdings" w:hint="default"/>
+      </w:rPr>
+    </w:lvl>
+    <w:lvl w:ilvl="3" w:tplc="04090001" w:tentative="1">
+      <w:start w:val="1"/>
+      <w:numFmt w:val="bullet"/>
+      <w:lvlText w:val=""/>
+      <w:lvlJc w:val="left"/>
+      <w:pPr>
+        <w:ind w:left="2880" w:hanging="360"/>
+      </w:pPr>
+      <w:rPr>
+        <w:rFonts w:ascii="Symbol" w:hAnsi="Symbol" w:hint="default"/>
+      </w:rPr>
+    </w:lvl>
+    <w:lvl w:ilvl="4" w:tplc="04090003" w:tentative="1">
+      <w:start w:val="1"/>
+      <w:numFmt w:val="bullet"/>
+      <w:lvlText w:val="o"/>
+      <w:lvlJc w:val="left"/>
+      <w:pPr>
+        <w:ind w:left="3600" w:hanging="360"/>
+      </w:pPr>
+      <w:rPr>
+        <w:rFonts w:ascii="Courier New" w:hAnsi="Courier New" w:cs="Courier New" w:hint="default"/>
+      </w:rPr>
+    </w:lvl>
+    <w:lvl w:ilvl="5" w:tplc="04090005" w:tentative="1">
+      <w:start w:val="1"/>
+      <w:numFmt w:val="bullet"/>
+      <w:lvlText w:val=""/>
+      <w:lvlJc w:val="left"/>
+      <w:pPr>
+        <w:ind w:left="4320" w:hanging="360"/>
+      </w:pPr>
+      <w:rPr>
+        <w:rFonts w:ascii="Wingdings" w:hAnsi="Wingdings" w:hint="default"/>
+      </w:rPr>
+    </w:lvl>
+    <w:lvl w:ilvl="6" w:tplc="04090001" w:tentative="1">
+      <w:start w:val="1"/>
+      <w:numFmt w:val="bullet"/>
+      <w:lvlText w:val=""/>
+      <w:lvlJc w:val="left"/>
+      <w:pPr>
+        <w:ind w:left="5040" w:hanging="360"/>
+      </w:pPr>
+      <w:rPr>
+        <w:rFonts w:ascii="Symbol" w:hAnsi="Symbol" w:hint="default"/>
+      </w:rPr>
+    </w:lvl>
+    <w:lvl w:ilvl="7" w:tplc="04090003" w:tentative="1">
+      <w:start w:val="1"/>
+      <w:numFmt w:val="bullet"/>
+      <w:lvlText w:val="o"/>
+      <w:lvlJc w:val="left"/>
+      <w:pPr>
+        <w:ind w:left="5760" w:hanging="360"/>
+      </w:pPr>
+      <w:rPr>
+        <w:rFonts w:ascii="Courier New" w:hAnsi="Courier New" w:cs="Courier New" w:hint="default"/>
+      </w:rPr>
+    </w:lvl>
+    <w:lvl w:ilvl="8" w:tplc="04090005" w:tentative="1">
+      <w:start w:val="1"/>
+      <w:numFmt w:val="bullet"/>
+      <w:lvlText w:val=""/>
+      <w:lvlJc w:val="left"/>
+      <w:pPr>
+        <w:ind w:left="6480" w:hanging="360"/>
+      </w:pPr>
+      <w:rPr>
+        <w:rFonts w:ascii="Wingdings" w:hAnsi="Wingdings" w:hint="default"/>
+      </w:rPr>
+    </w:lvl>
+  </w:abstractNum>
+  <w:abstractNum w:abstractNumId="16" w15:restartNumberingAfterBreak="0">
     <w:nsid w:val="7435572F"/>
     <w:multiLevelType w:val="hybridMultilevel"/>
     <w:tmpl w:val="F61877A6"/>
@@ -14819,7 +17043,7 @@
       </w:rPr>
     </w:lvl>
   </w:abstractNum>
-  <w:abstractNum w:abstractNumId="13" w15:restartNumberingAfterBreak="0">
+  <w:abstractNum w:abstractNumId="17" w15:restartNumberingAfterBreak="0">
     <w:nsid w:val="74763561"/>
     <w:multiLevelType w:val="hybridMultilevel"/>
     <w:tmpl w:val="C32ABE9A"/>
@@ -14908,7 +17132,7 @@
       </w:pPr>
     </w:lvl>
   </w:abstractNum>
-  <w:abstractNum w:abstractNumId="14" w15:restartNumberingAfterBreak="0">
+  <w:abstractNum w:abstractNumId="18" w15:restartNumberingAfterBreak="0">
     <w:nsid w:val="7AAB5440"/>
     <w:multiLevelType w:val="hybridMultilevel"/>
     <w:tmpl w:val="AB16ED8C"/>
@@ -15021,7 +17245,7 @@
       </w:rPr>
     </w:lvl>
   </w:abstractNum>
-  <w:abstractNum w:abstractNumId="15" w15:restartNumberingAfterBreak="0">
+  <w:abstractNum w:abstractNumId="19" w15:restartNumberingAfterBreak="0">
     <w:nsid w:val="7BF70942"/>
     <w:multiLevelType w:val="hybridMultilevel"/>
     <w:tmpl w:val="C2CA450C"/>
@@ -15134,59 +17358,71 @@
       </w:rPr>
     </w:lvl>
   </w:abstractNum>
-  <w:num w:numId="1" w16cid:durableId="1932620928">
+  <w:num w:numId="1">
+    <w:abstractNumId w:val="19"/>
+  </w:num>
+  <w:num w:numId="2">
+    <w:abstractNumId w:val="7"/>
+  </w:num>
+  <w:num w:numId="3">
+    <w:abstractNumId w:val="4"/>
+  </w:num>
+  <w:num w:numId="4">
+    <w:abstractNumId w:val="14"/>
+  </w:num>
+  <w:num w:numId="5">
+    <w:abstractNumId w:val="16"/>
+  </w:num>
+  <w:num w:numId="6">
+    <w:abstractNumId w:val="18"/>
+  </w:num>
+  <w:num w:numId="7">
+    <w:abstractNumId w:val="17"/>
+  </w:num>
+  <w:num w:numId="8">
+    <w:abstractNumId w:val="5"/>
+  </w:num>
+  <w:num w:numId="9">
+    <w:abstractNumId w:val="10"/>
+  </w:num>
+  <w:num w:numId="10">
+    <w:abstractNumId w:val="6"/>
+  </w:num>
+  <w:num w:numId="11">
+    <w:abstractNumId w:val="11"/>
+  </w:num>
+  <w:num w:numId="12">
+    <w:abstractNumId w:val="2"/>
+  </w:num>
+  <w:num w:numId="13">
+    <w:abstractNumId w:val="1"/>
+  </w:num>
+  <w:num w:numId="14">
+    <w:abstractNumId w:val="9"/>
+  </w:num>
+  <w:num w:numId="15">
+    <w:abstractNumId w:val="3"/>
+  </w:num>
+  <w:num w:numId="16">
+    <w:abstractNumId w:val="8"/>
+  </w:num>
+  <w:num w:numId="17">
+    <w:abstractNumId w:val="0"/>
+  </w:num>
+  <w:num w:numId="18">
     <w:abstractNumId w:val="15"/>
   </w:num>
-  <w:num w:numId="2" w16cid:durableId="1981642517">
-    <w:abstractNumId w:val="6"/>
-  </w:num>
-  <w:num w:numId="3" w16cid:durableId="578639965">
-    <w:abstractNumId w:val="3"/>
-  </w:num>
-  <w:num w:numId="4" w16cid:durableId="1442141188">
-    <w:abstractNumId w:val="11"/>
-  </w:num>
-  <w:num w:numId="5" w16cid:durableId="767894493">
-    <w:abstractNumId w:val="12"/>
-  </w:num>
-  <w:num w:numId="6" w16cid:durableId="958099813">
-    <w:abstractNumId w:val="14"/>
-  </w:num>
-  <w:num w:numId="7" w16cid:durableId="1286961758">
+  <w:num w:numId="19">
     <w:abstractNumId w:val="13"/>
   </w:num>
-  <w:num w:numId="8" w16cid:durableId="895896293">
-    <w:abstractNumId w:val="4"/>
-  </w:num>
-  <w:num w:numId="9" w16cid:durableId="1858999186">
-    <w:abstractNumId w:val="9"/>
-  </w:num>
-  <w:num w:numId="10" w16cid:durableId="205803673">
-    <w:abstractNumId w:val="5"/>
-  </w:num>
-  <w:num w:numId="11" w16cid:durableId="734812888">
-    <w:abstractNumId w:val="10"/>
-  </w:num>
-  <w:num w:numId="12" w16cid:durableId="1030955045">
-    <w:abstractNumId w:val="1"/>
-  </w:num>
-  <w:num w:numId="13" w16cid:durableId="976683339">
-    <w:abstractNumId w:val="0"/>
-  </w:num>
-  <w:num w:numId="14" w16cid:durableId="517084059">
-    <w:abstractNumId w:val="8"/>
-  </w:num>
-  <w:num w:numId="15" w16cid:durableId="15423424">
-    <w:abstractNumId w:val="2"/>
-  </w:num>
-  <w:num w:numId="16" w16cid:durableId="970787764">
-    <w:abstractNumId w:val="7"/>
+  <w:num w:numId="20">
+    <w:abstractNumId w:val="12"/>
   </w:num>
 </w:numbering>
 </file>
 
 <file path=word/styles.xml><?xml version="1.0" encoding="utf-8"?>
-<w:styles xmlns:mc="http://schemas.openxmlformats.org/markup-compatibility/2006" xmlns:r="http://schemas.openxmlformats.org/officeDocument/2006/relationships" xmlns:w="http://schemas.openxmlformats.org/wordprocessingml/2006/main" xmlns:w14="http://schemas.microsoft.com/office/word/2010/wordml" xmlns:w15="http://schemas.microsoft.com/office/word/2012/wordml" xmlns:w16cex="http://schemas.microsoft.com/office/word/2018/wordml/cex" xmlns:w16cid="http://schemas.microsoft.com/office/word/2016/wordml/cid" xmlns:w16="http://schemas.microsoft.com/office/word/2018/wordml" xmlns:w16du="http://schemas.microsoft.com/office/word/2023/wordml/word16du" xmlns:w16sdtdh="http://schemas.microsoft.com/office/word/2020/wordml/sdtdatahash" xmlns:w16sdtfl="http://schemas.microsoft.com/office/word/2024/wordml/sdtformatlock" xmlns:w16se="http://schemas.microsoft.com/office/word/2015/wordml/symex" mc:Ignorable="w14 w15 w16se w16cid w16 w16cex w16sdtdh w16sdtfl w16du">
+<w:styles xmlns:mc="http://schemas.openxmlformats.org/markup-compatibility/2006" xmlns:r="http://schemas.openxmlformats.org/officeDocument/2006/relationships" xmlns:w="http://schemas.openxmlformats.org/wordprocessingml/2006/main" xmlns:w14="http://schemas.microsoft.com/office/word/2010/wordml" xmlns:w15="http://schemas.microsoft.com/office/word/2012/wordml" xmlns:w16se="http://schemas.microsoft.com/office/word/2015/wordml/symex" mc:Ignorable="w14 w15 w16se">
   <w:docDefaults>
     <w:rPrDefault>
       <w:rPr>
@@ -15202,7 +17438,7 @@
       </w:pPr>
     </w:pPrDefault>
   </w:docDefaults>
-  <w:latentStyles w:defLockedState="0" w:defUIPriority="99" w:defSemiHidden="0" w:defUnhideWhenUsed="0" w:defQFormat="0" w:count="376">
+  <w:latentStyles w:defLockedState="0" w:defUIPriority="99" w:defSemiHidden="0" w:defUnhideWhenUsed="0" w:defQFormat="0" w:count="371">
     <w:lsdException w:name="Normal" w:uiPriority="0" w:qFormat="1"/>
     <w:lsdException w:name="heading 1" w:uiPriority="9" w:qFormat="1"/>
     <w:lsdException w:name="heading 2" w:semiHidden="1" w:uiPriority="9" w:unhideWhenUsed="1" w:qFormat="1"/>
@@ -15574,11 +17810,6 @@
     <w:lsdException w:name="List Table 5 Dark Accent 6" w:uiPriority="50"/>
     <w:lsdException w:name="List Table 6 Colorful Accent 6" w:uiPriority="51"/>
     <w:lsdException w:name="List Table 7 Colorful Accent 6" w:uiPriority="52"/>
-    <w:lsdException w:name="Mention" w:semiHidden="1" w:unhideWhenUsed="1"/>
-    <w:lsdException w:name="Smart Hyperlink" w:semiHidden="1" w:unhideWhenUsed="1"/>
-    <w:lsdException w:name="Hashtag" w:semiHidden="1" w:unhideWhenUsed="1"/>
-    <w:lsdException w:name="Unresolved Mention" w:semiHidden="1" w:unhideWhenUsed="1"/>
-    <w:lsdException w:name="Smart Link" w:semiHidden="1" w:unhideWhenUsed="1"/>
   </w:latentStyles>
   <w:style w:type="paragraph" w:default="1" w:styleId="Normal">
     <w:name w:val="Normal"/>
@@ -15588,13 +17819,13 @@
       <w:lang w:val="es-AR"/>
     </w:rPr>
   </w:style>
-  <w:style w:type="character" w:default="1" w:styleId="DefaultParagraphFont">
+  <w:style w:type="character" w:default="1" w:styleId="Fuentedeprrafopredeter">
     <w:name w:val="Default Paragraph Font"/>
     <w:uiPriority w:val="1"/>
     <w:semiHidden/>
     <w:unhideWhenUsed/>
   </w:style>
-  <w:style w:type="table" w:default="1" w:styleId="TableNormal">
+  <w:style w:type="table" w:default="1" w:styleId="Tablanormal">
     <w:name w:val="Normal Table"/>
     <w:uiPriority w:val="99"/>
     <w:semiHidden/>
@@ -15609,13 +17840,13 @@
       </w:tblCellMar>
     </w:tblPr>
   </w:style>
-  <w:style w:type="numbering" w:default="1" w:styleId="NoList">
+  <w:style w:type="numbering" w:default="1" w:styleId="Sinlista">
     <w:name w:val="No List"/>
     <w:uiPriority w:val="99"/>
     <w:semiHidden/>
     <w:unhideWhenUsed/>
   </w:style>
-  <w:style w:type="paragraph" w:styleId="ListParagraph">
+  <w:style w:type="paragraph" w:styleId="Prrafodelista">
     <w:name w:val="List Paragraph"/>
     <w:basedOn w:val="Normal"/>
     <w:uiPriority w:val="34"/>
@@ -15626,9 +17857,9 @@
       <w:contextualSpacing/>
     </w:pPr>
   </w:style>
-  <w:style w:type="character" w:styleId="PlaceholderText">
+  <w:style w:type="character" w:styleId="Textodelmarcadordeposicin">
     <w:name w:val="Placeholder Text"/>
-    <w:basedOn w:val="DefaultParagraphFont"/>
+    <w:basedOn w:val="Fuentedeprrafopredeter"/>
     <w:uiPriority w:val="99"/>
     <w:semiHidden/>
     <w:rsid w:val="00150653"/>
@@ -15905,7 +18136,7 @@
 </file>
 
 <file path=customXml/itemProps1.xml><?xml version="1.0" encoding="utf-8"?>
-<ds:datastoreItem xmlns:ds="http://schemas.openxmlformats.org/officeDocument/2006/customXml" ds:itemID="{F03405D6-5295-4147-BAA5-0C38BE7E46FD}">
+<ds:datastoreItem xmlns:ds="http://schemas.openxmlformats.org/officeDocument/2006/customXml" ds:itemID="{F382926C-620B-4E27-B401-AD5D92E9960C}">
   <ds:schemaRefs>
     <ds:schemaRef ds:uri="http://schemas.openxmlformats.org/officeDocument/2006/bibliography"/>
   </ds:schemaRefs>

--- a/Resumen 2do Parcial.docx
+++ b/Resumen 2do Parcial.docx
@@ -672,51 +672,176 @@
           <w:szCs w:val="20"/>
           <w:lang w:val="es-ES"/>
         </w:rPr>
+        <w:t>Rectangular</w:t>
+      </w:r>
+    </w:p>
+    <w:p>
+      <w:pPr>
+        <w:rPr>
+          <w:sz w:val="20"/>
+          <w:szCs w:val="20"/>
+          <w:lang w:val="es-ES"/>
+        </w:rPr>
+      </w:pPr>
+      <w:r>
+        <w:rPr>
+          <w:sz w:val="20"/>
+          <w:szCs w:val="20"/>
+          <w:lang w:val="es-ES"/>
+        </w:rPr>
+        <w:t>E</w:t>
+      </w:r>
+      <w:r>
+        <w:rPr>
+          <w:sz w:val="20"/>
+          <w:szCs w:val="20"/>
+          <w:lang w:val="es-ES"/>
+        </w:rPr>
+        <w:t xml:space="preserve">s como no tener ventana, es la ventana implícita. Su transformada es una </w:t>
+      </w:r>
+      <w:proofErr w:type="spellStart"/>
+      <w:r>
+        <w:rPr>
+          <w:sz w:val="20"/>
+          <w:szCs w:val="20"/>
+          <w:lang w:val="es-ES"/>
+        </w:rPr>
+        <w:t>sinc</w:t>
+      </w:r>
+      <w:proofErr w:type="spellEnd"/>
+      <w:r>
+        <w:rPr>
+          <w:sz w:val="20"/>
+          <w:szCs w:val="20"/>
+          <w:lang w:val="es-ES"/>
+        </w:rPr>
+        <w:t xml:space="preserve"> periódica. Tiene lóbulo principal y lóbulos segundarios. El ancho del lóbulo principal y de los lóbulos secundarios disminuye si aumenta la cantidad de muestras </w:t>
+      </w:r>
+      <m:oMath>
+        <m:r>
+          <w:rPr>
+            <w:rFonts w:ascii="Cambria Math" w:hAnsi="Cambria Math"/>
+            <w:sz w:val="20"/>
+            <w:szCs w:val="20"/>
+            <w:lang w:val="es-ES"/>
+          </w:rPr>
+          <m:t>N</m:t>
+        </m:r>
+      </m:oMath>
+      <w:r>
+        <w:rPr>
+          <w:sz w:val="20"/>
+          <w:szCs w:val="20"/>
+          <w:lang w:val="es-ES"/>
+        </w:rPr>
+        <w:t>.</w:t>
+      </w:r>
+    </w:p>
+    <w:p>
+      <w:pPr>
+        <w:jc w:val="center"/>
+        <w:rPr>
+          <w:sz w:val="20"/>
+          <w:szCs w:val="20"/>
+          <w:lang w:val="es-ES"/>
+        </w:rPr>
+      </w:pPr>
+      <w:r>
+        <w:rPr>
+          <w:rFonts w:eastAsiaTheme="minorEastAsia"/>
+          <w:sz w:val="20"/>
+          <w:szCs w:val="20"/>
+          <w:lang w:val="es-ES"/>
+        </w:rPr>
         <w:lastRenderedPageBreak/>
-        <w:t>Rectangular</w:t>
-      </w:r>
-    </w:p>
-    <w:p>
-      <w:pPr>
-        <w:rPr>
-          <w:sz w:val="20"/>
-          <w:szCs w:val="20"/>
-          <w:lang w:val="es-ES"/>
-        </w:rPr>
-      </w:pPr>
-      <w:r>
-        <w:rPr>
-          <w:sz w:val="20"/>
-          <w:szCs w:val="20"/>
-          <w:lang w:val="es-ES"/>
-        </w:rPr>
-        <w:t>E</w:t>
-      </w:r>
-      <w:r>
-        <w:rPr>
-          <w:sz w:val="20"/>
-          <w:szCs w:val="20"/>
-          <w:lang w:val="es-ES"/>
-        </w:rPr>
-        <w:t xml:space="preserve">s como no tener ventana, es la ventana implícita. Su transformada es una </w:t>
-      </w:r>
-      <w:proofErr w:type="spellStart"/>
-      <w:r>
-        <w:rPr>
-          <w:sz w:val="20"/>
-          <w:szCs w:val="20"/>
-          <w:lang w:val="es-ES"/>
-        </w:rPr>
-        <w:t>sinc</w:t>
-      </w:r>
-      <w:proofErr w:type="spellEnd"/>
-      <w:r>
-        <w:rPr>
-          <w:sz w:val="20"/>
-          <w:szCs w:val="20"/>
-          <w:lang w:val="es-ES"/>
-        </w:rPr>
-        <w:t xml:space="preserve"> periódica. Tiene lóbulo principal y lóbulos segundarios. El ancho del lóbulo principal y de los lóbulos secundarios disminuye si aumenta la cantidad de muestras N.</w:t>
+        <w:drawing>
+          <wp:inline distT="0" distB="0" distL="0" distR="0" wp14:anchorId="3291A320" wp14:editId="182BBFD8">
+            <wp:extent cx="3916680" cy="2430752"/>
+            <wp:effectExtent l="0" t="0" r="7620" b="8255"/>
+            <wp:docPr id="13" name="Imagen 13"/>
+            <wp:cNvGraphicFramePr>
+              <a:graphicFrameLocks xmlns:a="http://schemas.openxmlformats.org/drawingml/2006/main" noChangeAspect="1"/>
+            </wp:cNvGraphicFramePr>
+            <a:graphic xmlns:a="http://schemas.openxmlformats.org/drawingml/2006/main">
+              <a:graphicData uri="http://schemas.openxmlformats.org/drawingml/2006/picture">
+                <pic:pic xmlns:pic="http://schemas.openxmlformats.org/drawingml/2006/picture">
+                  <pic:nvPicPr>
+                    <pic:cNvPr id="1" name=""/>
+                    <pic:cNvPicPr/>
+                  </pic:nvPicPr>
+                  <pic:blipFill>
+                    <a:blip r:embed="rId8"/>
+                    <a:stretch>
+                      <a:fillRect/>
+                    </a:stretch>
+                  </pic:blipFill>
+                  <pic:spPr>
+                    <a:xfrm>
+                      <a:off x="0" y="0"/>
+                      <a:ext cx="3929495" cy="2438705"/>
+                    </a:xfrm>
+                    <a:prstGeom prst="rect">
+                      <a:avLst/>
+                    </a:prstGeom>
+                  </pic:spPr>
+                </pic:pic>
+              </a:graphicData>
+            </a:graphic>
+          </wp:inline>
+        </w:drawing>
+      </w:r>
+    </w:p>
+    <w:p>
+      <w:pPr>
+        <w:jc w:val="center"/>
+        <w:rPr>
+          <w:sz w:val="20"/>
+          <w:szCs w:val="20"/>
+          <w:lang w:val="es-ES"/>
+        </w:rPr>
+      </w:pPr>
+      <w:r>
+        <w:rPr>
+          <w:rFonts w:eastAsiaTheme="minorEastAsia"/>
+          <w:sz w:val="20"/>
+          <w:szCs w:val="20"/>
+          <w:lang w:val="es-ES"/>
+        </w:rPr>
+        <w:drawing>
+          <wp:inline distT="0" distB="0" distL="0" distR="0" wp14:anchorId="7CA8ECB2" wp14:editId="778D65B7">
+            <wp:extent cx="4381500" cy="1833805"/>
+            <wp:effectExtent l="0" t="0" r="0" b="0"/>
+            <wp:docPr id="15" name="Imagen 15"/>
+            <wp:cNvGraphicFramePr>
+              <a:graphicFrameLocks xmlns:a="http://schemas.openxmlformats.org/drawingml/2006/main" noChangeAspect="1"/>
+            </wp:cNvGraphicFramePr>
+            <a:graphic xmlns:a="http://schemas.openxmlformats.org/drawingml/2006/main">
+              <a:graphicData uri="http://schemas.openxmlformats.org/drawingml/2006/picture">
+                <pic:pic xmlns:pic="http://schemas.openxmlformats.org/drawingml/2006/picture">
+                  <pic:nvPicPr>
+                    <pic:cNvPr id="1" name=""/>
+                    <pic:cNvPicPr/>
+                  </pic:nvPicPr>
+                  <pic:blipFill>
+                    <a:blip r:embed="rId9"/>
+                    <a:stretch>
+                      <a:fillRect/>
+                    </a:stretch>
+                  </pic:blipFill>
+                  <pic:spPr>
+                    <a:xfrm>
+                      <a:off x="0" y="0"/>
+                      <a:ext cx="4414272" cy="1847521"/>
+                    </a:xfrm>
+                    <a:prstGeom prst="rect">
+                      <a:avLst/>
+                    </a:prstGeom>
+                  </pic:spPr>
+                </pic:pic>
+              </a:graphicData>
+            </a:graphic>
+          </wp:inline>
+        </w:drawing>
       </w:r>
     </w:p>
     <w:p>
@@ -848,7 +973,77 @@
           <w:szCs w:val="20"/>
           <w:lang w:val="es-ES"/>
         </w:rPr>
-        <w:t xml:space="preserve">Formada por sumas de cosenos. Esta ventana depende solo de N, no de la frecuencia de corte. Su primer lóbulo secundario </w:t>
+        <w:t xml:space="preserve">Formada por sumas de cosenos. Esta ventana depende solo de N, no de la frecuencia de corte. </w:t>
+      </w:r>
+    </w:p>
+    <w:p>
+      <w:pPr>
+        <w:jc w:val="center"/>
+        <w:rPr>
+          <w:sz w:val="20"/>
+          <w:szCs w:val="20"/>
+          <w:lang w:val="es-ES"/>
+        </w:rPr>
+      </w:pPr>
+      <w:r>
+        <w:rPr>
+          <w:rFonts w:eastAsiaTheme="minorEastAsia"/>
+          <w:sz w:val="20"/>
+          <w:szCs w:val="20"/>
+          <w:lang w:val="es-ES"/>
+        </w:rPr>
+        <w:drawing>
+          <wp:inline distT="0" distB="0" distL="0" distR="0" wp14:anchorId="350F0D23" wp14:editId="1D77C7F7">
+            <wp:extent cx="4000500" cy="1631795"/>
+            <wp:effectExtent l="0" t="0" r="0" b="6985"/>
+            <wp:docPr id="22" name="Imagen 22"/>
+            <wp:cNvGraphicFramePr>
+              <a:graphicFrameLocks xmlns:a="http://schemas.openxmlformats.org/drawingml/2006/main" noChangeAspect="1"/>
+            </wp:cNvGraphicFramePr>
+            <a:graphic xmlns:a="http://schemas.openxmlformats.org/drawingml/2006/main">
+              <a:graphicData uri="http://schemas.openxmlformats.org/drawingml/2006/picture">
+                <pic:pic xmlns:pic="http://schemas.openxmlformats.org/drawingml/2006/picture">
+                  <pic:nvPicPr>
+                    <pic:cNvPr id="1" name=""/>
+                    <pic:cNvPicPr/>
+                  </pic:nvPicPr>
+                  <pic:blipFill>
+                    <a:blip r:embed="rId10"/>
+                    <a:stretch>
+                      <a:fillRect/>
+                    </a:stretch>
+                  </pic:blipFill>
+                  <pic:spPr>
+                    <a:xfrm>
+                      <a:off x="0" y="0"/>
+                      <a:ext cx="4000500" cy="1631795"/>
+                    </a:xfrm>
+                    <a:prstGeom prst="rect">
+                      <a:avLst/>
+                    </a:prstGeom>
+                  </pic:spPr>
+                </pic:pic>
+              </a:graphicData>
+            </a:graphic>
+          </wp:inline>
+        </w:drawing>
+      </w:r>
+    </w:p>
+    <w:p>
+      <w:pPr>
+        <w:rPr>
+          <w:sz w:val="20"/>
+          <w:szCs w:val="20"/>
+          <w:lang w:val="es-ES"/>
+        </w:rPr>
+      </w:pPr>
+      <w:r>
+        <w:rPr>
+          <w:sz w:val="20"/>
+          <w:szCs w:val="20"/>
+          <w:lang w:val="es-ES"/>
+        </w:rPr>
+        <w:t xml:space="preserve">Su primer lóbulo secundario </w:t>
       </w:r>
       <w:r>
         <w:rPr>
@@ -928,6 +1123,7 @@
           <w:szCs w:val="20"/>
           <w:lang w:val="es-ES"/>
         </w:rPr>
+        <w:lastRenderedPageBreak/>
         <w:t>Flattop</w:t>
       </w:r>
     </w:p>
@@ -1170,7 +1366,6 @@
           <w:szCs w:val="20"/>
           <w:lang w:val="es-ES"/>
         </w:rPr>
-        <w:lastRenderedPageBreak/>
         <w:t xml:space="preserve">Tomo la señal multiplicada por una ventana de longitud N que la trunca (trunca a la señal). </w:t>
       </w:r>
     </w:p>
@@ -1202,7 +1397,7 @@
                     <pic:cNvPicPr preferRelativeResize="0"/>
                   </pic:nvPicPr>
                   <pic:blipFill>
-                    <a:blip r:embed="rId8"/>
+                    <a:blip r:embed="rId11"/>
                     <a:srcRect/>
                     <a:stretch>
                       <a:fillRect/>
@@ -1520,6 +1715,7 @@
           <w:noProof/>
           <w:lang w:val="en-US"/>
         </w:rPr>
+        <w:lastRenderedPageBreak/>
         <w:drawing>
           <wp:inline distT="0" distB="0" distL="0" distR="0" wp14:anchorId="079A948D" wp14:editId="5041AA9B">
             <wp:extent cx="5600700" cy="2867025"/>
@@ -1534,7 +1730,7 @@
                     <pic:cNvPicPr preferRelativeResize="0"/>
                   </pic:nvPicPr>
                   <pic:blipFill>
-                    <a:blip r:embed="rId9">
+                    <a:blip r:embed="rId12">
                       <a:extLst>
                         <a:ext uri="{28A0092B-C50C-407E-A947-70E740481C1C}">
                           <a14:useLocalDpi xmlns:a14="http://schemas.microsoft.com/office/drawing/2010/main" val="0"/>
@@ -1744,7 +1940,6 @@
           <w:szCs w:val="20"/>
           <w:lang w:val="es-ES"/>
         </w:rPr>
-        <w:lastRenderedPageBreak/>
         <w:t>Spectral leakage</w:t>
       </w:r>
       <w:r>
@@ -2273,6 +2468,7 @@
           <w:szCs w:val="20"/>
           <w:lang w:val="es-ES"/>
         </w:rPr>
+        <w:lastRenderedPageBreak/>
         <w:t>Al no tener un numero entero de ciclos dentro de la ventana, la señal</w:t>
       </w:r>
       <w:r>
@@ -2692,18 +2888,7 @@
           <w:szCs w:val="20"/>
           <w:lang w:val="es-ES"/>
         </w:rPr>
-        <w:t xml:space="preserve">, sino que se </w:t>
-      </w:r>
-      <w:r>
-        <w:rPr>
-          <w:rFonts w:eastAsiaTheme="minorEastAsia"/>
-          <w:iCs/>
-          <w:sz w:val="20"/>
-          <w:szCs w:val="20"/>
-          <w:lang w:val="es-ES"/>
-        </w:rPr>
-        <w:lastRenderedPageBreak/>
-        <w:t xml:space="preserve">distribuye alrededor de ella debido a la convolución con el espectro de la ventana </w:t>
+        <w:t xml:space="preserve">, sino que se distribuye alrededor de ella debido a la convolución con el espectro de la ventana </w:t>
       </w:r>
       <m:oMath>
         <m:r>
@@ -3114,6 +3299,7 @@
           <w:noProof/>
           <w:lang w:val="en-US"/>
         </w:rPr>
+        <w:lastRenderedPageBreak/>
         <w:drawing>
           <wp:inline distT="0" distB="0" distL="0" distR="0" wp14:anchorId="550D31F7" wp14:editId="7642C3F8">
             <wp:extent cx="4495800" cy="2695575"/>
@@ -3128,7 +3314,7 @@
                     <pic:cNvPicPr preferRelativeResize="0"/>
                   </pic:nvPicPr>
                   <pic:blipFill>
-                    <a:blip r:embed="rId10">
+                    <a:blip r:embed="rId13">
                       <a:extLst>
                         <a:ext uri="{28A0092B-C50C-407E-A947-70E740481C1C}">
                           <a14:useLocalDpi xmlns:a14="http://schemas.microsoft.com/office/drawing/2010/main" val="0"/>
@@ -3200,7 +3386,6 @@
           <w:noProof/>
           <w:lang w:val="en-US"/>
         </w:rPr>
-        <w:lastRenderedPageBreak/>
         <w:drawing>
           <wp:inline distT="0" distB="0" distL="0" distR="0" wp14:anchorId="47DB4ECE" wp14:editId="436B0AC7">
             <wp:extent cx="4257675" cy="400050"/>
@@ -3215,7 +3400,7 @@
                     <pic:cNvPicPr preferRelativeResize="0"/>
                   </pic:nvPicPr>
                   <pic:blipFill>
-                    <a:blip r:embed="rId11">
+                    <a:blip r:embed="rId14">
                       <a:extLst>
                         <a:ext uri="{28A0092B-C50C-407E-A947-70E740481C1C}">
                           <a14:useLocalDpi xmlns:a14="http://schemas.microsoft.com/office/drawing/2010/main" val="0"/>
@@ -3335,7 +3520,7 @@
                     <pic:cNvPicPr preferRelativeResize="0"/>
                   </pic:nvPicPr>
                   <pic:blipFill>
-                    <a:blip r:embed="rId12">
+                    <a:blip r:embed="rId15">
                       <a:extLst>
                         <a:ext uri="{28A0092B-C50C-407E-A947-70E740481C1C}">
                           <a14:useLocalDpi xmlns:a14="http://schemas.microsoft.com/office/drawing/2010/main" val="0"/>
@@ -3670,7 +3855,7 @@
                     <pic:cNvPicPr preferRelativeResize="0"/>
                   </pic:nvPicPr>
                   <pic:blipFill>
-                    <a:blip r:embed="rId13">
+                    <a:blip r:embed="rId16">
                       <a:extLst>
                         <a:ext uri="{28A0092B-C50C-407E-A947-70E740481C1C}">
                           <a14:useLocalDpi xmlns:a14="http://schemas.microsoft.com/office/drawing/2010/main" val="0"/>
@@ -3753,6 +3938,7 @@
           <w:noProof/>
           <w:lang w:val="en-US"/>
         </w:rPr>
+        <w:lastRenderedPageBreak/>
         <w:drawing>
           <wp:inline distT="0" distB="0" distL="0" distR="0" wp14:anchorId="7A88EF8E" wp14:editId="725B2606">
             <wp:extent cx="5143500" cy="828675"/>
@@ -3767,7 +3953,7 @@
                     <pic:cNvPicPr preferRelativeResize="0"/>
                   </pic:nvPicPr>
                   <pic:blipFill>
-                    <a:blip r:embed="rId14">
+                    <a:blip r:embed="rId17">
                       <a:extLst>
                         <a:ext uri="{28A0092B-C50C-407E-A947-70E740481C1C}">
                           <a14:useLocalDpi xmlns:a14="http://schemas.microsoft.com/office/drawing/2010/main" val="0"/>
@@ -3934,16 +4120,7 @@
           <w:szCs w:val="20"/>
           <w:lang w:val="es-ES"/>
         </w:rPr>
-        <w:t xml:space="preserve">, cada una de </w:t>
-      </w:r>
-      <w:r>
-        <w:rPr>
-          <w:sz w:val="20"/>
-          <w:szCs w:val="20"/>
-          <w:lang w:val="es-ES"/>
-        </w:rPr>
-        <w:lastRenderedPageBreak/>
-        <w:t xml:space="preserve">longitud </w:t>
+        <w:t xml:space="preserve">, cada una de longitud </w:t>
       </w:r>
       <m:oMath>
         <m:r>
@@ -4028,7 +4205,7 @@
                     <pic:cNvPicPr preferRelativeResize="0"/>
                   </pic:nvPicPr>
                   <pic:blipFill>
-                    <a:blip r:embed="rId15">
+                    <a:blip r:embed="rId18">
                       <a:extLst>
                         <a:ext uri="{28A0092B-C50C-407E-A947-70E740481C1C}">
                           <a14:useLocalDpi xmlns:a14="http://schemas.microsoft.com/office/drawing/2010/main" val="0"/>
@@ -4172,7 +4349,7 @@
                     <pic:cNvPicPr preferRelativeResize="0"/>
                   </pic:nvPicPr>
                   <pic:blipFill>
-                    <a:blip r:embed="rId16">
+                    <a:blip r:embed="rId19">
                       <a:extLst>
                         <a:ext uri="{28A0092B-C50C-407E-A947-70E740481C1C}">
                           <a14:useLocalDpi xmlns:a14="http://schemas.microsoft.com/office/drawing/2010/main" val="0"/>
@@ -4306,7 +4483,7 @@
                     <pic:cNvPicPr preferRelativeResize="0"/>
                   </pic:nvPicPr>
                   <pic:blipFill>
-                    <a:blip r:embed="rId17">
+                    <a:blip r:embed="rId20">
                       <a:extLst>
                         <a:ext uri="{28A0092B-C50C-407E-A947-70E740481C1C}">
                           <a14:useLocalDpi xmlns:a14="http://schemas.microsoft.com/office/drawing/2010/main" val="0"/>
@@ -4469,6 +4646,7 @@
           <w:noProof/>
           <w:lang w:val="en-US"/>
         </w:rPr>
+        <w:lastRenderedPageBreak/>
         <w:drawing>
           <wp:inline distT="0" distB="0" distL="0" distR="0" wp14:anchorId="2860D9B9" wp14:editId="268D5F0E">
             <wp:extent cx="3596640" cy="2522220"/>
@@ -4483,7 +4661,7 @@
                     <pic:cNvPicPr preferRelativeResize="0"/>
                   </pic:nvPicPr>
                   <pic:blipFill>
-                    <a:blip r:embed="rId18">
+                    <a:blip r:embed="rId21">
                       <a:extLst>
                         <a:ext uri="{28A0092B-C50C-407E-A947-70E740481C1C}">
                           <a14:useLocalDpi xmlns:a14="http://schemas.microsoft.com/office/drawing/2010/main" val="0"/>
@@ -4539,7 +4717,6 @@
           <w:u w:val="single"/>
           <w:lang w:val="es-ES"/>
         </w:rPr>
-        <w:lastRenderedPageBreak/>
         <w:t>Periodograma modificado</w:t>
       </w:r>
       <w:r>
@@ -4579,7 +4756,7 @@
                     <pic:cNvPicPr preferRelativeResize="0"/>
                   </pic:nvPicPr>
                   <pic:blipFill>
-                    <a:blip r:embed="rId19">
+                    <a:blip r:embed="rId22">
                       <a:extLst>
                         <a:ext uri="{28A0092B-C50C-407E-A947-70E740481C1C}">
                           <a14:useLocalDpi xmlns:a14="http://schemas.microsoft.com/office/drawing/2010/main" val="0"/>
@@ -4653,7 +4830,7 @@
                     <pic:cNvPicPr preferRelativeResize="0"/>
                   </pic:nvPicPr>
                   <pic:blipFill>
-                    <a:blip r:embed="rId20">
+                    <a:blip r:embed="rId23">
                       <a:extLst>
                         <a:ext uri="{28A0092B-C50C-407E-A947-70E740481C1C}">
                           <a14:useLocalDpi xmlns:a14="http://schemas.microsoft.com/office/drawing/2010/main" val="0"/>
@@ -4750,7 +4927,7 @@
                     <pic:cNvPicPr preferRelativeResize="0"/>
                   </pic:nvPicPr>
                   <pic:blipFill>
-                    <a:blip r:embed="rId21">
+                    <a:blip r:embed="rId24">
                       <a:extLst>
                         <a:ext uri="{28A0092B-C50C-407E-A947-70E740481C1C}">
                           <a14:useLocalDpi xmlns:a14="http://schemas.microsoft.com/office/drawing/2010/main" val="0"/>
@@ -4838,6 +5015,7 @@
             <w:szCs w:val="20"/>
             <w:lang w:val="es-ES"/>
           </w:rPr>
+          <w:lastRenderedPageBreak/>
           <m:t>Γ</m:t>
         </m:r>
         <m:d>
@@ -5293,7 +5471,6 @@
           <w:szCs w:val="20"/>
           <w:lang w:val="es-ES"/>
         </w:rPr>
-        <w:lastRenderedPageBreak/>
         <w:t xml:space="preserve">Pero como en la </w:t>
       </w:r>
       <w:r>
@@ -6610,6 +6787,7 @@
           <w:szCs w:val="20"/>
           <w:lang w:val="es-ES"/>
         </w:rPr>
+        <w:lastRenderedPageBreak/>
         <w:t xml:space="preserve">Método intrínseco de estimar la PSD. </w:t>
       </w:r>
     </w:p>
@@ -6642,7 +6820,6 @@
           <w:u w:val="single"/>
           <w:lang w:val="es-ES"/>
         </w:rPr>
-        <w:lastRenderedPageBreak/>
         <w:t xml:space="preserve">Presentación de Mariano </w:t>
       </w:r>
     </w:p>
@@ -7001,7 +7178,7 @@
                     <pic:cNvPicPr preferRelativeResize="0"/>
                   </pic:nvPicPr>
                   <pic:blipFill>
-                    <a:blip r:embed="rId22">
+                    <a:blip r:embed="rId25">
                       <a:extLst>
                         <a:ext uri="{28A0092B-C50C-407E-A947-70E740481C1C}">
                           <a14:useLocalDpi xmlns:a14="http://schemas.microsoft.com/office/drawing/2010/main" val="0"/>
@@ -7103,7 +7280,7 @@
                     <pic:cNvPicPr preferRelativeResize="0"/>
                   </pic:nvPicPr>
                   <pic:blipFill>
-                    <a:blip r:embed="rId23">
+                    <a:blip r:embed="rId26">
                       <a:extLst>
                         <a:ext uri="{28A0092B-C50C-407E-A947-70E740481C1C}">
                           <a14:useLocalDpi xmlns:a14="http://schemas.microsoft.com/office/drawing/2010/main" val="0"/>
@@ -7189,7 +7366,7 @@
                     <pic:cNvPicPr preferRelativeResize="0"/>
                   </pic:nvPicPr>
                   <pic:blipFill>
-                    <a:blip r:embed="rId24">
+                    <a:blip r:embed="rId27">
                       <a:extLst>
                         <a:ext uri="{28A0092B-C50C-407E-A947-70E740481C1C}">
                           <a14:useLocalDpi xmlns:a14="http://schemas.microsoft.com/office/drawing/2010/main" val="0"/>
@@ -7252,7 +7429,6 @@
           <w:szCs w:val="20"/>
           <w:lang w:val="es-ES"/>
         </w:rPr>
-        <w:lastRenderedPageBreak/>
         <w:t>Periodograma modificado</w:t>
       </w:r>
     </w:p>
@@ -7307,6 +7483,7 @@
           <w:noProof/>
           <w:lang w:val="en-US"/>
         </w:rPr>
+        <w:lastRenderedPageBreak/>
         <w:drawing>
           <wp:inline distT="0" distB="0" distL="0" distR="0" wp14:anchorId="529EE303" wp14:editId="3477CF05">
             <wp:extent cx="2752725" cy="1724025"/>
@@ -7321,7 +7498,7 @@
                     <pic:cNvPicPr preferRelativeResize="0"/>
                   </pic:nvPicPr>
                   <pic:blipFill>
-                    <a:blip r:embed="rId25">
+                    <a:blip r:embed="rId28">
                       <a:extLst>
                         <a:ext uri="{28A0092B-C50C-407E-A947-70E740481C1C}">
                           <a14:useLocalDpi xmlns:a14="http://schemas.microsoft.com/office/drawing/2010/main" val="0"/>
@@ -7439,7 +7616,7 @@
                     <pic:cNvPicPr preferRelativeResize="0"/>
                   </pic:nvPicPr>
                   <pic:blipFill>
-                    <a:blip r:embed="rId26">
+                    <a:blip r:embed="rId29">
                       <a:extLst>
                         <a:ext uri="{28A0092B-C50C-407E-A947-70E740481C1C}">
                           <a14:useLocalDpi xmlns:a14="http://schemas.microsoft.com/office/drawing/2010/main" val="0"/>
@@ -7615,7 +7792,7 @@
                     <pic:cNvPicPr preferRelativeResize="0"/>
                   </pic:nvPicPr>
                   <pic:blipFill>
-                    <a:blip r:embed="rId27"/>
+                    <a:blip r:embed="rId30"/>
                     <a:srcRect/>
                     <a:stretch>
                       <a:fillRect/>
@@ -7765,7 +7942,7 @@
                     <pic:cNvPicPr preferRelativeResize="0"/>
                   </pic:nvPicPr>
                   <pic:blipFill>
-                    <a:blip r:embed="rId28">
+                    <a:blip r:embed="rId31">
                       <a:extLst>
                         <a:ext uri="{28A0092B-C50C-407E-A947-70E740481C1C}">
                           <a14:useLocalDpi xmlns:a14="http://schemas.microsoft.com/office/drawing/2010/main" val="0"/>
@@ -7824,7 +8001,7 @@
                     <pic:cNvPicPr preferRelativeResize="0"/>
                   </pic:nvPicPr>
                   <pic:blipFill>
-                    <a:blip r:embed="rId29">
+                    <a:blip r:embed="rId32">
                       <a:extLst>
                         <a:ext uri="{28A0092B-C50C-407E-A947-70E740481C1C}">
                           <a14:useLocalDpi xmlns:a14="http://schemas.microsoft.com/office/drawing/2010/main" val="0"/>
@@ -8185,7 +8362,7 @@
                     <pic:cNvPicPr preferRelativeResize="0"/>
                   </pic:nvPicPr>
                   <pic:blipFill>
-                    <a:blip r:embed="rId30"/>
+                    <a:blip r:embed="rId33"/>
                     <a:srcRect/>
                     <a:stretch>
                       <a:fillRect/>
@@ -8257,7 +8434,7 @@
                     <pic:cNvPicPr preferRelativeResize="0"/>
                   </pic:nvPicPr>
                   <pic:blipFill>
-                    <a:blip r:embed="rId31">
+                    <a:blip r:embed="rId34">
                       <a:extLst>
                         <a:ext uri="{28A0092B-C50C-407E-A947-70E740481C1C}">
                           <a14:useLocalDpi xmlns:a14="http://schemas.microsoft.com/office/drawing/2010/main" val="0"/>
@@ -8300,7 +8477,6 @@
           <w:szCs w:val="20"/>
           <w:lang w:val="es-ES"/>
         </w:rPr>
-        <w:lastRenderedPageBreak/>
         <w:t xml:space="preserve">Luego se calcula la transformada de Fourier de la siguiente manera, definiendo el numero complejo z. </w:t>
       </w:r>
     </w:p>
@@ -8318,6 +8494,7 @@
           <w:noProof/>
           <w:lang w:val="en-US"/>
         </w:rPr>
+        <w:lastRenderedPageBreak/>
         <w:drawing>
           <wp:inline distT="114300" distB="114300" distL="114300" distR="114300" wp14:anchorId="30FFDC9D" wp14:editId="62BF4F0C">
             <wp:extent cx="4357688" cy="1475991"/>
@@ -8332,7 +8509,7 @@
                     <pic:cNvPicPr preferRelativeResize="0"/>
                   </pic:nvPicPr>
                   <pic:blipFill>
-                    <a:blip r:embed="rId32"/>
+                    <a:blip r:embed="rId35"/>
                     <a:srcRect/>
                     <a:stretch>
                       <a:fillRect/>
@@ -8623,7 +8800,7 @@
                     <pic:cNvPicPr preferRelativeResize="0"/>
                   </pic:nvPicPr>
                   <pic:blipFill>
-                    <a:blip r:embed="rId33"/>
+                    <a:blip r:embed="rId36"/>
                     <a:srcRect/>
                     <a:stretch>
                       <a:fillRect/>
@@ -9240,583 +9417,6 @@
           <w:lang w:val="es-ES"/>
         </w:rPr>
         <w:t>.</w:t>
-      </w:r>
-    </w:p>
-    <w:p>
-      <w:pPr>
-        <w:rPr>
-          <w:rFonts w:eastAsiaTheme="minorEastAsia"/>
-          <w:b/>
-          <w:sz w:val="20"/>
-          <w:szCs w:val="20"/>
-          <w:u w:val="single"/>
-          <w:lang w:val="es-ES"/>
-        </w:rPr>
-      </w:pPr>
-      <w:r>
-        <w:rPr>
-          <w:rFonts w:eastAsiaTheme="minorEastAsia"/>
-          <w:b/>
-          <w:color w:val="7030A0"/>
-          <w:sz w:val="20"/>
-          <w:szCs w:val="20"/>
-          <w:u w:val="single"/>
-          <w:lang w:val="es-ES"/>
-        </w:rPr>
-        <w:t xml:space="preserve">FIR de fase lineal </w:t>
-      </w:r>
-    </w:p>
-    <w:p>
-      <w:pPr>
-        <w:rPr>
-          <w:rFonts w:eastAsiaTheme="minorEastAsia"/>
-          <w:sz w:val="20"/>
-          <w:szCs w:val="20"/>
-          <w:lang w:val="es-ES"/>
-        </w:rPr>
-      </w:pPr>
-      <w:r>
-        <w:rPr>
-          <w:rFonts w:eastAsiaTheme="minorEastAsia"/>
-          <w:sz w:val="20"/>
-          <w:szCs w:val="20"/>
-          <w:lang w:val="es-ES"/>
-        </w:rPr>
-        <w:t xml:space="preserve">Estos sistemas pueden tener respuestas al impulso simétricas o </w:t>
-      </w:r>
-      <w:r>
-        <w:rPr>
-          <w:rFonts w:eastAsiaTheme="minorEastAsia"/>
-          <w:sz w:val="20"/>
-          <w:szCs w:val="20"/>
-          <w:lang w:val="es-ES"/>
-        </w:rPr>
-        <w:t>anti simétricas</w:t>
-      </w:r>
-      <w:r>
-        <w:rPr>
-          <w:rFonts w:eastAsiaTheme="minorEastAsia"/>
-          <w:sz w:val="20"/>
-          <w:szCs w:val="20"/>
-          <w:lang w:val="es-ES"/>
-        </w:rPr>
-        <w:t xml:space="preserve">, pares o impares. </w:t>
-      </w:r>
-    </w:p>
-    <w:p>
-      <w:pPr>
-        <w:rPr>
-          <w:rFonts w:eastAsiaTheme="minorEastAsia"/>
-          <w:sz w:val="20"/>
-          <w:szCs w:val="20"/>
-          <w:lang w:val="es-ES"/>
-        </w:rPr>
-      </w:pPr>
-      <w:proofErr w:type="gramStart"/>
-      <w:r>
-        <w:rPr>
-          <w:rFonts w:eastAsiaTheme="minorEastAsia"/>
-          <w:sz w:val="20"/>
-          <w:szCs w:val="20"/>
-          <w:lang w:val="es-ES"/>
-        </w:rPr>
-        <w:t>Los filtros pasa</w:t>
-      </w:r>
-      <w:proofErr w:type="gramEnd"/>
-      <w:r>
-        <w:rPr>
-          <w:rFonts w:eastAsiaTheme="minorEastAsia"/>
-          <w:sz w:val="20"/>
-          <w:szCs w:val="20"/>
-          <w:lang w:val="es-ES"/>
-        </w:rPr>
-        <w:t xml:space="preserve"> bajos construidos con técnicas</w:t>
-      </w:r>
-      <w:r>
-        <w:rPr>
-          <w:rFonts w:eastAsiaTheme="minorEastAsia"/>
-          <w:sz w:val="20"/>
-          <w:szCs w:val="20"/>
-          <w:lang w:val="es-ES"/>
-        </w:rPr>
-        <w:t xml:space="preserve"> de ventanas tienen respuest</w:t>
-      </w:r>
-      <w:r>
-        <w:rPr>
-          <w:rFonts w:eastAsiaTheme="minorEastAsia"/>
-          <w:sz w:val="20"/>
-          <w:szCs w:val="20"/>
-          <w:lang w:val="es-ES"/>
-        </w:rPr>
-        <w:t xml:space="preserve">as al impulso simétricas, y lo mismo ocurre con los filtros pasa altos y </w:t>
-      </w:r>
-      <w:proofErr w:type="spellStart"/>
-      <w:r>
-        <w:rPr>
-          <w:rFonts w:eastAsiaTheme="minorEastAsia"/>
-          <w:sz w:val="20"/>
-          <w:szCs w:val="20"/>
-          <w:lang w:val="es-ES"/>
-        </w:rPr>
-        <w:t>pasabanda</w:t>
-      </w:r>
-      <w:proofErr w:type="spellEnd"/>
-      <w:r>
-        <w:rPr>
-          <w:rFonts w:eastAsiaTheme="minorEastAsia"/>
-          <w:sz w:val="20"/>
-          <w:szCs w:val="20"/>
-          <w:lang w:val="es-ES"/>
-        </w:rPr>
-        <w:t xml:space="preserve">, que se obtienen a partir de ellos mediante transformaciones. En cambio, las respuestas </w:t>
-      </w:r>
-      <w:r>
-        <w:rPr>
-          <w:rFonts w:eastAsiaTheme="minorEastAsia"/>
-          <w:sz w:val="20"/>
-          <w:szCs w:val="20"/>
-          <w:lang w:val="es-ES"/>
-        </w:rPr>
-        <w:t>anti simétricas</w:t>
-      </w:r>
-      <w:r>
-        <w:rPr>
-          <w:rFonts w:eastAsiaTheme="minorEastAsia"/>
-          <w:sz w:val="20"/>
-          <w:szCs w:val="20"/>
-          <w:lang w:val="es-ES"/>
-        </w:rPr>
-        <w:t xml:space="preserve"> producen filtros pasa altos y </w:t>
-      </w:r>
-      <w:proofErr w:type="spellStart"/>
-      <w:r>
-        <w:rPr>
-          <w:rFonts w:eastAsiaTheme="minorEastAsia"/>
-          <w:sz w:val="20"/>
-          <w:szCs w:val="20"/>
-          <w:lang w:val="es-ES"/>
-        </w:rPr>
-        <w:t>pasabanda</w:t>
-      </w:r>
-      <w:proofErr w:type="spellEnd"/>
-      <w:r>
-        <w:rPr>
-          <w:rFonts w:eastAsiaTheme="minorEastAsia"/>
-          <w:sz w:val="20"/>
-          <w:szCs w:val="20"/>
-          <w:lang w:val="es-ES"/>
-        </w:rPr>
-        <w:t xml:space="preserve">. </w:t>
-      </w:r>
-    </w:p>
-    <w:p>
-      <w:pPr>
-        <w:rPr>
-          <w:rFonts w:eastAsiaTheme="minorEastAsia"/>
-          <w:sz w:val="20"/>
-          <w:szCs w:val="20"/>
-          <w:lang w:val="es-ES"/>
-        </w:rPr>
-      </w:pPr>
-      <w:r>
-        <w:rPr>
-          <w:rFonts w:eastAsiaTheme="minorEastAsia"/>
-          <w:sz w:val="20"/>
-          <w:szCs w:val="20"/>
-          <w:lang w:val="es-ES"/>
-        </w:rPr>
-        <w:t>En los sistemas FIR de fase lineal:</w:t>
-      </w:r>
-    </w:p>
-    <w:p>
-      <w:pPr>
-        <w:pStyle w:val="Prrafodelista"/>
-        <w:numPr>
-          <w:ilvl w:val="0"/>
-          <w:numId w:val="4"/>
-        </w:numPr>
-        <w:rPr>
-          <w:sz w:val="20"/>
-          <w:szCs w:val="20"/>
-          <w:lang w:val="es-ES"/>
-        </w:rPr>
-      </w:pPr>
-      <w:r>
-        <w:rPr>
-          <w:sz w:val="20"/>
-          <w:szCs w:val="20"/>
-          <w:lang w:val="es-ES"/>
-        </w:rPr>
-        <w:lastRenderedPageBreak/>
-        <w:t xml:space="preserve">Los polos solo pueden estar en el origen. Los ceros deben ser reales o complejos conjugados. </w:t>
-      </w:r>
-    </w:p>
-    <w:p>
-      <w:pPr>
-        <w:pStyle w:val="Prrafodelista"/>
-        <w:numPr>
-          <w:ilvl w:val="0"/>
-          <w:numId w:val="4"/>
-        </w:numPr>
-        <w:rPr>
-          <w:sz w:val="20"/>
-          <w:szCs w:val="20"/>
-          <w:lang w:val="es-ES"/>
-        </w:rPr>
-      </w:pPr>
-      <w:r>
-        <w:rPr>
-          <w:sz w:val="20"/>
-          <w:szCs w:val="20"/>
-          <w:lang w:val="es-ES"/>
-        </w:rPr>
-        <w:t xml:space="preserve">Los ceros deben aparecer en posiciones conjugado – reciprocas en el plano z (si tienen cero en </w:t>
-      </w:r>
-      <m:oMath>
-        <m:sSub>
-          <m:sSubPr>
-            <m:ctrlPr>
-              <w:rPr>
-                <w:rFonts w:ascii="Cambria Math" w:hAnsi="Cambria Math"/>
-                <w:i/>
-                <w:sz w:val="20"/>
-                <w:szCs w:val="20"/>
-                <w:lang w:val="es-ES"/>
-              </w:rPr>
-            </m:ctrlPr>
-          </m:sSubPr>
-          <m:e>
-            <m:r>
-              <w:rPr>
-                <w:rFonts w:ascii="Cambria Math" w:hAnsi="Cambria Math"/>
-                <w:sz w:val="20"/>
-                <w:szCs w:val="20"/>
-                <w:lang w:val="es-ES"/>
-              </w:rPr>
-              <m:t>z</m:t>
-            </m:r>
-          </m:e>
-          <m:sub>
-            <m:r>
-              <w:rPr>
-                <w:rFonts w:ascii="Cambria Math" w:hAnsi="Cambria Math"/>
-                <w:sz w:val="20"/>
-                <w:szCs w:val="20"/>
-                <w:lang w:val="es-ES"/>
-              </w:rPr>
-              <m:t>0</m:t>
-            </m:r>
-          </m:sub>
-        </m:sSub>
-      </m:oMath>
-      <w:r>
-        <w:rPr>
-          <w:rFonts w:eastAsiaTheme="minorEastAsia"/>
-          <w:sz w:val="20"/>
-          <w:szCs w:val="20"/>
-          <w:lang w:val="es-ES"/>
-        </w:rPr>
-        <w:t xml:space="preserve">, tiene que haber otro en </w:t>
-      </w:r>
-      <m:oMath>
-        <m:f>
-          <m:fPr>
-            <m:ctrlPr>
-              <w:rPr>
-                <w:rFonts w:ascii="Cambria Math" w:eastAsiaTheme="minorEastAsia" w:hAnsi="Cambria Math"/>
-                <w:i/>
-                <w:sz w:val="20"/>
-                <w:szCs w:val="20"/>
-                <w:lang w:val="es-ES"/>
-              </w:rPr>
-            </m:ctrlPr>
-          </m:fPr>
-          <m:num>
-            <m:r>
-              <w:rPr>
-                <w:rFonts w:ascii="Cambria Math" w:eastAsiaTheme="minorEastAsia" w:hAnsi="Cambria Math"/>
-                <w:sz w:val="20"/>
-                <w:szCs w:val="20"/>
-                <w:lang w:val="es-ES"/>
-              </w:rPr>
-              <m:t>1</m:t>
-            </m:r>
-          </m:num>
-          <m:den>
-            <m:sSubSup>
-              <m:sSubSupPr>
-                <m:ctrlPr>
-                  <w:rPr>
-                    <w:rFonts w:ascii="Cambria Math" w:eastAsiaTheme="minorEastAsia" w:hAnsi="Cambria Math"/>
-                    <w:i/>
-                    <w:sz w:val="20"/>
-                    <w:szCs w:val="20"/>
-                    <w:lang w:val="es-ES"/>
-                  </w:rPr>
-                </m:ctrlPr>
-              </m:sSubSupPr>
-              <m:e>
-                <m:r>
-                  <w:rPr>
-                    <w:rFonts w:ascii="Cambria Math" w:eastAsiaTheme="minorEastAsia" w:hAnsi="Cambria Math"/>
-                    <w:sz w:val="20"/>
-                    <w:szCs w:val="20"/>
-                    <w:lang w:val="es-ES"/>
-                  </w:rPr>
-                  <m:t>z</m:t>
-                </m:r>
-              </m:e>
-              <m:sub>
-                <m:r>
-                  <w:rPr>
-                    <w:rFonts w:ascii="Cambria Math" w:eastAsiaTheme="minorEastAsia" w:hAnsi="Cambria Math"/>
-                    <w:sz w:val="20"/>
-                    <w:szCs w:val="20"/>
-                    <w:lang w:val="es-ES"/>
-                  </w:rPr>
-                  <m:t>0</m:t>
-                </m:r>
-              </m:sub>
-              <m:sup>
-                <m:r>
-                  <w:rPr>
-                    <w:rFonts w:ascii="Cambria Math" w:eastAsiaTheme="minorEastAsia" w:hAnsi="Cambria Math"/>
-                    <w:sz w:val="20"/>
-                    <w:szCs w:val="20"/>
-                    <w:lang w:val="es-ES"/>
-                  </w:rPr>
-                  <m:t>*</m:t>
-                </m:r>
-              </m:sup>
-            </m:sSubSup>
-          </m:den>
-        </m:f>
-      </m:oMath>
-      <w:r>
-        <w:rPr>
-          <w:rFonts w:eastAsiaTheme="minorEastAsia"/>
-          <w:sz w:val="20"/>
-          <w:szCs w:val="20"/>
-          <w:lang w:val="es-ES"/>
-        </w:rPr>
-        <w:t xml:space="preserve">). </w:t>
-      </w:r>
-    </w:p>
-    <w:p>
-      <w:pPr>
-        <w:pStyle w:val="Prrafodelista"/>
-        <w:numPr>
-          <w:ilvl w:val="0"/>
-          <w:numId w:val="4"/>
-        </w:numPr>
-        <w:rPr>
-          <w:sz w:val="20"/>
-          <w:szCs w:val="20"/>
-          <w:lang w:val="es-ES"/>
-        </w:rPr>
-      </w:pPr>
-      <w:r>
-        <w:rPr>
-          <w:rFonts w:eastAsiaTheme="minorEastAsia"/>
-          <w:sz w:val="20"/>
-          <w:szCs w:val="20"/>
-          <w:lang w:val="es-ES"/>
-        </w:rPr>
-        <w:t xml:space="preserve">El producto de ceros es 1 o -1. </w:t>
-      </w:r>
-    </w:p>
-    <w:p>
-      <w:pPr>
-        <w:rPr>
-          <w:sz w:val="20"/>
-          <w:szCs w:val="20"/>
-          <w:lang w:val="es-ES"/>
-        </w:rPr>
-      </w:pPr>
-      <w:r>
-        <w:rPr>
-          <w:sz w:val="20"/>
-          <w:szCs w:val="20"/>
-          <w:lang w:val="es-ES"/>
-        </w:rPr>
-        <w:t>Entonces, los ceros de estos sistemas:</w:t>
-      </w:r>
-    </w:p>
-    <w:p>
-      <w:pPr>
-        <w:pStyle w:val="Prrafodelista"/>
-        <w:numPr>
-          <w:ilvl w:val="0"/>
-          <w:numId w:val="11"/>
-        </w:numPr>
-        <w:rPr>
-          <w:sz w:val="20"/>
-          <w:szCs w:val="20"/>
-          <w:lang w:val="es-ES"/>
-        </w:rPr>
-      </w:pPr>
-      <w:r>
-        <w:rPr>
-          <w:sz w:val="20"/>
-          <w:szCs w:val="20"/>
-          <w:lang w:val="es-ES"/>
-        </w:rPr>
-        <w:t xml:space="preserve">Son reales y están en </w:t>
-      </w:r>
-      <m:oMath>
-        <m:r>
-          <w:rPr>
-            <w:rFonts w:ascii="Cambria Math" w:hAnsi="Cambria Math"/>
-            <w:sz w:val="20"/>
-            <w:szCs w:val="20"/>
-            <w:lang w:val="es-ES"/>
-          </w:rPr>
-          <m:t>z=±1</m:t>
-        </m:r>
-      </m:oMath>
-      <w:r>
-        <w:rPr>
-          <w:rFonts w:eastAsiaTheme="minorEastAsia"/>
-          <w:sz w:val="20"/>
-          <w:szCs w:val="20"/>
-          <w:lang w:val="es-ES"/>
-        </w:rPr>
-        <w:t>.</w:t>
-      </w:r>
-    </w:p>
-    <w:p>
-      <w:pPr>
-        <w:pStyle w:val="Prrafodelista"/>
-        <w:numPr>
-          <w:ilvl w:val="0"/>
-          <w:numId w:val="11"/>
-        </w:numPr>
-        <w:rPr>
-          <w:sz w:val="20"/>
-          <w:szCs w:val="20"/>
-          <w:lang w:val="es-ES"/>
-        </w:rPr>
-      </w:pPr>
-      <w:r>
-        <w:rPr>
-          <w:rFonts w:eastAsiaTheme="minorEastAsia"/>
-          <w:sz w:val="20"/>
-          <w:szCs w:val="20"/>
-          <w:lang w:val="es-ES"/>
-        </w:rPr>
-        <w:t>Son reales en posiciones reciprocas sobre el eje real</w:t>
-      </w:r>
-      <w:r>
-        <w:rPr>
-          <w:rFonts w:eastAsiaTheme="minorEastAsia"/>
-          <w:sz w:val="20"/>
-          <w:szCs w:val="20"/>
-          <w:lang w:val="es-ES"/>
-        </w:rPr>
-        <w:t>.</w:t>
-      </w:r>
-    </w:p>
-    <w:p>
-      <w:pPr>
-        <w:pStyle w:val="Prrafodelista"/>
-        <w:numPr>
-          <w:ilvl w:val="0"/>
-          <w:numId w:val="11"/>
-        </w:numPr>
-        <w:rPr>
-          <w:sz w:val="20"/>
-          <w:szCs w:val="20"/>
-          <w:lang w:val="es-ES"/>
-        </w:rPr>
-      </w:pPr>
-      <w:r>
-        <w:rPr>
-          <w:rFonts w:eastAsiaTheme="minorEastAsia"/>
-          <w:sz w:val="20"/>
-          <w:szCs w:val="20"/>
-          <w:lang w:val="es-ES"/>
-        </w:rPr>
-        <w:t xml:space="preserve">Son pares conjugados sobre el circulo unitario. </w:t>
-      </w:r>
-    </w:p>
-    <w:p>
-      <w:pPr>
-        <w:pStyle w:val="Prrafodelista"/>
-        <w:numPr>
-          <w:ilvl w:val="0"/>
-          <w:numId w:val="11"/>
-        </w:numPr>
-        <w:rPr>
-          <w:sz w:val="20"/>
-          <w:szCs w:val="20"/>
-          <w:lang w:val="es-ES"/>
-        </w:rPr>
-      </w:pPr>
-      <w:r>
-        <w:rPr>
-          <w:rFonts w:eastAsiaTheme="minorEastAsia"/>
-          <w:sz w:val="20"/>
-          <w:szCs w:val="20"/>
-          <w:lang w:val="es-ES"/>
-        </w:rPr>
-        <w:t xml:space="preserve">Son cuatro ceros (dos pares complejos conjugados) en posiciones fuera del circulo unitario. </w:t>
-      </w:r>
-    </w:p>
-    <w:p>
-      <w:pPr>
-        <w:jc w:val="center"/>
-        <w:rPr>
-          <w:sz w:val="20"/>
-          <w:szCs w:val="20"/>
-          <w:lang w:val="es-ES"/>
-        </w:rPr>
-      </w:pPr>
-      <w:r>
-        <w:rPr>
-          <w:noProof/>
-          <w:lang w:val="en-US"/>
-        </w:rPr>
-        <w:drawing>
-          <wp:inline distT="0" distB="0" distL="0" distR="0" wp14:anchorId="1DEA81EC" wp14:editId="4886EA17">
-            <wp:extent cx="5448300" cy="3790950"/>
-            <wp:effectExtent l="0" t="0" r="0" b="0"/>
-            <wp:docPr id="28" name="image25.png"/>
-            <wp:cNvGraphicFramePr/>
-            <a:graphic xmlns:a="http://schemas.openxmlformats.org/drawingml/2006/main">
-              <a:graphicData uri="http://schemas.openxmlformats.org/drawingml/2006/picture">
-                <pic:pic xmlns:pic="http://schemas.openxmlformats.org/drawingml/2006/picture">
-                  <pic:nvPicPr>
-                    <pic:cNvPr id="0" name="image25.png"/>
-                    <pic:cNvPicPr preferRelativeResize="0"/>
-                  </pic:nvPicPr>
-                  <pic:blipFill>
-                    <a:blip r:embed="rId34">
-                      <a:extLst>
-                        <a:ext uri="{28A0092B-C50C-407E-A947-70E740481C1C}">
-                          <a14:useLocalDpi xmlns:a14="http://schemas.microsoft.com/office/drawing/2010/main" val="0"/>
-                        </a:ext>
-                      </a:extLst>
-                    </a:blip>
-                    <a:srcRect/>
-                    <a:stretch>
-                      <a:fillRect/>
-                    </a:stretch>
-                  </pic:blipFill>
-                  <pic:spPr>
-                    <a:xfrm>
-                      <a:off x="0" y="0"/>
-                      <a:ext cx="5448300" cy="3790950"/>
-                    </a:xfrm>
-                    <a:prstGeom prst="rect">
-                      <a:avLst/>
-                    </a:prstGeom>
-                    <a:ln/>
-                  </pic:spPr>
-                </pic:pic>
-              </a:graphicData>
-            </a:graphic>
-          </wp:inline>
-        </w:drawing>
       </w:r>
     </w:p>
     <w:p>
@@ -10261,7 +9861,7 @@
                     <pic:cNvPicPr preferRelativeResize="0"/>
                   </pic:nvPicPr>
                   <pic:blipFill>
-                    <a:blip r:embed="rId35">
+                    <a:blip r:embed="rId37">
                       <a:extLst>
                         <a:ext uri="{28A0092B-C50C-407E-A947-70E740481C1C}">
                           <a14:useLocalDpi xmlns:a14="http://schemas.microsoft.com/office/drawing/2010/main" val="0"/>
@@ -10410,7 +10010,6 @@
           <w:noProof/>
           <w:lang w:val="en-US"/>
         </w:rPr>
-        <w:lastRenderedPageBreak/>
         <w:drawing>
           <wp:inline distT="0" distB="0" distL="0" distR="0" wp14:anchorId="11B412DF" wp14:editId="4444AF28">
             <wp:extent cx="3543300" cy="1209675"/>
@@ -10425,7 +10024,7 @@
                     <pic:cNvPicPr preferRelativeResize="0"/>
                   </pic:nvPicPr>
                   <pic:blipFill>
-                    <a:blip r:embed="rId36">
+                    <a:blip r:embed="rId38">
                       <a:extLst>
                         <a:ext uri="{28A0092B-C50C-407E-A947-70E740481C1C}">
                           <a14:useLocalDpi xmlns:a14="http://schemas.microsoft.com/office/drawing/2010/main" val="0"/>
@@ -10471,6 +10070,7 @@
             <w:szCs w:val="20"/>
             <w:lang w:val="es-ES"/>
           </w:rPr>
+          <w:lastRenderedPageBreak/>
           <m:t>Y(z)</m:t>
         </m:r>
       </m:oMath>
@@ -10576,7 +10176,7 @@
                     <pic:cNvPicPr preferRelativeResize="0"/>
                   </pic:nvPicPr>
                   <pic:blipFill>
-                    <a:blip r:embed="rId37">
+                    <a:blip r:embed="rId39">
                       <a:extLst>
                         <a:ext uri="{28A0092B-C50C-407E-A947-70E740481C1C}">
                           <a14:useLocalDpi xmlns:a14="http://schemas.microsoft.com/office/drawing/2010/main" val="0"/>
@@ -10672,7 +10272,7 @@
                     <pic:cNvPicPr preferRelativeResize="0"/>
                   </pic:nvPicPr>
                   <pic:blipFill>
-                    <a:blip r:embed="rId38">
+                    <a:blip r:embed="rId40">
                       <a:extLst>
                         <a:ext uri="{28A0092B-C50C-407E-A947-70E740481C1C}">
                           <a14:useLocalDpi xmlns:a14="http://schemas.microsoft.com/office/drawing/2010/main" val="0"/>
@@ -11184,7 +10784,7 @@
                     <pic:cNvPicPr preferRelativeResize="0"/>
                   </pic:nvPicPr>
                   <pic:blipFill>
-                    <a:blip r:embed="rId39">
+                    <a:blip r:embed="rId41">
                       <a:extLst>
                         <a:ext uri="{28A0092B-C50C-407E-A947-70E740481C1C}">
                           <a14:useLocalDpi xmlns:a14="http://schemas.microsoft.com/office/drawing/2010/main" val="0"/>
@@ -11893,7 +11493,6 @@
               <w:szCs w:val="20"/>
               <w:lang w:val="es-ES"/>
             </w:rPr>
-            <w:lastRenderedPageBreak/>
             <m:t xml:space="preserve">ω=2 </m:t>
           </m:r>
           <m:r>
@@ -12544,6 +12143,7 @@
             <w:szCs w:val="20"/>
             <w:lang w:val="es-ES"/>
           </w:rPr>
+          <w:lastRenderedPageBreak/>
           <m:t>k</m:t>
         </m:r>
       </m:oMath>
@@ -13616,11 +13216,11 @@
       <w:r>
         <w:rPr>
           <w:rFonts w:eastAsiaTheme="minorEastAsia"/>
-          <w:sz w:val="20"/>
-          <w:szCs w:val="20"/>
-          <w:lang w:val="es-ES"/>
-        </w:rPr>
-        <w:lastRenderedPageBreak/>
+          <w:noProof/>
+          <w:sz w:val="20"/>
+          <w:szCs w:val="20"/>
+          <w:lang w:val="en-US"/>
+        </w:rPr>
         <w:drawing>
           <wp:inline distT="0" distB="0" distL="0" distR="0" wp14:anchorId="1C73FCB2" wp14:editId="37E3CC16">
             <wp:extent cx="4221514" cy="2105025"/>
@@ -13637,7 +13237,7 @@
                     <pic:cNvPicPr/>
                   </pic:nvPicPr>
                   <pic:blipFill>
-                    <a:blip r:embed="rId40"/>
+                    <a:blip r:embed="rId42"/>
                     <a:stretch>
                       <a:fillRect/>
                     </a:stretch>
@@ -13726,16 +13326,7 @@
             <w:szCs w:val="20"/>
             <w:lang w:val="es-ES"/>
           </w:rPr>
-          <m:t>H(z</m:t>
-        </m:r>
-        <m:r>
-          <w:rPr>
-            <w:rFonts w:ascii="Cambria Math" w:eastAsiaTheme="minorEastAsia" w:hAnsi="Cambria Math"/>
-            <w:sz w:val="20"/>
-            <w:szCs w:val="20"/>
-            <w:lang w:val="es-ES"/>
-          </w:rPr>
-          <m:t>)</m:t>
+          <m:t>H(z)</m:t>
         </m:r>
       </m:oMath>
       <w:r>
@@ -13963,6 +13554,7 @@
           <w:szCs w:val="20"/>
           <w:lang w:val="es-ES"/>
         </w:rPr>
+        <w:lastRenderedPageBreak/>
         <w:t xml:space="preserve">Sistemas con retarde de fase mínimo o máximo </w:t>
       </w:r>
     </w:p>
@@ -14008,11 +13600,8 @@
       <w:pPr>
         <w:rPr>
           <w:rFonts w:eastAsiaTheme="minorEastAsia"/>
-          <w:b/>
-          <w:color w:val="7030A0"/>
-          <w:sz w:val="20"/>
-          <w:szCs w:val="20"/>
-          <w:u w:val="single"/>
+          <w:sz w:val="20"/>
+          <w:szCs w:val="20"/>
           <w:lang w:val="es-ES"/>
         </w:rPr>
       </w:pPr>
@@ -14299,6 +13888,509 @@
     </w:p>
     <w:p>
       <w:pPr>
+        <w:rPr>
+          <w:rFonts w:eastAsiaTheme="minorEastAsia"/>
+          <w:sz w:val="20"/>
+          <w:szCs w:val="20"/>
+          <w:lang w:val="es-ES"/>
+        </w:rPr>
+      </w:pPr>
+      <w:r>
+        <w:rPr>
+          <w:rFonts w:eastAsiaTheme="minorEastAsia"/>
+          <w:sz w:val="20"/>
+          <w:szCs w:val="20"/>
+          <w:lang w:val="es-ES"/>
+        </w:rPr>
+        <w:t xml:space="preserve">Estos sistemas pueden tener respuestas al impulso simétricas o anti simétricas, pares o impares. </w:t>
+      </w:r>
+    </w:p>
+    <w:p>
+      <w:pPr>
+        <w:rPr>
+          <w:rFonts w:eastAsiaTheme="minorEastAsia"/>
+          <w:sz w:val="20"/>
+          <w:szCs w:val="20"/>
+          <w:lang w:val="es-ES"/>
+        </w:rPr>
+      </w:pPr>
+      <w:proofErr w:type="gramStart"/>
+      <w:r>
+        <w:rPr>
+          <w:rFonts w:eastAsiaTheme="minorEastAsia"/>
+          <w:sz w:val="20"/>
+          <w:szCs w:val="20"/>
+          <w:lang w:val="es-ES"/>
+        </w:rPr>
+        <w:t>Los filtros pasa</w:t>
+      </w:r>
+      <w:proofErr w:type="gramEnd"/>
+      <w:r>
+        <w:rPr>
+          <w:rFonts w:eastAsiaTheme="minorEastAsia"/>
+          <w:sz w:val="20"/>
+          <w:szCs w:val="20"/>
+          <w:lang w:val="es-ES"/>
+        </w:rPr>
+        <w:t xml:space="preserve"> bajos construidos con técnicas de ventanas tienen respuestas al impulso simétricas, y lo mismo ocurre con los filtros pasa altos y </w:t>
+      </w:r>
+      <w:proofErr w:type="spellStart"/>
+      <w:r>
+        <w:rPr>
+          <w:rFonts w:eastAsiaTheme="minorEastAsia"/>
+          <w:sz w:val="20"/>
+          <w:szCs w:val="20"/>
+          <w:lang w:val="es-ES"/>
+        </w:rPr>
+        <w:t>pasabanda</w:t>
+      </w:r>
+      <w:proofErr w:type="spellEnd"/>
+      <w:r>
+        <w:rPr>
+          <w:rFonts w:eastAsiaTheme="minorEastAsia"/>
+          <w:sz w:val="20"/>
+          <w:szCs w:val="20"/>
+          <w:lang w:val="es-ES"/>
+        </w:rPr>
+        <w:t xml:space="preserve">, que se obtienen a partir de ellos mediante transformaciones. En cambio, las respuestas anti simétricas producen filtros pasa altos y </w:t>
+      </w:r>
+      <w:proofErr w:type="spellStart"/>
+      <w:r>
+        <w:rPr>
+          <w:rFonts w:eastAsiaTheme="minorEastAsia"/>
+          <w:sz w:val="20"/>
+          <w:szCs w:val="20"/>
+          <w:lang w:val="es-ES"/>
+        </w:rPr>
+        <w:t>pasabanda</w:t>
+      </w:r>
+      <w:proofErr w:type="spellEnd"/>
+      <w:r>
+        <w:rPr>
+          <w:rFonts w:eastAsiaTheme="minorEastAsia"/>
+          <w:sz w:val="20"/>
+          <w:szCs w:val="20"/>
+          <w:lang w:val="es-ES"/>
+        </w:rPr>
+        <w:t xml:space="preserve">. </w:t>
+      </w:r>
+    </w:p>
+    <w:p>
+      <w:pPr>
+        <w:rPr>
+          <w:rFonts w:eastAsiaTheme="minorEastAsia"/>
+          <w:sz w:val="20"/>
+          <w:szCs w:val="20"/>
+          <w:lang w:val="es-ES"/>
+        </w:rPr>
+      </w:pPr>
+      <w:r>
+        <w:rPr>
+          <w:rFonts w:eastAsiaTheme="minorEastAsia"/>
+          <w:sz w:val="20"/>
+          <w:szCs w:val="20"/>
+          <w:lang w:val="es-ES"/>
+        </w:rPr>
+        <w:t>En los sistemas FIR de fase lineal:</w:t>
+      </w:r>
+    </w:p>
+    <w:p>
+      <w:pPr>
+        <w:pStyle w:val="Prrafodelista"/>
+        <w:numPr>
+          <w:ilvl w:val="0"/>
+          <w:numId w:val="4"/>
+        </w:numPr>
+        <w:rPr>
+          <w:sz w:val="20"/>
+          <w:szCs w:val="20"/>
+          <w:lang w:val="es-ES"/>
+        </w:rPr>
+      </w:pPr>
+      <w:r>
+        <w:rPr>
+          <w:sz w:val="20"/>
+          <w:szCs w:val="20"/>
+          <w:lang w:val="es-ES"/>
+        </w:rPr>
+        <w:t xml:space="preserve">Los polos solo pueden estar en el origen. Los ceros deben ser reales o complejos conjugados. </w:t>
+      </w:r>
+    </w:p>
+    <w:p>
+      <w:pPr>
+        <w:pStyle w:val="Prrafodelista"/>
+        <w:numPr>
+          <w:ilvl w:val="0"/>
+          <w:numId w:val="4"/>
+        </w:numPr>
+        <w:rPr>
+          <w:sz w:val="20"/>
+          <w:szCs w:val="20"/>
+          <w:lang w:val="es-ES"/>
+        </w:rPr>
+      </w:pPr>
+      <w:r>
+        <w:rPr>
+          <w:sz w:val="20"/>
+          <w:szCs w:val="20"/>
+          <w:lang w:val="es-ES"/>
+        </w:rPr>
+        <w:t xml:space="preserve">Los ceros deben aparecer en posiciones conjugado – reciprocas en el plano z (si tienen cero en </w:t>
+      </w:r>
+      <m:oMath>
+        <m:sSub>
+          <m:sSubPr>
+            <m:ctrlPr>
+              <w:rPr>
+                <w:rFonts w:ascii="Cambria Math" w:hAnsi="Cambria Math"/>
+                <w:i/>
+                <w:sz w:val="20"/>
+                <w:szCs w:val="20"/>
+                <w:lang w:val="es-ES"/>
+              </w:rPr>
+            </m:ctrlPr>
+          </m:sSubPr>
+          <m:e>
+            <m:r>
+              <w:rPr>
+                <w:rFonts w:ascii="Cambria Math" w:hAnsi="Cambria Math"/>
+                <w:sz w:val="20"/>
+                <w:szCs w:val="20"/>
+                <w:lang w:val="es-ES"/>
+              </w:rPr>
+              <m:t>z</m:t>
+            </m:r>
+          </m:e>
+          <m:sub>
+            <m:r>
+              <w:rPr>
+                <w:rFonts w:ascii="Cambria Math" w:hAnsi="Cambria Math"/>
+                <w:sz w:val="20"/>
+                <w:szCs w:val="20"/>
+                <w:lang w:val="es-ES"/>
+              </w:rPr>
+              <m:t>0</m:t>
+            </m:r>
+          </m:sub>
+        </m:sSub>
+      </m:oMath>
+      <w:r>
+        <w:rPr>
+          <w:rFonts w:eastAsiaTheme="minorEastAsia"/>
+          <w:sz w:val="20"/>
+          <w:szCs w:val="20"/>
+          <w:lang w:val="es-ES"/>
+        </w:rPr>
+        <w:t xml:space="preserve">, tiene que haber otro en </w:t>
+      </w:r>
+      <m:oMath>
+        <m:f>
+          <m:fPr>
+            <m:ctrlPr>
+              <w:rPr>
+                <w:rFonts w:ascii="Cambria Math" w:eastAsiaTheme="minorEastAsia" w:hAnsi="Cambria Math"/>
+                <w:i/>
+                <w:sz w:val="20"/>
+                <w:szCs w:val="20"/>
+                <w:lang w:val="es-ES"/>
+              </w:rPr>
+            </m:ctrlPr>
+          </m:fPr>
+          <m:num>
+            <m:r>
+              <w:rPr>
+                <w:rFonts w:ascii="Cambria Math" w:eastAsiaTheme="minorEastAsia" w:hAnsi="Cambria Math"/>
+                <w:sz w:val="20"/>
+                <w:szCs w:val="20"/>
+                <w:lang w:val="es-ES"/>
+              </w:rPr>
+              <m:t>1</m:t>
+            </m:r>
+          </m:num>
+          <m:den>
+            <m:sSubSup>
+              <m:sSubSupPr>
+                <m:ctrlPr>
+                  <w:rPr>
+                    <w:rFonts w:ascii="Cambria Math" w:eastAsiaTheme="minorEastAsia" w:hAnsi="Cambria Math"/>
+                    <w:i/>
+                    <w:sz w:val="20"/>
+                    <w:szCs w:val="20"/>
+                    <w:lang w:val="es-ES"/>
+                  </w:rPr>
+                </m:ctrlPr>
+              </m:sSubSupPr>
+              <m:e>
+                <m:r>
+                  <w:rPr>
+                    <w:rFonts w:ascii="Cambria Math" w:eastAsiaTheme="minorEastAsia" w:hAnsi="Cambria Math"/>
+                    <w:sz w:val="20"/>
+                    <w:szCs w:val="20"/>
+                    <w:lang w:val="es-ES"/>
+                  </w:rPr>
+                  <m:t>z</m:t>
+                </m:r>
+              </m:e>
+              <m:sub>
+                <m:r>
+                  <w:rPr>
+                    <w:rFonts w:ascii="Cambria Math" w:eastAsiaTheme="minorEastAsia" w:hAnsi="Cambria Math"/>
+                    <w:sz w:val="20"/>
+                    <w:szCs w:val="20"/>
+                    <w:lang w:val="es-ES"/>
+                  </w:rPr>
+                  <m:t>0</m:t>
+                </m:r>
+              </m:sub>
+              <m:sup>
+                <m:r>
+                  <w:rPr>
+                    <w:rFonts w:ascii="Cambria Math" w:eastAsiaTheme="minorEastAsia" w:hAnsi="Cambria Math"/>
+                    <w:sz w:val="20"/>
+                    <w:szCs w:val="20"/>
+                    <w:lang w:val="es-ES"/>
+                  </w:rPr>
+                  <m:t>*</m:t>
+                </m:r>
+              </m:sup>
+            </m:sSubSup>
+          </m:den>
+        </m:f>
+      </m:oMath>
+      <w:r>
+        <w:rPr>
+          <w:rFonts w:eastAsiaTheme="minorEastAsia"/>
+          <w:sz w:val="20"/>
+          <w:szCs w:val="20"/>
+          <w:lang w:val="es-ES"/>
+        </w:rPr>
+        <w:t xml:space="preserve">). </w:t>
+      </w:r>
+    </w:p>
+    <w:p>
+      <w:pPr>
+        <w:pStyle w:val="Prrafodelista"/>
+        <w:numPr>
+          <w:ilvl w:val="0"/>
+          <w:numId w:val="4"/>
+        </w:numPr>
+        <w:rPr>
+          <w:sz w:val="20"/>
+          <w:szCs w:val="20"/>
+          <w:lang w:val="es-ES"/>
+        </w:rPr>
+      </w:pPr>
+      <w:r>
+        <w:rPr>
+          <w:rFonts w:eastAsiaTheme="minorEastAsia"/>
+          <w:sz w:val="20"/>
+          <w:szCs w:val="20"/>
+          <w:lang w:val="es-ES"/>
+        </w:rPr>
+        <w:t xml:space="preserve">El producto de ceros es 1 o -1. </w:t>
+      </w:r>
+    </w:p>
+    <w:p>
+      <w:pPr>
+        <w:rPr>
+          <w:sz w:val="20"/>
+          <w:szCs w:val="20"/>
+          <w:lang w:val="es-ES"/>
+        </w:rPr>
+      </w:pPr>
+      <w:r>
+        <w:rPr>
+          <w:sz w:val="20"/>
+          <w:szCs w:val="20"/>
+          <w:lang w:val="es-ES"/>
+        </w:rPr>
+        <w:t>Entonces, los ceros de estos sistemas:</w:t>
+      </w:r>
+    </w:p>
+    <w:p>
+      <w:pPr>
+        <w:pStyle w:val="Prrafodelista"/>
+        <w:numPr>
+          <w:ilvl w:val="0"/>
+          <w:numId w:val="11"/>
+        </w:numPr>
+        <w:rPr>
+          <w:sz w:val="20"/>
+          <w:szCs w:val="20"/>
+          <w:lang w:val="es-ES"/>
+        </w:rPr>
+      </w:pPr>
+      <w:r>
+        <w:rPr>
+          <w:sz w:val="20"/>
+          <w:szCs w:val="20"/>
+          <w:lang w:val="es-ES"/>
+        </w:rPr>
+        <w:t xml:space="preserve">Son reales y están en </w:t>
+      </w:r>
+      <m:oMath>
+        <m:r>
+          <w:rPr>
+            <w:rFonts w:ascii="Cambria Math" w:hAnsi="Cambria Math"/>
+            <w:sz w:val="20"/>
+            <w:szCs w:val="20"/>
+            <w:lang w:val="es-ES"/>
+          </w:rPr>
+          <m:t>z=±1</m:t>
+        </m:r>
+      </m:oMath>
+      <w:r>
+        <w:rPr>
+          <w:rFonts w:eastAsiaTheme="minorEastAsia"/>
+          <w:sz w:val="20"/>
+          <w:szCs w:val="20"/>
+          <w:lang w:val="es-ES"/>
+        </w:rPr>
+        <w:t>.</w:t>
+      </w:r>
+    </w:p>
+    <w:p>
+      <w:pPr>
+        <w:pStyle w:val="Prrafodelista"/>
+        <w:numPr>
+          <w:ilvl w:val="0"/>
+          <w:numId w:val="11"/>
+        </w:numPr>
+        <w:rPr>
+          <w:sz w:val="20"/>
+          <w:szCs w:val="20"/>
+          <w:lang w:val="es-ES"/>
+        </w:rPr>
+      </w:pPr>
+      <w:r>
+        <w:rPr>
+          <w:rFonts w:eastAsiaTheme="minorEastAsia"/>
+          <w:sz w:val="20"/>
+          <w:szCs w:val="20"/>
+          <w:lang w:val="es-ES"/>
+        </w:rPr>
+        <w:t>Son reales en posiciones reciprocas sobre el eje real</w:t>
+      </w:r>
+      <w:r>
+        <w:rPr>
+          <w:rFonts w:eastAsiaTheme="minorEastAsia"/>
+          <w:sz w:val="20"/>
+          <w:szCs w:val="20"/>
+          <w:lang w:val="es-ES"/>
+        </w:rPr>
+        <w:t>.</w:t>
+      </w:r>
+    </w:p>
+    <w:p>
+      <w:pPr>
+        <w:pStyle w:val="Prrafodelista"/>
+        <w:numPr>
+          <w:ilvl w:val="0"/>
+          <w:numId w:val="11"/>
+        </w:numPr>
+        <w:rPr>
+          <w:sz w:val="20"/>
+          <w:szCs w:val="20"/>
+          <w:lang w:val="es-ES"/>
+        </w:rPr>
+      </w:pPr>
+      <w:r>
+        <w:rPr>
+          <w:rFonts w:eastAsiaTheme="minorEastAsia"/>
+          <w:sz w:val="20"/>
+          <w:szCs w:val="20"/>
+          <w:lang w:val="es-ES"/>
+        </w:rPr>
+        <w:t xml:space="preserve">Son pares conjugados sobre el circulo unitario. </w:t>
+      </w:r>
+    </w:p>
+    <w:p>
+      <w:pPr>
+        <w:pStyle w:val="Prrafodelista"/>
+        <w:numPr>
+          <w:ilvl w:val="0"/>
+          <w:numId w:val="11"/>
+        </w:numPr>
+        <w:rPr>
+          <w:sz w:val="20"/>
+          <w:szCs w:val="20"/>
+          <w:lang w:val="es-ES"/>
+        </w:rPr>
+      </w:pPr>
+      <w:r>
+        <w:rPr>
+          <w:rFonts w:eastAsiaTheme="minorEastAsia"/>
+          <w:sz w:val="20"/>
+          <w:szCs w:val="20"/>
+          <w:lang w:val="es-ES"/>
+        </w:rPr>
+        <w:t xml:space="preserve">Son cuatro ceros (dos pares complejos conjugados) en posiciones fuera del circulo unitario. </w:t>
+      </w:r>
+    </w:p>
+    <w:p>
+      <w:pPr>
+        <w:jc w:val="center"/>
+        <w:rPr>
+          <w:sz w:val="20"/>
+          <w:szCs w:val="20"/>
+          <w:lang w:val="es-ES"/>
+        </w:rPr>
+      </w:pPr>
+      <w:r>
+        <w:rPr>
+          <w:noProof/>
+          <w:lang w:val="en-US"/>
+        </w:rPr>
+        <w:drawing>
+          <wp:inline distT="0" distB="0" distL="0" distR="0" wp14:anchorId="232B1D46" wp14:editId="7EE1BB04">
+            <wp:extent cx="5143500" cy="3524250"/>
+            <wp:effectExtent l="0" t="0" r="0" b="0"/>
+            <wp:docPr id="28" name="image25.png"/>
+            <wp:cNvGraphicFramePr/>
+            <a:graphic xmlns:a="http://schemas.openxmlformats.org/drawingml/2006/main">
+              <a:graphicData uri="http://schemas.openxmlformats.org/drawingml/2006/picture">
+                <pic:pic xmlns:pic="http://schemas.openxmlformats.org/drawingml/2006/picture">
+                  <pic:nvPicPr>
+                    <pic:cNvPr id="0" name="image25.png"/>
+                    <pic:cNvPicPr preferRelativeResize="0"/>
+                  </pic:nvPicPr>
+                  <pic:blipFill rotWithShape="1">
+                    <a:blip r:embed="rId43">
+                      <a:extLst>
+                        <a:ext uri="{28A0092B-C50C-407E-A947-70E740481C1C}">
+                          <a14:useLocalDpi xmlns:a14="http://schemas.microsoft.com/office/drawing/2010/main" val="0"/>
+                        </a:ext>
+                      </a:extLst>
+                    </a:blip>
+                    <a:srcRect l="3321" t="2260" r="2273" b="4774"/>
+                    <a:stretch/>
+                  </pic:blipFill>
+                  <pic:spPr bwMode="auto">
+                    <a:xfrm>
+                      <a:off x="0" y="0"/>
+                      <a:ext cx="5143500" cy="3524250"/>
+                    </a:xfrm>
+                    <a:prstGeom prst="rect">
+                      <a:avLst/>
+                    </a:prstGeom>
+                    <a:ln>
+                      <a:noFill/>
+                    </a:ln>
+                    <a:extLst>
+                      <a:ext uri="{53640926-AAD7-44D8-BBD7-CCE9431645EC}">
+                        <a14:shadowObscured xmlns:a14="http://schemas.microsoft.com/office/drawing/2010/main"/>
+                      </a:ext>
+                    </a:extLst>
+                  </pic:spPr>
+                </pic:pic>
+              </a:graphicData>
+            </a:graphic>
+          </wp:inline>
+        </w:drawing>
+      </w:r>
+    </w:p>
+    <w:p>
+      <w:pPr>
         <w:tabs>
           <w:tab w:val="left" w:pos="1125"/>
         </w:tabs>
@@ -14314,6 +14406,7 @@
           <w:sz w:val="20"/>
           <w:szCs w:val="20"/>
         </w:rPr>
+        <w:lastRenderedPageBreak/>
         <w:t xml:space="preserve">Dependiendo del tipo de filtro FIR (tipo I, II, III, IV), se obtiene una respuesta en frecuencia diferente </w:t>
       </w:r>
     </w:p>
@@ -14336,10 +14429,10 @@
           <w:szCs w:val="20"/>
         </w:rPr>
         <w:drawing>
-          <wp:inline distT="0" distB="0" distL="0" distR="0" wp14:anchorId="7BB57F20" wp14:editId="7CDAF651">
-            <wp:extent cx="4191585" cy="743054"/>
-            <wp:effectExtent l="0" t="0" r="0" b="0"/>
-            <wp:docPr id="4" name="Imagen 4"/>
+          <wp:inline distT="0" distB="0" distL="0" distR="0" wp14:anchorId="633EAB93" wp14:editId="38BEBAA6">
+            <wp:extent cx="2701636" cy="495300"/>
+            <wp:effectExtent l="0" t="0" r="3810" b="0"/>
+            <wp:docPr id="24" name="Imagen 24"/>
             <wp:cNvGraphicFramePr>
               <a:graphicFrameLocks xmlns:a="http://schemas.openxmlformats.org/drawingml/2006/main" noChangeAspect="1"/>
             </wp:cNvGraphicFramePr>
@@ -14351,7 +14444,7 @@
                     <pic:cNvPicPr/>
                   </pic:nvPicPr>
                   <pic:blipFill>
-                    <a:blip r:embed="rId41"/>
+                    <a:blip r:embed="rId44"/>
                     <a:stretch>
                       <a:fillRect/>
                     </a:stretch>
@@ -14359,7 +14452,7 @@
                   <pic:spPr>
                     <a:xfrm>
                       <a:off x="0" y="0"/>
-                      <a:ext cx="4191585" cy="743054"/>
+                      <a:ext cx="2706663" cy="496222"/>
                     </a:xfrm>
                     <a:prstGeom prst="rect">
                       <a:avLst/>
@@ -14399,23 +14492,7 @@
             <w:sz w:val="20"/>
             <w:szCs w:val="20"/>
           </w:rPr>
-          <m:t>A(</m:t>
-        </m:r>
-        <m:r>
-          <w:rPr>
-            <w:rFonts w:ascii="Cambria Math" w:eastAsiaTheme="minorEastAsia" w:hAnsi="Cambria Math"/>
-            <w:sz w:val="20"/>
-            <w:szCs w:val="20"/>
-          </w:rPr>
-          <m:t>ω</m:t>
-        </m:r>
-        <m:r>
-          <w:rPr>
-            <w:rFonts w:ascii="Cambria Math" w:eastAsiaTheme="minorEastAsia" w:hAnsi="Cambria Math"/>
-            <w:sz w:val="20"/>
-            <w:szCs w:val="20"/>
-          </w:rPr>
-          <m:t>)</m:t>
+          <m:t>A(ω)</m:t>
         </m:r>
       </m:oMath>
       <w:r>
@@ -14487,12 +14564,11 @@
           <w:szCs w:val="20"/>
           <w:lang w:val="es-ES"/>
         </w:rPr>
-        <w:lastRenderedPageBreak/>
         <w:drawing>
-          <wp:inline distT="0" distB="0" distL="0" distR="0" wp14:anchorId="27BBBEDE" wp14:editId="6DD7FF4B">
-            <wp:extent cx="5612130" cy="1858010"/>
-            <wp:effectExtent l="0" t="0" r="7620" b="8890"/>
-            <wp:docPr id="7" name="Imagen 7"/>
+          <wp:inline distT="0" distB="0" distL="0" distR="0" wp14:anchorId="589A075B" wp14:editId="176AE50D">
+            <wp:extent cx="5924018" cy="2038350"/>
+            <wp:effectExtent l="0" t="0" r="635" b="0"/>
+            <wp:docPr id="2" name="Imagen 2"/>
             <wp:cNvGraphicFramePr>
               <a:graphicFrameLocks xmlns:a="http://schemas.openxmlformats.org/drawingml/2006/main" noChangeAspect="1"/>
             </wp:cNvGraphicFramePr>
@@ -14504,7 +14580,7 @@
                     <pic:cNvPicPr/>
                   </pic:nvPicPr>
                   <pic:blipFill>
-                    <a:blip r:embed="rId42"/>
+                    <a:blip r:embed="rId45"/>
                     <a:stretch>
                       <a:fillRect/>
                     </a:stretch>
@@ -14512,7 +14588,7 @@
                   <pic:spPr>
                     <a:xfrm>
                       <a:off x="0" y="0"/>
-                      <a:ext cx="5612130" cy="1858010"/>
+                      <a:ext cx="5925507" cy="2038862"/>
                     </a:xfrm>
                     <a:prstGeom prst="rect">
                       <a:avLst/>
@@ -14547,8 +14623,8 @@
           <w:lang w:val="en-US"/>
         </w:rPr>
         <w:drawing>
-          <wp:inline distT="0" distB="0" distL="0" distR="0" wp14:anchorId="410F9A4E" wp14:editId="6C67BEDB">
-            <wp:extent cx="4019550" cy="1665034"/>
+          <wp:inline distT="0" distB="0" distL="0" distR="0" wp14:anchorId="410F9A4E" wp14:editId="24449EEC">
+            <wp:extent cx="4368910" cy="1809750"/>
             <wp:effectExtent l="0" t="0" r="0" b="0"/>
             <wp:docPr id="6" name="Imagen 6"/>
             <wp:cNvGraphicFramePr>
@@ -14562,7 +14638,7 @@
                     <pic:cNvPicPr/>
                   </pic:nvPicPr>
                   <pic:blipFill>
-                    <a:blip r:embed="rId43">
+                    <a:blip r:embed="rId46">
                       <a:extLst>
                         <a:ext uri="{28A0092B-C50C-407E-A947-70E740481C1C}">
                           <a14:useLocalDpi xmlns:a14="http://schemas.microsoft.com/office/drawing/2010/main" val="0"/>
@@ -14576,7 +14652,7 @@
                   <pic:spPr>
                     <a:xfrm>
                       <a:off x="0" y="0"/>
-                      <a:ext cx="4037343" cy="1672404"/>
+                      <a:ext cx="4395343" cy="1820699"/>
                     </a:xfrm>
                     <a:prstGeom prst="rect">
                       <a:avLst/>
@@ -14648,23 +14724,7 @@
             <w:sz w:val="20"/>
             <w:szCs w:val="20"/>
           </w:rPr>
-          <m:t>A(</m:t>
-        </m:r>
-        <m:r>
-          <w:rPr>
-            <w:rFonts w:ascii="Cambria Math" w:eastAsiaTheme="minorEastAsia" w:hAnsi="Cambria Math"/>
-            <w:sz w:val="20"/>
-            <w:szCs w:val="20"/>
-          </w:rPr>
-          <m:t>ω</m:t>
-        </m:r>
-        <m:r>
-          <w:rPr>
-            <w:rFonts w:ascii="Cambria Math" w:eastAsiaTheme="minorEastAsia" w:hAnsi="Cambria Math"/>
-            <w:sz w:val="20"/>
-            <w:szCs w:val="20"/>
-          </w:rPr>
-          <m:t>)</m:t>
+          <m:t>A(ω)</m:t>
         </m:r>
       </m:oMath>
       <w:r>
@@ -14762,23 +14822,7 @@
             <w:sz w:val="20"/>
             <w:szCs w:val="20"/>
           </w:rPr>
-          <m:t>A(</m:t>
-        </m:r>
-        <m:r>
-          <w:rPr>
-            <w:rFonts w:ascii="Cambria Math" w:eastAsiaTheme="minorEastAsia" w:hAnsi="Cambria Math"/>
-            <w:sz w:val="20"/>
-            <w:szCs w:val="20"/>
-          </w:rPr>
-          <m:t>ω</m:t>
-        </m:r>
-        <m:r>
-          <w:rPr>
-            <w:rFonts w:ascii="Cambria Math" w:eastAsiaTheme="minorEastAsia" w:hAnsi="Cambria Math"/>
-            <w:sz w:val="20"/>
-            <w:szCs w:val="20"/>
-          </w:rPr>
-          <m:t>)</m:t>
+          <m:t>A(ω)</m:t>
         </m:r>
       </m:oMath>
       <w:r>
@@ -14787,15 +14831,7 @@
           <w:sz w:val="20"/>
           <w:szCs w:val="20"/>
         </w:rPr>
-        <w:t xml:space="preserve"> tiene que ser cero en</w:t>
-      </w:r>
-      <w:r>
-        <w:rPr>
-          <w:rFonts w:eastAsiaTheme="minorEastAsia"/>
-          <w:sz w:val="20"/>
-          <w:szCs w:val="20"/>
-        </w:rPr>
-        <w:t xml:space="preserve"> </w:t>
+        <w:t xml:space="preserve"> tiene que ser cero en </w:t>
       </w:r>
       <m:oMath>
         <m:r>
@@ -14866,23 +14902,7 @@
             <w:sz w:val="20"/>
             <w:szCs w:val="20"/>
           </w:rPr>
-          <m:t>A(</m:t>
-        </m:r>
-        <m:r>
-          <w:rPr>
-            <w:rFonts w:ascii="Cambria Math" w:eastAsiaTheme="minorEastAsia" w:hAnsi="Cambria Math"/>
-            <w:sz w:val="20"/>
-            <w:szCs w:val="20"/>
-          </w:rPr>
-          <m:t>ω</m:t>
-        </m:r>
-        <m:r>
-          <w:rPr>
-            <w:rFonts w:ascii="Cambria Math" w:eastAsiaTheme="minorEastAsia" w:hAnsi="Cambria Math"/>
-            <w:sz w:val="20"/>
-            <w:szCs w:val="20"/>
-          </w:rPr>
-          <m:t>)</m:t>
+          <m:t>A(ω)</m:t>
         </m:r>
       </m:oMath>
       <w:r>
@@ -14891,15 +14911,7 @@
           <w:sz w:val="20"/>
           <w:szCs w:val="20"/>
         </w:rPr>
-        <w:t xml:space="preserve"> debe se cero </w:t>
-      </w:r>
-      <w:r>
-        <w:rPr>
-          <w:rFonts w:eastAsiaTheme="minorEastAsia"/>
-          <w:sz w:val="20"/>
-          <w:szCs w:val="20"/>
-        </w:rPr>
-        <w:t xml:space="preserve">en </w:t>
+        <w:t xml:space="preserve"> debe se cero en </w:t>
       </w:r>
       <m:oMath>
         <m:r>
@@ -14957,7 +14969,6 @@
           <w:lang w:val="es-ES"/>
         </w:rPr>
       </w:pPr>
-      <w:bookmarkStart w:id="0" w:name="_GoBack"/>
       <w:r>
         <w:rPr>
           <w:rFonts w:eastAsiaTheme="minorEastAsia"/>
@@ -14970,7 +14981,6 @@
         <w:t>Tipo IV</w:t>
       </w:r>
     </w:p>
-    <w:bookmarkEnd w:id="0"/>
     <w:p>
       <w:pPr>
         <w:pStyle w:val="Prrafodelista"/>
@@ -15059,9 +15069,1307 @@
           <w:lang w:val="es-ES"/>
         </w:rPr>
       </w:pPr>
-    </w:p>
-    <w:p>
-      <w:pPr>
+      <w:r>
+        <w:rPr>
+          <w:rFonts w:eastAsiaTheme="minorEastAsia"/>
+          <w:sz w:val="20"/>
+          <w:szCs w:val="20"/>
+          <w:lang w:val="es-ES"/>
+        </w:rPr>
+        <w:t>Para diseñar el filtro, debo especificar los valores de la plantilla de diseño (</w:t>
+      </w:r>
+      <m:oMath>
+        <m:sSub>
+          <m:sSubPr>
+            <m:ctrlPr>
+              <w:rPr>
+                <w:rFonts w:ascii="Cambria Math" w:eastAsiaTheme="minorEastAsia" w:hAnsi="Cambria Math"/>
+                <w:i/>
+                <w:sz w:val="20"/>
+                <w:szCs w:val="20"/>
+                <w:lang w:val="es-ES"/>
+              </w:rPr>
+            </m:ctrlPr>
+          </m:sSubPr>
+          <m:e>
+            <m:r>
+              <w:rPr>
+                <w:rFonts w:ascii="Cambria Math" w:eastAsiaTheme="minorEastAsia" w:hAnsi="Cambria Math"/>
+                <w:sz w:val="20"/>
+                <w:szCs w:val="20"/>
+                <w:lang w:val="es-ES"/>
+              </w:rPr>
+              <m:t>ω</m:t>
+            </m:r>
+          </m:e>
+          <m:sub>
+            <m:r>
+              <w:rPr>
+                <w:rFonts w:ascii="Cambria Math" w:eastAsiaTheme="minorEastAsia" w:hAnsi="Cambria Math"/>
+                <w:sz w:val="20"/>
+                <w:szCs w:val="20"/>
+                <w:lang w:val="es-ES"/>
+              </w:rPr>
+              <m:t>p</m:t>
+            </m:r>
+          </m:sub>
+        </m:sSub>
+      </m:oMath>
+      <w:r>
+        <w:rPr>
+          <w:rFonts w:eastAsiaTheme="minorEastAsia"/>
+          <w:sz w:val="20"/>
+          <w:szCs w:val="20"/>
+          <w:lang w:val="es-ES"/>
+        </w:rPr>
+        <w:t xml:space="preserve">, </w:t>
+      </w:r>
+      <m:oMath>
+        <m:sSub>
+          <m:sSubPr>
+            <m:ctrlPr>
+              <w:rPr>
+                <w:rFonts w:ascii="Cambria Math" w:eastAsiaTheme="minorEastAsia" w:hAnsi="Cambria Math"/>
+                <w:i/>
+                <w:sz w:val="20"/>
+                <w:szCs w:val="20"/>
+                <w:lang w:val="es-ES"/>
+              </w:rPr>
+            </m:ctrlPr>
+          </m:sSubPr>
+          <m:e>
+            <m:r>
+              <w:rPr>
+                <w:rFonts w:ascii="Cambria Math" w:eastAsiaTheme="minorEastAsia" w:hAnsi="Cambria Math"/>
+                <w:sz w:val="20"/>
+                <w:szCs w:val="20"/>
+                <w:lang w:val="es-ES"/>
+              </w:rPr>
+              <m:t>ω</m:t>
+            </m:r>
+          </m:e>
+          <m:sub>
+            <m:r>
+              <w:rPr>
+                <w:rFonts w:ascii="Cambria Math" w:eastAsiaTheme="minorEastAsia" w:hAnsi="Cambria Math"/>
+                <w:sz w:val="20"/>
+                <w:szCs w:val="20"/>
+                <w:lang w:val="es-ES"/>
+              </w:rPr>
+              <m:t>s</m:t>
+            </m:r>
+          </m:sub>
+        </m:sSub>
+      </m:oMath>
+      <w:r>
+        <w:rPr>
+          <w:rFonts w:eastAsiaTheme="minorEastAsia"/>
+          <w:sz w:val="20"/>
+          <w:szCs w:val="20"/>
+          <w:lang w:val="es-ES"/>
+        </w:rPr>
+        <w:t xml:space="preserve">, </w:t>
+      </w:r>
+      <m:oMath>
+        <m:sSub>
+          <m:sSubPr>
+            <m:ctrlPr>
+              <w:rPr>
+                <w:rFonts w:ascii="Cambria Math" w:eastAsiaTheme="minorEastAsia" w:hAnsi="Cambria Math"/>
+                <w:i/>
+                <w:sz w:val="20"/>
+                <w:szCs w:val="20"/>
+                <w:lang w:val="es-ES"/>
+              </w:rPr>
+            </m:ctrlPr>
+          </m:sSubPr>
+          <m:e>
+            <m:r>
+              <w:rPr>
+                <w:rFonts w:ascii="Cambria Math" w:eastAsiaTheme="minorEastAsia" w:hAnsi="Cambria Math"/>
+                <w:sz w:val="20"/>
+                <w:szCs w:val="20"/>
+                <w:lang w:val="es-ES"/>
+              </w:rPr>
+              <m:t>δ</m:t>
+            </m:r>
+          </m:e>
+          <m:sub>
+            <m:r>
+              <w:rPr>
+                <w:rFonts w:ascii="Cambria Math" w:eastAsiaTheme="minorEastAsia" w:hAnsi="Cambria Math"/>
+                <w:sz w:val="20"/>
+                <w:szCs w:val="20"/>
+                <w:lang w:val="es-ES"/>
+              </w:rPr>
+              <m:t>p</m:t>
+            </m:r>
+          </m:sub>
+        </m:sSub>
+      </m:oMath>
+      <w:r>
+        <w:rPr>
+          <w:rFonts w:eastAsiaTheme="minorEastAsia"/>
+          <w:sz w:val="20"/>
+          <w:szCs w:val="20"/>
+          <w:lang w:val="es-ES"/>
+        </w:rPr>
+        <w:t xml:space="preserve">, </w:t>
+      </w:r>
+      <m:oMath>
+        <m:sSub>
+          <m:sSubPr>
+            <m:ctrlPr>
+              <w:rPr>
+                <w:rFonts w:ascii="Cambria Math" w:eastAsiaTheme="minorEastAsia" w:hAnsi="Cambria Math"/>
+                <w:i/>
+                <w:sz w:val="20"/>
+                <w:szCs w:val="20"/>
+                <w:lang w:val="es-ES"/>
+              </w:rPr>
+            </m:ctrlPr>
+          </m:sSubPr>
+          <m:e>
+            <m:r>
+              <w:rPr>
+                <w:rFonts w:ascii="Cambria Math" w:eastAsiaTheme="minorEastAsia" w:hAnsi="Cambria Math"/>
+                <w:sz w:val="20"/>
+                <w:szCs w:val="20"/>
+                <w:lang w:val="es-ES"/>
+              </w:rPr>
+              <m:t>δ</m:t>
+            </m:r>
+          </m:e>
+          <m:sub>
+            <m:r>
+              <w:rPr>
+                <w:rFonts w:ascii="Cambria Math" w:eastAsiaTheme="minorEastAsia" w:hAnsi="Cambria Math"/>
+                <w:sz w:val="20"/>
+                <w:szCs w:val="20"/>
+                <w:lang w:val="es-ES"/>
+              </w:rPr>
+              <m:t>s</m:t>
+            </m:r>
+          </m:sub>
+        </m:sSub>
+      </m:oMath>
+      <w:r>
+        <w:rPr>
+          <w:rFonts w:eastAsiaTheme="minorEastAsia"/>
+          <w:sz w:val="20"/>
+          <w:szCs w:val="20"/>
+          <w:lang w:val="es-ES"/>
+        </w:rPr>
+        <w:t xml:space="preserve">). </w:t>
+      </w:r>
+    </w:p>
+    <w:p>
+      <w:pPr>
+        <w:tabs>
+          <w:tab w:val="left" w:pos="1125"/>
+        </w:tabs>
+        <w:jc w:val="center"/>
+        <w:rPr>
+          <w:rFonts w:eastAsiaTheme="minorEastAsia"/>
+          <w:sz w:val="20"/>
+          <w:szCs w:val="20"/>
+          <w:lang w:val="es-ES"/>
+        </w:rPr>
+      </w:pPr>
+      <w:r>
+        <w:rPr>
+          <w:rFonts w:eastAsiaTheme="minorEastAsia"/>
+          <w:sz w:val="20"/>
+          <w:szCs w:val="20"/>
+          <w:lang w:val="es-ES"/>
+        </w:rPr>
+        <w:lastRenderedPageBreak/>
+        <w:drawing>
+          <wp:inline distT="0" distB="0" distL="0" distR="0" wp14:anchorId="4439D07A" wp14:editId="129948EB">
+            <wp:extent cx="3437670" cy="2240280"/>
+            <wp:effectExtent l="0" t="0" r="0" b="7620"/>
+            <wp:docPr id="5" name="Imagen 5"/>
+            <wp:cNvGraphicFramePr>
+              <a:graphicFrameLocks xmlns:a="http://schemas.openxmlformats.org/drawingml/2006/main" noChangeAspect="1"/>
+            </wp:cNvGraphicFramePr>
+            <a:graphic xmlns:a="http://schemas.openxmlformats.org/drawingml/2006/main">
+              <a:graphicData uri="http://schemas.openxmlformats.org/drawingml/2006/picture">
+                <pic:pic xmlns:pic="http://schemas.openxmlformats.org/drawingml/2006/picture">
+                  <pic:nvPicPr>
+                    <pic:cNvPr id="1" name=""/>
+                    <pic:cNvPicPr/>
+                  </pic:nvPicPr>
+                  <pic:blipFill>
+                    <a:blip r:embed="rId47"/>
+                    <a:stretch>
+                      <a:fillRect/>
+                    </a:stretch>
+                  </pic:blipFill>
+                  <pic:spPr>
+                    <a:xfrm>
+                      <a:off x="0" y="0"/>
+                      <a:ext cx="3455702" cy="2252031"/>
+                    </a:xfrm>
+                    <a:prstGeom prst="rect">
+                      <a:avLst/>
+                    </a:prstGeom>
+                  </pic:spPr>
+                </pic:pic>
+              </a:graphicData>
+            </a:graphic>
+          </wp:inline>
+        </w:drawing>
+      </w:r>
+    </w:p>
+    <w:p>
+      <w:pPr>
+        <w:pStyle w:val="Prrafodelista"/>
+        <w:numPr>
+          <w:ilvl w:val="0"/>
+          <w:numId w:val="9"/>
+        </w:numPr>
+        <w:tabs>
+          <w:tab w:val="left" w:pos="1125"/>
+        </w:tabs>
+        <w:rPr>
+          <w:rFonts w:eastAsiaTheme="minorEastAsia"/>
+          <w:sz w:val="20"/>
+          <w:szCs w:val="20"/>
+          <w:lang w:val="es-ES"/>
+        </w:rPr>
+      </w:pPr>
+      <w:r>
+        <w:rPr>
+          <w:rFonts w:eastAsiaTheme="minorEastAsia"/>
+          <w:b/>
+          <w:color w:val="ED7D31" w:themeColor="accent2"/>
+          <w:sz w:val="20"/>
+          <w:szCs w:val="20"/>
+          <w:lang w:val="es-ES"/>
+        </w:rPr>
+        <w:t>Ripple</w:t>
+      </w:r>
+      <w:r>
+        <w:rPr>
+          <w:rFonts w:eastAsiaTheme="minorEastAsia"/>
+          <w:sz w:val="20"/>
+          <w:szCs w:val="20"/>
+          <w:lang w:val="es-ES"/>
+        </w:rPr>
+        <w:t xml:space="preserve">: es la variación no deseada de la ganancia dentro de una banda (de paso o de rechazo). </w:t>
+      </w:r>
+    </w:p>
+    <w:p>
+      <w:pPr>
+        <w:tabs>
+          <w:tab w:val="left" w:pos="1125"/>
+        </w:tabs>
+        <w:rPr>
+          <w:rFonts w:eastAsiaTheme="minorEastAsia"/>
+          <w:b/>
+          <w:color w:val="ED7D31" w:themeColor="accent2"/>
+          <w:sz w:val="20"/>
+          <w:szCs w:val="20"/>
+          <w:lang w:val="es-ES"/>
+        </w:rPr>
+      </w:pPr>
+      <w:r>
+        <w:rPr>
+          <w:rFonts w:eastAsiaTheme="minorEastAsia"/>
+          <w:b/>
+          <w:color w:val="ED7D31" w:themeColor="accent2"/>
+          <w:sz w:val="20"/>
+          <w:szCs w:val="20"/>
+          <w:lang w:val="es-ES"/>
+        </w:rPr>
+        <w:t>Banda de paso</w:t>
+      </w:r>
+    </w:p>
+    <w:p>
+      <w:pPr>
+        <w:pStyle w:val="Prrafodelista"/>
+        <w:numPr>
+          <w:ilvl w:val="0"/>
+          <w:numId w:val="4"/>
+        </w:numPr>
+        <w:tabs>
+          <w:tab w:val="left" w:pos="1125"/>
+        </w:tabs>
+        <w:rPr>
+          <w:rFonts w:eastAsiaTheme="minorEastAsia"/>
+          <w:sz w:val="20"/>
+          <w:szCs w:val="20"/>
+          <w:lang w:val="es-ES"/>
+        </w:rPr>
+      </w:pPr>
+      <w:r>
+        <w:rPr>
+          <w:rFonts w:eastAsiaTheme="minorEastAsia"/>
+          <w:sz w:val="20"/>
+          <w:szCs w:val="20"/>
+          <w:lang w:val="es-ES"/>
+        </w:rPr>
+        <w:t xml:space="preserve">Rango de frecuencias entre 0 y </w:t>
+      </w:r>
+      <m:oMath>
+        <m:sSub>
+          <m:sSubPr>
+            <m:ctrlPr>
+              <w:rPr>
+                <w:rFonts w:ascii="Cambria Math" w:eastAsiaTheme="minorEastAsia" w:hAnsi="Cambria Math"/>
+                <w:i/>
+                <w:sz w:val="20"/>
+                <w:szCs w:val="20"/>
+                <w:lang w:val="es-ES"/>
+              </w:rPr>
+            </m:ctrlPr>
+          </m:sSubPr>
+          <m:e>
+            <m:r>
+              <w:rPr>
+                <w:rFonts w:ascii="Cambria Math" w:eastAsiaTheme="minorEastAsia" w:hAnsi="Cambria Math"/>
+                <w:sz w:val="20"/>
+                <w:szCs w:val="20"/>
+                <w:lang w:val="es-ES"/>
+              </w:rPr>
+              <m:t>ω</m:t>
+            </m:r>
+          </m:e>
+          <m:sub>
+            <m:r>
+              <w:rPr>
+                <w:rFonts w:ascii="Cambria Math" w:eastAsiaTheme="minorEastAsia" w:hAnsi="Cambria Math"/>
+                <w:sz w:val="20"/>
+                <w:szCs w:val="20"/>
+                <w:lang w:val="es-ES"/>
+              </w:rPr>
+              <m:t>p</m:t>
+            </m:r>
+          </m:sub>
+        </m:sSub>
+      </m:oMath>
+      <w:r>
+        <w:rPr>
+          <w:rFonts w:eastAsiaTheme="minorEastAsia"/>
+          <w:sz w:val="20"/>
+          <w:szCs w:val="20"/>
+          <w:lang w:val="es-ES"/>
+        </w:rPr>
+        <w:t xml:space="preserve"> donde la respuesta varia no más de </w:t>
+      </w:r>
+      <m:oMath>
+        <m:sSub>
+          <m:sSubPr>
+            <m:ctrlPr>
+              <w:rPr>
+                <w:rFonts w:ascii="Cambria Math" w:eastAsiaTheme="minorEastAsia" w:hAnsi="Cambria Math"/>
+                <w:i/>
+                <w:sz w:val="20"/>
+                <w:szCs w:val="20"/>
+                <w:lang w:val="es-ES"/>
+              </w:rPr>
+            </m:ctrlPr>
+          </m:sSubPr>
+          <m:e>
+            <m:r>
+              <w:rPr>
+                <w:rFonts w:ascii="Cambria Math" w:eastAsiaTheme="minorEastAsia" w:hAnsi="Cambria Math"/>
+                <w:sz w:val="20"/>
+                <w:szCs w:val="20"/>
+                <w:lang w:val="es-ES"/>
+              </w:rPr>
+              <m:t>δ</m:t>
+            </m:r>
+          </m:e>
+          <m:sub>
+            <m:r>
+              <w:rPr>
+                <w:rFonts w:ascii="Cambria Math" w:eastAsiaTheme="minorEastAsia" w:hAnsi="Cambria Math"/>
+                <w:sz w:val="20"/>
+                <w:szCs w:val="20"/>
+                <w:lang w:val="es-ES"/>
+              </w:rPr>
+              <m:t>p</m:t>
+            </m:r>
+          </m:sub>
+        </m:sSub>
+      </m:oMath>
+      <w:r>
+        <w:rPr>
+          <w:rFonts w:eastAsiaTheme="minorEastAsia"/>
+          <w:sz w:val="20"/>
+          <w:szCs w:val="20"/>
+          <w:lang w:val="es-ES"/>
+        </w:rPr>
+        <w:t xml:space="preserve"> (desde 1 hacia abajo o hacia arriba).</w:t>
+      </w:r>
+    </w:p>
+    <w:p>
+      <w:pPr>
+        <w:pStyle w:val="Prrafodelista"/>
+        <w:numPr>
+          <w:ilvl w:val="0"/>
+          <w:numId w:val="4"/>
+        </w:numPr>
+        <w:tabs>
+          <w:tab w:val="left" w:pos="1125"/>
+        </w:tabs>
+        <w:rPr>
+          <w:rFonts w:eastAsiaTheme="minorEastAsia"/>
+          <w:sz w:val="20"/>
+          <w:szCs w:val="20"/>
+          <w:lang w:val="es-ES"/>
+        </w:rPr>
+      </w:pPr>
+      <m:oMath>
+        <m:sSub>
+          <m:sSubPr>
+            <m:ctrlPr>
+              <w:rPr>
+                <w:rFonts w:ascii="Cambria Math" w:eastAsiaTheme="minorEastAsia" w:hAnsi="Cambria Math"/>
+                <w:i/>
+                <w:sz w:val="20"/>
+                <w:szCs w:val="20"/>
+                <w:lang w:val="es-ES"/>
+              </w:rPr>
+            </m:ctrlPr>
+          </m:sSubPr>
+          <m:e>
+            <m:r>
+              <w:rPr>
+                <w:rFonts w:ascii="Cambria Math" w:eastAsiaTheme="minorEastAsia" w:hAnsi="Cambria Math"/>
+                <w:sz w:val="20"/>
+                <w:szCs w:val="20"/>
+                <w:lang w:val="es-ES"/>
+              </w:rPr>
+              <m:t>ω</m:t>
+            </m:r>
+          </m:e>
+          <m:sub>
+            <m:r>
+              <w:rPr>
+                <w:rFonts w:ascii="Cambria Math" w:eastAsiaTheme="minorEastAsia" w:hAnsi="Cambria Math"/>
+                <w:sz w:val="20"/>
+                <w:szCs w:val="20"/>
+                <w:lang w:val="es-ES"/>
+              </w:rPr>
+              <m:t>p</m:t>
+            </m:r>
+          </m:sub>
+        </m:sSub>
+      </m:oMath>
+      <w:r>
+        <w:rPr>
+          <w:rFonts w:eastAsiaTheme="minorEastAsia"/>
+          <w:sz w:val="20"/>
+          <w:szCs w:val="20"/>
+          <w:lang w:val="es-ES"/>
+        </w:rPr>
+        <w:t xml:space="preserve"> es la frecuencia de banda de paso (frecuencia máxima) y la variación de la respuesta se conoce como el ripple de banda de paso. </w:t>
+      </w:r>
+    </w:p>
+    <w:p>
+      <w:pPr>
+        <w:tabs>
+          <w:tab w:val="left" w:pos="1125"/>
+        </w:tabs>
+        <w:rPr>
+          <w:rFonts w:eastAsiaTheme="minorEastAsia"/>
+          <w:b/>
+          <w:color w:val="ED7D31" w:themeColor="accent2"/>
+          <w:sz w:val="20"/>
+          <w:szCs w:val="20"/>
+          <w:lang w:val="es-ES"/>
+        </w:rPr>
+      </w:pPr>
+      <w:r>
+        <w:rPr>
+          <w:rFonts w:eastAsiaTheme="minorEastAsia"/>
+          <w:b/>
+          <w:color w:val="ED7D31" w:themeColor="accent2"/>
+          <w:sz w:val="20"/>
+          <w:szCs w:val="20"/>
+          <w:lang w:val="es-ES"/>
+        </w:rPr>
+        <w:t>Banda de rechazo</w:t>
+      </w:r>
+    </w:p>
+    <w:p>
+      <w:pPr>
+        <w:pStyle w:val="Prrafodelista"/>
+        <w:numPr>
+          <w:ilvl w:val="0"/>
+          <w:numId w:val="4"/>
+        </w:numPr>
+        <w:tabs>
+          <w:tab w:val="left" w:pos="1125"/>
+        </w:tabs>
+        <w:rPr>
+          <w:rFonts w:eastAsiaTheme="minorEastAsia"/>
+          <w:sz w:val="20"/>
+          <w:szCs w:val="20"/>
+          <w:lang w:val="es-ES"/>
+        </w:rPr>
+      </w:pPr>
+      <w:r>
+        <w:rPr>
+          <w:rFonts w:eastAsiaTheme="minorEastAsia"/>
+          <w:sz w:val="20"/>
+          <w:szCs w:val="20"/>
+          <w:lang w:val="es-ES"/>
+        </w:rPr>
+        <w:t xml:space="preserve">Rango de frecuencia entre </w:t>
+      </w:r>
+      <m:oMath>
+        <m:sSub>
+          <m:sSubPr>
+            <m:ctrlPr>
+              <w:rPr>
+                <w:rFonts w:ascii="Cambria Math" w:eastAsiaTheme="minorEastAsia" w:hAnsi="Cambria Math"/>
+                <w:i/>
+                <w:sz w:val="20"/>
+                <w:szCs w:val="20"/>
+                <w:lang w:val="es-ES"/>
+              </w:rPr>
+            </m:ctrlPr>
+          </m:sSubPr>
+          <m:e>
+            <m:r>
+              <w:rPr>
+                <w:rFonts w:ascii="Cambria Math" w:eastAsiaTheme="minorEastAsia" w:hAnsi="Cambria Math"/>
+                <w:sz w:val="20"/>
+                <w:szCs w:val="20"/>
+                <w:lang w:val="es-ES"/>
+              </w:rPr>
+              <m:t>ω</m:t>
+            </m:r>
+          </m:e>
+          <m:sub>
+            <m:r>
+              <w:rPr>
+                <w:rFonts w:ascii="Cambria Math" w:eastAsiaTheme="minorEastAsia" w:hAnsi="Cambria Math"/>
+                <w:sz w:val="20"/>
+                <w:szCs w:val="20"/>
+                <w:lang w:val="es-ES"/>
+              </w:rPr>
+              <m:t>s</m:t>
+            </m:r>
+          </m:sub>
+        </m:sSub>
+      </m:oMath>
+      <w:r>
+        <w:rPr>
+          <w:rFonts w:eastAsiaTheme="minorEastAsia"/>
+          <w:sz w:val="20"/>
+          <w:szCs w:val="20"/>
+          <w:lang w:val="es-ES"/>
+        </w:rPr>
+        <w:t xml:space="preserve"> y </w:t>
+      </w:r>
+      <m:oMath>
+        <m:r>
+          <w:rPr>
+            <w:rFonts w:ascii="Cambria Math" w:eastAsiaTheme="minorEastAsia" w:hAnsi="Cambria Math"/>
+            <w:sz w:val="20"/>
+            <w:szCs w:val="20"/>
+            <w:lang w:val="es-ES"/>
+          </w:rPr>
+          <m:t>π</m:t>
+        </m:r>
+      </m:oMath>
+      <w:r>
+        <w:rPr>
+          <w:rFonts w:eastAsiaTheme="minorEastAsia"/>
+          <w:sz w:val="20"/>
+          <w:szCs w:val="20"/>
+          <w:lang w:val="es-ES"/>
+        </w:rPr>
+        <w:t xml:space="preserve"> donde la respuesta no varía más de </w:t>
+      </w:r>
+      <m:oMath>
+        <m:sSub>
+          <m:sSubPr>
+            <m:ctrlPr>
+              <w:rPr>
+                <w:rFonts w:ascii="Cambria Math" w:eastAsiaTheme="minorEastAsia" w:hAnsi="Cambria Math"/>
+                <w:i/>
+                <w:sz w:val="20"/>
+                <w:szCs w:val="20"/>
+                <w:lang w:val="es-ES"/>
+              </w:rPr>
+            </m:ctrlPr>
+          </m:sSubPr>
+          <m:e>
+            <m:r>
+              <w:rPr>
+                <w:rFonts w:ascii="Cambria Math" w:eastAsiaTheme="minorEastAsia" w:hAnsi="Cambria Math"/>
+                <w:sz w:val="20"/>
+                <w:szCs w:val="20"/>
+                <w:lang w:val="es-ES"/>
+              </w:rPr>
+              <m:t>δ</m:t>
+            </m:r>
+          </m:e>
+          <m:sub>
+            <m:r>
+              <w:rPr>
+                <w:rFonts w:ascii="Cambria Math" w:eastAsiaTheme="minorEastAsia" w:hAnsi="Cambria Math"/>
+                <w:sz w:val="20"/>
+                <w:szCs w:val="20"/>
+                <w:lang w:val="es-ES"/>
+              </w:rPr>
+              <m:t>s</m:t>
+            </m:r>
+          </m:sub>
+        </m:sSub>
+      </m:oMath>
+      <w:r>
+        <w:rPr>
+          <w:rFonts w:eastAsiaTheme="minorEastAsia"/>
+          <w:sz w:val="20"/>
+          <w:szCs w:val="20"/>
+          <w:lang w:val="es-ES"/>
+        </w:rPr>
+        <w:t xml:space="preserve"> (desde cero).</w:t>
+      </w:r>
+    </w:p>
+    <w:p>
+      <w:pPr>
+        <w:pStyle w:val="Prrafodelista"/>
+        <w:numPr>
+          <w:ilvl w:val="0"/>
+          <w:numId w:val="4"/>
+        </w:numPr>
+        <w:tabs>
+          <w:tab w:val="left" w:pos="1125"/>
+        </w:tabs>
+        <w:rPr>
+          <w:rFonts w:eastAsiaTheme="minorEastAsia"/>
+          <w:sz w:val="20"/>
+          <w:szCs w:val="20"/>
+          <w:lang w:val="es-ES"/>
+        </w:rPr>
+      </w:pPr>
+      <w:r>
+        <w:rPr>
+          <w:rFonts w:eastAsiaTheme="minorEastAsia"/>
+          <w:sz w:val="20"/>
+          <w:szCs w:val="20"/>
+          <w:lang w:val="es-ES"/>
+        </w:rPr>
+        <w:t xml:space="preserve">La variación de la respuesta en esta zona se conoce como ripple en banda de rechazo. </w:t>
+      </w:r>
+    </w:p>
+    <w:p>
+      <w:pPr>
+        <w:tabs>
+          <w:tab w:val="left" w:pos="1125"/>
+        </w:tabs>
+        <w:rPr>
+          <w:rFonts w:eastAsiaTheme="minorEastAsia"/>
+          <w:b/>
+          <w:color w:val="ED7D31" w:themeColor="accent2"/>
+          <w:sz w:val="20"/>
+          <w:szCs w:val="20"/>
+          <w:lang w:val="es-ES"/>
+        </w:rPr>
+      </w:pPr>
+      <w:r>
+        <w:rPr>
+          <w:rFonts w:eastAsiaTheme="minorEastAsia"/>
+          <w:b/>
+          <w:color w:val="ED7D31" w:themeColor="accent2"/>
+          <w:sz w:val="20"/>
+          <w:szCs w:val="20"/>
+          <w:lang w:val="es-ES"/>
+        </w:rPr>
+        <w:t xml:space="preserve">Banda de transición </w:t>
+      </w:r>
+    </w:p>
+    <w:p>
+      <w:pPr>
+        <w:pStyle w:val="Prrafodelista"/>
+        <w:numPr>
+          <w:ilvl w:val="0"/>
+          <w:numId w:val="4"/>
+        </w:numPr>
+        <w:tabs>
+          <w:tab w:val="left" w:pos="1125"/>
+        </w:tabs>
+        <w:rPr>
+          <w:rFonts w:eastAsiaTheme="minorEastAsia"/>
+          <w:sz w:val="20"/>
+          <w:szCs w:val="20"/>
+          <w:lang w:val="es-ES"/>
+        </w:rPr>
+      </w:pPr>
+      <w:r>
+        <w:rPr>
+          <w:rFonts w:eastAsiaTheme="minorEastAsia"/>
+          <w:sz w:val="20"/>
+          <w:szCs w:val="20"/>
+          <w:lang w:val="es-ES"/>
+        </w:rPr>
+        <w:t xml:space="preserve">Es el rango de frecuencias entre </w:t>
+      </w:r>
+      <m:oMath>
+        <m:sSub>
+          <m:sSubPr>
+            <m:ctrlPr>
+              <w:rPr>
+                <w:rFonts w:ascii="Cambria Math" w:eastAsiaTheme="minorEastAsia" w:hAnsi="Cambria Math"/>
+                <w:i/>
+                <w:sz w:val="20"/>
+                <w:szCs w:val="20"/>
+                <w:lang w:val="es-ES"/>
+              </w:rPr>
+            </m:ctrlPr>
+          </m:sSubPr>
+          <m:e>
+            <m:r>
+              <w:rPr>
+                <w:rFonts w:ascii="Cambria Math" w:eastAsiaTheme="minorEastAsia" w:hAnsi="Cambria Math"/>
+                <w:sz w:val="20"/>
+                <w:szCs w:val="20"/>
+                <w:lang w:val="es-ES"/>
+              </w:rPr>
+              <m:t>ω</m:t>
+            </m:r>
+          </m:e>
+          <m:sub>
+            <m:r>
+              <w:rPr>
+                <w:rFonts w:ascii="Cambria Math" w:eastAsiaTheme="minorEastAsia" w:hAnsi="Cambria Math"/>
+                <w:sz w:val="20"/>
+                <w:szCs w:val="20"/>
+                <w:lang w:val="es-ES"/>
+              </w:rPr>
+              <m:t>p</m:t>
+            </m:r>
+          </m:sub>
+        </m:sSub>
+      </m:oMath>
+      <w:r>
+        <w:rPr>
+          <w:rFonts w:eastAsiaTheme="minorEastAsia"/>
+          <w:sz w:val="20"/>
+          <w:szCs w:val="20"/>
+          <w:lang w:val="es-ES"/>
+        </w:rPr>
+        <w:t xml:space="preserve"> y </w:t>
+      </w:r>
+      <m:oMath>
+        <m:sSub>
+          <m:sSubPr>
+            <m:ctrlPr>
+              <w:rPr>
+                <w:rFonts w:ascii="Cambria Math" w:eastAsiaTheme="minorEastAsia" w:hAnsi="Cambria Math"/>
+                <w:i/>
+                <w:sz w:val="20"/>
+                <w:szCs w:val="20"/>
+                <w:lang w:val="es-ES"/>
+              </w:rPr>
+            </m:ctrlPr>
+          </m:sSubPr>
+          <m:e>
+            <m:r>
+              <w:rPr>
+                <w:rFonts w:ascii="Cambria Math" w:eastAsiaTheme="minorEastAsia" w:hAnsi="Cambria Math"/>
+                <w:sz w:val="20"/>
+                <w:szCs w:val="20"/>
+                <w:lang w:val="es-ES"/>
+              </w:rPr>
+              <m:t>ω</m:t>
+            </m:r>
+          </m:e>
+          <m:sub>
+            <m:r>
+              <w:rPr>
+                <w:rFonts w:ascii="Cambria Math" w:eastAsiaTheme="minorEastAsia" w:hAnsi="Cambria Math"/>
+                <w:sz w:val="20"/>
+                <w:szCs w:val="20"/>
+                <w:lang w:val="es-ES"/>
+              </w:rPr>
+              <m:t>s</m:t>
+            </m:r>
+          </m:sub>
+        </m:sSub>
+      </m:oMath>
+      <w:r>
+        <w:rPr>
+          <w:rFonts w:eastAsiaTheme="minorEastAsia"/>
+          <w:sz w:val="20"/>
+          <w:szCs w:val="20"/>
+          <w:lang w:val="es-ES"/>
+        </w:rPr>
+        <w:t xml:space="preserve"> donde la respuesta pasa de </w:t>
+      </w:r>
+      <m:oMath>
+        <m:sSub>
+          <m:sSubPr>
+            <m:ctrlPr>
+              <w:rPr>
+                <w:rFonts w:ascii="Cambria Math" w:eastAsiaTheme="minorEastAsia" w:hAnsi="Cambria Math"/>
+                <w:i/>
+                <w:sz w:val="20"/>
+                <w:szCs w:val="20"/>
+                <w:lang w:val="es-ES"/>
+              </w:rPr>
+            </m:ctrlPr>
+          </m:sSubPr>
+          <m:e>
+            <m:r>
+              <w:rPr>
+                <w:rFonts w:ascii="Cambria Math" w:eastAsiaTheme="minorEastAsia" w:hAnsi="Cambria Math"/>
+                <w:sz w:val="20"/>
+                <w:szCs w:val="20"/>
+                <w:lang w:val="es-ES"/>
+              </w:rPr>
+              <m:t>1-δ</m:t>
+            </m:r>
+          </m:e>
+          <m:sub>
+            <m:r>
+              <w:rPr>
+                <w:rFonts w:ascii="Cambria Math" w:eastAsiaTheme="minorEastAsia" w:hAnsi="Cambria Math"/>
+                <w:sz w:val="20"/>
+                <w:szCs w:val="20"/>
+                <w:lang w:val="es-ES"/>
+              </w:rPr>
+              <m:t>p</m:t>
+            </m:r>
+          </m:sub>
+        </m:sSub>
+      </m:oMath>
+      <w:r>
+        <w:rPr>
+          <w:rFonts w:eastAsiaTheme="minorEastAsia"/>
+          <w:sz w:val="20"/>
+          <w:szCs w:val="20"/>
+          <w:lang w:val="es-ES"/>
+        </w:rPr>
+        <w:t xml:space="preserve"> a </w:t>
+      </w:r>
+      <m:oMath>
+        <m:sSub>
+          <m:sSubPr>
+            <m:ctrlPr>
+              <w:rPr>
+                <w:rFonts w:ascii="Cambria Math" w:eastAsiaTheme="minorEastAsia" w:hAnsi="Cambria Math"/>
+                <w:i/>
+                <w:sz w:val="20"/>
+                <w:szCs w:val="20"/>
+                <w:lang w:val="es-ES"/>
+              </w:rPr>
+            </m:ctrlPr>
+          </m:sSubPr>
+          <m:e>
+            <m:r>
+              <w:rPr>
+                <w:rFonts w:ascii="Cambria Math" w:eastAsiaTheme="minorEastAsia" w:hAnsi="Cambria Math"/>
+                <w:sz w:val="20"/>
+                <w:szCs w:val="20"/>
+                <w:lang w:val="es-ES"/>
+              </w:rPr>
+              <m:t>δ</m:t>
+            </m:r>
+          </m:e>
+          <m:sub>
+            <m:r>
+              <w:rPr>
+                <w:rFonts w:ascii="Cambria Math" w:eastAsiaTheme="minorEastAsia" w:hAnsi="Cambria Math"/>
+                <w:sz w:val="20"/>
+                <w:szCs w:val="20"/>
+                <w:lang w:val="es-ES"/>
+              </w:rPr>
+              <m:t>s</m:t>
+            </m:r>
+          </m:sub>
+        </m:sSub>
+      </m:oMath>
+      <w:r>
+        <w:rPr>
+          <w:rFonts w:eastAsiaTheme="minorEastAsia"/>
+          <w:sz w:val="20"/>
+          <w:szCs w:val="20"/>
+          <w:lang w:val="es-ES"/>
+        </w:rPr>
+        <w:t xml:space="preserve">. </w:t>
+      </w:r>
+    </w:p>
+    <w:p>
+      <w:pPr>
+        <w:pStyle w:val="Prrafodelista"/>
+        <w:numPr>
+          <w:ilvl w:val="0"/>
+          <w:numId w:val="4"/>
+        </w:numPr>
+        <w:tabs>
+          <w:tab w:val="left" w:pos="1125"/>
+        </w:tabs>
+        <w:rPr>
+          <w:rFonts w:eastAsiaTheme="minorEastAsia"/>
+          <w:sz w:val="20"/>
+          <w:szCs w:val="20"/>
+          <w:lang w:val="es-ES"/>
+        </w:rPr>
+      </w:pPr>
+      <w:r>
+        <w:rPr>
+          <w:rFonts w:eastAsiaTheme="minorEastAsia"/>
+          <w:sz w:val="20"/>
+          <w:szCs w:val="20"/>
+          <w:lang w:val="es-ES"/>
+        </w:rPr>
+        <w:t xml:space="preserve">El ancho de banda está determinado por </w:t>
+      </w:r>
+      <m:oMath>
+        <m:r>
+          <w:rPr>
+            <w:rFonts w:ascii="Cambria Math" w:eastAsiaTheme="minorEastAsia" w:hAnsi="Cambria Math"/>
+            <w:sz w:val="20"/>
+            <w:szCs w:val="20"/>
+            <w:lang w:val="es-ES"/>
+          </w:rPr>
+          <m:t>∆ω=</m:t>
+        </m:r>
+        <m:sSub>
+          <m:sSubPr>
+            <m:ctrlPr>
+              <w:rPr>
+                <w:rFonts w:ascii="Cambria Math" w:eastAsiaTheme="minorEastAsia" w:hAnsi="Cambria Math"/>
+                <w:i/>
+                <w:sz w:val="20"/>
+                <w:szCs w:val="20"/>
+                <w:lang w:val="es-ES"/>
+              </w:rPr>
+            </m:ctrlPr>
+          </m:sSubPr>
+          <m:e>
+            <m:r>
+              <w:rPr>
+                <w:rFonts w:ascii="Cambria Math" w:eastAsiaTheme="minorEastAsia" w:hAnsi="Cambria Math"/>
+                <w:sz w:val="20"/>
+                <w:szCs w:val="20"/>
+                <w:lang w:val="es-ES"/>
+              </w:rPr>
+              <m:t>ω</m:t>
+            </m:r>
+          </m:e>
+          <m:sub>
+            <m:r>
+              <w:rPr>
+                <w:rFonts w:ascii="Cambria Math" w:eastAsiaTheme="minorEastAsia" w:hAnsi="Cambria Math"/>
+                <w:sz w:val="20"/>
+                <w:szCs w:val="20"/>
+                <w:lang w:val="es-ES"/>
+              </w:rPr>
+              <m:t>s</m:t>
+            </m:r>
+          </m:sub>
+        </m:sSub>
+        <m:r>
+          <w:rPr>
+            <w:rFonts w:ascii="Cambria Math" w:eastAsiaTheme="minorEastAsia" w:hAnsi="Cambria Math"/>
+            <w:sz w:val="20"/>
+            <w:szCs w:val="20"/>
+            <w:lang w:val="es-ES"/>
+          </w:rPr>
+          <m:t>-</m:t>
+        </m:r>
+        <m:sSub>
+          <m:sSubPr>
+            <m:ctrlPr>
+              <w:rPr>
+                <w:rFonts w:ascii="Cambria Math" w:eastAsiaTheme="minorEastAsia" w:hAnsi="Cambria Math"/>
+                <w:i/>
+                <w:sz w:val="20"/>
+                <w:szCs w:val="20"/>
+                <w:lang w:val="es-ES"/>
+              </w:rPr>
+            </m:ctrlPr>
+          </m:sSubPr>
+          <m:e>
+            <m:r>
+              <w:rPr>
+                <w:rFonts w:ascii="Cambria Math" w:eastAsiaTheme="minorEastAsia" w:hAnsi="Cambria Math"/>
+                <w:sz w:val="20"/>
+                <w:szCs w:val="20"/>
+                <w:lang w:val="es-ES"/>
+              </w:rPr>
+              <m:t>ω</m:t>
+            </m:r>
+          </m:e>
+          <m:sub>
+            <m:r>
+              <w:rPr>
+                <w:rFonts w:ascii="Cambria Math" w:eastAsiaTheme="minorEastAsia" w:hAnsi="Cambria Math"/>
+                <w:sz w:val="20"/>
+                <w:szCs w:val="20"/>
+                <w:lang w:val="es-ES"/>
+              </w:rPr>
+              <m:t>p</m:t>
+            </m:r>
+          </m:sub>
+        </m:sSub>
+      </m:oMath>
+      <w:r>
+        <w:rPr>
+          <w:rFonts w:eastAsiaTheme="minorEastAsia"/>
+          <w:sz w:val="20"/>
+          <w:szCs w:val="20"/>
+          <w:lang w:val="es-ES"/>
+        </w:rPr>
+        <w:t>.</w:t>
+      </w:r>
+    </w:p>
+    <w:p>
+      <w:pPr>
+        <w:tabs>
+          <w:tab w:val="left" w:pos="1125"/>
+        </w:tabs>
+        <w:rPr>
+          <w:rFonts w:eastAsiaTheme="minorEastAsia"/>
+          <w:b/>
+          <w:color w:val="ED7D31" w:themeColor="accent2"/>
+          <w:sz w:val="20"/>
+          <w:szCs w:val="20"/>
+          <w:lang w:val="es-ES"/>
+        </w:rPr>
+      </w:pPr>
+      <w:r>
+        <w:rPr>
+          <w:rFonts w:eastAsiaTheme="minorEastAsia"/>
+          <w:b/>
+          <w:color w:val="ED7D31" w:themeColor="accent2"/>
+          <w:sz w:val="20"/>
+          <w:szCs w:val="20"/>
+          <w:lang w:val="es-ES"/>
+        </w:rPr>
+        <w:t>Frecuencia de corte</w:t>
+      </w:r>
+    </w:p>
+    <w:p>
+      <w:pPr>
+        <w:pStyle w:val="Prrafodelista"/>
+        <w:numPr>
+          <w:ilvl w:val="0"/>
+          <w:numId w:val="4"/>
+        </w:numPr>
+        <w:tabs>
+          <w:tab w:val="left" w:pos="1125"/>
+        </w:tabs>
+        <w:rPr>
+          <w:rFonts w:eastAsiaTheme="minorEastAsia"/>
+          <w:sz w:val="20"/>
+          <w:szCs w:val="20"/>
+          <w:lang w:val="es-ES"/>
+        </w:rPr>
+      </w:pPr>
+      <w:r>
+        <w:rPr>
+          <w:rFonts w:eastAsiaTheme="minorEastAsia"/>
+          <w:sz w:val="20"/>
+          <w:szCs w:val="20"/>
+          <w:lang w:val="es-ES"/>
+        </w:rPr>
+        <w:t xml:space="preserve">Frecuencia a la que la respuesta cae </w:t>
+      </w:r>
+      <m:oMath>
+        <m:r>
+          <w:rPr>
+            <w:rFonts w:ascii="Cambria Math" w:eastAsiaTheme="minorEastAsia" w:hAnsi="Cambria Math"/>
+            <w:sz w:val="20"/>
+            <w:szCs w:val="20"/>
+            <w:lang w:val="es-ES"/>
+          </w:rPr>
+          <m:t>3dB</m:t>
+        </m:r>
+      </m:oMath>
+      <w:r>
+        <w:rPr>
+          <w:rFonts w:eastAsiaTheme="minorEastAsia"/>
+          <w:sz w:val="20"/>
+          <w:szCs w:val="20"/>
+          <w:lang w:val="es-ES"/>
+        </w:rPr>
+        <w:t xml:space="preserve"> (filtro analógico) o, en filtros FIR, el punto medio entre la banda de paso y la de stop </w:t>
+      </w:r>
+      <w:r>
+        <w:rPr>
+          <w:rFonts w:eastAsiaTheme="minorEastAsia"/>
+          <w:sz w:val="20"/>
+          <w:szCs w:val="20"/>
+          <w:lang w:val="es-ES"/>
+        </w:rPr>
+        <w:sym w:font="Wingdings" w:char="F0E0"/>
+      </w:r>
+      <w:r>
+        <w:rPr>
+          <w:rFonts w:eastAsiaTheme="minorEastAsia"/>
+          <w:sz w:val="20"/>
+          <w:szCs w:val="20"/>
+          <w:lang w:val="es-ES"/>
+        </w:rPr>
+        <w:t xml:space="preserve"> </w:t>
+      </w:r>
+      <m:oMath>
+        <m:sSub>
+          <m:sSubPr>
+            <m:ctrlPr>
+              <w:rPr>
+                <w:rFonts w:ascii="Cambria Math" w:eastAsiaTheme="minorEastAsia" w:hAnsi="Cambria Math"/>
+                <w:i/>
+                <w:sz w:val="20"/>
+                <w:szCs w:val="20"/>
+                <w:lang w:val="es-ES"/>
+              </w:rPr>
+            </m:ctrlPr>
+          </m:sSubPr>
+          <m:e>
+            <m:r>
+              <w:rPr>
+                <w:rFonts w:ascii="Cambria Math" w:eastAsiaTheme="minorEastAsia" w:hAnsi="Cambria Math"/>
+                <w:sz w:val="20"/>
+                <w:szCs w:val="20"/>
+                <w:lang w:val="es-ES"/>
+              </w:rPr>
+              <m:t>ω</m:t>
+            </m:r>
+          </m:e>
+          <m:sub>
+            <m:r>
+              <w:rPr>
+                <w:rFonts w:ascii="Cambria Math" w:eastAsiaTheme="minorEastAsia" w:hAnsi="Cambria Math"/>
+                <w:sz w:val="20"/>
+                <w:szCs w:val="20"/>
+                <w:lang w:val="es-ES"/>
+              </w:rPr>
+              <m:t>c</m:t>
+            </m:r>
+          </m:sub>
+        </m:sSub>
+        <m:r>
+          <w:rPr>
+            <w:rFonts w:ascii="Cambria Math" w:eastAsiaTheme="minorEastAsia" w:hAnsi="Cambria Math"/>
+            <w:sz w:val="20"/>
+            <w:szCs w:val="20"/>
+            <w:lang w:val="es-ES"/>
+          </w:rPr>
+          <m:t>=</m:t>
+        </m:r>
+        <m:f>
+          <m:fPr>
+            <m:ctrlPr>
+              <w:rPr>
+                <w:rFonts w:ascii="Cambria Math" w:eastAsiaTheme="minorEastAsia" w:hAnsi="Cambria Math"/>
+                <w:i/>
+                <w:sz w:val="20"/>
+                <w:szCs w:val="20"/>
+                <w:lang w:val="es-ES"/>
+              </w:rPr>
+            </m:ctrlPr>
+          </m:fPr>
+          <m:num>
+            <m:sSub>
+              <m:sSubPr>
+                <m:ctrlPr>
+                  <w:rPr>
+                    <w:rFonts w:ascii="Cambria Math" w:eastAsiaTheme="minorEastAsia" w:hAnsi="Cambria Math"/>
+                    <w:i/>
+                    <w:sz w:val="20"/>
+                    <w:szCs w:val="20"/>
+                    <w:lang w:val="es-ES"/>
+                  </w:rPr>
+                </m:ctrlPr>
+              </m:sSubPr>
+              <m:e>
+                <m:r>
+                  <w:rPr>
+                    <w:rFonts w:ascii="Cambria Math" w:eastAsiaTheme="minorEastAsia" w:hAnsi="Cambria Math"/>
+                    <w:sz w:val="20"/>
+                    <w:szCs w:val="20"/>
+                    <w:lang w:val="es-ES"/>
+                  </w:rPr>
+                  <m:t>ω</m:t>
+                </m:r>
+              </m:e>
+              <m:sub>
+                <m:r>
+                  <w:rPr>
+                    <w:rFonts w:ascii="Cambria Math" w:eastAsiaTheme="minorEastAsia" w:hAnsi="Cambria Math"/>
+                    <w:sz w:val="20"/>
+                    <w:szCs w:val="20"/>
+                    <w:lang w:val="es-ES"/>
+                  </w:rPr>
+                  <m:t>p</m:t>
+                </m:r>
+              </m:sub>
+            </m:sSub>
+            <m:r>
+              <w:rPr>
+                <w:rFonts w:ascii="Cambria Math" w:eastAsiaTheme="minorEastAsia" w:hAnsi="Cambria Math"/>
+                <w:sz w:val="20"/>
+                <w:szCs w:val="20"/>
+                <w:lang w:val="es-ES"/>
+              </w:rPr>
+              <m:t>-</m:t>
+            </m:r>
+            <m:sSub>
+              <m:sSubPr>
+                <m:ctrlPr>
+                  <w:rPr>
+                    <w:rFonts w:ascii="Cambria Math" w:eastAsiaTheme="minorEastAsia" w:hAnsi="Cambria Math"/>
+                    <w:i/>
+                    <w:sz w:val="20"/>
+                    <w:szCs w:val="20"/>
+                    <w:lang w:val="es-ES"/>
+                  </w:rPr>
+                </m:ctrlPr>
+              </m:sSubPr>
+              <m:e>
+                <m:r>
+                  <w:rPr>
+                    <w:rFonts w:ascii="Cambria Math" w:eastAsiaTheme="minorEastAsia" w:hAnsi="Cambria Math"/>
+                    <w:sz w:val="20"/>
+                    <w:szCs w:val="20"/>
+                    <w:lang w:val="es-ES"/>
+                  </w:rPr>
+                  <m:t>ω</m:t>
+                </m:r>
+              </m:e>
+              <m:sub>
+                <m:r>
+                  <w:rPr>
+                    <w:rFonts w:ascii="Cambria Math" w:eastAsiaTheme="minorEastAsia" w:hAnsi="Cambria Math"/>
+                    <w:sz w:val="20"/>
+                    <w:szCs w:val="20"/>
+                    <w:lang w:val="es-ES"/>
+                  </w:rPr>
+                  <m:t>s</m:t>
+                </m:r>
+              </m:sub>
+            </m:sSub>
+          </m:num>
+          <m:den>
+            <m:r>
+              <w:rPr>
+                <w:rFonts w:ascii="Cambria Math" w:eastAsiaTheme="minorEastAsia" w:hAnsi="Cambria Math"/>
+                <w:sz w:val="20"/>
+                <w:szCs w:val="20"/>
+                <w:lang w:val="es-ES"/>
+              </w:rPr>
+              <m:t>2</m:t>
+            </m:r>
+          </m:den>
+        </m:f>
+      </m:oMath>
+    </w:p>
+    <w:p>
+      <w:pPr>
+        <w:tabs>
+          <w:tab w:val="left" w:pos="1125"/>
+        </w:tabs>
         <w:rPr>
           <w:rFonts w:eastAsiaTheme="minorEastAsia"/>
           <w:b/>
@@ -15082,9 +16390,492 @@
           <w:u w:val="single"/>
           <w:lang w:val="es-ES"/>
         </w:rPr>
-        <w:t xml:space="preserve">Funciones de </w:t>
-      </w:r>
-      <w:r>
+        <w:t xml:space="preserve">Filtro pasa bajos ideal </w:t>
+      </w:r>
+    </w:p>
+    <w:p>
+      <w:pPr>
+        <w:tabs>
+          <w:tab w:val="left" w:pos="1125"/>
+        </w:tabs>
+        <w:jc w:val="center"/>
+        <w:rPr>
+          <w:rFonts w:eastAsiaTheme="minorEastAsia"/>
+          <w:sz w:val="20"/>
+          <w:szCs w:val="20"/>
+          <w:lang w:val="es-ES"/>
+        </w:rPr>
+      </w:pPr>
+      <w:r>
+        <w:rPr>
+          <w:rFonts w:eastAsiaTheme="minorEastAsia"/>
+          <w:sz w:val="20"/>
+          <w:szCs w:val="20"/>
+          <w:lang w:val="es-ES"/>
+        </w:rPr>
+        <w:drawing>
+          <wp:inline distT="0" distB="0" distL="0" distR="0" wp14:anchorId="3B69DE9F" wp14:editId="44E67181">
+            <wp:extent cx="1531620" cy="400097"/>
+            <wp:effectExtent l="0" t="0" r="0" b="0"/>
+            <wp:docPr id="8" name="Imagen 8"/>
+            <wp:cNvGraphicFramePr>
+              <a:graphicFrameLocks xmlns:a="http://schemas.openxmlformats.org/drawingml/2006/main" noChangeAspect="1"/>
+            </wp:cNvGraphicFramePr>
+            <a:graphic xmlns:a="http://schemas.openxmlformats.org/drawingml/2006/main">
+              <a:graphicData uri="http://schemas.openxmlformats.org/drawingml/2006/picture">
+                <pic:pic xmlns:pic="http://schemas.openxmlformats.org/drawingml/2006/picture">
+                  <pic:nvPicPr>
+                    <pic:cNvPr id="1" name=""/>
+                    <pic:cNvPicPr/>
+                  </pic:nvPicPr>
+                  <pic:blipFill>
+                    <a:blip r:embed="rId48"/>
+                    <a:stretch>
+                      <a:fillRect/>
+                    </a:stretch>
+                  </pic:blipFill>
+                  <pic:spPr>
+                    <a:xfrm>
+                      <a:off x="0" y="0"/>
+                      <a:ext cx="1570576" cy="410273"/>
+                    </a:xfrm>
+                    <a:prstGeom prst="rect">
+                      <a:avLst/>
+                    </a:prstGeom>
+                  </pic:spPr>
+                </pic:pic>
+              </a:graphicData>
+            </a:graphic>
+          </wp:inline>
+        </w:drawing>
+      </w:r>
+    </w:p>
+    <w:p>
+      <w:pPr>
+        <w:tabs>
+          <w:tab w:val="left" w:pos="1125"/>
+        </w:tabs>
+        <w:rPr>
+          <w:rFonts w:eastAsiaTheme="minorEastAsia"/>
+          <w:sz w:val="20"/>
+          <w:szCs w:val="20"/>
+          <w:lang w:val="es-ES"/>
+        </w:rPr>
+      </w:pPr>
+      <w:r>
+        <w:rPr>
+          <w:rFonts w:eastAsiaTheme="minorEastAsia"/>
+          <w:sz w:val="20"/>
+          <w:szCs w:val="20"/>
+          <w:lang w:val="es-ES"/>
+        </w:rPr>
+        <w:t xml:space="preserve">Filtro ideal </w:t>
+      </w:r>
+      <w:r>
+        <w:rPr>
+          <w:rFonts w:eastAsiaTheme="minorEastAsia"/>
+          <w:sz w:val="20"/>
+          <w:szCs w:val="20"/>
+          <w:lang w:val="es-ES"/>
+        </w:rPr>
+        <w:sym w:font="Wingdings" w:char="F0E0"/>
+      </w:r>
+      <w:r>
+        <w:rPr>
+          <w:rFonts w:eastAsiaTheme="minorEastAsia"/>
+          <w:sz w:val="20"/>
+          <w:szCs w:val="20"/>
+          <w:lang w:val="es-ES"/>
+        </w:rPr>
+        <w:t xml:space="preserve"> su banda de paso tiene una magnitud exactamente de 1 (</w:t>
+      </w:r>
+      <m:oMath>
+        <m:sSub>
+          <m:sSubPr>
+            <m:ctrlPr>
+              <w:rPr>
+                <w:rFonts w:ascii="Cambria Math" w:eastAsiaTheme="minorEastAsia" w:hAnsi="Cambria Math"/>
+                <w:i/>
+                <w:sz w:val="20"/>
+                <w:szCs w:val="20"/>
+                <w:lang w:val="es-ES"/>
+              </w:rPr>
+            </m:ctrlPr>
+          </m:sSubPr>
+          <m:e>
+            <m:r>
+              <w:rPr>
+                <w:rFonts w:ascii="Cambria Math" w:eastAsiaTheme="minorEastAsia" w:hAnsi="Cambria Math"/>
+                <w:sz w:val="20"/>
+                <w:szCs w:val="20"/>
+                <w:lang w:val="es-ES"/>
+              </w:rPr>
+              <m:t>δ</m:t>
+            </m:r>
+          </m:e>
+          <m:sub>
+            <m:r>
+              <w:rPr>
+                <w:rFonts w:ascii="Cambria Math" w:eastAsiaTheme="minorEastAsia" w:hAnsi="Cambria Math"/>
+                <w:sz w:val="20"/>
+                <w:szCs w:val="20"/>
+                <w:lang w:val="es-ES"/>
+              </w:rPr>
+              <m:t>p</m:t>
+            </m:r>
+          </m:sub>
+        </m:sSub>
+        <m:r>
+          <w:rPr>
+            <w:rFonts w:ascii="Cambria Math" w:eastAsiaTheme="minorEastAsia" w:hAnsi="Cambria Math"/>
+            <w:sz w:val="20"/>
+            <w:szCs w:val="20"/>
+            <w:lang w:val="es-ES"/>
+          </w:rPr>
+          <m:t>=0</m:t>
+        </m:r>
+      </m:oMath>
+      <w:r>
+        <w:rPr>
+          <w:rFonts w:eastAsiaTheme="minorEastAsia"/>
+          <w:sz w:val="20"/>
+          <w:szCs w:val="20"/>
+          <w:lang w:val="es-ES"/>
+        </w:rPr>
+        <w:t>), su banda de rechazo tiene una magnitud de cero (</w:t>
+      </w:r>
+      <m:oMath>
+        <m:sSub>
+          <m:sSubPr>
+            <m:ctrlPr>
+              <w:rPr>
+                <w:rFonts w:ascii="Cambria Math" w:eastAsiaTheme="minorEastAsia" w:hAnsi="Cambria Math"/>
+                <w:i/>
+                <w:sz w:val="20"/>
+                <w:szCs w:val="20"/>
+                <w:lang w:val="es-ES"/>
+              </w:rPr>
+            </m:ctrlPr>
+          </m:sSubPr>
+          <m:e>
+            <m:r>
+              <w:rPr>
+                <w:rFonts w:ascii="Cambria Math" w:eastAsiaTheme="minorEastAsia" w:hAnsi="Cambria Math"/>
+                <w:sz w:val="20"/>
+                <w:szCs w:val="20"/>
+                <w:lang w:val="es-ES"/>
+              </w:rPr>
+              <m:t>δ</m:t>
+            </m:r>
+          </m:e>
+          <m:sub>
+            <m:r>
+              <w:rPr>
+                <w:rFonts w:ascii="Cambria Math" w:eastAsiaTheme="minorEastAsia" w:hAnsi="Cambria Math"/>
+                <w:sz w:val="20"/>
+                <w:szCs w:val="20"/>
+                <w:lang w:val="es-ES"/>
+              </w:rPr>
+              <m:t>s</m:t>
+            </m:r>
+          </m:sub>
+        </m:sSub>
+        <m:r>
+          <w:rPr>
+            <w:rFonts w:ascii="Cambria Math" w:eastAsiaTheme="minorEastAsia" w:hAnsi="Cambria Math"/>
+            <w:sz w:val="20"/>
+            <w:szCs w:val="20"/>
+            <w:lang w:val="es-ES"/>
+          </w:rPr>
+          <m:t>=0</m:t>
+        </m:r>
+      </m:oMath>
+      <w:r>
+        <w:rPr>
+          <w:rFonts w:eastAsiaTheme="minorEastAsia"/>
+          <w:sz w:val="20"/>
+          <w:szCs w:val="20"/>
+          <w:lang w:val="es-ES"/>
+        </w:rPr>
+        <w:t xml:space="preserve">) y </w:t>
+      </w:r>
+      <m:oMath>
+        <m:sSub>
+          <m:sSubPr>
+            <m:ctrlPr>
+              <w:rPr>
+                <w:rFonts w:ascii="Cambria Math" w:eastAsiaTheme="minorEastAsia" w:hAnsi="Cambria Math"/>
+                <w:i/>
+                <w:sz w:val="20"/>
+                <w:szCs w:val="20"/>
+                <w:lang w:val="es-ES"/>
+              </w:rPr>
+            </m:ctrlPr>
+          </m:sSubPr>
+          <m:e>
+            <m:r>
+              <w:rPr>
+                <w:rFonts w:ascii="Cambria Math" w:eastAsiaTheme="minorEastAsia" w:hAnsi="Cambria Math"/>
+                <w:sz w:val="20"/>
+                <w:szCs w:val="20"/>
+                <w:lang w:val="es-ES"/>
+              </w:rPr>
+              <m:t>ω</m:t>
+            </m:r>
+          </m:e>
+          <m:sub>
+            <m:r>
+              <w:rPr>
+                <w:rFonts w:ascii="Cambria Math" w:eastAsiaTheme="minorEastAsia" w:hAnsi="Cambria Math"/>
+                <w:sz w:val="20"/>
+                <w:szCs w:val="20"/>
+                <w:lang w:val="es-ES"/>
+              </w:rPr>
+              <m:t>c</m:t>
+            </m:r>
+          </m:sub>
+        </m:sSub>
+        <m:r>
+          <w:rPr>
+            <w:rFonts w:ascii="Cambria Math" w:eastAsiaTheme="minorEastAsia" w:hAnsi="Cambria Math"/>
+            <w:sz w:val="20"/>
+            <w:szCs w:val="20"/>
+            <w:lang w:val="es-ES"/>
+          </w:rPr>
+          <m:t>=</m:t>
+        </m:r>
+        <m:sSub>
+          <m:sSubPr>
+            <m:ctrlPr>
+              <w:rPr>
+                <w:rFonts w:ascii="Cambria Math" w:eastAsiaTheme="minorEastAsia" w:hAnsi="Cambria Math"/>
+                <w:i/>
+                <w:sz w:val="20"/>
+                <w:szCs w:val="20"/>
+                <w:lang w:val="es-ES"/>
+              </w:rPr>
+            </m:ctrlPr>
+          </m:sSubPr>
+          <m:e>
+            <m:r>
+              <w:rPr>
+                <w:rFonts w:ascii="Cambria Math" w:eastAsiaTheme="minorEastAsia" w:hAnsi="Cambria Math"/>
+                <w:sz w:val="20"/>
+                <w:szCs w:val="20"/>
+                <w:lang w:val="es-ES"/>
+              </w:rPr>
+              <m:t>ω</m:t>
+            </m:r>
+          </m:e>
+          <m:sub>
+            <m:r>
+              <w:rPr>
+                <w:rFonts w:ascii="Cambria Math" w:eastAsiaTheme="minorEastAsia" w:hAnsi="Cambria Math"/>
+                <w:sz w:val="20"/>
+                <w:szCs w:val="20"/>
+                <w:lang w:val="es-ES"/>
+              </w:rPr>
+              <m:t>p</m:t>
+            </m:r>
+          </m:sub>
+        </m:sSub>
+        <m:r>
+          <w:rPr>
+            <w:rFonts w:ascii="Cambria Math" w:eastAsiaTheme="minorEastAsia" w:hAnsi="Cambria Math"/>
+            <w:sz w:val="20"/>
+            <w:szCs w:val="20"/>
+            <w:lang w:val="es-ES"/>
+          </w:rPr>
+          <m:t>=</m:t>
+        </m:r>
+        <m:sSub>
+          <m:sSubPr>
+            <m:ctrlPr>
+              <w:rPr>
+                <w:rFonts w:ascii="Cambria Math" w:eastAsiaTheme="minorEastAsia" w:hAnsi="Cambria Math"/>
+                <w:i/>
+                <w:sz w:val="20"/>
+                <w:szCs w:val="20"/>
+                <w:lang w:val="es-ES"/>
+              </w:rPr>
+            </m:ctrlPr>
+          </m:sSubPr>
+          <m:e>
+            <m:r>
+              <w:rPr>
+                <w:rFonts w:ascii="Cambria Math" w:eastAsiaTheme="minorEastAsia" w:hAnsi="Cambria Math"/>
+                <w:sz w:val="20"/>
+                <w:szCs w:val="20"/>
+                <w:lang w:val="es-ES"/>
+              </w:rPr>
+              <m:t>ω</m:t>
+            </m:r>
+          </m:e>
+          <m:sub>
+            <m:r>
+              <w:rPr>
+                <w:rFonts w:ascii="Cambria Math" w:eastAsiaTheme="minorEastAsia" w:hAnsi="Cambria Math"/>
+                <w:sz w:val="20"/>
+                <w:szCs w:val="20"/>
+                <w:lang w:val="es-ES"/>
+              </w:rPr>
+              <m:t>s</m:t>
+            </m:r>
+          </m:sub>
+        </m:sSub>
+      </m:oMath>
+      <w:r>
+        <w:rPr>
+          <w:rFonts w:eastAsiaTheme="minorEastAsia"/>
+          <w:sz w:val="20"/>
+          <w:szCs w:val="20"/>
+          <w:lang w:val="es-ES"/>
+        </w:rPr>
+        <w:t xml:space="preserve">, lo que significa que la banda de transición tiene un ancho de cero y la pendiente de la respuesta en frecuencia en la frecuencia de corte es infinita. </w:t>
+      </w:r>
+    </w:p>
+    <w:p>
+      <w:pPr>
+        <w:tabs>
+          <w:tab w:val="left" w:pos="1125"/>
+        </w:tabs>
+        <w:rPr>
+          <w:rFonts w:eastAsiaTheme="minorEastAsia"/>
+          <w:sz w:val="20"/>
+          <w:szCs w:val="20"/>
+          <w:lang w:val="es-ES"/>
+        </w:rPr>
+      </w:pPr>
+      <w:r>
+        <w:rPr>
+          <w:rFonts w:eastAsiaTheme="minorEastAsia"/>
+          <w:sz w:val="20"/>
+          <w:szCs w:val="20"/>
+          <w:lang w:val="es-ES"/>
+        </w:rPr>
+        <w:t xml:space="preserve">Su respuesta en frecuencia se extiende hasta el infinito en tiempo </w:t>
+      </w:r>
+      <w:r>
+        <w:rPr>
+          <w:rFonts w:eastAsiaTheme="minorEastAsia"/>
+          <w:sz w:val="20"/>
+          <w:szCs w:val="20"/>
+          <w:lang w:val="es-ES"/>
+        </w:rPr>
+        <w:sym w:font="Wingdings" w:char="F0E0"/>
+      </w:r>
+      <w:r>
+        <w:rPr>
+          <w:rFonts w:eastAsiaTheme="minorEastAsia"/>
+          <w:sz w:val="20"/>
+          <w:szCs w:val="20"/>
+          <w:lang w:val="es-ES"/>
+        </w:rPr>
+        <w:t xml:space="preserve"> es un filtro no realizable. </w:t>
+      </w:r>
+    </w:p>
+    <w:p>
+      <w:pPr>
+        <w:tabs>
+          <w:tab w:val="left" w:pos="1125"/>
+        </w:tabs>
+        <w:rPr>
+          <w:rFonts w:eastAsiaTheme="minorEastAsia"/>
+          <w:sz w:val="20"/>
+          <w:szCs w:val="20"/>
+          <w:lang w:val="es-ES"/>
+        </w:rPr>
+      </w:pPr>
+      <w:r>
+        <w:rPr>
+          <w:rFonts w:eastAsiaTheme="minorEastAsia"/>
+          <w:sz w:val="20"/>
+          <w:szCs w:val="20"/>
+          <w:lang w:val="es-ES"/>
+        </w:rPr>
+        <w:t xml:space="preserve">Su respuesta en frecuencia tampoco es absolutamente sumable </w:t>
+      </w:r>
+      <w:r>
+        <w:rPr>
+          <w:rFonts w:eastAsiaTheme="minorEastAsia"/>
+          <w:sz w:val="20"/>
+          <w:szCs w:val="20"/>
+          <w:lang w:val="es-ES"/>
+        </w:rPr>
+        <w:sym w:font="Wingdings" w:char="F0E0"/>
+      </w:r>
+      <w:r>
+        <w:rPr>
+          <w:rFonts w:eastAsiaTheme="minorEastAsia"/>
+          <w:sz w:val="20"/>
+          <w:szCs w:val="20"/>
+          <w:lang w:val="es-ES"/>
+        </w:rPr>
+        <w:t xml:space="preserve"> es un filtro inestable. </w:t>
+      </w:r>
+    </w:p>
+    <w:p>
+      <w:pPr>
+        <w:tabs>
+          <w:tab w:val="left" w:pos="1125"/>
+        </w:tabs>
+        <w:jc w:val="center"/>
+        <w:rPr>
+          <w:rFonts w:eastAsiaTheme="minorEastAsia"/>
+          <w:sz w:val="20"/>
+          <w:szCs w:val="20"/>
+          <w:lang w:val="es-ES"/>
+        </w:rPr>
+      </w:pPr>
+      <w:r>
+        <w:rPr>
+          <w:rFonts w:eastAsiaTheme="minorEastAsia"/>
+          <w:sz w:val="20"/>
+          <w:szCs w:val="20"/>
+          <w:lang w:val="es-ES"/>
+        </w:rPr>
+        <w:drawing>
+          <wp:inline distT="0" distB="0" distL="0" distR="0" wp14:anchorId="4B640A2D" wp14:editId="3D54421B">
+            <wp:extent cx="3460760" cy="1325880"/>
+            <wp:effectExtent l="0" t="0" r="6350" b="7620"/>
+            <wp:docPr id="9" name="Imagen 9"/>
+            <wp:cNvGraphicFramePr>
+              <a:graphicFrameLocks xmlns:a="http://schemas.openxmlformats.org/drawingml/2006/main" noChangeAspect="1"/>
+            </wp:cNvGraphicFramePr>
+            <a:graphic xmlns:a="http://schemas.openxmlformats.org/drawingml/2006/main">
+              <a:graphicData uri="http://schemas.openxmlformats.org/drawingml/2006/picture">
+                <pic:pic xmlns:pic="http://schemas.openxmlformats.org/drawingml/2006/picture">
+                  <pic:nvPicPr>
+                    <pic:cNvPr id="1" name=""/>
+                    <pic:cNvPicPr/>
+                  </pic:nvPicPr>
+                  <pic:blipFill>
+                    <a:blip r:embed="rId49"/>
+                    <a:stretch>
+                      <a:fillRect/>
+                    </a:stretch>
+                  </pic:blipFill>
+                  <pic:spPr>
+                    <a:xfrm>
+                      <a:off x="0" y="0"/>
+                      <a:ext cx="3486001" cy="1335550"/>
+                    </a:xfrm>
+                    <a:prstGeom prst="rect">
+                      <a:avLst/>
+                    </a:prstGeom>
+                  </pic:spPr>
+                </pic:pic>
+              </a:graphicData>
+            </a:graphic>
+          </wp:inline>
+        </w:drawing>
+      </w:r>
+    </w:p>
+    <w:p>
+      <w:pPr>
+        <w:tabs>
+          <w:tab w:val="left" w:pos="1125"/>
+        </w:tabs>
         <w:rPr>
           <w:rFonts w:eastAsiaTheme="minorEastAsia"/>
           <w:b/>
@@ -15094,11 +16885,8 @@
           <w:u w:val="single"/>
           <w:lang w:val="es-ES"/>
         </w:rPr>
-        <w:t>aproximación</w:t>
-      </w:r>
-    </w:p>
-    <w:p>
-      <w:pPr>
+      </w:pPr>
+      <w:r>
         <w:rPr>
           <w:rFonts w:eastAsiaTheme="minorEastAsia"/>
           <w:b/>
@@ -15108,8 +16896,629 @@
           <w:u w:val="single"/>
           <w:lang w:val="es-ES"/>
         </w:rPr>
-      </w:pPr>
-      <w:r>
+        <w:lastRenderedPageBreak/>
+        <w:t xml:space="preserve">Diseño por cuadrados mínimos </w:t>
+      </w:r>
+    </w:p>
+    <w:p>
+      <w:pPr>
+        <w:tabs>
+          <w:tab w:val="left" w:pos="1125"/>
+        </w:tabs>
+        <w:rPr>
+          <w:rFonts w:eastAsiaTheme="minorEastAsia"/>
+          <w:sz w:val="20"/>
+          <w:szCs w:val="20"/>
+          <w:lang w:val="es-ES"/>
+        </w:rPr>
+      </w:pPr>
+      <w:r>
+        <w:rPr>
+          <w:rFonts w:eastAsiaTheme="minorEastAsia"/>
+          <w:sz w:val="20"/>
+          <w:szCs w:val="20"/>
+          <w:lang w:val="es-ES"/>
+        </w:rPr>
+        <w:t xml:space="preserve">Filtro que se aproxima lo mejor posible al filtro pasa bajos ideal (es finito, causal y estable). </w:t>
+      </w:r>
+    </w:p>
+    <w:p>
+      <w:pPr>
+        <w:tabs>
+          <w:tab w:val="left" w:pos="1125"/>
+        </w:tabs>
+        <w:rPr>
+          <w:rFonts w:eastAsiaTheme="minorEastAsia"/>
+          <w:sz w:val="20"/>
+          <w:szCs w:val="20"/>
+          <w:lang w:val="es-ES"/>
+        </w:rPr>
+      </w:pPr>
+      <w:r>
+        <w:rPr>
+          <w:rFonts w:eastAsiaTheme="minorEastAsia"/>
+          <w:sz w:val="20"/>
+          <w:szCs w:val="20"/>
+          <w:lang w:val="es-ES"/>
+        </w:rPr>
+        <w:t xml:space="preserve">Tiene la respuesta al impulso que minimiza el error entre una respuesta en frecuencia deseada </w:t>
+      </w:r>
+      <m:oMath>
+        <m:r>
+          <w:rPr>
+            <w:rFonts w:ascii="Cambria Math" w:eastAsiaTheme="minorEastAsia" w:hAnsi="Cambria Math"/>
+            <w:sz w:val="20"/>
+            <w:szCs w:val="20"/>
+            <w:lang w:val="es-ES"/>
+          </w:rPr>
+          <m:t>D(ω)</m:t>
+        </m:r>
+      </m:oMath>
+      <w:r>
+        <w:rPr>
+          <w:rFonts w:eastAsiaTheme="minorEastAsia"/>
+          <w:sz w:val="20"/>
+          <w:szCs w:val="20"/>
+          <w:lang w:val="es-ES"/>
+        </w:rPr>
+        <w:t xml:space="preserve"> y la respuesta al impulso </w:t>
+      </w:r>
+      <m:oMath>
+        <m:r>
+          <w:rPr>
+            <w:rFonts w:ascii="Cambria Math" w:eastAsiaTheme="minorEastAsia" w:hAnsi="Cambria Math"/>
+            <w:sz w:val="20"/>
+            <w:szCs w:val="20"/>
+            <w:lang w:val="es-ES"/>
+          </w:rPr>
+          <m:t>H(ω)</m:t>
+        </m:r>
+      </m:oMath>
+      <w:r>
+        <w:rPr>
+          <w:rFonts w:eastAsiaTheme="minorEastAsia"/>
+          <w:sz w:val="20"/>
+          <w:szCs w:val="20"/>
+          <w:lang w:val="es-ES"/>
+        </w:rPr>
+        <w:t xml:space="preserve"> del filtro que puedo llegar a diseñar.</w:t>
+      </w:r>
+    </w:p>
+    <w:p>
+      <w:pPr>
+        <w:tabs>
+          <w:tab w:val="left" w:pos="1125"/>
+        </w:tabs>
+        <w:rPr>
+          <w:rFonts w:eastAsiaTheme="minorEastAsia"/>
+          <w:sz w:val="20"/>
+          <w:szCs w:val="20"/>
+          <w:lang w:val="es-ES"/>
+        </w:rPr>
+      </w:pPr>
+      <w:r>
+        <w:rPr>
+          <w:rFonts w:eastAsiaTheme="minorEastAsia"/>
+          <w:sz w:val="20"/>
+          <w:szCs w:val="20"/>
+          <w:lang w:val="es-ES"/>
+        </w:rPr>
+        <w:drawing>
+          <wp:inline distT="0" distB="0" distL="0" distR="0" wp14:anchorId="209C5A06" wp14:editId="56C2A617">
+            <wp:extent cx="1127529" cy="326390"/>
+            <wp:effectExtent l="0" t="0" r="0" b="0"/>
+            <wp:docPr id="11" name="Imagen 11"/>
+            <wp:cNvGraphicFramePr>
+              <a:graphicFrameLocks xmlns:a="http://schemas.openxmlformats.org/drawingml/2006/main" noChangeAspect="1"/>
+            </wp:cNvGraphicFramePr>
+            <a:graphic xmlns:a="http://schemas.openxmlformats.org/drawingml/2006/main">
+              <a:graphicData uri="http://schemas.openxmlformats.org/drawingml/2006/picture">
+                <pic:pic xmlns:pic="http://schemas.openxmlformats.org/drawingml/2006/picture">
+                  <pic:nvPicPr>
+                    <pic:cNvPr id="1" name=""/>
+                    <pic:cNvPicPr/>
+                  </pic:nvPicPr>
+                  <pic:blipFill>
+                    <a:blip r:embed="rId50">
+                      <a:extLst>
+                        <a:ext uri="{28A0092B-C50C-407E-A947-70E740481C1C}">
+                          <a14:useLocalDpi xmlns:a14="http://schemas.microsoft.com/office/drawing/2010/main" val="0"/>
+                        </a:ext>
+                      </a:extLst>
+                    </a:blip>
+                    <a:stretch>
+                      <a:fillRect/>
+                    </a:stretch>
+                  </pic:blipFill>
+                  <pic:spPr>
+                    <a:xfrm>
+                      <a:off x="0" y="0"/>
+                      <a:ext cx="1186082" cy="343340"/>
+                    </a:xfrm>
+                    <a:prstGeom prst="rect">
+                      <a:avLst/>
+                    </a:prstGeom>
+                  </pic:spPr>
+                </pic:pic>
+              </a:graphicData>
+            </a:graphic>
+          </wp:inline>
+        </w:drawing>
+      </w:r>
+      <w:r>
+        <w:rPr>
+          <w:rFonts w:eastAsiaTheme="minorEastAsia"/>
+          <w:sz w:val="20"/>
+          <w:szCs w:val="20"/>
+          <w:lang w:val="es-ES"/>
+        </w:rPr>
+        <w:t xml:space="preserve"> Error en frecuencia </w:t>
+      </w:r>
+    </w:p>
+    <w:p>
+      <w:pPr>
+        <w:pStyle w:val="Prrafodelista"/>
+        <w:numPr>
+          <w:ilvl w:val="0"/>
+          <w:numId w:val="4"/>
+        </w:numPr>
+        <w:tabs>
+          <w:tab w:val="left" w:pos="1125"/>
+        </w:tabs>
+        <w:rPr>
+          <w:rFonts w:eastAsiaTheme="minorEastAsia"/>
+          <w:sz w:val="20"/>
+          <w:szCs w:val="20"/>
+          <w:lang w:val="es-ES"/>
+        </w:rPr>
+      </w:pPr>
+      <m:oMath>
+        <m:r>
+          <w:rPr>
+            <w:rFonts w:ascii="Cambria Math" w:eastAsiaTheme="minorEastAsia" w:hAnsi="Cambria Math"/>
+            <w:sz w:val="20"/>
+            <w:szCs w:val="20"/>
+            <w:lang w:val="es-ES"/>
+          </w:rPr>
+          <m:t>E</m:t>
+        </m:r>
+        <m:d>
+          <m:dPr>
+            <m:ctrlPr>
+              <w:rPr>
+                <w:rFonts w:ascii="Cambria Math" w:eastAsiaTheme="minorEastAsia" w:hAnsi="Cambria Math"/>
+                <w:i/>
+                <w:sz w:val="20"/>
+                <w:szCs w:val="20"/>
+                <w:lang w:val="es-ES"/>
+              </w:rPr>
+            </m:ctrlPr>
+          </m:dPr>
+          <m:e>
+            <m:r>
+              <w:rPr>
+                <w:rFonts w:ascii="Cambria Math" w:eastAsiaTheme="minorEastAsia" w:hAnsi="Cambria Math"/>
+                <w:sz w:val="20"/>
+                <w:szCs w:val="20"/>
+                <w:lang w:val="es-ES"/>
+              </w:rPr>
+              <m:t>ω</m:t>
+            </m:r>
+          </m:e>
+        </m:d>
+        <m:r>
+          <w:rPr>
+            <w:rFonts w:ascii="Cambria Math" w:eastAsiaTheme="minorEastAsia" w:hAnsi="Cambria Math"/>
+            <w:sz w:val="20"/>
+            <w:szCs w:val="20"/>
+            <w:lang w:val="es-ES"/>
+          </w:rPr>
+          <m:t>=0</m:t>
+        </m:r>
+      </m:oMath>
+      <w:r>
+        <w:rPr>
+          <w:rFonts w:eastAsiaTheme="minorEastAsia"/>
+          <w:sz w:val="20"/>
+          <w:szCs w:val="20"/>
+          <w:lang w:val="es-ES"/>
+        </w:rPr>
+        <w:t xml:space="preserve"> </w:t>
+      </w:r>
+      <w:r>
+        <w:rPr>
+          <w:rFonts w:eastAsiaTheme="minorEastAsia"/>
+          <w:sz w:val="20"/>
+          <w:szCs w:val="20"/>
+          <w:lang w:val="es-ES"/>
+        </w:rPr>
+        <w:sym w:font="Wingdings" w:char="F0E0"/>
+      </w:r>
+      <w:r>
+        <w:rPr>
+          <w:rFonts w:eastAsiaTheme="minorEastAsia"/>
+          <w:sz w:val="20"/>
+          <w:szCs w:val="20"/>
+          <w:lang w:val="es-ES"/>
+        </w:rPr>
+        <w:t xml:space="preserve"> respuesta deseada del filtro </w:t>
+      </w:r>
+    </w:p>
+    <w:p>
+      <w:pPr>
+        <w:pStyle w:val="Prrafodelista"/>
+        <w:numPr>
+          <w:ilvl w:val="0"/>
+          <w:numId w:val="4"/>
+        </w:numPr>
+        <w:tabs>
+          <w:tab w:val="left" w:pos="1125"/>
+        </w:tabs>
+        <w:rPr>
+          <w:rFonts w:eastAsiaTheme="minorEastAsia"/>
+          <w:sz w:val="20"/>
+          <w:szCs w:val="20"/>
+          <w:lang w:val="es-ES"/>
+        </w:rPr>
+      </w:pPr>
+      <m:oMath>
+        <m:r>
+          <w:rPr>
+            <w:rFonts w:ascii="Cambria Math" w:eastAsiaTheme="minorEastAsia" w:hAnsi="Cambria Math"/>
+            <w:sz w:val="20"/>
+            <w:szCs w:val="20"/>
+            <w:lang w:val="es-ES"/>
+          </w:rPr>
+          <m:t>E</m:t>
+        </m:r>
+        <m:d>
+          <m:dPr>
+            <m:ctrlPr>
+              <w:rPr>
+                <w:rFonts w:ascii="Cambria Math" w:eastAsiaTheme="minorEastAsia" w:hAnsi="Cambria Math"/>
+                <w:i/>
+                <w:sz w:val="20"/>
+                <w:szCs w:val="20"/>
+                <w:lang w:val="es-ES"/>
+              </w:rPr>
+            </m:ctrlPr>
+          </m:dPr>
+          <m:e>
+            <m:r>
+              <w:rPr>
+                <w:rFonts w:ascii="Cambria Math" w:eastAsiaTheme="minorEastAsia" w:hAnsi="Cambria Math"/>
+                <w:sz w:val="20"/>
+                <w:szCs w:val="20"/>
+                <w:lang w:val="es-ES"/>
+              </w:rPr>
+              <m:t>ω</m:t>
+            </m:r>
+          </m:e>
+        </m:d>
+        <m:r>
+          <w:rPr>
+            <w:rFonts w:ascii="Cambria Math" w:eastAsiaTheme="minorEastAsia" w:hAnsi="Cambria Math"/>
+            <w:sz w:val="20"/>
+            <w:szCs w:val="20"/>
+            <w:lang w:val="es-ES"/>
+          </w:rPr>
+          <m:t>≠</m:t>
+        </m:r>
+        <m:r>
+          <w:rPr>
+            <w:rFonts w:ascii="Cambria Math" w:eastAsiaTheme="minorEastAsia" w:hAnsi="Cambria Math"/>
+            <w:sz w:val="20"/>
+            <w:szCs w:val="20"/>
+            <w:lang w:val="es-ES"/>
+          </w:rPr>
+          <m:t>0</m:t>
+        </m:r>
+      </m:oMath>
+      <w:r>
+        <w:rPr>
+          <w:rFonts w:eastAsiaTheme="minorEastAsia"/>
+          <w:sz w:val="20"/>
+          <w:szCs w:val="20"/>
+          <w:lang w:val="es-ES"/>
+        </w:rPr>
+        <w:t xml:space="preserve"> </w:t>
+      </w:r>
+      <w:r>
+        <w:rPr>
+          <w:rFonts w:eastAsiaTheme="minorEastAsia"/>
+          <w:sz w:val="20"/>
+          <w:szCs w:val="20"/>
+          <w:lang w:val="es-ES"/>
+        </w:rPr>
+        <w:sym w:font="Wingdings" w:char="F0E0"/>
+      </w:r>
+      <w:r>
+        <w:rPr>
+          <w:rFonts w:eastAsiaTheme="minorEastAsia"/>
+          <w:sz w:val="20"/>
+          <w:szCs w:val="20"/>
+          <w:lang w:val="es-ES"/>
+        </w:rPr>
+        <w:t xml:space="preserve"> hay un error, el método intenta minimizar la energía de ese error</w:t>
+      </w:r>
+    </w:p>
+    <w:p>
+      <w:pPr>
+        <w:tabs>
+          <w:tab w:val="left" w:pos="1125"/>
+        </w:tabs>
+        <w:rPr>
+          <w:rFonts w:eastAsiaTheme="minorEastAsia"/>
+          <w:sz w:val="20"/>
+          <w:szCs w:val="20"/>
+          <w:lang w:val="es-ES"/>
+        </w:rPr>
+      </w:pPr>
+      <w:r>
+        <w:rPr>
+          <w:rFonts w:eastAsiaTheme="minorEastAsia"/>
+          <w:sz w:val="20"/>
+          <w:szCs w:val="20"/>
+          <w:lang w:val="es-ES"/>
+        </w:rPr>
+        <w:t xml:space="preserve">Para hacer esto, utilizo el criterio de cuadrados mínimos: busco </w:t>
+      </w:r>
+      <m:oMath>
+        <m:r>
+          <w:rPr>
+            <w:rFonts w:ascii="Cambria Math" w:eastAsiaTheme="minorEastAsia" w:hAnsi="Cambria Math"/>
+            <w:sz w:val="20"/>
+            <w:szCs w:val="20"/>
+            <w:lang w:val="es-ES"/>
+          </w:rPr>
+          <m:t>H</m:t>
+        </m:r>
+        <m:d>
+          <m:dPr>
+            <m:ctrlPr>
+              <w:rPr>
+                <w:rFonts w:ascii="Cambria Math" w:eastAsiaTheme="minorEastAsia" w:hAnsi="Cambria Math"/>
+                <w:i/>
+                <w:sz w:val="20"/>
+                <w:szCs w:val="20"/>
+                <w:lang w:val="es-ES"/>
+              </w:rPr>
+            </m:ctrlPr>
+          </m:dPr>
+          <m:e>
+            <m:r>
+              <w:rPr>
+                <w:rFonts w:ascii="Cambria Math" w:eastAsiaTheme="minorEastAsia" w:hAnsi="Cambria Math"/>
+                <w:sz w:val="20"/>
+                <w:szCs w:val="20"/>
+                <w:lang w:val="es-ES"/>
+              </w:rPr>
+              <m:t>ω</m:t>
+            </m:r>
+          </m:e>
+        </m:d>
+      </m:oMath>
+      <w:r>
+        <w:rPr>
+          <w:rFonts w:eastAsiaTheme="minorEastAsia"/>
+          <w:sz w:val="20"/>
+          <w:szCs w:val="20"/>
+          <w:lang w:val="es-ES"/>
+        </w:rPr>
+        <w:t xml:space="preserve"> tal que…</w:t>
+      </w:r>
+    </w:p>
+    <w:p>
+      <w:pPr>
+        <w:tabs>
+          <w:tab w:val="left" w:pos="1125"/>
+        </w:tabs>
+        <w:jc w:val="center"/>
+        <w:rPr>
+          <w:rFonts w:eastAsiaTheme="minorEastAsia"/>
+          <w:sz w:val="20"/>
+          <w:szCs w:val="20"/>
+          <w:lang w:val="es-ES"/>
+        </w:rPr>
+      </w:pPr>
+      <w:r>
+        <w:rPr>
+          <w:rFonts w:eastAsiaTheme="minorEastAsia"/>
+          <w:sz w:val="20"/>
+          <w:szCs w:val="20"/>
+          <w:lang w:val="es-ES"/>
+        </w:rPr>
+        <w:drawing>
+          <wp:inline distT="0" distB="0" distL="0" distR="0" wp14:anchorId="14C994C8" wp14:editId="09545603">
+            <wp:extent cx="1303020" cy="565462"/>
+            <wp:effectExtent l="0" t="0" r="0" b="6350"/>
+            <wp:docPr id="12" name="Imagen 12"/>
+            <wp:cNvGraphicFramePr>
+              <a:graphicFrameLocks xmlns:a="http://schemas.openxmlformats.org/drawingml/2006/main" noChangeAspect="1"/>
+            </wp:cNvGraphicFramePr>
+            <a:graphic xmlns:a="http://schemas.openxmlformats.org/drawingml/2006/main">
+              <a:graphicData uri="http://schemas.openxmlformats.org/drawingml/2006/picture">
+                <pic:pic xmlns:pic="http://schemas.openxmlformats.org/drawingml/2006/picture">
+                  <pic:nvPicPr>
+                    <pic:cNvPr id="1" name=""/>
+                    <pic:cNvPicPr/>
+                  </pic:nvPicPr>
+                  <pic:blipFill>
+                    <a:blip r:embed="rId51"/>
+                    <a:stretch>
+                      <a:fillRect/>
+                    </a:stretch>
+                  </pic:blipFill>
+                  <pic:spPr>
+                    <a:xfrm>
+                      <a:off x="0" y="0"/>
+                      <a:ext cx="1328811" cy="576654"/>
+                    </a:xfrm>
+                    <a:prstGeom prst="rect">
+                      <a:avLst/>
+                    </a:prstGeom>
+                  </pic:spPr>
+                </pic:pic>
+              </a:graphicData>
+            </a:graphic>
+          </wp:inline>
+        </w:drawing>
+      </w:r>
+    </w:p>
+    <w:p>
+      <w:pPr>
+        <w:tabs>
+          <w:tab w:val="left" w:pos="1125"/>
+        </w:tabs>
+        <w:rPr>
+          <w:rFonts w:eastAsiaTheme="minorEastAsia"/>
+          <w:sz w:val="20"/>
+          <w:szCs w:val="20"/>
+          <w:lang w:val="es-ES"/>
+        </w:rPr>
+      </w:pPr>
+      <w:r>
+        <w:rPr>
+          <w:rFonts w:eastAsiaTheme="minorEastAsia"/>
+          <w:sz w:val="20"/>
+          <w:szCs w:val="20"/>
+          <w:lang w:val="es-ES"/>
+        </w:rPr>
+        <w:t xml:space="preserve">donde </w:t>
+      </w:r>
+      <m:oMath>
+        <m:r>
+          <w:rPr>
+            <w:rFonts w:ascii="Cambria Math" w:eastAsiaTheme="minorEastAsia" w:hAnsi="Cambria Math"/>
+            <w:sz w:val="20"/>
+            <w:szCs w:val="20"/>
+            <w:lang w:val="es-ES"/>
+          </w:rPr>
+          <m:t>W</m:t>
+        </m:r>
+      </m:oMath>
+      <w:r>
+        <w:rPr>
+          <w:rFonts w:eastAsiaTheme="minorEastAsia"/>
+          <w:sz w:val="20"/>
+          <w:szCs w:val="20"/>
+          <w:lang w:val="es-ES"/>
+        </w:rPr>
+        <w:t xml:space="preserve"> es un rango de frecuencias que incluye la banda de paso y de stop. </w:t>
+      </w:r>
+    </w:p>
+    <w:p>
+      <w:pPr>
+        <w:tabs>
+          <w:tab w:val="left" w:pos="1125"/>
+        </w:tabs>
+        <w:rPr>
+          <w:rFonts w:eastAsiaTheme="minorEastAsia"/>
+          <w:b/>
+          <w:color w:val="ED7D31" w:themeColor="accent2"/>
+          <w:sz w:val="20"/>
+          <w:szCs w:val="20"/>
+          <w:lang w:val="es-ES"/>
+        </w:rPr>
+      </w:pPr>
+      <w:r>
+        <w:rPr>
+          <w:rFonts w:eastAsiaTheme="minorEastAsia"/>
+          <w:b/>
+          <w:color w:val="ED7D31" w:themeColor="accent2"/>
+          <w:sz w:val="20"/>
+          <w:szCs w:val="20"/>
+          <w:lang w:val="es-ES"/>
+        </w:rPr>
+        <w:t>Ventajas</w:t>
+      </w:r>
+    </w:p>
+    <w:p>
+      <w:pPr>
+        <w:pStyle w:val="Prrafodelista"/>
+        <w:numPr>
+          <w:ilvl w:val="0"/>
+          <w:numId w:val="21"/>
+        </w:numPr>
+        <w:tabs>
+          <w:tab w:val="left" w:pos="1125"/>
+        </w:tabs>
+        <w:rPr>
+          <w:rFonts w:eastAsiaTheme="minorEastAsia"/>
+          <w:sz w:val="20"/>
+          <w:szCs w:val="20"/>
+          <w:lang w:val="es-ES"/>
+        </w:rPr>
+      </w:pPr>
+      <w:r>
+        <w:rPr>
+          <w:rFonts w:eastAsiaTheme="minorEastAsia"/>
+          <w:sz w:val="20"/>
+          <w:szCs w:val="20"/>
+          <w:lang w:val="es-ES"/>
+        </w:rPr>
+        <w:t xml:space="preserve">El error al cuadrado suele representar algo físico real, por ejemplo, la potencia de ruido. Entonces, minimizar el error cuadrático equivale a minimizar un parámetro físico relevante. </w:t>
+      </w:r>
+    </w:p>
+    <w:p>
+      <w:pPr>
+        <w:pStyle w:val="Prrafodelista"/>
+        <w:numPr>
+          <w:ilvl w:val="0"/>
+          <w:numId w:val="21"/>
+        </w:numPr>
+        <w:tabs>
+          <w:tab w:val="left" w:pos="1125"/>
+        </w:tabs>
+        <w:rPr>
+          <w:rFonts w:eastAsiaTheme="minorEastAsia"/>
+          <w:sz w:val="20"/>
+          <w:szCs w:val="20"/>
+          <w:lang w:val="es-ES"/>
+        </w:rPr>
+      </w:pPr>
+      <w:r>
+        <w:rPr>
+          <w:rFonts w:eastAsiaTheme="minorEastAsia"/>
+          <w:sz w:val="20"/>
+          <w:szCs w:val="20"/>
+          <w:lang w:val="es-ES"/>
+        </w:rPr>
+        <w:t xml:space="preserve">Al elevar el error al cuadrado, las desviaciones grandes pesan mucho más. Es decir, si la diferencia entre lo deseado y lo obtenido es más grande en alguna frecuencia, esa diferencia impacta mucho más en el criterio de diseño. Esto obliga al diseño a “no dejar pasar” errores grandes. </w:t>
+      </w:r>
+    </w:p>
+    <w:p>
+      <w:pPr>
+        <w:pStyle w:val="Prrafodelista"/>
+        <w:numPr>
+          <w:ilvl w:val="0"/>
+          <w:numId w:val="21"/>
+        </w:numPr>
+        <w:tabs>
+          <w:tab w:val="left" w:pos="1125"/>
+        </w:tabs>
+        <w:rPr>
+          <w:rFonts w:eastAsiaTheme="minorEastAsia"/>
+          <w:sz w:val="20"/>
+          <w:szCs w:val="20"/>
+          <w:lang w:val="es-ES"/>
+        </w:rPr>
+      </w:pPr>
+      <w:r>
+        <w:rPr>
+          <w:rFonts w:eastAsiaTheme="minorEastAsia"/>
+          <w:sz w:val="20"/>
+          <w:szCs w:val="20"/>
+          <w:lang w:val="es-ES"/>
+        </w:rPr>
+        <w:t xml:space="preserve">Este criterio conduce a ecuaciones matemáticas manejables. Muchas veces, minimizar el error cuadrático da lugar a soluciones analíticas para ciertas clases de filtros, lo que simplifica el diseño. </w:t>
+      </w:r>
+    </w:p>
+    <w:p>
+      <w:pPr>
+        <w:tabs>
+          <w:tab w:val="left" w:pos="1125"/>
+        </w:tabs>
         <w:rPr>
           <w:rFonts w:eastAsiaTheme="minorEastAsia"/>
           <w:b/>
@@ -15119,6 +17528,1958 @@
           <w:u w:val="single"/>
           <w:lang w:val="es-ES"/>
         </w:rPr>
+      </w:pPr>
+      <w:r>
+        <w:rPr>
+          <w:rFonts w:eastAsiaTheme="minorEastAsia"/>
+          <w:b/>
+          <w:color w:val="7030A0"/>
+          <w:sz w:val="20"/>
+          <w:szCs w:val="20"/>
+          <w:u w:val="single"/>
+          <w:lang w:val="es-ES"/>
+        </w:rPr>
+        <w:t xml:space="preserve">Métodos de diseño basados en ventaneo </w:t>
+      </w:r>
+    </w:p>
+    <w:p>
+      <w:pPr>
+        <w:tabs>
+          <w:tab w:val="left" w:pos="1125"/>
+        </w:tabs>
+        <w:rPr>
+          <w:rFonts w:eastAsiaTheme="minorEastAsia"/>
+          <w:sz w:val="20"/>
+          <w:szCs w:val="20"/>
+          <w:lang w:val="es-ES"/>
+        </w:rPr>
+      </w:pPr>
+      <w:r>
+        <w:rPr>
+          <w:rFonts w:eastAsiaTheme="minorEastAsia"/>
+          <w:sz w:val="20"/>
+          <w:szCs w:val="20"/>
+          <w:lang w:val="es-ES"/>
+        </w:rPr>
+        <w:t xml:space="preserve">La mayoría de los filtros FIR se hacen modificando la respuesta de un pasa bajos ideal al multiplicar por una ventana </w:t>
+      </w:r>
+      <m:oMath>
+        <m:r>
+          <w:rPr>
+            <w:rFonts w:ascii="Cambria Math" w:eastAsiaTheme="minorEastAsia" w:hAnsi="Cambria Math"/>
+            <w:sz w:val="20"/>
+            <w:szCs w:val="20"/>
+            <w:lang w:val="es-ES"/>
+          </w:rPr>
+          <m:t>w[n]</m:t>
+        </m:r>
+      </m:oMath>
+      <w:r>
+        <w:rPr>
+          <w:rFonts w:eastAsiaTheme="minorEastAsia"/>
+          <w:sz w:val="20"/>
+          <w:szCs w:val="20"/>
+          <w:lang w:val="es-ES"/>
+        </w:rPr>
+        <w:t xml:space="preserve">. </w:t>
+      </w:r>
+      <w:proofErr w:type="gramStart"/>
+      <w:r>
+        <w:rPr>
+          <w:rFonts w:eastAsiaTheme="minorEastAsia"/>
+          <w:sz w:val="20"/>
+          <w:szCs w:val="20"/>
+          <w:lang w:val="es-ES"/>
+        </w:rPr>
+        <w:t>Los filtros pasa</w:t>
+      </w:r>
+      <w:proofErr w:type="gramEnd"/>
+      <w:r>
+        <w:rPr>
+          <w:rFonts w:eastAsiaTheme="minorEastAsia"/>
+          <w:sz w:val="20"/>
+          <w:szCs w:val="20"/>
+          <w:lang w:val="es-ES"/>
+        </w:rPr>
+        <w:t xml:space="preserve"> bajos son las cajas en frecuencia, en tiempo son </w:t>
+      </w:r>
+      <w:proofErr w:type="spellStart"/>
+      <w:r>
+        <w:rPr>
+          <w:rFonts w:eastAsiaTheme="minorEastAsia"/>
+          <w:sz w:val="20"/>
+          <w:szCs w:val="20"/>
+          <w:lang w:val="es-ES"/>
+        </w:rPr>
+        <w:t>sincs</w:t>
+      </w:r>
+      <w:proofErr w:type="spellEnd"/>
+      <w:r>
+        <w:rPr>
+          <w:rFonts w:eastAsiaTheme="minorEastAsia"/>
+          <w:sz w:val="20"/>
+          <w:szCs w:val="20"/>
+          <w:lang w:val="es-ES"/>
+        </w:rPr>
+        <w:t xml:space="preserve">. </w:t>
+      </w:r>
+    </w:p>
+    <w:p>
+      <w:pPr>
+        <w:tabs>
+          <w:tab w:val="left" w:pos="1125"/>
+        </w:tabs>
+        <w:rPr>
+          <w:rFonts w:eastAsiaTheme="minorEastAsia"/>
+          <w:b/>
+          <w:color w:val="ED7D31" w:themeColor="accent2"/>
+          <w:sz w:val="20"/>
+          <w:szCs w:val="20"/>
+          <w:lang w:val="es-ES"/>
+        </w:rPr>
+      </w:pPr>
+      <w:r>
+        <w:rPr>
+          <w:rFonts w:eastAsiaTheme="minorEastAsia"/>
+          <w:b/>
+          <w:color w:val="ED7D31" w:themeColor="accent2"/>
+          <w:sz w:val="20"/>
+          <w:szCs w:val="20"/>
+          <w:lang w:val="es-ES"/>
+        </w:rPr>
+        <w:t xml:space="preserve">Ventana rectangular </w:t>
+      </w:r>
+    </w:p>
+    <w:p>
+      <w:pPr>
+        <w:tabs>
+          <w:tab w:val="left" w:pos="1125"/>
+        </w:tabs>
+        <w:rPr>
+          <w:rFonts w:eastAsiaTheme="minorEastAsia"/>
+          <w:b/>
+          <w:color w:val="ED7D31" w:themeColor="accent2"/>
+          <w:sz w:val="20"/>
+          <w:szCs w:val="20"/>
+          <w:lang w:val="es-ES"/>
+        </w:rPr>
+      </w:pPr>
+      <w:r>
+        <w:rPr>
+          <w:rFonts w:eastAsiaTheme="minorEastAsia"/>
+          <w:b/>
+          <w:i/>
+          <w:sz w:val="20"/>
+          <w:szCs w:val="20"/>
+          <w:lang w:val="es-ES"/>
+        </w:rPr>
+        <w:t xml:space="preserve">Diferencias con el filtro ideal </w:t>
+      </w:r>
+    </w:p>
+    <w:p>
+      <w:pPr>
+        <w:pStyle w:val="Prrafodelista"/>
+        <w:numPr>
+          <w:ilvl w:val="0"/>
+          <w:numId w:val="25"/>
+        </w:numPr>
+        <w:tabs>
+          <w:tab w:val="left" w:pos="1125"/>
+        </w:tabs>
+        <w:rPr>
+          <w:rFonts w:eastAsiaTheme="minorEastAsia"/>
+          <w:sz w:val="20"/>
+          <w:szCs w:val="20"/>
+          <w:lang w:val="es-ES"/>
+        </w:rPr>
+      </w:pPr>
+      <w:r>
+        <w:rPr>
+          <w:rFonts w:eastAsiaTheme="minorEastAsia"/>
+          <w:sz w:val="20"/>
+          <w:szCs w:val="20"/>
+          <w:lang w:val="es-ES"/>
+        </w:rPr>
+        <w:t xml:space="preserve">Tiene una banda de transición más ancha alrededor de la frecuencia de corte: el ancho de banda es proporcional al ancho del lóbulo principal de la ventana que, a la vez, es inversamente proporcional a la longitud N </w:t>
+      </w:r>
+      <w:r>
+        <w:rPr>
+          <w:rFonts w:eastAsiaTheme="minorEastAsia"/>
+          <w:sz w:val="20"/>
+          <w:szCs w:val="20"/>
+          <w:lang w:val="es-ES"/>
+        </w:rPr>
+        <w:sym w:font="Wingdings" w:char="F0E0"/>
+      </w:r>
+      <w:r>
+        <w:rPr>
+          <w:rFonts w:eastAsiaTheme="minorEastAsia"/>
+          <w:sz w:val="20"/>
+          <w:szCs w:val="20"/>
+          <w:lang w:val="es-ES"/>
+        </w:rPr>
+        <w:t xml:space="preserve"> al aumentar </w:t>
+      </w:r>
+      <m:oMath>
+        <m:r>
+          <w:rPr>
+            <w:rFonts w:ascii="Cambria Math" w:eastAsiaTheme="minorEastAsia" w:hAnsi="Cambria Math"/>
+            <w:sz w:val="20"/>
+            <w:szCs w:val="20"/>
+            <w:lang w:val="es-ES"/>
+          </w:rPr>
+          <m:t>N</m:t>
+        </m:r>
+      </m:oMath>
+      <w:r>
+        <w:rPr>
+          <w:rFonts w:eastAsiaTheme="minorEastAsia"/>
+          <w:sz w:val="20"/>
+          <w:szCs w:val="20"/>
+          <w:lang w:val="es-ES"/>
+        </w:rPr>
+        <w:t xml:space="preserve">, espero tener un filtro más severo (menos banda de transmisión). </w:t>
+      </w:r>
+    </w:p>
+    <w:p>
+      <w:pPr>
+        <w:pStyle w:val="Prrafodelista"/>
+        <w:numPr>
+          <w:ilvl w:val="0"/>
+          <w:numId w:val="25"/>
+        </w:numPr>
+        <w:tabs>
+          <w:tab w:val="left" w:pos="1125"/>
+        </w:tabs>
+        <w:rPr>
+          <w:rFonts w:eastAsiaTheme="minorEastAsia"/>
+          <w:sz w:val="20"/>
+          <w:szCs w:val="20"/>
+          <w:lang w:val="es-ES"/>
+        </w:rPr>
+      </w:pPr>
+      <w:r>
+        <w:rPr>
+          <w:rFonts w:eastAsiaTheme="minorEastAsia"/>
+          <w:sz w:val="20"/>
+          <w:szCs w:val="20"/>
+          <w:lang w:val="es-ES"/>
+        </w:rPr>
+        <w:t xml:space="preserve">Tiene ripple tanto en banda de paso como en banda de stop (es </w:t>
+      </w:r>
+      <w:proofErr w:type="spellStart"/>
+      <w:r>
+        <w:rPr>
+          <w:rFonts w:eastAsiaTheme="minorEastAsia"/>
+          <w:sz w:val="20"/>
+          <w:szCs w:val="20"/>
+          <w:lang w:val="es-ES"/>
+        </w:rPr>
+        <w:t>equirriple</w:t>
+      </w:r>
+      <w:proofErr w:type="spellEnd"/>
+      <w:r>
+        <w:rPr>
+          <w:rFonts w:eastAsiaTheme="minorEastAsia"/>
+          <w:sz w:val="20"/>
+          <w:szCs w:val="20"/>
+          <w:lang w:val="es-ES"/>
+        </w:rPr>
+        <w:t xml:space="preserve"> en banda de paso y banda de stop), ya que hace overshoot </w:t>
+      </w:r>
+      <w:r>
+        <w:rPr>
+          <w:rFonts w:eastAsiaTheme="minorEastAsia"/>
+          <w:sz w:val="20"/>
+          <w:szCs w:val="20"/>
+          <w:lang w:val="es-ES"/>
+        </w:rPr>
+        <w:t>(</w:t>
+      </w:r>
+      <w:proofErr w:type="spellStart"/>
+      <w:r>
+        <w:rPr>
+          <w:rFonts w:eastAsiaTheme="minorEastAsia"/>
+          <w:sz w:val="20"/>
+          <w:szCs w:val="20"/>
+          <w:lang w:val="es-ES"/>
+        </w:rPr>
+        <w:t>sobreimpulso</w:t>
+      </w:r>
+      <w:proofErr w:type="spellEnd"/>
+      <w:r>
+        <w:rPr>
+          <w:rFonts w:eastAsiaTheme="minorEastAsia"/>
+          <w:sz w:val="20"/>
+          <w:szCs w:val="20"/>
+          <w:lang w:val="es-ES"/>
+        </w:rPr>
+        <w:t xml:space="preserve">) </w:t>
+      </w:r>
+      <w:r>
+        <w:rPr>
+          <w:rFonts w:eastAsiaTheme="minorEastAsia"/>
+          <w:sz w:val="20"/>
+          <w:szCs w:val="20"/>
+          <w:lang w:val="es-ES"/>
+        </w:rPr>
+        <w:t xml:space="preserve">en banda de paso y undershoot </w:t>
+      </w:r>
+      <w:r>
+        <w:rPr>
+          <w:rFonts w:eastAsiaTheme="minorEastAsia"/>
+          <w:sz w:val="20"/>
+          <w:szCs w:val="20"/>
+          <w:lang w:val="es-ES"/>
+        </w:rPr>
+        <w:t>(</w:t>
+      </w:r>
+      <w:proofErr w:type="spellStart"/>
+      <w:r>
+        <w:rPr>
+          <w:rFonts w:eastAsiaTheme="minorEastAsia"/>
+          <w:sz w:val="20"/>
+          <w:szCs w:val="20"/>
+          <w:lang w:val="es-ES"/>
+        </w:rPr>
+        <w:t>subimpulso</w:t>
+      </w:r>
+      <w:proofErr w:type="spellEnd"/>
+      <w:r>
+        <w:rPr>
+          <w:rFonts w:eastAsiaTheme="minorEastAsia"/>
+          <w:sz w:val="20"/>
+          <w:szCs w:val="20"/>
+          <w:lang w:val="es-ES"/>
+        </w:rPr>
+        <w:t xml:space="preserve">) </w:t>
+      </w:r>
+      <w:r>
+        <w:rPr>
+          <w:rFonts w:eastAsiaTheme="minorEastAsia"/>
+          <w:sz w:val="20"/>
+          <w:szCs w:val="20"/>
+          <w:lang w:val="es-ES"/>
+        </w:rPr>
+        <w:t xml:space="preserve">en banda de stop (la magnitud de estos es proporcional al área relativa del lóbulo principal y el primer lóbulo secundario </w:t>
+      </w:r>
+      <w:r>
+        <w:rPr>
+          <w:rFonts w:eastAsiaTheme="minorEastAsia"/>
+          <w:sz w:val="20"/>
+          <w:szCs w:val="20"/>
+          <w:lang w:val="es-ES"/>
+        </w:rPr>
+        <w:sym w:font="Wingdings" w:char="F0E0"/>
+      </w:r>
+      <w:r>
+        <w:rPr>
+          <w:rFonts w:eastAsiaTheme="minorEastAsia"/>
+          <w:sz w:val="20"/>
+          <w:szCs w:val="20"/>
+          <w:lang w:val="es-ES"/>
+        </w:rPr>
+        <w:t xml:space="preserve"> no depende de </w:t>
+      </w:r>
+      <m:oMath>
+        <m:r>
+          <w:rPr>
+            <w:rFonts w:ascii="Cambria Math" w:eastAsiaTheme="minorEastAsia" w:hAnsi="Cambria Math"/>
+            <w:sz w:val="20"/>
+            <w:szCs w:val="20"/>
+            <w:lang w:val="es-ES"/>
+          </w:rPr>
+          <m:t>N</m:t>
+        </m:r>
+      </m:oMath>
+      <w:r>
+        <w:rPr>
+          <w:rFonts w:eastAsiaTheme="minorEastAsia"/>
+          <w:sz w:val="20"/>
+          <w:szCs w:val="20"/>
+          <w:lang w:val="es-ES"/>
+        </w:rPr>
+        <w:t xml:space="preserve">). </w:t>
+      </w:r>
+    </w:p>
+    <w:p>
+      <w:pPr>
+        <w:pStyle w:val="Prrafodelista"/>
+        <w:tabs>
+          <w:tab w:val="left" w:pos="1125"/>
+        </w:tabs>
+        <w:rPr>
+          <w:rFonts w:eastAsiaTheme="minorEastAsia"/>
+          <w:sz w:val="20"/>
+          <w:szCs w:val="20"/>
+          <w:lang w:val="es-ES"/>
+        </w:rPr>
+      </w:pPr>
+      <w:r>
+        <w:rPr>
+          <w:rFonts w:eastAsiaTheme="minorEastAsia"/>
+          <w:sz w:val="20"/>
+          <w:szCs w:val="20"/>
+          <w:lang w:val="es-ES"/>
+        </w:rPr>
+        <w:t>Overshoot y undershoot son distorsiones transitorias en la</w:t>
+      </w:r>
+      <w:r>
+        <w:rPr>
+          <w:rFonts w:eastAsiaTheme="minorEastAsia"/>
+          <w:sz w:val="20"/>
+          <w:szCs w:val="20"/>
+          <w:lang w:val="es-ES"/>
+        </w:rPr>
+        <w:t xml:space="preserve">s que una señal supera temporalmente su valor objetivo o caer por debajo del mismo antes de estabilizarse. </w:t>
+      </w:r>
+    </w:p>
+    <w:p>
+      <w:pPr>
+        <w:tabs>
+          <w:tab w:val="left" w:pos="1125"/>
+        </w:tabs>
+        <w:jc w:val="center"/>
+        <w:rPr>
+          <w:rFonts w:eastAsiaTheme="minorEastAsia"/>
+          <w:sz w:val="20"/>
+          <w:szCs w:val="20"/>
+          <w:lang w:val="es-ES"/>
+        </w:rPr>
+      </w:pPr>
+      <w:r>
+        <w:rPr>
+          <w:rFonts w:eastAsiaTheme="minorEastAsia"/>
+          <w:sz w:val="20"/>
+          <w:szCs w:val="20"/>
+          <w:lang w:val="es-ES"/>
+        </w:rPr>
+        <w:lastRenderedPageBreak/>
+        <w:drawing>
+          <wp:inline distT="0" distB="0" distL="0" distR="0" wp14:anchorId="5BEC0444" wp14:editId="4121C68B">
+            <wp:extent cx="4642947" cy="2324100"/>
+            <wp:effectExtent l="0" t="0" r="5715" b="0"/>
+            <wp:docPr id="16" name="Imagen 16"/>
+            <wp:cNvGraphicFramePr>
+              <a:graphicFrameLocks xmlns:a="http://schemas.openxmlformats.org/drawingml/2006/main" noChangeAspect="1"/>
+            </wp:cNvGraphicFramePr>
+            <a:graphic xmlns:a="http://schemas.openxmlformats.org/drawingml/2006/main">
+              <a:graphicData uri="http://schemas.openxmlformats.org/drawingml/2006/picture">
+                <pic:pic xmlns:pic="http://schemas.openxmlformats.org/drawingml/2006/picture">
+                  <pic:nvPicPr>
+                    <pic:cNvPr id="1" name=""/>
+                    <pic:cNvPicPr/>
+                  </pic:nvPicPr>
+                  <pic:blipFill>
+                    <a:blip r:embed="rId52"/>
+                    <a:stretch>
+                      <a:fillRect/>
+                    </a:stretch>
+                  </pic:blipFill>
+                  <pic:spPr>
+                    <a:xfrm>
+                      <a:off x="0" y="0"/>
+                      <a:ext cx="4729118" cy="2367234"/>
+                    </a:xfrm>
+                    <a:prstGeom prst="rect">
+                      <a:avLst/>
+                    </a:prstGeom>
+                  </pic:spPr>
+                </pic:pic>
+              </a:graphicData>
+            </a:graphic>
+          </wp:inline>
+        </w:drawing>
+      </w:r>
+    </w:p>
+    <w:p>
+      <w:pPr>
+        <w:pStyle w:val="Prrafodelista"/>
+        <w:numPr>
+          <w:ilvl w:val="0"/>
+          <w:numId w:val="26"/>
+        </w:numPr>
+        <w:tabs>
+          <w:tab w:val="left" w:pos="1125"/>
+        </w:tabs>
+        <w:rPr>
+          <w:rFonts w:eastAsiaTheme="minorEastAsia"/>
+          <w:sz w:val="20"/>
+          <w:szCs w:val="20"/>
+          <w:lang w:val="es-ES"/>
+        </w:rPr>
+      </w:pPr>
+      <w:r>
+        <w:rPr>
+          <w:rFonts w:eastAsiaTheme="minorEastAsia"/>
+          <w:sz w:val="20"/>
+          <w:szCs w:val="20"/>
+          <w:lang w:val="es-ES"/>
+        </w:rPr>
+        <w:t xml:space="preserve">Longitud </w:t>
+      </w:r>
+      <m:oMath>
+        <m:r>
+          <w:rPr>
+            <w:rFonts w:ascii="Cambria Math" w:eastAsiaTheme="minorEastAsia" w:hAnsi="Cambria Math"/>
+            <w:sz w:val="20"/>
+            <w:szCs w:val="20"/>
+            <w:lang w:val="es-ES"/>
+          </w:rPr>
+          <m:t>N</m:t>
+        </m:r>
+      </m:oMath>
+      <w:r>
+        <w:rPr>
+          <w:rFonts w:eastAsiaTheme="minorEastAsia"/>
+          <w:sz w:val="20"/>
+          <w:szCs w:val="20"/>
+          <w:lang w:val="es-ES"/>
+        </w:rPr>
+        <w:t xml:space="preserve"> fija y vario la frecuencia de corte </w:t>
+      </w:r>
+      <m:oMath>
+        <m:sSub>
+          <m:sSubPr>
+            <m:ctrlPr>
+              <w:rPr>
+                <w:rFonts w:ascii="Cambria Math" w:eastAsiaTheme="minorEastAsia" w:hAnsi="Cambria Math"/>
+                <w:i/>
+                <w:sz w:val="20"/>
+                <w:szCs w:val="20"/>
+                <w:lang w:val="es-ES"/>
+              </w:rPr>
+            </m:ctrlPr>
+          </m:sSubPr>
+          <m:e>
+            <m:r>
+              <w:rPr>
+                <w:rFonts w:ascii="Cambria Math" w:eastAsiaTheme="minorEastAsia" w:hAnsi="Cambria Math"/>
+                <w:sz w:val="20"/>
+                <w:szCs w:val="20"/>
+                <w:lang w:val="es-ES"/>
+              </w:rPr>
+              <m:t>ω</m:t>
+            </m:r>
+          </m:e>
+          <m:sub>
+            <m:r>
+              <w:rPr>
+                <w:rFonts w:ascii="Cambria Math" w:eastAsiaTheme="minorEastAsia" w:hAnsi="Cambria Math"/>
+                <w:sz w:val="20"/>
+                <w:szCs w:val="20"/>
+                <w:lang w:val="es-ES"/>
+              </w:rPr>
+              <m:t>c</m:t>
+            </m:r>
+          </m:sub>
+        </m:sSub>
+      </m:oMath>
+      <w:r>
+        <w:rPr>
+          <w:rFonts w:eastAsiaTheme="minorEastAsia"/>
+          <w:sz w:val="20"/>
+          <w:szCs w:val="20"/>
+          <w:lang w:val="es-ES"/>
+        </w:rPr>
+        <w:t xml:space="preserve">, observo que la atenuación de la banda de paso y de stop, y el ancho de banda de la banda de transmisión no varían en función de la frecuencia de corte. </w:t>
+      </w:r>
+    </w:p>
+    <w:p>
+      <w:pPr>
+        <w:pStyle w:val="Prrafodelista"/>
+        <w:numPr>
+          <w:ilvl w:val="0"/>
+          <w:numId w:val="26"/>
+        </w:numPr>
+        <w:tabs>
+          <w:tab w:val="left" w:pos="1125"/>
+        </w:tabs>
+        <w:rPr>
+          <w:rFonts w:eastAsiaTheme="minorEastAsia"/>
+          <w:sz w:val="20"/>
+          <w:szCs w:val="20"/>
+          <w:lang w:val="es-ES"/>
+        </w:rPr>
+      </w:pPr>
+      <m:oMath>
+        <m:sSub>
+          <m:sSubPr>
+            <m:ctrlPr>
+              <w:rPr>
+                <w:rFonts w:ascii="Cambria Math" w:eastAsiaTheme="minorEastAsia" w:hAnsi="Cambria Math"/>
+                <w:i/>
+                <w:sz w:val="20"/>
+                <w:szCs w:val="20"/>
+                <w:lang w:val="es-ES"/>
+              </w:rPr>
+            </m:ctrlPr>
+          </m:sSubPr>
+          <m:e>
+            <m:r>
+              <w:rPr>
+                <w:rFonts w:ascii="Cambria Math" w:eastAsiaTheme="minorEastAsia" w:hAnsi="Cambria Math"/>
+                <w:sz w:val="20"/>
+                <w:szCs w:val="20"/>
+                <w:lang w:val="es-ES"/>
+              </w:rPr>
+              <m:t>ω</m:t>
+            </m:r>
+          </m:e>
+          <m:sub>
+            <m:r>
+              <w:rPr>
+                <w:rFonts w:ascii="Cambria Math" w:eastAsiaTheme="minorEastAsia" w:hAnsi="Cambria Math"/>
+                <w:sz w:val="20"/>
+                <w:szCs w:val="20"/>
+                <w:lang w:val="es-ES"/>
+              </w:rPr>
+              <m:t>c</m:t>
+            </m:r>
+          </m:sub>
+        </m:sSub>
+      </m:oMath>
+      <w:r>
+        <w:rPr>
+          <w:rFonts w:eastAsiaTheme="minorEastAsia"/>
+          <w:sz w:val="20"/>
+          <w:szCs w:val="20"/>
+          <w:lang w:val="es-ES"/>
+        </w:rPr>
+        <w:t xml:space="preserve"> fija y vario la longitud </w:t>
+      </w:r>
+      <m:oMath>
+        <m:r>
+          <w:rPr>
+            <w:rFonts w:ascii="Cambria Math" w:eastAsiaTheme="minorEastAsia" w:hAnsi="Cambria Math"/>
+            <w:sz w:val="20"/>
+            <w:szCs w:val="20"/>
+            <w:lang w:val="es-ES"/>
+          </w:rPr>
+          <m:t>N</m:t>
+        </m:r>
+      </m:oMath>
+      <w:r>
+        <w:rPr>
+          <w:rFonts w:eastAsiaTheme="minorEastAsia"/>
+          <w:sz w:val="20"/>
+          <w:szCs w:val="20"/>
+          <w:lang w:val="es-ES"/>
+        </w:rPr>
+        <w:t xml:space="preserve">, la banda de transmisión disminuye a medida que aumento </w:t>
+      </w:r>
+      <m:oMath>
+        <m:r>
+          <w:rPr>
+            <w:rFonts w:ascii="Cambria Math" w:eastAsiaTheme="minorEastAsia" w:hAnsi="Cambria Math"/>
+            <w:sz w:val="20"/>
+            <w:szCs w:val="20"/>
+            <w:lang w:val="es-ES"/>
+          </w:rPr>
+          <m:t>N</m:t>
+        </m:r>
+      </m:oMath>
+      <w:r>
+        <w:rPr>
+          <w:rFonts w:eastAsiaTheme="minorEastAsia"/>
+          <w:sz w:val="20"/>
+          <w:szCs w:val="20"/>
+          <w:lang w:val="es-ES"/>
+        </w:rPr>
+        <w:t xml:space="preserve"> (el filtro es mas selectivo). </w:t>
+      </w:r>
+    </w:p>
+    <w:p>
+      <w:pPr>
+        <w:pStyle w:val="Prrafodelista"/>
+        <w:numPr>
+          <w:ilvl w:val="0"/>
+          <w:numId w:val="26"/>
+        </w:numPr>
+        <w:tabs>
+          <w:tab w:val="left" w:pos="1125"/>
+        </w:tabs>
+        <w:rPr>
+          <w:rFonts w:eastAsiaTheme="minorEastAsia"/>
+          <w:sz w:val="20"/>
+          <w:szCs w:val="20"/>
+          <w:lang w:val="es-ES"/>
+        </w:rPr>
+      </w:pPr>
+      <w:r>
+        <w:rPr>
+          <w:rFonts w:eastAsiaTheme="minorEastAsia"/>
+          <w:sz w:val="20"/>
+          <w:szCs w:val="20"/>
+          <w:lang w:val="es-ES"/>
+        </w:rPr>
+        <w:t xml:space="preserve">La magnitud máxima de la banda de paso y la banda de stop es siempre en la misma </w:t>
+      </w:r>
+      <w:r>
+        <w:rPr>
+          <w:rFonts w:eastAsiaTheme="minorEastAsia"/>
+          <w:sz w:val="20"/>
+          <w:szCs w:val="20"/>
+          <w:lang w:val="es-ES"/>
+        </w:rPr>
+        <w:sym w:font="Wingdings" w:char="F0E0"/>
+      </w:r>
+      <w:r>
+        <w:rPr>
+          <w:rFonts w:eastAsiaTheme="minorEastAsia"/>
+          <w:sz w:val="20"/>
+          <w:szCs w:val="20"/>
+          <w:lang w:val="es-ES"/>
+        </w:rPr>
+        <w:t xml:space="preserve"> el overshoot y undershoot son ejemplo del fenómeno de </w:t>
+      </w:r>
+      <w:proofErr w:type="spellStart"/>
+      <w:r>
+        <w:rPr>
+          <w:rFonts w:eastAsiaTheme="minorEastAsia"/>
+          <w:sz w:val="20"/>
+          <w:szCs w:val="20"/>
+          <w:lang w:val="es-ES"/>
+        </w:rPr>
+        <w:t>gibs</w:t>
+      </w:r>
+      <w:proofErr w:type="spellEnd"/>
+      <w:r>
+        <w:rPr>
+          <w:rFonts w:eastAsiaTheme="minorEastAsia"/>
+          <w:sz w:val="20"/>
+          <w:szCs w:val="20"/>
+          <w:lang w:val="es-ES"/>
+        </w:rPr>
+        <w:t xml:space="preserve">. </w:t>
+      </w:r>
+    </w:p>
+    <w:p>
+      <w:pPr>
+        <w:tabs>
+          <w:tab w:val="left" w:pos="1125"/>
+        </w:tabs>
+        <w:rPr>
+          <w:rFonts w:eastAsiaTheme="minorEastAsia"/>
+          <w:b/>
+          <w:color w:val="70AD47" w:themeColor="accent6"/>
+          <w:sz w:val="20"/>
+          <w:szCs w:val="20"/>
+          <w:lang w:val="es-ES"/>
+        </w:rPr>
+      </w:pPr>
+      <w:r>
+        <w:rPr>
+          <w:rFonts w:eastAsiaTheme="minorEastAsia"/>
+          <w:b/>
+          <w:color w:val="70AD47" w:themeColor="accent6"/>
+          <w:sz w:val="20"/>
+          <w:szCs w:val="20"/>
+          <w:lang w:val="es-ES"/>
+        </w:rPr>
+        <w:t xml:space="preserve">Importante </w:t>
+      </w:r>
+    </w:p>
+    <w:p>
+      <w:pPr>
+        <w:pStyle w:val="Prrafodelista"/>
+        <w:numPr>
+          <w:ilvl w:val="0"/>
+          <w:numId w:val="27"/>
+        </w:numPr>
+        <w:tabs>
+          <w:tab w:val="left" w:pos="1125"/>
+        </w:tabs>
+        <w:rPr>
+          <w:rFonts w:eastAsiaTheme="minorEastAsia"/>
+          <w:sz w:val="20"/>
+          <w:szCs w:val="20"/>
+          <w:lang w:val="es-ES"/>
+        </w:rPr>
+      </w:pPr>
+      <w:r>
+        <w:rPr>
+          <w:rFonts w:eastAsiaTheme="minorEastAsia"/>
+          <w:sz w:val="20"/>
+          <w:szCs w:val="20"/>
+          <w:lang w:val="es-ES"/>
+        </w:rPr>
+        <w:t xml:space="preserve">Aumento la longitud </w:t>
+      </w:r>
+      <m:oMath>
+        <m:r>
+          <w:rPr>
+            <w:rFonts w:ascii="Cambria Math" w:eastAsiaTheme="minorEastAsia" w:hAnsi="Cambria Math"/>
+            <w:sz w:val="20"/>
+            <w:szCs w:val="20"/>
+            <w:lang w:val="es-ES"/>
+          </w:rPr>
+          <m:t>N</m:t>
+        </m:r>
+      </m:oMath>
+      <w:r>
+        <w:rPr>
+          <w:rFonts w:eastAsiaTheme="minorEastAsia"/>
+          <w:sz w:val="20"/>
+          <w:szCs w:val="20"/>
+          <w:lang w:val="es-ES"/>
+        </w:rPr>
+        <w:t xml:space="preserve">, disminuye la banda de transición, por lo que tengo un filtro más selectivo. La tolerancia en la banda de rechazo (que determina la por atenuación fuera de banda de filtro) es siempre constante. No puede cambiar el ripple de la banda de paso y de stop, pues son inherentes al tipo de filtro.  </w:t>
+      </w:r>
+    </w:p>
+    <w:p>
+      <w:pPr>
+        <w:pStyle w:val="Prrafodelista"/>
+        <w:numPr>
+          <w:ilvl w:val="0"/>
+          <w:numId w:val="27"/>
+        </w:numPr>
+        <w:tabs>
+          <w:tab w:val="left" w:pos="1125"/>
+        </w:tabs>
+        <w:rPr>
+          <w:rFonts w:eastAsiaTheme="minorEastAsia"/>
+          <w:sz w:val="20"/>
+          <w:szCs w:val="20"/>
+          <w:lang w:val="es-ES"/>
+        </w:rPr>
+      </w:pPr>
+      <w:r>
+        <w:rPr>
+          <w:rFonts w:eastAsiaTheme="minorEastAsia"/>
+          <w:sz w:val="20"/>
+          <w:szCs w:val="20"/>
+          <w:lang w:val="es-ES"/>
+        </w:rPr>
+        <w:t>En filtros con ventanas rectangulares, la atenuación es pobre porque la ventana rectangular trunca abruptamente la respuesta al impulso del filtro pasa bajos ideal (me generan los ripples)</w:t>
+      </w:r>
+    </w:p>
+    <w:p>
+      <w:pPr>
+        <w:tabs>
+          <w:tab w:val="left" w:pos="1125"/>
+        </w:tabs>
+        <w:rPr>
+          <w:rFonts w:eastAsiaTheme="minorEastAsia"/>
+          <w:sz w:val="20"/>
+          <w:szCs w:val="20"/>
+          <w:lang w:val="es-ES"/>
+        </w:rPr>
+      </w:pPr>
+      <w:r>
+        <w:rPr>
+          <w:rFonts w:eastAsiaTheme="minorEastAsia"/>
+          <w:sz w:val="20"/>
+          <w:szCs w:val="20"/>
+          <w:lang w:val="es-ES"/>
+        </w:rPr>
+        <w:t>Otras ventanas para modificar características del filtro...</w:t>
+      </w:r>
+    </w:p>
+    <w:p>
+      <w:pPr>
+        <w:tabs>
+          <w:tab w:val="left" w:pos="1125"/>
+        </w:tabs>
+        <w:rPr>
+          <w:rFonts w:eastAsiaTheme="minorEastAsia"/>
+          <w:b/>
+          <w:color w:val="ED7D31" w:themeColor="accent2"/>
+          <w:sz w:val="20"/>
+          <w:szCs w:val="20"/>
+          <w:lang w:val="es-ES"/>
+        </w:rPr>
+      </w:pPr>
+      <w:r>
+        <w:rPr>
+          <w:rFonts w:eastAsiaTheme="minorEastAsia"/>
+          <w:b/>
+          <w:color w:val="ED7D31" w:themeColor="accent2"/>
+          <w:sz w:val="20"/>
+          <w:szCs w:val="20"/>
+          <w:lang w:val="es-ES"/>
+        </w:rPr>
+        <w:t xml:space="preserve">Ventana Hamming </w:t>
+      </w:r>
+    </w:p>
+    <w:p>
+      <w:pPr>
+        <w:pStyle w:val="Prrafodelista"/>
+        <w:numPr>
+          <w:ilvl w:val="0"/>
+          <w:numId w:val="28"/>
+        </w:numPr>
+        <w:tabs>
+          <w:tab w:val="left" w:pos="1125"/>
+        </w:tabs>
+        <w:rPr>
+          <w:rFonts w:eastAsiaTheme="minorEastAsia"/>
+          <w:sz w:val="20"/>
+          <w:szCs w:val="20"/>
+          <w:lang w:val="es-ES"/>
+        </w:rPr>
+      </w:pPr>
+      <w:r>
+        <w:rPr>
+          <w:rFonts w:eastAsiaTheme="minorEastAsia"/>
+          <w:sz w:val="20"/>
+          <w:szCs w:val="20"/>
+          <w:lang w:val="es-ES"/>
+        </w:rPr>
+        <w:t xml:space="preserve">Su primer lóbulo secundario está mucho más atenuado comparado con el de la ventana rectangular. En realidad, todos sus lóbulos secundarios son similares entre si y de menos magnitud que los de la ventana rectangular </w:t>
+      </w:r>
+      <w:r>
+        <w:rPr>
+          <w:rFonts w:eastAsiaTheme="minorEastAsia"/>
+          <w:sz w:val="20"/>
+          <w:szCs w:val="20"/>
+          <w:lang w:val="es-ES"/>
+        </w:rPr>
+        <w:sym w:font="Wingdings" w:char="F0E0"/>
+      </w:r>
+      <w:r>
+        <w:rPr>
+          <w:rFonts w:eastAsiaTheme="minorEastAsia"/>
+          <w:sz w:val="20"/>
+          <w:szCs w:val="20"/>
+          <w:lang w:val="es-ES"/>
+        </w:rPr>
+        <w:t xml:space="preserve"> buen atenuador de frecuencias fuera de banda de un filtro FIR</w:t>
+      </w:r>
+    </w:p>
+    <w:p>
+      <w:pPr>
+        <w:tabs>
+          <w:tab w:val="left" w:pos="1125"/>
+        </w:tabs>
+        <w:jc w:val="center"/>
+        <w:rPr>
+          <w:rFonts w:eastAsiaTheme="minorEastAsia"/>
+          <w:sz w:val="20"/>
+          <w:szCs w:val="20"/>
+          <w:lang w:val="es-ES"/>
+        </w:rPr>
+      </w:pPr>
+      <w:r>
+        <w:rPr>
+          <w:rFonts w:eastAsiaTheme="minorEastAsia"/>
+          <w:sz w:val="20"/>
+          <w:szCs w:val="20"/>
+          <w:lang w:val="es-ES"/>
+        </w:rPr>
+        <w:drawing>
+          <wp:inline distT="0" distB="0" distL="0" distR="0" wp14:anchorId="01E8BBFA" wp14:editId="60D23012">
+            <wp:extent cx="4191000" cy="1656389"/>
+            <wp:effectExtent l="0" t="0" r="0" b="1270"/>
+            <wp:docPr id="20" name="Imagen 20"/>
+            <wp:cNvGraphicFramePr>
+              <a:graphicFrameLocks xmlns:a="http://schemas.openxmlformats.org/drawingml/2006/main" noChangeAspect="1"/>
+            </wp:cNvGraphicFramePr>
+            <a:graphic xmlns:a="http://schemas.openxmlformats.org/drawingml/2006/main">
+              <a:graphicData uri="http://schemas.openxmlformats.org/drawingml/2006/picture">
+                <pic:pic xmlns:pic="http://schemas.openxmlformats.org/drawingml/2006/picture">
+                  <pic:nvPicPr>
+                    <pic:cNvPr id="1" name=""/>
+                    <pic:cNvPicPr/>
+                  </pic:nvPicPr>
+                  <pic:blipFill>
+                    <a:blip r:embed="rId53"/>
+                    <a:stretch>
+                      <a:fillRect/>
+                    </a:stretch>
+                  </pic:blipFill>
+                  <pic:spPr>
+                    <a:xfrm>
+                      <a:off x="0" y="0"/>
+                      <a:ext cx="4191000" cy="1656389"/>
+                    </a:xfrm>
+                    <a:prstGeom prst="rect">
+                      <a:avLst/>
+                    </a:prstGeom>
+                  </pic:spPr>
+                </pic:pic>
+              </a:graphicData>
+            </a:graphic>
+          </wp:inline>
+        </w:drawing>
+      </w:r>
+    </w:p>
+    <w:p>
+      <w:pPr>
+        <w:pStyle w:val="Prrafodelista"/>
+        <w:numPr>
+          <w:ilvl w:val="0"/>
+          <w:numId w:val="28"/>
+        </w:numPr>
+        <w:tabs>
+          <w:tab w:val="left" w:pos="1125"/>
+        </w:tabs>
+        <w:rPr>
+          <w:rFonts w:eastAsiaTheme="minorEastAsia"/>
+          <w:sz w:val="20"/>
+          <w:szCs w:val="20"/>
+          <w:lang w:val="es-ES"/>
+        </w:rPr>
+      </w:pPr>
+      <w:r>
+        <w:rPr>
+          <w:rFonts w:eastAsiaTheme="minorEastAsia"/>
+          <w:sz w:val="20"/>
+          <w:szCs w:val="20"/>
+          <w:lang w:val="es-ES"/>
+        </w:rPr>
+        <w:t xml:space="preserve">Si aumento la cantidad de muestras </w:t>
+      </w:r>
+      <m:oMath>
+        <m:r>
+          <w:rPr>
+            <w:rFonts w:ascii="Cambria Math" w:eastAsiaTheme="minorEastAsia" w:hAnsi="Cambria Math"/>
+            <w:sz w:val="20"/>
+            <w:szCs w:val="20"/>
+            <w:lang w:val="es-ES"/>
+          </w:rPr>
+          <m:t>N</m:t>
+        </m:r>
+      </m:oMath>
+      <w:r>
+        <w:rPr>
+          <w:rFonts w:eastAsiaTheme="minorEastAsia"/>
+          <w:sz w:val="20"/>
+          <w:szCs w:val="20"/>
+          <w:lang w:val="es-ES"/>
+        </w:rPr>
+        <w:t xml:space="preserve"> </w:t>
+      </w:r>
+      <w:r>
+        <w:rPr>
+          <w:rFonts w:eastAsiaTheme="minorEastAsia"/>
+          <w:sz w:val="20"/>
+          <w:szCs w:val="20"/>
+          <w:lang w:val="es-ES"/>
+        </w:rPr>
+        <w:sym w:font="Wingdings" w:char="F0E0"/>
+      </w:r>
+      <w:r>
+        <w:rPr>
+          <w:rFonts w:eastAsiaTheme="minorEastAsia"/>
+          <w:sz w:val="20"/>
+          <w:szCs w:val="20"/>
+          <w:lang w:val="es-ES"/>
+        </w:rPr>
+        <w:t xml:space="preserve"> disminuye el ancho del lóbulo principal, pero la magnitud de los lóbulos secundarios permanece fija. </w:t>
+      </w:r>
+    </w:p>
+    <w:p>
+      <w:pPr>
+        <w:pStyle w:val="Prrafodelista"/>
+        <w:numPr>
+          <w:ilvl w:val="0"/>
+          <w:numId w:val="28"/>
+        </w:numPr>
+        <w:tabs>
+          <w:tab w:val="left" w:pos="1125"/>
+        </w:tabs>
+        <w:rPr>
+          <w:rFonts w:eastAsiaTheme="minorEastAsia"/>
+          <w:sz w:val="20"/>
+          <w:szCs w:val="20"/>
+          <w:lang w:val="es-ES"/>
+        </w:rPr>
+      </w:pPr>
+      <w:r>
+        <w:rPr>
+          <w:rFonts w:eastAsiaTheme="minorEastAsia"/>
+          <w:sz w:val="20"/>
+          <w:szCs w:val="20"/>
+          <w:lang w:val="es-ES"/>
+        </w:rPr>
+        <w:t xml:space="preserve">No tiene ripple en banda de paso ni de rechazo. </w:t>
+      </w:r>
+    </w:p>
+    <w:p>
+      <w:pPr>
+        <w:tabs>
+          <w:tab w:val="left" w:pos="1125"/>
+        </w:tabs>
+        <w:jc w:val="center"/>
+        <w:rPr>
+          <w:rFonts w:eastAsiaTheme="minorEastAsia"/>
+          <w:sz w:val="20"/>
+          <w:szCs w:val="20"/>
+          <w:lang w:val="es-ES"/>
+        </w:rPr>
+      </w:pPr>
+      <w:r>
+        <w:rPr>
+          <w:rFonts w:eastAsiaTheme="minorEastAsia"/>
+          <w:sz w:val="20"/>
+          <w:szCs w:val="20"/>
+          <w:lang w:val="es-ES"/>
+        </w:rPr>
+        <w:lastRenderedPageBreak/>
+        <w:drawing>
+          <wp:inline distT="0" distB="0" distL="0" distR="0" wp14:anchorId="2961ABD0" wp14:editId="25041BFC">
+            <wp:extent cx="4038600" cy="2629797"/>
+            <wp:effectExtent l="0" t="0" r="0" b="0"/>
+            <wp:docPr id="21" name="Imagen 21"/>
+            <wp:cNvGraphicFramePr>
+              <a:graphicFrameLocks xmlns:a="http://schemas.openxmlformats.org/drawingml/2006/main" noChangeAspect="1"/>
+            </wp:cNvGraphicFramePr>
+            <a:graphic xmlns:a="http://schemas.openxmlformats.org/drawingml/2006/main">
+              <a:graphicData uri="http://schemas.openxmlformats.org/drawingml/2006/picture">
+                <pic:pic xmlns:pic="http://schemas.openxmlformats.org/drawingml/2006/picture">
+                  <pic:nvPicPr>
+                    <pic:cNvPr id="1" name=""/>
+                    <pic:cNvPicPr/>
+                  </pic:nvPicPr>
+                  <pic:blipFill>
+                    <a:blip r:embed="rId54"/>
+                    <a:stretch>
+                      <a:fillRect/>
+                    </a:stretch>
+                  </pic:blipFill>
+                  <pic:spPr>
+                    <a:xfrm>
+                      <a:off x="0" y="0"/>
+                      <a:ext cx="4041911" cy="2631953"/>
+                    </a:xfrm>
+                    <a:prstGeom prst="rect">
+                      <a:avLst/>
+                    </a:prstGeom>
+                  </pic:spPr>
+                </pic:pic>
+              </a:graphicData>
+            </a:graphic>
+          </wp:inline>
+        </w:drawing>
+      </w:r>
+    </w:p>
+    <w:p>
+      <w:pPr>
+        <w:tabs>
+          <w:tab w:val="left" w:pos="1125"/>
+        </w:tabs>
+        <w:jc w:val="center"/>
+        <w:rPr>
+          <w:rFonts w:eastAsiaTheme="minorEastAsia"/>
+          <w:sz w:val="20"/>
+          <w:szCs w:val="20"/>
+          <w:lang w:val="es-ES"/>
+        </w:rPr>
+      </w:pPr>
+      <w:r>
+        <w:rPr>
+          <w:rFonts w:eastAsiaTheme="minorEastAsia"/>
+          <w:sz w:val="20"/>
+          <w:szCs w:val="20"/>
+          <w:lang w:val="es-ES"/>
+        </w:rPr>
+        <w:drawing>
+          <wp:inline distT="0" distB="0" distL="0" distR="0" wp14:anchorId="5F4C9318" wp14:editId="15B332CD">
+            <wp:extent cx="4946515" cy="2066925"/>
+            <wp:effectExtent l="0" t="0" r="6985" b="0"/>
+            <wp:docPr id="18" name="Imagen 18"/>
+            <wp:cNvGraphicFramePr>
+              <a:graphicFrameLocks xmlns:a="http://schemas.openxmlformats.org/drawingml/2006/main" noChangeAspect="1"/>
+            </wp:cNvGraphicFramePr>
+            <a:graphic xmlns:a="http://schemas.openxmlformats.org/drawingml/2006/main">
+              <a:graphicData uri="http://schemas.openxmlformats.org/drawingml/2006/picture">
+                <pic:pic xmlns:pic="http://schemas.openxmlformats.org/drawingml/2006/picture">
+                  <pic:nvPicPr>
+                    <pic:cNvPr id="1" name=""/>
+                    <pic:cNvPicPr/>
+                  </pic:nvPicPr>
+                  <pic:blipFill>
+                    <a:blip r:embed="rId55"/>
+                    <a:stretch>
+                      <a:fillRect/>
+                    </a:stretch>
+                  </pic:blipFill>
+                  <pic:spPr>
+                    <a:xfrm>
+                      <a:off x="0" y="0"/>
+                      <a:ext cx="4960947" cy="2072956"/>
+                    </a:xfrm>
+                    <a:prstGeom prst="rect">
+                      <a:avLst/>
+                    </a:prstGeom>
+                  </pic:spPr>
+                </pic:pic>
+              </a:graphicData>
+            </a:graphic>
+          </wp:inline>
+        </w:drawing>
+      </w:r>
+    </w:p>
+    <w:p>
+      <w:pPr>
+        <w:tabs>
+          <w:tab w:val="left" w:pos="1125"/>
+        </w:tabs>
+        <w:rPr>
+          <w:rFonts w:eastAsiaTheme="minorEastAsia"/>
+          <w:b/>
+          <w:color w:val="ED7D31" w:themeColor="accent2"/>
+          <w:sz w:val="20"/>
+          <w:szCs w:val="20"/>
+          <w:lang w:val="es-ES"/>
+        </w:rPr>
+      </w:pPr>
+      <w:r>
+        <w:rPr>
+          <w:rFonts w:eastAsiaTheme="minorEastAsia"/>
+          <w:b/>
+          <w:color w:val="ED7D31" w:themeColor="accent2"/>
+          <w:sz w:val="20"/>
+          <w:szCs w:val="20"/>
+          <w:lang w:val="es-ES"/>
+        </w:rPr>
+        <w:t xml:space="preserve">Ventana Hann </w:t>
+      </w:r>
+    </w:p>
+    <w:p>
+      <w:pPr>
+        <w:pStyle w:val="Prrafodelista"/>
+        <w:numPr>
+          <w:ilvl w:val="0"/>
+          <w:numId w:val="29"/>
+        </w:numPr>
+        <w:tabs>
+          <w:tab w:val="left" w:pos="1125"/>
+        </w:tabs>
+        <w:rPr>
+          <w:rFonts w:eastAsiaTheme="minorEastAsia"/>
+          <w:sz w:val="20"/>
+          <w:szCs w:val="20"/>
+          <w:lang w:val="es-ES"/>
+        </w:rPr>
+      </w:pPr>
+      <w:r>
+        <w:rPr>
+          <w:rFonts w:eastAsiaTheme="minorEastAsia"/>
+          <w:sz w:val="20"/>
+          <w:szCs w:val="20"/>
+          <w:lang w:val="es-ES"/>
+        </w:rPr>
+        <w:t xml:space="preserve">Solo depende de </w:t>
+      </w:r>
+      <m:oMath>
+        <m:r>
+          <w:rPr>
+            <w:rFonts w:ascii="Cambria Math" w:eastAsiaTheme="minorEastAsia" w:hAnsi="Cambria Math"/>
+            <w:sz w:val="20"/>
+            <w:szCs w:val="20"/>
+            <w:lang w:val="es-ES"/>
+          </w:rPr>
+          <m:t>N</m:t>
+        </m:r>
+      </m:oMath>
+    </w:p>
+    <w:p>
+      <w:pPr>
+        <w:pStyle w:val="Prrafodelista"/>
+        <w:numPr>
+          <w:ilvl w:val="0"/>
+          <w:numId w:val="29"/>
+        </w:numPr>
+        <w:tabs>
+          <w:tab w:val="left" w:pos="1125"/>
+        </w:tabs>
+        <w:rPr>
+          <w:rFonts w:eastAsiaTheme="minorEastAsia"/>
+          <w:sz w:val="20"/>
+          <w:szCs w:val="20"/>
+          <w:lang w:val="es-ES"/>
+        </w:rPr>
+      </w:pPr>
+      <w:r>
+        <w:rPr>
+          <w:rFonts w:eastAsiaTheme="minorEastAsia"/>
+          <w:sz w:val="20"/>
+          <w:szCs w:val="20"/>
+          <w:lang w:val="es-ES"/>
+        </w:rPr>
+        <w:t xml:space="preserve">A diferencia de la Hamming, o tiene discontinuidades en sus extremos (sus lóbulos secundarios decrecen). </w:t>
+      </w:r>
+    </w:p>
+    <w:p>
+      <w:pPr>
+        <w:tabs>
+          <w:tab w:val="left" w:pos="1125"/>
+        </w:tabs>
+        <w:rPr>
+          <w:rFonts w:eastAsiaTheme="minorEastAsia"/>
+          <w:b/>
+          <w:color w:val="ED7D31" w:themeColor="accent2"/>
+          <w:sz w:val="20"/>
+          <w:szCs w:val="20"/>
+          <w:lang w:val="es-ES"/>
+        </w:rPr>
+      </w:pPr>
+      <w:r>
+        <w:rPr>
+          <w:rFonts w:eastAsiaTheme="minorEastAsia"/>
+          <w:b/>
+          <w:color w:val="ED7D31" w:themeColor="accent2"/>
+          <w:sz w:val="20"/>
+          <w:szCs w:val="20"/>
+          <w:lang w:val="es-ES"/>
+        </w:rPr>
+        <w:t xml:space="preserve">Ventana Blackman </w:t>
+      </w:r>
+    </w:p>
+    <w:p>
+      <w:pPr>
+        <w:pStyle w:val="Prrafodelista"/>
+        <w:numPr>
+          <w:ilvl w:val="0"/>
+          <w:numId w:val="30"/>
+        </w:numPr>
+        <w:tabs>
+          <w:tab w:val="left" w:pos="1125"/>
+        </w:tabs>
+        <w:rPr>
+          <w:rFonts w:eastAsiaTheme="minorEastAsia"/>
+          <w:sz w:val="20"/>
+          <w:szCs w:val="20"/>
+          <w:lang w:val="es-ES"/>
+        </w:rPr>
+      </w:pPr>
+      <w:r>
+        <w:rPr>
+          <w:rFonts w:eastAsiaTheme="minorEastAsia"/>
+          <w:sz w:val="20"/>
+          <w:szCs w:val="20"/>
+          <w:lang w:val="es-ES"/>
+        </w:rPr>
+        <w:t xml:space="preserve">Es un híbrido entre la ventana de Hamming y la ventana Hann. </w:t>
+      </w:r>
+    </w:p>
+    <w:p>
+      <w:pPr>
+        <w:pStyle w:val="Prrafodelista"/>
+        <w:numPr>
+          <w:ilvl w:val="0"/>
+          <w:numId w:val="30"/>
+        </w:numPr>
+        <w:tabs>
+          <w:tab w:val="left" w:pos="1125"/>
+        </w:tabs>
+        <w:rPr>
+          <w:rFonts w:eastAsiaTheme="minorEastAsia"/>
+          <w:sz w:val="20"/>
+          <w:szCs w:val="20"/>
+          <w:lang w:val="es-ES"/>
+        </w:rPr>
+      </w:pPr>
+      <w:r>
+        <w:rPr>
+          <w:rFonts w:eastAsiaTheme="minorEastAsia"/>
+          <w:sz w:val="20"/>
+          <w:szCs w:val="20"/>
+          <w:lang w:val="es-ES"/>
+        </w:rPr>
+        <w:t xml:space="preserve">Depende solo de </w:t>
+      </w:r>
+      <m:oMath>
+        <m:r>
+          <w:rPr>
+            <w:rFonts w:ascii="Cambria Math" w:eastAsiaTheme="minorEastAsia" w:hAnsi="Cambria Math"/>
+            <w:sz w:val="20"/>
+            <w:szCs w:val="20"/>
+            <w:lang w:val="es-ES"/>
+          </w:rPr>
+          <m:t>N</m:t>
+        </m:r>
+      </m:oMath>
+      <w:r>
+        <w:rPr>
+          <w:rFonts w:eastAsiaTheme="minorEastAsia"/>
+          <w:sz w:val="20"/>
+          <w:szCs w:val="20"/>
+          <w:lang w:val="es-ES"/>
+        </w:rPr>
+        <w:t xml:space="preserve">. </w:t>
+      </w:r>
+    </w:p>
+    <w:p>
+      <w:pPr>
+        <w:pStyle w:val="Prrafodelista"/>
+        <w:numPr>
+          <w:ilvl w:val="0"/>
+          <w:numId w:val="30"/>
+        </w:numPr>
+        <w:tabs>
+          <w:tab w:val="left" w:pos="1125"/>
+        </w:tabs>
+        <w:rPr>
+          <w:rFonts w:eastAsiaTheme="minorEastAsia"/>
+          <w:sz w:val="20"/>
+          <w:szCs w:val="20"/>
+          <w:lang w:val="es-ES"/>
+        </w:rPr>
+      </w:pPr>
+      <w:r>
+        <w:rPr>
+          <w:rFonts w:eastAsiaTheme="minorEastAsia"/>
+          <w:sz w:val="20"/>
+          <w:szCs w:val="20"/>
+          <w:lang w:val="es-ES"/>
+        </w:rPr>
+        <w:t xml:space="preserve">La magnitud del primer lóbulo secundario es menor (como la Hamming), pero los lóbulos secundarios decrecen (como la Hann). </w:t>
+      </w:r>
+    </w:p>
+    <w:p>
+      <w:pPr>
+        <w:tabs>
+          <w:tab w:val="left" w:pos="1125"/>
+        </w:tabs>
+        <w:rPr>
+          <w:rFonts w:eastAsiaTheme="minorEastAsia"/>
+          <w:b/>
+          <w:color w:val="ED7D31" w:themeColor="accent2"/>
+          <w:sz w:val="20"/>
+          <w:szCs w:val="20"/>
+          <w:lang w:val="es-ES"/>
+        </w:rPr>
+      </w:pPr>
+      <w:r>
+        <w:rPr>
+          <w:rFonts w:eastAsiaTheme="minorEastAsia"/>
+          <w:b/>
+          <w:color w:val="ED7D31" w:themeColor="accent2"/>
+          <w:sz w:val="20"/>
+          <w:szCs w:val="20"/>
+          <w:lang w:val="es-ES"/>
+        </w:rPr>
+        <w:t xml:space="preserve">Ventana Flattop </w:t>
+      </w:r>
+    </w:p>
+    <w:p>
+      <w:pPr>
+        <w:pStyle w:val="Prrafodelista"/>
+        <w:numPr>
+          <w:ilvl w:val="0"/>
+          <w:numId w:val="32"/>
+        </w:numPr>
+        <w:tabs>
+          <w:tab w:val="left" w:pos="1125"/>
+        </w:tabs>
+        <w:rPr>
+          <w:rFonts w:eastAsiaTheme="minorEastAsia"/>
+          <w:sz w:val="20"/>
+          <w:szCs w:val="20"/>
+          <w:lang w:val="es-ES"/>
+        </w:rPr>
+      </w:pPr>
+      <w:r>
+        <w:rPr>
+          <w:rFonts w:eastAsiaTheme="minorEastAsia"/>
+          <w:sz w:val="20"/>
+          <w:szCs w:val="20"/>
+          <w:lang w:val="es-ES"/>
+        </w:rPr>
+        <w:t xml:space="preserve">Tiene un lóbulo principal ancho, pero con un tope extremadamente plano. </w:t>
+      </w:r>
+    </w:p>
+    <w:p>
+      <w:pPr>
+        <w:pStyle w:val="Prrafodelista"/>
+        <w:numPr>
+          <w:ilvl w:val="0"/>
+          <w:numId w:val="32"/>
+        </w:numPr>
+        <w:tabs>
+          <w:tab w:val="left" w:pos="1125"/>
+        </w:tabs>
+        <w:rPr>
+          <w:rFonts w:eastAsiaTheme="minorEastAsia"/>
+          <w:sz w:val="20"/>
+          <w:szCs w:val="20"/>
+          <w:lang w:val="es-ES"/>
+        </w:rPr>
+      </w:pPr>
+      <w:r>
+        <w:rPr>
+          <w:rFonts w:eastAsiaTheme="minorEastAsia"/>
+          <w:sz w:val="20"/>
+          <w:szCs w:val="20"/>
+          <w:lang w:val="es-ES"/>
+        </w:rPr>
+        <w:t xml:space="preserve">Permite medir la amplitud de una frecuencia pura con muy poca distorsión en la magnitud. </w:t>
+      </w:r>
+    </w:p>
+    <w:p>
+      <w:pPr>
+        <w:pStyle w:val="Prrafodelista"/>
+        <w:numPr>
+          <w:ilvl w:val="0"/>
+          <w:numId w:val="32"/>
+        </w:numPr>
+        <w:tabs>
+          <w:tab w:val="left" w:pos="1125"/>
+        </w:tabs>
+        <w:rPr>
+          <w:rFonts w:eastAsiaTheme="minorEastAsia"/>
+          <w:sz w:val="20"/>
+          <w:szCs w:val="20"/>
+          <w:lang w:val="es-ES"/>
+        </w:rPr>
+      </w:pPr>
+      <w:r>
+        <w:rPr>
+          <w:rFonts w:eastAsiaTheme="minorEastAsia"/>
+          <w:sz w:val="20"/>
+          <w:szCs w:val="20"/>
+          <w:lang w:val="es-ES"/>
+        </w:rPr>
+        <w:t xml:space="preserve">Tiene lóbulos secundarios más altos que la Blackman. </w:t>
+      </w:r>
+    </w:p>
+    <w:p>
+      <w:pPr>
+        <w:pStyle w:val="Prrafodelista"/>
+        <w:numPr>
+          <w:ilvl w:val="0"/>
+          <w:numId w:val="32"/>
+        </w:numPr>
+        <w:tabs>
+          <w:tab w:val="left" w:pos="1125"/>
+        </w:tabs>
+        <w:rPr>
+          <w:rFonts w:eastAsiaTheme="minorEastAsia"/>
+          <w:sz w:val="20"/>
+          <w:szCs w:val="20"/>
+          <w:lang w:val="es-ES"/>
+        </w:rPr>
+      </w:pPr>
+      <w:r>
+        <w:rPr>
+          <w:rFonts w:eastAsiaTheme="minorEastAsia"/>
+          <w:sz w:val="20"/>
+          <w:szCs w:val="20"/>
+          <w:lang w:val="es-ES"/>
+        </w:rPr>
+        <w:t xml:space="preserve">Sirve para realizar análisis espectral. </w:t>
+      </w:r>
+    </w:p>
+    <w:p>
+      <w:pPr>
+        <w:tabs>
+          <w:tab w:val="left" w:pos="1125"/>
+        </w:tabs>
+        <w:rPr>
+          <w:rFonts w:eastAsiaTheme="minorEastAsia"/>
+          <w:b/>
+          <w:color w:val="ED7D31" w:themeColor="accent2"/>
+          <w:sz w:val="20"/>
+          <w:szCs w:val="20"/>
+          <w:lang w:val="es-ES"/>
+        </w:rPr>
+      </w:pPr>
+      <w:r>
+        <w:rPr>
+          <w:rFonts w:eastAsiaTheme="minorEastAsia"/>
+          <w:b/>
+          <w:color w:val="ED7D31" w:themeColor="accent2"/>
+          <w:sz w:val="20"/>
+          <w:szCs w:val="20"/>
+          <w:lang w:val="es-ES"/>
+        </w:rPr>
+        <w:t>Compromiso para diseño de filtros FIR con ventanas</w:t>
+      </w:r>
+    </w:p>
+    <w:p>
+      <w:pPr>
+        <w:pStyle w:val="Prrafodelista"/>
+        <w:numPr>
+          <w:ilvl w:val="0"/>
+          <w:numId w:val="35"/>
+        </w:numPr>
+        <w:tabs>
+          <w:tab w:val="left" w:pos="1125"/>
+        </w:tabs>
+        <w:rPr>
+          <w:rFonts w:eastAsiaTheme="minorEastAsia"/>
+          <w:sz w:val="20"/>
+          <w:szCs w:val="20"/>
+          <w:lang w:val="es-ES"/>
+        </w:rPr>
+      </w:pPr>
+      <w:r>
+        <w:rPr>
+          <w:rFonts w:eastAsiaTheme="minorEastAsia"/>
+          <w:sz w:val="20"/>
+          <w:szCs w:val="20"/>
+          <w:lang w:val="es-ES"/>
+        </w:rPr>
+        <w:t xml:space="preserve">Si quiero tener un mejor ancho de la banda de transición (como el de la rectangular) con una buena atenuación en la banda de rechazo (como la ventana de Hamming), necesito un mayor orden del filtro (longitud </w:t>
+      </w:r>
+      <m:oMath>
+        <m:r>
+          <w:rPr>
+            <w:rFonts w:ascii="Cambria Math" w:eastAsiaTheme="minorEastAsia" w:hAnsi="Cambria Math"/>
+            <w:sz w:val="20"/>
+            <w:szCs w:val="20"/>
+            <w:lang w:val="es-ES"/>
+          </w:rPr>
+          <m:t>N</m:t>
+        </m:r>
+      </m:oMath>
+      <w:r>
+        <w:rPr>
+          <w:rFonts w:eastAsiaTheme="minorEastAsia"/>
+          <w:sz w:val="20"/>
+          <w:szCs w:val="20"/>
+          <w:lang w:val="es-ES"/>
+        </w:rPr>
+        <w:t xml:space="preserve">), lo cual incrementa el costo computacional. </w:t>
+      </w:r>
+    </w:p>
+    <w:p>
+      <w:pPr>
+        <w:pStyle w:val="Prrafodelista"/>
+        <w:numPr>
+          <w:ilvl w:val="0"/>
+          <w:numId w:val="35"/>
+        </w:numPr>
+        <w:tabs>
+          <w:tab w:val="left" w:pos="1125"/>
+        </w:tabs>
+        <w:rPr>
+          <w:rFonts w:eastAsiaTheme="minorEastAsia"/>
+          <w:sz w:val="20"/>
+          <w:szCs w:val="20"/>
+          <w:lang w:val="es-ES"/>
+        </w:rPr>
+      </w:pPr>
+      <w:r>
+        <w:rPr>
+          <w:rFonts w:eastAsiaTheme="minorEastAsia"/>
+          <w:sz w:val="20"/>
+          <w:szCs w:val="20"/>
+          <w:lang w:val="es-ES"/>
+        </w:rPr>
+        <w:t xml:space="preserve">Estrategia practica: elegir primero la ventana que cumpla con las especificaciones de atenuación de la banda de rechazo y después ajustar </w:t>
+      </w:r>
+      <m:oMath>
+        <m:r>
+          <w:rPr>
+            <w:rFonts w:ascii="Cambria Math" w:eastAsiaTheme="minorEastAsia" w:hAnsi="Cambria Math"/>
+            <w:sz w:val="20"/>
+            <w:szCs w:val="20"/>
+            <w:lang w:val="es-ES"/>
+          </w:rPr>
+          <m:t>N</m:t>
+        </m:r>
+      </m:oMath>
+      <w:r>
+        <w:rPr>
+          <w:rFonts w:eastAsiaTheme="minorEastAsia"/>
+          <w:sz w:val="20"/>
+          <w:szCs w:val="20"/>
+          <w:lang w:val="es-ES"/>
+        </w:rPr>
+        <w:t xml:space="preserve"> para alcanzar el ancho de transición deseado. </w:t>
+      </w:r>
+    </w:p>
+    <w:p>
+      <w:pPr>
+        <w:tabs>
+          <w:tab w:val="left" w:pos="1125"/>
+        </w:tabs>
+        <w:rPr>
+          <w:rFonts w:eastAsiaTheme="minorEastAsia"/>
+          <w:b/>
+          <w:color w:val="ED7D31" w:themeColor="accent2"/>
+          <w:sz w:val="20"/>
+          <w:szCs w:val="20"/>
+          <w:lang w:val="es-ES"/>
+        </w:rPr>
+      </w:pPr>
+      <w:r>
+        <w:rPr>
+          <w:rFonts w:eastAsiaTheme="minorEastAsia"/>
+          <w:b/>
+          <w:color w:val="ED7D31" w:themeColor="accent2"/>
+          <w:sz w:val="20"/>
+          <w:szCs w:val="20"/>
+          <w:lang w:val="es-ES"/>
+        </w:rPr>
+        <w:lastRenderedPageBreak/>
+        <w:t xml:space="preserve">Orden del filtro </w:t>
+      </w:r>
+    </w:p>
+    <w:p>
+      <w:pPr>
+        <w:tabs>
+          <w:tab w:val="left" w:pos="1125"/>
+        </w:tabs>
+        <w:rPr>
+          <w:rFonts w:eastAsiaTheme="minorEastAsia"/>
+          <w:sz w:val="20"/>
+          <w:szCs w:val="20"/>
+          <w:lang w:val="es-ES"/>
+        </w:rPr>
+      </w:pPr>
+      <m:oMathPara>
+        <m:oMath>
+          <m:r>
+            <w:rPr>
+              <w:rFonts w:ascii="Cambria Math" w:eastAsiaTheme="minorEastAsia" w:hAnsi="Cambria Math"/>
+              <w:sz w:val="20"/>
+              <w:szCs w:val="20"/>
+              <w:lang w:val="es-ES"/>
+            </w:rPr>
+            <m:t>M=N-1</m:t>
+          </m:r>
+        </m:oMath>
+      </m:oMathPara>
+    </w:p>
+    <w:p>
+      <w:pPr>
+        <w:tabs>
+          <w:tab w:val="left" w:pos="1125"/>
+        </w:tabs>
+        <w:rPr>
+          <w:rFonts w:eastAsiaTheme="minorEastAsia"/>
+          <w:sz w:val="20"/>
+          <w:szCs w:val="20"/>
+          <w:lang w:val="es-ES"/>
+        </w:rPr>
+      </w:pPr>
+      <w:r>
+        <w:rPr>
+          <w:rFonts w:eastAsiaTheme="minorEastAsia"/>
+          <w:sz w:val="20"/>
+          <w:szCs w:val="20"/>
+          <w:lang w:val="es-ES"/>
+        </w:rPr>
+        <w:t xml:space="preserve">A medida que disminuye el ancho de banda de transición, aumenta el orden </w:t>
+      </w:r>
+      <m:oMath>
+        <m:r>
+          <w:rPr>
+            <w:rFonts w:ascii="Cambria Math" w:eastAsiaTheme="minorEastAsia" w:hAnsi="Cambria Math"/>
+            <w:sz w:val="20"/>
+            <w:szCs w:val="20"/>
+            <w:lang w:val="es-ES"/>
+          </w:rPr>
+          <m:t>M</m:t>
+        </m:r>
+      </m:oMath>
+      <w:r>
+        <w:rPr>
+          <w:rFonts w:eastAsiaTheme="minorEastAsia"/>
+          <w:sz w:val="20"/>
+          <w:szCs w:val="20"/>
+          <w:lang w:val="es-ES"/>
+        </w:rPr>
+        <w:t xml:space="preserve">. </w:t>
+      </w:r>
+    </w:p>
+    <w:p>
+      <w:pPr>
+        <w:tabs>
+          <w:tab w:val="left" w:pos="1125"/>
+        </w:tabs>
+        <w:rPr>
+          <w:rFonts w:eastAsiaTheme="minorEastAsia"/>
+          <w:b/>
+          <w:sz w:val="20"/>
+          <w:szCs w:val="20"/>
+          <w:u w:val="single"/>
+          <w:lang w:val="es-ES"/>
+        </w:rPr>
+      </w:pPr>
+      <w:bookmarkStart w:id="0" w:name="_GoBack"/>
+      <w:r>
+        <w:rPr>
+          <w:rFonts w:eastAsiaTheme="minorEastAsia"/>
+          <w:b/>
+          <w:color w:val="7030A0"/>
+          <w:sz w:val="20"/>
+          <w:szCs w:val="20"/>
+          <w:u w:val="single"/>
+          <w:lang w:val="es-ES"/>
+        </w:rPr>
+        <w:t>Filtros de respuesta al impulso infinita (Filtros IIR)</w:t>
+      </w:r>
+      <w:bookmarkEnd w:id="0"/>
+    </w:p>
+    <w:p>
+      <w:pPr>
+        <w:tabs>
+          <w:tab w:val="left" w:pos="1125"/>
+        </w:tabs>
+        <w:rPr>
+          <w:rFonts w:eastAsiaTheme="minorEastAsia"/>
+          <w:sz w:val="20"/>
+          <w:szCs w:val="20"/>
+          <w:lang w:val="es-ES"/>
+        </w:rPr>
+      </w:pPr>
+    </w:p>
+    <w:p>
+      <w:pPr>
+        <w:tabs>
+          <w:tab w:val="left" w:pos="1125"/>
+        </w:tabs>
+        <w:rPr>
+          <w:rFonts w:eastAsiaTheme="minorEastAsia"/>
+          <w:sz w:val="20"/>
+          <w:szCs w:val="20"/>
+          <w:lang w:val="es-ES"/>
+        </w:rPr>
+      </w:pPr>
+    </w:p>
+    <w:p>
+      <w:pPr>
+        <w:tabs>
+          <w:tab w:val="left" w:pos="1125"/>
+        </w:tabs>
+        <w:jc w:val="center"/>
+        <w:rPr>
+          <w:rFonts w:eastAsiaTheme="minorEastAsia"/>
+          <w:sz w:val="20"/>
+          <w:szCs w:val="20"/>
+          <w:lang w:val="es-ES"/>
+        </w:rPr>
+      </w:pPr>
+    </w:p>
+    <w:p>
+      <w:pPr>
+        <w:tabs>
+          <w:tab w:val="left" w:pos="1125"/>
+        </w:tabs>
+        <w:rPr>
+          <w:rFonts w:eastAsiaTheme="minorEastAsia"/>
+          <w:sz w:val="20"/>
+          <w:szCs w:val="20"/>
+          <w:lang w:val="es-ES"/>
+        </w:rPr>
+      </w:pPr>
+    </w:p>
+    <w:p>
+      <w:pPr>
+        <w:tabs>
+          <w:tab w:val="left" w:pos="1125"/>
+        </w:tabs>
+        <w:rPr>
+          <w:rFonts w:eastAsiaTheme="minorEastAsia"/>
+          <w:sz w:val="20"/>
+          <w:szCs w:val="20"/>
+          <w:lang w:val="es-ES"/>
+        </w:rPr>
+      </w:pPr>
+      <w:r>
+        <w:rPr>
+          <w:rFonts w:eastAsiaTheme="minorEastAsia"/>
+          <w:sz w:val="20"/>
+          <w:szCs w:val="20"/>
+          <w:lang w:val="es-ES"/>
+        </w:rPr>
+        <w:t xml:space="preserve"> </w:t>
+      </w:r>
+    </w:p>
+    <w:p>
+      <w:pPr>
+        <w:tabs>
+          <w:tab w:val="left" w:pos="1125"/>
+        </w:tabs>
+        <w:rPr>
+          <w:rFonts w:eastAsiaTheme="minorEastAsia"/>
+          <w:sz w:val="20"/>
+          <w:szCs w:val="20"/>
+          <w:lang w:val="es-ES"/>
+        </w:rPr>
+      </w:pPr>
+    </w:p>
+    <w:p>
+      <w:pPr>
+        <w:tabs>
+          <w:tab w:val="left" w:pos="1125"/>
+        </w:tabs>
+        <w:rPr>
+          <w:rFonts w:eastAsiaTheme="minorEastAsia"/>
+          <w:sz w:val="20"/>
+          <w:szCs w:val="20"/>
+          <w:lang w:val="es-ES"/>
+        </w:rPr>
+      </w:pPr>
+    </w:p>
+    <w:p>
+      <w:pPr>
+        <w:tabs>
+          <w:tab w:val="left" w:pos="1125"/>
+        </w:tabs>
+        <w:rPr>
+          <w:rFonts w:eastAsiaTheme="minorEastAsia"/>
+          <w:sz w:val="20"/>
+          <w:szCs w:val="20"/>
+          <w:lang w:val="es-ES"/>
+        </w:rPr>
+      </w:pPr>
+    </w:p>
+    <w:p>
+      <w:pPr>
+        <w:rPr>
+          <w:rFonts w:eastAsiaTheme="minorEastAsia"/>
+          <w:b/>
+          <w:color w:val="7030A0"/>
+          <w:sz w:val="20"/>
+          <w:szCs w:val="20"/>
+          <w:u w:val="single"/>
+          <w:lang w:val="es-ES"/>
+        </w:rPr>
+      </w:pPr>
+      <w:r>
+        <w:rPr>
+          <w:rFonts w:eastAsiaTheme="minorEastAsia"/>
+          <w:b/>
+          <w:color w:val="7030A0"/>
+          <w:sz w:val="20"/>
+          <w:szCs w:val="20"/>
+          <w:u w:val="single"/>
+          <w:lang w:val="es-ES"/>
+        </w:rPr>
+        <w:t xml:space="preserve">Funciones de </w:t>
+      </w:r>
+      <w:r>
+        <w:rPr>
+          <w:rFonts w:eastAsiaTheme="minorEastAsia"/>
+          <w:b/>
+          <w:color w:val="7030A0"/>
+          <w:sz w:val="20"/>
+          <w:szCs w:val="20"/>
+          <w:u w:val="single"/>
+          <w:lang w:val="es-ES"/>
+        </w:rPr>
+        <w:t>aproximación</w:t>
+      </w:r>
+    </w:p>
+    <w:p>
+      <w:pPr>
+        <w:rPr>
+          <w:rFonts w:eastAsiaTheme="minorEastAsia"/>
+          <w:b/>
+          <w:color w:val="7030A0"/>
+          <w:sz w:val="20"/>
+          <w:szCs w:val="20"/>
+          <w:u w:val="single"/>
+          <w:lang w:val="es-ES"/>
+        </w:rPr>
+      </w:pPr>
+      <w:r>
+        <w:rPr>
+          <w:rFonts w:eastAsiaTheme="minorEastAsia"/>
+          <w:b/>
+          <w:color w:val="7030A0"/>
+          <w:sz w:val="20"/>
+          <w:szCs w:val="20"/>
+          <w:u w:val="single"/>
+          <w:lang w:val="es-ES"/>
+        </w:rPr>
         <w:t>Diseño de filtros FIR</w:t>
       </w:r>
     </w:p>
@@ -15153,7 +19514,7 @@
     </w:p>
     <w:sectPr>
       <w:pgSz w:w="12240" w:h="15840"/>
-      <w:pgMar w:top="1417" w:right="1701" w:bottom="1417" w:left="1701" w:header="708" w:footer="708" w:gutter="0"/>
+      <w:pgMar w:top="720" w:right="720" w:bottom="720" w:left="720" w:header="708" w:footer="708" w:gutter="0"/>
       <w:cols w:space="708"/>
       <w:docGrid w:linePitch="360"/>
     </w:sectPr>
@@ -15164,6 +19525,119 @@
 <file path=word/numbering.xml><?xml version="1.0" encoding="utf-8"?>
 <w:numbering xmlns:wpc="http://schemas.microsoft.com/office/word/2010/wordprocessingCanvas" xmlns:cx="http://schemas.microsoft.com/office/drawing/2014/chartex" xmlns:mc="http://schemas.openxmlformats.org/markup-compatibility/2006" xmlns:o="urn:schemas-microsoft-com:office:office" xmlns:r="http://schemas.openxmlformats.org/officeDocument/2006/relationships" xmlns:m="http://schemas.openxmlformats.org/officeDocument/2006/math" xmlns:v="urn:schemas-microsoft-com:vml" xmlns:wp14="http://schemas.microsoft.com/office/word/2010/wordprocessingDrawing" xmlns:wp="http://schemas.openxmlformats.org/drawingml/2006/wordprocessingDrawing" xmlns:w10="urn:schemas-microsoft-com:office:word" xmlns:w="http://schemas.openxmlformats.org/wordprocessingml/2006/main" xmlns:w14="http://schemas.microsoft.com/office/word/2010/wordml" xmlns:w15="http://schemas.microsoft.com/office/word/2012/wordml" xmlns:w16se="http://schemas.microsoft.com/office/word/2015/wordml/symex" xmlns:wpg="http://schemas.microsoft.com/office/word/2010/wordprocessingGroup" xmlns:wpi="http://schemas.microsoft.com/office/word/2010/wordprocessingInk" xmlns:wne="http://schemas.microsoft.com/office/word/2006/wordml" xmlns:wps="http://schemas.microsoft.com/office/word/2010/wordprocessingShape" mc:Ignorable="w14 w15 w16se wp14">
   <w:abstractNum w:abstractNumId="0" w15:restartNumberingAfterBreak="0">
+    <w:nsid w:val="00E578A5"/>
+    <w:multiLevelType w:val="hybridMultilevel"/>
+    <w:tmpl w:val="63B224EE"/>
+    <w:lvl w:ilvl="0" w:tplc="04090001">
+      <w:start w:val="1"/>
+      <w:numFmt w:val="bullet"/>
+      <w:lvlText w:val=""/>
+      <w:lvlJc w:val="left"/>
+      <w:pPr>
+        <w:ind w:left="720" w:hanging="360"/>
+      </w:pPr>
+      <w:rPr>
+        <w:rFonts w:ascii="Symbol" w:hAnsi="Symbol" w:hint="default"/>
+      </w:rPr>
+    </w:lvl>
+    <w:lvl w:ilvl="1" w:tplc="04090003" w:tentative="1">
+      <w:start w:val="1"/>
+      <w:numFmt w:val="bullet"/>
+      <w:lvlText w:val="o"/>
+      <w:lvlJc w:val="left"/>
+      <w:pPr>
+        <w:ind w:left="1440" w:hanging="360"/>
+      </w:pPr>
+      <w:rPr>
+        <w:rFonts w:ascii="Courier New" w:hAnsi="Courier New" w:cs="Courier New" w:hint="default"/>
+      </w:rPr>
+    </w:lvl>
+    <w:lvl w:ilvl="2" w:tplc="04090005" w:tentative="1">
+      <w:start w:val="1"/>
+      <w:numFmt w:val="bullet"/>
+      <w:lvlText w:val=""/>
+      <w:lvlJc w:val="left"/>
+      <w:pPr>
+        <w:ind w:left="2160" w:hanging="360"/>
+      </w:pPr>
+      <w:rPr>
+        <w:rFonts w:ascii="Wingdings" w:hAnsi="Wingdings" w:hint="default"/>
+      </w:rPr>
+    </w:lvl>
+    <w:lvl w:ilvl="3" w:tplc="04090001" w:tentative="1">
+      <w:start w:val="1"/>
+      <w:numFmt w:val="bullet"/>
+      <w:lvlText w:val=""/>
+      <w:lvlJc w:val="left"/>
+      <w:pPr>
+        <w:ind w:left="2880" w:hanging="360"/>
+      </w:pPr>
+      <w:rPr>
+        <w:rFonts w:ascii="Symbol" w:hAnsi="Symbol" w:hint="default"/>
+      </w:rPr>
+    </w:lvl>
+    <w:lvl w:ilvl="4" w:tplc="04090003" w:tentative="1">
+      <w:start w:val="1"/>
+      <w:numFmt w:val="bullet"/>
+      <w:lvlText w:val="o"/>
+      <w:lvlJc w:val="left"/>
+      <w:pPr>
+        <w:ind w:left="3600" w:hanging="360"/>
+      </w:pPr>
+      <w:rPr>
+        <w:rFonts w:ascii="Courier New" w:hAnsi="Courier New" w:cs="Courier New" w:hint="default"/>
+      </w:rPr>
+    </w:lvl>
+    <w:lvl w:ilvl="5" w:tplc="04090005" w:tentative="1">
+      <w:start w:val="1"/>
+      <w:numFmt w:val="bullet"/>
+      <w:lvlText w:val=""/>
+      <w:lvlJc w:val="left"/>
+      <w:pPr>
+        <w:ind w:left="4320" w:hanging="360"/>
+      </w:pPr>
+      <w:rPr>
+        <w:rFonts w:ascii="Wingdings" w:hAnsi="Wingdings" w:hint="default"/>
+      </w:rPr>
+    </w:lvl>
+    <w:lvl w:ilvl="6" w:tplc="04090001" w:tentative="1">
+      <w:start w:val="1"/>
+      <w:numFmt w:val="bullet"/>
+      <w:lvlText w:val=""/>
+      <w:lvlJc w:val="left"/>
+      <w:pPr>
+        <w:ind w:left="5040" w:hanging="360"/>
+      </w:pPr>
+      <w:rPr>
+        <w:rFonts w:ascii="Symbol" w:hAnsi="Symbol" w:hint="default"/>
+      </w:rPr>
+    </w:lvl>
+    <w:lvl w:ilvl="7" w:tplc="04090003" w:tentative="1">
+      <w:start w:val="1"/>
+      <w:numFmt w:val="bullet"/>
+      <w:lvlText w:val="o"/>
+      <w:lvlJc w:val="left"/>
+      <w:pPr>
+        <w:ind w:left="5760" w:hanging="360"/>
+      </w:pPr>
+      <w:rPr>
+        <w:rFonts w:ascii="Courier New" w:hAnsi="Courier New" w:cs="Courier New" w:hint="default"/>
+      </w:rPr>
+    </w:lvl>
+    <w:lvl w:ilvl="8" w:tplc="04090005" w:tentative="1">
+      <w:start w:val="1"/>
+      <w:numFmt w:val="bullet"/>
+      <w:lvlText w:val=""/>
+      <w:lvlJc w:val="left"/>
+      <w:pPr>
+        <w:ind w:left="6480" w:hanging="360"/>
+      </w:pPr>
+      <w:rPr>
+        <w:rFonts w:ascii="Wingdings" w:hAnsi="Wingdings" w:hint="default"/>
+      </w:rPr>
+    </w:lvl>
+  </w:abstractNum>
+  <w:abstractNum w:abstractNumId="1" w15:restartNumberingAfterBreak="0">
     <w:nsid w:val="03E33DCE"/>
     <w:multiLevelType w:val="hybridMultilevel"/>
     <w:tmpl w:val="A50404AE"/>
@@ -15276,7 +19750,7 @@
       </w:rPr>
     </w:lvl>
   </w:abstractNum>
-  <w:abstractNum w:abstractNumId="1" w15:restartNumberingAfterBreak="0">
+  <w:abstractNum w:abstractNumId="2" w15:restartNumberingAfterBreak="0">
     <w:nsid w:val="108D2743"/>
     <w:multiLevelType w:val="hybridMultilevel"/>
     <w:tmpl w:val="AC98C0B8"/>
@@ -15365,7 +19839,7 @@
       </w:pPr>
     </w:lvl>
   </w:abstractNum>
-  <w:abstractNum w:abstractNumId="2" w15:restartNumberingAfterBreak="0">
+  <w:abstractNum w:abstractNumId="3" w15:restartNumberingAfterBreak="0">
     <w:nsid w:val="16403797"/>
     <w:multiLevelType w:val="hybridMultilevel"/>
     <w:tmpl w:val="DFCC386E"/>
@@ -15480,7 +19954,7 @@
       </w:rPr>
     </w:lvl>
   </w:abstractNum>
-  <w:abstractNum w:abstractNumId="3" w15:restartNumberingAfterBreak="0">
+  <w:abstractNum w:abstractNumId="4" w15:restartNumberingAfterBreak="0">
     <w:nsid w:val="16E745C5"/>
     <w:multiLevelType w:val="hybridMultilevel"/>
     <w:tmpl w:val="A9220950"/>
@@ -15593,7 +20067,7 @@
       </w:rPr>
     </w:lvl>
   </w:abstractNum>
-  <w:abstractNum w:abstractNumId="4" w15:restartNumberingAfterBreak="0">
+  <w:abstractNum w:abstractNumId="5" w15:restartNumberingAfterBreak="0">
     <w:nsid w:val="1993476A"/>
     <w:multiLevelType w:val="hybridMultilevel"/>
     <w:tmpl w:val="A232CF6E"/>
@@ -15682,7 +20156,7 @@
       </w:pPr>
     </w:lvl>
   </w:abstractNum>
-  <w:abstractNum w:abstractNumId="5" w15:restartNumberingAfterBreak="0">
+  <w:abstractNum w:abstractNumId="6" w15:restartNumberingAfterBreak="0">
     <w:nsid w:val="1C407AD5"/>
     <w:multiLevelType w:val="hybridMultilevel"/>
     <w:tmpl w:val="DF02E5C8"/>
@@ -15795,7 +20269,7 @@
       </w:rPr>
     </w:lvl>
   </w:abstractNum>
-  <w:abstractNum w:abstractNumId="6" w15:restartNumberingAfterBreak="0">
+  <w:abstractNum w:abstractNumId="7" w15:restartNumberingAfterBreak="0">
     <w:nsid w:val="23BE57AD"/>
     <w:multiLevelType w:val="hybridMultilevel"/>
     <w:tmpl w:val="5BC4D06A"/>
@@ -15911,7 +20385,120 @@
       </w:rPr>
     </w:lvl>
   </w:abstractNum>
-  <w:abstractNum w:abstractNumId="7" w15:restartNumberingAfterBreak="0">
+  <w:abstractNum w:abstractNumId="8" w15:restartNumberingAfterBreak="0">
+    <w:nsid w:val="2784202D"/>
+    <w:multiLevelType w:val="hybridMultilevel"/>
+    <w:tmpl w:val="382EAA2E"/>
+    <w:lvl w:ilvl="0" w:tplc="04090001">
+      <w:start w:val="1"/>
+      <w:numFmt w:val="bullet"/>
+      <w:lvlText w:val=""/>
+      <w:lvlJc w:val="left"/>
+      <w:pPr>
+        <w:ind w:left="720" w:hanging="360"/>
+      </w:pPr>
+      <w:rPr>
+        <w:rFonts w:ascii="Symbol" w:hAnsi="Symbol" w:hint="default"/>
+      </w:rPr>
+    </w:lvl>
+    <w:lvl w:ilvl="1" w:tplc="04090003" w:tentative="1">
+      <w:start w:val="1"/>
+      <w:numFmt w:val="bullet"/>
+      <w:lvlText w:val="o"/>
+      <w:lvlJc w:val="left"/>
+      <w:pPr>
+        <w:ind w:left="1440" w:hanging="360"/>
+      </w:pPr>
+      <w:rPr>
+        <w:rFonts w:ascii="Courier New" w:hAnsi="Courier New" w:cs="Courier New" w:hint="default"/>
+      </w:rPr>
+    </w:lvl>
+    <w:lvl w:ilvl="2" w:tplc="04090005" w:tentative="1">
+      <w:start w:val="1"/>
+      <w:numFmt w:val="bullet"/>
+      <w:lvlText w:val=""/>
+      <w:lvlJc w:val="left"/>
+      <w:pPr>
+        <w:ind w:left="2160" w:hanging="360"/>
+      </w:pPr>
+      <w:rPr>
+        <w:rFonts w:ascii="Wingdings" w:hAnsi="Wingdings" w:hint="default"/>
+      </w:rPr>
+    </w:lvl>
+    <w:lvl w:ilvl="3" w:tplc="04090001" w:tentative="1">
+      <w:start w:val="1"/>
+      <w:numFmt w:val="bullet"/>
+      <w:lvlText w:val=""/>
+      <w:lvlJc w:val="left"/>
+      <w:pPr>
+        <w:ind w:left="2880" w:hanging="360"/>
+      </w:pPr>
+      <w:rPr>
+        <w:rFonts w:ascii="Symbol" w:hAnsi="Symbol" w:hint="default"/>
+      </w:rPr>
+    </w:lvl>
+    <w:lvl w:ilvl="4" w:tplc="04090003" w:tentative="1">
+      <w:start w:val="1"/>
+      <w:numFmt w:val="bullet"/>
+      <w:lvlText w:val="o"/>
+      <w:lvlJc w:val="left"/>
+      <w:pPr>
+        <w:ind w:left="3600" w:hanging="360"/>
+      </w:pPr>
+      <w:rPr>
+        <w:rFonts w:ascii="Courier New" w:hAnsi="Courier New" w:cs="Courier New" w:hint="default"/>
+      </w:rPr>
+    </w:lvl>
+    <w:lvl w:ilvl="5" w:tplc="04090005" w:tentative="1">
+      <w:start w:val="1"/>
+      <w:numFmt w:val="bullet"/>
+      <w:lvlText w:val=""/>
+      <w:lvlJc w:val="left"/>
+      <w:pPr>
+        <w:ind w:left="4320" w:hanging="360"/>
+      </w:pPr>
+      <w:rPr>
+        <w:rFonts w:ascii="Wingdings" w:hAnsi="Wingdings" w:hint="default"/>
+      </w:rPr>
+    </w:lvl>
+    <w:lvl w:ilvl="6" w:tplc="04090001" w:tentative="1">
+      <w:start w:val="1"/>
+      <w:numFmt w:val="bullet"/>
+      <w:lvlText w:val=""/>
+      <w:lvlJc w:val="left"/>
+      <w:pPr>
+        <w:ind w:left="5040" w:hanging="360"/>
+      </w:pPr>
+      <w:rPr>
+        <w:rFonts w:ascii="Symbol" w:hAnsi="Symbol" w:hint="default"/>
+      </w:rPr>
+    </w:lvl>
+    <w:lvl w:ilvl="7" w:tplc="04090003" w:tentative="1">
+      <w:start w:val="1"/>
+      <w:numFmt w:val="bullet"/>
+      <w:lvlText w:val="o"/>
+      <w:lvlJc w:val="left"/>
+      <w:pPr>
+        <w:ind w:left="5760" w:hanging="360"/>
+      </w:pPr>
+      <w:rPr>
+        <w:rFonts w:ascii="Courier New" w:hAnsi="Courier New" w:cs="Courier New" w:hint="default"/>
+      </w:rPr>
+    </w:lvl>
+    <w:lvl w:ilvl="8" w:tplc="04090005" w:tentative="1">
+      <w:start w:val="1"/>
+      <w:numFmt w:val="bullet"/>
+      <w:lvlText w:val=""/>
+      <w:lvlJc w:val="left"/>
+      <w:pPr>
+        <w:ind w:left="6480" w:hanging="360"/>
+      </w:pPr>
+      <w:rPr>
+        <w:rFonts w:ascii="Wingdings" w:hAnsi="Wingdings" w:hint="default"/>
+      </w:rPr>
+    </w:lvl>
+  </w:abstractNum>
+  <w:abstractNum w:abstractNumId="9" w15:restartNumberingAfterBreak="0">
     <w:nsid w:val="2B7157BD"/>
     <w:multiLevelType w:val="hybridMultilevel"/>
     <w:tmpl w:val="C422F2D8"/>
@@ -16023,7 +20610,233 @@
       </w:rPr>
     </w:lvl>
   </w:abstractNum>
-  <w:abstractNum w:abstractNumId="8" w15:restartNumberingAfterBreak="0">
+  <w:abstractNum w:abstractNumId="10" w15:restartNumberingAfterBreak="0">
+    <w:nsid w:val="2CAB59FD"/>
+    <w:multiLevelType w:val="hybridMultilevel"/>
+    <w:tmpl w:val="0BECB646"/>
+    <w:lvl w:ilvl="0" w:tplc="04090001">
+      <w:start w:val="1"/>
+      <w:numFmt w:val="bullet"/>
+      <w:lvlText w:val=""/>
+      <w:lvlJc w:val="left"/>
+      <w:pPr>
+        <w:ind w:left="720" w:hanging="360"/>
+      </w:pPr>
+      <w:rPr>
+        <w:rFonts w:ascii="Symbol" w:hAnsi="Symbol" w:hint="default"/>
+      </w:rPr>
+    </w:lvl>
+    <w:lvl w:ilvl="1" w:tplc="04090003" w:tentative="1">
+      <w:start w:val="1"/>
+      <w:numFmt w:val="bullet"/>
+      <w:lvlText w:val="o"/>
+      <w:lvlJc w:val="left"/>
+      <w:pPr>
+        <w:ind w:left="1440" w:hanging="360"/>
+      </w:pPr>
+      <w:rPr>
+        <w:rFonts w:ascii="Courier New" w:hAnsi="Courier New" w:cs="Courier New" w:hint="default"/>
+      </w:rPr>
+    </w:lvl>
+    <w:lvl w:ilvl="2" w:tplc="04090005" w:tentative="1">
+      <w:start w:val="1"/>
+      <w:numFmt w:val="bullet"/>
+      <w:lvlText w:val=""/>
+      <w:lvlJc w:val="left"/>
+      <w:pPr>
+        <w:ind w:left="2160" w:hanging="360"/>
+      </w:pPr>
+      <w:rPr>
+        <w:rFonts w:ascii="Wingdings" w:hAnsi="Wingdings" w:hint="default"/>
+      </w:rPr>
+    </w:lvl>
+    <w:lvl w:ilvl="3" w:tplc="04090001" w:tentative="1">
+      <w:start w:val="1"/>
+      <w:numFmt w:val="bullet"/>
+      <w:lvlText w:val=""/>
+      <w:lvlJc w:val="left"/>
+      <w:pPr>
+        <w:ind w:left="2880" w:hanging="360"/>
+      </w:pPr>
+      <w:rPr>
+        <w:rFonts w:ascii="Symbol" w:hAnsi="Symbol" w:hint="default"/>
+      </w:rPr>
+    </w:lvl>
+    <w:lvl w:ilvl="4" w:tplc="04090003" w:tentative="1">
+      <w:start w:val="1"/>
+      <w:numFmt w:val="bullet"/>
+      <w:lvlText w:val="o"/>
+      <w:lvlJc w:val="left"/>
+      <w:pPr>
+        <w:ind w:left="3600" w:hanging="360"/>
+      </w:pPr>
+      <w:rPr>
+        <w:rFonts w:ascii="Courier New" w:hAnsi="Courier New" w:cs="Courier New" w:hint="default"/>
+      </w:rPr>
+    </w:lvl>
+    <w:lvl w:ilvl="5" w:tplc="04090005" w:tentative="1">
+      <w:start w:val="1"/>
+      <w:numFmt w:val="bullet"/>
+      <w:lvlText w:val=""/>
+      <w:lvlJc w:val="left"/>
+      <w:pPr>
+        <w:ind w:left="4320" w:hanging="360"/>
+      </w:pPr>
+      <w:rPr>
+        <w:rFonts w:ascii="Wingdings" w:hAnsi="Wingdings" w:hint="default"/>
+      </w:rPr>
+    </w:lvl>
+    <w:lvl w:ilvl="6" w:tplc="04090001" w:tentative="1">
+      <w:start w:val="1"/>
+      <w:numFmt w:val="bullet"/>
+      <w:lvlText w:val=""/>
+      <w:lvlJc w:val="left"/>
+      <w:pPr>
+        <w:ind w:left="5040" w:hanging="360"/>
+      </w:pPr>
+      <w:rPr>
+        <w:rFonts w:ascii="Symbol" w:hAnsi="Symbol" w:hint="default"/>
+      </w:rPr>
+    </w:lvl>
+    <w:lvl w:ilvl="7" w:tplc="04090003" w:tentative="1">
+      <w:start w:val="1"/>
+      <w:numFmt w:val="bullet"/>
+      <w:lvlText w:val="o"/>
+      <w:lvlJc w:val="left"/>
+      <w:pPr>
+        <w:ind w:left="5760" w:hanging="360"/>
+      </w:pPr>
+      <w:rPr>
+        <w:rFonts w:ascii="Courier New" w:hAnsi="Courier New" w:cs="Courier New" w:hint="default"/>
+      </w:rPr>
+    </w:lvl>
+    <w:lvl w:ilvl="8" w:tplc="04090005" w:tentative="1">
+      <w:start w:val="1"/>
+      <w:numFmt w:val="bullet"/>
+      <w:lvlText w:val=""/>
+      <w:lvlJc w:val="left"/>
+      <w:pPr>
+        <w:ind w:left="6480" w:hanging="360"/>
+      </w:pPr>
+      <w:rPr>
+        <w:rFonts w:ascii="Wingdings" w:hAnsi="Wingdings" w:hint="default"/>
+      </w:rPr>
+    </w:lvl>
+  </w:abstractNum>
+  <w:abstractNum w:abstractNumId="11" w15:restartNumberingAfterBreak="0">
+    <w:nsid w:val="2F5173B9"/>
+    <w:multiLevelType w:val="hybridMultilevel"/>
+    <w:tmpl w:val="B8E01C7A"/>
+    <w:lvl w:ilvl="0" w:tplc="04090001">
+      <w:start w:val="1"/>
+      <w:numFmt w:val="bullet"/>
+      <w:lvlText w:val=""/>
+      <w:lvlJc w:val="left"/>
+      <w:pPr>
+        <w:ind w:left="720" w:hanging="360"/>
+      </w:pPr>
+      <w:rPr>
+        <w:rFonts w:ascii="Symbol" w:hAnsi="Symbol" w:hint="default"/>
+      </w:rPr>
+    </w:lvl>
+    <w:lvl w:ilvl="1" w:tplc="04090003" w:tentative="1">
+      <w:start w:val="1"/>
+      <w:numFmt w:val="bullet"/>
+      <w:lvlText w:val="o"/>
+      <w:lvlJc w:val="left"/>
+      <w:pPr>
+        <w:ind w:left="1440" w:hanging="360"/>
+      </w:pPr>
+      <w:rPr>
+        <w:rFonts w:ascii="Courier New" w:hAnsi="Courier New" w:cs="Courier New" w:hint="default"/>
+      </w:rPr>
+    </w:lvl>
+    <w:lvl w:ilvl="2" w:tplc="04090005" w:tentative="1">
+      <w:start w:val="1"/>
+      <w:numFmt w:val="bullet"/>
+      <w:lvlText w:val=""/>
+      <w:lvlJc w:val="left"/>
+      <w:pPr>
+        <w:ind w:left="2160" w:hanging="360"/>
+      </w:pPr>
+      <w:rPr>
+        <w:rFonts w:ascii="Wingdings" w:hAnsi="Wingdings" w:hint="default"/>
+      </w:rPr>
+    </w:lvl>
+    <w:lvl w:ilvl="3" w:tplc="04090001" w:tentative="1">
+      <w:start w:val="1"/>
+      <w:numFmt w:val="bullet"/>
+      <w:lvlText w:val=""/>
+      <w:lvlJc w:val="left"/>
+      <w:pPr>
+        <w:ind w:left="2880" w:hanging="360"/>
+      </w:pPr>
+      <w:rPr>
+        <w:rFonts w:ascii="Symbol" w:hAnsi="Symbol" w:hint="default"/>
+      </w:rPr>
+    </w:lvl>
+    <w:lvl w:ilvl="4" w:tplc="04090003" w:tentative="1">
+      <w:start w:val="1"/>
+      <w:numFmt w:val="bullet"/>
+      <w:lvlText w:val="o"/>
+      <w:lvlJc w:val="left"/>
+      <w:pPr>
+        <w:ind w:left="3600" w:hanging="360"/>
+      </w:pPr>
+      <w:rPr>
+        <w:rFonts w:ascii="Courier New" w:hAnsi="Courier New" w:cs="Courier New" w:hint="default"/>
+      </w:rPr>
+    </w:lvl>
+    <w:lvl w:ilvl="5" w:tplc="04090005" w:tentative="1">
+      <w:start w:val="1"/>
+      <w:numFmt w:val="bullet"/>
+      <w:lvlText w:val=""/>
+      <w:lvlJc w:val="left"/>
+      <w:pPr>
+        <w:ind w:left="4320" w:hanging="360"/>
+      </w:pPr>
+      <w:rPr>
+        <w:rFonts w:ascii="Wingdings" w:hAnsi="Wingdings" w:hint="default"/>
+      </w:rPr>
+    </w:lvl>
+    <w:lvl w:ilvl="6" w:tplc="04090001" w:tentative="1">
+      <w:start w:val="1"/>
+      <w:numFmt w:val="bullet"/>
+      <w:lvlText w:val=""/>
+      <w:lvlJc w:val="left"/>
+      <w:pPr>
+        <w:ind w:left="5040" w:hanging="360"/>
+      </w:pPr>
+      <w:rPr>
+        <w:rFonts w:ascii="Symbol" w:hAnsi="Symbol" w:hint="default"/>
+      </w:rPr>
+    </w:lvl>
+    <w:lvl w:ilvl="7" w:tplc="04090003" w:tentative="1">
+      <w:start w:val="1"/>
+      <w:numFmt w:val="bullet"/>
+      <w:lvlText w:val="o"/>
+      <w:lvlJc w:val="left"/>
+      <w:pPr>
+        <w:ind w:left="5760" w:hanging="360"/>
+      </w:pPr>
+      <w:rPr>
+        <w:rFonts w:ascii="Courier New" w:hAnsi="Courier New" w:cs="Courier New" w:hint="default"/>
+      </w:rPr>
+    </w:lvl>
+    <w:lvl w:ilvl="8" w:tplc="04090005" w:tentative="1">
+      <w:start w:val="1"/>
+      <w:numFmt w:val="bullet"/>
+      <w:lvlText w:val=""/>
+      <w:lvlJc w:val="left"/>
+      <w:pPr>
+        <w:ind w:left="6480" w:hanging="360"/>
+      </w:pPr>
+      <w:rPr>
+        <w:rFonts w:ascii="Wingdings" w:hAnsi="Wingdings" w:hint="default"/>
+      </w:rPr>
+    </w:lvl>
+  </w:abstractNum>
+  <w:abstractNum w:abstractNumId="12" w15:restartNumberingAfterBreak="0">
     <w:nsid w:val="365F25D6"/>
     <w:multiLevelType w:val="hybridMultilevel"/>
     <w:tmpl w:val="5F524C72"/>
@@ -16136,7 +20949,459 @@
       </w:rPr>
     </w:lvl>
   </w:abstractNum>
-  <w:abstractNum w:abstractNumId="9" w15:restartNumberingAfterBreak="0">
+  <w:abstractNum w:abstractNumId="13" w15:restartNumberingAfterBreak="0">
+    <w:nsid w:val="41F0493E"/>
+    <w:multiLevelType w:val="hybridMultilevel"/>
+    <w:tmpl w:val="0AE8E576"/>
+    <w:lvl w:ilvl="0" w:tplc="04090001">
+      <w:start w:val="1"/>
+      <w:numFmt w:val="bullet"/>
+      <w:lvlText w:val=""/>
+      <w:lvlJc w:val="left"/>
+      <w:pPr>
+        <w:ind w:left="720" w:hanging="360"/>
+      </w:pPr>
+      <w:rPr>
+        <w:rFonts w:ascii="Symbol" w:hAnsi="Symbol" w:hint="default"/>
+      </w:rPr>
+    </w:lvl>
+    <w:lvl w:ilvl="1" w:tplc="04090003" w:tentative="1">
+      <w:start w:val="1"/>
+      <w:numFmt w:val="bullet"/>
+      <w:lvlText w:val="o"/>
+      <w:lvlJc w:val="left"/>
+      <w:pPr>
+        <w:ind w:left="1440" w:hanging="360"/>
+      </w:pPr>
+      <w:rPr>
+        <w:rFonts w:ascii="Courier New" w:hAnsi="Courier New" w:cs="Courier New" w:hint="default"/>
+      </w:rPr>
+    </w:lvl>
+    <w:lvl w:ilvl="2" w:tplc="04090005" w:tentative="1">
+      <w:start w:val="1"/>
+      <w:numFmt w:val="bullet"/>
+      <w:lvlText w:val=""/>
+      <w:lvlJc w:val="left"/>
+      <w:pPr>
+        <w:ind w:left="2160" w:hanging="360"/>
+      </w:pPr>
+      <w:rPr>
+        <w:rFonts w:ascii="Wingdings" w:hAnsi="Wingdings" w:hint="default"/>
+      </w:rPr>
+    </w:lvl>
+    <w:lvl w:ilvl="3" w:tplc="04090001" w:tentative="1">
+      <w:start w:val="1"/>
+      <w:numFmt w:val="bullet"/>
+      <w:lvlText w:val=""/>
+      <w:lvlJc w:val="left"/>
+      <w:pPr>
+        <w:ind w:left="2880" w:hanging="360"/>
+      </w:pPr>
+      <w:rPr>
+        <w:rFonts w:ascii="Symbol" w:hAnsi="Symbol" w:hint="default"/>
+      </w:rPr>
+    </w:lvl>
+    <w:lvl w:ilvl="4" w:tplc="04090003" w:tentative="1">
+      <w:start w:val="1"/>
+      <w:numFmt w:val="bullet"/>
+      <w:lvlText w:val="o"/>
+      <w:lvlJc w:val="left"/>
+      <w:pPr>
+        <w:ind w:left="3600" w:hanging="360"/>
+      </w:pPr>
+      <w:rPr>
+        <w:rFonts w:ascii="Courier New" w:hAnsi="Courier New" w:cs="Courier New" w:hint="default"/>
+      </w:rPr>
+    </w:lvl>
+    <w:lvl w:ilvl="5" w:tplc="04090005" w:tentative="1">
+      <w:start w:val="1"/>
+      <w:numFmt w:val="bullet"/>
+      <w:lvlText w:val=""/>
+      <w:lvlJc w:val="left"/>
+      <w:pPr>
+        <w:ind w:left="4320" w:hanging="360"/>
+      </w:pPr>
+      <w:rPr>
+        <w:rFonts w:ascii="Wingdings" w:hAnsi="Wingdings" w:hint="default"/>
+      </w:rPr>
+    </w:lvl>
+    <w:lvl w:ilvl="6" w:tplc="04090001" w:tentative="1">
+      <w:start w:val="1"/>
+      <w:numFmt w:val="bullet"/>
+      <w:lvlText w:val=""/>
+      <w:lvlJc w:val="left"/>
+      <w:pPr>
+        <w:ind w:left="5040" w:hanging="360"/>
+      </w:pPr>
+      <w:rPr>
+        <w:rFonts w:ascii="Symbol" w:hAnsi="Symbol" w:hint="default"/>
+      </w:rPr>
+    </w:lvl>
+    <w:lvl w:ilvl="7" w:tplc="04090003" w:tentative="1">
+      <w:start w:val="1"/>
+      <w:numFmt w:val="bullet"/>
+      <w:lvlText w:val="o"/>
+      <w:lvlJc w:val="left"/>
+      <w:pPr>
+        <w:ind w:left="5760" w:hanging="360"/>
+      </w:pPr>
+      <w:rPr>
+        <w:rFonts w:ascii="Courier New" w:hAnsi="Courier New" w:cs="Courier New" w:hint="default"/>
+      </w:rPr>
+    </w:lvl>
+    <w:lvl w:ilvl="8" w:tplc="04090005" w:tentative="1">
+      <w:start w:val="1"/>
+      <w:numFmt w:val="bullet"/>
+      <w:lvlText w:val=""/>
+      <w:lvlJc w:val="left"/>
+      <w:pPr>
+        <w:ind w:left="6480" w:hanging="360"/>
+      </w:pPr>
+      <w:rPr>
+        <w:rFonts w:ascii="Wingdings" w:hAnsi="Wingdings" w:hint="default"/>
+      </w:rPr>
+    </w:lvl>
+  </w:abstractNum>
+  <w:abstractNum w:abstractNumId="14" w15:restartNumberingAfterBreak="0">
+    <w:nsid w:val="47E732EB"/>
+    <w:multiLevelType w:val="hybridMultilevel"/>
+    <w:tmpl w:val="3EC0AC3C"/>
+    <w:lvl w:ilvl="0" w:tplc="04090001">
+      <w:start w:val="1"/>
+      <w:numFmt w:val="bullet"/>
+      <w:lvlText w:val=""/>
+      <w:lvlJc w:val="left"/>
+      <w:pPr>
+        <w:ind w:left="720" w:hanging="360"/>
+      </w:pPr>
+      <w:rPr>
+        <w:rFonts w:ascii="Symbol" w:hAnsi="Symbol" w:hint="default"/>
+      </w:rPr>
+    </w:lvl>
+    <w:lvl w:ilvl="1" w:tplc="04090003" w:tentative="1">
+      <w:start w:val="1"/>
+      <w:numFmt w:val="bullet"/>
+      <w:lvlText w:val="o"/>
+      <w:lvlJc w:val="left"/>
+      <w:pPr>
+        <w:ind w:left="1440" w:hanging="360"/>
+      </w:pPr>
+      <w:rPr>
+        <w:rFonts w:ascii="Courier New" w:hAnsi="Courier New" w:cs="Courier New" w:hint="default"/>
+      </w:rPr>
+    </w:lvl>
+    <w:lvl w:ilvl="2" w:tplc="04090005" w:tentative="1">
+      <w:start w:val="1"/>
+      <w:numFmt w:val="bullet"/>
+      <w:lvlText w:val=""/>
+      <w:lvlJc w:val="left"/>
+      <w:pPr>
+        <w:ind w:left="2160" w:hanging="360"/>
+      </w:pPr>
+      <w:rPr>
+        <w:rFonts w:ascii="Wingdings" w:hAnsi="Wingdings" w:hint="default"/>
+      </w:rPr>
+    </w:lvl>
+    <w:lvl w:ilvl="3" w:tplc="04090001" w:tentative="1">
+      <w:start w:val="1"/>
+      <w:numFmt w:val="bullet"/>
+      <w:lvlText w:val=""/>
+      <w:lvlJc w:val="left"/>
+      <w:pPr>
+        <w:ind w:left="2880" w:hanging="360"/>
+      </w:pPr>
+      <w:rPr>
+        <w:rFonts w:ascii="Symbol" w:hAnsi="Symbol" w:hint="default"/>
+      </w:rPr>
+    </w:lvl>
+    <w:lvl w:ilvl="4" w:tplc="04090003" w:tentative="1">
+      <w:start w:val="1"/>
+      <w:numFmt w:val="bullet"/>
+      <w:lvlText w:val="o"/>
+      <w:lvlJc w:val="left"/>
+      <w:pPr>
+        <w:ind w:left="3600" w:hanging="360"/>
+      </w:pPr>
+      <w:rPr>
+        <w:rFonts w:ascii="Courier New" w:hAnsi="Courier New" w:cs="Courier New" w:hint="default"/>
+      </w:rPr>
+    </w:lvl>
+    <w:lvl w:ilvl="5" w:tplc="04090005" w:tentative="1">
+      <w:start w:val="1"/>
+      <w:numFmt w:val="bullet"/>
+      <w:lvlText w:val=""/>
+      <w:lvlJc w:val="left"/>
+      <w:pPr>
+        <w:ind w:left="4320" w:hanging="360"/>
+      </w:pPr>
+      <w:rPr>
+        <w:rFonts w:ascii="Wingdings" w:hAnsi="Wingdings" w:hint="default"/>
+      </w:rPr>
+    </w:lvl>
+    <w:lvl w:ilvl="6" w:tplc="04090001" w:tentative="1">
+      <w:start w:val="1"/>
+      <w:numFmt w:val="bullet"/>
+      <w:lvlText w:val=""/>
+      <w:lvlJc w:val="left"/>
+      <w:pPr>
+        <w:ind w:left="5040" w:hanging="360"/>
+      </w:pPr>
+      <w:rPr>
+        <w:rFonts w:ascii="Symbol" w:hAnsi="Symbol" w:hint="default"/>
+      </w:rPr>
+    </w:lvl>
+    <w:lvl w:ilvl="7" w:tplc="04090003" w:tentative="1">
+      <w:start w:val="1"/>
+      <w:numFmt w:val="bullet"/>
+      <w:lvlText w:val="o"/>
+      <w:lvlJc w:val="left"/>
+      <w:pPr>
+        <w:ind w:left="5760" w:hanging="360"/>
+      </w:pPr>
+      <w:rPr>
+        <w:rFonts w:ascii="Courier New" w:hAnsi="Courier New" w:cs="Courier New" w:hint="default"/>
+      </w:rPr>
+    </w:lvl>
+    <w:lvl w:ilvl="8" w:tplc="04090005" w:tentative="1">
+      <w:start w:val="1"/>
+      <w:numFmt w:val="bullet"/>
+      <w:lvlText w:val=""/>
+      <w:lvlJc w:val="left"/>
+      <w:pPr>
+        <w:ind w:left="6480" w:hanging="360"/>
+      </w:pPr>
+      <w:rPr>
+        <w:rFonts w:ascii="Wingdings" w:hAnsi="Wingdings" w:hint="default"/>
+      </w:rPr>
+    </w:lvl>
+  </w:abstractNum>
+  <w:abstractNum w:abstractNumId="15" w15:restartNumberingAfterBreak="0">
+    <w:nsid w:val="48825CE6"/>
+    <w:multiLevelType w:val="hybridMultilevel"/>
+    <w:tmpl w:val="38988AFE"/>
+    <w:lvl w:ilvl="0" w:tplc="04090001">
+      <w:start w:val="1"/>
+      <w:numFmt w:val="bullet"/>
+      <w:lvlText w:val=""/>
+      <w:lvlJc w:val="left"/>
+      <w:pPr>
+        <w:ind w:left="720" w:hanging="360"/>
+      </w:pPr>
+      <w:rPr>
+        <w:rFonts w:ascii="Symbol" w:hAnsi="Symbol" w:hint="default"/>
+      </w:rPr>
+    </w:lvl>
+    <w:lvl w:ilvl="1" w:tplc="04090003" w:tentative="1">
+      <w:start w:val="1"/>
+      <w:numFmt w:val="bullet"/>
+      <w:lvlText w:val="o"/>
+      <w:lvlJc w:val="left"/>
+      <w:pPr>
+        <w:ind w:left="1440" w:hanging="360"/>
+      </w:pPr>
+      <w:rPr>
+        <w:rFonts w:ascii="Courier New" w:hAnsi="Courier New" w:cs="Courier New" w:hint="default"/>
+      </w:rPr>
+    </w:lvl>
+    <w:lvl w:ilvl="2" w:tplc="04090005" w:tentative="1">
+      <w:start w:val="1"/>
+      <w:numFmt w:val="bullet"/>
+      <w:lvlText w:val=""/>
+      <w:lvlJc w:val="left"/>
+      <w:pPr>
+        <w:ind w:left="2160" w:hanging="360"/>
+      </w:pPr>
+      <w:rPr>
+        <w:rFonts w:ascii="Wingdings" w:hAnsi="Wingdings" w:hint="default"/>
+      </w:rPr>
+    </w:lvl>
+    <w:lvl w:ilvl="3" w:tplc="04090001" w:tentative="1">
+      <w:start w:val="1"/>
+      <w:numFmt w:val="bullet"/>
+      <w:lvlText w:val=""/>
+      <w:lvlJc w:val="left"/>
+      <w:pPr>
+        <w:ind w:left="2880" w:hanging="360"/>
+      </w:pPr>
+      <w:rPr>
+        <w:rFonts w:ascii="Symbol" w:hAnsi="Symbol" w:hint="default"/>
+      </w:rPr>
+    </w:lvl>
+    <w:lvl w:ilvl="4" w:tplc="04090003" w:tentative="1">
+      <w:start w:val="1"/>
+      <w:numFmt w:val="bullet"/>
+      <w:lvlText w:val="o"/>
+      <w:lvlJc w:val="left"/>
+      <w:pPr>
+        <w:ind w:left="3600" w:hanging="360"/>
+      </w:pPr>
+      <w:rPr>
+        <w:rFonts w:ascii="Courier New" w:hAnsi="Courier New" w:cs="Courier New" w:hint="default"/>
+      </w:rPr>
+    </w:lvl>
+    <w:lvl w:ilvl="5" w:tplc="04090005" w:tentative="1">
+      <w:start w:val="1"/>
+      <w:numFmt w:val="bullet"/>
+      <w:lvlText w:val=""/>
+      <w:lvlJc w:val="left"/>
+      <w:pPr>
+        <w:ind w:left="4320" w:hanging="360"/>
+      </w:pPr>
+      <w:rPr>
+        <w:rFonts w:ascii="Wingdings" w:hAnsi="Wingdings" w:hint="default"/>
+      </w:rPr>
+    </w:lvl>
+    <w:lvl w:ilvl="6" w:tplc="04090001" w:tentative="1">
+      <w:start w:val="1"/>
+      <w:numFmt w:val="bullet"/>
+      <w:lvlText w:val=""/>
+      <w:lvlJc w:val="left"/>
+      <w:pPr>
+        <w:ind w:left="5040" w:hanging="360"/>
+      </w:pPr>
+      <w:rPr>
+        <w:rFonts w:ascii="Symbol" w:hAnsi="Symbol" w:hint="default"/>
+      </w:rPr>
+    </w:lvl>
+    <w:lvl w:ilvl="7" w:tplc="04090003" w:tentative="1">
+      <w:start w:val="1"/>
+      <w:numFmt w:val="bullet"/>
+      <w:lvlText w:val="o"/>
+      <w:lvlJc w:val="left"/>
+      <w:pPr>
+        <w:ind w:left="5760" w:hanging="360"/>
+      </w:pPr>
+      <w:rPr>
+        <w:rFonts w:ascii="Courier New" w:hAnsi="Courier New" w:cs="Courier New" w:hint="default"/>
+      </w:rPr>
+    </w:lvl>
+    <w:lvl w:ilvl="8" w:tplc="04090005" w:tentative="1">
+      <w:start w:val="1"/>
+      <w:numFmt w:val="bullet"/>
+      <w:lvlText w:val=""/>
+      <w:lvlJc w:val="left"/>
+      <w:pPr>
+        <w:ind w:left="6480" w:hanging="360"/>
+      </w:pPr>
+      <w:rPr>
+        <w:rFonts w:ascii="Wingdings" w:hAnsi="Wingdings" w:hint="default"/>
+      </w:rPr>
+    </w:lvl>
+  </w:abstractNum>
+  <w:abstractNum w:abstractNumId="16" w15:restartNumberingAfterBreak="0">
+    <w:nsid w:val="4F1A4FA5"/>
+    <w:multiLevelType w:val="hybridMultilevel"/>
+    <w:tmpl w:val="70DE83D2"/>
+    <w:lvl w:ilvl="0" w:tplc="04090001">
+      <w:start w:val="1"/>
+      <w:numFmt w:val="bullet"/>
+      <w:lvlText w:val=""/>
+      <w:lvlJc w:val="left"/>
+      <w:pPr>
+        <w:ind w:left="720" w:hanging="360"/>
+      </w:pPr>
+      <w:rPr>
+        <w:rFonts w:ascii="Symbol" w:hAnsi="Symbol" w:hint="default"/>
+      </w:rPr>
+    </w:lvl>
+    <w:lvl w:ilvl="1" w:tplc="04090003" w:tentative="1">
+      <w:start w:val="1"/>
+      <w:numFmt w:val="bullet"/>
+      <w:lvlText w:val="o"/>
+      <w:lvlJc w:val="left"/>
+      <w:pPr>
+        <w:ind w:left="1440" w:hanging="360"/>
+      </w:pPr>
+      <w:rPr>
+        <w:rFonts w:ascii="Courier New" w:hAnsi="Courier New" w:cs="Courier New" w:hint="default"/>
+      </w:rPr>
+    </w:lvl>
+    <w:lvl w:ilvl="2" w:tplc="04090005" w:tentative="1">
+      <w:start w:val="1"/>
+      <w:numFmt w:val="bullet"/>
+      <w:lvlText w:val=""/>
+      <w:lvlJc w:val="left"/>
+      <w:pPr>
+        <w:ind w:left="2160" w:hanging="360"/>
+      </w:pPr>
+      <w:rPr>
+        <w:rFonts w:ascii="Wingdings" w:hAnsi="Wingdings" w:hint="default"/>
+      </w:rPr>
+    </w:lvl>
+    <w:lvl w:ilvl="3" w:tplc="04090001" w:tentative="1">
+      <w:start w:val="1"/>
+      <w:numFmt w:val="bullet"/>
+      <w:lvlText w:val=""/>
+      <w:lvlJc w:val="left"/>
+      <w:pPr>
+        <w:ind w:left="2880" w:hanging="360"/>
+      </w:pPr>
+      <w:rPr>
+        <w:rFonts w:ascii="Symbol" w:hAnsi="Symbol" w:hint="default"/>
+      </w:rPr>
+    </w:lvl>
+    <w:lvl w:ilvl="4" w:tplc="04090003" w:tentative="1">
+      <w:start w:val="1"/>
+      <w:numFmt w:val="bullet"/>
+      <w:lvlText w:val="o"/>
+      <w:lvlJc w:val="left"/>
+      <w:pPr>
+        <w:ind w:left="3600" w:hanging="360"/>
+      </w:pPr>
+      <w:rPr>
+        <w:rFonts w:ascii="Courier New" w:hAnsi="Courier New" w:cs="Courier New" w:hint="default"/>
+      </w:rPr>
+    </w:lvl>
+    <w:lvl w:ilvl="5" w:tplc="04090005" w:tentative="1">
+      <w:start w:val="1"/>
+      <w:numFmt w:val="bullet"/>
+      <w:lvlText w:val=""/>
+      <w:lvlJc w:val="left"/>
+      <w:pPr>
+        <w:ind w:left="4320" w:hanging="360"/>
+      </w:pPr>
+      <w:rPr>
+        <w:rFonts w:ascii="Wingdings" w:hAnsi="Wingdings" w:hint="default"/>
+      </w:rPr>
+    </w:lvl>
+    <w:lvl w:ilvl="6" w:tplc="04090001" w:tentative="1">
+      <w:start w:val="1"/>
+      <w:numFmt w:val="bullet"/>
+      <w:lvlText w:val=""/>
+      <w:lvlJc w:val="left"/>
+      <w:pPr>
+        <w:ind w:left="5040" w:hanging="360"/>
+      </w:pPr>
+      <w:rPr>
+        <w:rFonts w:ascii="Symbol" w:hAnsi="Symbol" w:hint="default"/>
+      </w:rPr>
+    </w:lvl>
+    <w:lvl w:ilvl="7" w:tplc="04090003" w:tentative="1">
+      <w:start w:val="1"/>
+      <w:numFmt w:val="bullet"/>
+      <w:lvlText w:val="o"/>
+      <w:lvlJc w:val="left"/>
+      <w:pPr>
+        <w:ind w:left="5760" w:hanging="360"/>
+      </w:pPr>
+      <w:rPr>
+        <w:rFonts w:ascii="Courier New" w:hAnsi="Courier New" w:cs="Courier New" w:hint="default"/>
+      </w:rPr>
+    </w:lvl>
+    <w:lvl w:ilvl="8" w:tplc="04090005" w:tentative="1">
+      <w:start w:val="1"/>
+      <w:numFmt w:val="bullet"/>
+      <w:lvlText w:val=""/>
+      <w:lvlJc w:val="left"/>
+      <w:pPr>
+        <w:ind w:left="6480" w:hanging="360"/>
+      </w:pPr>
+      <w:rPr>
+        <w:rFonts w:ascii="Wingdings" w:hAnsi="Wingdings" w:hint="default"/>
+      </w:rPr>
+    </w:lvl>
+  </w:abstractNum>
+  <w:abstractNum w:abstractNumId="17" w15:restartNumberingAfterBreak="0">
     <w:nsid w:val="531D4F32"/>
     <w:multiLevelType w:val="hybridMultilevel"/>
     <w:tmpl w:val="D792ADD6"/>
@@ -16249,7 +21514,7 @@
       </w:rPr>
     </w:lvl>
   </w:abstractNum>
-  <w:abstractNum w:abstractNumId="10" w15:restartNumberingAfterBreak="0">
+  <w:abstractNum w:abstractNumId="18" w15:restartNumberingAfterBreak="0">
     <w:nsid w:val="57964E85"/>
     <w:multiLevelType w:val="hybridMultilevel"/>
     <w:tmpl w:val="AE265A40"/>
@@ -16362,7 +21627,7 @@
       </w:rPr>
     </w:lvl>
   </w:abstractNum>
-  <w:abstractNum w:abstractNumId="11" w15:restartNumberingAfterBreak="0">
+  <w:abstractNum w:abstractNumId="19" w15:restartNumberingAfterBreak="0">
     <w:nsid w:val="582C5FEE"/>
     <w:multiLevelType w:val="hybridMultilevel"/>
     <w:tmpl w:val="1198520E"/>
@@ -16475,7 +21740,7 @@
       </w:rPr>
     </w:lvl>
   </w:abstractNum>
-  <w:abstractNum w:abstractNumId="12" w15:restartNumberingAfterBreak="0">
+  <w:abstractNum w:abstractNumId="20" w15:restartNumberingAfterBreak="0">
     <w:nsid w:val="595D0546"/>
     <w:multiLevelType w:val="hybridMultilevel"/>
     <w:tmpl w:val="92AA04BA"/>
@@ -16588,7 +21853,459 @@
       </w:rPr>
     </w:lvl>
   </w:abstractNum>
-  <w:abstractNum w:abstractNumId="13" w15:restartNumberingAfterBreak="0">
+  <w:abstractNum w:abstractNumId="21" w15:restartNumberingAfterBreak="0">
+    <w:nsid w:val="5BE35B76"/>
+    <w:multiLevelType w:val="hybridMultilevel"/>
+    <w:tmpl w:val="FF98181C"/>
+    <w:lvl w:ilvl="0" w:tplc="04090001">
+      <w:start w:val="1"/>
+      <w:numFmt w:val="bullet"/>
+      <w:lvlText w:val=""/>
+      <w:lvlJc w:val="left"/>
+      <w:pPr>
+        <w:ind w:left="720" w:hanging="360"/>
+      </w:pPr>
+      <w:rPr>
+        <w:rFonts w:ascii="Symbol" w:hAnsi="Symbol" w:hint="default"/>
+      </w:rPr>
+    </w:lvl>
+    <w:lvl w:ilvl="1" w:tplc="04090003" w:tentative="1">
+      <w:start w:val="1"/>
+      <w:numFmt w:val="bullet"/>
+      <w:lvlText w:val="o"/>
+      <w:lvlJc w:val="left"/>
+      <w:pPr>
+        <w:ind w:left="1440" w:hanging="360"/>
+      </w:pPr>
+      <w:rPr>
+        <w:rFonts w:ascii="Courier New" w:hAnsi="Courier New" w:cs="Courier New" w:hint="default"/>
+      </w:rPr>
+    </w:lvl>
+    <w:lvl w:ilvl="2" w:tplc="04090005" w:tentative="1">
+      <w:start w:val="1"/>
+      <w:numFmt w:val="bullet"/>
+      <w:lvlText w:val=""/>
+      <w:lvlJc w:val="left"/>
+      <w:pPr>
+        <w:ind w:left="2160" w:hanging="360"/>
+      </w:pPr>
+      <w:rPr>
+        <w:rFonts w:ascii="Wingdings" w:hAnsi="Wingdings" w:hint="default"/>
+      </w:rPr>
+    </w:lvl>
+    <w:lvl w:ilvl="3" w:tplc="04090001" w:tentative="1">
+      <w:start w:val="1"/>
+      <w:numFmt w:val="bullet"/>
+      <w:lvlText w:val=""/>
+      <w:lvlJc w:val="left"/>
+      <w:pPr>
+        <w:ind w:left="2880" w:hanging="360"/>
+      </w:pPr>
+      <w:rPr>
+        <w:rFonts w:ascii="Symbol" w:hAnsi="Symbol" w:hint="default"/>
+      </w:rPr>
+    </w:lvl>
+    <w:lvl w:ilvl="4" w:tplc="04090003" w:tentative="1">
+      <w:start w:val="1"/>
+      <w:numFmt w:val="bullet"/>
+      <w:lvlText w:val="o"/>
+      <w:lvlJc w:val="left"/>
+      <w:pPr>
+        <w:ind w:left="3600" w:hanging="360"/>
+      </w:pPr>
+      <w:rPr>
+        <w:rFonts w:ascii="Courier New" w:hAnsi="Courier New" w:cs="Courier New" w:hint="default"/>
+      </w:rPr>
+    </w:lvl>
+    <w:lvl w:ilvl="5" w:tplc="04090005" w:tentative="1">
+      <w:start w:val="1"/>
+      <w:numFmt w:val="bullet"/>
+      <w:lvlText w:val=""/>
+      <w:lvlJc w:val="left"/>
+      <w:pPr>
+        <w:ind w:left="4320" w:hanging="360"/>
+      </w:pPr>
+      <w:rPr>
+        <w:rFonts w:ascii="Wingdings" w:hAnsi="Wingdings" w:hint="default"/>
+      </w:rPr>
+    </w:lvl>
+    <w:lvl w:ilvl="6" w:tplc="04090001" w:tentative="1">
+      <w:start w:val="1"/>
+      <w:numFmt w:val="bullet"/>
+      <w:lvlText w:val=""/>
+      <w:lvlJc w:val="left"/>
+      <w:pPr>
+        <w:ind w:left="5040" w:hanging="360"/>
+      </w:pPr>
+      <w:rPr>
+        <w:rFonts w:ascii="Symbol" w:hAnsi="Symbol" w:hint="default"/>
+      </w:rPr>
+    </w:lvl>
+    <w:lvl w:ilvl="7" w:tplc="04090003" w:tentative="1">
+      <w:start w:val="1"/>
+      <w:numFmt w:val="bullet"/>
+      <w:lvlText w:val="o"/>
+      <w:lvlJc w:val="left"/>
+      <w:pPr>
+        <w:ind w:left="5760" w:hanging="360"/>
+      </w:pPr>
+      <w:rPr>
+        <w:rFonts w:ascii="Courier New" w:hAnsi="Courier New" w:cs="Courier New" w:hint="default"/>
+      </w:rPr>
+    </w:lvl>
+    <w:lvl w:ilvl="8" w:tplc="04090005" w:tentative="1">
+      <w:start w:val="1"/>
+      <w:numFmt w:val="bullet"/>
+      <w:lvlText w:val=""/>
+      <w:lvlJc w:val="left"/>
+      <w:pPr>
+        <w:ind w:left="6480" w:hanging="360"/>
+      </w:pPr>
+      <w:rPr>
+        <w:rFonts w:ascii="Wingdings" w:hAnsi="Wingdings" w:hint="default"/>
+      </w:rPr>
+    </w:lvl>
+  </w:abstractNum>
+  <w:abstractNum w:abstractNumId="22" w15:restartNumberingAfterBreak="0">
+    <w:nsid w:val="5D2D6291"/>
+    <w:multiLevelType w:val="hybridMultilevel"/>
+    <w:tmpl w:val="4FDC305C"/>
+    <w:lvl w:ilvl="0" w:tplc="04090001">
+      <w:start w:val="1"/>
+      <w:numFmt w:val="bullet"/>
+      <w:lvlText w:val=""/>
+      <w:lvlJc w:val="left"/>
+      <w:pPr>
+        <w:ind w:left="720" w:hanging="360"/>
+      </w:pPr>
+      <w:rPr>
+        <w:rFonts w:ascii="Symbol" w:hAnsi="Symbol" w:hint="default"/>
+      </w:rPr>
+    </w:lvl>
+    <w:lvl w:ilvl="1" w:tplc="04090003" w:tentative="1">
+      <w:start w:val="1"/>
+      <w:numFmt w:val="bullet"/>
+      <w:lvlText w:val="o"/>
+      <w:lvlJc w:val="left"/>
+      <w:pPr>
+        <w:ind w:left="1440" w:hanging="360"/>
+      </w:pPr>
+      <w:rPr>
+        <w:rFonts w:ascii="Courier New" w:hAnsi="Courier New" w:cs="Courier New" w:hint="default"/>
+      </w:rPr>
+    </w:lvl>
+    <w:lvl w:ilvl="2" w:tplc="04090005" w:tentative="1">
+      <w:start w:val="1"/>
+      <w:numFmt w:val="bullet"/>
+      <w:lvlText w:val=""/>
+      <w:lvlJc w:val="left"/>
+      <w:pPr>
+        <w:ind w:left="2160" w:hanging="360"/>
+      </w:pPr>
+      <w:rPr>
+        <w:rFonts w:ascii="Wingdings" w:hAnsi="Wingdings" w:hint="default"/>
+      </w:rPr>
+    </w:lvl>
+    <w:lvl w:ilvl="3" w:tplc="04090001" w:tentative="1">
+      <w:start w:val="1"/>
+      <w:numFmt w:val="bullet"/>
+      <w:lvlText w:val=""/>
+      <w:lvlJc w:val="left"/>
+      <w:pPr>
+        <w:ind w:left="2880" w:hanging="360"/>
+      </w:pPr>
+      <w:rPr>
+        <w:rFonts w:ascii="Symbol" w:hAnsi="Symbol" w:hint="default"/>
+      </w:rPr>
+    </w:lvl>
+    <w:lvl w:ilvl="4" w:tplc="04090003" w:tentative="1">
+      <w:start w:val="1"/>
+      <w:numFmt w:val="bullet"/>
+      <w:lvlText w:val="o"/>
+      <w:lvlJc w:val="left"/>
+      <w:pPr>
+        <w:ind w:left="3600" w:hanging="360"/>
+      </w:pPr>
+      <w:rPr>
+        <w:rFonts w:ascii="Courier New" w:hAnsi="Courier New" w:cs="Courier New" w:hint="default"/>
+      </w:rPr>
+    </w:lvl>
+    <w:lvl w:ilvl="5" w:tplc="04090005" w:tentative="1">
+      <w:start w:val="1"/>
+      <w:numFmt w:val="bullet"/>
+      <w:lvlText w:val=""/>
+      <w:lvlJc w:val="left"/>
+      <w:pPr>
+        <w:ind w:left="4320" w:hanging="360"/>
+      </w:pPr>
+      <w:rPr>
+        <w:rFonts w:ascii="Wingdings" w:hAnsi="Wingdings" w:hint="default"/>
+      </w:rPr>
+    </w:lvl>
+    <w:lvl w:ilvl="6" w:tplc="04090001" w:tentative="1">
+      <w:start w:val="1"/>
+      <w:numFmt w:val="bullet"/>
+      <w:lvlText w:val=""/>
+      <w:lvlJc w:val="left"/>
+      <w:pPr>
+        <w:ind w:left="5040" w:hanging="360"/>
+      </w:pPr>
+      <w:rPr>
+        <w:rFonts w:ascii="Symbol" w:hAnsi="Symbol" w:hint="default"/>
+      </w:rPr>
+    </w:lvl>
+    <w:lvl w:ilvl="7" w:tplc="04090003" w:tentative="1">
+      <w:start w:val="1"/>
+      <w:numFmt w:val="bullet"/>
+      <w:lvlText w:val="o"/>
+      <w:lvlJc w:val="left"/>
+      <w:pPr>
+        <w:ind w:left="5760" w:hanging="360"/>
+      </w:pPr>
+      <w:rPr>
+        <w:rFonts w:ascii="Courier New" w:hAnsi="Courier New" w:cs="Courier New" w:hint="default"/>
+      </w:rPr>
+    </w:lvl>
+    <w:lvl w:ilvl="8" w:tplc="04090005" w:tentative="1">
+      <w:start w:val="1"/>
+      <w:numFmt w:val="bullet"/>
+      <w:lvlText w:val=""/>
+      <w:lvlJc w:val="left"/>
+      <w:pPr>
+        <w:ind w:left="6480" w:hanging="360"/>
+      </w:pPr>
+      <w:rPr>
+        <w:rFonts w:ascii="Wingdings" w:hAnsi="Wingdings" w:hint="default"/>
+      </w:rPr>
+    </w:lvl>
+  </w:abstractNum>
+  <w:abstractNum w:abstractNumId="23" w15:restartNumberingAfterBreak="0">
+    <w:nsid w:val="5DEB42E5"/>
+    <w:multiLevelType w:val="hybridMultilevel"/>
+    <w:tmpl w:val="74A44EA6"/>
+    <w:lvl w:ilvl="0" w:tplc="04090001">
+      <w:start w:val="1"/>
+      <w:numFmt w:val="bullet"/>
+      <w:lvlText w:val=""/>
+      <w:lvlJc w:val="left"/>
+      <w:pPr>
+        <w:ind w:left="720" w:hanging="360"/>
+      </w:pPr>
+      <w:rPr>
+        <w:rFonts w:ascii="Symbol" w:hAnsi="Symbol" w:hint="default"/>
+      </w:rPr>
+    </w:lvl>
+    <w:lvl w:ilvl="1" w:tplc="04090003" w:tentative="1">
+      <w:start w:val="1"/>
+      <w:numFmt w:val="bullet"/>
+      <w:lvlText w:val="o"/>
+      <w:lvlJc w:val="left"/>
+      <w:pPr>
+        <w:ind w:left="1440" w:hanging="360"/>
+      </w:pPr>
+      <w:rPr>
+        <w:rFonts w:ascii="Courier New" w:hAnsi="Courier New" w:cs="Courier New" w:hint="default"/>
+      </w:rPr>
+    </w:lvl>
+    <w:lvl w:ilvl="2" w:tplc="04090005" w:tentative="1">
+      <w:start w:val="1"/>
+      <w:numFmt w:val="bullet"/>
+      <w:lvlText w:val=""/>
+      <w:lvlJc w:val="left"/>
+      <w:pPr>
+        <w:ind w:left="2160" w:hanging="360"/>
+      </w:pPr>
+      <w:rPr>
+        <w:rFonts w:ascii="Wingdings" w:hAnsi="Wingdings" w:hint="default"/>
+      </w:rPr>
+    </w:lvl>
+    <w:lvl w:ilvl="3" w:tplc="04090001" w:tentative="1">
+      <w:start w:val="1"/>
+      <w:numFmt w:val="bullet"/>
+      <w:lvlText w:val=""/>
+      <w:lvlJc w:val="left"/>
+      <w:pPr>
+        <w:ind w:left="2880" w:hanging="360"/>
+      </w:pPr>
+      <w:rPr>
+        <w:rFonts w:ascii="Symbol" w:hAnsi="Symbol" w:hint="default"/>
+      </w:rPr>
+    </w:lvl>
+    <w:lvl w:ilvl="4" w:tplc="04090003" w:tentative="1">
+      <w:start w:val="1"/>
+      <w:numFmt w:val="bullet"/>
+      <w:lvlText w:val="o"/>
+      <w:lvlJc w:val="left"/>
+      <w:pPr>
+        <w:ind w:left="3600" w:hanging="360"/>
+      </w:pPr>
+      <w:rPr>
+        <w:rFonts w:ascii="Courier New" w:hAnsi="Courier New" w:cs="Courier New" w:hint="default"/>
+      </w:rPr>
+    </w:lvl>
+    <w:lvl w:ilvl="5" w:tplc="04090005" w:tentative="1">
+      <w:start w:val="1"/>
+      <w:numFmt w:val="bullet"/>
+      <w:lvlText w:val=""/>
+      <w:lvlJc w:val="left"/>
+      <w:pPr>
+        <w:ind w:left="4320" w:hanging="360"/>
+      </w:pPr>
+      <w:rPr>
+        <w:rFonts w:ascii="Wingdings" w:hAnsi="Wingdings" w:hint="default"/>
+      </w:rPr>
+    </w:lvl>
+    <w:lvl w:ilvl="6" w:tplc="04090001" w:tentative="1">
+      <w:start w:val="1"/>
+      <w:numFmt w:val="bullet"/>
+      <w:lvlText w:val=""/>
+      <w:lvlJc w:val="left"/>
+      <w:pPr>
+        <w:ind w:left="5040" w:hanging="360"/>
+      </w:pPr>
+      <w:rPr>
+        <w:rFonts w:ascii="Symbol" w:hAnsi="Symbol" w:hint="default"/>
+      </w:rPr>
+    </w:lvl>
+    <w:lvl w:ilvl="7" w:tplc="04090003" w:tentative="1">
+      <w:start w:val="1"/>
+      <w:numFmt w:val="bullet"/>
+      <w:lvlText w:val="o"/>
+      <w:lvlJc w:val="left"/>
+      <w:pPr>
+        <w:ind w:left="5760" w:hanging="360"/>
+      </w:pPr>
+      <w:rPr>
+        <w:rFonts w:ascii="Courier New" w:hAnsi="Courier New" w:cs="Courier New" w:hint="default"/>
+      </w:rPr>
+    </w:lvl>
+    <w:lvl w:ilvl="8" w:tplc="04090005" w:tentative="1">
+      <w:start w:val="1"/>
+      <w:numFmt w:val="bullet"/>
+      <w:lvlText w:val=""/>
+      <w:lvlJc w:val="left"/>
+      <w:pPr>
+        <w:ind w:left="6480" w:hanging="360"/>
+      </w:pPr>
+      <w:rPr>
+        <w:rFonts w:ascii="Wingdings" w:hAnsi="Wingdings" w:hint="default"/>
+      </w:rPr>
+    </w:lvl>
+  </w:abstractNum>
+  <w:abstractNum w:abstractNumId="24" w15:restartNumberingAfterBreak="0">
+    <w:nsid w:val="60973AE3"/>
+    <w:multiLevelType w:val="hybridMultilevel"/>
+    <w:tmpl w:val="B2365E58"/>
+    <w:lvl w:ilvl="0" w:tplc="04090001">
+      <w:start w:val="1"/>
+      <w:numFmt w:val="bullet"/>
+      <w:lvlText w:val=""/>
+      <w:lvlJc w:val="left"/>
+      <w:pPr>
+        <w:ind w:left="720" w:hanging="360"/>
+      </w:pPr>
+      <w:rPr>
+        <w:rFonts w:ascii="Symbol" w:hAnsi="Symbol" w:hint="default"/>
+      </w:rPr>
+    </w:lvl>
+    <w:lvl w:ilvl="1" w:tplc="04090003" w:tentative="1">
+      <w:start w:val="1"/>
+      <w:numFmt w:val="bullet"/>
+      <w:lvlText w:val="o"/>
+      <w:lvlJc w:val="left"/>
+      <w:pPr>
+        <w:ind w:left="1440" w:hanging="360"/>
+      </w:pPr>
+      <w:rPr>
+        <w:rFonts w:ascii="Courier New" w:hAnsi="Courier New" w:cs="Courier New" w:hint="default"/>
+      </w:rPr>
+    </w:lvl>
+    <w:lvl w:ilvl="2" w:tplc="04090005" w:tentative="1">
+      <w:start w:val="1"/>
+      <w:numFmt w:val="bullet"/>
+      <w:lvlText w:val=""/>
+      <w:lvlJc w:val="left"/>
+      <w:pPr>
+        <w:ind w:left="2160" w:hanging="360"/>
+      </w:pPr>
+      <w:rPr>
+        <w:rFonts w:ascii="Wingdings" w:hAnsi="Wingdings" w:hint="default"/>
+      </w:rPr>
+    </w:lvl>
+    <w:lvl w:ilvl="3" w:tplc="04090001" w:tentative="1">
+      <w:start w:val="1"/>
+      <w:numFmt w:val="bullet"/>
+      <w:lvlText w:val=""/>
+      <w:lvlJc w:val="left"/>
+      <w:pPr>
+        <w:ind w:left="2880" w:hanging="360"/>
+      </w:pPr>
+      <w:rPr>
+        <w:rFonts w:ascii="Symbol" w:hAnsi="Symbol" w:hint="default"/>
+      </w:rPr>
+    </w:lvl>
+    <w:lvl w:ilvl="4" w:tplc="04090003" w:tentative="1">
+      <w:start w:val="1"/>
+      <w:numFmt w:val="bullet"/>
+      <w:lvlText w:val="o"/>
+      <w:lvlJc w:val="left"/>
+      <w:pPr>
+        <w:ind w:left="3600" w:hanging="360"/>
+      </w:pPr>
+      <w:rPr>
+        <w:rFonts w:ascii="Courier New" w:hAnsi="Courier New" w:cs="Courier New" w:hint="default"/>
+      </w:rPr>
+    </w:lvl>
+    <w:lvl w:ilvl="5" w:tplc="04090005" w:tentative="1">
+      <w:start w:val="1"/>
+      <w:numFmt w:val="bullet"/>
+      <w:lvlText w:val=""/>
+      <w:lvlJc w:val="left"/>
+      <w:pPr>
+        <w:ind w:left="4320" w:hanging="360"/>
+      </w:pPr>
+      <w:rPr>
+        <w:rFonts w:ascii="Wingdings" w:hAnsi="Wingdings" w:hint="default"/>
+      </w:rPr>
+    </w:lvl>
+    <w:lvl w:ilvl="6" w:tplc="04090001" w:tentative="1">
+      <w:start w:val="1"/>
+      <w:numFmt w:val="bullet"/>
+      <w:lvlText w:val=""/>
+      <w:lvlJc w:val="left"/>
+      <w:pPr>
+        <w:ind w:left="5040" w:hanging="360"/>
+      </w:pPr>
+      <w:rPr>
+        <w:rFonts w:ascii="Symbol" w:hAnsi="Symbol" w:hint="default"/>
+      </w:rPr>
+    </w:lvl>
+    <w:lvl w:ilvl="7" w:tplc="04090003" w:tentative="1">
+      <w:start w:val="1"/>
+      <w:numFmt w:val="bullet"/>
+      <w:lvlText w:val="o"/>
+      <w:lvlJc w:val="left"/>
+      <w:pPr>
+        <w:ind w:left="5760" w:hanging="360"/>
+      </w:pPr>
+      <w:rPr>
+        <w:rFonts w:ascii="Courier New" w:hAnsi="Courier New" w:cs="Courier New" w:hint="default"/>
+      </w:rPr>
+    </w:lvl>
+    <w:lvl w:ilvl="8" w:tplc="04090005" w:tentative="1">
+      <w:start w:val="1"/>
+      <w:numFmt w:val="bullet"/>
+      <w:lvlText w:val=""/>
+      <w:lvlJc w:val="left"/>
+      <w:pPr>
+        <w:ind w:left="6480" w:hanging="360"/>
+      </w:pPr>
+      <w:rPr>
+        <w:rFonts w:ascii="Wingdings" w:hAnsi="Wingdings" w:hint="default"/>
+      </w:rPr>
+    </w:lvl>
+  </w:abstractNum>
+  <w:abstractNum w:abstractNumId="25" w15:restartNumberingAfterBreak="0">
     <w:nsid w:val="649D2F01"/>
     <w:multiLevelType w:val="hybridMultilevel"/>
     <w:tmpl w:val="D6E0070E"/>
@@ -16701,7 +22418,120 @@
       </w:rPr>
     </w:lvl>
   </w:abstractNum>
-  <w:abstractNum w:abstractNumId="14" w15:restartNumberingAfterBreak="0">
+  <w:abstractNum w:abstractNumId="26" w15:restartNumberingAfterBreak="0">
+    <w:nsid w:val="64BA00E2"/>
+    <w:multiLevelType w:val="hybridMultilevel"/>
+    <w:tmpl w:val="1D42E756"/>
+    <w:lvl w:ilvl="0" w:tplc="04090001">
+      <w:start w:val="1"/>
+      <w:numFmt w:val="bullet"/>
+      <w:lvlText w:val=""/>
+      <w:lvlJc w:val="left"/>
+      <w:pPr>
+        <w:ind w:left="720" w:hanging="360"/>
+      </w:pPr>
+      <w:rPr>
+        <w:rFonts w:ascii="Symbol" w:hAnsi="Symbol" w:hint="default"/>
+      </w:rPr>
+    </w:lvl>
+    <w:lvl w:ilvl="1" w:tplc="04090003" w:tentative="1">
+      <w:start w:val="1"/>
+      <w:numFmt w:val="bullet"/>
+      <w:lvlText w:val="o"/>
+      <w:lvlJc w:val="left"/>
+      <w:pPr>
+        <w:ind w:left="1440" w:hanging="360"/>
+      </w:pPr>
+      <w:rPr>
+        <w:rFonts w:ascii="Courier New" w:hAnsi="Courier New" w:cs="Courier New" w:hint="default"/>
+      </w:rPr>
+    </w:lvl>
+    <w:lvl w:ilvl="2" w:tplc="04090005" w:tentative="1">
+      <w:start w:val="1"/>
+      <w:numFmt w:val="bullet"/>
+      <w:lvlText w:val=""/>
+      <w:lvlJc w:val="left"/>
+      <w:pPr>
+        <w:ind w:left="2160" w:hanging="360"/>
+      </w:pPr>
+      <w:rPr>
+        <w:rFonts w:ascii="Wingdings" w:hAnsi="Wingdings" w:hint="default"/>
+      </w:rPr>
+    </w:lvl>
+    <w:lvl w:ilvl="3" w:tplc="04090001" w:tentative="1">
+      <w:start w:val="1"/>
+      <w:numFmt w:val="bullet"/>
+      <w:lvlText w:val=""/>
+      <w:lvlJc w:val="left"/>
+      <w:pPr>
+        <w:ind w:left="2880" w:hanging="360"/>
+      </w:pPr>
+      <w:rPr>
+        <w:rFonts w:ascii="Symbol" w:hAnsi="Symbol" w:hint="default"/>
+      </w:rPr>
+    </w:lvl>
+    <w:lvl w:ilvl="4" w:tplc="04090003" w:tentative="1">
+      <w:start w:val="1"/>
+      <w:numFmt w:val="bullet"/>
+      <w:lvlText w:val="o"/>
+      <w:lvlJc w:val="left"/>
+      <w:pPr>
+        <w:ind w:left="3600" w:hanging="360"/>
+      </w:pPr>
+      <w:rPr>
+        <w:rFonts w:ascii="Courier New" w:hAnsi="Courier New" w:cs="Courier New" w:hint="default"/>
+      </w:rPr>
+    </w:lvl>
+    <w:lvl w:ilvl="5" w:tplc="04090005" w:tentative="1">
+      <w:start w:val="1"/>
+      <w:numFmt w:val="bullet"/>
+      <w:lvlText w:val=""/>
+      <w:lvlJc w:val="left"/>
+      <w:pPr>
+        <w:ind w:left="4320" w:hanging="360"/>
+      </w:pPr>
+      <w:rPr>
+        <w:rFonts w:ascii="Wingdings" w:hAnsi="Wingdings" w:hint="default"/>
+      </w:rPr>
+    </w:lvl>
+    <w:lvl w:ilvl="6" w:tplc="04090001" w:tentative="1">
+      <w:start w:val="1"/>
+      <w:numFmt w:val="bullet"/>
+      <w:lvlText w:val=""/>
+      <w:lvlJc w:val="left"/>
+      <w:pPr>
+        <w:ind w:left="5040" w:hanging="360"/>
+      </w:pPr>
+      <w:rPr>
+        <w:rFonts w:ascii="Symbol" w:hAnsi="Symbol" w:hint="default"/>
+      </w:rPr>
+    </w:lvl>
+    <w:lvl w:ilvl="7" w:tplc="04090003" w:tentative="1">
+      <w:start w:val="1"/>
+      <w:numFmt w:val="bullet"/>
+      <w:lvlText w:val="o"/>
+      <w:lvlJc w:val="left"/>
+      <w:pPr>
+        <w:ind w:left="5760" w:hanging="360"/>
+      </w:pPr>
+      <w:rPr>
+        <w:rFonts w:ascii="Courier New" w:hAnsi="Courier New" w:cs="Courier New" w:hint="default"/>
+      </w:rPr>
+    </w:lvl>
+    <w:lvl w:ilvl="8" w:tplc="04090005" w:tentative="1">
+      <w:start w:val="1"/>
+      <w:numFmt w:val="bullet"/>
+      <w:lvlText w:val=""/>
+      <w:lvlJc w:val="left"/>
+      <w:pPr>
+        <w:ind w:left="6480" w:hanging="360"/>
+      </w:pPr>
+      <w:rPr>
+        <w:rFonts w:ascii="Wingdings" w:hAnsi="Wingdings" w:hint="default"/>
+      </w:rPr>
+    </w:lvl>
+  </w:abstractNum>
+  <w:abstractNum w:abstractNumId="27" w15:restartNumberingAfterBreak="0">
     <w:nsid w:val="66F22821"/>
     <w:multiLevelType w:val="hybridMultilevel"/>
     <w:tmpl w:val="39A02324"/>
@@ -16814,7 +22644,7 @@
       </w:rPr>
     </w:lvl>
   </w:abstractNum>
-  <w:abstractNum w:abstractNumId="15" w15:restartNumberingAfterBreak="0">
+  <w:abstractNum w:abstractNumId="28" w15:restartNumberingAfterBreak="0">
     <w:nsid w:val="6CE25619"/>
     <w:multiLevelType w:val="hybridMultilevel"/>
     <w:tmpl w:val="9BF8FD7A"/>
@@ -16927,7 +22757,7 @@
       </w:rPr>
     </w:lvl>
   </w:abstractNum>
-  <w:abstractNum w:abstractNumId="16" w15:restartNumberingAfterBreak="0">
+  <w:abstractNum w:abstractNumId="29" w15:restartNumberingAfterBreak="0">
     <w:nsid w:val="7435572F"/>
     <w:multiLevelType w:val="hybridMultilevel"/>
     <w:tmpl w:val="F61877A6"/>
@@ -17043,7 +22873,7 @@
       </w:rPr>
     </w:lvl>
   </w:abstractNum>
-  <w:abstractNum w:abstractNumId="17" w15:restartNumberingAfterBreak="0">
+  <w:abstractNum w:abstractNumId="30" w15:restartNumberingAfterBreak="0">
     <w:nsid w:val="74763561"/>
     <w:multiLevelType w:val="hybridMultilevel"/>
     <w:tmpl w:val="C32ABE9A"/>
@@ -17132,7 +22962,120 @@
       </w:pPr>
     </w:lvl>
   </w:abstractNum>
-  <w:abstractNum w:abstractNumId="18" w15:restartNumberingAfterBreak="0">
+  <w:abstractNum w:abstractNumId="31" w15:restartNumberingAfterBreak="0">
+    <w:nsid w:val="770C5F34"/>
+    <w:multiLevelType w:val="hybridMultilevel"/>
+    <w:tmpl w:val="2842D26C"/>
+    <w:lvl w:ilvl="0" w:tplc="04090001">
+      <w:start w:val="1"/>
+      <w:numFmt w:val="bullet"/>
+      <w:lvlText w:val=""/>
+      <w:lvlJc w:val="left"/>
+      <w:pPr>
+        <w:ind w:left="1080" w:hanging="360"/>
+      </w:pPr>
+      <w:rPr>
+        <w:rFonts w:ascii="Symbol" w:hAnsi="Symbol" w:hint="default"/>
+      </w:rPr>
+    </w:lvl>
+    <w:lvl w:ilvl="1" w:tplc="04090003" w:tentative="1">
+      <w:start w:val="1"/>
+      <w:numFmt w:val="bullet"/>
+      <w:lvlText w:val="o"/>
+      <w:lvlJc w:val="left"/>
+      <w:pPr>
+        <w:ind w:left="1800" w:hanging="360"/>
+      </w:pPr>
+      <w:rPr>
+        <w:rFonts w:ascii="Courier New" w:hAnsi="Courier New" w:cs="Courier New" w:hint="default"/>
+      </w:rPr>
+    </w:lvl>
+    <w:lvl w:ilvl="2" w:tplc="04090005" w:tentative="1">
+      <w:start w:val="1"/>
+      <w:numFmt w:val="bullet"/>
+      <w:lvlText w:val=""/>
+      <w:lvlJc w:val="left"/>
+      <w:pPr>
+        <w:ind w:left="2520" w:hanging="360"/>
+      </w:pPr>
+      <w:rPr>
+        <w:rFonts w:ascii="Wingdings" w:hAnsi="Wingdings" w:hint="default"/>
+      </w:rPr>
+    </w:lvl>
+    <w:lvl w:ilvl="3" w:tplc="04090001" w:tentative="1">
+      <w:start w:val="1"/>
+      <w:numFmt w:val="bullet"/>
+      <w:lvlText w:val=""/>
+      <w:lvlJc w:val="left"/>
+      <w:pPr>
+        <w:ind w:left="3240" w:hanging="360"/>
+      </w:pPr>
+      <w:rPr>
+        <w:rFonts w:ascii="Symbol" w:hAnsi="Symbol" w:hint="default"/>
+      </w:rPr>
+    </w:lvl>
+    <w:lvl w:ilvl="4" w:tplc="04090003" w:tentative="1">
+      <w:start w:val="1"/>
+      <w:numFmt w:val="bullet"/>
+      <w:lvlText w:val="o"/>
+      <w:lvlJc w:val="left"/>
+      <w:pPr>
+        <w:ind w:left="3960" w:hanging="360"/>
+      </w:pPr>
+      <w:rPr>
+        <w:rFonts w:ascii="Courier New" w:hAnsi="Courier New" w:cs="Courier New" w:hint="default"/>
+      </w:rPr>
+    </w:lvl>
+    <w:lvl w:ilvl="5" w:tplc="04090005" w:tentative="1">
+      <w:start w:val="1"/>
+      <w:numFmt w:val="bullet"/>
+      <w:lvlText w:val=""/>
+      <w:lvlJc w:val="left"/>
+      <w:pPr>
+        <w:ind w:left="4680" w:hanging="360"/>
+      </w:pPr>
+      <w:rPr>
+        <w:rFonts w:ascii="Wingdings" w:hAnsi="Wingdings" w:hint="default"/>
+      </w:rPr>
+    </w:lvl>
+    <w:lvl w:ilvl="6" w:tplc="04090001" w:tentative="1">
+      <w:start w:val="1"/>
+      <w:numFmt w:val="bullet"/>
+      <w:lvlText w:val=""/>
+      <w:lvlJc w:val="left"/>
+      <w:pPr>
+        <w:ind w:left="5400" w:hanging="360"/>
+      </w:pPr>
+      <w:rPr>
+        <w:rFonts w:ascii="Symbol" w:hAnsi="Symbol" w:hint="default"/>
+      </w:rPr>
+    </w:lvl>
+    <w:lvl w:ilvl="7" w:tplc="04090003" w:tentative="1">
+      <w:start w:val="1"/>
+      <w:numFmt w:val="bullet"/>
+      <w:lvlText w:val="o"/>
+      <w:lvlJc w:val="left"/>
+      <w:pPr>
+        <w:ind w:left="6120" w:hanging="360"/>
+      </w:pPr>
+      <w:rPr>
+        <w:rFonts w:ascii="Courier New" w:hAnsi="Courier New" w:cs="Courier New" w:hint="default"/>
+      </w:rPr>
+    </w:lvl>
+    <w:lvl w:ilvl="8" w:tplc="04090005" w:tentative="1">
+      <w:start w:val="1"/>
+      <w:numFmt w:val="bullet"/>
+      <w:lvlText w:val=""/>
+      <w:lvlJc w:val="left"/>
+      <w:pPr>
+        <w:ind w:left="6840" w:hanging="360"/>
+      </w:pPr>
+      <w:rPr>
+        <w:rFonts w:ascii="Wingdings" w:hAnsi="Wingdings" w:hint="default"/>
+      </w:rPr>
+    </w:lvl>
+  </w:abstractNum>
+  <w:abstractNum w:abstractNumId="32" w15:restartNumberingAfterBreak="0">
     <w:nsid w:val="7AAB5440"/>
     <w:multiLevelType w:val="hybridMultilevel"/>
     <w:tmpl w:val="AB16ED8C"/>
@@ -17245,7 +23188,7 @@
       </w:rPr>
     </w:lvl>
   </w:abstractNum>
-  <w:abstractNum w:abstractNumId="19" w15:restartNumberingAfterBreak="0">
+  <w:abstractNum w:abstractNumId="33" w15:restartNumberingAfterBreak="0">
     <w:nsid w:val="7BF70942"/>
     <w:multiLevelType w:val="hybridMultilevel"/>
     <w:tmpl w:val="C2CA450C"/>
@@ -17358,65 +23301,223 @@
       </w:rPr>
     </w:lvl>
   </w:abstractNum>
+  <w:abstractNum w:abstractNumId="34" w15:restartNumberingAfterBreak="0">
+    <w:nsid w:val="7D685078"/>
+    <w:multiLevelType w:val="hybridMultilevel"/>
+    <w:tmpl w:val="C27E1698"/>
+    <w:lvl w:ilvl="0" w:tplc="04090001">
+      <w:start w:val="1"/>
+      <w:numFmt w:val="bullet"/>
+      <w:lvlText w:val=""/>
+      <w:lvlJc w:val="left"/>
+      <w:pPr>
+        <w:ind w:left="720" w:hanging="360"/>
+      </w:pPr>
+      <w:rPr>
+        <w:rFonts w:ascii="Symbol" w:hAnsi="Symbol" w:hint="default"/>
+      </w:rPr>
+    </w:lvl>
+    <w:lvl w:ilvl="1" w:tplc="04090003" w:tentative="1">
+      <w:start w:val="1"/>
+      <w:numFmt w:val="bullet"/>
+      <w:lvlText w:val="o"/>
+      <w:lvlJc w:val="left"/>
+      <w:pPr>
+        <w:ind w:left="1440" w:hanging="360"/>
+      </w:pPr>
+      <w:rPr>
+        <w:rFonts w:ascii="Courier New" w:hAnsi="Courier New" w:cs="Courier New" w:hint="default"/>
+      </w:rPr>
+    </w:lvl>
+    <w:lvl w:ilvl="2" w:tplc="04090005" w:tentative="1">
+      <w:start w:val="1"/>
+      <w:numFmt w:val="bullet"/>
+      <w:lvlText w:val=""/>
+      <w:lvlJc w:val="left"/>
+      <w:pPr>
+        <w:ind w:left="2160" w:hanging="360"/>
+      </w:pPr>
+      <w:rPr>
+        <w:rFonts w:ascii="Wingdings" w:hAnsi="Wingdings" w:hint="default"/>
+      </w:rPr>
+    </w:lvl>
+    <w:lvl w:ilvl="3" w:tplc="04090001" w:tentative="1">
+      <w:start w:val="1"/>
+      <w:numFmt w:val="bullet"/>
+      <w:lvlText w:val=""/>
+      <w:lvlJc w:val="left"/>
+      <w:pPr>
+        <w:ind w:left="2880" w:hanging="360"/>
+      </w:pPr>
+      <w:rPr>
+        <w:rFonts w:ascii="Symbol" w:hAnsi="Symbol" w:hint="default"/>
+      </w:rPr>
+    </w:lvl>
+    <w:lvl w:ilvl="4" w:tplc="04090003" w:tentative="1">
+      <w:start w:val="1"/>
+      <w:numFmt w:val="bullet"/>
+      <w:lvlText w:val="o"/>
+      <w:lvlJc w:val="left"/>
+      <w:pPr>
+        <w:ind w:left="3600" w:hanging="360"/>
+      </w:pPr>
+      <w:rPr>
+        <w:rFonts w:ascii="Courier New" w:hAnsi="Courier New" w:cs="Courier New" w:hint="default"/>
+      </w:rPr>
+    </w:lvl>
+    <w:lvl w:ilvl="5" w:tplc="04090005" w:tentative="1">
+      <w:start w:val="1"/>
+      <w:numFmt w:val="bullet"/>
+      <w:lvlText w:val=""/>
+      <w:lvlJc w:val="left"/>
+      <w:pPr>
+        <w:ind w:left="4320" w:hanging="360"/>
+      </w:pPr>
+      <w:rPr>
+        <w:rFonts w:ascii="Wingdings" w:hAnsi="Wingdings" w:hint="default"/>
+      </w:rPr>
+    </w:lvl>
+    <w:lvl w:ilvl="6" w:tplc="04090001" w:tentative="1">
+      <w:start w:val="1"/>
+      <w:numFmt w:val="bullet"/>
+      <w:lvlText w:val=""/>
+      <w:lvlJc w:val="left"/>
+      <w:pPr>
+        <w:ind w:left="5040" w:hanging="360"/>
+      </w:pPr>
+      <w:rPr>
+        <w:rFonts w:ascii="Symbol" w:hAnsi="Symbol" w:hint="default"/>
+      </w:rPr>
+    </w:lvl>
+    <w:lvl w:ilvl="7" w:tplc="04090003" w:tentative="1">
+      <w:start w:val="1"/>
+      <w:numFmt w:val="bullet"/>
+      <w:lvlText w:val="o"/>
+      <w:lvlJc w:val="left"/>
+      <w:pPr>
+        <w:ind w:left="5760" w:hanging="360"/>
+      </w:pPr>
+      <w:rPr>
+        <w:rFonts w:ascii="Courier New" w:hAnsi="Courier New" w:cs="Courier New" w:hint="default"/>
+      </w:rPr>
+    </w:lvl>
+    <w:lvl w:ilvl="8" w:tplc="04090005" w:tentative="1">
+      <w:start w:val="1"/>
+      <w:numFmt w:val="bullet"/>
+      <w:lvlText w:val=""/>
+      <w:lvlJc w:val="left"/>
+      <w:pPr>
+        <w:ind w:left="6480" w:hanging="360"/>
+      </w:pPr>
+      <w:rPr>
+        <w:rFonts w:ascii="Wingdings" w:hAnsi="Wingdings" w:hint="default"/>
+      </w:rPr>
+    </w:lvl>
+  </w:abstractNum>
   <w:num w:numId="1">
+    <w:abstractNumId w:val="33"/>
+  </w:num>
+  <w:num w:numId="2">
+    <w:abstractNumId w:val="9"/>
+  </w:num>
+  <w:num w:numId="3">
+    <w:abstractNumId w:val="5"/>
+  </w:num>
+  <w:num w:numId="4">
+    <w:abstractNumId w:val="27"/>
+  </w:num>
+  <w:num w:numId="5">
+    <w:abstractNumId w:val="29"/>
+  </w:num>
+  <w:num w:numId="6">
+    <w:abstractNumId w:val="32"/>
+  </w:num>
+  <w:num w:numId="7">
+    <w:abstractNumId w:val="30"/>
+  </w:num>
+  <w:num w:numId="8">
+    <w:abstractNumId w:val="6"/>
+  </w:num>
+  <w:num w:numId="9">
+    <w:abstractNumId w:val="18"/>
+  </w:num>
+  <w:num w:numId="10">
+    <w:abstractNumId w:val="7"/>
+  </w:num>
+  <w:num w:numId="11">
     <w:abstractNumId w:val="19"/>
   </w:num>
-  <w:num w:numId="2">
-    <w:abstractNumId w:val="7"/>
+  <w:num w:numId="12">
+    <w:abstractNumId w:val="3"/>
   </w:num>
-  <w:num w:numId="3">
+  <w:num w:numId="13">
+    <w:abstractNumId w:val="2"/>
+  </w:num>
+  <w:num w:numId="14">
+    <w:abstractNumId w:val="17"/>
+  </w:num>
+  <w:num w:numId="15">
     <w:abstractNumId w:val="4"/>
   </w:num>
-  <w:num w:numId="4">
+  <w:num w:numId="16">
+    <w:abstractNumId w:val="12"/>
+  </w:num>
+  <w:num w:numId="17">
+    <w:abstractNumId w:val="1"/>
+  </w:num>
+  <w:num w:numId="18">
+    <w:abstractNumId w:val="28"/>
+  </w:num>
+  <w:num w:numId="19">
+    <w:abstractNumId w:val="25"/>
+  </w:num>
+  <w:num w:numId="20">
+    <w:abstractNumId w:val="20"/>
+  </w:num>
+  <w:num w:numId="21">
+    <w:abstractNumId w:val="23"/>
+  </w:num>
+  <w:num w:numId="22">
     <w:abstractNumId w:val="14"/>
   </w:num>
-  <w:num w:numId="5">
+  <w:num w:numId="23">
+    <w:abstractNumId w:val="15"/>
+  </w:num>
+  <w:num w:numId="24">
+    <w:abstractNumId w:val="11"/>
+  </w:num>
+  <w:num w:numId="25">
+    <w:abstractNumId w:val="26"/>
+  </w:num>
+  <w:num w:numId="26">
+    <w:abstractNumId w:val="8"/>
+  </w:num>
+  <w:num w:numId="27">
+    <w:abstractNumId w:val="31"/>
+  </w:num>
+  <w:num w:numId="28">
     <w:abstractNumId w:val="16"/>
   </w:num>
-  <w:num w:numId="6">
-    <w:abstractNumId w:val="18"/>
+  <w:num w:numId="29">
+    <w:abstractNumId w:val="21"/>
   </w:num>
-  <w:num w:numId="7">
-    <w:abstractNumId w:val="17"/>
+  <w:num w:numId="30">
+    <w:abstractNumId w:val="22"/>
   </w:num>
-  <w:num w:numId="8">
-    <w:abstractNumId w:val="5"/>
+  <w:num w:numId="31">
+    <w:abstractNumId w:val="0"/>
   </w:num>
-  <w:num w:numId="9">
+  <w:num w:numId="32">
+    <w:abstractNumId w:val="24"/>
+  </w:num>
+  <w:num w:numId="33">
+    <w:abstractNumId w:val="34"/>
+  </w:num>
+  <w:num w:numId="34">
     <w:abstractNumId w:val="10"/>
   </w:num>
-  <w:num w:numId="10">
-    <w:abstractNumId w:val="6"/>
-  </w:num>
-  <w:num w:numId="11">
-    <w:abstractNumId w:val="11"/>
-  </w:num>
-  <w:num w:numId="12">
-    <w:abstractNumId w:val="2"/>
-  </w:num>
-  <w:num w:numId="13">
-    <w:abstractNumId w:val="1"/>
-  </w:num>
-  <w:num w:numId="14">
-    <w:abstractNumId w:val="9"/>
-  </w:num>
-  <w:num w:numId="15">
-    <w:abstractNumId w:val="3"/>
-  </w:num>
-  <w:num w:numId="16">
-    <w:abstractNumId w:val="8"/>
-  </w:num>
-  <w:num w:numId="17">
-    <w:abstractNumId w:val="0"/>
-  </w:num>
-  <w:num w:numId="18">
-    <w:abstractNumId w:val="15"/>
-  </w:num>
-  <w:num w:numId="19">
+  <w:num w:numId="35">
     <w:abstractNumId w:val="13"/>
-  </w:num>
-  <w:num w:numId="20">
-    <w:abstractNumId w:val="12"/>
   </w:num>
 </w:numbering>
 </file>
@@ -17814,7 +23915,7 @@
   <w:style w:type="paragraph" w:default="1" w:styleId="Normal">
     <w:name w:val="Normal"/>
     <w:qFormat/>
-    <w:rsid w:val="00607BA0"/>
+    <w:rsid w:val="0041423E"/>
     <w:rPr>
       <w:lang w:val="es-AR"/>
     </w:rPr>
@@ -18136,7 +24237,7 @@
 </file>
 
 <file path=customXml/itemProps1.xml><?xml version="1.0" encoding="utf-8"?>
-<ds:datastoreItem xmlns:ds="http://schemas.openxmlformats.org/officeDocument/2006/customXml" ds:itemID="{F382926C-620B-4E27-B401-AD5D92E9960C}">
+<ds:datastoreItem xmlns:ds="http://schemas.openxmlformats.org/officeDocument/2006/customXml" ds:itemID="{940959A1-7F6F-4559-9286-139879A870EE}">
   <ds:schemaRefs>
     <ds:schemaRef ds:uri="http://schemas.openxmlformats.org/officeDocument/2006/bibliography"/>
   </ds:schemaRefs>

--- a/Resumen 2do Parcial.docx
+++ b/Resumen 2do Parcial.docx
@@ -749,9 +749,10 @@
       <w:r>
         <w:rPr>
           <w:rFonts w:eastAsiaTheme="minorEastAsia"/>
-          <w:sz w:val="20"/>
-          <w:szCs w:val="20"/>
-          <w:lang w:val="es-ES"/>
+          <w:noProof/>
+          <w:sz w:val="20"/>
+          <w:szCs w:val="20"/>
+          <w:lang w:val="en-US"/>
         </w:rPr>
         <w:lastRenderedPageBreak/>
         <w:drawing>
@@ -803,9 +804,10 @@
       <w:r>
         <w:rPr>
           <w:rFonts w:eastAsiaTheme="minorEastAsia"/>
-          <w:sz w:val="20"/>
-          <w:szCs w:val="20"/>
-          <w:lang w:val="es-ES"/>
+          <w:noProof/>
+          <w:sz w:val="20"/>
+          <w:szCs w:val="20"/>
+          <w:lang w:val="en-US"/>
         </w:rPr>
         <w:drawing>
           <wp:inline distT="0" distB="0" distL="0" distR="0" wp14:anchorId="7CA8ECB2" wp14:editId="778D65B7">
@@ -988,9 +990,10 @@
       <w:r>
         <w:rPr>
           <w:rFonts w:eastAsiaTheme="minorEastAsia"/>
-          <w:sz w:val="20"/>
-          <w:szCs w:val="20"/>
-          <w:lang w:val="es-ES"/>
+          <w:noProof/>
+          <w:sz w:val="20"/>
+          <w:szCs w:val="20"/>
+          <w:lang w:val="en-US"/>
         </w:rPr>
         <w:drawing>
           <wp:inline distT="0" distB="0" distL="0" distR="0" wp14:anchorId="350F0D23" wp14:editId="1D77C7F7">
@@ -3839,6 +3842,7 @@
       <w:r>
         <w:rPr>
           <w:noProof/>
+          <w:sz w:val="20"/>
           <w:lang w:val="en-US"/>
         </w:rPr>
         <w:drawing>
@@ -3900,7 +3904,27 @@
           <w:szCs w:val="20"/>
           <w:lang w:val="es-ES"/>
         </w:rPr>
-        <w:t xml:space="preserve">Esto es el periodograma: un estimador de la verdadera densidad espectral de potencia basado en N mediciones sampleadas de </w:t>
+        <w:t xml:space="preserve">Esto es el periodograma: un estimador de la verdadera densidad espectral de potencia basado en </w:t>
+      </w:r>
+      <m:oMath>
+        <m:r>
+          <w:rPr>
+            <w:rFonts w:ascii="Cambria Math" w:eastAsiaTheme="minorEastAsia" w:hAnsi="Cambria Math"/>
+            <w:sz w:val="20"/>
+            <w:szCs w:val="20"/>
+            <w:lang w:val="es-ES"/>
+          </w:rPr>
+          <m:t>N</m:t>
+        </m:r>
+      </m:oMath>
+      <w:r>
+        <w:rPr>
+          <w:rFonts w:eastAsiaTheme="minorEastAsia"/>
+          <w:sz w:val="20"/>
+          <w:szCs w:val="20"/>
+          <w:lang w:val="es-ES"/>
+        </w:rPr>
+        <w:t xml:space="preserve"> mediciones sampleadas de </w:t>
       </w:r>
       <m:oMath>
         <m:r>
@@ -3920,7 +3944,35 @@
           <w:szCs w:val="20"/>
           <w:lang w:val="es-ES"/>
         </w:rPr>
-        <w:t xml:space="preserve">. Otra forma de definirlo es: </w:t>
+        <w:t xml:space="preserve">. </w:t>
+      </w:r>
+      <w:r>
+        <w:rPr>
+          <w:rFonts w:eastAsiaTheme="minorEastAsia"/>
+          <w:sz w:val="20"/>
+          <w:szCs w:val="20"/>
+          <w:lang w:val="es-ES"/>
+        </w:rPr>
+        <w:t>Es la transformada de Fourier de la autocorrelación. (la autocorrelación siempre va a ser una función par)</w:t>
+      </w:r>
+    </w:p>
+    <w:p>
+      <w:pPr>
+        <w:rPr>
+          <w:rFonts w:eastAsiaTheme="minorEastAsia"/>
+          <w:sz w:val="20"/>
+          <w:szCs w:val="20"/>
+          <w:lang w:val="es-ES"/>
+        </w:rPr>
+      </w:pPr>
+      <w:r>
+        <w:rPr>
+          <w:rFonts w:eastAsiaTheme="minorEastAsia"/>
+          <w:sz w:val="20"/>
+          <w:szCs w:val="20"/>
+          <w:lang w:val="es-ES"/>
+        </w:rPr>
+        <w:t xml:space="preserve">Otra forma de definirlo es: </w:t>
       </w:r>
     </w:p>
     <w:p>
@@ -3985,6 +4037,108 @@
     <w:p>
       <w:pPr>
         <w:rPr>
+          <w:rFonts w:eastAsiaTheme="minorEastAsia"/>
+          <w:sz w:val="20"/>
+          <w:szCs w:val="20"/>
+          <w:lang w:val="es-ES"/>
+        </w:rPr>
+      </w:pPr>
+      <w:r>
+        <w:rPr>
+          <w:rFonts w:eastAsiaTheme="minorEastAsia"/>
+          <w:sz w:val="20"/>
+          <w:szCs w:val="20"/>
+          <w:lang w:val="es-ES"/>
+        </w:rPr>
+        <w:t xml:space="preserve">Como en la realidad NUNCA voy a tener todas las realizaciones, ni un número infinito de muestras, voy a tratar de llegar a un buen estimador de la densidad espectral de potencia y la secuencia de autocorrelación. </w:t>
+      </w:r>
+    </w:p>
+    <w:p>
+      <w:pPr>
+        <w:rPr>
+          <w:rFonts w:eastAsiaTheme="minorEastAsia"/>
+          <w:sz w:val="20"/>
+          <w:szCs w:val="20"/>
+          <w:lang w:val="es-ES"/>
+        </w:rPr>
+      </w:pPr>
+      <w:r>
+        <w:rPr>
+          <w:rFonts w:eastAsiaTheme="minorEastAsia"/>
+          <w:sz w:val="20"/>
+          <w:szCs w:val="20"/>
+          <w:lang w:val="es-ES"/>
+        </w:rPr>
+        <w:t>El periodograma es asintóticamente insesgado.</w:t>
+      </w:r>
+    </w:p>
+    <w:p>
+      <w:pPr>
+        <w:rPr>
+          <w:rFonts w:eastAsiaTheme="minorEastAsia"/>
+          <w:sz w:val="20"/>
+          <w:szCs w:val="20"/>
+          <w:lang w:val="es-ES"/>
+        </w:rPr>
+      </w:pPr>
+      <w:r>
+        <w:rPr>
+          <w:rFonts w:eastAsiaTheme="minorEastAsia"/>
+          <w:sz w:val="20"/>
+          <w:szCs w:val="20"/>
+          <w:lang w:val="es-ES"/>
+        </w:rPr>
+        <w:t xml:space="preserve">Su varianza no decrece nunca, no tiende a cero cuando </w:t>
+      </w:r>
+      <m:oMath>
+        <m:r>
+          <w:rPr>
+            <w:rFonts w:ascii="Cambria Math" w:eastAsiaTheme="minorEastAsia" w:hAnsi="Cambria Math"/>
+            <w:sz w:val="20"/>
+            <w:szCs w:val="20"/>
+            <w:lang w:val="es-ES"/>
+          </w:rPr>
+          <m:t>N→∞</m:t>
+        </m:r>
+      </m:oMath>
+      <w:r>
+        <w:rPr>
+          <w:rFonts w:eastAsiaTheme="minorEastAsia"/>
+          <w:sz w:val="20"/>
+          <w:szCs w:val="20"/>
+          <w:lang w:val="es-ES"/>
+        </w:rPr>
+        <w:t xml:space="preserve"> </w:t>
+      </w:r>
+      <w:r>
+        <w:rPr>
+          <w:rFonts w:eastAsiaTheme="minorEastAsia"/>
+          <w:sz w:val="20"/>
+          <w:szCs w:val="20"/>
+          <w:lang w:val="es-ES"/>
+        </w:rPr>
+        <w:sym w:font="Wingdings" w:char="F0E0"/>
+      </w:r>
+      <w:r>
+        <w:rPr>
+          <w:rFonts w:eastAsiaTheme="minorEastAsia"/>
+          <w:sz w:val="20"/>
+          <w:szCs w:val="20"/>
+          <w:lang w:val="es-ES"/>
+        </w:rPr>
+        <w:t xml:space="preserve"> no es un estimador consistente</w:t>
+      </w:r>
+    </w:p>
+    <w:p>
+      <w:pPr>
+        <w:rPr>
+          <w:sz w:val="20"/>
+          <w:szCs w:val="20"/>
+          <w:lang w:val="es-ES"/>
+        </w:rPr>
+      </w:pPr>
+      <w:r>
+        <w:rPr>
           <w:b/>
           <w:color w:val="ED7D31" w:themeColor="accent2"/>
           <w:sz w:val="20"/>
@@ -3992,8 +4146,305 @@
           <w:u w:val="single"/>
           <w:lang w:val="es-ES"/>
         </w:rPr>
-      </w:pPr>
-      <w:r>
+        <w:t>Periodograma modificado</w:t>
+      </w:r>
+      <w:r>
+        <w:rPr>
+          <w:sz w:val="20"/>
+          <w:szCs w:val="20"/>
+          <w:lang w:val="es-ES"/>
+        </w:rPr>
+        <w:t xml:space="preserve"> (otra ventana que no es la rectangular)</w:t>
+      </w:r>
+    </w:p>
+    <w:p>
+      <w:pPr>
+        <w:rPr>
+          <w:sz w:val="20"/>
+          <w:szCs w:val="20"/>
+          <w:lang w:val="es-ES"/>
+        </w:rPr>
+      </w:pPr>
+      <w:r>
+        <w:rPr>
+          <w:sz w:val="20"/>
+          <w:szCs w:val="20"/>
+          <w:lang w:val="es-ES"/>
+        </w:rPr>
+        <w:t>Mejora el estimador del periodograma.</w:t>
+      </w:r>
+    </w:p>
+    <w:p>
+      <w:pPr>
+        <w:rPr>
+          <w:sz w:val="20"/>
+          <w:szCs w:val="20"/>
+          <w:lang w:val="es-ES"/>
+        </w:rPr>
+      </w:pPr>
+      <w:r>
+        <w:rPr>
+          <w:sz w:val="20"/>
+          <w:szCs w:val="20"/>
+          <w:lang w:val="es-ES"/>
+        </w:rPr>
+        <w:t xml:space="preserve">Ya no tengo la ventana explicita (rectangular), sino que ahora tengo una ventana explicita. Las ventanas ayudan a bajar la varianza. </w:t>
+      </w:r>
+    </w:p>
+    <w:p>
+      <w:pPr>
+        <w:jc w:val="center"/>
+        <w:rPr>
+          <w:sz w:val="20"/>
+          <w:szCs w:val="20"/>
+          <w:lang w:val="es-ES"/>
+        </w:rPr>
+      </w:pPr>
+      <w:r>
+        <w:rPr>
+          <w:noProof/>
+          <w:lang w:val="en-US"/>
+        </w:rPr>
+        <w:drawing>
+          <wp:inline distT="0" distB="0" distL="0" distR="0" wp14:anchorId="35414674" wp14:editId="2438AD47">
+            <wp:extent cx="4983480" cy="2049780"/>
+            <wp:effectExtent l="0" t="0" r="7620" b="7620"/>
+            <wp:docPr id="148" name="image138.png"/>
+            <wp:cNvGraphicFramePr/>
+            <a:graphic xmlns:a="http://schemas.openxmlformats.org/drawingml/2006/main">
+              <a:graphicData uri="http://schemas.openxmlformats.org/drawingml/2006/picture">
+                <pic:pic xmlns:pic="http://schemas.openxmlformats.org/drawingml/2006/picture">
+                  <pic:nvPicPr>
+                    <pic:cNvPr id="0" name="image138.png"/>
+                    <pic:cNvPicPr preferRelativeResize="0"/>
+                  </pic:nvPicPr>
+                  <pic:blipFill>
+                    <a:blip r:embed="rId18">
+                      <a:extLst>
+                        <a:ext uri="{28A0092B-C50C-407E-A947-70E740481C1C}">
+                          <a14:useLocalDpi xmlns:a14="http://schemas.microsoft.com/office/drawing/2010/main" val="0"/>
+                        </a:ext>
+                      </a:extLst>
+                    </a:blip>
+                    <a:srcRect/>
+                    <a:stretch>
+                      <a:fillRect/>
+                    </a:stretch>
+                  </pic:blipFill>
+                  <pic:spPr>
+                    <a:xfrm>
+                      <a:off x="0" y="0"/>
+                      <a:ext cx="4983786" cy="2049906"/>
+                    </a:xfrm>
+                    <a:prstGeom prst="rect">
+                      <a:avLst/>
+                    </a:prstGeom>
+                    <a:ln/>
+                  </pic:spPr>
+                </pic:pic>
+              </a:graphicData>
+            </a:graphic>
+          </wp:inline>
+        </w:drawing>
+      </w:r>
+    </w:p>
+    <w:p>
+      <w:pPr>
+        <w:rPr>
+          <w:sz w:val="20"/>
+          <w:szCs w:val="20"/>
+          <w:lang w:val="es-ES"/>
+        </w:rPr>
+      </w:pPr>
+      <w:r>
+        <w:rPr>
+          <w:sz w:val="20"/>
+          <w:szCs w:val="20"/>
+          <w:lang w:val="es-ES"/>
+        </w:rPr>
+        <w:t>Es insesgado, pero no consistente. Para hacerlo consistente se usa el periodograma modificado promediado.</w:t>
+      </w:r>
+    </w:p>
+    <w:p>
+      <w:pPr>
+        <w:jc w:val="center"/>
+        <w:rPr>
+          <w:sz w:val="20"/>
+          <w:szCs w:val="20"/>
+          <w:lang w:val="es-ES"/>
+        </w:rPr>
+      </w:pPr>
+      <w:r>
+        <w:rPr>
+          <w:noProof/>
+          <w:lang w:val="en-US"/>
+        </w:rPr>
+        <w:drawing>
+          <wp:inline distT="0" distB="0" distL="0" distR="0" wp14:anchorId="2D5C4E2B" wp14:editId="492F8523">
+            <wp:extent cx="4648200" cy="914400"/>
+            <wp:effectExtent l="0" t="0" r="0" b="0"/>
+            <wp:docPr id="37" name="image27.png"/>
+            <wp:cNvGraphicFramePr/>
+            <a:graphic xmlns:a="http://schemas.openxmlformats.org/drawingml/2006/main">
+              <a:graphicData uri="http://schemas.openxmlformats.org/drawingml/2006/picture">
+                <pic:pic xmlns:pic="http://schemas.openxmlformats.org/drawingml/2006/picture">
+                  <pic:nvPicPr>
+                    <pic:cNvPr id="0" name="image27.png"/>
+                    <pic:cNvPicPr preferRelativeResize="0"/>
+                  </pic:nvPicPr>
+                  <pic:blipFill>
+                    <a:blip r:embed="rId19">
+                      <a:extLst>
+                        <a:ext uri="{28A0092B-C50C-407E-A947-70E740481C1C}">
+                          <a14:useLocalDpi xmlns:a14="http://schemas.microsoft.com/office/drawing/2010/main" val="0"/>
+                        </a:ext>
+                      </a:extLst>
+                    </a:blip>
+                    <a:srcRect/>
+                    <a:stretch>
+                      <a:fillRect/>
+                    </a:stretch>
+                  </pic:blipFill>
+                  <pic:spPr>
+                    <a:xfrm>
+                      <a:off x="0" y="0"/>
+                      <a:ext cx="4648200" cy="914400"/>
+                    </a:xfrm>
+                    <a:prstGeom prst="rect">
+                      <a:avLst/>
+                    </a:prstGeom>
+                    <a:ln/>
+                  </pic:spPr>
+                </pic:pic>
+              </a:graphicData>
+            </a:graphic>
+          </wp:inline>
+        </w:drawing>
+      </w:r>
+    </w:p>
+    <w:p>
+      <w:pPr>
+        <w:rPr>
+          <w:sz w:val="20"/>
+          <w:szCs w:val="20"/>
+          <w:lang w:val="es-ES"/>
+        </w:rPr>
+      </w:pPr>
+      <w:r>
+        <w:rPr>
+          <w:sz w:val="20"/>
+          <w:szCs w:val="20"/>
+          <w:lang w:val="es-ES"/>
+        </w:rPr>
+        <w:t xml:space="preserve">Este estimador: </w:t>
+      </w:r>
+    </w:p>
+    <w:p>
+      <w:pPr>
+        <w:pStyle w:val="Prrafodelista"/>
+        <w:numPr>
+          <w:ilvl w:val="0"/>
+          <w:numId w:val="4"/>
+        </w:numPr>
+        <w:rPr>
+          <w:sz w:val="20"/>
+          <w:szCs w:val="20"/>
+          <w:lang w:val="es-ES"/>
+        </w:rPr>
+      </w:pPr>
+      <w:r>
+        <w:rPr>
+          <w:sz w:val="20"/>
+          <w:szCs w:val="20"/>
+          <w:lang w:val="es-ES"/>
+        </w:rPr>
+        <w:t>Redujo el sesgo, pero sigue siendo insesgado</w:t>
+      </w:r>
+    </w:p>
+    <w:p>
+      <w:pPr>
+        <w:pStyle w:val="Prrafodelista"/>
+        <w:numPr>
+          <w:ilvl w:val="0"/>
+          <w:numId w:val="4"/>
+        </w:numPr>
+        <w:rPr>
+          <w:sz w:val="20"/>
+          <w:szCs w:val="20"/>
+          <w:lang w:val="es-ES"/>
+        </w:rPr>
+      </w:pPr>
+      <w:r>
+        <w:rPr>
+          <w:sz w:val="20"/>
+          <w:szCs w:val="20"/>
+          <w:lang w:val="es-ES"/>
+        </w:rPr>
+        <w:t>Sigue siendo asintóticamente insesgado</w:t>
+      </w:r>
+    </w:p>
+    <w:p>
+      <w:pPr>
+        <w:pStyle w:val="Prrafodelista"/>
+        <w:numPr>
+          <w:ilvl w:val="0"/>
+          <w:numId w:val="4"/>
+        </w:numPr>
+        <w:rPr>
+          <w:sz w:val="20"/>
+          <w:szCs w:val="20"/>
+          <w:lang w:val="es-ES"/>
+        </w:rPr>
+      </w:pPr>
+      <w:r>
+        <w:rPr>
+          <w:sz w:val="20"/>
+          <w:szCs w:val="20"/>
+          <w:lang w:val="es-ES"/>
+        </w:rPr>
+        <w:t xml:space="preserve">La varianza es muy similar a la del periodograma </w:t>
+      </w:r>
+      <w:r>
+        <w:rPr>
+          <w:sz w:val="20"/>
+          <w:szCs w:val="20"/>
+          <w:lang w:val="es-ES"/>
+        </w:rPr>
+        <w:sym w:font="Wingdings" w:char="F0E0"/>
+      </w:r>
+      <w:r>
+        <w:rPr>
+          <w:sz w:val="20"/>
+          <w:szCs w:val="20"/>
+          <w:lang w:val="es-ES"/>
+        </w:rPr>
+        <w:t xml:space="preserve"> no mejora, solo mejora marginalmente</w:t>
+      </w:r>
+    </w:p>
+    <w:p>
+      <w:pPr>
+        <w:pStyle w:val="Prrafodelista"/>
+        <w:numPr>
+          <w:ilvl w:val="0"/>
+          <w:numId w:val="4"/>
+        </w:numPr>
+        <w:rPr>
+          <w:sz w:val="20"/>
+          <w:szCs w:val="20"/>
+          <w:lang w:val="es-ES"/>
+        </w:rPr>
+      </w:pPr>
+      <w:r>
+        <w:rPr>
+          <w:sz w:val="20"/>
+          <w:szCs w:val="20"/>
+          <w:lang w:val="es-ES"/>
+        </w:rPr>
+        <w:t>La resolución depende de la ventana</w:t>
+      </w:r>
+    </w:p>
+    <w:p>
+      <w:pPr>
         <w:rPr>
           <w:b/>
           <w:color w:val="ED7D31" w:themeColor="accent2"/>
@@ -4002,6 +4453,16 @@
           <w:u w:val="single"/>
           <w:lang w:val="es-ES"/>
         </w:rPr>
+      </w:pPr>
+      <w:r>
+        <w:rPr>
+          <w:b/>
+          <w:color w:val="ED7D31" w:themeColor="accent2"/>
+          <w:sz w:val="20"/>
+          <w:szCs w:val="20"/>
+          <w:u w:val="single"/>
+          <w:lang w:val="es-ES"/>
+        </w:rPr>
         <w:t>Método de Bartlett</w:t>
       </w:r>
     </w:p>
@@ -4019,7 +4480,45 @@
           <w:szCs w:val="20"/>
           <w:lang w:val="es-ES"/>
         </w:rPr>
-        <w:t xml:space="preserve">Es un método que sirve para encontrar un estimador insesgado y consistente. Está motivado por el hecho de que, si se promedian M mediciones no correlacionadas de una variable aleatoria para formar la media muestral, la varianza de esta medida disminuye en proporción a M. </w:t>
+        <w:t xml:space="preserve">Es un método que sirve para encontrar un estimador insesgado y consistente. Está motivado por el hecho de que, si se promedian </w:t>
+      </w:r>
+      <m:oMath>
+        <m:r>
+          <w:rPr>
+            <w:rFonts w:ascii="Cambria Math" w:hAnsi="Cambria Math"/>
+            <w:sz w:val="20"/>
+            <w:szCs w:val="20"/>
+            <w:lang w:val="es-ES"/>
+          </w:rPr>
+          <m:t>M</m:t>
+        </m:r>
+      </m:oMath>
+      <w:r>
+        <w:rPr>
+          <w:sz w:val="20"/>
+          <w:szCs w:val="20"/>
+          <w:lang w:val="es-ES"/>
+        </w:rPr>
+        <w:t xml:space="preserve"> mediciones no correlacionadas de una variable aleatoria para formar la media muestral, la varianza de esta medida disminuye en proporción a </w:t>
+      </w:r>
+      <m:oMath>
+        <m:r>
+          <w:rPr>
+            <w:rFonts w:ascii="Cambria Math" w:hAnsi="Cambria Math"/>
+            <w:sz w:val="20"/>
+            <w:szCs w:val="20"/>
+            <w:lang w:val="es-ES"/>
+          </w:rPr>
+          <m:t>M</m:t>
+        </m:r>
+      </m:oMath>
+      <w:r>
+        <w:rPr>
+          <w:sz w:val="20"/>
+          <w:szCs w:val="20"/>
+          <w:lang w:val="es-ES"/>
+        </w:rPr>
+        <w:t xml:space="preserve">. </w:t>
       </w:r>
     </w:p>
     <w:p>
@@ -4055,7 +4554,26 @@
           <w:szCs w:val="20"/>
           <w:lang w:val="es-ES"/>
         </w:rPr>
-        <w:t xml:space="preserve"> de longitud N. En el método de Bartlett dividimos </w:t>
+        <w:t xml:space="preserve"> de longitud </w:t>
+      </w:r>
+      <m:oMath>
+        <m:r>
+          <w:rPr>
+            <w:rFonts w:ascii="Cambria Math" w:hAnsi="Cambria Math"/>
+            <w:sz w:val="20"/>
+            <w:szCs w:val="20"/>
+            <w:lang w:val="es-ES"/>
+          </w:rPr>
+          <m:t>N</m:t>
+        </m:r>
+      </m:oMath>
+      <w:r>
+        <w:rPr>
+          <w:sz w:val="20"/>
+          <w:szCs w:val="20"/>
+          <w:lang w:val="es-ES"/>
+        </w:rPr>
+        <w:t xml:space="preserve">. En el método de Bartlett dividimos </w:t>
       </w:r>
       <m:oMath>
         <m:r>
@@ -4082,7 +4600,26 @@
           <w:szCs w:val="20"/>
           <w:lang w:val="es-ES"/>
         </w:rPr>
-        <w:t xml:space="preserve">en M segmentos contiguos y no superpuestos </w:t>
+        <w:t xml:space="preserve">en </w:t>
+      </w:r>
+      <m:oMath>
+        <m:r>
+          <w:rPr>
+            <w:rFonts w:ascii="Cambria Math" w:hAnsi="Cambria Math"/>
+            <w:sz w:val="20"/>
+            <w:szCs w:val="20"/>
+            <w:lang w:val="es-ES"/>
+          </w:rPr>
+          <m:t>M</m:t>
+        </m:r>
+      </m:oMath>
+      <w:r>
+        <w:rPr>
+          <w:sz w:val="20"/>
+          <w:szCs w:val="20"/>
+          <w:lang w:val="es-ES"/>
+        </w:rPr>
+        <w:t xml:space="preserve"> segmentos contiguos y no superpuestos </w:t>
       </w:r>
       <m:oMath>
         <m:r>
@@ -4174,7 +4711,26 @@
           <w:szCs w:val="20"/>
           <w:lang w:val="es-ES"/>
         </w:rPr>
-        <w:t>. Luego, se calcula el periodograma de cada una de las M tramas. Promediamos estos periodogramas para formar el periodograma promediado de Bartlett.</w:t>
+        <w:t xml:space="preserve">. Luego, se calcula el periodograma de cada una de las </w:t>
+      </w:r>
+      <m:oMath>
+        <m:r>
+          <w:rPr>
+            <w:rFonts w:ascii="Cambria Math" w:hAnsi="Cambria Math"/>
+            <w:sz w:val="20"/>
+            <w:szCs w:val="20"/>
+            <w:lang w:val="es-ES"/>
+          </w:rPr>
+          <m:t>M</m:t>
+        </m:r>
+      </m:oMath>
+      <w:r>
+        <w:rPr>
+          <w:sz w:val="20"/>
+          <w:szCs w:val="20"/>
+          <w:lang w:val="es-ES"/>
+        </w:rPr>
+        <w:t xml:space="preserve"> tramas. Promediamos estos periodogramas para formar el periodograma promediado de Bartlett.</w:t>
       </w:r>
     </w:p>
     <w:p>
@@ -4191,6 +4747,7 @@
           <w:noProof/>
           <w:lang w:val="en-US"/>
         </w:rPr>
+        <w:lastRenderedPageBreak/>
         <w:drawing>
           <wp:inline distT="0" distB="0" distL="0" distR="0" wp14:anchorId="359A6E05" wp14:editId="007B77AF">
             <wp:extent cx="5095875" cy="685800"/>
@@ -4205,7 +4762,7 @@
                     <pic:cNvPicPr preferRelativeResize="0"/>
                   </pic:nvPicPr>
                   <pic:blipFill>
-                    <a:blip r:embed="rId18">
+                    <a:blip r:embed="rId20">
                       <a:extLst>
                         <a:ext uri="{28A0092B-C50C-407E-A947-70E740481C1C}">
                           <a14:useLocalDpi xmlns:a14="http://schemas.microsoft.com/office/drawing/2010/main" val="0"/>
@@ -4349,7 +4906,7 @@
                     <pic:cNvPicPr preferRelativeResize="0"/>
                   </pic:nvPicPr>
                   <pic:blipFill>
-                    <a:blip r:embed="rId19">
+                    <a:blip r:embed="rId21">
                       <a:extLst>
                         <a:ext uri="{28A0092B-C50C-407E-A947-70E740481C1C}">
                           <a14:useLocalDpi xmlns:a14="http://schemas.microsoft.com/office/drawing/2010/main" val="0"/>
@@ -4432,7 +4989,27 @@
           <w:szCs w:val="20"/>
           <w:lang w:val="es-ES"/>
         </w:rPr>
-        <w:t xml:space="preserve">Suponiendo que los periodogramas de diferentes bloques son estadísticamente no correlacionados y de igual varianza, la varianza de la suma de M periodogramas es </w:t>
+        <w:t xml:space="preserve">Suponiendo que los periodogramas de diferentes bloques son estadísticamente no correlacionados y de igual varianza, la varianza de la suma de </w:t>
+      </w:r>
+      <m:oMath>
+        <m:r>
+          <w:rPr>
+            <w:rFonts w:ascii="Cambria Math" w:eastAsiaTheme="minorEastAsia" w:hAnsi="Cambria Math"/>
+            <w:sz w:val="20"/>
+            <w:szCs w:val="20"/>
+            <w:lang w:val="es-ES"/>
+          </w:rPr>
+          <m:t>M</m:t>
+        </m:r>
+      </m:oMath>
+      <w:r>
+        <w:rPr>
+          <w:rFonts w:eastAsiaTheme="minorEastAsia"/>
+          <w:sz w:val="20"/>
+          <w:szCs w:val="20"/>
+          <w:lang w:val="es-ES"/>
+        </w:rPr>
+        <w:t xml:space="preserve"> periodogramas es </w:t>
       </w:r>
       <m:oMath>
         <m:r>
@@ -4483,7 +5060,7 @@
                     <pic:cNvPicPr preferRelativeResize="0"/>
                   </pic:nvPicPr>
                   <pic:blipFill>
-                    <a:blip r:embed="rId20">
+                    <a:blip r:embed="rId22">
                       <a:extLst>
                         <a:ext uri="{28A0092B-C50C-407E-A947-70E740481C1C}">
                           <a14:useLocalDpi xmlns:a14="http://schemas.microsoft.com/office/drawing/2010/main" val="0"/>
@@ -4596,7 +5173,102 @@
           <w:szCs w:val="20"/>
           <w:lang w:val="es-ES"/>
         </w:rPr>
-        <w:t xml:space="preserve">Frente a la presencia de ruido (la densidad espectral de potencia del ruido es su varianza), si tengo un único periodograma M de igual longitud L que N, el periodograma final presenta un pico marcado, pero una varianza grande. Si incremento la cantidad de periodogramas promediados M y disminuyo su tamaño L (manteniendo N igual), la resolución espectral empeora, pero la varianza mejora </w:t>
+        <w:t xml:space="preserve">Frente a la presencia de ruido (la densidad espectral de potencia del ruido es su varianza), si tengo un único periodograma M de igual longitud </w:t>
+      </w:r>
+      <m:oMath>
+        <m:r>
+          <w:rPr>
+            <w:rFonts w:ascii="Cambria Math" w:hAnsi="Cambria Math"/>
+            <w:sz w:val="20"/>
+            <w:szCs w:val="20"/>
+            <w:lang w:val="es-ES"/>
+          </w:rPr>
+          <m:t>L</m:t>
+        </m:r>
+      </m:oMath>
+      <w:r>
+        <w:rPr>
+          <w:sz w:val="20"/>
+          <w:szCs w:val="20"/>
+          <w:lang w:val="es-ES"/>
+        </w:rPr>
+        <w:t xml:space="preserve"> que </w:t>
+      </w:r>
+      <m:oMath>
+        <m:r>
+          <w:rPr>
+            <w:rFonts w:ascii="Cambria Math" w:eastAsiaTheme="minorEastAsia" w:hAnsi="Cambria Math"/>
+            <w:sz w:val="20"/>
+            <w:szCs w:val="20"/>
+            <w:lang w:val="es-ES"/>
+          </w:rPr>
+          <m:t>N</m:t>
+        </m:r>
+      </m:oMath>
+      <w:r>
+        <w:rPr>
+          <w:sz w:val="20"/>
+          <w:szCs w:val="20"/>
+          <w:lang w:val="es-ES"/>
+        </w:rPr>
+        <w:t xml:space="preserve">, el periodograma final presenta un pico marcado, pero una varianza grande. Si incremento la cantidad de periodogramas promediados </w:t>
+      </w:r>
+      <m:oMath>
+        <m:r>
+          <w:rPr>
+            <w:rFonts w:ascii="Cambria Math" w:hAnsi="Cambria Math"/>
+            <w:sz w:val="20"/>
+            <w:szCs w:val="20"/>
+            <w:lang w:val="es-ES"/>
+          </w:rPr>
+          <m:t>M</m:t>
+        </m:r>
+      </m:oMath>
+      <w:r>
+        <w:rPr>
+          <w:sz w:val="20"/>
+          <w:szCs w:val="20"/>
+          <w:lang w:val="es-ES"/>
+        </w:rPr>
+        <w:t xml:space="preserve"> y disminuyo su tamaño </w:t>
+      </w:r>
+      <m:oMath>
+        <m:r>
+          <w:rPr>
+            <w:rFonts w:ascii="Cambria Math" w:hAnsi="Cambria Math"/>
+            <w:sz w:val="20"/>
+            <w:szCs w:val="20"/>
+            <w:lang w:val="es-ES"/>
+          </w:rPr>
+          <m:t>L</m:t>
+        </m:r>
+      </m:oMath>
+      <w:r>
+        <w:rPr>
+          <w:sz w:val="20"/>
+          <w:szCs w:val="20"/>
+          <w:lang w:val="es-ES"/>
+        </w:rPr>
+        <w:t xml:space="preserve"> (manteniendo </w:t>
+      </w:r>
+      <m:oMath>
+        <m:r>
+          <w:rPr>
+            <w:rFonts w:ascii="Cambria Math" w:hAnsi="Cambria Math"/>
+            <w:sz w:val="20"/>
+            <w:szCs w:val="20"/>
+            <w:lang w:val="es-ES"/>
+          </w:rPr>
+          <m:t>N</m:t>
+        </m:r>
+      </m:oMath>
+      <w:r>
+        <w:rPr>
+          <w:sz w:val="20"/>
+          <w:szCs w:val="20"/>
+          <w:lang w:val="es-ES"/>
+        </w:rPr>
+        <w:t xml:space="preserve"> igual), la resolución espectral empeora, pero la varianza mejora </w:t>
       </w:r>
       <w:r>
         <w:rPr>
@@ -4646,7 +5318,6 @@
           <w:noProof/>
           <w:lang w:val="en-US"/>
         </w:rPr>
-        <w:lastRenderedPageBreak/>
         <w:drawing>
           <wp:inline distT="0" distB="0" distL="0" distR="0" wp14:anchorId="2860D9B9" wp14:editId="268D5F0E">
             <wp:extent cx="3596640" cy="2522220"/>
@@ -4661,7 +5332,7 @@
                     <pic:cNvPicPr preferRelativeResize="0"/>
                   </pic:nvPicPr>
                   <pic:blipFill>
-                    <a:blip r:embed="rId21">
+                    <a:blip r:embed="rId23">
                       <a:extLst>
                         <a:ext uri="{28A0092B-C50C-407E-A947-70E740481C1C}">
                           <a14:useLocalDpi xmlns:a14="http://schemas.microsoft.com/office/drawing/2010/main" val="0"/>
@@ -4692,23 +5363,318 @@
     </w:p>
     <w:p>
       <w:pPr>
-        <w:jc w:val="center"/>
-        <w:rPr>
-          <w:sz w:val="20"/>
-          <w:szCs w:val="20"/>
-          <w:lang w:val="es-ES"/>
-        </w:rPr>
-      </w:pPr>
-    </w:p>
-    <w:p>
-      <w:pPr>
-        <w:rPr>
-          <w:sz w:val="20"/>
-          <w:szCs w:val="20"/>
-          <w:lang w:val="es-ES"/>
-        </w:rPr>
-      </w:pPr>
-      <w:r>
+        <w:rPr>
+          <w:rFonts w:eastAsiaTheme="minorEastAsia"/>
+          <w:sz w:val="20"/>
+          <w:szCs w:val="20"/>
+          <w:lang w:val="es-ES"/>
+        </w:rPr>
+      </w:pPr>
+      <w:r>
+        <w:rPr>
+          <w:sz w:val="20"/>
+          <w:szCs w:val="20"/>
+          <w:lang w:val="es-ES"/>
+        </w:rPr>
+        <w:t xml:space="preserve">Entonces este estimador introduce el promediado del espectro </w:t>
+      </w:r>
+      <w:r>
+        <w:rPr>
+          <w:sz w:val="20"/>
+          <w:szCs w:val="20"/>
+          <w:lang w:val="es-ES"/>
+        </w:rPr>
+        <w:sym w:font="Wingdings" w:char="F0E0"/>
+      </w:r>
+      <w:r>
+        <w:rPr>
+          <w:sz w:val="20"/>
+          <w:szCs w:val="20"/>
+          <w:lang w:val="es-ES"/>
+        </w:rPr>
+        <w:t xml:space="preserve"> la </w:t>
+      </w:r>
+      <w:r>
+        <w:rPr>
+          <w:sz w:val="20"/>
+          <w:szCs w:val="20"/>
+          <w:lang w:val="es-ES"/>
+        </w:rPr>
+        <w:t>señal</w:t>
+      </w:r>
+      <w:r>
+        <w:rPr>
+          <w:sz w:val="20"/>
+          <w:szCs w:val="20"/>
+          <w:lang w:val="es-ES"/>
+        </w:rPr>
+        <w:t xml:space="preserve"> de longitud </w:t>
+      </w:r>
+      <m:oMath>
+        <m:r>
+          <w:rPr>
+            <w:rFonts w:ascii="Cambria Math" w:hAnsi="Cambria Math"/>
+            <w:sz w:val="20"/>
+            <w:szCs w:val="20"/>
+            <w:lang w:val="es-ES"/>
+          </w:rPr>
+          <m:t>N</m:t>
+        </m:r>
+      </m:oMath>
+      <w:r>
+        <w:rPr>
+          <w:rFonts w:eastAsiaTheme="minorEastAsia"/>
+          <w:sz w:val="20"/>
+          <w:szCs w:val="20"/>
+          <w:lang w:val="es-ES"/>
+        </w:rPr>
+        <w:t xml:space="preserve"> se parte en </w:t>
+      </w:r>
+      <m:oMath>
+        <m:r>
+          <w:rPr>
+            <w:rFonts w:ascii="Cambria Math" w:eastAsiaTheme="minorEastAsia" w:hAnsi="Cambria Math"/>
+            <w:sz w:val="20"/>
+            <w:szCs w:val="20"/>
+            <w:lang w:val="es-ES"/>
+          </w:rPr>
+          <m:t>M</m:t>
+        </m:r>
+      </m:oMath>
+      <w:r>
+        <w:rPr>
+          <w:rFonts w:eastAsiaTheme="minorEastAsia"/>
+          <w:sz w:val="20"/>
+          <w:szCs w:val="20"/>
+          <w:lang w:val="es-ES"/>
+        </w:rPr>
+        <w:t xml:space="preserve"> bloques de longitud </w:t>
+      </w:r>
+      <m:oMath>
+        <m:r>
+          <w:rPr>
+            <w:rFonts w:ascii="Cambria Math" w:eastAsiaTheme="minorEastAsia" w:hAnsi="Cambria Math"/>
+            <w:sz w:val="20"/>
+            <w:szCs w:val="20"/>
+            <w:lang w:val="es-ES"/>
+          </w:rPr>
+          <m:t>L</m:t>
+        </m:r>
+      </m:oMath>
+      <w:r>
+        <w:rPr>
+          <w:rFonts w:eastAsiaTheme="minorEastAsia"/>
+          <w:sz w:val="20"/>
+          <w:szCs w:val="20"/>
+          <w:lang w:val="es-ES"/>
+        </w:rPr>
+        <w:t xml:space="preserve"> </w:t>
+      </w:r>
+      <w:r>
+        <w:rPr>
+          <w:rFonts w:eastAsiaTheme="minorEastAsia"/>
+          <w:sz w:val="20"/>
+          <w:szCs w:val="20"/>
+          <w:lang w:val="es-ES"/>
+        </w:rPr>
+        <w:sym w:font="Wingdings" w:char="F0E0"/>
+      </w:r>
+      <w:r>
+        <w:rPr>
+          <w:rFonts w:eastAsiaTheme="minorEastAsia"/>
+          <w:sz w:val="20"/>
+          <w:szCs w:val="20"/>
+          <w:lang w:val="es-ES"/>
+        </w:rPr>
+        <w:t xml:space="preserve"> tengo </w:t>
+      </w:r>
+      <m:oMath>
+        <m:r>
+          <w:rPr>
+            <w:rFonts w:ascii="Cambria Math" w:eastAsiaTheme="minorEastAsia" w:hAnsi="Cambria Math"/>
+            <w:sz w:val="20"/>
+            <w:szCs w:val="20"/>
+            <w:lang w:val="es-ES"/>
+          </w:rPr>
+          <m:t>M</m:t>
+        </m:r>
+      </m:oMath>
+      <w:r>
+        <w:rPr>
+          <w:rFonts w:eastAsiaTheme="minorEastAsia"/>
+          <w:sz w:val="20"/>
+          <w:szCs w:val="20"/>
+          <w:lang w:val="es-ES"/>
+        </w:rPr>
+        <w:t xml:space="preserve"> realizaciones </w:t>
+      </w:r>
+      <w:r>
+        <w:rPr>
+          <w:rFonts w:eastAsiaTheme="minorEastAsia"/>
+          <w:sz w:val="20"/>
+          <w:szCs w:val="20"/>
+          <w:lang w:val="es-ES"/>
+        </w:rPr>
+        <w:sym w:font="Wingdings" w:char="F0E0"/>
+      </w:r>
+      <w:r>
+        <w:rPr>
+          <w:rFonts w:eastAsiaTheme="minorEastAsia"/>
+          <w:sz w:val="20"/>
+          <w:szCs w:val="20"/>
+          <w:lang w:val="es-ES"/>
+        </w:rPr>
+        <w:t xml:space="preserve"> estoy promediando realizaciones para mejorar el estimador</w:t>
+      </w:r>
+      <w:r>
+        <w:rPr>
+          <w:rFonts w:eastAsiaTheme="minorEastAsia"/>
+          <w:sz w:val="20"/>
+          <w:szCs w:val="20"/>
+          <w:lang w:val="es-ES"/>
+        </w:rPr>
+        <w:t xml:space="preserve">  </w:t>
+      </w:r>
+      <w:r>
+        <w:rPr>
+          <w:rFonts w:eastAsiaTheme="minorEastAsia"/>
+          <w:sz w:val="20"/>
+          <w:szCs w:val="20"/>
+          <w:lang w:val="es-ES"/>
+        </w:rPr>
+        <w:sym w:font="Wingdings" w:char="F0E0"/>
+      </w:r>
+      <w:r>
+        <w:rPr>
+          <w:rFonts w:eastAsiaTheme="minorEastAsia"/>
+          <w:sz w:val="20"/>
+          <w:szCs w:val="20"/>
+          <w:lang w:val="es-ES"/>
+        </w:rPr>
+        <w:t xml:space="preserve"> disminuyo la varianza </w:t>
+      </w:r>
+      <m:oMath>
+        <m:r>
+          <w:rPr>
+            <w:rFonts w:ascii="Cambria Math" w:eastAsiaTheme="minorEastAsia" w:hAnsi="Cambria Math"/>
+            <w:sz w:val="20"/>
+            <w:szCs w:val="20"/>
+            <w:lang w:val="es-ES"/>
+          </w:rPr>
+          <m:t>M</m:t>
+        </m:r>
+      </m:oMath>
+      <w:r>
+        <w:rPr>
+          <w:rFonts w:eastAsiaTheme="minorEastAsia"/>
+          <w:sz w:val="20"/>
+          <w:szCs w:val="20"/>
+          <w:lang w:val="es-ES"/>
+        </w:rPr>
+        <w:t xml:space="preserve"> veces. </w:t>
+      </w:r>
+    </w:p>
+    <w:p>
+      <w:pPr>
+        <w:rPr>
+          <w:rFonts w:eastAsiaTheme="minorEastAsia"/>
+          <w:sz w:val="20"/>
+          <w:szCs w:val="20"/>
+          <w:lang w:val="es-ES"/>
+        </w:rPr>
+      </w:pPr>
+      <w:r>
+        <w:rPr>
+          <w:rFonts w:eastAsiaTheme="minorEastAsia"/>
+          <w:sz w:val="20"/>
+          <w:szCs w:val="20"/>
+          <w:lang w:val="es-ES"/>
+        </w:rPr>
+        <w:t xml:space="preserve">Hay un </w:t>
+      </w:r>
+      <w:proofErr w:type="spellStart"/>
+      <w:r>
+        <w:rPr>
+          <w:rFonts w:eastAsiaTheme="minorEastAsia"/>
+          <w:sz w:val="20"/>
+          <w:szCs w:val="20"/>
+          <w:lang w:val="es-ES"/>
+        </w:rPr>
+        <w:t>trade</w:t>
+      </w:r>
+      <w:proofErr w:type="spellEnd"/>
+      <w:r>
+        <w:rPr>
+          <w:rFonts w:eastAsiaTheme="minorEastAsia"/>
+          <w:sz w:val="20"/>
+          <w:szCs w:val="20"/>
+          <w:lang w:val="es-ES"/>
+        </w:rPr>
+        <w:t xml:space="preserve"> – off entre resolución y varianza. La resolución espectral aumenta (aumento </w:t>
+      </w:r>
+      <m:oMath>
+        <m:r>
+          <w:rPr>
+            <w:rFonts w:ascii="Cambria Math" w:eastAsiaTheme="minorEastAsia" w:hAnsi="Cambria Math"/>
+            <w:sz w:val="20"/>
+            <w:szCs w:val="20"/>
+            <w:lang w:val="es-ES"/>
+          </w:rPr>
+          <m:t>M</m:t>
+        </m:r>
+      </m:oMath>
+      <w:r>
+        <w:rPr>
+          <w:rFonts w:eastAsiaTheme="minorEastAsia"/>
+          <w:sz w:val="20"/>
+          <w:szCs w:val="20"/>
+          <w:lang w:val="es-ES"/>
+        </w:rPr>
+        <w:t xml:space="preserve"> y disminuyo </w:t>
+      </w:r>
+      <m:oMath>
+        <m:r>
+          <w:rPr>
+            <w:rFonts w:ascii="Cambria Math" w:eastAsiaTheme="minorEastAsia" w:hAnsi="Cambria Math"/>
+            <w:sz w:val="20"/>
+            <w:szCs w:val="20"/>
+            <w:lang w:val="es-ES"/>
+          </w:rPr>
+          <m:t>L</m:t>
+        </m:r>
+      </m:oMath>
+      <w:r>
+        <w:rPr>
+          <w:rFonts w:eastAsiaTheme="minorEastAsia"/>
+          <w:sz w:val="20"/>
+          <w:szCs w:val="20"/>
+          <w:lang w:val="es-ES"/>
+        </w:rPr>
+        <w:t xml:space="preserve">, para un mismo </w:t>
+      </w:r>
+      <m:oMath>
+        <m:r>
+          <w:rPr>
+            <w:rFonts w:ascii="Cambria Math" w:eastAsiaTheme="minorEastAsia" w:hAnsi="Cambria Math"/>
+            <w:sz w:val="20"/>
+            <w:szCs w:val="20"/>
+            <w:lang w:val="es-ES"/>
+          </w:rPr>
+          <m:t>N</m:t>
+        </m:r>
+      </m:oMath>
+      <w:r>
+        <w:rPr>
+          <w:rFonts w:eastAsiaTheme="minorEastAsia"/>
+          <w:sz w:val="20"/>
+          <w:szCs w:val="20"/>
+          <w:lang w:val="es-ES"/>
+        </w:rPr>
+        <w:t xml:space="preserve">). </w:t>
+      </w:r>
+    </w:p>
+    <w:p>
+      <w:pPr>
         <w:rPr>
           <w:b/>
           <w:color w:val="ED7D31" w:themeColor="accent2"/>
@@ -4717,15 +5683,34 @@
           <w:u w:val="single"/>
           <w:lang w:val="es-ES"/>
         </w:rPr>
-        <w:t>Periodograma modificado</w:t>
-      </w:r>
-      <w:r>
-        <w:rPr>
-          <w:sz w:val="20"/>
-          <w:szCs w:val="20"/>
-          <w:lang w:val="es-ES"/>
-        </w:rPr>
-        <w:t xml:space="preserve"> (otra ventana que no es la rectangular)</w:t>
+      </w:pPr>
+      <w:r>
+        <w:rPr>
+          <w:b/>
+          <w:color w:val="ED7D31" w:themeColor="accent2"/>
+          <w:sz w:val="20"/>
+          <w:szCs w:val="20"/>
+          <w:u w:val="single"/>
+          <w:lang w:val="es-ES"/>
+        </w:rPr>
+        <w:t xml:space="preserve">Método de Welch </w:t>
+      </w:r>
+    </w:p>
+    <w:p>
+      <w:pPr>
+        <w:rPr>
+          <w:sz w:val="20"/>
+          <w:szCs w:val="20"/>
+          <w:lang w:val="es-ES"/>
+        </w:rPr>
+      </w:pPr>
+      <w:r>
+        <w:rPr>
+          <w:sz w:val="20"/>
+          <w:szCs w:val="20"/>
+          <w:lang w:val="es-ES"/>
+        </w:rPr>
+        <w:t xml:space="preserve">Es una técnica para promediar el periodograma para reducir su varianza. Es equivalente a hacer el periodograma modificado promediado, pero se divide la secuencia de datos x[n] en M tramos de longitud L que se solapan en D puntos. En cada tramo los datos se multiplican por una ventana y se calculan y promedian los periodogramas para formar el de Welch. </w:t>
       </w:r>
     </w:p>
     <w:p>
@@ -4742,177 +5727,7 @@
           <w:noProof/>
           <w:lang w:val="en-US"/>
         </w:rPr>
-        <w:drawing>
-          <wp:inline distT="0" distB="0" distL="0" distR="0" wp14:anchorId="1884758E" wp14:editId="2C9E776B">
-            <wp:extent cx="4983480" cy="2049780"/>
-            <wp:effectExtent l="0" t="0" r="7620" b="7620"/>
-            <wp:docPr id="148" name="image138.png"/>
-            <wp:cNvGraphicFramePr/>
-            <a:graphic xmlns:a="http://schemas.openxmlformats.org/drawingml/2006/main">
-              <a:graphicData uri="http://schemas.openxmlformats.org/drawingml/2006/picture">
-                <pic:pic xmlns:pic="http://schemas.openxmlformats.org/drawingml/2006/picture">
-                  <pic:nvPicPr>
-                    <pic:cNvPr id="0" name="image138.png"/>
-                    <pic:cNvPicPr preferRelativeResize="0"/>
-                  </pic:nvPicPr>
-                  <pic:blipFill>
-                    <a:blip r:embed="rId22">
-                      <a:extLst>
-                        <a:ext uri="{28A0092B-C50C-407E-A947-70E740481C1C}">
-                          <a14:useLocalDpi xmlns:a14="http://schemas.microsoft.com/office/drawing/2010/main" val="0"/>
-                        </a:ext>
-                      </a:extLst>
-                    </a:blip>
-                    <a:srcRect/>
-                    <a:stretch>
-                      <a:fillRect/>
-                    </a:stretch>
-                  </pic:blipFill>
-                  <pic:spPr>
-                    <a:xfrm>
-                      <a:off x="0" y="0"/>
-                      <a:ext cx="4983786" cy="2049906"/>
-                    </a:xfrm>
-                    <a:prstGeom prst="rect">
-                      <a:avLst/>
-                    </a:prstGeom>
-                    <a:ln/>
-                  </pic:spPr>
-                </pic:pic>
-              </a:graphicData>
-            </a:graphic>
-          </wp:inline>
-        </w:drawing>
-      </w:r>
-    </w:p>
-    <w:p>
-      <w:pPr>
-        <w:rPr>
-          <w:sz w:val="20"/>
-          <w:szCs w:val="20"/>
-          <w:lang w:val="es-ES"/>
-        </w:rPr>
-      </w:pPr>
-      <w:r>
-        <w:rPr>
-          <w:sz w:val="20"/>
-          <w:szCs w:val="20"/>
-          <w:lang w:val="es-ES"/>
-        </w:rPr>
-        <w:t>Es insesgado, pero no consistente. Para hacerlo consistente se usa el periodograma modificado promediado.</w:t>
-      </w:r>
-    </w:p>
-    <w:p>
-      <w:pPr>
-        <w:jc w:val="center"/>
-        <w:rPr>
-          <w:sz w:val="20"/>
-          <w:szCs w:val="20"/>
-          <w:lang w:val="es-ES"/>
-        </w:rPr>
-      </w:pPr>
-      <w:r>
-        <w:rPr>
-          <w:noProof/>
-          <w:lang w:val="en-US"/>
-        </w:rPr>
-        <w:drawing>
-          <wp:inline distT="0" distB="0" distL="0" distR="0" wp14:anchorId="56580B80" wp14:editId="0ABE2038">
-            <wp:extent cx="4648200" cy="914400"/>
-            <wp:effectExtent l="0" t="0" r="0" b="0"/>
-            <wp:docPr id="37" name="image27.png"/>
-            <wp:cNvGraphicFramePr/>
-            <a:graphic xmlns:a="http://schemas.openxmlformats.org/drawingml/2006/main">
-              <a:graphicData uri="http://schemas.openxmlformats.org/drawingml/2006/picture">
-                <pic:pic xmlns:pic="http://schemas.openxmlformats.org/drawingml/2006/picture">
-                  <pic:nvPicPr>
-                    <pic:cNvPr id="0" name="image27.png"/>
-                    <pic:cNvPicPr preferRelativeResize="0"/>
-                  </pic:nvPicPr>
-                  <pic:blipFill>
-                    <a:blip r:embed="rId23">
-                      <a:extLst>
-                        <a:ext uri="{28A0092B-C50C-407E-A947-70E740481C1C}">
-                          <a14:useLocalDpi xmlns:a14="http://schemas.microsoft.com/office/drawing/2010/main" val="0"/>
-                        </a:ext>
-                      </a:extLst>
-                    </a:blip>
-                    <a:srcRect/>
-                    <a:stretch>
-                      <a:fillRect/>
-                    </a:stretch>
-                  </pic:blipFill>
-                  <pic:spPr>
-                    <a:xfrm>
-                      <a:off x="0" y="0"/>
-                      <a:ext cx="4648200" cy="914400"/>
-                    </a:xfrm>
-                    <a:prstGeom prst="rect">
-                      <a:avLst/>
-                    </a:prstGeom>
-                    <a:ln/>
-                  </pic:spPr>
-                </pic:pic>
-              </a:graphicData>
-            </a:graphic>
-          </wp:inline>
-        </w:drawing>
-      </w:r>
-    </w:p>
-    <w:p>
-      <w:pPr>
-        <w:rPr>
-          <w:b/>
-          <w:color w:val="ED7D31" w:themeColor="accent2"/>
-          <w:sz w:val="20"/>
-          <w:szCs w:val="20"/>
-          <w:u w:val="single"/>
-          <w:lang w:val="es-ES"/>
-        </w:rPr>
-      </w:pPr>
-      <w:r>
-        <w:rPr>
-          <w:b/>
-          <w:color w:val="ED7D31" w:themeColor="accent2"/>
-          <w:sz w:val="20"/>
-          <w:szCs w:val="20"/>
-          <w:u w:val="single"/>
-          <w:lang w:val="es-ES"/>
-        </w:rPr>
-        <w:t xml:space="preserve">Método de Welch </w:t>
-      </w:r>
-    </w:p>
-    <w:p>
-      <w:pPr>
-        <w:rPr>
-          <w:sz w:val="20"/>
-          <w:szCs w:val="20"/>
-          <w:lang w:val="es-ES"/>
-        </w:rPr>
-      </w:pPr>
-      <w:r>
-        <w:rPr>
-          <w:sz w:val="20"/>
-          <w:szCs w:val="20"/>
-          <w:lang w:val="es-ES"/>
-        </w:rPr>
-        <w:t xml:space="preserve">Es una técnica para promediar el periodograma para reducir su varianza. Es equivalente a hacer el periodograma modificado promediado, pero se divide la secuencia de datos x[n] en M tramos de longitud L que se solapan en D puntos. En cada tramo los datos se multiplican por una ventana y se calculan y promedian los periodogramas para formar el de Welch. </w:t>
-      </w:r>
-    </w:p>
-    <w:p>
-      <w:pPr>
-        <w:jc w:val="center"/>
-        <w:rPr>
-          <w:sz w:val="20"/>
-          <w:szCs w:val="20"/>
-          <w:lang w:val="es-ES"/>
-        </w:rPr>
-      </w:pPr>
-      <w:r>
-        <w:rPr>
-          <w:noProof/>
-          <w:lang w:val="en-US"/>
-        </w:rPr>
+        <w:lastRenderedPageBreak/>
         <w:drawing>
           <wp:inline distT="0" distB="0" distL="0" distR="0" wp14:anchorId="3AE6BB57" wp14:editId="40ADDEE2">
             <wp:extent cx="3048000" cy="822960"/>
@@ -4976,6 +5791,237 @@
     <w:p>
       <w:pPr>
         <w:rPr>
+          <w:sz w:val="20"/>
+          <w:szCs w:val="20"/>
+          <w:lang w:val="es-ES"/>
+        </w:rPr>
+      </w:pPr>
+      <w:r>
+        <w:rPr>
+          <w:sz w:val="20"/>
+          <w:szCs w:val="20"/>
+          <w:lang w:val="es-ES"/>
+        </w:rPr>
+        <w:t xml:space="preserve">Entonces: </w:t>
+      </w:r>
+    </w:p>
+    <w:p>
+      <w:pPr>
+        <w:pStyle w:val="Prrafodelista"/>
+        <w:numPr>
+          <w:ilvl w:val="0"/>
+          <w:numId w:val="4"/>
+        </w:numPr>
+        <w:rPr>
+          <w:sz w:val="20"/>
+          <w:szCs w:val="20"/>
+          <w:lang w:val="es-ES"/>
+        </w:rPr>
+      </w:pPr>
+      <w:r>
+        <w:rPr>
+          <w:sz w:val="20"/>
+          <w:szCs w:val="20"/>
+          <w:lang w:val="es-ES"/>
+        </w:rPr>
+        <w:t xml:space="preserve">Este estimador es igual que el de Bartlett pero los bloques están solapados un 50% </w:t>
+      </w:r>
+      <w:r>
+        <w:rPr>
+          <w:sz w:val="20"/>
+          <w:szCs w:val="20"/>
+          <w:lang w:val="es-ES"/>
+        </w:rPr>
+        <w:sym w:font="Wingdings" w:char="F0E0"/>
+      </w:r>
+      <w:r>
+        <w:rPr>
+          <w:sz w:val="20"/>
+          <w:szCs w:val="20"/>
+          <w:lang w:val="es-ES"/>
+        </w:rPr>
+        <w:t xml:space="preserve"> no asume ergodicidad (si calculo el valor medio ya sea en realizaciones o en alguna magnitud física, va a dar lo mismo).</w:t>
+      </w:r>
+    </w:p>
+    <w:p>
+      <w:pPr>
+        <w:pStyle w:val="Prrafodelista"/>
+        <w:numPr>
+          <w:ilvl w:val="0"/>
+          <w:numId w:val="4"/>
+        </w:numPr>
+        <w:rPr>
+          <w:sz w:val="20"/>
+          <w:szCs w:val="20"/>
+          <w:lang w:val="es-ES"/>
+        </w:rPr>
+      </w:pPr>
+      <w:r>
+        <w:rPr>
+          <w:sz w:val="20"/>
+          <w:szCs w:val="20"/>
+          <w:lang w:val="es-ES"/>
+        </w:rPr>
+        <w:t>Promedia y tiene muestras en común.</w:t>
+      </w:r>
+    </w:p>
+    <w:p>
+      <w:pPr>
+        <w:pStyle w:val="Prrafodelista"/>
+        <w:numPr>
+          <w:ilvl w:val="0"/>
+          <w:numId w:val="4"/>
+        </w:numPr>
+        <w:rPr>
+          <w:sz w:val="20"/>
+          <w:szCs w:val="20"/>
+          <w:lang w:val="es-ES"/>
+        </w:rPr>
+      </w:pPr>
+      <w:r>
+        <w:rPr>
+          <w:sz w:val="20"/>
+          <w:szCs w:val="20"/>
+          <w:lang w:val="es-ES"/>
+        </w:rPr>
+        <w:t xml:space="preserve">Disminuye la varianza </w:t>
+      </w:r>
+      <m:oMath>
+        <m:f>
+          <m:fPr>
+            <m:ctrlPr>
+              <w:rPr>
+                <w:rFonts w:ascii="Cambria Math" w:hAnsi="Cambria Math"/>
+                <w:i/>
+                <w:sz w:val="20"/>
+                <w:szCs w:val="20"/>
+                <w:lang w:val="es-ES"/>
+              </w:rPr>
+            </m:ctrlPr>
+          </m:fPr>
+          <m:num>
+            <m:r>
+              <w:rPr>
+                <w:rFonts w:ascii="Cambria Math" w:hAnsi="Cambria Math"/>
+                <w:sz w:val="20"/>
+                <w:szCs w:val="20"/>
+                <w:lang w:val="es-ES"/>
+              </w:rPr>
+              <m:t>9</m:t>
+            </m:r>
+          </m:num>
+          <m:den>
+            <m:r>
+              <w:rPr>
+                <w:rFonts w:ascii="Cambria Math" w:hAnsi="Cambria Math"/>
+                <w:sz w:val="20"/>
+                <w:szCs w:val="20"/>
+                <w:lang w:val="es-ES"/>
+              </w:rPr>
+              <m:t>16</m:t>
+            </m:r>
+          </m:den>
+        </m:f>
+      </m:oMath>
+      <w:r>
+        <w:rPr>
+          <w:rFonts w:eastAsiaTheme="minorEastAsia"/>
+          <w:sz w:val="20"/>
+          <w:szCs w:val="20"/>
+          <w:lang w:val="es-ES"/>
+        </w:rPr>
+        <w:t xml:space="preserve"> respecto de lo que podría dejar Bartlett para el mismo </w:t>
+      </w:r>
+      <m:oMath>
+        <m:r>
+          <w:rPr>
+            <w:rFonts w:ascii="Cambria Math" w:eastAsiaTheme="minorEastAsia" w:hAnsi="Cambria Math"/>
+            <w:sz w:val="20"/>
+            <w:szCs w:val="20"/>
+            <w:lang w:val="es-ES"/>
+          </w:rPr>
+          <m:t>N</m:t>
+        </m:r>
+      </m:oMath>
+      <w:r>
+        <w:rPr>
+          <w:rFonts w:eastAsiaTheme="minorEastAsia"/>
+          <w:sz w:val="20"/>
+          <w:szCs w:val="20"/>
+          <w:lang w:val="es-ES"/>
+        </w:rPr>
+        <w:t xml:space="preserve"> y </w:t>
+      </w:r>
+      <m:oMath>
+        <m:r>
+          <w:rPr>
+            <w:rFonts w:ascii="Cambria Math" w:eastAsiaTheme="minorEastAsia" w:hAnsi="Cambria Math"/>
+            <w:sz w:val="20"/>
+            <w:szCs w:val="20"/>
+            <w:lang w:val="es-ES"/>
+          </w:rPr>
+          <m:t>L</m:t>
+        </m:r>
+      </m:oMath>
+      <w:r>
+        <w:rPr>
+          <w:rFonts w:eastAsiaTheme="minorEastAsia"/>
+          <w:sz w:val="20"/>
+          <w:szCs w:val="20"/>
+          <w:lang w:val="es-ES"/>
+        </w:rPr>
+        <w:t>.</w:t>
+      </w:r>
+    </w:p>
+    <w:p>
+      <w:pPr>
+        <w:pStyle w:val="Prrafodelista"/>
+        <w:numPr>
+          <w:ilvl w:val="0"/>
+          <w:numId w:val="4"/>
+        </w:numPr>
+        <w:rPr>
+          <w:sz w:val="20"/>
+          <w:szCs w:val="20"/>
+          <w:lang w:val="es-ES"/>
+        </w:rPr>
+      </w:pPr>
+      <w:r>
+        <w:rPr>
+          <w:rFonts w:eastAsiaTheme="minorEastAsia"/>
+          <w:sz w:val="20"/>
+          <w:szCs w:val="20"/>
+          <w:lang w:val="es-ES"/>
+        </w:rPr>
+        <w:t>La resolución depende de la ventana.</w:t>
+      </w:r>
+    </w:p>
+    <w:p>
+      <w:pPr>
+        <w:pStyle w:val="Prrafodelista"/>
+        <w:numPr>
+          <w:ilvl w:val="0"/>
+          <w:numId w:val="4"/>
+        </w:numPr>
+        <w:rPr>
+          <w:sz w:val="20"/>
+          <w:szCs w:val="20"/>
+          <w:lang w:val="es-ES"/>
+        </w:rPr>
+      </w:pPr>
+      <w:r>
+        <w:rPr>
+          <w:rFonts w:eastAsiaTheme="minorEastAsia"/>
+          <w:sz w:val="20"/>
+          <w:szCs w:val="20"/>
+          <w:lang w:val="es-ES"/>
+        </w:rPr>
+        <w:t xml:space="preserve">Es el mejor estimador de los vistos hasta ahora. </w:t>
+      </w:r>
+    </w:p>
+    <w:p>
+      <w:pPr>
+        <w:rPr>
           <w:b/>
           <w:color w:val="7030A0"/>
           <w:sz w:val="20"/>
@@ -5015,7 +6061,6 @@
             <w:szCs w:val="20"/>
             <w:lang w:val="es-ES"/>
           </w:rPr>
-          <w:lastRenderedPageBreak/>
           <m:t>Γ</m:t>
         </m:r>
         <m:d>
@@ -6394,6 +7439,46 @@
       <w:pPr>
         <w:rPr>
           <w:rFonts w:eastAsiaTheme="minorEastAsia"/>
+          <w:sz w:val="20"/>
+          <w:szCs w:val="20"/>
+          <w:lang w:val="es-ES"/>
+        </w:rPr>
+      </w:pPr>
+      <w:r>
+        <w:rPr>
+          <w:rFonts w:eastAsiaTheme="minorEastAsia"/>
+          <w:sz w:val="20"/>
+          <w:szCs w:val="20"/>
+          <w:lang w:val="es-ES"/>
+        </w:rPr>
+        <w:lastRenderedPageBreak/>
+        <w:t xml:space="preserve">Entonces este estimador aplica una rectangular a la secuencia de autocorrelación y la ventanea. Tengo una mejor estimación de la secuencia de autocorrelación por el hecho de ventanear. Con el tamaño de la ventana </w:t>
+      </w:r>
+      <m:oMath>
+        <m:r>
+          <w:rPr>
+            <w:rFonts w:ascii="Cambria Math" w:eastAsiaTheme="minorEastAsia" w:hAnsi="Cambria Math"/>
+            <w:sz w:val="20"/>
+            <w:szCs w:val="20"/>
+            <w:lang w:val="es-ES"/>
+          </w:rPr>
+          <m:t>M</m:t>
+        </m:r>
+      </m:oMath>
+      <w:r>
+        <w:rPr>
+          <w:rFonts w:eastAsiaTheme="minorEastAsia"/>
+          <w:sz w:val="20"/>
+          <w:szCs w:val="20"/>
+          <w:lang w:val="es-ES"/>
+        </w:rPr>
+        <w:t xml:space="preserve"> controlo el intercambio entre sesgo y varianza. </w:t>
+      </w:r>
+    </w:p>
+    <w:p>
+      <w:pPr>
+        <w:rPr>
+          <w:rFonts w:eastAsiaTheme="minorEastAsia"/>
           <w:b/>
           <w:bCs/>
           <w:color w:val="7030A0"/>
@@ -6403,7 +7488,6 @@
           <w:lang w:val="es-ES"/>
         </w:rPr>
       </w:pPr>
-      <w:proofErr w:type="gramStart"/>
       <w:r>
         <w:rPr>
           <w:rFonts w:eastAsiaTheme="minorEastAsia"/>
@@ -6417,7 +7501,6 @@
         </w:rPr>
         <w:t>Resumiendo</w:t>
       </w:r>
-      <w:proofErr w:type="gramEnd"/>
       <w:r>
         <w:rPr>
           <w:rFonts w:eastAsiaTheme="minorEastAsia"/>
@@ -6787,7 +7870,6 @@
           <w:szCs w:val="20"/>
           <w:lang w:val="es-ES"/>
         </w:rPr>
-        <w:lastRenderedPageBreak/>
         <w:t xml:space="preserve">Método intrínseco de estimar la PSD. </w:t>
       </w:r>
     </w:p>
@@ -7266,6 +8348,7 @@
           <w:noProof/>
           <w:lang w:val="en-US"/>
         </w:rPr>
+        <w:lastRenderedPageBreak/>
         <w:drawing>
           <wp:inline distT="0" distB="0" distL="0" distR="0" wp14:anchorId="694C5B9E" wp14:editId="31639C3C">
             <wp:extent cx="2082800" cy="770466"/>
@@ -7483,7 +8566,6 @@
           <w:noProof/>
           <w:lang w:val="en-US"/>
         </w:rPr>
-        <w:lastRenderedPageBreak/>
         <w:drawing>
           <wp:inline distT="0" distB="0" distL="0" distR="0" wp14:anchorId="529EE303" wp14:editId="3477CF05">
             <wp:extent cx="2752725" cy="1724025"/>
@@ -7876,6 +8958,7 @@
           <w:szCs w:val="20"/>
           <w:lang w:val="es-ES"/>
         </w:rPr>
+        <w:lastRenderedPageBreak/>
         <w:t>Welch</w:t>
       </w:r>
     </w:p>
@@ -7986,7 +9069,6 @@
           <w:noProof/>
           <w:lang w:val="en-US"/>
         </w:rPr>
-        <w:lastRenderedPageBreak/>
         <w:drawing>
           <wp:inline distT="0" distB="0" distL="0" distR="0" wp14:anchorId="7ADE5D54" wp14:editId="4BE069C6">
             <wp:extent cx="3482340" cy="2072640"/>
@@ -8166,7 +9248,7 @@
           <w:szCs w:val="20"/>
           <w:lang w:val="es-ES"/>
         </w:rPr>
-        <w:t xml:space="preserve"> diverge. </w:t>
+        <w:t xml:space="preserve"> diverge. Nos permite calcular tanto el régimen transitorio como el régimen permanente. </w:t>
       </w:r>
     </w:p>
     <w:p>
@@ -8420,6 +9502,7 @@
           <w:noProof/>
           <w:lang w:val="en-US"/>
         </w:rPr>
+        <w:lastRenderedPageBreak/>
         <w:drawing>
           <wp:inline distT="0" distB="0" distL="0" distR="0" wp14:anchorId="47483862" wp14:editId="2924EE68">
             <wp:extent cx="3931920" cy="2202180"/>
@@ -8494,7 +9577,6 @@
           <w:noProof/>
           <w:lang w:val="en-US"/>
         </w:rPr>
-        <w:lastRenderedPageBreak/>
         <w:drawing>
           <wp:inline distT="114300" distB="114300" distL="114300" distR="114300" wp14:anchorId="30FFDC9D" wp14:editId="62BF4F0C">
             <wp:extent cx="4357688" cy="1475991"/>
@@ -8705,6 +9787,119 @@
           <w:lang w:val="es-ES"/>
         </w:rPr>
         <w:t xml:space="preserve">  existe. </w:t>
+      </w:r>
+    </w:p>
+    <w:p>
+      <w:pPr>
+        <w:rPr>
+          <w:sz w:val="20"/>
+          <w:szCs w:val="20"/>
+          <w:lang w:val="es-ES"/>
+        </w:rPr>
+      </w:pPr>
+      <w:r>
+        <w:rPr>
+          <w:sz w:val="20"/>
+          <w:szCs w:val="20"/>
+          <w:lang w:val="es-ES"/>
+        </w:rPr>
+        <w:t xml:space="preserve">Vamos a ver: </w:t>
+      </w:r>
+    </w:p>
+    <w:p>
+      <w:pPr>
+        <w:pStyle w:val="Prrafodelista"/>
+        <w:numPr>
+          <w:ilvl w:val="0"/>
+          <w:numId w:val="4"/>
+        </w:numPr>
+        <w:rPr>
+          <w:sz w:val="20"/>
+          <w:szCs w:val="20"/>
+          <w:lang w:val="es-ES"/>
+        </w:rPr>
+      </w:pPr>
+      <w:r>
+        <w:rPr>
+          <w:sz w:val="20"/>
+          <w:szCs w:val="20"/>
+          <w:lang w:val="es-ES"/>
+        </w:rPr>
+        <w:t xml:space="preserve">Sistemas causales: ocurren después de un tiempo cero y llegan a un </w:t>
+      </w:r>
+      <w:r>
+        <w:rPr>
+          <w:sz w:val="20"/>
+          <w:szCs w:val="20"/>
+          <w:lang w:val="es-ES"/>
+        </w:rPr>
+        <w:t>número</w:t>
+      </w:r>
+      <w:r>
+        <w:rPr>
+          <w:sz w:val="20"/>
+          <w:szCs w:val="20"/>
+          <w:lang w:val="es-ES"/>
+        </w:rPr>
+        <w:t xml:space="preserve"> finito. </w:t>
+      </w:r>
+    </w:p>
+    <w:p>
+      <w:pPr>
+        <w:pStyle w:val="Prrafodelista"/>
+        <w:numPr>
+          <w:ilvl w:val="0"/>
+          <w:numId w:val="4"/>
+        </w:numPr>
+        <w:rPr>
+          <w:sz w:val="20"/>
+          <w:szCs w:val="20"/>
+          <w:lang w:val="es-ES"/>
+        </w:rPr>
+      </w:pPr>
+      <w:r>
+        <w:rPr>
+          <w:sz w:val="20"/>
+          <w:szCs w:val="20"/>
+          <w:lang w:val="es-ES"/>
+        </w:rPr>
+        <w:t xml:space="preserve">Sistemas estables: la región de convergencia tiene que incluir al </w:t>
+      </w:r>
+      <w:r>
+        <w:rPr>
+          <w:sz w:val="20"/>
+          <w:szCs w:val="20"/>
+          <w:lang w:val="es-ES"/>
+        </w:rPr>
+        <w:t>círculo</w:t>
+      </w:r>
+      <w:r>
+        <w:rPr>
+          <w:sz w:val="20"/>
+          <w:szCs w:val="20"/>
+          <w:lang w:val="es-ES"/>
+        </w:rPr>
+        <w:t xml:space="preserve"> de radio unitario. En z la estabilidad depende del radio </w:t>
+      </w:r>
+      <m:oMath>
+        <m:r>
+          <w:rPr>
+            <w:rFonts w:ascii="Cambria Math" w:hAnsi="Cambria Math"/>
+            <w:sz w:val="20"/>
+            <w:szCs w:val="20"/>
+            <w:lang w:val="es-ES"/>
+          </w:rPr>
+          <m:t>r</m:t>
+        </m:r>
+      </m:oMath>
+      <w:r>
+        <w:rPr>
+          <w:rFonts w:eastAsiaTheme="minorEastAsia"/>
+          <w:sz w:val="20"/>
+          <w:szCs w:val="20"/>
+          <w:lang w:val="es-ES"/>
+        </w:rPr>
+        <w:t>, el cual define la región de convergencia.</w:t>
       </w:r>
     </w:p>
     <w:p>
@@ -9307,6 +10502,7 @@
           <w:szCs w:val="20"/>
           <w:lang w:val="es-ES"/>
         </w:rPr>
+        <w:lastRenderedPageBreak/>
         <w:t xml:space="preserve">Los polos de un sistema FIR están todos ubicados en z=0, por lo que la región de convergencia es todo el plano z. Esto implica que la región de convergencia incluye al círculo unitario </w:t>
       </w:r>
       <w:r>
@@ -10070,7 +11266,6 @@
             <w:szCs w:val="20"/>
             <w:lang w:val="es-ES"/>
           </w:rPr>
-          <w:lastRenderedPageBreak/>
           <m:t>Y(z)</m:t>
         </m:r>
       </m:oMath>
@@ -10703,6 +11898,23 @@
     <w:p>
       <w:pPr>
         <w:rPr>
+          <w:sz w:val="20"/>
+          <w:szCs w:val="20"/>
+          <w:lang w:val="es-ES"/>
+        </w:rPr>
+      </w:pPr>
+      <w:r>
+        <w:rPr>
+          <w:sz w:val="20"/>
+          <w:szCs w:val="20"/>
+          <w:lang w:val="es-ES"/>
+        </w:rPr>
+        <w:t xml:space="preserve">IMAGEN </w:t>
+      </w:r>
+    </w:p>
+    <w:p>
+      <w:pPr>
+        <w:rPr>
           <w:b/>
           <w:color w:val="7030A0"/>
           <w:sz w:val="20"/>
@@ -11197,6 +12409,7 @@
           <w:u w:val="single"/>
           <w:lang w:val="es-ES"/>
         </w:rPr>
+        <w:lastRenderedPageBreak/>
         <w:t xml:space="preserve">Transformada Bilineal </w:t>
       </w:r>
     </w:p>
@@ -11245,6 +12458,45 @@
           <w:lang w:val="es-ES"/>
         </w:rPr>
         <w:t>Es convertir una ecuación en diferencias en tiempo continuo, a una en tiempo discreto.</w:t>
+      </w:r>
+    </w:p>
+    <w:p>
+      <w:pPr>
+        <w:rPr>
+          <w:rFonts w:eastAsiaTheme="minorEastAsia"/>
+          <w:sz w:val="20"/>
+          <w:szCs w:val="20"/>
+          <w:lang w:val="es-ES"/>
+        </w:rPr>
+      </w:pPr>
+      <w:r>
+        <w:rPr>
+          <w:rFonts w:eastAsiaTheme="minorEastAsia"/>
+          <w:sz w:val="20"/>
+          <w:szCs w:val="20"/>
+          <w:lang w:val="es-ES"/>
+        </w:rPr>
+        <w:t xml:space="preserve">Me garantiza </w:t>
+      </w:r>
+      <w:proofErr w:type="gramStart"/>
+      <w:r>
+        <w:rPr>
+          <w:rFonts w:eastAsiaTheme="minorEastAsia"/>
+          <w:sz w:val="20"/>
+          <w:szCs w:val="20"/>
+          <w:lang w:val="es-ES"/>
+        </w:rPr>
+        <w:t>que</w:t>
+      </w:r>
+      <w:proofErr w:type="gramEnd"/>
+      <w:r>
+        <w:rPr>
+          <w:rFonts w:eastAsiaTheme="minorEastAsia"/>
+          <w:sz w:val="20"/>
+          <w:szCs w:val="20"/>
+          <w:lang w:val="es-ES"/>
+        </w:rPr>
+        <w:t xml:space="preserve"> si la función es estable en un dominio, va a ser estable en el otro. </w:t>
       </w:r>
     </w:p>
     <w:p>
@@ -12143,7 +13395,6 @@
             <w:szCs w:val="20"/>
             <w:lang w:val="es-ES"/>
           </w:rPr>
-          <w:lastRenderedPageBreak/>
           <m:t>k</m:t>
         </m:r>
       </m:oMath>
@@ -12327,6 +13578,125 @@
           <w:lang w:val="es-ES"/>
         </w:rPr>
         <w:t xml:space="preserve">Si hay filtros digitales de tipo FIR. </w:t>
+      </w:r>
+    </w:p>
+    <w:p>
+      <w:pPr>
+        <w:rPr>
+          <w:rFonts w:eastAsiaTheme="minorEastAsia"/>
+          <w:sz w:val="20"/>
+          <w:szCs w:val="20"/>
+          <w:lang w:val="es-ES"/>
+        </w:rPr>
+      </w:pPr>
+      <w:r>
+        <w:rPr>
+          <w:rFonts w:eastAsiaTheme="minorEastAsia"/>
+          <w:sz w:val="20"/>
+          <w:szCs w:val="20"/>
+          <w:lang w:val="es-ES"/>
+        </w:rPr>
+        <w:t xml:space="preserve">Mapear de </w:t>
+      </w:r>
+      <m:oMath>
+        <m:r>
+          <w:rPr>
+            <w:rFonts w:ascii="Cambria Math" w:eastAsiaTheme="minorEastAsia" w:hAnsi="Cambria Math"/>
+            <w:sz w:val="20"/>
+            <w:szCs w:val="20"/>
+            <w:lang w:val="es-ES"/>
+          </w:rPr>
+          <m:t>s</m:t>
+        </m:r>
+      </m:oMath>
+      <w:r>
+        <w:rPr>
+          <w:rFonts w:eastAsiaTheme="minorEastAsia"/>
+          <w:sz w:val="20"/>
+          <w:szCs w:val="20"/>
+          <w:lang w:val="es-ES"/>
+        </w:rPr>
+        <w:t xml:space="preserve"> a </w:t>
+      </w:r>
+      <m:oMath>
+        <m:r>
+          <w:rPr>
+            <w:rFonts w:ascii="Cambria Math" w:eastAsiaTheme="minorEastAsia" w:hAnsi="Cambria Math"/>
+            <w:sz w:val="20"/>
+            <w:szCs w:val="20"/>
+            <w:lang w:val="es-ES"/>
+          </w:rPr>
+          <m:t>z</m:t>
+        </m:r>
+      </m:oMath>
+      <w:r>
+        <w:rPr>
+          <w:rFonts w:eastAsiaTheme="minorEastAsia"/>
+          <w:sz w:val="20"/>
+          <w:szCs w:val="20"/>
+          <w:lang w:val="es-ES"/>
+        </w:rPr>
+        <w:t xml:space="preserve"> me va a comprimir el rango </w:t>
+      </w:r>
+      <w:proofErr w:type="spellStart"/>
+      <w:r>
+        <w:rPr>
+          <w:rFonts w:eastAsiaTheme="minorEastAsia"/>
+          <w:sz w:val="20"/>
+          <w:szCs w:val="20"/>
+          <w:lang w:val="es-ES"/>
+        </w:rPr>
+        <w:t>dinamico</w:t>
+      </w:r>
+      <w:proofErr w:type="spellEnd"/>
+      <w:r>
+        <w:rPr>
+          <w:rFonts w:eastAsiaTheme="minorEastAsia"/>
+          <w:sz w:val="20"/>
+          <w:szCs w:val="20"/>
+          <w:lang w:val="es-ES"/>
+        </w:rPr>
+        <w:t xml:space="preserve">, me </w:t>
+      </w:r>
+      <w:proofErr w:type="spellStart"/>
+      <w:r>
+        <w:rPr>
+          <w:rFonts w:eastAsiaTheme="minorEastAsia"/>
+          <w:sz w:val="20"/>
+          <w:szCs w:val="20"/>
+          <w:lang w:val="es-ES"/>
+        </w:rPr>
+        <w:t>comprie</w:t>
+      </w:r>
+      <w:proofErr w:type="spellEnd"/>
+      <w:r>
+        <w:rPr>
+          <w:rFonts w:eastAsiaTheme="minorEastAsia"/>
+          <w:sz w:val="20"/>
+          <w:szCs w:val="20"/>
+          <w:lang w:val="es-ES"/>
+        </w:rPr>
+        <w:t xml:space="preserve"> el grafico del </w:t>
+      </w:r>
+      <w:proofErr w:type="spellStart"/>
+      <w:r>
+        <w:rPr>
+          <w:rFonts w:eastAsiaTheme="minorEastAsia"/>
+          <w:sz w:val="20"/>
+          <w:szCs w:val="20"/>
+          <w:lang w:val="es-ES"/>
+        </w:rPr>
+        <w:t>modulo</w:t>
+      </w:r>
+      <w:proofErr w:type="spellEnd"/>
+      <w:r>
+        <w:rPr>
+          <w:rFonts w:eastAsiaTheme="minorEastAsia"/>
+          <w:sz w:val="20"/>
+          <w:szCs w:val="20"/>
+          <w:lang w:val="es-ES"/>
+        </w:rPr>
+        <w:t>.</w:t>
       </w:r>
     </w:p>
     <w:p>
@@ -12893,6 +14263,51 @@
           <w:lang w:val="es-ES"/>
         </w:rPr>
         <w:t xml:space="preserve"> es cero.  </w:t>
+      </w:r>
+    </w:p>
+    <w:p>
+      <w:pPr>
+        <w:tabs>
+          <w:tab w:val="center" w:pos="4419"/>
+        </w:tabs>
+        <w:rPr>
+          <w:rFonts w:eastAsiaTheme="minorEastAsia"/>
+          <w:sz w:val="20"/>
+          <w:szCs w:val="20"/>
+          <w:lang w:val="es-ES"/>
+        </w:rPr>
+      </w:pPr>
+      <w:r>
+        <w:rPr>
+          <w:rFonts w:eastAsiaTheme="minorEastAsia"/>
+          <w:sz w:val="20"/>
+          <w:szCs w:val="20"/>
+          <w:lang w:val="es-ES"/>
+        </w:rPr>
+        <w:t>IMAGEN EJEMPLO NOTCH</w:t>
+      </w:r>
+    </w:p>
+    <w:p>
+      <w:pPr>
+        <w:tabs>
+          <w:tab w:val="center" w:pos="4419"/>
+        </w:tabs>
+        <w:rPr>
+          <w:rFonts w:eastAsiaTheme="minorEastAsia"/>
+          <w:sz w:val="20"/>
+          <w:szCs w:val="20"/>
+          <w:lang w:val="es-ES"/>
+        </w:rPr>
+      </w:pPr>
+      <w:r>
+        <w:rPr>
+          <w:rFonts w:eastAsiaTheme="minorEastAsia"/>
+          <w:sz w:val="20"/>
+          <w:szCs w:val="20"/>
+          <w:lang w:val="es-ES"/>
+        </w:rPr>
+        <w:lastRenderedPageBreak/>
+        <w:t>IMAGEN REPASO TRANSFORMADA BILINEAL</w:t>
       </w:r>
       <w:r>
         <w:rPr>
@@ -13554,7 +14969,6 @@
           <w:szCs w:val="20"/>
           <w:lang w:val="es-ES"/>
         </w:rPr>
-        <w:lastRenderedPageBreak/>
         <w:t xml:space="preserve">Sistemas con retarde de fase mínimo o máximo </w:t>
       </w:r>
     </w:p>
@@ -14035,6 +15449,7 @@
           <w:szCs w:val="20"/>
           <w:lang w:val="es-ES"/>
         </w:rPr>
+        <w:lastRenderedPageBreak/>
         <w:t xml:space="preserve">Los ceros deben aparecer en posiciones conjugado – reciprocas en el plano z (si tienen cero en </w:t>
       </w:r>
       <m:oMath>
@@ -14406,7 +15821,6 @@
           <w:sz w:val="20"/>
           <w:szCs w:val="20"/>
         </w:rPr>
-        <w:lastRenderedPageBreak/>
         <w:t xml:space="preserve">Dependiendo del tipo de filtro FIR (tipo I, II, III, IV), se obtiene una respuesta en frecuencia diferente </w:t>
       </w:r>
     </w:p>
@@ -14425,8 +15839,10 @@
       <w:r>
         <w:rPr>
           <w:rFonts w:eastAsiaTheme="minorEastAsia"/>
-          <w:sz w:val="20"/>
-          <w:szCs w:val="20"/>
+          <w:noProof/>
+          <w:sz w:val="20"/>
+          <w:szCs w:val="20"/>
+          <w:lang w:val="en-US"/>
         </w:rPr>
         <w:drawing>
           <wp:inline distT="0" distB="0" distL="0" distR="0" wp14:anchorId="633EAB93" wp14:editId="38BEBAA6">
@@ -14560,9 +15976,10 @@
       <w:r>
         <w:rPr>
           <w:rFonts w:eastAsiaTheme="minorEastAsia"/>
-          <w:sz w:val="20"/>
-          <w:szCs w:val="20"/>
-          <w:lang w:val="es-ES"/>
+          <w:noProof/>
+          <w:sz w:val="20"/>
+          <w:szCs w:val="20"/>
+          <w:lang w:val="en-US"/>
         </w:rPr>
         <w:drawing>
           <wp:inline distT="0" distB="0" distL="0" distR="0" wp14:anchorId="589A075B" wp14:editId="176AE50D">
@@ -14622,6 +16039,7 @@
           <w:szCs w:val="20"/>
           <w:lang w:val="en-US"/>
         </w:rPr>
+        <w:lastRenderedPageBreak/>
         <w:drawing>
           <wp:inline distT="0" distB="0" distL="0" distR="0" wp14:anchorId="410F9A4E" wp14:editId="24449EEC">
             <wp:extent cx="4368910" cy="1809750"/>
@@ -15036,6 +16454,34 @@
         </w:tabs>
         <w:rPr>
           <w:rFonts w:eastAsiaTheme="minorEastAsia"/>
+          <w:sz w:val="20"/>
+          <w:szCs w:val="20"/>
+        </w:rPr>
+      </w:pPr>
+      <w:r>
+        <w:rPr>
+          <w:rFonts w:eastAsiaTheme="minorEastAsia"/>
+          <w:sz w:val="20"/>
+          <w:szCs w:val="20"/>
+        </w:rPr>
+        <w:t xml:space="preserve">IMAGEN </w:t>
+      </w:r>
+      <w:r>
+        <w:rPr>
+          <w:rFonts w:eastAsiaTheme="minorEastAsia"/>
+          <w:sz w:val="20"/>
+          <w:szCs w:val="20"/>
+        </w:rPr>
+        <w:t>TIPOS DE FILTROS FIR</w:t>
+      </w:r>
+    </w:p>
+    <w:p>
+      <w:pPr>
+        <w:tabs>
+          <w:tab w:val="left" w:pos="1125"/>
+        </w:tabs>
+        <w:rPr>
+          <w:rFonts w:eastAsiaTheme="minorEastAsia"/>
           <w:b/>
           <w:color w:val="7030A0"/>
           <w:sz w:val="20"/>
@@ -15279,11 +16725,11 @@
       <w:r>
         <w:rPr>
           <w:rFonts w:eastAsiaTheme="minorEastAsia"/>
-          <w:sz w:val="20"/>
-          <w:szCs w:val="20"/>
-          <w:lang w:val="es-ES"/>
-        </w:rPr>
-        <w:lastRenderedPageBreak/>
+          <w:noProof/>
+          <w:sz w:val="20"/>
+          <w:szCs w:val="20"/>
+          <w:lang w:val="en-US"/>
+        </w:rPr>
         <w:drawing>
           <wp:inline distT="0" distB="0" distL="0" distR="0" wp14:anchorId="4439D07A" wp14:editId="129948EB">
             <wp:extent cx="3437670" cy="2240280"/>
@@ -16021,6 +17467,7 @@
           <w:szCs w:val="20"/>
           <w:lang w:val="es-ES"/>
         </w:rPr>
+        <w:lastRenderedPageBreak/>
         <w:t xml:space="preserve">El ancho de banda está determinado por </w:t>
       </w:r>
       <m:oMath>
@@ -16409,9 +17856,10 @@
       <w:r>
         <w:rPr>
           <w:rFonts w:eastAsiaTheme="minorEastAsia"/>
-          <w:sz w:val="20"/>
-          <w:szCs w:val="20"/>
-          <w:lang w:val="es-ES"/>
+          <w:noProof/>
+          <w:sz w:val="20"/>
+          <w:szCs w:val="20"/>
+          <w:lang w:val="en-US"/>
         </w:rPr>
         <w:drawing>
           <wp:inline distT="0" distB="0" distL="0" distR="0" wp14:anchorId="3B69DE9F" wp14:editId="44E67181">
@@ -16830,9 +18278,10 @@
       <w:r>
         <w:rPr>
           <w:rFonts w:eastAsiaTheme="minorEastAsia"/>
-          <w:sz w:val="20"/>
-          <w:szCs w:val="20"/>
-          <w:lang w:val="es-ES"/>
+          <w:noProof/>
+          <w:sz w:val="20"/>
+          <w:szCs w:val="20"/>
+          <w:lang w:val="en-US"/>
         </w:rPr>
         <w:drawing>
           <wp:inline distT="0" distB="0" distL="0" distR="0" wp14:anchorId="4B640A2D" wp14:editId="3D54421B">
@@ -16896,7 +18345,6 @@
           <w:u w:val="single"/>
           <w:lang w:val="es-ES"/>
         </w:rPr>
-        <w:lastRenderedPageBreak/>
         <w:t xml:space="preserve">Diseño por cuadrados mínimos </w:t>
       </w:r>
     </w:p>
@@ -16999,9 +18447,10 @@
       <w:r>
         <w:rPr>
           <w:rFonts w:eastAsiaTheme="minorEastAsia"/>
-          <w:sz w:val="20"/>
-          <w:szCs w:val="20"/>
-          <w:lang w:val="es-ES"/>
+          <w:noProof/>
+          <w:sz w:val="20"/>
+          <w:szCs w:val="20"/>
+          <w:lang w:val="en-US"/>
         </w:rPr>
         <w:drawing>
           <wp:inline distT="0" distB="0" distL="0" distR="0" wp14:anchorId="209C5A06" wp14:editId="56C2A617">
@@ -17202,16 +18651,7 @@
             <w:szCs w:val="20"/>
             <w:lang w:val="es-ES"/>
           </w:rPr>
-          <m:t>≠</m:t>
-        </m:r>
-        <m:r>
-          <w:rPr>
-            <w:rFonts w:ascii="Cambria Math" w:eastAsiaTheme="minorEastAsia" w:hAnsi="Cambria Math"/>
-            <w:sz w:val="20"/>
-            <w:szCs w:val="20"/>
-            <w:lang w:val="es-ES"/>
-          </w:rPr>
-          <m:t>0</m:t>
+          <m:t>≠0</m:t>
         </m:r>
       </m:oMath>
       <w:r>
@@ -17324,9 +18764,10 @@
       <w:r>
         <w:rPr>
           <w:rFonts w:eastAsiaTheme="minorEastAsia"/>
-          <w:sz w:val="20"/>
-          <w:szCs w:val="20"/>
-          <w:lang w:val="es-ES"/>
+          <w:noProof/>
+          <w:sz w:val="20"/>
+          <w:szCs w:val="20"/>
+          <w:lang w:val="en-US"/>
         </w:rPr>
         <w:drawing>
           <wp:inline distT="0" distB="0" distL="0" distR="0" wp14:anchorId="14C994C8" wp14:editId="09545603">
@@ -17539,6 +18980,7 @@
           <w:u w:val="single"/>
           <w:lang w:val="es-ES"/>
         </w:rPr>
+        <w:lastRenderedPageBreak/>
         <w:t xml:space="preserve">Métodos de diseño basados en ventaneo </w:t>
       </w:r>
     </w:p>
@@ -17631,6 +19073,108 @@
         </w:tabs>
         <w:rPr>
           <w:rFonts w:eastAsiaTheme="minorEastAsia"/>
+          <w:sz w:val="20"/>
+          <w:szCs w:val="20"/>
+          <w:lang w:val="es-ES"/>
+        </w:rPr>
+      </w:pPr>
+      <w:r>
+        <w:rPr>
+          <w:rFonts w:eastAsiaTheme="minorEastAsia"/>
+          <w:sz w:val="20"/>
+          <w:szCs w:val="20"/>
+          <w:lang w:val="es-ES"/>
+        </w:rPr>
+        <w:t xml:space="preserve">Establezco el filtro </w:t>
+      </w:r>
+      <w:proofErr w:type="spellStart"/>
+      <w:r>
+        <w:rPr>
+          <w:rFonts w:eastAsiaTheme="minorEastAsia"/>
+          <w:sz w:val="20"/>
+          <w:szCs w:val="20"/>
+          <w:lang w:val="es-ES"/>
+        </w:rPr>
+        <w:t>brick</w:t>
+      </w:r>
+      <w:proofErr w:type="spellEnd"/>
+      <w:r>
+        <w:rPr>
+          <w:rFonts w:eastAsiaTheme="minorEastAsia"/>
+          <w:sz w:val="20"/>
+          <w:szCs w:val="20"/>
+          <w:lang w:val="es-ES"/>
+        </w:rPr>
+        <w:t xml:space="preserve"> – </w:t>
+      </w:r>
+      <w:proofErr w:type="spellStart"/>
+      <w:r>
+        <w:rPr>
+          <w:rFonts w:eastAsiaTheme="minorEastAsia"/>
+          <w:sz w:val="20"/>
+          <w:szCs w:val="20"/>
+          <w:lang w:val="es-ES"/>
+        </w:rPr>
+        <w:t>wall</w:t>
+      </w:r>
+      <w:proofErr w:type="spellEnd"/>
+      <w:r>
+        <w:rPr>
+          <w:rFonts w:eastAsiaTheme="minorEastAsia"/>
+          <w:sz w:val="20"/>
+          <w:szCs w:val="20"/>
+          <w:lang w:val="es-ES"/>
+        </w:rPr>
+        <w:t xml:space="preserve"> (ideal) y establezco una plantilla que “pase” por el </w:t>
+      </w:r>
+      <w:proofErr w:type="spellStart"/>
+      <w:r>
+        <w:rPr>
+          <w:rFonts w:eastAsiaTheme="minorEastAsia"/>
+          <w:sz w:val="20"/>
+          <w:szCs w:val="20"/>
+          <w:lang w:val="es-ES"/>
+        </w:rPr>
+        <w:t>brick</w:t>
+      </w:r>
+      <w:proofErr w:type="spellEnd"/>
+      <w:r>
+        <w:rPr>
+          <w:rFonts w:eastAsiaTheme="minorEastAsia"/>
+          <w:sz w:val="20"/>
+          <w:szCs w:val="20"/>
+          <w:lang w:val="es-ES"/>
+        </w:rPr>
+        <w:t xml:space="preserve"> – </w:t>
+      </w:r>
+      <w:proofErr w:type="spellStart"/>
+      <w:r>
+        <w:rPr>
+          <w:rFonts w:eastAsiaTheme="minorEastAsia"/>
+          <w:sz w:val="20"/>
+          <w:szCs w:val="20"/>
+          <w:lang w:val="es-ES"/>
+        </w:rPr>
+        <w:t>wall</w:t>
+      </w:r>
+      <w:proofErr w:type="spellEnd"/>
+      <w:r>
+        <w:rPr>
+          <w:rFonts w:eastAsiaTheme="minorEastAsia"/>
+          <w:sz w:val="20"/>
+          <w:szCs w:val="20"/>
+          <w:lang w:val="es-ES"/>
+        </w:rPr>
+        <w:t>.</w:t>
+      </w:r>
+    </w:p>
+    <w:p>
+      <w:pPr>
+        <w:tabs>
+          <w:tab w:val="left" w:pos="1125"/>
+        </w:tabs>
+        <w:rPr>
+          <w:rFonts w:eastAsiaTheme="minorEastAsia"/>
           <w:b/>
           <w:color w:val="ED7D31" w:themeColor="accent2"/>
           <w:sz w:val="20"/>
@@ -17765,27 +19309,25 @@
           <w:szCs w:val="20"/>
           <w:lang w:val="es-ES"/>
         </w:rPr>
-        <w:t xml:space="preserve">Tiene ripple tanto en banda de paso como en banda de stop (es </w:t>
-      </w:r>
-      <w:proofErr w:type="spellStart"/>
-      <w:r>
-        <w:rPr>
-          <w:rFonts w:eastAsiaTheme="minorEastAsia"/>
-          <w:sz w:val="20"/>
-          <w:szCs w:val="20"/>
-          <w:lang w:val="es-ES"/>
-        </w:rPr>
-        <w:t>equirriple</w:t>
-      </w:r>
-      <w:proofErr w:type="spellEnd"/>
-      <w:r>
-        <w:rPr>
-          <w:rFonts w:eastAsiaTheme="minorEastAsia"/>
-          <w:sz w:val="20"/>
-          <w:szCs w:val="20"/>
-          <w:lang w:val="es-ES"/>
-        </w:rPr>
-        <w:t xml:space="preserve"> en banda de paso y banda de stop), ya que hace overshoot </w:t>
+        <w:t>Tiene ripple tanto en banda de paso como e</w:t>
+      </w:r>
+      <w:r>
+        <w:rPr>
+          <w:rFonts w:eastAsiaTheme="minorEastAsia"/>
+          <w:sz w:val="20"/>
+          <w:szCs w:val="20"/>
+          <w:lang w:val="es-ES"/>
+        </w:rPr>
+        <w:t>n banda de stop</w:t>
+      </w:r>
+      <w:r>
+        <w:rPr>
+          <w:rFonts w:eastAsiaTheme="minorEastAsia"/>
+          <w:sz w:val="20"/>
+          <w:szCs w:val="20"/>
+          <w:lang w:val="es-ES"/>
+        </w:rPr>
+        <w:t xml:space="preserve">, ya que hace overshoot </w:t>
       </w:r>
       <w:r>
         <w:rPr>
@@ -17950,11 +19492,11 @@
       <w:r>
         <w:rPr>
           <w:rFonts w:eastAsiaTheme="minorEastAsia"/>
-          <w:sz w:val="20"/>
-          <w:szCs w:val="20"/>
-          <w:lang w:val="es-ES"/>
-        </w:rPr>
-        <w:lastRenderedPageBreak/>
+          <w:noProof/>
+          <w:sz w:val="20"/>
+          <w:szCs w:val="20"/>
+          <w:lang w:val="en-US"/>
+        </w:rPr>
         <w:drawing>
           <wp:inline distT="0" distB="0" distL="0" distR="0" wp14:anchorId="5BEC0444" wp14:editId="4121C68B">
             <wp:extent cx="4642947" cy="2324100"/>
@@ -18463,10 +20005,12 @@
       <w:r>
         <w:rPr>
           <w:rFonts w:eastAsiaTheme="minorEastAsia"/>
-          <w:sz w:val="20"/>
-          <w:szCs w:val="20"/>
-          <w:lang w:val="es-ES"/>
-        </w:rPr>
+          <w:noProof/>
+          <w:sz w:val="20"/>
+          <w:szCs w:val="20"/>
+          <w:lang w:val="en-US"/>
+        </w:rPr>
+        <w:lastRenderedPageBreak/>
         <w:drawing>
           <wp:inline distT="0" distB="0" distL="0" distR="0" wp14:anchorId="01E8BBFA" wp14:editId="60D23012">
             <wp:extent cx="4191000" cy="1656389"/>
@@ -18612,11 +20156,11 @@
       <w:r>
         <w:rPr>
           <w:rFonts w:eastAsiaTheme="minorEastAsia"/>
-          <w:sz w:val="20"/>
-          <w:szCs w:val="20"/>
-          <w:lang w:val="es-ES"/>
-        </w:rPr>
-        <w:lastRenderedPageBreak/>
+          <w:noProof/>
+          <w:sz w:val="20"/>
+          <w:szCs w:val="20"/>
+          <w:lang w:val="en-US"/>
+        </w:rPr>
         <w:drawing>
           <wp:inline distT="0" distB="0" distL="0" distR="0" wp14:anchorId="2961ABD0" wp14:editId="25041BFC">
             <wp:extent cx="4038600" cy="2629797"/>
@@ -18670,9 +20214,10 @@
       <w:r>
         <w:rPr>
           <w:rFonts w:eastAsiaTheme="minorEastAsia"/>
-          <w:sz w:val="20"/>
-          <w:szCs w:val="20"/>
-          <w:lang w:val="es-ES"/>
+          <w:noProof/>
+          <w:sz w:val="20"/>
+          <w:szCs w:val="20"/>
+          <w:lang w:val="en-US"/>
         </w:rPr>
         <w:drawing>
           <wp:inline distT="0" distB="0" distL="0" distR="0" wp14:anchorId="5F4C9318" wp14:editId="15B332CD">
@@ -18952,6 +20497,7 @@
           <w:szCs w:val="20"/>
           <w:lang w:val="es-ES"/>
         </w:rPr>
+        <w:lastRenderedPageBreak/>
         <w:t xml:space="preserve">Ventana Flattop </w:t>
       </w:r>
     </w:p>
@@ -19206,7 +20752,6 @@
           <w:szCs w:val="20"/>
           <w:lang w:val="es-ES"/>
         </w:rPr>
-        <w:lastRenderedPageBreak/>
         <w:t xml:space="preserve">Orden del filtro </w:t>
       </w:r>
     </w:p>
@@ -19286,29 +20831,31 @@
         <w:rPr>
           <w:rFonts w:eastAsiaTheme="minorEastAsia"/>
           <w:b/>
-          <w:sz w:val="20"/>
-          <w:szCs w:val="20"/>
-          <w:u w:val="single"/>
-          <w:lang w:val="es-ES"/>
-        </w:rPr>
-      </w:pPr>
-      <w:bookmarkStart w:id="0" w:name="_GoBack"/>
+          <w:color w:val="ED7D31" w:themeColor="accent2"/>
+          <w:sz w:val="20"/>
+          <w:szCs w:val="20"/>
+          <w:lang w:val="es-ES"/>
+        </w:rPr>
+      </w:pPr>
       <w:r>
         <w:rPr>
           <w:rFonts w:eastAsiaTheme="minorEastAsia"/>
           <w:b/>
-          <w:color w:val="7030A0"/>
-          <w:sz w:val="20"/>
-          <w:szCs w:val="20"/>
-          <w:u w:val="single"/>
-          <w:lang w:val="es-ES"/>
-        </w:rPr>
-        <w:t>Filtros de respuesta al impulso infinita (Filtros IIR)</w:t>
-      </w:r>
-      <w:bookmarkEnd w:id="0"/>
-    </w:p>
-    <w:p>
-      <w:pPr>
+          <w:color w:val="ED7D31" w:themeColor="accent2"/>
+          <w:sz w:val="20"/>
+          <w:szCs w:val="20"/>
+          <w:lang w:val="es-ES"/>
+        </w:rPr>
+        <w:t xml:space="preserve">Método de diseño por Parck – McClellan </w:t>
+      </w:r>
+    </w:p>
+    <w:p>
+      <w:pPr>
+        <w:pStyle w:val="Prrafodelista"/>
+        <w:numPr>
+          <w:ilvl w:val="0"/>
+          <w:numId w:val="38"/>
+        </w:numPr>
         <w:tabs>
           <w:tab w:val="left" w:pos="1125"/>
         </w:tabs>
@@ -19319,9 +20866,38 @@
           <w:lang w:val="es-ES"/>
         </w:rPr>
       </w:pPr>
-    </w:p>
-    <w:p>
-      <w:pPr>
+      <w:r>
+        <w:rPr>
+          <w:rFonts w:eastAsiaTheme="minorEastAsia"/>
+          <w:sz w:val="20"/>
+          <w:szCs w:val="20"/>
+          <w:lang w:val="es-ES"/>
+        </w:rPr>
+        <w:t xml:space="preserve">Optimización mínimo máximo (min max) </w:t>
+      </w:r>
+      <w:r>
+        <w:rPr>
+          <w:lang w:val="es-ES"/>
+        </w:rPr>
+        <w:sym w:font="Wingdings" w:char="F0E0"/>
+      </w:r>
+      <w:r>
+        <w:rPr>
+          <w:rFonts w:eastAsiaTheme="minorEastAsia"/>
+          <w:sz w:val="20"/>
+          <w:szCs w:val="20"/>
+          <w:lang w:val="es-ES"/>
+        </w:rPr>
+        <w:t xml:space="preserve"> minimiza el error más grande, el error máximo</w:t>
+      </w:r>
+    </w:p>
+    <w:p>
+      <w:pPr>
+        <w:pStyle w:val="Prrafodelista"/>
+        <w:numPr>
+          <w:ilvl w:val="0"/>
+          <w:numId w:val="38"/>
+        </w:numPr>
         <w:tabs>
           <w:tab w:val="left" w:pos="1125"/>
         </w:tabs>
@@ -19332,6 +20908,1206 @@
           <w:lang w:val="es-ES"/>
         </w:rPr>
       </w:pPr>
+      <w:r>
+        <w:rPr>
+          <w:rFonts w:eastAsiaTheme="minorEastAsia"/>
+          <w:sz w:val="20"/>
+          <w:szCs w:val="20"/>
+          <w:lang w:val="es-ES"/>
+        </w:rPr>
+        <w:t xml:space="preserve">Me permite minimizar el error máximo de la respuesta en frecuencia </w:t>
+      </w:r>
+      <w:r>
+        <w:rPr>
+          <w:lang w:val="es-ES"/>
+        </w:rPr>
+        <w:sym w:font="Wingdings" w:char="F0E0"/>
+      </w:r>
+      <w:r>
+        <w:rPr>
+          <w:rFonts w:eastAsiaTheme="minorEastAsia"/>
+          <w:sz w:val="20"/>
+          <w:szCs w:val="20"/>
+          <w:lang w:val="es-ES"/>
+        </w:rPr>
+        <w:t xml:space="preserve"> minimización del error máximo absoluto</w:t>
+      </w:r>
+    </w:p>
+    <w:p>
+      <w:pPr>
+        <w:pStyle w:val="Prrafodelista"/>
+        <w:numPr>
+          <w:ilvl w:val="0"/>
+          <w:numId w:val="38"/>
+        </w:numPr>
+        <w:tabs>
+          <w:tab w:val="left" w:pos="1125"/>
+        </w:tabs>
+        <w:rPr>
+          <w:rFonts w:eastAsiaTheme="minorEastAsia"/>
+          <w:sz w:val="20"/>
+          <w:szCs w:val="20"/>
+          <w:lang w:val="es-ES"/>
+        </w:rPr>
+      </w:pPr>
+      <w:r>
+        <w:rPr>
+          <w:rFonts w:eastAsiaTheme="minorEastAsia"/>
+          <w:sz w:val="20"/>
+          <w:szCs w:val="20"/>
+          <w:lang w:val="es-ES"/>
+        </w:rPr>
+        <w:t xml:space="preserve">Son filtros equiripple porque la banda de paso y la banda de stop tienen la misma amplitud de ripple.  </w:t>
+      </w:r>
+      <w:bookmarkStart w:id="0" w:name="_GoBack"/>
+      <w:bookmarkEnd w:id="0"/>
+    </w:p>
+    <w:p>
+      <w:pPr>
+        <w:tabs>
+          <w:tab w:val="left" w:pos="1125"/>
+        </w:tabs>
+        <w:rPr>
+          <w:rFonts w:eastAsiaTheme="minorEastAsia"/>
+          <w:b/>
+          <w:sz w:val="20"/>
+          <w:szCs w:val="20"/>
+          <w:u w:val="single"/>
+          <w:lang w:val="es-ES"/>
+        </w:rPr>
+      </w:pPr>
+      <w:r>
+        <w:rPr>
+          <w:rFonts w:eastAsiaTheme="minorEastAsia"/>
+          <w:b/>
+          <w:color w:val="7030A0"/>
+          <w:sz w:val="20"/>
+          <w:szCs w:val="20"/>
+          <w:u w:val="single"/>
+          <w:lang w:val="es-ES"/>
+        </w:rPr>
+        <w:t>Filtros de respuesta al impulso infinita (Filtros IIR)</w:t>
+      </w:r>
+    </w:p>
+    <w:p>
+      <w:pPr>
+        <w:tabs>
+          <w:tab w:val="left" w:pos="1125"/>
+        </w:tabs>
+        <w:rPr>
+          <w:rFonts w:eastAsiaTheme="minorEastAsia"/>
+          <w:b/>
+          <w:sz w:val="20"/>
+          <w:szCs w:val="20"/>
+          <w:lang w:val="es-ES"/>
+        </w:rPr>
+      </w:pPr>
+      <w:r>
+        <w:rPr>
+          <w:rFonts w:eastAsiaTheme="minorEastAsia"/>
+          <w:b/>
+          <w:color w:val="ED7D31" w:themeColor="accent2"/>
+          <w:sz w:val="20"/>
+          <w:szCs w:val="20"/>
+          <w:lang w:val="es-ES"/>
+        </w:rPr>
+        <w:t>Ventajas</w:t>
+      </w:r>
+      <w:r>
+        <w:rPr>
+          <w:rFonts w:eastAsiaTheme="minorEastAsia"/>
+          <w:b/>
+          <w:sz w:val="20"/>
+          <w:szCs w:val="20"/>
+          <w:lang w:val="es-ES"/>
+        </w:rPr>
+        <w:t xml:space="preserve"> </w:t>
+      </w:r>
+    </w:p>
+    <w:p>
+      <w:pPr>
+        <w:pStyle w:val="Prrafodelista"/>
+        <w:numPr>
+          <w:ilvl w:val="0"/>
+          <w:numId w:val="36"/>
+        </w:numPr>
+        <w:tabs>
+          <w:tab w:val="left" w:pos="1125"/>
+        </w:tabs>
+        <w:rPr>
+          <w:rFonts w:eastAsiaTheme="minorEastAsia"/>
+          <w:sz w:val="20"/>
+          <w:szCs w:val="20"/>
+          <w:lang w:val="es-ES"/>
+        </w:rPr>
+      </w:pPr>
+      <w:r>
+        <w:rPr>
+          <w:rFonts w:eastAsiaTheme="minorEastAsia"/>
+          <w:sz w:val="20"/>
+          <w:szCs w:val="20"/>
+          <w:lang w:val="es-ES"/>
+        </w:rPr>
+        <w:t xml:space="preserve">La principal ventaja es que un filtro IIR diseñado bajo un conjunto de especificaciones generalmente tiene un orden más bajo que un filtro FIR equivalente. </w:t>
+      </w:r>
+    </w:p>
+    <w:p>
+      <w:pPr>
+        <w:pStyle w:val="Prrafodelista"/>
+        <w:numPr>
+          <w:ilvl w:val="0"/>
+          <w:numId w:val="36"/>
+        </w:numPr>
+        <w:tabs>
+          <w:tab w:val="left" w:pos="1125"/>
+        </w:tabs>
+        <w:rPr>
+          <w:rFonts w:eastAsiaTheme="minorEastAsia"/>
+          <w:sz w:val="20"/>
+          <w:szCs w:val="20"/>
+          <w:lang w:val="es-ES"/>
+        </w:rPr>
+      </w:pPr>
+      <w:r>
+        <w:rPr>
+          <w:rFonts w:eastAsiaTheme="minorEastAsia"/>
+          <w:sz w:val="20"/>
+          <w:szCs w:val="20"/>
+          <w:lang w:val="es-ES"/>
+        </w:rPr>
+        <w:t>Los filtros IIR requieren menos operaciones computacionales y menos memoria para su implementación.</w:t>
+      </w:r>
+    </w:p>
+    <w:p>
+      <w:pPr>
+        <w:tabs>
+          <w:tab w:val="left" w:pos="1125"/>
+        </w:tabs>
+        <w:rPr>
+          <w:rFonts w:eastAsiaTheme="minorEastAsia"/>
+          <w:b/>
+          <w:color w:val="ED7D31" w:themeColor="accent2"/>
+          <w:sz w:val="20"/>
+          <w:szCs w:val="20"/>
+          <w:lang w:val="es-ES"/>
+        </w:rPr>
+      </w:pPr>
+      <w:r>
+        <w:rPr>
+          <w:rFonts w:eastAsiaTheme="minorEastAsia"/>
+          <w:b/>
+          <w:color w:val="ED7D31" w:themeColor="accent2"/>
+          <w:sz w:val="20"/>
+          <w:szCs w:val="20"/>
+          <w:lang w:val="es-ES"/>
+        </w:rPr>
+        <w:t xml:space="preserve">Desventajas </w:t>
+      </w:r>
+    </w:p>
+    <w:p>
+      <w:pPr>
+        <w:pStyle w:val="Prrafodelista"/>
+        <w:numPr>
+          <w:ilvl w:val="0"/>
+          <w:numId w:val="37"/>
+        </w:numPr>
+        <w:tabs>
+          <w:tab w:val="left" w:pos="1125"/>
+        </w:tabs>
+        <w:rPr>
+          <w:rFonts w:eastAsiaTheme="minorEastAsia"/>
+          <w:sz w:val="20"/>
+          <w:szCs w:val="20"/>
+          <w:lang w:val="es-ES"/>
+        </w:rPr>
+      </w:pPr>
+      <w:r>
+        <w:rPr>
+          <w:rFonts w:eastAsiaTheme="minorEastAsia"/>
+          <w:sz w:val="20"/>
+          <w:szCs w:val="20"/>
+          <w:lang w:val="es-ES"/>
+        </w:rPr>
+        <w:t xml:space="preserve">Los filtros IIR realizables intrínsecamente tienen fase no lineal </w:t>
+      </w:r>
+      <w:r>
+        <w:rPr>
+          <w:rFonts w:eastAsiaTheme="minorEastAsia"/>
+          <w:sz w:val="20"/>
+          <w:szCs w:val="20"/>
+          <w:lang w:val="es-ES"/>
+        </w:rPr>
+        <w:sym w:font="Wingdings" w:char="F0E0"/>
+      </w:r>
+      <w:r>
+        <w:rPr>
+          <w:rFonts w:eastAsiaTheme="minorEastAsia"/>
+          <w:sz w:val="20"/>
+          <w:szCs w:val="20"/>
+          <w:lang w:val="es-ES"/>
+        </w:rPr>
+        <w:t xml:space="preserve"> introducen distorsión de fase </w:t>
+      </w:r>
+    </w:p>
+    <w:p>
+      <w:pPr>
+        <w:pStyle w:val="Prrafodelista"/>
+        <w:numPr>
+          <w:ilvl w:val="0"/>
+          <w:numId w:val="37"/>
+        </w:numPr>
+        <w:tabs>
+          <w:tab w:val="left" w:pos="1125"/>
+        </w:tabs>
+        <w:rPr>
+          <w:rFonts w:eastAsiaTheme="minorEastAsia"/>
+          <w:sz w:val="20"/>
+          <w:szCs w:val="20"/>
+          <w:lang w:val="es-ES"/>
+        </w:rPr>
+      </w:pPr>
+      <w:r>
+        <w:rPr>
+          <w:rFonts w:eastAsiaTheme="minorEastAsia"/>
+          <w:sz w:val="20"/>
+          <w:szCs w:val="20"/>
+          <w:lang w:val="es-ES"/>
+        </w:rPr>
+        <w:t xml:space="preserve">Pueden ser inestables </w:t>
+      </w:r>
+      <w:r>
+        <w:rPr>
+          <w:rFonts w:eastAsiaTheme="minorEastAsia"/>
+          <w:sz w:val="20"/>
+          <w:szCs w:val="20"/>
+          <w:lang w:val="es-ES"/>
+        </w:rPr>
+        <w:sym w:font="Wingdings" w:char="F0E0"/>
+      </w:r>
+      <w:r>
+        <w:rPr>
+          <w:rFonts w:eastAsiaTheme="minorEastAsia"/>
+          <w:sz w:val="20"/>
+          <w:szCs w:val="20"/>
+          <w:lang w:val="es-ES"/>
+        </w:rPr>
+        <w:t xml:space="preserve"> requieren atención cuidadosa a la implementación</w:t>
+      </w:r>
+    </w:p>
+    <w:p>
+      <w:pPr>
+        <w:tabs>
+          <w:tab w:val="left" w:pos="1125"/>
+        </w:tabs>
+        <w:rPr>
+          <w:rFonts w:eastAsiaTheme="minorEastAsia"/>
+          <w:b/>
+          <w:color w:val="ED7D31" w:themeColor="accent2"/>
+          <w:sz w:val="20"/>
+          <w:szCs w:val="20"/>
+          <w:lang w:val="es-ES"/>
+        </w:rPr>
+      </w:pPr>
+      <w:r>
+        <w:rPr>
+          <w:rFonts w:eastAsiaTheme="minorEastAsia"/>
+          <w:b/>
+          <w:color w:val="ED7D31" w:themeColor="accent2"/>
+          <w:sz w:val="20"/>
+          <w:szCs w:val="20"/>
+          <w:lang w:val="es-ES"/>
+        </w:rPr>
+        <w:t>Características</w:t>
+      </w:r>
+      <w:r>
+        <w:rPr>
+          <w:rFonts w:eastAsiaTheme="minorEastAsia"/>
+          <w:b/>
+          <w:color w:val="ED7D31" w:themeColor="accent2"/>
+          <w:sz w:val="20"/>
+          <w:szCs w:val="20"/>
+          <w:lang w:val="es-ES"/>
+        </w:rPr>
+        <w:t xml:space="preserve"> </w:t>
+      </w:r>
+    </w:p>
+    <w:p>
+      <w:pPr>
+        <w:tabs>
+          <w:tab w:val="left" w:pos="1125"/>
+        </w:tabs>
+        <w:rPr>
+          <w:rFonts w:eastAsiaTheme="minorEastAsia"/>
+          <w:sz w:val="20"/>
+          <w:szCs w:val="20"/>
+          <w:lang w:val="es-ES"/>
+        </w:rPr>
+      </w:pPr>
+      <w:r>
+        <w:rPr>
+          <w:rFonts w:eastAsiaTheme="minorEastAsia"/>
+          <w:sz w:val="20"/>
+          <w:szCs w:val="20"/>
+          <w:lang w:val="es-ES"/>
+        </w:rPr>
+        <w:t xml:space="preserve">Los filtros IIR causales están definidos por </w:t>
+      </w:r>
+      <m:oMath>
+        <m:r>
+          <w:rPr>
+            <w:rFonts w:ascii="Cambria Math" w:eastAsiaTheme="minorEastAsia" w:hAnsi="Cambria Math"/>
+            <w:sz w:val="20"/>
+            <w:szCs w:val="20"/>
+            <w:lang w:val="es-ES"/>
+          </w:rPr>
+          <m:t>y</m:t>
+        </m:r>
+        <m:d>
+          <m:dPr>
+            <m:begChr m:val="["/>
+            <m:endChr m:val="]"/>
+            <m:ctrlPr>
+              <w:rPr>
+                <w:rFonts w:ascii="Cambria Math" w:eastAsiaTheme="minorEastAsia" w:hAnsi="Cambria Math"/>
+                <w:i/>
+                <w:sz w:val="20"/>
+                <w:szCs w:val="20"/>
+                <w:lang w:val="es-ES"/>
+              </w:rPr>
+            </m:ctrlPr>
+          </m:dPr>
+          <m:e>
+            <m:r>
+              <w:rPr>
+                <w:rFonts w:ascii="Cambria Math" w:eastAsiaTheme="minorEastAsia" w:hAnsi="Cambria Math"/>
+                <w:sz w:val="20"/>
+                <w:szCs w:val="20"/>
+                <w:lang w:val="es-ES"/>
+              </w:rPr>
+              <m:t>n</m:t>
+            </m:r>
+          </m:e>
+        </m:d>
+        <m:r>
+          <w:rPr>
+            <w:rFonts w:ascii="Cambria Math" w:eastAsiaTheme="minorEastAsia" w:hAnsi="Cambria Math"/>
+            <w:sz w:val="20"/>
+            <w:szCs w:val="20"/>
+            <w:lang w:val="es-ES"/>
+          </w:rPr>
+          <m:t>=</m:t>
+        </m:r>
+        <m:nary>
+          <m:naryPr>
+            <m:chr m:val="∑"/>
+            <m:limLoc m:val="undOvr"/>
+            <m:ctrlPr>
+              <w:rPr>
+                <w:rFonts w:ascii="Cambria Math" w:eastAsiaTheme="minorEastAsia" w:hAnsi="Cambria Math"/>
+                <w:i/>
+                <w:sz w:val="20"/>
+                <w:szCs w:val="20"/>
+                <w:lang w:val="es-ES"/>
+              </w:rPr>
+            </m:ctrlPr>
+          </m:naryPr>
+          <m:sub>
+            <m:r>
+              <w:rPr>
+                <w:rFonts w:ascii="Cambria Math" w:eastAsiaTheme="minorEastAsia" w:hAnsi="Cambria Math"/>
+                <w:sz w:val="20"/>
+                <w:szCs w:val="20"/>
+                <w:lang w:val="es-ES"/>
+              </w:rPr>
+              <m:t>i=0</m:t>
+            </m:r>
+          </m:sub>
+          <m:sup>
+            <m:r>
+              <w:rPr>
+                <w:rFonts w:ascii="Cambria Math" w:eastAsiaTheme="minorEastAsia" w:hAnsi="Cambria Math"/>
+                <w:sz w:val="20"/>
+                <w:szCs w:val="20"/>
+                <w:lang w:val="es-ES"/>
+              </w:rPr>
+              <m:t>M</m:t>
+            </m:r>
+          </m:sup>
+          <m:e>
+            <m:sSub>
+              <m:sSubPr>
+                <m:ctrlPr>
+                  <w:rPr>
+                    <w:rFonts w:ascii="Cambria Math" w:eastAsiaTheme="minorEastAsia" w:hAnsi="Cambria Math"/>
+                    <w:i/>
+                    <w:sz w:val="20"/>
+                    <w:szCs w:val="20"/>
+                    <w:lang w:val="es-ES"/>
+                  </w:rPr>
+                </m:ctrlPr>
+              </m:sSubPr>
+              <m:e>
+                <m:r>
+                  <w:rPr>
+                    <w:rFonts w:ascii="Cambria Math" w:eastAsiaTheme="minorEastAsia" w:hAnsi="Cambria Math"/>
+                    <w:sz w:val="20"/>
+                    <w:szCs w:val="20"/>
+                    <w:lang w:val="es-ES"/>
+                  </w:rPr>
+                  <m:t>b</m:t>
+                </m:r>
+              </m:e>
+              <m:sub>
+                <m:r>
+                  <w:rPr>
+                    <w:rFonts w:ascii="Cambria Math" w:eastAsiaTheme="minorEastAsia" w:hAnsi="Cambria Math"/>
+                    <w:sz w:val="20"/>
+                    <w:szCs w:val="20"/>
+                    <w:lang w:val="es-ES"/>
+                  </w:rPr>
+                  <m:t>i</m:t>
+                </m:r>
+              </m:sub>
+            </m:sSub>
+            <m:r>
+              <w:rPr>
+                <w:rFonts w:ascii="Cambria Math" w:eastAsiaTheme="minorEastAsia" w:hAnsi="Cambria Math"/>
+                <w:sz w:val="20"/>
+                <w:szCs w:val="20"/>
+                <w:lang w:val="es-ES"/>
+              </w:rPr>
+              <m:t xml:space="preserve"> x[n-i]</m:t>
+            </m:r>
+          </m:e>
+        </m:nary>
+        <m:r>
+          <w:rPr>
+            <w:rFonts w:ascii="Cambria Math" w:eastAsiaTheme="minorEastAsia" w:hAnsi="Cambria Math"/>
+            <w:sz w:val="20"/>
+            <w:szCs w:val="20"/>
+            <w:lang w:val="es-ES"/>
+          </w:rPr>
+          <m:t>-</m:t>
+        </m:r>
+        <m:nary>
+          <m:naryPr>
+            <m:chr m:val="∑"/>
+            <m:limLoc m:val="undOvr"/>
+            <m:ctrlPr>
+              <w:rPr>
+                <w:rFonts w:ascii="Cambria Math" w:eastAsiaTheme="minorEastAsia" w:hAnsi="Cambria Math"/>
+                <w:i/>
+                <w:sz w:val="20"/>
+                <w:szCs w:val="20"/>
+                <w:lang w:val="es-ES"/>
+              </w:rPr>
+            </m:ctrlPr>
+          </m:naryPr>
+          <m:sub>
+            <m:r>
+              <w:rPr>
+                <w:rFonts w:ascii="Cambria Math" w:eastAsiaTheme="minorEastAsia" w:hAnsi="Cambria Math"/>
+                <w:sz w:val="20"/>
+                <w:szCs w:val="20"/>
+                <w:lang w:val="es-ES"/>
+              </w:rPr>
+              <m:t>i=1</m:t>
+            </m:r>
+          </m:sub>
+          <m:sup>
+            <m:r>
+              <w:rPr>
+                <w:rFonts w:ascii="Cambria Math" w:eastAsiaTheme="minorEastAsia" w:hAnsi="Cambria Math"/>
+                <w:sz w:val="20"/>
+                <w:szCs w:val="20"/>
+                <w:lang w:val="es-ES"/>
+              </w:rPr>
+              <m:t>N</m:t>
+            </m:r>
+          </m:sup>
+          <m:e>
+            <m:sSub>
+              <m:sSubPr>
+                <m:ctrlPr>
+                  <w:rPr>
+                    <w:rFonts w:ascii="Cambria Math" w:eastAsiaTheme="minorEastAsia" w:hAnsi="Cambria Math"/>
+                    <w:i/>
+                    <w:sz w:val="20"/>
+                    <w:szCs w:val="20"/>
+                    <w:lang w:val="es-ES"/>
+                  </w:rPr>
+                </m:ctrlPr>
+              </m:sSubPr>
+              <m:e>
+                <m:r>
+                  <w:rPr>
+                    <w:rFonts w:ascii="Cambria Math" w:eastAsiaTheme="minorEastAsia" w:hAnsi="Cambria Math"/>
+                    <w:sz w:val="20"/>
+                    <w:szCs w:val="20"/>
+                    <w:lang w:val="es-ES"/>
+                  </w:rPr>
+                  <m:t>a</m:t>
+                </m:r>
+              </m:e>
+              <m:sub>
+                <m:r>
+                  <w:rPr>
+                    <w:rFonts w:ascii="Cambria Math" w:eastAsiaTheme="minorEastAsia" w:hAnsi="Cambria Math"/>
+                    <w:sz w:val="20"/>
+                    <w:szCs w:val="20"/>
+                    <w:lang w:val="es-ES"/>
+                  </w:rPr>
+                  <m:t>i</m:t>
+                </m:r>
+              </m:sub>
+            </m:sSub>
+            <m:r>
+              <w:rPr>
+                <w:rFonts w:ascii="Cambria Math" w:eastAsiaTheme="minorEastAsia" w:hAnsi="Cambria Math"/>
+                <w:sz w:val="20"/>
+                <w:szCs w:val="20"/>
+                <w:lang w:val="es-ES"/>
+              </w:rPr>
+              <m:t xml:space="preserve"> y[n-i]</m:t>
+            </m:r>
+          </m:e>
+        </m:nary>
+      </m:oMath>
+      <w:r>
+        <w:rPr>
+          <w:rFonts w:eastAsiaTheme="minorEastAsia"/>
+          <w:sz w:val="20"/>
+          <w:szCs w:val="20"/>
+          <w:lang w:val="es-ES"/>
+        </w:rPr>
+        <w:t xml:space="preserve">, donde </w:t>
+      </w:r>
+      <m:oMath>
+        <m:sSub>
+          <m:sSubPr>
+            <m:ctrlPr>
+              <w:rPr>
+                <w:rFonts w:ascii="Cambria Math" w:eastAsiaTheme="minorEastAsia" w:hAnsi="Cambria Math"/>
+                <w:i/>
+                <w:sz w:val="20"/>
+                <w:szCs w:val="20"/>
+                <w:lang w:val="es-ES"/>
+              </w:rPr>
+            </m:ctrlPr>
+          </m:sSubPr>
+          <m:e>
+            <m:r>
+              <w:rPr>
+                <w:rFonts w:ascii="Cambria Math" w:eastAsiaTheme="minorEastAsia" w:hAnsi="Cambria Math"/>
+                <w:sz w:val="20"/>
+                <w:szCs w:val="20"/>
+                <w:lang w:val="es-ES"/>
+              </w:rPr>
+              <m:t>a</m:t>
+            </m:r>
+          </m:e>
+          <m:sub>
+            <m:r>
+              <w:rPr>
+                <w:rFonts w:ascii="Cambria Math" w:eastAsiaTheme="minorEastAsia" w:hAnsi="Cambria Math"/>
+                <w:sz w:val="20"/>
+                <w:szCs w:val="20"/>
+                <w:lang w:val="es-ES"/>
+              </w:rPr>
+              <m:t>i</m:t>
+            </m:r>
+          </m:sub>
+        </m:sSub>
+        <m:r>
+          <w:rPr>
+            <w:rFonts w:ascii="Cambria Math" w:eastAsiaTheme="minorEastAsia" w:hAnsi="Cambria Math"/>
+            <w:sz w:val="20"/>
+            <w:szCs w:val="20"/>
+            <w:lang w:val="es-ES"/>
+          </w:rPr>
+          <m:t>≠0</m:t>
+        </m:r>
+      </m:oMath>
+      <w:r>
+        <w:rPr>
+          <w:rFonts w:eastAsiaTheme="minorEastAsia"/>
+          <w:sz w:val="20"/>
+          <w:szCs w:val="20"/>
+          <w:lang w:val="es-ES"/>
+        </w:rPr>
+        <w:t xml:space="preserve"> para algún </w:t>
+      </w:r>
+      <m:oMath>
+        <m:r>
+          <w:rPr>
+            <w:rFonts w:ascii="Cambria Math" w:eastAsiaTheme="minorEastAsia" w:hAnsi="Cambria Math"/>
+            <w:sz w:val="20"/>
+            <w:szCs w:val="20"/>
+            <w:lang w:val="es-ES"/>
+          </w:rPr>
+          <m:t>k&gt;0</m:t>
+        </m:r>
+      </m:oMath>
+      <w:r>
+        <w:rPr>
+          <w:rFonts w:eastAsiaTheme="minorEastAsia"/>
+          <w:sz w:val="20"/>
+          <w:szCs w:val="20"/>
+          <w:lang w:val="es-ES"/>
+        </w:rPr>
+        <w:t>, por lo que estos filtros dependen tanto del valor actual como de los valores anteriores (de la entrada y de la salida).</w:t>
+      </w:r>
+    </w:p>
+    <w:p>
+      <w:pPr>
+        <w:tabs>
+          <w:tab w:val="left" w:pos="1125"/>
+        </w:tabs>
+        <w:rPr>
+          <w:rFonts w:eastAsiaTheme="minorEastAsia"/>
+          <w:b/>
+          <w:color w:val="ED7D31" w:themeColor="accent2"/>
+          <w:sz w:val="20"/>
+          <w:szCs w:val="20"/>
+          <w:lang w:val="es-ES"/>
+        </w:rPr>
+      </w:pPr>
+      <w:r>
+        <w:rPr>
+          <w:rFonts w:eastAsiaTheme="minorEastAsia"/>
+          <w:b/>
+          <w:color w:val="ED7D31" w:themeColor="accent2"/>
+          <w:sz w:val="20"/>
+          <w:szCs w:val="20"/>
+          <w:lang w:val="es-ES"/>
+        </w:rPr>
+        <w:t xml:space="preserve">Función transferencia </w:t>
+      </w:r>
+    </w:p>
+    <w:p>
+      <w:pPr>
+        <w:tabs>
+          <w:tab w:val="left" w:pos="1125"/>
+        </w:tabs>
+        <w:rPr>
+          <w:rFonts w:eastAsiaTheme="minorEastAsia"/>
+          <w:sz w:val="20"/>
+          <w:szCs w:val="20"/>
+          <w:lang w:val="es-ES"/>
+        </w:rPr>
+      </w:pPr>
+      <w:r>
+        <w:rPr>
+          <w:rFonts w:eastAsiaTheme="minorEastAsia"/>
+          <w:sz w:val="20"/>
+          <w:szCs w:val="20"/>
+          <w:lang w:val="es-ES"/>
+        </w:rPr>
+        <w:t xml:space="preserve">La función transferencia del filtro se puede expresar como una división de dos polinomios. </w:t>
+      </w:r>
+    </w:p>
+    <w:p>
+      <w:pPr>
+        <w:tabs>
+          <w:tab w:val="left" w:pos="1125"/>
+        </w:tabs>
+        <w:rPr>
+          <w:rFonts w:eastAsiaTheme="minorEastAsia"/>
+          <w:sz w:val="20"/>
+          <w:szCs w:val="20"/>
+          <w:lang w:val="es-ES"/>
+        </w:rPr>
+      </w:pPr>
+      <w:r>
+        <w:rPr>
+          <w:rFonts w:eastAsiaTheme="minorEastAsia"/>
+          <w:sz w:val="20"/>
+          <w:szCs w:val="20"/>
+          <w:lang w:val="es-ES"/>
+        </w:rPr>
+        <w:t>Los filtros IIR pueden tener polos en cualquier lugar del plano z y su posición le da las características del filtro.</w:t>
+      </w:r>
+    </w:p>
+    <w:p>
+      <w:pPr>
+        <w:tabs>
+          <w:tab w:val="left" w:pos="1125"/>
+        </w:tabs>
+        <w:rPr>
+          <w:rFonts w:eastAsiaTheme="minorEastAsia"/>
+          <w:sz w:val="20"/>
+          <w:szCs w:val="20"/>
+          <w:lang w:val="es-ES"/>
+        </w:rPr>
+      </w:pPr>
+      <w:r>
+        <w:rPr>
+          <w:rFonts w:eastAsiaTheme="minorEastAsia"/>
+          <w:sz w:val="20"/>
+          <w:szCs w:val="20"/>
+          <w:lang w:val="es-ES"/>
+        </w:rPr>
+        <w:t xml:space="preserve">Puede ser inestable si los polos están fuera o sobre el circulo unitario. </w:t>
+      </w:r>
+    </w:p>
+    <w:p>
+      <w:pPr>
+        <w:tabs>
+          <w:tab w:val="left" w:pos="1125"/>
+        </w:tabs>
+        <w:rPr>
+          <w:rFonts w:eastAsiaTheme="minorEastAsia"/>
+          <w:sz w:val="20"/>
+          <w:szCs w:val="20"/>
+          <w:lang w:val="es-ES"/>
+        </w:rPr>
+      </w:pPr>
+      <w:r>
+        <w:rPr>
+          <w:rFonts w:eastAsiaTheme="minorEastAsia"/>
+          <w:sz w:val="20"/>
+          <w:szCs w:val="20"/>
+          <w:lang w:val="es-ES"/>
+        </w:rPr>
+        <w:t xml:space="preserve">Son siempre de fase no lineal, porque para que sea de fase lineal tiene que haber ceros en posiciones reciprocas conjugadas en el plano z y, para que esto se cumpla para un filtro IIR, necesariamente </w:t>
+      </w:r>
+      <w:proofErr w:type="gramStart"/>
+      <w:r>
+        <w:rPr>
+          <w:rFonts w:eastAsiaTheme="minorEastAsia"/>
+          <w:sz w:val="20"/>
+          <w:szCs w:val="20"/>
+          <w:lang w:val="es-ES"/>
+        </w:rPr>
+        <w:t>deberían</w:t>
+      </w:r>
+      <w:proofErr w:type="gramEnd"/>
+      <w:r>
+        <w:rPr>
+          <w:rFonts w:eastAsiaTheme="minorEastAsia"/>
+          <w:sz w:val="20"/>
+          <w:szCs w:val="20"/>
+          <w:lang w:val="es-ES"/>
+        </w:rPr>
+        <w:t xml:space="preserve"> haber polos fuera del circulo unitario (sistema inestable). </w:t>
+      </w:r>
+    </w:p>
+    <w:p>
+      <w:pPr>
+        <w:tabs>
+          <w:tab w:val="left" w:pos="1125"/>
+        </w:tabs>
+        <w:rPr>
+          <w:rFonts w:eastAsiaTheme="minorEastAsia"/>
+          <w:b/>
+          <w:color w:val="7030A0"/>
+          <w:sz w:val="20"/>
+          <w:szCs w:val="20"/>
+          <w:u w:val="single"/>
+          <w:lang w:val="es-ES"/>
+        </w:rPr>
+      </w:pPr>
+      <w:r>
+        <w:rPr>
+          <w:rFonts w:eastAsiaTheme="minorEastAsia"/>
+          <w:b/>
+          <w:color w:val="7030A0"/>
+          <w:sz w:val="20"/>
+          <w:szCs w:val="20"/>
+          <w:u w:val="single"/>
+          <w:lang w:val="es-ES"/>
+        </w:rPr>
+        <w:t>Diseño de filtros IIR</w:t>
+      </w:r>
+    </w:p>
+    <w:p>
+      <w:pPr>
+        <w:tabs>
+          <w:tab w:val="left" w:pos="1125"/>
+        </w:tabs>
+        <w:rPr>
+          <w:rFonts w:eastAsiaTheme="minorEastAsia"/>
+          <w:sz w:val="20"/>
+          <w:szCs w:val="20"/>
+          <w:lang w:val="es-ES"/>
+        </w:rPr>
+      </w:pPr>
+      <w:r>
+        <w:rPr>
+          <w:rFonts w:eastAsiaTheme="minorEastAsia"/>
+          <w:sz w:val="20"/>
+          <w:szCs w:val="20"/>
+          <w:lang w:val="es-ES"/>
+        </w:rPr>
+        <w:t xml:space="preserve">Basado en prototipos analógicos: se basa en la definición de la magnitud del filtro elegido en el dominio analógico, </w:t>
+      </w:r>
+      <m:oMath>
+        <m:r>
+          <w:rPr>
+            <w:rFonts w:ascii="Cambria Math" w:eastAsiaTheme="minorEastAsia" w:hAnsi="Cambria Math"/>
+            <w:sz w:val="20"/>
+            <w:szCs w:val="20"/>
+            <w:lang w:val="es-ES"/>
+          </w:rPr>
+          <m:t>|H</m:t>
+        </m:r>
+        <m:d>
+          <m:dPr>
+            <m:ctrlPr>
+              <w:rPr>
+                <w:rFonts w:ascii="Cambria Math" w:eastAsiaTheme="minorEastAsia" w:hAnsi="Cambria Math"/>
+                <w:i/>
+                <w:sz w:val="20"/>
+                <w:szCs w:val="20"/>
+                <w:lang w:val="es-ES"/>
+              </w:rPr>
+            </m:ctrlPr>
+          </m:dPr>
+          <m:e>
+            <m:r>
+              <m:rPr>
+                <m:sty m:val="p"/>
+              </m:rPr>
+              <w:rPr>
+                <w:rFonts w:ascii="Cambria Math" w:eastAsiaTheme="minorEastAsia" w:hAnsi="Cambria Math"/>
+                <w:sz w:val="20"/>
+                <w:szCs w:val="20"/>
+                <w:lang w:val="es-ES"/>
+              </w:rPr>
+              <m:t>Ω</m:t>
+            </m:r>
+          </m:e>
+        </m:d>
+        <m:r>
+          <w:rPr>
+            <w:rFonts w:ascii="Cambria Math" w:eastAsiaTheme="minorEastAsia" w:hAnsi="Cambria Math"/>
+            <w:sz w:val="20"/>
+            <w:szCs w:val="20"/>
+            <w:lang w:val="es-ES"/>
+          </w:rPr>
+          <m:t>|</m:t>
+        </m:r>
+      </m:oMath>
+      <w:r>
+        <w:rPr>
+          <w:rFonts w:eastAsiaTheme="minorEastAsia"/>
+          <w:sz w:val="20"/>
+          <w:szCs w:val="20"/>
+          <w:lang w:val="es-ES"/>
+        </w:rPr>
+        <w:t xml:space="preserve">, para luego aplicar una transformación y ajustarla a la magnitud de un filtro digital, </w:t>
+      </w:r>
+      <m:oMath>
+        <m:r>
+          <w:rPr>
+            <w:rFonts w:ascii="Cambria Math" w:eastAsiaTheme="minorEastAsia" w:hAnsi="Cambria Math"/>
+            <w:sz w:val="20"/>
+            <w:szCs w:val="20"/>
+            <w:lang w:val="es-ES"/>
+          </w:rPr>
+          <m:t>|H</m:t>
+        </m:r>
+        <m:d>
+          <m:dPr>
+            <m:ctrlPr>
+              <w:rPr>
+                <w:rFonts w:ascii="Cambria Math" w:eastAsiaTheme="minorEastAsia" w:hAnsi="Cambria Math"/>
+                <w:i/>
+                <w:sz w:val="20"/>
+                <w:szCs w:val="20"/>
+                <w:lang w:val="es-ES"/>
+              </w:rPr>
+            </m:ctrlPr>
+          </m:dPr>
+          <m:e>
+            <m:r>
+              <w:rPr>
+                <w:rFonts w:ascii="Cambria Math" w:eastAsiaTheme="minorEastAsia" w:hAnsi="Cambria Math"/>
+                <w:sz w:val="20"/>
+                <w:szCs w:val="20"/>
+                <w:lang w:val="es-ES"/>
+              </w:rPr>
+              <m:t>ω</m:t>
+            </m:r>
+          </m:e>
+        </m:d>
+        <m:r>
+          <w:rPr>
+            <w:rFonts w:ascii="Cambria Math" w:eastAsiaTheme="minorEastAsia" w:hAnsi="Cambria Math"/>
+            <w:sz w:val="20"/>
+            <w:szCs w:val="20"/>
+            <w:lang w:val="es-ES"/>
+          </w:rPr>
+          <m:t>|</m:t>
+        </m:r>
+      </m:oMath>
+      <w:r>
+        <w:rPr>
+          <w:rFonts w:eastAsiaTheme="minorEastAsia"/>
+          <w:sz w:val="20"/>
+          <w:szCs w:val="20"/>
+          <w:lang w:val="es-ES"/>
+        </w:rPr>
+        <w:t>.</w:t>
+      </w:r>
+    </w:p>
+    <w:p>
+      <w:pPr>
+        <w:tabs>
+          <w:tab w:val="left" w:pos="1125"/>
+        </w:tabs>
+        <w:rPr>
+          <w:rFonts w:eastAsiaTheme="minorEastAsia"/>
+          <w:sz w:val="20"/>
+          <w:szCs w:val="20"/>
+          <w:lang w:val="es-ES"/>
+        </w:rPr>
+      </w:pPr>
+      <w:r>
+        <w:rPr>
+          <w:rFonts w:eastAsiaTheme="minorEastAsia"/>
+          <w:sz w:val="20"/>
+          <w:szCs w:val="20"/>
+          <w:lang w:val="es-ES"/>
+        </w:rPr>
+        <w:lastRenderedPageBreak/>
+        <w:t xml:space="preserve">Definís tu objetivo en el dominio digital, pero como los prototipos existen en analógico, los mapeas a analógico, diseñas ahí y después volves al dominio digital. </w:t>
+      </w:r>
+    </w:p>
+    <w:p>
+      <w:pPr>
+        <w:tabs>
+          <w:tab w:val="left" w:pos="1125"/>
+        </w:tabs>
+        <w:rPr>
+          <w:rFonts w:eastAsiaTheme="minorEastAsia"/>
+          <w:sz w:val="20"/>
+          <w:szCs w:val="20"/>
+          <w:lang w:val="es-ES"/>
+        </w:rPr>
+      </w:pPr>
+      <w:r>
+        <w:rPr>
+          <w:rFonts w:eastAsiaTheme="minorEastAsia"/>
+          <w:sz w:val="20"/>
+          <w:szCs w:val="20"/>
+          <w:lang w:val="es-ES"/>
+        </w:rPr>
+        <w:t xml:space="preserve">Mapear = aplicar una función que lleva un objeto de un dominio a otro. </w:t>
+      </w:r>
+    </w:p>
+    <w:p>
+      <w:pPr>
+        <w:tabs>
+          <w:tab w:val="left" w:pos="1125"/>
+        </w:tabs>
+        <w:rPr>
+          <w:rFonts w:eastAsiaTheme="minorEastAsia"/>
+          <w:b/>
+          <w:color w:val="ED7D31" w:themeColor="accent2"/>
+          <w:sz w:val="20"/>
+          <w:szCs w:val="20"/>
+          <w:lang w:val="es-ES"/>
+        </w:rPr>
+      </w:pPr>
+      <w:r>
+        <w:rPr>
+          <w:rFonts w:eastAsiaTheme="minorEastAsia"/>
+          <w:b/>
+          <w:color w:val="ED7D31" w:themeColor="accent2"/>
+          <w:sz w:val="20"/>
+          <w:szCs w:val="20"/>
+          <w:lang w:val="es-ES"/>
+        </w:rPr>
+        <w:t>Aproximación de fase</w:t>
+      </w:r>
+    </w:p>
+    <w:p>
+      <w:pPr>
+        <w:tabs>
+          <w:tab w:val="left" w:pos="1125"/>
+        </w:tabs>
+        <w:rPr>
+          <w:rFonts w:eastAsiaTheme="minorEastAsia"/>
+          <w:sz w:val="20"/>
+          <w:szCs w:val="20"/>
+          <w:lang w:val="es-ES"/>
+        </w:rPr>
+      </w:pPr>
+      <w:r>
+        <w:rPr>
+          <w:rFonts w:eastAsiaTheme="minorEastAsia"/>
+          <w:sz w:val="20"/>
+          <w:szCs w:val="20"/>
+          <w:lang w:val="es-ES"/>
+        </w:rPr>
+        <w:t>Bessel – Thompson</w:t>
+      </w:r>
+    </w:p>
+    <w:p>
+      <w:pPr>
+        <w:pStyle w:val="Prrafodelista"/>
+        <w:numPr>
+          <w:ilvl w:val="0"/>
+          <w:numId w:val="9"/>
+        </w:numPr>
+        <w:tabs>
+          <w:tab w:val="left" w:pos="1125"/>
+        </w:tabs>
+        <w:rPr>
+          <w:rFonts w:eastAsiaTheme="minorEastAsia"/>
+          <w:sz w:val="20"/>
+          <w:szCs w:val="20"/>
+          <w:lang w:val="es-ES"/>
+        </w:rPr>
+      </w:pPr>
+      <w:r>
+        <w:rPr>
+          <w:rFonts w:eastAsiaTheme="minorEastAsia"/>
+          <w:sz w:val="20"/>
+          <w:szCs w:val="20"/>
+          <w:lang w:val="es-ES"/>
+        </w:rPr>
+        <w:t xml:space="preserve">Fase aproximadamente lineal </w:t>
+      </w:r>
+    </w:p>
+    <w:p>
+      <w:pPr>
+        <w:tabs>
+          <w:tab w:val="left" w:pos="1125"/>
+        </w:tabs>
+        <w:rPr>
+          <w:rFonts w:eastAsiaTheme="minorEastAsia"/>
+          <w:sz w:val="20"/>
+          <w:szCs w:val="20"/>
+          <w:lang w:val="es-ES"/>
+        </w:rPr>
+      </w:pPr>
+      <w:r>
+        <w:rPr>
+          <w:rFonts w:eastAsiaTheme="minorEastAsia"/>
+          <w:sz w:val="20"/>
+          <w:szCs w:val="20"/>
+          <w:lang w:val="es-ES"/>
+        </w:rPr>
+        <w:t xml:space="preserve">Teoría de la aproximación de modulo </w:t>
+      </w:r>
+    </w:p>
+    <w:p>
+      <w:pPr>
+        <w:pStyle w:val="Prrafodelista"/>
+        <w:numPr>
+          <w:ilvl w:val="0"/>
+          <w:numId w:val="4"/>
+        </w:numPr>
+        <w:tabs>
+          <w:tab w:val="left" w:pos="1125"/>
+        </w:tabs>
+        <w:rPr>
+          <w:rFonts w:eastAsiaTheme="minorEastAsia"/>
+          <w:sz w:val="20"/>
+          <w:szCs w:val="20"/>
+          <w:lang w:val="es-ES"/>
+        </w:rPr>
+      </w:pPr>
+      <w:r>
+        <w:rPr>
+          <w:rFonts w:eastAsiaTheme="minorEastAsia"/>
+          <w:sz w:val="20"/>
+          <w:szCs w:val="20"/>
+          <w:lang w:val="es-ES"/>
+        </w:rPr>
+        <w:t xml:space="preserve">Para un filtro pasa bajos </w:t>
+      </w:r>
+    </w:p>
+    <w:p>
+      <w:pPr>
+        <w:pStyle w:val="Prrafodelista"/>
+        <w:numPr>
+          <w:ilvl w:val="0"/>
+          <w:numId w:val="4"/>
+        </w:numPr>
+        <w:tabs>
+          <w:tab w:val="left" w:pos="1125"/>
+        </w:tabs>
+        <w:rPr>
+          <w:rFonts w:eastAsiaTheme="minorEastAsia"/>
+          <w:sz w:val="20"/>
+          <w:szCs w:val="20"/>
+          <w:lang w:val="es-ES"/>
+        </w:rPr>
+      </w:pPr>
+      <w:r>
+        <w:rPr>
+          <w:rFonts w:eastAsiaTheme="minorEastAsia"/>
+          <w:sz w:val="20"/>
+          <w:szCs w:val="20"/>
+          <w:lang w:val="es-ES"/>
+        </w:rPr>
+        <w:t>Todos los filtros cumplen con la plantilla de dise</w:t>
+      </w:r>
+      <w:r>
+        <w:rPr>
+          <w:rFonts w:eastAsiaTheme="minorEastAsia"/>
+          <w:sz w:val="20"/>
+          <w:szCs w:val="20"/>
+        </w:rPr>
+        <w:t>ñ</w:t>
+      </w:r>
+      <w:r>
+        <w:rPr>
+          <w:rFonts w:eastAsiaTheme="minorEastAsia"/>
+          <w:sz w:val="20"/>
+          <w:szCs w:val="20"/>
+          <w:lang w:val="es-ES"/>
+        </w:rPr>
+        <w:t>o, pero tienen respuestas distintas</w:t>
+      </w:r>
+    </w:p>
+    <w:p>
+      <w:pPr>
+        <w:pStyle w:val="Prrafodelista"/>
+        <w:numPr>
+          <w:ilvl w:val="0"/>
+          <w:numId w:val="4"/>
+        </w:numPr>
+        <w:tabs>
+          <w:tab w:val="left" w:pos="1125"/>
+        </w:tabs>
+        <w:rPr>
+          <w:rFonts w:eastAsiaTheme="minorEastAsia"/>
+          <w:sz w:val="20"/>
+          <w:szCs w:val="20"/>
+          <w:lang w:val="es-ES"/>
+        </w:rPr>
+      </w:pPr>
+      <w:r>
+        <w:rPr>
+          <w:rFonts w:eastAsiaTheme="minorEastAsia"/>
+          <w:sz w:val="20"/>
+          <w:szCs w:val="20"/>
+          <w:lang w:val="es-ES"/>
+        </w:rPr>
+        <w:t xml:space="preserve">Una vez que elijo las frecuencias de banda de paso, de stop y atenuaciones correspondientes </w:t>
+      </w:r>
+      <w:r>
+        <w:rPr>
+          <w:rFonts w:eastAsiaTheme="minorEastAsia"/>
+          <w:sz w:val="20"/>
+          <w:szCs w:val="20"/>
+          <w:lang w:val="es-ES"/>
+        </w:rPr>
+        <w:sym w:font="Wingdings" w:char="F0E0"/>
+      </w:r>
+      <w:r>
+        <w:rPr>
+          <w:rFonts w:eastAsiaTheme="minorEastAsia"/>
+          <w:sz w:val="20"/>
+          <w:szCs w:val="20"/>
+          <w:lang w:val="es-ES"/>
+        </w:rPr>
+        <w:t xml:space="preserve"> debo elegir el prototipo del filtro, mapear lo que ya elegí a parámetros libres del filtro seleccionado y hallar los polos y ceros del filtro. </w:t>
+      </w:r>
     </w:p>
     <w:p>
       <w:pPr>
@@ -19346,6 +22122,49 @@
           <w:lang w:val="es-ES"/>
         </w:rPr>
       </w:pPr>
+      <w:r>
+        <w:rPr>
+          <w:rFonts w:eastAsiaTheme="minorEastAsia"/>
+          <w:sz w:val="20"/>
+          <w:szCs w:val="20"/>
+          <w:lang w:val="es-ES"/>
+        </w:rPr>
+        <w:drawing>
+          <wp:inline distT="0" distB="0" distL="0" distR="0" wp14:anchorId="3F0689D0" wp14:editId="269D71FD">
+            <wp:extent cx="5387340" cy="2395870"/>
+            <wp:effectExtent l="0" t="0" r="3810" b="4445"/>
+            <wp:docPr id="4" name="Imagen 4"/>
+            <wp:cNvGraphicFramePr>
+              <a:graphicFrameLocks xmlns:a="http://schemas.openxmlformats.org/drawingml/2006/main" noChangeAspect="1"/>
+            </wp:cNvGraphicFramePr>
+            <a:graphic xmlns:a="http://schemas.openxmlformats.org/drawingml/2006/main">
+              <a:graphicData uri="http://schemas.openxmlformats.org/drawingml/2006/picture">
+                <pic:pic xmlns:pic="http://schemas.openxmlformats.org/drawingml/2006/picture">
+                  <pic:nvPicPr>
+                    <pic:cNvPr id="1" name=""/>
+                    <pic:cNvPicPr/>
+                  </pic:nvPicPr>
+                  <pic:blipFill>
+                    <a:blip r:embed="rId56"/>
+                    <a:stretch>
+                      <a:fillRect/>
+                    </a:stretch>
+                  </pic:blipFill>
+                  <pic:spPr>
+                    <a:xfrm>
+                      <a:off x="0" y="0"/>
+                      <a:ext cx="5400009" cy="2401504"/>
+                    </a:xfrm>
+                    <a:prstGeom prst="rect">
+                      <a:avLst/>
+                    </a:prstGeom>
+                  </pic:spPr>
+                </pic:pic>
+              </a:graphicData>
+            </a:graphic>
+          </wp:inline>
+        </w:drawing>
+      </w:r>
     </w:p>
     <w:p>
       <w:pPr>
@@ -19354,14 +22173,56 @@
         </w:tabs>
         <w:rPr>
           <w:rFonts w:eastAsiaTheme="minorEastAsia"/>
-          <w:sz w:val="20"/>
-          <w:szCs w:val="20"/>
-          <w:lang w:val="es-ES"/>
-        </w:rPr>
-      </w:pPr>
-    </w:p>
-    <w:p>
-      <w:pPr>
+          <w:b/>
+          <w:color w:val="ED7D31" w:themeColor="accent2"/>
+          <w:sz w:val="20"/>
+          <w:szCs w:val="20"/>
+          <w:lang w:val="es-ES"/>
+        </w:rPr>
+      </w:pPr>
+      <w:r>
+        <w:rPr>
+          <w:rFonts w:eastAsiaTheme="minorEastAsia"/>
+          <w:b/>
+          <w:color w:val="ED7D31" w:themeColor="accent2"/>
+          <w:sz w:val="20"/>
+          <w:szCs w:val="20"/>
+          <w:lang w:val="es-ES"/>
+        </w:rPr>
+        <w:t xml:space="preserve">Filtro </w:t>
+      </w:r>
+      <w:proofErr w:type="spellStart"/>
+      <w:r>
+        <w:rPr>
+          <w:rFonts w:eastAsiaTheme="minorEastAsia"/>
+          <w:b/>
+          <w:color w:val="ED7D31" w:themeColor="accent2"/>
+          <w:sz w:val="20"/>
+          <w:szCs w:val="20"/>
+          <w:lang w:val="es-ES"/>
+        </w:rPr>
+        <w:t>Butterworth</w:t>
+      </w:r>
+      <w:proofErr w:type="spellEnd"/>
+      <w:r>
+        <w:rPr>
+          <w:rFonts w:eastAsiaTheme="minorEastAsia"/>
+          <w:b/>
+          <w:color w:val="ED7D31" w:themeColor="accent2"/>
+          <w:sz w:val="20"/>
+          <w:szCs w:val="20"/>
+          <w:lang w:val="es-ES"/>
+        </w:rPr>
+        <w:t xml:space="preserve"> </w:t>
+      </w:r>
+    </w:p>
+    <w:p>
+      <w:pPr>
+        <w:pStyle w:val="Prrafodelista"/>
+        <w:numPr>
+          <w:ilvl w:val="0"/>
+          <w:numId w:val="4"/>
+        </w:numPr>
         <w:tabs>
           <w:tab w:val="left" w:pos="1125"/>
         </w:tabs>
@@ -19379,11 +22240,121 @@
           <w:szCs w:val="20"/>
           <w:lang w:val="es-ES"/>
         </w:rPr>
+        <w:t>Máxima planicidad</w:t>
+      </w:r>
+      <w:r>
+        <w:rPr>
+          <w:rFonts w:eastAsiaTheme="minorEastAsia"/>
+          <w:sz w:val="20"/>
+          <w:szCs w:val="20"/>
+          <w:lang w:val="es-ES"/>
+        </w:rPr>
+        <w:t xml:space="preserve"> (sin ripple)</w:t>
+      </w:r>
+      <w:r>
+        <w:rPr>
+          <w:rFonts w:eastAsiaTheme="minorEastAsia"/>
+          <w:sz w:val="20"/>
+          <w:szCs w:val="20"/>
+          <w:lang w:val="es-ES"/>
+        </w:rPr>
         <w:t xml:space="preserve"> </w:t>
       </w:r>
-    </w:p>
-    <w:p>
-      <w:pPr>
+      <w:r>
+        <w:rPr>
+          <w:lang w:val="en-US"/>
+        </w:rPr>
+        <w:sym w:font="Wingdings" w:char="F0E0"/>
+      </w:r>
+      <w:r>
+        <w:rPr>
+          <w:rFonts w:eastAsiaTheme="minorEastAsia"/>
+          <w:sz w:val="20"/>
+          <w:szCs w:val="20"/>
+          <w:lang w:val="es-ES"/>
+        </w:rPr>
+        <w:t xml:space="preserve"> lo más cercano posible a </w:t>
+      </w:r>
+      <m:oMath>
+        <m:r>
+          <w:rPr>
+            <w:rFonts w:ascii="Cambria Math" w:eastAsiaTheme="minorEastAsia" w:hAnsi="Cambria Math"/>
+            <w:sz w:val="20"/>
+            <w:szCs w:val="20"/>
+            <w:lang w:val="es-ES"/>
+          </w:rPr>
+          <m:t>0dB</m:t>
+        </m:r>
+      </m:oMath>
+      <w:r>
+        <w:rPr>
+          <w:rFonts w:eastAsiaTheme="minorEastAsia"/>
+          <w:sz w:val="20"/>
+          <w:szCs w:val="20"/>
+          <w:lang w:val="es-ES"/>
+        </w:rPr>
+        <w:t xml:space="preserve"> en la banda de paso, sus primeras </w:t>
+      </w:r>
+      <m:oMath>
+        <m:r>
+          <w:rPr>
+            <w:rFonts w:ascii="Cambria Math" w:eastAsiaTheme="minorEastAsia" w:hAnsi="Cambria Math"/>
+            <w:sz w:val="20"/>
+            <w:szCs w:val="20"/>
+            <w:lang w:val="es-ES"/>
+          </w:rPr>
+          <m:t>2N-1</m:t>
+        </m:r>
+      </m:oMath>
+      <w:r>
+        <w:rPr>
+          <w:rFonts w:eastAsiaTheme="minorEastAsia"/>
+          <w:sz w:val="20"/>
+          <w:szCs w:val="20"/>
+          <w:lang w:val="es-ES"/>
+        </w:rPr>
+        <w:t xml:space="preserve"> derivadas son cero cuando  </w:t>
+      </w:r>
+      <m:oMath>
+        <m:r>
+          <m:rPr>
+            <m:sty m:val="p"/>
+          </m:rPr>
+          <w:rPr>
+            <w:rFonts w:ascii="Cambria Math" w:eastAsiaTheme="minorEastAsia" w:hAnsi="Cambria Math"/>
+            <w:sz w:val="20"/>
+            <w:szCs w:val="20"/>
+            <w:lang w:val="es-ES"/>
+          </w:rPr>
+          <m:t>Ω</m:t>
+        </m:r>
+        <m:r>
+          <w:rPr>
+            <w:rFonts w:ascii="Cambria Math" w:eastAsiaTheme="minorEastAsia" w:hAnsi="Cambria Math"/>
+            <w:sz w:val="20"/>
+            <w:szCs w:val="20"/>
+            <w:lang w:val="es-ES"/>
+          </w:rPr>
+          <m:t>=0</m:t>
+        </m:r>
+      </m:oMath>
+      <w:r>
+        <w:rPr>
+          <w:rFonts w:eastAsiaTheme="minorEastAsia"/>
+          <w:sz w:val="20"/>
+          <w:szCs w:val="20"/>
+          <w:lang w:val="es-ES"/>
+        </w:rPr>
+        <w:t>.</w:t>
+      </w:r>
+    </w:p>
+    <w:p>
+      <w:pPr>
+        <w:pStyle w:val="Prrafodelista"/>
+        <w:numPr>
+          <w:ilvl w:val="0"/>
+          <w:numId w:val="4"/>
+        </w:numPr>
         <w:tabs>
           <w:tab w:val="left" w:pos="1125"/>
         </w:tabs>
@@ -19394,9 +22365,143 @@
           <w:lang w:val="es-ES"/>
         </w:rPr>
       </w:pPr>
-    </w:p>
-    <w:p>
-      <w:pPr>
+      <m:oMath>
+        <m:d>
+          <m:dPr>
+            <m:begChr m:val="|"/>
+            <m:endChr m:val="|"/>
+            <m:ctrlPr>
+              <w:rPr>
+                <w:rFonts w:ascii="Cambria Math" w:eastAsiaTheme="minorEastAsia" w:hAnsi="Cambria Math"/>
+                <w:i/>
+                <w:sz w:val="20"/>
+                <w:szCs w:val="20"/>
+                <w:lang w:val="es-ES"/>
+              </w:rPr>
+            </m:ctrlPr>
+          </m:dPr>
+          <m:e>
+            <m:r>
+              <w:rPr>
+                <w:rFonts w:ascii="Cambria Math" w:eastAsiaTheme="minorEastAsia" w:hAnsi="Cambria Math"/>
+                <w:sz w:val="20"/>
+                <w:szCs w:val="20"/>
+                <w:lang w:val="es-ES"/>
+              </w:rPr>
+              <m:t>H</m:t>
+            </m:r>
+            <m:d>
+              <m:dPr>
+                <m:ctrlPr>
+                  <w:rPr>
+                    <w:rFonts w:ascii="Cambria Math" w:eastAsiaTheme="minorEastAsia" w:hAnsi="Cambria Math"/>
+                    <w:i/>
+                    <w:sz w:val="20"/>
+                    <w:szCs w:val="20"/>
+                    <w:lang w:val="es-ES"/>
+                  </w:rPr>
+                </m:ctrlPr>
+              </m:dPr>
+              <m:e>
+                <m:r>
+                  <w:rPr>
+                    <w:rFonts w:ascii="Cambria Math" w:eastAsiaTheme="minorEastAsia" w:hAnsi="Cambria Math"/>
+                    <w:sz w:val="20"/>
+                    <w:szCs w:val="20"/>
+                    <w:lang w:val="es-ES"/>
+                  </w:rPr>
+                  <m:t>0</m:t>
+                </m:r>
+              </m:e>
+            </m:d>
+          </m:e>
+        </m:d>
+        <m:r>
+          <w:rPr>
+            <w:rFonts w:ascii="Cambria Math" w:eastAsiaTheme="minorEastAsia" w:hAnsi="Cambria Math"/>
+            <w:sz w:val="20"/>
+            <w:szCs w:val="20"/>
+            <w:lang w:val="es-ES"/>
+          </w:rPr>
+          <m:t>=1→|H</m:t>
+        </m:r>
+        <m:d>
+          <m:dPr>
+            <m:ctrlPr>
+              <w:rPr>
+                <w:rFonts w:ascii="Cambria Math" w:eastAsiaTheme="minorEastAsia" w:hAnsi="Cambria Math"/>
+                <w:i/>
+                <w:sz w:val="20"/>
+                <w:szCs w:val="20"/>
+                <w:lang w:val="es-ES"/>
+              </w:rPr>
+            </m:ctrlPr>
+          </m:dPr>
+          <m:e>
+            <m:r>
+              <w:rPr>
+                <w:rFonts w:ascii="Cambria Math" w:eastAsiaTheme="minorEastAsia" w:hAnsi="Cambria Math"/>
+                <w:sz w:val="20"/>
+                <w:szCs w:val="20"/>
+                <w:lang w:val="es-ES"/>
+              </w:rPr>
+              <m:t>0</m:t>
+            </m:r>
+          </m:e>
+        </m:d>
+        <m:sSub>
+          <m:sSubPr>
+            <m:ctrlPr>
+              <w:rPr>
+                <w:rFonts w:ascii="Cambria Math" w:eastAsiaTheme="minorEastAsia" w:hAnsi="Cambria Math"/>
+                <w:i/>
+                <w:sz w:val="20"/>
+                <w:szCs w:val="20"/>
+                <w:lang w:val="es-ES"/>
+              </w:rPr>
+            </m:ctrlPr>
+          </m:sSubPr>
+          <m:e>
+            <m:r>
+              <w:rPr>
+                <w:rFonts w:ascii="Cambria Math" w:eastAsiaTheme="minorEastAsia" w:hAnsi="Cambria Math"/>
+                <w:sz w:val="20"/>
+                <w:szCs w:val="20"/>
+                <w:lang w:val="es-ES"/>
+              </w:rPr>
+              <m:t>|</m:t>
+            </m:r>
+          </m:e>
+          <m:sub>
+            <m:r>
+              <w:rPr>
+                <w:rFonts w:ascii="Cambria Math" w:eastAsiaTheme="minorEastAsia" w:hAnsi="Cambria Math"/>
+                <w:sz w:val="20"/>
+                <w:szCs w:val="20"/>
+                <w:lang w:val="es-ES"/>
+              </w:rPr>
+              <m:t>dB</m:t>
+            </m:r>
+          </m:sub>
+        </m:sSub>
+        <m:r>
+          <w:rPr>
+            <w:rFonts w:ascii="Cambria Math" w:eastAsiaTheme="minorEastAsia" w:hAnsi="Cambria Math"/>
+            <w:sz w:val="20"/>
+            <w:szCs w:val="20"/>
+            <w:lang w:val="es-ES"/>
+          </w:rPr>
+          <m:t>=0dB</m:t>
+        </m:r>
+      </m:oMath>
+    </w:p>
+    <w:p>
+      <w:pPr>
+        <w:pStyle w:val="Prrafodelista"/>
+        <w:numPr>
+          <w:ilvl w:val="0"/>
+          <w:numId w:val="4"/>
+        </w:numPr>
         <w:tabs>
           <w:tab w:val="left" w:pos="1125"/>
         </w:tabs>
@@ -19407,9 +22512,41 @@
           <w:lang w:val="es-ES"/>
         </w:rPr>
       </w:pPr>
-    </w:p>
-    <w:p>
-      <w:pPr>
+      <w:r>
+        <w:rPr>
+          <w:rFonts w:eastAsiaTheme="minorEastAsia"/>
+          <w:sz w:val="20"/>
+          <w:szCs w:val="20"/>
+          <w:lang w:val="es-ES"/>
+        </w:rPr>
+        <w:t xml:space="preserve">Decrece monótonamente con la frecuencia para cualquier valor de N </w:t>
+      </w:r>
+      <w:r>
+        <w:rPr>
+          <w:rFonts w:eastAsiaTheme="minorEastAsia"/>
+          <w:sz w:val="20"/>
+          <w:szCs w:val="20"/>
+          <w:lang w:val="es-ES"/>
+        </w:rPr>
+        <w:sym w:font="Wingdings" w:char="F0E0"/>
+      </w:r>
+      <w:r>
+        <w:rPr>
+          <w:rFonts w:eastAsiaTheme="minorEastAsia"/>
+          <w:sz w:val="20"/>
+          <w:szCs w:val="20"/>
+          <w:lang w:val="es-ES"/>
+        </w:rPr>
+        <w:t xml:space="preserve"> monótona para la banda de paso y la banda de stop. </w:t>
+      </w:r>
+    </w:p>
+    <w:p>
+      <w:pPr>
+        <w:pStyle w:val="Prrafodelista"/>
+        <w:numPr>
+          <w:ilvl w:val="0"/>
+          <w:numId w:val="4"/>
+        </w:numPr>
         <w:tabs>
           <w:tab w:val="left" w:pos="1125"/>
         </w:tabs>
@@ -19420,6 +22557,2281 @@
           <w:lang w:val="es-ES"/>
         </w:rPr>
       </w:pPr>
+      <w:r>
+        <w:rPr>
+          <w:rFonts w:eastAsiaTheme="minorEastAsia"/>
+          <w:sz w:val="20"/>
+          <w:szCs w:val="20"/>
+          <w:lang w:val="es-ES"/>
+        </w:rPr>
+        <w:t xml:space="preserve">Depende únicamente de </w:t>
+      </w:r>
+      <m:oMath>
+        <m:r>
+          <w:rPr>
+            <w:rFonts w:ascii="Cambria Math" w:eastAsiaTheme="minorEastAsia" w:hAnsi="Cambria Math"/>
+            <w:sz w:val="20"/>
+            <w:szCs w:val="20"/>
+            <w:lang w:val="es-ES"/>
+          </w:rPr>
+          <m:t>N</m:t>
+        </m:r>
+      </m:oMath>
+      <w:r>
+        <w:rPr>
+          <w:rFonts w:eastAsiaTheme="minorEastAsia"/>
+          <w:sz w:val="20"/>
+          <w:szCs w:val="20"/>
+          <w:lang w:val="es-ES"/>
+        </w:rPr>
+        <w:t xml:space="preserve"> y de la frecuencia de corte </w:t>
+      </w:r>
+      <m:oMath>
+        <m:sSub>
+          <m:sSubPr>
+            <m:ctrlPr>
+              <w:rPr>
+                <w:rFonts w:ascii="Cambria Math" w:eastAsiaTheme="minorEastAsia" w:hAnsi="Cambria Math"/>
+                <w:i/>
+                <w:sz w:val="20"/>
+                <w:szCs w:val="20"/>
+                <w:lang w:val="es-ES"/>
+              </w:rPr>
+            </m:ctrlPr>
+          </m:sSubPr>
+          <m:e>
+            <m:r>
+              <m:rPr>
+                <m:sty m:val="p"/>
+              </m:rPr>
+              <w:rPr>
+                <w:rFonts w:ascii="Cambria Math" w:eastAsiaTheme="minorEastAsia" w:hAnsi="Cambria Math"/>
+                <w:sz w:val="20"/>
+                <w:szCs w:val="20"/>
+                <w:lang w:val="es-ES"/>
+              </w:rPr>
+              <m:t>Ω</m:t>
+            </m:r>
+          </m:e>
+          <m:sub>
+            <m:r>
+              <w:rPr>
+                <w:rFonts w:ascii="Cambria Math" w:eastAsiaTheme="minorEastAsia" w:hAnsi="Cambria Math"/>
+                <w:sz w:val="20"/>
+                <w:szCs w:val="20"/>
+                <w:lang w:val="es-ES"/>
+              </w:rPr>
+              <m:t>c</m:t>
+            </m:r>
+          </m:sub>
+        </m:sSub>
+      </m:oMath>
+      <w:r>
+        <w:rPr>
+          <w:rFonts w:eastAsiaTheme="minorEastAsia"/>
+          <w:sz w:val="20"/>
+          <w:szCs w:val="20"/>
+          <w:lang w:val="es-ES"/>
+        </w:rPr>
+        <w:t>.</w:t>
+      </w:r>
+    </w:p>
+    <w:p>
+      <w:pPr>
+        <w:tabs>
+          <w:tab w:val="left" w:pos="1125"/>
+        </w:tabs>
+        <w:jc w:val="center"/>
+        <w:rPr>
+          <w:rFonts w:eastAsiaTheme="minorEastAsia"/>
+          <w:sz w:val="20"/>
+          <w:szCs w:val="20"/>
+          <w:lang w:val="es-ES"/>
+        </w:rPr>
+      </w:pPr>
+      <w:r>
+        <w:rPr>
+          <w:rFonts w:eastAsiaTheme="minorEastAsia"/>
+          <w:sz w:val="20"/>
+          <w:szCs w:val="20"/>
+          <w:lang w:val="es-ES"/>
+        </w:rPr>
+        <w:drawing>
+          <wp:inline distT="0" distB="0" distL="0" distR="0" wp14:anchorId="09AFCB66" wp14:editId="1BA6C5DB">
+            <wp:extent cx="3916680" cy="2433056"/>
+            <wp:effectExtent l="0" t="0" r="7620" b="5715"/>
+            <wp:docPr id="7" name="Imagen 7"/>
+            <wp:cNvGraphicFramePr>
+              <a:graphicFrameLocks xmlns:a="http://schemas.openxmlformats.org/drawingml/2006/main" noChangeAspect="1"/>
+            </wp:cNvGraphicFramePr>
+            <a:graphic xmlns:a="http://schemas.openxmlformats.org/drawingml/2006/main">
+              <a:graphicData uri="http://schemas.openxmlformats.org/drawingml/2006/picture">
+                <pic:pic xmlns:pic="http://schemas.openxmlformats.org/drawingml/2006/picture">
+                  <pic:nvPicPr>
+                    <pic:cNvPr id="1" name=""/>
+                    <pic:cNvPicPr/>
+                  </pic:nvPicPr>
+                  <pic:blipFill>
+                    <a:blip r:embed="rId57"/>
+                    <a:stretch>
+                      <a:fillRect/>
+                    </a:stretch>
+                  </pic:blipFill>
+                  <pic:spPr>
+                    <a:xfrm>
+                      <a:off x="0" y="0"/>
+                      <a:ext cx="3923337" cy="2437192"/>
+                    </a:xfrm>
+                    <a:prstGeom prst="rect">
+                      <a:avLst/>
+                    </a:prstGeom>
+                  </pic:spPr>
+                </pic:pic>
+              </a:graphicData>
+            </a:graphic>
+          </wp:inline>
+        </w:drawing>
+      </w:r>
+    </w:p>
+    <w:p>
+      <w:pPr>
+        <w:tabs>
+          <w:tab w:val="left" w:pos="1125"/>
+        </w:tabs>
+        <w:rPr>
+          <w:rFonts w:eastAsiaTheme="minorEastAsia"/>
+          <w:sz w:val="20"/>
+          <w:szCs w:val="20"/>
+          <w:lang w:val="es-ES"/>
+        </w:rPr>
+      </w:pPr>
+      <w:r>
+        <w:rPr>
+          <w:rFonts w:eastAsiaTheme="minorEastAsia"/>
+          <w:sz w:val="20"/>
+          <w:szCs w:val="20"/>
+          <w:lang w:val="es-ES"/>
+        </w:rPr>
+        <w:lastRenderedPageBreak/>
+        <w:t xml:space="preserve">La frecuencia de corte es cuando el modulo baja </w:t>
+      </w:r>
+      <m:oMath>
+        <m:r>
+          <w:rPr>
+            <w:rFonts w:ascii="Cambria Math" w:eastAsiaTheme="minorEastAsia" w:hAnsi="Cambria Math"/>
+            <w:sz w:val="20"/>
+            <w:szCs w:val="20"/>
+            <w:lang w:val="es-ES"/>
+          </w:rPr>
+          <m:t>-3dB</m:t>
+        </m:r>
+      </m:oMath>
+      <w:r>
+        <w:rPr>
+          <w:rFonts w:eastAsiaTheme="minorEastAsia"/>
+          <w:sz w:val="20"/>
+          <w:szCs w:val="20"/>
+          <w:lang w:val="es-ES"/>
+        </w:rPr>
+        <w:t>.</w:t>
+      </w:r>
+    </w:p>
+    <w:p>
+      <w:pPr>
+        <w:tabs>
+          <w:tab w:val="left" w:pos="1125"/>
+        </w:tabs>
+        <w:rPr>
+          <w:rFonts w:eastAsiaTheme="minorEastAsia"/>
+          <w:sz w:val="20"/>
+          <w:szCs w:val="20"/>
+          <w:lang w:val="es-ES"/>
+        </w:rPr>
+      </w:pPr>
+      <w:r>
+        <w:rPr>
+          <w:rFonts w:eastAsiaTheme="minorEastAsia"/>
+          <w:sz w:val="20"/>
+          <w:szCs w:val="20"/>
+          <w:lang w:val="es-ES"/>
+        </w:rPr>
+        <w:t xml:space="preserve">Para un filtro Butter, la frecuencia de corte también es donde la potencia de la salida es la mitad de la potencia de entrada </w:t>
+      </w:r>
+      <w:r>
+        <w:rPr>
+          <w:rFonts w:eastAsiaTheme="minorEastAsia"/>
+          <w:sz w:val="20"/>
+          <w:szCs w:val="20"/>
+          <w:lang w:val="es-ES"/>
+        </w:rPr>
+        <w:sym w:font="Wingdings" w:char="F0E0"/>
+      </w:r>
+      <w:r>
+        <w:rPr>
+          <w:rFonts w:eastAsiaTheme="minorEastAsia"/>
+          <w:sz w:val="20"/>
+          <w:szCs w:val="20"/>
+          <w:lang w:val="es-ES"/>
+        </w:rPr>
+        <w:t xml:space="preserve"> por encima de la frecuencia de corte, la pendiente de la respuesta se vuelve más empinada a medida que aumenta. </w:t>
+      </w:r>
+    </w:p>
+    <w:p>
+      <w:pPr>
+        <w:tabs>
+          <w:tab w:val="left" w:pos="1125"/>
+        </w:tabs>
+        <w:rPr>
+          <w:rFonts w:eastAsiaTheme="minorEastAsia"/>
+          <w:i/>
+          <w:sz w:val="20"/>
+          <w:szCs w:val="20"/>
+          <w:lang w:val="es-ES"/>
+        </w:rPr>
+      </w:pPr>
+      <w:r>
+        <w:rPr>
+          <w:rFonts w:eastAsiaTheme="minorEastAsia"/>
+          <w:i/>
+          <w:sz w:val="20"/>
+          <w:szCs w:val="20"/>
+          <w:lang w:val="es-ES"/>
+        </w:rPr>
+        <w:t>Filtros pasa bandas o pasa altos…</w:t>
+      </w:r>
+    </w:p>
+    <w:p>
+      <w:pPr>
+        <w:pStyle w:val="Prrafodelista"/>
+        <w:numPr>
+          <w:ilvl w:val="0"/>
+          <w:numId w:val="4"/>
+        </w:numPr>
+        <w:tabs>
+          <w:tab w:val="left" w:pos="1125"/>
+        </w:tabs>
+        <w:rPr>
+          <w:rFonts w:eastAsiaTheme="minorEastAsia"/>
+          <w:sz w:val="20"/>
+          <w:szCs w:val="20"/>
+          <w:lang w:val="es-ES"/>
+        </w:rPr>
+      </w:pPr>
+      <w:r>
+        <w:rPr>
+          <w:rFonts w:eastAsiaTheme="minorEastAsia"/>
+          <w:sz w:val="20"/>
+          <w:szCs w:val="20"/>
+          <w:lang w:val="es-ES"/>
+        </w:rPr>
+        <w:t xml:space="preserve">Debido a que decrece monótonamente con la frecuencia, el menor valor de </w:t>
+      </w:r>
+      <m:oMath>
+        <m:r>
+          <w:rPr>
+            <w:rFonts w:ascii="Cambria Math" w:eastAsiaTheme="minorEastAsia" w:hAnsi="Cambria Math"/>
+            <w:sz w:val="20"/>
+            <w:szCs w:val="20"/>
+            <w:lang w:val="es-ES"/>
+          </w:rPr>
+          <m:t>|H</m:t>
+        </m:r>
+        <m:d>
+          <m:dPr>
+            <m:ctrlPr>
+              <w:rPr>
+                <w:rFonts w:ascii="Cambria Math" w:eastAsiaTheme="minorEastAsia" w:hAnsi="Cambria Math"/>
+                <w:i/>
+                <w:sz w:val="20"/>
+                <w:szCs w:val="20"/>
+                <w:lang w:val="es-ES"/>
+              </w:rPr>
+            </m:ctrlPr>
+          </m:dPr>
+          <m:e>
+            <m:r>
+              <m:rPr>
+                <m:sty m:val="p"/>
+              </m:rPr>
+              <w:rPr>
+                <w:rFonts w:ascii="Cambria Math" w:eastAsiaTheme="minorEastAsia" w:hAnsi="Cambria Math"/>
+                <w:sz w:val="20"/>
+                <w:szCs w:val="20"/>
+                <w:lang w:val="es-ES"/>
+              </w:rPr>
+              <m:t>Ω</m:t>
+            </m:r>
+          </m:e>
+        </m:d>
+        <m:r>
+          <w:rPr>
+            <w:rFonts w:ascii="Cambria Math" w:eastAsiaTheme="minorEastAsia" w:hAnsi="Cambria Math"/>
+            <w:sz w:val="20"/>
+            <w:szCs w:val="20"/>
+            <w:lang w:val="es-ES"/>
+          </w:rPr>
+          <m:t>|</m:t>
+        </m:r>
+      </m:oMath>
+      <w:r>
+        <w:rPr>
+          <w:rFonts w:eastAsiaTheme="minorEastAsia"/>
+          <w:sz w:val="20"/>
+          <w:szCs w:val="20"/>
+          <w:lang w:val="es-ES"/>
+        </w:rPr>
+        <w:t xml:space="preserve"> en la banda de paso será en el borde derecho, es decir en </w:t>
+      </w:r>
+      <m:oMath>
+        <m:r>
+          <m:rPr>
+            <m:sty m:val="p"/>
+          </m:rPr>
+          <w:rPr>
+            <w:rFonts w:ascii="Cambria Math" w:eastAsiaTheme="minorEastAsia" w:hAnsi="Cambria Math"/>
+            <w:sz w:val="20"/>
+            <w:szCs w:val="20"/>
+            <w:lang w:val="es-ES"/>
+          </w:rPr>
+          <m:t>Ω</m:t>
+        </m:r>
+        <m:r>
+          <w:rPr>
+            <w:rFonts w:ascii="Cambria Math" w:eastAsiaTheme="minorEastAsia" w:hAnsi="Cambria Math"/>
+            <w:sz w:val="20"/>
+            <w:szCs w:val="20"/>
+            <w:lang w:val="es-ES"/>
+          </w:rPr>
+          <m:t>=</m:t>
+        </m:r>
+        <m:sSub>
+          <m:sSubPr>
+            <m:ctrlPr>
+              <w:rPr>
+                <w:rFonts w:ascii="Cambria Math" w:eastAsiaTheme="minorEastAsia" w:hAnsi="Cambria Math"/>
+                <w:i/>
+                <w:sz w:val="20"/>
+                <w:szCs w:val="20"/>
+                <w:lang w:val="es-ES"/>
+              </w:rPr>
+            </m:ctrlPr>
+          </m:sSubPr>
+          <m:e>
+            <m:r>
+              <m:rPr>
+                <m:sty m:val="p"/>
+              </m:rPr>
+              <w:rPr>
+                <w:rFonts w:ascii="Cambria Math" w:eastAsiaTheme="minorEastAsia" w:hAnsi="Cambria Math"/>
+                <w:sz w:val="20"/>
+                <w:szCs w:val="20"/>
+                <w:lang w:val="es-ES"/>
+              </w:rPr>
+              <m:t>Ω</m:t>
+            </m:r>
+          </m:e>
+          <m:sub>
+            <m:r>
+              <w:rPr>
+                <w:rFonts w:ascii="Cambria Math" w:eastAsiaTheme="minorEastAsia" w:hAnsi="Cambria Math"/>
+                <w:sz w:val="20"/>
+                <w:szCs w:val="20"/>
+                <w:lang w:val="es-ES"/>
+              </w:rPr>
+              <m:t>p</m:t>
+            </m:r>
+          </m:sub>
+        </m:sSub>
+      </m:oMath>
+      <w:r>
+        <w:rPr>
+          <w:rFonts w:eastAsiaTheme="minorEastAsia"/>
+          <w:sz w:val="20"/>
+          <w:szCs w:val="20"/>
+          <w:lang w:val="es-ES"/>
+        </w:rPr>
+        <w:t xml:space="preserve">, y su mayor valor en la banda de rechazo será en </w:t>
+      </w:r>
+      <m:oMath>
+        <m:r>
+          <m:rPr>
+            <m:sty m:val="p"/>
+          </m:rPr>
+          <w:rPr>
+            <w:rFonts w:ascii="Cambria Math" w:eastAsiaTheme="minorEastAsia" w:hAnsi="Cambria Math"/>
+            <w:sz w:val="20"/>
+            <w:szCs w:val="20"/>
+            <w:lang w:val="es-ES"/>
+          </w:rPr>
+          <m:t>Ω</m:t>
+        </m:r>
+        <m:r>
+          <w:rPr>
+            <w:rFonts w:ascii="Cambria Math" w:eastAsiaTheme="minorEastAsia" w:hAnsi="Cambria Math"/>
+            <w:sz w:val="20"/>
+            <w:szCs w:val="20"/>
+            <w:lang w:val="es-ES"/>
+          </w:rPr>
+          <m:t>=</m:t>
+        </m:r>
+        <m:sSub>
+          <m:sSubPr>
+            <m:ctrlPr>
+              <w:rPr>
+                <w:rFonts w:ascii="Cambria Math" w:eastAsiaTheme="minorEastAsia" w:hAnsi="Cambria Math"/>
+                <w:i/>
+                <w:sz w:val="20"/>
+                <w:szCs w:val="20"/>
+                <w:lang w:val="es-ES"/>
+              </w:rPr>
+            </m:ctrlPr>
+          </m:sSubPr>
+          <m:e>
+            <m:r>
+              <m:rPr>
+                <m:sty m:val="p"/>
+              </m:rPr>
+              <w:rPr>
+                <w:rFonts w:ascii="Cambria Math" w:eastAsiaTheme="minorEastAsia" w:hAnsi="Cambria Math"/>
+                <w:sz w:val="20"/>
+                <w:szCs w:val="20"/>
+                <w:lang w:val="es-ES"/>
+              </w:rPr>
+              <m:t>Ω</m:t>
+            </m:r>
+          </m:e>
+          <m:sub>
+            <m:r>
+              <w:rPr>
+                <w:rFonts w:ascii="Cambria Math" w:eastAsiaTheme="minorEastAsia" w:hAnsi="Cambria Math"/>
+                <w:sz w:val="20"/>
+                <w:szCs w:val="20"/>
+                <w:lang w:val="es-ES"/>
+              </w:rPr>
+              <m:t>s</m:t>
+            </m:r>
+          </m:sub>
+        </m:sSub>
+      </m:oMath>
+      <w:r>
+        <w:rPr>
+          <w:rFonts w:eastAsiaTheme="minorEastAsia"/>
+          <w:sz w:val="20"/>
+          <w:szCs w:val="20"/>
+          <w:lang w:val="es-ES"/>
+        </w:rPr>
+        <w:t>.</w:t>
+      </w:r>
+    </w:p>
+    <w:p>
+      <w:pPr>
+        <w:tabs>
+          <w:tab w:val="left" w:pos="1125"/>
+        </w:tabs>
+        <w:rPr>
+          <w:rFonts w:eastAsiaTheme="minorEastAsia"/>
+          <w:b/>
+          <w:color w:val="ED7D31" w:themeColor="accent2"/>
+          <w:sz w:val="20"/>
+          <w:szCs w:val="20"/>
+          <w:lang w:val="es-ES"/>
+        </w:rPr>
+      </w:pPr>
+      <w:r>
+        <w:rPr>
+          <w:rFonts w:eastAsiaTheme="minorEastAsia"/>
+          <w:b/>
+          <w:color w:val="ED7D31" w:themeColor="accent2"/>
+          <w:sz w:val="20"/>
+          <w:szCs w:val="20"/>
+          <w:lang w:val="es-ES"/>
+        </w:rPr>
+        <w:t>Filtro Chebyshev (tipo I)</w:t>
+      </w:r>
+    </w:p>
+    <w:p>
+      <w:pPr>
+        <w:pStyle w:val="Prrafodelista"/>
+        <w:numPr>
+          <w:ilvl w:val="0"/>
+          <w:numId w:val="4"/>
+        </w:numPr>
+        <w:tabs>
+          <w:tab w:val="left" w:pos="1125"/>
+        </w:tabs>
+        <w:rPr>
+          <w:rFonts w:eastAsiaTheme="minorEastAsia"/>
+          <w:sz w:val="20"/>
+          <w:szCs w:val="20"/>
+          <w:lang w:val="es-ES"/>
+        </w:rPr>
+      </w:pPr>
+      <w:r>
+        <w:rPr>
+          <w:rFonts w:eastAsiaTheme="minorEastAsia"/>
+          <w:sz w:val="20"/>
+          <w:szCs w:val="20"/>
+          <w:lang w:val="es-ES"/>
+        </w:rPr>
+        <w:t>Es equiripple en banda de paso y “plano” en banda de stop.</w:t>
+      </w:r>
+    </w:p>
+    <w:p>
+      <w:pPr>
+        <w:pStyle w:val="Prrafodelista"/>
+        <w:numPr>
+          <w:ilvl w:val="0"/>
+          <w:numId w:val="4"/>
+        </w:numPr>
+        <w:tabs>
+          <w:tab w:val="left" w:pos="1125"/>
+        </w:tabs>
+        <w:rPr>
+          <w:rFonts w:eastAsiaTheme="minorEastAsia"/>
+          <w:sz w:val="20"/>
+          <w:szCs w:val="20"/>
+          <w:lang w:val="es-ES"/>
+        </w:rPr>
+      </w:pPr>
+      <w:r>
+        <w:rPr>
+          <w:rFonts w:eastAsiaTheme="minorEastAsia"/>
+          <w:sz w:val="20"/>
+          <w:szCs w:val="20"/>
+          <w:lang w:val="es-ES"/>
+        </w:rPr>
+        <w:t>Depende del orden de N, de la frecuencia de corte y del factor de ripple (</w:t>
+      </w:r>
+      <m:oMath>
+        <m:sSub>
+          <m:sSubPr>
+            <m:ctrlPr>
+              <w:rPr>
+                <w:rFonts w:ascii="Cambria Math" w:eastAsiaTheme="minorEastAsia" w:hAnsi="Cambria Math"/>
+                <w:i/>
+                <w:sz w:val="20"/>
+                <w:szCs w:val="20"/>
+                <w:lang w:val="es-ES"/>
+              </w:rPr>
+            </m:ctrlPr>
+          </m:sSubPr>
+          <m:e>
+            <m:r>
+              <w:rPr>
+                <w:rFonts w:ascii="Cambria Math" w:eastAsiaTheme="minorEastAsia" w:hAnsi="Cambria Math"/>
+                <w:sz w:val="20"/>
+                <w:szCs w:val="20"/>
+                <w:lang w:val="es-ES"/>
+              </w:rPr>
+              <m:t>ε</m:t>
+            </m:r>
+          </m:e>
+          <m:sub>
+            <m:r>
+              <w:rPr>
+                <w:rFonts w:ascii="Cambria Math" w:eastAsiaTheme="minorEastAsia" w:hAnsi="Cambria Math"/>
+                <w:sz w:val="20"/>
+                <w:szCs w:val="20"/>
+                <w:lang w:val="es-ES"/>
+              </w:rPr>
+              <m:t>p</m:t>
+            </m:r>
+          </m:sub>
+        </m:sSub>
+      </m:oMath>
+      <w:r>
+        <w:rPr>
+          <w:rFonts w:eastAsiaTheme="minorEastAsia"/>
+          <w:sz w:val="20"/>
+          <w:szCs w:val="20"/>
+          <w:lang w:val="es-ES"/>
+        </w:rPr>
+        <w:t xml:space="preserve"> es el factor de ripple de la banda de paso, relacionado con la atenuación en banda de paso </w:t>
+      </w:r>
+      <m:oMath>
+        <m:sSub>
+          <m:sSubPr>
+            <m:ctrlPr>
+              <w:rPr>
+                <w:rFonts w:ascii="Cambria Math" w:eastAsiaTheme="minorEastAsia" w:hAnsi="Cambria Math"/>
+                <w:i/>
+                <w:sz w:val="20"/>
+                <w:szCs w:val="20"/>
+                <w:lang w:val="es-ES"/>
+              </w:rPr>
+            </m:ctrlPr>
+          </m:sSubPr>
+          <m:e>
+            <m:r>
+              <w:rPr>
+                <w:rFonts w:ascii="Cambria Math" w:eastAsiaTheme="minorEastAsia" w:hAnsi="Cambria Math"/>
+                <w:sz w:val="20"/>
+                <w:szCs w:val="20"/>
+                <w:lang w:val="es-ES"/>
+              </w:rPr>
+              <m:t>δ</m:t>
+            </m:r>
+          </m:e>
+          <m:sub>
+            <m:r>
+              <w:rPr>
+                <w:rFonts w:ascii="Cambria Math" w:eastAsiaTheme="minorEastAsia" w:hAnsi="Cambria Math"/>
+                <w:sz w:val="20"/>
+                <w:szCs w:val="20"/>
+                <w:lang w:val="es-ES"/>
+              </w:rPr>
+              <m:t>p</m:t>
+            </m:r>
+          </m:sub>
+        </m:sSub>
+      </m:oMath>
+      <w:r>
+        <w:rPr>
+          <w:rFonts w:eastAsiaTheme="minorEastAsia"/>
+          <w:sz w:val="20"/>
+          <w:szCs w:val="20"/>
+          <w:lang w:val="es-ES"/>
+        </w:rPr>
+        <w:t>)</w:t>
+      </w:r>
+      <w:r>
+        <w:rPr>
+          <w:rFonts w:eastAsiaTheme="minorEastAsia"/>
+          <w:sz w:val="20"/>
+          <w:szCs w:val="20"/>
+          <w:lang w:val="es-ES"/>
+        </w:rPr>
+        <w:t xml:space="preserve">. </w:t>
+      </w:r>
+    </w:p>
+    <w:p>
+      <w:pPr>
+        <w:pStyle w:val="Prrafodelista"/>
+        <w:numPr>
+          <w:ilvl w:val="0"/>
+          <w:numId w:val="4"/>
+        </w:numPr>
+        <w:tabs>
+          <w:tab w:val="left" w:pos="1125"/>
+        </w:tabs>
+        <w:rPr>
+          <w:rFonts w:eastAsiaTheme="minorEastAsia"/>
+          <w:sz w:val="20"/>
+          <w:szCs w:val="20"/>
+          <w:lang w:val="es-ES"/>
+        </w:rPr>
+      </w:pPr>
+      <w:r>
+        <w:rPr>
+          <w:rFonts w:eastAsiaTheme="minorEastAsia"/>
+          <w:sz w:val="20"/>
+          <w:szCs w:val="20"/>
+          <w:lang w:val="es-ES"/>
+        </w:rPr>
+        <w:t xml:space="preserve">La magnitud de la respuesta en frecuencia exhibe un equiripple en la banda de paso, es decir la amplitud máxima de las oscilaciones es constante a lo largo de la banda. </w:t>
+      </w:r>
+    </w:p>
+    <w:p>
+      <w:pPr>
+        <w:pStyle w:val="Prrafodelista"/>
+        <w:numPr>
+          <w:ilvl w:val="0"/>
+          <w:numId w:val="4"/>
+        </w:numPr>
+        <w:tabs>
+          <w:tab w:val="left" w:pos="1125"/>
+        </w:tabs>
+        <w:rPr>
+          <w:rFonts w:eastAsiaTheme="minorEastAsia"/>
+          <w:sz w:val="20"/>
+          <w:szCs w:val="20"/>
+          <w:lang w:val="es-ES"/>
+        </w:rPr>
+      </w:pPr>
+      <w:r>
+        <w:rPr>
+          <w:rFonts w:eastAsiaTheme="minorEastAsia"/>
+          <w:sz w:val="20"/>
+          <w:szCs w:val="20"/>
+          <w:lang w:val="es-ES"/>
+        </w:rPr>
+        <w:t xml:space="preserve">En la banda de rechazo es monótona. </w:t>
+      </w:r>
+    </w:p>
+    <w:p>
+      <w:pPr>
+        <w:pStyle w:val="Prrafodelista"/>
+        <w:numPr>
+          <w:ilvl w:val="0"/>
+          <w:numId w:val="4"/>
+        </w:numPr>
+        <w:tabs>
+          <w:tab w:val="left" w:pos="1125"/>
+        </w:tabs>
+        <w:rPr>
+          <w:rFonts w:eastAsiaTheme="minorEastAsia"/>
+          <w:sz w:val="20"/>
+          <w:szCs w:val="20"/>
+          <w:lang w:val="es-ES"/>
+        </w:rPr>
+      </w:pPr>
+      <w:r>
+        <w:rPr>
+          <w:rFonts w:eastAsiaTheme="minorEastAsia"/>
+          <w:sz w:val="20"/>
+          <w:szCs w:val="20"/>
+          <w:lang w:val="es-ES"/>
+        </w:rPr>
+        <w:t xml:space="preserve">Es el filtro con menos error máximo entre su respuesta en la banda de paso y la del filtro pasa bajo ideal. </w:t>
+      </w:r>
+    </w:p>
+    <w:p>
+      <w:pPr>
+        <w:tabs>
+          <w:tab w:val="left" w:pos="1125"/>
+        </w:tabs>
+        <w:jc w:val="center"/>
+        <w:rPr>
+          <w:rFonts w:eastAsiaTheme="minorEastAsia"/>
+          <w:sz w:val="20"/>
+          <w:szCs w:val="20"/>
+          <w:lang w:val="es-ES"/>
+        </w:rPr>
+      </w:pPr>
+      <w:r>
+        <w:rPr>
+          <w:rFonts w:eastAsiaTheme="minorEastAsia"/>
+          <w:sz w:val="20"/>
+          <w:szCs w:val="20"/>
+          <w:lang w:val="es-ES"/>
+        </w:rPr>
+        <w:drawing>
+          <wp:inline distT="0" distB="0" distL="0" distR="0" wp14:anchorId="1150789A" wp14:editId="4B15E7C6">
+            <wp:extent cx="4145280" cy="2461068"/>
+            <wp:effectExtent l="0" t="0" r="7620" b="0"/>
+            <wp:docPr id="17" name="Imagen 17"/>
+            <wp:cNvGraphicFramePr>
+              <a:graphicFrameLocks xmlns:a="http://schemas.openxmlformats.org/drawingml/2006/main" noChangeAspect="1"/>
+            </wp:cNvGraphicFramePr>
+            <a:graphic xmlns:a="http://schemas.openxmlformats.org/drawingml/2006/main">
+              <a:graphicData uri="http://schemas.openxmlformats.org/drawingml/2006/picture">
+                <pic:pic xmlns:pic="http://schemas.openxmlformats.org/drawingml/2006/picture">
+                  <pic:nvPicPr>
+                    <pic:cNvPr id="1" name=""/>
+                    <pic:cNvPicPr/>
+                  </pic:nvPicPr>
+                  <pic:blipFill>
+                    <a:blip r:embed="rId58"/>
+                    <a:stretch>
+                      <a:fillRect/>
+                    </a:stretch>
+                  </pic:blipFill>
+                  <pic:spPr>
+                    <a:xfrm>
+                      <a:off x="0" y="0"/>
+                      <a:ext cx="4155696" cy="2467252"/>
+                    </a:xfrm>
+                    <a:prstGeom prst="rect">
+                      <a:avLst/>
+                    </a:prstGeom>
+                  </pic:spPr>
+                </pic:pic>
+              </a:graphicData>
+            </a:graphic>
+          </wp:inline>
+        </w:drawing>
+      </w:r>
+    </w:p>
+    <w:p>
+      <w:pPr>
+        <w:pStyle w:val="Prrafodelista"/>
+        <w:numPr>
+          <w:ilvl w:val="0"/>
+          <w:numId w:val="4"/>
+        </w:numPr>
+        <w:tabs>
+          <w:tab w:val="left" w:pos="1125"/>
+        </w:tabs>
+        <w:rPr>
+          <w:rFonts w:eastAsiaTheme="minorEastAsia"/>
+          <w:sz w:val="20"/>
+          <w:szCs w:val="20"/>
+          <w:lang w:val="es-ES"/>
+        </w:rPr>
+      </w:pPr>
+      <w:r>
+        <w:rPr>
+          <w:rFonts w:eastAsiaTheme="minorEastAsia"/>
+          <w:sz w:val="20"/>
+          <w:szCs w:val="20"/>
+          <w:lang w:val="es-ES"/>
+        </w:rPr>
+        <w:t xml:space="preserve">A mayor </w:t>
+      </w:r>
+      <m:oMath>
+        <m:r>
+          <w:rPr>
+            <w:rFonts w:ascii="Cambria Math" w:eastAsiaTheme="minorEastAsia" w:hAnsi="Cambria Math"/>
+            <w:sz w:val="20"/>
+            <w:szCs w:val="20"/>
+            <w:lang w:val="es-ES"/>
+          </w:rPr>
+          <m:t>N</m:t>
+        </m:r>
+      </m:oMath>
+      <w:r>
+        <w:rPr>
+          <w:rFonts w:eastAsiaTheme="minorEastAsia"/>
+          <w:sz w:val="20"/>
+          <w:szCs w:val="20"/>
+          <w:lang w:val="es-ES"/>
+        </w:rPr>
+        <w:t xml:space="preserve"> </w:t>
+      </w:r>
+      <w:r>
+        <w:rPr>
+          <w:rFonts w:eastAsiaTheme="minorEastAsia"/>
+          <w:sz w:val="20"/>
+          <w:szCs w:val="20"/>
+          <w:lang w:val="es-ES"/>
+        </w:rPr>
+        <w:sym w:font="Wingdings" w:char="F0E0"/>
+      </w:r>
+      <w:r>
+        <w:rPr>
+          <w:rFonts w:eastAsiaTheme="minorEastAsia"/>
+          <w:sz w:val="20"/>
+          <w:szCs w:val="20"/>
+          <w:lang w:val="es-ES"/>
+        </w:rPr>
+        <w:t xml:space="preserve"> mas oscilaciones habrá en la banda de paso (no afecta a la amplitud), y </w:t>
+      </w:r>
+      <w:r>
+        <w:rPr>
+          <w:rFonts w:eastAsiaTheme="minorEastAsia"/>
+          <w:sz w:val="20"/>
+          <w:szCs w:val="20"/>
+          <w:lang w:val="es-ES"/>
+        </w:rPr>
+        <w:t>más</w:t>
+      </w:r>
+      <w:r>
+        <w:rPr>
+          <w:rFonts w:eastAsiaTheme="minorEastAsia"/>
+          <w:sz w:val="20"/>
+          <w:szCs w:val="20"/>
+          <w:lang w:val="es-ES"/>
+        </w:rPr>
+        <w:t xml:space="preserve"> empinada la pendiente hacia la banda de rechazo (</w:t>
+      </w:r>
+      <w:r>
+        <w:rPr>
+          <w:rFonts w:eastAsiaTheme="minorEastAsia"/>
+          <w:sz w:val="20"/>
+          <w:szCs w:val="20"/>
+          <w:lang w:val="es-ES"/>
+        </w:rPr>
+        <w:t>más</w:t>
+      </w:r>
+      <w:r>
+        <w:rPr>
+          <w:rFonts w:eastAsiaTheme="minorEastAsia"/>
+          <w:sz w:val="20"/>
+          <w:szCs w:val="20"/>
+          <w:lang w:val="es-ES"/>
+        </w:rPr>
+        <w:t xml:space="preserve"> angosta la transición). </w:t>
+      </w:r>
+    </w:p>
+    <w:p>
+      <w:pPr>
+        <w:pStyle w:val="Prrafodelista"/>
+        <w:numPr>
+          <w:ilvl w:val="0"/>
+          <w:numId w:val="4"/>
+        </w:numPr>
+        <w:tabs>
+          <w:tab w:val="left" w:pos="1125"/>
+        </w:tabs>
+        <w:rPr>
+          <w:rFonts w:eastAsiaTheme="minorEastAsia"/>
+          <w:sz w:val="20"/>
+          <w:szCs w:val="20"/>
+          <w:lang w:val="es-ES"/>
+        </w:rPr>
+      </w:pPr>
+      <w:r>
+        <w:rPr>
+          <w:rFonts w:eastAsiaTheme="minorEastAsia"/>
+          <w:sz w:val="20"/>
+          <w:szCs w:val="20"/>
+          <w:lang w:val="es-ES"/>
+        </w:rPr>
+        <w:t xml:space="preserve">La frecuencia de corte siempre es igual a la frecuencia de banda de paso </w:t>
+      </w:r>
+      <m:oMath>
+        <m:sSub>
+          <m:sSubPr>
+            <m:ctrlPr>
+              <w:rPr>
+                <w:rFonts w:ascii="Cambria Math" w:eastAsiaTheme="minorEastAsia" w:hAnsi="Cambria Math"/>
+                <w:i/>
+                <w:sz w:val="20"/>
+                <w:szCs w:val="20"/>
+                <w:lang w:val="es-ES"/>
+              </w:rPr>
+            </m:ctrlPr>
+          </m:sSubPr>
+          <m:e>
+            <m:r>
+              <m:rPr>
+                <m:sty m:val="p"/>
+              </m:rPr>
+              <w:rPr>
+                <w:rFonts w:ascii="Cambria Math" w:eastAsiaTheme="minorEastAsia" w:hAnsi="Cambria Math"/>
+                <w:sz w:val="20"/>
+                <w:szCs w:val="20"/>
+                <w:lang w:val="es-ES"/>
+              </w:rPr>
+              <m:t>Ω</m:t>
+            </m:r>
+          </m:e>
+          <m:sub>
+            <m:r>
+              <w:rPr>
+                <w:rFonts w:ascii="Cambria Math" w:eastAsiaTheme="minorEastAsia" w:hAnsi="Cambria Math"/>
+                <w:sz w:val="20"/>
+                <w:szCs w:val="20"/>
+                <w:lang w:val="es-ES"/>
+              </w:rPr>
+              <m:t>p</m:t>
+            </m:r>
+          </m:sub>
+        </m:sSub>
+        <m:r>
+          <w:rPr>
+            <w:rFonts w:ascii="Cambria Math" w:eastAsiaTheme="minorEastAsia" w:hAnsi="Cambria Math"/>
+            <w:sz w:val="20"/>
+            <w:szCs w:val="20"/>
+            <w:lang w:val="es-ES"/>
+          </w:rPr>
+          <m:t>=</m:t>
+        </m:r>
+        <m:sSub>
+          <m:sSubPr>
+            <m:ctrlPr>
+              <w:rPr>
+                <w:rFonts w:ascii="Cambria Math" w:eastAsiaTheme="minorEastAsia" w:hAnsi="Cambria Math"/>
+                <w:i/>
+                <w:sz w:val="20"/>
+                <w:szCs w:val="20"/>
+                <w:lang w:val="es-ES"/>
+              </w:rPr>
+            </m:ctrlPr>
+          </m:sSubPr>
+          <m:e>
+            <m:r>
+              <m:rPr>
+                <m:sty m:val="p"/>
+              </m:rPr>
+              <w:rPr>
+                <w:rFonts w:ascii="Cambria Math" w:eastAsiaTheme="minorEastAsia" w:hAnsi="Cambria Math"/>
+                <w:sz w:val="20"/>
+                <w:szCs w:val="20"/>
+                <w:lang w:val="es-ES"/>
+              </w:rPr>
+              <m:t>Ω</m:t>
+            </m:r>
+          </m:e>
+          <m:sub>
+            <m:r>
+              <w:rPr>
+                <w:rFonts w:ascii="Cambria Math" w:eastAsiaTheme="minorEastAsia" w:hAnsi="Cambria Math"/>
+                <w:sz w:val="20"/>
+                <w:szCs w:val="20"/>
+                <w:lang w:val="es-ES"/>
+              </w:rPr>
+              <m:t>c</m:t>
+            </m:r>
+          </m:sub>
+        </m:sSub>
+      </m:oMath>
+      <w:r>
+        <w:rPr>
+          <w:rFonts w:eastAsiaTheme="minorEastAsia"/>
+          <w:sz w:val="20"/>
+          <w:szCs w:val="20"/>
+          <w:lang w:val="es-ES"/>
+        </w:rPr>
+        <w:t xml:space="preserve">. </w:t>
+      </w:r>
+    </w:p>
+    <w:p>
+      <w:pPr>
+        <w:pStyle w:val="Prrafodelista"/>
+        <w:numPr>
+          <w:ilvl w:val="0"/>
+          <w:numId w:val="4"/>
+        </w:numPr>
+        <w:tabs>
+          <w:tab w:val="left" w:pos="1125"/>
+        </w:tabs>
+        <w:rPr>
+          <w:rFonts w:eastAsiaTheme="minorEastAsia"/>
+          <w:sz w:val="20"/>
+          <w:szCs w:val="20"/>
+          <w:lang w:val="es-ES"/>
+        </w:rPr>
+      </w:pPr>
+      <w:r>
+        <w:rPr>
+          <w:rFonts w:eastAsiaTheme="minorEastAsia"/>
+          <w:sz w:val="20"/>
+          <w:szCs w:val="20"/>
+          <w:lang w:val="es-ES"/>
+        </w:rPr>
+        <w:t xml:space="preserve">Aumentar la frecuencia solo lo desplaza hacia la derecha. </w:t>
+      </w:r>
+    </w:p>
+    <w:p>
+      <w:pPr>
+        <w:pStyle w:val="Prrafodelista"/>
+        <w:numPr>
+          <w:ilvl w:val="0"/>
+          <w:numId w:val="4"/>
+        </w:numPr>
+        <w:tabs>
+          <w:tab w:val="left" w:pos="1125"/>
+        </w:tabs>
+        <w:rPr>
+          <w:rFonts w:eastAsiaTheme="minorEastAsia"/>
+          <w:sz w:val="20"/>
+          <w:szCs w:val="20"/>
+          <w:lang w:val="es-ES"/>
+        </w:rPr>
+      </w:pPr>
+      <w:r>
+        <w:rPr>
+          <w:rFonts w:eastAsiaTheme="minorEastAsia"/>
+          <w:sz w:val="20"/>
+          <w:szCs w:val="20"/>
+          <w:lang w:val="es-ES"/>
+        </w:rPr>
+        <w:t>Si aumento</w:t>
+      </w:r>
+      <w:r>
+        <w:rPr>
+          <w:rFonts w:eastAsiaTheme="minorEastAsia"/>
+          <w:sz w:val="20"/>
+          <w:szCs w:val="20"/>
+          <w:lang w:val="es-ES"/>
+        </w:rPr>
+        <w:t xml:space="preserve"> </w:t>
+      </w:r>
+      <m:oMath>
+        <m:sSub>
+          <m:sSubPr>
+            <m:ctrlPr>
+              <w:rPr>
+                <w:rFonts w:ascii="Cambria Math" w:eastAsiaTheme="minorEastAsia" w:hAnsi="Cambria Math"/>
+                <w:i/>
+                <w:sz w:val="20"/>
+                <w:szCs w:val="20"/>
+                <w:lang w:val="es-ES"/>
+              </w:rPr>
+            </m:ctrlPr>
+          </m:sSubPr>
+          <m:e>
+            <m:r>
+              <w:rPr>
+                <w:rFonts w:ascii="Cambria Math" w:eastAsiaTheme="minorEastAsia" w:hAnsi="Cambria Math"/>
+                <w:sz w:val="20"/>
+                <w:szCs w:val="20"/>
+                <w:lang w:val="es-ES"/>
+              </w:rPr>
+              <m:t>ε</m:t>
+            </m:r>
+          </m:e>
+          <m:sub>
+            <m:r>
+              <w:rPr>
+                <w:rFonts w:ascii="Cambria Math" w:eastAsiaTheme="minorEastAsia" w:hAnsi="Cambria Math"/>
+                <w:sz w:val="20"/>
+                <w:szCs w:val="20"/>
+                <w:lang w:val="es-ES"/>
+              </w:rPr>
+              <m:t>p</m:t>
+            </m:r>
+          </m:sub>
+        </m:sSub>
+      </m:oMath>
+      <w:r>
+        <w:rPr>
+          <w:rFonts w:eastAsiaTheme="minorEastAsia"/>
+          <w:sz w:val="20"/>
+          <w:szCs w:val="20"/>
+          <w:lang w:val="es-ES"/>
+        </w:rPr>
+        <w:t xml:space="preserve"> (o </w:t>
+      </w:r>
+      <m:oMath>
+        <m:sSub>
+          <m:sSubPr>
+            <m:ctrlPr>
+              <w:rPr>
+                <w:rFonts w:ascii="Cambria Math" w:eastAsiaTheme="minorEastAsia" w:hAnsi="Cambria Math"/>
+                <w:i/>
+                <w:sz w:val="20"/>
+                <w:szCs w:val="20"/>
+                <w:lang w:val="es-ES"/>
+              </w:rPr>
+            </m:ctrlPr>
+          </m:sSubPr>
+          <m:e>
+            <m:r>
+              <w:rPr>
+                <w:rFonts w:ascii="Cambria Math" w:eastAsiaTheme="minorEastAsia" w:hAnsi="Cambria Math"/>
+                <w:sz w:val="20"/>
+                <w:szCs w:val="20"/>
+                <w:lang w:val="es-ES"/>
+              </w:rPr>
+              <m:t>δ</m:t>
+            </m:r>
+          </m:e>
+          <m:sub>
+            <m:r>
+              <w:rPr>
+                <w:rFonts w:ascii="Cambria Math" w:eastAsiaTheme="minorEastAsia" w:hAnsi="Cambria Math"/>
+                <w:sz w:val="20"/>
+                <w:szCs w:val="20"/>
+                <w:lang w:val="es-ES"/>
+              </w:rPr>
+              <m:t>p</m:t>
+            </m:r>
+          </m:sub>
+        </m:sSub>
+      </m:oMath>
+      <w:r>
+        <w:rPr>
+          <w:rFonts w:eastAsiaTheme="minorEastAsia"/>
+          <w:sz w:val="20"/>
+          <w:szCs w:val="20"/>
+          <w:lang w:val="es-ES"/>
+        </w:rPr>
+        <w:t>)</w:t>
+      </w:r>
+      <w:r>
+        <w:rPr>
+          <w:rFonts w:eastAsiaTheme="minorEastAsia"/>
+          <w:sz w:val="20"/>
+          <w:szCs w:val="20"/>
+          <w:lang w:val="es-ES"/>
+        </w:rPr>
+        <w:t xml:space="preserve"> </w:t>
+      </w:r>
+      <w:r>
+        <w:rPr>
+          <w:rFonts w:eastAsiaTheme="minorEastAsia"/>
+          <w:sz w:val="20"/>
+          <w:szCs w:val="20"/>
+          <w:lang w:val="es-ES"/>
+        </w:rPr>
+        <w:sym w:font="Wingdings" w:char="F0E0"/>
+      </w:r>
+      <w:r>
+        <w:rPr>
+          <w:rFonts w:eastAsiaTheme="minorEastAsia"/>
+          <w:sz w:val="20"/>
+          <w:szCs w:val="20"/>
+          <w:lang w:val="es-ES"/>
+        </w:rPr>
+        <w:t xml:space="preserve"> aumenta la amplitud máxima de las oscilaciones y se hace más empinada la pendiente </w:t>
+      </w:r>
+    </w:p>
+    <w:p>
+      <w:pPr>
+        <w:pStyle w:val="Prrafodelista"/>
+        <w:tabs>
+          <w:tab w:val="left" w:pos="1125"/>
+        </w:tabs>
+        <w:rPr>
+          <w:rFonts w:eastAsiaTheme="minorEastAsia"/>
+          <w:sz w:val="20"/>
+          <w:szCs w:val="20"/>
+          <w:lang w:val="es-ES"/>
+        </w:rPr>
+      </w:pPr>
+      <w:r>
+        <w:rPr>
+          <w:rFonts w:eastAsiaTheme="minorEastAsia"/>
+          <w:sz w:val="20"/>
+          <w:szCs w:val="20"/>
+          <w:lang w:val="es-ES"/>
+        </w:rPr>
+        <w:sym w:font="Wingdings" w:char="F0E0"/>
+      </w:r>
+      <w:r>
+        <w:rPr>
+          <w:rFonts w:eastAsiaTheme="minorEastAsia"/>
+          <w:sz w:val="20"/>
+          <w:szCs w:val="20"/>
+          <w:lang w:val="es-ES"/>
+        </w:rPr>
+        <w:t xml:space="preserve"> </w:t>
+      </w:r>
+      <m:oMath>
+        <m:sSub>
+          <m:sSubPr>
+            <m:ctrlPr>
+              <w:rPr>
+                <w:rFonts w:ascii="Cambria Math" w:eastAsiaTheme="minorEastAsia" w:hAnsi="Cambria Math"/>
+                <w:i/>
+                <w:sz w:val="20"/>
+                <w:szCs w:val="20"/>
+                <w:lang w:val="es-ES"/>
+              </w:rPr>
+            </m:ctrlPr>
+          </m:sSubPr>
+          <m:e>
+            <m:r>
+              <w:rPr>
+                <w:rFonts w:ascii="Cambria Math" w:eastAsiaTheme="minorEastAsia" w:hAnsi="Cambria Math"/>
+                <w:sz w:val="20"/>
+                <w:szCs w:val="20"/>
+                <w:lang w:val="es-ES"/>
+              </w:rPr>
+              <m:t>ε</m:t>
+            </m:r>
+          </m:e>
+          <m:sub>
+            <m:r>
+              <w:rPr>
+                <w:rFonts w:ascii="Cambria Math" w:eastAsiaTheme="minorEastAsia" w:hAnsi="Cambria Math"/>
+                <w:sz w:val="20"/>
+                <w:szCs w:val="20"/>
+                <w:lang w:val="es-ES"/>
+              </w:rPr>
+              <m:t>p</m:t>
+            </m:r>
+          </m:sub>
+        </m:sSub>
+        <m:r>
+          <w:rPr>
+            <w:rFonts w:ascii="Cambria Math" w:eastAsiaTheme="minorEastAsia" w:hAnsi="Cambria Math"/>
+            <w:sz w:val="20"/>
+            <w:szCs w:val="20"/>
+            <w:lang w:val="es-ES"/>
+          </w:rPr>
+          <m:t>=</m:t>
+        </m:r>
+        <m:rad>
+          <m:radPr>
+            <m:degHide m:val="1"/>
+            <m:ctrlPr>
+              <w:rPr>
+                <w:rFonts w:ascii="Cambria Math" w:eastAsiaTheme="minorEastAsia" w:hAnsi="Cambria Math"/>
+                <w:i/>
+                <w:sz w:val="20"/>
+                <w:szCs w:val="20"/>
+                <w:lang w:val="es-ES"/>
+              </w:rPr>
+            </m:ctrlPr>
+          </m:radPr>
+          <m:deg/>
+          <m:e>
+            <m:sSup>
+              <m:sSupPr>
+                <m:ctrlPr>
+                  <w:rPr>
+                    <w:rFonts w:ascii="Cambria Math" w:eastAsiaTheme="minorEastAsia" w:hAnsi="Cambria Math"/>
+                    <w:i/>
+                    <w:sz w:val="20"/>
+                    <w:szCs w:val="20"/>
+                    <w:lang w:val="es-ES"/>
+                  </w:rPr>
+                </m:ctrlPr>
+              </m:sSupPr>
+              <m:e>
+                <m:r>
+                  <w:rPr>
+                    <w:rFonts w:ascii="Cambria Math" w:eastAsiaTheme="minorEastAsia" w:hAnsi="Cambria Math"/>
+                    <w:sz w:val="20"/>
+                    <w:szCs w:val="20"/>
+                    <w:lang w:val="es-ES"/>
+                  </w:rPr>
+                  <m:t>10</m:t>
+                </m:r>
+              </m:e>
+              <m:sup>
+                <m:r>
+                  <w:rPr>
+                    <w:rFonts w:ascii="Cambria Math" w:eastAsiaTheme="minorEastAsia" w:hAnsi="Cambria Math"/>
+                    <w:sz w:val="20"/>
+                    <w:szCs w:val="20"/>
+                    <w:lang w:val="es-ES"/>
+                  </w:rPr>
+                  <m:t>-</m:t>
+                </m:r>
+                <m:f>
+                  <m:fPr>
+                    <m:ctrlPr>
+                      <w:rPr>
+                        <w:rFonts w:ascii="Cambria Math" w:eastAsiaTheme="minorEastAsia" w:hAnsi="Cambria Math"/>
+                        <w:i/>
+                        <w:sz w:val="20"/>
+                        <w:szCs w:val="20"/>
+                        <w:lang w:val="es-ES"/>
+                      </w:rPr>
+                    </m:ctrlPr>
+                  </m:fPr>
+                  <m:num>
+                    <m:r>
+                      <w:rPr>
+                        <w:rFonts w:ascii="Cambria Math" w:eastAsiaTheme="minorEastAsia" w:hAnsi="Cambria Math"/>
+                        <w:sz w:val="20"/>
+                        <w:szCs w:val="20"/>
+                        <w:lang w:val="es-ES"/>
+                      </w:rPr>
+                      <m:t>-</m:t>
+                    </m:r>
+                    <m:sSub>
+                      <m:sSubPr>
+                        <m:ctrlPr>
+                          <w:rPr>
+                            <w:rFonts w:ascii="Cambria Math" w:eastAsiaTheme="minorEastAsia" w:hAnsi="Cambria Math"/>
+                            <w:i/>
+                            <w:sz w:val="20"/>
+                            <w:szCs w:val="20"/>
+                            <w:lang w:val="es-ES"/>
+                          </w:rPr>
+                        </m:ctrlPr>
+                      </m:sSubPr>
+                      <m:e>
+                        <m:r>
+                          <w:rPr>
+                            <w:rFonts w:ascii="Cambria Math" w:eastAsiaTheme="minorEastAsia" w:hAnsi="Cambria Math"/>
+                            <w:sz w:val="20"/>
+                            <w:szCs w:val="20"/>
+                            <w:lang w:val="es-ES"/>
+                          </w:rPr>
+                          <m:t>δ</m:t>
+                        </m:r>
+                      </m:e>
+                      <m:sub>
+                        <m:r>
+                          <w:rPr>
+                            <w:rFonts w:ascii="Cambria Math" w:eastAsiaTheme="minorEastAsia" w:hAnsi="Cambria Math"/>
+                            <w:sz w:val="20"/>
+                            <w:szCs w:val="20"/>
+                            <w:lang w:val="es-ES"/>
+                          </w:rPr>
+                          <m:t>p</m:t>
+                        </m:r>
+                      </m:sub>
+                    </m:sSub>
+                  </m:num>
+                  <m:den>
+                    <m:r>
+                      <w:rPr>
+                        <w:rFonts w:ascii="Cambria Math" w:eastAsiaTheme="minorEastAsia" w:hAnsi="Cambria Math"/>
+                        <w:sz w:val="20"/>
+                        <w:szCs w:val="20"/>
+                        <w:lang w:val="es-ES"/>
+                      </w:rPr>
+                      <m:t>10</m:t>
+                    </m:r>
+                  </m:den>
+                </m:f>
+              </m:sup>
+            </m:sSup>
+            <m:r>
+              <w:rPr>
+                <w:rFonts w:ascii="Cambria Math" w:eastAsiaTheme="minorEastAsia" w:hAnsi="Cambria Math"/>
+                <w:sz w:val="20"/>
+                <w:szCs w:val="20"/>
+                <w:lang w:val="es-ES"/>
+              </w:rPr>
+              <m:t>-1</m:t>
+            </m:r>
+          </m:e>
+        </m:rad>
+      </m:oMath>
+      <w:r>
+        <w:rPr>
+          <w:rFonts w:eastAsiaTheme="minorEastAsia"/>
+          <w:sz w:val="20"/>
+          <w:szCs w:val="20"/>
+          <w:lang w:val="es-ES"/>
+        </w:rPr>
+        <w:t xml:space="preserve"> </w:t>
+      </w:r>
+    </w:p>
+    <w:p>
+      <w:pPr>
+        <w:tabs>
+          <w:tab w:val="left" w:pos="1125"/>
+        </w:tabs>
+        <w:rPr>
+          <w:rFonts w:eastAsiaTheme="minorEastAsia"/>
+          <w:b/>
+          <w:color w:val="ED7D31" w:themeColor="accent2"/>
+          <w:sz w:val="20"/>
+          <w:szCs w:val="20"/>
+          <w:lang w:val="es-ES"/>
+        </w:rPr>
+      </w:pPr>
+      <w:r>
+        <w:rPr>
+          <w:rFonts w:eastAsiaTheme="minorEastAsia"/>
+          <w:b/>
+          <w:color w:val="ED7D31" w:themeColor="accent2"/>
+          <w:sz w:val="20"/>
+          <w:szCs w:val="20"/>
+          <w:lang w:val="es-ES"/>
+        </w:rPr>
+        <w:t xml:space="preserve">Filtro Chebyshev (tipo II) </w:t>
+      </w:r>
+    </w:p>
+    <w:p>
+      <w:pPr>
+        <w:pStyle w:val="Prrafodelista"/>
+        <w:numPr>
+          <w:ilvl w:val="0"/>
+          <w:numId w:val="4"/>
+        </w:numPr>
+        <w:tabs>
+          <w:tab w:val="left" w:pos="1125"/>
+        </w:tabs>
+        <w:rPr>
+          <w:rFonts w:eastAsiaTheme="minorEastAsia"/>
+          <w:sz w:val="20"/>
+          <w:szCs w:val="20"/>
+          <w:lang w:val="es-ES"/>
+        </w:rPr>
+      </w:pPr>
+      <w:r>
+        <w:rPr>
+          <w:rFonts w:eastAsiaTheme="minorEastAsia"/>
+          <w:sz w:val="20"/>
+          <w:szCs w:val="20"/>
+          <w:lang w:val="es-ES"/>
+        </w:rPr>
+        <w:t>Es una modificación del Chebyshev tipo I.</w:t>
+      </w:r>
+    </w:p>
+    <w:p>
+      <w:pPr>
+        <w:pStyle w:val="Prrafodelista"/>
+        <w:numPr>
+          <w:ilvl w:val="0"/>
+          <w:numId w:val="4"/>
+        </w:numPr>
+        <w:tabs>
+          <w:tab w:val="left" w:pos="1125"/>
+        </w:tabs>
+        <w:rPr>
+          <w:rFonts w:eastAsiaTheme="minorEastAsia"/>
+          <w:sz w:val="20"/>
+          <w:szCs w:val="20"/>
+          <w:lang w:val="es-ES"/>
+        </w:rPr>
+      </w:pPr>
+      <w:r>
+        <w:rPr>
+          <w:rFonts w:eastAsiaTheme="minorEastAsia"/>
+          <w:sz w:val="20"/>
+          <w:szCs w:val="20"/>
+          <w:lang w:val="es-ES"/>
+        </w:rPr>
+        <w:t xml:space="preserve">Equiripple en banda de stop y “plano” en banda de paso. </w:t>
+      </w:r>
+    </w:p>
+    <w:p>
+      <w:pPr>
+        <w:pStyle w:val="Prrafodelista"/>
+        <w:numPr>
+          <w:ilvl w:val="0"/>
+          <w:numId w:val="4"/>
+        </w:numPr>
+        <w:tabs>
+          <w:tab w:val="left" w:pos="1125"/>
+        </w:tabs>
+        <w:rPr>
+          <w:rFonts w:eastAsiaTheme="minorEastAsia"/>
+          <w:sz w:val="20"/>
+          <w:szCs w:val="20"/>
+          <w:lang w:val="es-ES"/>
+        </w:rPr>
+      </w:pPr>
+      <w:r>
+        <w:rPr>
+          <w:rFonts w:eastAsiaTheme="minorEastAsia"/>
+          <w:sz w:val="20"/>
+          <w:szCs w:val="20"/>
+          <w:lang w:val="es-ES"/>
+        </w:rPr>
+        <w:t xml:space="preserve">La respuesta en la banda de paso es de máxima planicidad, pero no me importa si en la banda de stop tiene ripple. </w:t>
+      </w:r>
+    </w:p>
+    <w:p>
+      <w:pPr>
+        <w:pStyle w:val="Prrafodelista"/>
+        <w:numPr>
+          <w:ilvl w:val="0"/>
+          <w:numId w:val="4"/>
+        </w:numPr>
+        <w:tabs>
+          <w:tab w:val="left" w:pos="1125"/>
+        </w:tabs>
+        <w:rPr>
+          <w:rFonts w:eastAsiaTheme="minorEastAsia"/>
+          <w:sz w:val="20"/>
+          <w:szCs w:val="20"/>
+          <w:lang w:val="es-ES"/>
+        </w:rPr>
+      </w:pPr>
+      <w:r>
+        <w:rPr>
+          <w:rFonts w:eastAsiaTheme="minorEastAsia"/>
+          <w:sz w:val="20"/>
+          <w:szCs w:val="20"/>
+          <w:lang w:val="es-ES"/>
+        </w:rPr>
+        <w:t xml:space="preserve">Depende del orden de N, la frecuencia de corte </w:t>
+      </w:r>
+      <m:oMath>
+        <m:sSub>
+          <m:sSubPr>
+            <m:ctrlPr>
+              <w:rPr>
+                <w:rFonts w:ascii="Cambria Math" w:eastAsiaTheme="minorEastAsia" w:hAnsi="Cambria Math"/>
+                <w:i/>
+                <w:sz w:val="20"/>
+                <w:szCs w:val="20"/>
+                <w:lang w:val="es-ES"/>
+              </w:rPr>
+            </m:ctrlPr>
+          </m:sSubPr>
+          <m:e>
+            <m:r>
+              <m:rPr>
+                <m:sty m:val="p"/>
+              </m:rPr>
+              <w:rPr>
+                <w:rFonts w:ascii="Cambria Math" w:eastAsiaTheme="minorEastAsia" w:hAnsi="Cambria Math"/>
+                <w:sz w:val="20"/>
+                <w:szCs w:val="20"/>
+                <w:lang w:val="es-ES"/>
+              </w:rPr>
+              <m:t>Ω</m:t>
+            </m:r>
+          </m:e>
+          <m:sub>
+            <m:r>
+              <w:rPr>
+                <w:rFonts w:ascii="Cambria Math" w:eastAsiaTheme="minorEastAsia" w:hAnsi="Cambria Math"/>
+                <w:sz w:val="20"/>
+                <w:szCs w:val="20"/>
+                <w:lang w:val="es-ES"/>
+              </w:rPr>
+              <m:t>c</m:t>
+            </m:r>
+          </m:sub>
+        </m:sSub>
+      </m:oMath>
+      <w:r>
+        <w:rPr>
+          <w:rFonts w:eastAsiaTheme="minorEastAsia"/>
+          <w:sz w:val="20"/>
+          <w:szCs w:val="20"/>
+          <w:lang w:val="es-ES"/>
+        </w:rPr>
+        <w:t xml:space="preserve"> y el ripple en la banda de stop </w:t>
+      </w:r>
+      <m:oMath>
+        <m:sSub>
+          <m:sSubPr>
+            <m:ctrlPr>
+              <w:rPr>
+                <w:rFonts w:ascii="Cambria Math" w:eastAsiaTheme="minorEastAsia" w:hAnsi="Cambria Math"/>
+                <w:i/>
+                <w:sz w:val="20"/>
+                <w:szCs w:val="20"/>
+                <w:lang w:val="es-ES"/>
+              </w:rPr>
+            </m:ctrlPr>
+          </m:sSubPr>
+          <m:e>
+            <m:r>
+              <w:rPr>
+                <w:rFonts w:ascii="Cambria Math" w:eastAsiaTheme="minorEastAsia" w:hAnsi="Cambria Math"/>
+                <w:sz w:val="20"/>
+                <w:szCs w:val="20"/>
+                <w:lang w:val="es-ES"/>
+              </w:rPr>
+              <m:t>ε</m:t>
+            </m:r>
+          </m:e>
+          <m:sub>
+            <m:r>
+              <w:rPr>
+                <w:rFonts w:ascii="Cambria Math" w:eastAsiaTheme="minorEastAsia" w:hAnsi="Cambria Math"/>
+                <w:sz w:val="20"/>
+                <w:szCs w:val="20"/>
+                <w:lang w:val="es-ES"/>
+              </w:rPr>
+              <m:t>p</m:t>
+            </m:r>
+          </m:sub>
+        </m:sSub>
+      </m:oMath>
+      <w:r>
+        <w:rPr>
+          <w:rFonts w:eastAsiaTheme="minorEastAsia"/>
+          <w:sz w:val="20"/>
+          <w:szCs w:val="20"/>
+          <w:lang w:val="es-ES"/>
+        </w:rPr>
+        <w:t>.</w:t>
+      </w:r>
+    </w:p>
+    <w:p>
+      <w:pPr>
+        <w:tabs>
+          <w:tab w:val="left" w:pos="1125"/>
+        </w:tabs>
+        <w:jc w:val="center"/>
+        <w:rPr>
+          <w:rFonts w:eastAsiaTheme="minorEastAsia"/>
+          <w:sz w:val="20"/>
+          <w:szCs w:val="20"/>
+          <w:lang w:val="es-ES"/>
+        </w:rPr>
+      </w:pPr>
+      <w:r>
+        <w:rPr>
+          <w:rFonts w:eastAsiaTheme="minorEastAsia"/>
+          <w:sz w:val="20"/>
+          <w:szCs w:val="20"/>
+          <w:lang w:val="es-ES"/>
+        </w:rPr>
+        <w:lastRenderedPageBreak/>
+        <w:drawing>
+          <wp:inline distT="0" distB="0" distL="0" distR="0" wp14:anchorId="659D0ACA" wp14:editId="1B806056">
+            <wp:extent cx="3810000" cy="2262364"/>
+            <wp:effectExtent l="0" t="0" r="0" b="5080"/>
+            <wp:docPr id="19" name="Imagen 19"/>
+            <wp:cNvGraphicFramePr>
+              <a:graphicFrameLocks xmlns:a="http://schemas.openxmlformats.org/drawingml/2006/main" noChangeAspect="1"/>
+            </wp:cNvGraphicFramePr>
+            <a:graphic xmlns:a="http://schemas.openxmlformats.org/drawingml/2006/main">
+              <a:graphicData uri="http://schemas.openxmlformats.org/drawingml/2006/picture">
+                <pic:pic xmlns:pic="http://schemas.openxmlformats.org/drawingml/2006/picture">
+                  <pic:nvPicPr>
+                    <pic:cNvPr id="1" name=""/>
+                    <pic:cNvPicPr/>
+                  </pic:nvPicPr>
+                  <pic:blipFill>
+                    <a:blip r:embed="rId59"/>
+                    <a:stretch>
+                      <a:fillRect/>
+                    </a:stretch>
+                  </pic:blipFill>
+                  <pic:spPr>
+                    <a:xfrm>
+                      <a:off x="0" y="0"/>
+                      <a:ext cx="3818380" cy="2267340"/>
+                    </a:xfrm>
+                    <a:prstGeom prst="rect">
+                      <a:avLst/>
+                    </a:prstGeom>
+                  </pic:spPr>
+                </pic:pic>
+              </a:graphicData>
+            </a:graphic>
+          </wp:inline>
+        </w:drawing>
+      </w:r>
+    </w:p>
+    <w:p>
+      <w:pPr>
+        <w:pStyle w:val="Prrafodelista"/>
+        <w:numPr>
+          <w:ilvl w:val="0"/>
+          <w:numId w:val="4"/>
+        </w:numPr>
+        <w:tabs>
+          <w:tab w:val="left" w:pos="1125"/>
+        </w:tabs>
+        <w:rPr>
+          <w:rFonts w:eastAsiaTheme="minorEastAsia"/>
+          <w:sz w:val="20"/>
+          <w:szCs w:val="20"/>
+          <w:lang w:val="es-ES"/>
+        </w:rPr>
+      </w:pPr>
+      <w:r>
+        <w:rPr>
+          <w:rFonts w:eastAsiaTheme="minorEastAsia"/>
+          <w:sz w:val="20"/>
+          <w:szCs w:val="20"/>
+          <w:lang w:val="es-ES"/>
+        </w:rPr>
+        <w:t xml:space="preserve">La frecuencia de corte coincide con la frecuencia de inicio de la banda de stop. </w:t>
+      </w:r>
+    </w:p>
+    <w:p>
+      <w:pPr>
+        <w:pStyle w:val="Prrafodelista"/>
+        <w:numPr>
+          <w:ilvl w:val="0"/>
+          <w:numId w:val="4"/>
+        </w:numPr>
+        <w:tabs>
+          <w:tab w:val="left" w:pos="1125"/>
+        </w:tabs>
+        <w:rPr>
+          <w:rFonts w:eastAsiaTheme="minorEastAsia"/>
+          <w:sz w:val="20"/>
+          <w:szCs w:val="20"/>
+          <w:lang w:val="es-ES"/>
+        </w:rPr>
+      </w:pPr>
+      <w:r>
+        <w:rPr>
+          <w:rFonts w:eastAsiaTheme="minorEastAsia"/>
+          <w:sz w:val="20"/>
+          <w:szCs w:val="20"/>
+          <w:lang w:val="es-ES"/>
+        </w:rPr>
+        <w:t xml:space="preserve">Si aumento </w:t>
+      </w:r>
+      <m:oMath>
+        <m:r>
+          <w:rPr>
+            <w:rFonts w:ascii="Cambria Math" w:eastAsiaTheme="minorEastAsia" w:hAnsi="Cambria Math"/>
+            <w:sz w:val="20"/>
+            <w:szCs w:val="20"/>
+            <w:lang w:val="es-ES"/>
+          </w:rPr>
+          <m:t>N</m:t>
+        </m:r>
+      </m:oMath>
+      <w:r>
+        <w:rPr>
+          <w:rFonts w:eastAsiaTheme="minorEastAsia"/>
+          <w:sz w:val="20"/>
+          <w:szCs w:val="20"/>
+          <w:lang w:val="es-ES"/>
+        </w:rPr>
+        <w:t xml:space="preserve"> </w:t>
+      </w:r>
+      <w:r>
+        <w:rPr>
+          <w:rFonts w:eastAsiaTheme="minorEastAsia"/>
+          <w:sz w:val="20"/>
+          <w:szCs w:val="20"/>
+          <w:lang w:val="es-ES"/>
+        </w:rPr>
+        <w:sym w:font="Wingdings" w:char="F0E0"/>
+      </w:r>
+      <w:r>
+        <w:rPr>
+          <w:rFonts w:eastAsiaTheme="minorEastAsia"/>
+          <w:sz w:val="20"/>
+          <w:szCs w:val="20"/>
+          <w:lang w:val="es-ES"/>
+        </w:rPr>
+        <w:t xml:space="preserve"> la caída del filtro se hace más empinada. </w:t>
+      </w:r>
+    </w:p>
+    <w:p>
+      <w:pPr>
+        <w:pStyle w:val="Prrafodelista"/>
+        <w:numPr>
+          <w:ilvl w:val="0"/>
+          <w:numId w:val="4"/>
+        </w:numPr>
+        <w:tabs>
+          <w:tab w:val="left" w:pos="1125"/>
+        </w:tabs>
+        <w:rPr>
+          <w:rFonts w:eastAsiaTheme="minorEastAsia"/>
+          <w:sz w:val="20"/>
+          <w:szCs w:val="20"/>
+          <w:lang w:val="es-ES"/>
+        </w:rPr>
+      </w:pPr>
+      <w:r>
+        <w:rPr>
+          <w:rFonts w:eastAsiaTheme="minorEastAsia"/>
+          <w:sz w:val="20"/>
+          <w:szCs w:val="20"/>
+          <w:lang w:val="es-ES"/>
+        </w:rPr>
+        <w:t xml:space="preserve">Si aumento la frecuencia de corte </w:t>
+      </w:r>
+      <w:r>
+        <w:rPr>
+          <w:rFonts w:eastAsiaTheme="minorEastAsia"/>
+          <w:sz w:val="20"/>
+          <w:szCs w:val="20"/>
+          <w:lang w:val="es-ES"/>
+        </w:rPr>
+        <w:sym w:font="Wingdings" w:char="F0E0"/>
+      </w:r>
+      <w:r>
+        <w:rPr>
+          <w:rFonts w:eastAsiaTheme="minorEastAsia"/>
+          <w:sz w:val="20"/>
+          <w:szCs w:val="20"/>
+          <w:lang w:val="es-ES"/>
+        </w:rPr>
+        <w:t xml:space="preserve"> se traslada el grafico a la derecha. </w:t>
+      </w:r>
+    </w:p>
+    <w:p>
+      <w:pPr>
+        <w:tabs>
+          <w:tab w:val="left" w:pos="1125"/>
+        </w:tabs>
+        <w:rPr>
+          <w:rFonts w:eastAsiaTheme="minorEastAsia"/>
+          <w:b/>
+          <w:color w:val="ED7D31" w:themeColor="accent2"/>
+          <w:sz w:val="20"/>
+          <w:szCs w:val="20"/>
+          <w:lang w:val="es-ES"/>
+        </w:rPr>
+      </w:pPr>
+      <w:r>
+        <w:rPr>
+          <w:rFonts w:eastAsiaTheme="minorEastAsia"/>
+          <w:b/>
+          <w:color w:val="ED7D31" w:themeColor="accent2"/>
+          <w:sz w:val="20"/>
+          <w:szCs w:val="20"/>
+          <w:lang w:val="es-ES"/>
+        </w:rPr>
+        <w:t xml:space="preserve">Filtro elíptico o </w:t>
+      </w:r>
+      <w:proofErr w:type="spellStart"/>
+      <w:r>
+        <w:rPr>
+          <w:rFonts w:eastAsiaTheme="minorEastAsia"/>
+          <w:b/>
+          <w:color w:val="ED7D31" w:themeColor="accent2"/>
+          <w:sz w:val="20"/>
+          <w:szCs w:val="20"/>
+          <w:lang w:val="es-ES"/>
+        </w:rPr>
+        <w:t>Cauer</w:t>
+      </w:r>
+      <w:proofErr w:type="spellEnd"/>
+      <w:r>
+        <w:rPr>
+          <w:rFonts w:eastAsiaTheme="minorEastAsia"/>
+          <w:b/>
+          <w:color w:val="ED7D31" w:themeColor="accent2"/>
+          <w:sz w:val="20"/>
+          <w:szCs w:val="20"/>
+          <w:lang w:val="es-ES"/>
+        </w:rPr>
+        <w:t xml:space="preserve"> </w:t>
+      </w:r>
+    </w:p>
+    <w:p>
+      <w:pPr>
+        <w:pStyle w:val="Prrafodelista"/>
+        <w:numPr>
+          <w:ilvl w:val="0"/>
+          <w:numId w:val="4"/>
+        </w:numPr>
+        <w:tabs>
+          <w:tab w:val="left" w:pos="1125"/>
+        </w:tabs>
+        <w:rPr>
+          <w:rFonts w:eastAsiaTheme="minorEastAsia"/>
+          <w:sz w:val="20"/>
+          <w:szCs w:val="20"/>
+          <w:lang w:val="es-ES"/>
+        </w:rPr>
+      </w:pPr>
+      <w:r>
+        <w:rPr>
+          <w:rFonts w:eastAsiaTheme="minorEastAsia"/>
+          <w:sz w:val="20"/>
+          <w:szCs w:val="20"/>
+          <w:lang w:val="es-ES"/>
+        </w:rPr>
+        <w:t xml:space="preserve">Presenta equiripple en banda de paso y en banda de stop. </w:t>
+      </w:r>
+    </w:p>
+    <w:p>
+      <w:pPr>
+        <w:pStyle w:val="Prrafodelista"/>
+        <w:numPr>
+          <w:ilvl w:val="0"/>
+          <w:numId w:val="4"/>
+        </w:numPr>
+        <w:tabs>
+          <w:tab w:val="left" w:pos="1125"/>
+        </w:tabs>
+        <w:rPr>
+          <w:rFonts w:eastAsiaTheme="minorEastAsia"/>
+          <w:sz w:val="20"/>
+          <w:szCs w:val="20"/>
+          <w:lang w:val="es-ES"/>
+        </w:rPr>
+      </w:pPr>
+      <w:r>
+        <w:rPr>
+          <w:rFonts w:eastAsiaTheme="minorEastAsia"/>
+          <w:sz w:val="20"/>
+          <w:szCs w:val="20"/>
+          <w:lang w:val="es-ES"/>
+        </w:rPr>
+        <w:t xml:space="preserve">La cantidad de ripple en cada banda puede ser especificada de manera independiente. </w:t>
+      </w:r>
+    </w:p>
+    <w:p>
+      <w:pPr>
+        <w:pStyle w:val="Prrafodelista"/>
+        <w:numPr>
+          <w:ilvl w:val="0"/>
+          <w:numId w:val="4"/>
+        </w:numPr>
+        <w:tabs>
+          <w:tab w:val="left" w:pos="1125"/>
+        </w:tabs>
+        <w:rPr>
+          <w:rFonts w:eastAsiaTheme="minorEastAsia"/>
+          <w:sz w:val="20"/>
+          <w:szCs w:val="20"/>
+          <w:lang w:val="es-ES"/>
+        </w:rPr>
+      </w:pPr>
+      <w:r>
+        <w:rPr>
+          <w:rFonts w:eastAsiaTheme="minorEastAsia"/>
+          <w:sz w:val="20"/>
+          <w:szCs w:val="20"/>
+          <w:lang w:val="es-ES"/>
+        </w:rPr>
+        <w:t xml:space="preserve">Es el que tiene la banda de transición más angosta </w:t>
+      </w:r>
+      <w:r>
+        <w:rPr>
+          <w:rFonts w:eastAsiaTheme="minorEastAsia"/>
+          <w:sz w:val="20"/>
+          <w:szCs w:val="20"/>
+          <w:lang w:val="es-ES"/>
+        </w:rPr>
+        <w:sym w:font="Wingdings" w:char="F0E0"/>
+      </w:r>
+      <w:r>
+        <w:rPr>
+          <w:rFonts w:eastAsiaTheme="minorEastAsia"/>
+          <w:sz w:val="20"/>
+          <w:szCs w:val="20"/>
+          <w:lang w:val="es-ES"/>
+        </w:rPr>
+        <w:t xml:space="preserve"> me permite tener un menor orden </w:t>
+      </w:r>
+      <m:oMath>
+        <m:r>
+          <w:rPr>
+            <w:rFonts w:ascii="Cambria Math" w:eastAsiaTheme="minorEastAsia" w:hAnsi="Cambria Math"/>
+            <w:sz w:val="20"/>
+            <w:szCs w:val="20"/>
+            <w:lang w:val="es-ES"/>
+          </w:rPr>
+          <m:t>N</m:t>
+        </m:r>
+      </m:oMath>
+      <w:r>
+        <w:rPr>
+          <w:rFonts w:eastAsiaTheme="minorEastAsia"/>
+          <w:sz w:val="20"/>
+          <w:szCs w:val="20"/>
+          <w:lang w:val="es-ES"/>
+        </w:rPr>
+        <w:t xml:space="preserve"> del filtro. </w:t>
+      </w:r>
+    </w:p>
+    <w:p>
+      <w:pPr>
+        <w:pStyle w:val="Prrafodelista"/>
+        <w:numPr>
+          <w:ilvl w:val="0"/>
+          <w:numId w:val="4"/>
+        </w:numPr>
+        <w:tabs>
+          <w:tab w:val="left" w:pos="1125"/>
+        </w:tabs>
+        <w:rPr>
+          <w:rFonts w:eastAsiaTheme="minorEastAsia"/>
+          <w:sz w:val="20"/>
+          <w:szCs w:val="20"/>
+          <w:lang w:val="es-ES"/>
+        </w:rPr>
+      </w:pPr>
+      <w:r>
+        <w:rPr>
+          <w:rFonts w:eastAsiaTheme="minorEastAsia"/>
+          <w:sz w:val="20"/>
+          <w:szCs w:val="20"/>
+          <w:lang w:val="es-ES"/>
+        </w:rPr>
+        <w:t xml:space="preserve">Depende de cuatro parámetros: el orden </w:t>
+      </w:r>
+      <m:oMath>
+        <m:r>
+          <w:rPr>
+            <w:rFonts w:ascii="Cambria Math" w:eastAsiaTheme="minorEastAsia" w:hAnsi="Cambria Math"/>
+            <w:sz w:val="20"/>
+            <w:szCs w:val="20"/>
+            <w:lang w:val="es-ES"/>
+          </w:rPr>
+          <m:t>N</m:t>
+        </m:r>
+      </m:oMath>
+      <w:r>
+        <w:rPr>
+          <w:rFonts w:eastAsiaTheme="minorEastAsia"/>
+          <w:sz w:val="20"/>
+          <w:szCs w:val="20"/>
+          <w:lang w:val="es-ES"/>
+        </w:rPr>
+        <w:t xml:space="preserve">, la frec de corte, el ripple de la banda de paso y un factor de selectividad </w:t>
+      </w:r>
+      <m:oMath>
+        <m:r>
+          <w:rPr>
+            <w:rFonts w:ascii="Cambria Math" w:eastAsiaTheme="minorEastAsia" w:hAnsi="Cambria Math"/>
+            <w:sz w:val="20"/>
+            <w:szCs w:val="20"/>
+            <w:lang w:val="es-ES"/>
+          </w:rPr>
+          <m:t>ξ</m:t>
+        </m:r>
+      </m:oMath>
+    </w:p>
+    <w:p>
+      <w:pPr>
+        <w:tabs>
+          <w:tab w:val="left" w:pos="1125"/>
+        </w:tabs>
+        <w:jc w:val="center"/>
+        <w:rPr>
+          <w:rFonts w:eastAsiaTheme="minorEastAsia"/>
+          <w:sz w:val="20"/>
+          <w:szCs w:val="20"/>
+          <w:lang w:val="es-ES"/>
+        </w:rPr>
+      </w:pPr>
+      <w:r>
+        <w:rPr>
+          <w:rFonts w:eastAsiaTheme="minorEastAsia"/>
+          <w:sz w:val="20"/>
+          <w:szCs w:val="20"/>
+          <w:lang w:val="es-ES"/>
+        </w:rPr>
+        <w:drawing>
+          <wp:inline distT="0" distB="0" distL="0" distR="0" wp14:anchorId="1E71B12B" wp14:editId="24681418">
+            <wp:extent cx="3687424" cy="3158490"/>
+            <wp:effectExtent l="0" t="0" r="8890" b="3810"/>
+            <wp:docPr id="23" name="Imagen 23"/>
+            <wp:cNvGraphicFramePr>
+              <a:graphicFrameLocks xmlns:a="http://schemas.openxmlformats.org/drawingml/2006/main" noChangeAspect="1"/>
+            </wp:cNvGraphicFramePr>
+            <a:graphic xmlns:a="http://schemas.openxmlformats.org/drawingml/2006/main">
+              <a:graphicData uri="http://schemas.openxmlformats.org/drawingml/2006/picture">
+                <pic:pic xmlns:pic="http://schemas.openxmlformats.org/drawingml/2006/picture">
+                  <pic:nvPicPr>
+                    <pic:cNvPr id="1" name=""/>
+                    <pic:cNvPicPr/>
+                  </pic:nvPicPr>
+                  <pic:blipFill rotWithShape="1">
+                    <a:blip r:embed="rId60"/>
+                    <a:srcRect t="2356"/>
+                    <a:stretch/>
+                  </pic:blipFill>
+                  <pic:spPr bwMode="auto">
+                    <a:xfrm>
+                      <a:off x="0" y="0"/>
+                      <a:ext cx="3702673" cy="3171552"/>
+                    </a:xfrm>
+                    <a:prstGeom prst="rect">
+                      <a:avLst/>
+                    </a:prstGeom>
+                    <a:ln>
+                      <a:noFill/>
+                    </a:ln>
+                    <a:extLst>
+                      <a:ext uri="{53640926-AAD7-44D8-BBD7-CCE9431645EC}">
+                        <a14:shadowObscured xmlns:a14="http://schemas.microsoft.com/office/drawing/2010/main"/>
+                      </a:ext>
+                    </a:extLst>
+                  </pic:spPr>
+                </pic:pic>
+              </a:graphicData>
+            </a:graphic>
+          </wp:inline>
+        </w:drawing>
+      </w:r>
+    </w:p>
+    <w:p>
+      <w:pPr>
+        <w:pStyle w:val="Prrafodelista"/>
+        <w:numPr>
+          <w:ilvl w:val="0"/>
+          <w:numId w:val="4"/>
+        </w:numPr>
+        <w:tabs>
+          <w:tab w:val="left" w:pos="1125"/>
+        </w:tabs>
+        <w:rPr>
+          <w:rFonts w:eastAsiaTheme="minorEastAsia"/>
+          <w:sz w:val="20"/>
+          <w:szCs w:val="20"/>
+          <w:lang w:val="es-ES"/>
+        </w:rPr>
+      </w:pPr>
+      <w:r>
+        <w:rPr>
+          <w:rFonts w:eastAsiaTheme="minorEastAsia"/>
+          <w:sz w:val="20"/>
+          <w:szCs w:val="20"/>
+          <w:lang w:val="es-ES"/>
+        </w:rPr>
+        <w:t xml:space="preserve">Al variar </w:t>
+      </w:r>
+      <m:oMath>
+        <m:r>
+          <w:rPr>
+            <w:rFonts w:ascii="Cambria Math" w:eastAsiaTheme="minorEastAsia" w:hAnsi="Cambria Math"/>
+            <w:sz w:val="20"/>
+            <w:szCs w:val="20"/>
+            <w:lang w:val="es-ES"/>
+          </w:rPr>
+          <m:t>N</m:t>
+        </m:r>
+      </m:oMath>
+      <w:r>
+        <w:rPr>
+          <w:rFonts w:eastAsiaTheme="minorEastAsia"/>
+          <w:sz w:val="20"/>
+          <w:szCs w:val="20"/>
+          <w:lang w:val="es-ES"/>
+        </w:rPr>
+        <w:t xml:space="preserve"> </w:t>
+      </w:r>
+      <w:r>
+        <w:rPr>
+          <w:rFonts w:eastAsiaTheme="minorEastAsia"/>
+          <w:sz w:val="20"/>
+          <w:szCs w:val="20"/>
+          <w:lang w:val="es-ES"/>
+        </w:rPr>
+        <w:sym w:font="Wingdings" w:char="F0E0"/>
+      </w:r>
+      <w:r>
+        <w:rPr>
+          <w:rFonts w:eastAsiaTheme="minorEastAsia"/>
+          <w:sz w:val="20"/>
+          <w:szCs w:val="20"/>
+          <w:lang w:val="es-ES"/>
+        </w:rPr>
+        <w:t xml:space="preserve"> cambia el ancho de banda de transición y la atenuación mínima de la banda de paso. </w:t>
+      </w:r>
+    </w:p>
+    <w:p>
+      <w:pPr>
+        <w:tabs>
+          <w:tab w:val="left" w:pos="1125"/>
+        </w:tabs>
+        <w:rPr>
+          <w:rFonts w:eastAsiaTheme="minorEastAsia"/>
+          <w:sz w:val="20"/>
+          <w:szCs w:val="20"/>
+          <w:lang w:val="es-ES"/>
+        </w:rPr>
+      </w:pPr>
+    </w:p>
+    <w:p>
+      <w:pPr>
+        <w:tabs>
+          <w:tab w:val="left" w:pos="1125"/>
+        </w:tabs>
+        <w:rPr>
+          <w:rFonts w:eastAsiaTheme="minorEastAsia"/>
+          <w:sz w:val="20"/>
+          <w:szCs w:val="20"/>
+          <w:lang w:val="es-ES"/>
+        </w:rPr>
+      </w:pPr>
+    </w:p>
+    <w:p>
+      <w:pPr>
+        <w:tabs>
+          <w:tab w:val="left" w:pos="1125"/>
+        </w:tabs>
+        <w:rPr>
+          <w:rFonts w:eastAsiaTheme="minorEastAsia"/>
+          <w:sz w:val="20"/>
+          <w:szCs w:val="20"/>
+          <w:lang w:val="es-ES"/>
+        </w:rPr>
+      </w:pPr>
+      <w:r>
+        <w:rPr>
+          <w:rFonts w:eastAsiaTheme="minorEastAsia"/>
+          <w:sz w:val="20"/>
+          <w:szCs w:val="20"/>
+          <w:lang w:val="es-ES"/>
+        </w:rPr>
+        <w:t xml:space="preserve"> </w:t>
+      </w:r>
+    </w:p>
+    <w:p>
+      <w:pPr>
+        <w:tabs>
+          <w:tab w:val="left" w:pos="1125"/>
+        </w:tabs>
+        <w:rPr>
+          <w:rFonts w:eastAsiaTheme="minorEastAsia"/>
+          <w:sz w:val="20"/>
+          <w:szCs w:val="20"/>
+          <w:lang w:val="es-ES"/>
+        </w:rPr>
+      </w:pPr>
+    </w:p>
+    <w:p>
+      <w:pPr>
+        <w:tabs>
+          <w:tab w:val="left" w:pos="1125"/>
+        </w:tabs>
+        <w:rPr>
+          <w:rFonts w:eastAsiaTheme="minorEastAsia"/>
+          <w:sz w:val="20"/>
+          <w:szCs w:val="20"/>
+          <w:lang w:val="es-ES"/>
+        </w:rPr>
+      </w:pPr>
+    </w:p>
+    <w:p>
+      <w:pPr>
+        <w:tabs>
+          <w:tab w:val="left" w:pos="1125"/>
+        </w:tabs>
+        <w:rPr>
+          <w:rFonts w:eastAsiaTheme="minorEastAsia"/>
+          <w:sz w:val="20"/>
+          <w:szCs w:val="20"/>
+          <w:lang w:val="es-ES"/>
+        </w:rPr>
+      </w:pPr>
     </w:p>
     <w:p>
       <w:pPr>
@@ -19443,6 +24855,7 @@
           <w:u w:val="single"/>
           <w:lang w:val="es-ES"/>
         </w:rPr>
+        <w:lastRenderedPageBreak/>
         <w:t xml:space="preserve">Funciones de </w:t>
       </w:r>
       <w:r>
@@ -20950,6 +26363,119 @@
     </w:lvl>
   </w:abstractNum>
   <w:abstractNum w:abstractNumId="13" w15:restartNumberingAfterBreak="0">
+    <w:nsid w:val="38060E22"/>
+    <w:multiLevelType w:val="hybridMultilevel"/>
+    <w:tmpl w:val="E14E2544"/>
+    <w:lvl w:ilvl="0" w:tplc="04090001">
+      <w:start w:val="1"/>
+      <w:numFmt w:val="bullet"/>
+      <w:lvlText w:val=""/>
+      <w:lvlJc w:val="left"/>
+      <w:pPr>
+        <w:ind w:left="720" w:hanging="360"/>
+      </w:pPr>
+      <w:rPr>
+        <w:rFonts w:ascii="Symbol" w:hAnsi="Symbol" w:hint="default"/>
+      </w:rPr>
+    </w:lvl>
+    <w:lvl w:ilvl="1" w:tplc="04090003" w:tentative="1">
+      <w:start w:val="1"/>
+      <w:numFmt w:val="bullet"/>
+      <w:lvlText w:val="o"/>
+      <w:lvlJc w:val="left"/>
+      <w:pPr>
+        <w:ind w:left="1440" w:hanging="360"/>
+      </w:pPr>
+      <w:rPr>
+        <w:rFonts w:ascii="Courier New" w:hAnsi="Courier New" w:cs="Courier New" w:hint="default"/>
+      </w:rPr>
+    </w:lvl>
+    <w:lvl w:ilvl="2" w:tplc="04090005" w:tentative="1">
+      <w:start w:val="1"/>
+      <w:numFmt w:val="bullet"/>
+      <w:lvlText w:val=""/>
+      <w:lvlJc w:val="left"/>
+      <w:pPr>
+        <w:ind w:left="2160" w:hanging="360"/>
+      </w:pPr>
+      <w:rPr>
+        <w:rFonts w:ascii="Wingdings" w:hAnsi="Wingdings" w:hint="default"/>
+      </w:rPr>
+    </w:lvl>
+    <w:lvl w:ilvl="3" w:tplc="04090001" w:tentative="1">
+      <w:start w:val="1"/>
+      <w:numFmt w:val="bullet"/>
+      <w:lvlText w:val=""/>
+      <w:lvlJc w:val="left"/>
+      <w:pPr>
+        <w:ind w:left="2880" w:hanging="360"/>
+      </w:pPr>
+      <w:rPr>
+        <w:rFonts w:ascii="Symbol" w:hAnsi="Symbol" w:hint="default"/>
+      </w:rPr>
+    </w:lvl>
+    <w:lvl w:ilvl="4" w:tplc="04090003" w:tentative="1">
+      <w:start w:val="1"/>
+      <w:numFmt w:val="bullet"/>
+      <w:lvlText w:val="o"/>
+      <w:lvlJc w:val="left"/>
+      <w:pPr>
+        <w:ind w:left="3600" w:hanging="360"/>
+      </w:pPr>
+      <w:rPr>
+        <w:rFonts w:ascii="Courier New" w:hAnsi="Courier New" w:cs="Courier New" w:hint="default"/>
+      </w:rPr>
+    </w:lvl>
+    <w:lvl w:ilvl="5" w:tplc="04090005" w:tentative="1">
+      <w:start w:val="1"/>
+      <w:numFmt w:val="bullet"/>
+      <w:lvlText w:val=""/>
+      <w:lvlJc w:val="left"/>
+      <w:pPr>
+        <w:ind w:left="4320" w:hanging="360"/>
+      </w:pPr>
+      <w:rPr>
+        <w:rFonts w:ascii="Wingdings" w:hAnsi="Wingdings" w:hint="default"/>
+      </w:rPr>
+    </w:lvl>
+    <w:lvl w:ilvl="6" w:tplc="04090001" w:tentative="1">
+      <w:start w:val="1"/>
+      <w:numFmt w:val="bullet"/>
+      <w:lvlText w:val=""/>
+      <w:lvlJc w:val="left"/>
+      <w:pPr>
+        <w:ind w:left="5040" w:hanging="360"/>
+      </w:pPr>
+      <w:rPr>
+        <w:rFonts w:ascii="Symbol" w:hAnsi="Symbol" w:hint="default"/>
+      </w:rPr>
+    </w:lvl>
+    <w:lvl w:ilvl="7" w:tplc="04090003" w:tentative="1">
+      <w:start w:val="1"/>
+      <w:numFmt w:val="bullet"/>
+      <w:lvlText w:val="o"/>
+      <w:lvlJc w:val="left"/>
+      <w:pPr>
+        <w:ind w:left="5760" w:hanging="360"/>
+      </w:pPr>
+      <w:rPr>
+        <w:rFonts w:ascii="Courier New" w:hAnsi="Courier New" w:cs="Courier New" w:hint="default"/>
+      </w:rPr>
+    </w:lvl>
+    <w:lvl w:ilvl="8" w:tplc="04090005" w:tentative="1">
+      <w:start w:val="1"/>
+      <w:numFmt w:val="bullet"/>
+      <w:lvlText w:val=""/>
+      <w:lvlJc w:val="left"/>
+      <w:pPr>
+        <w:ind w:left="6480" w:hanging="360"/>
+      </w:pPr>
+      <w:rPr>
+        <w:rFonts w:ascii="Wingdings" w:hAnsi="Wingdings" w:hint="default"/>
+      </w:rPr>
+    </w:lvl>
+  </w:abstractNum>
+  <w:abstractNum w:abstractNumId="14" w15:restartNumberingAfterBreak="0">
     <w:nsid w:val="41F0493E"/>
     <w:multiLevelType w:val="hybridMultilevel"/>
     <w:tmpl w:val="0AE8E576"/>
@@ -21062,7 +26588,120 @@
       </w:rPr>
     </w:lvl>
   </w:abstractNum>
-  <w:abstractNum w:abstractNumId="14" w15:restartNumberingAfterBreak="0">
+  <w:abstractNum w:abstractNumId="15" w15:restartNumberingAfterBreak="0">
+    <w:nsid w:val="46590BA1"/>
+    <w:multiLevelType w:val="hybridMultilevel"/>
+    <w:tmpl w:val="B052DDAE"/>
+    <w:lvl w:ilvl="0" w:tplc="04090001">
+      <w:start w:val="1"/>
+      <w:numFmt w:val="bullet"/>
+      <w:lvlText w:val=""/>
+      <w:lvlJc w:val="left"/>
+      <w:pPr>
+        <w:ind w:left="720" w:hanging="360"/>
+      </w:pPr>
+      <w:rPr>
+        <w:rFonts w:ascii="Symbol" w:hAnsi="Symbol" w:hint="default"/>
+      </w:rPr>
+    </w:lvl>
+    <w:lvl w:ilvl="1" w:tplc="04090003" w:tentative="1">
+      <w:start w:val="1"/>
+      <w:numFmt w:val="bullet"/>
+      <w:lvlText w:val="o"/>
+      <w:lvlJc w:val="left"/>
+      <w:pPr>
+        <w:ind w:left="1440" w:hanging="360"/>
+      </w:pPr>
+      <w:rPr>
+        <w:rFonts w:ascii="Courier New" w:hAnsi="Courier New" w:cs="Courier New" w:hint="default"/>
+      </w:rPr>
+    </w:lvl>
+    <w:lvl w:ilvl="2" w:tplc="04090005" w:tentative="1">
+      <w:start w:val="1"/>
+      <w:numFmt w:val="bullet"/>
+      <w:lvlText w:val=""/>
+      <w:lvlJc w:val="left"/>
+      <w:pPr>
+        <w:ind w:left="2160" w:hanging="360"/>
+      </w:pPr>
+      <w:rPr>
+        <w:rFonts w:ascii="Wingdings" w:hAnsi="Wingdings" w:hint="default"/>
+      </w:rPr>
+    </w:lvl>
+    <w:lvl w:ilvl="3" w:tplc="04090001" w:tentative="1">
+      <w:start w:val="1"/>
+      <w:numFmt w:val="bullet"/>
+      <w:lvlText w:val=""/>
+      <w:lvlJc w:val="left"/>
+      <w:pPr>
+        <w:ind w:left="2880" w:hanging="360"/>
+      </w:pPr>
+      <w:rPr>
+        <w:rFonts w:ascii="Symbol" w:hAnsi="Symbol" w:hint="default"/>
+      </w:rPr>
+    </w:lvl>
+    <w:lvl w:ilvl="4" w:tplc="04090003" w:tentative="1">
+      <w:start w:val="1"/>
+      <w:numFmt w:val="bullet"/>
+      <w:lvlText w:val="o"/>
+      <w:lvlJc w:val="left"/>
+      <w:pPr>
+        <w:ind w:left="3600" w:hanging="360"/>
+      </w:pPr>
+      <w:rPr>
+        <w:rFonts w:ascii="Courier New" w:hAnsi="Courier New" w:cs="Courier New" w:hint="default"/>
+      </w:rPr>
+    </w:lvl>
+    <w:lvl w:ilvl="5" w:tplc="04090005" w:tentative="1">
+      <w:start w:val="1"/>
+      <w:numFmt w:val="bullet"/>
+      <w:lvlText w:val=""/>
+      <w:lvlJc w:val="left"/>
+      <w:pPr>
+        <w:ind w:left="4320" w:hanging="360"/>
+      </w:pPr>
+      <w:rPr>
+        <w:rFonts w:ascii="Wingdings" w:hAnsi="Wingdings" w:hint="default"/>
+      </w:rPr>
+    </w:lvl>
+    <w:lvl w:ilvl="6" w:tplc="04090001" w:tentative="1">
+      <w:start w:val="1"/>
+      <w:numFmt w:val="bullet"/>
+      <w:lvlText w:val=""/>
+      <w:lvlJc w:val="left"/>
+      <w:pPr>
+        <w:ind w:left="5040" w:hanging="360"/>
+      </w:pPr>
+      <w:rPr>
+        <w:rFonts w:ascii="Symbol" w:hAnsi="Symbol" w:hint="default"/>
+      </w:rPr>
+    </w:lvl>
+    <w:lvl w:ilvl="7" w:tplc="04090003" w:tentative="1">
+      <w:start w:val="1"/>
+      <w:numFmt w:val="bullet"/>
+      <w:lvlText w:val="o"/>
+      <w:lvlJc w:val="left"/>
+      <w:pPr>
+        <w:ind w:left="5760" w:hanging="360"/>
+      </w:pPr>
+      <w:rPr>
+        <w:rFonts w:ascii="Courier New" w:hAnsi="Courier New" w:cs="Courier New" w:hint="default"/>
+      </w:rPr>
+    </w:lvl>
+    <w:lvl w:ilvl="8" w:tplc="04090005" w:tentative="1">
+      <w:start w:val="1"/>
+      <w:numFmt w:val="bullet"/>
+      <w:lvlText w:val=""/>
+      <w:lvlJc w:val="left"/>
+      <w:pPr>
+        <w:ind w:left="6480" w:hanging="360"/>
+      </w:pPr>
+      <w:rPr>
+        <w:rFonts w:ascii="Wingdings" w:hAnsi="Wingdings" w:hint="default"/>
+      </w:rPr>
+    </w:lvl>
+  </w:abstractNum>
+  <w:abstractNum w:abstractNumId="16" w15:restartNumberingAfterBreak="0">
     <w:nsid w:val="47E732EB"/>
     <w:multiLevelType w:val="hybridMultilevel"/>
     <w:tmpl w:val="3EC0AC3C"/>
@@ -21175,7 +26814,7 @@
       </w:rPr>
     </w:lvl>
   </w:abstractNum>
-  <w:abstractNum w:abstractNumId="15" w15:restartNumberingAfterBreak="0">
+  <w:abstractNum w:abstractNumId="17" w15:restartNumberingAfterBreak="0">
     <w:nsid w:val="48825CE6"/>
     <w:multiLevelType w:val="hybridMultilevel"/>
     <w:tmpl w:val="38988AFE"/>
@@ -21288,7 +26927,7 @@
       </w:rPr>
     </w:lvl>
   </w:abstractNum>
-  <w:abstractNum w:abstractNumId="16" w15:restartNumberingAfterBreak="0">
+  <w:abstractNum w:abstractNumId="18" w15:restartNumberingAfterBreak="0">
     <w:nsid w:val="4F1A4FA5"/>
     <w:multiLevelType w:val="hybridMultilevel"/>
     <w:tmpl w:val="70DE83D2"/>
@@ -21401,7 +27040,7 @@
       </w:rPr>
     </w:lvl>
   </w:abstractNum>
-  <w:abstractNum w:abstractNumId="17" w15:restartNumberingAfterBreak="0">
+  <w:abstractNum w:abstractNumId="19" w15:restartNumberingAfterBreak="0">
     <w:nsid w:val="531D4F32"/>
     <w:multiLevelType w:val="hybridMultilevel"/>
     <w:tmpl w:val="D792ADD6"/>
@@ -21514,7 +27153,7 @@
       </w:rPr>
     </w:lvl>
   </w:abstractNum>
-  <w:abstractNum w:abstractNumId="18" w15:restartNumberingAfterBreak="0">
+  <w:abstractNum w:abstractNumId="20" w15:restartNumberingAfterBreak="0">
     <w:nsid w:val="57964E85"/>
     <w:multiLevelType w:val="hybridMultilevel"/>
     <w:tmpl w:val="AE265A40"/>
@@ -21627,7 +27266,7 @@
       </w:rPr>
     </w:lvl>
   </w:abstractNum>
-  <w:abstractNum w:abstractNumId="19" w15:restartNumberingAfterBreak="0">
+  <w:abstractNum w:abstractNumId="21" w15:restartNumberingAfterBreak="0">
     <w:nsid w:val="582C5FEE"/>
     <w:multiLevelType w:val="hybridMultilevel"/>
     <w:tmpl w:val="1198520E"/>
@@ -21740,7 +27379,7 @@
       </w:rPr>
     </w:lvl>
   </w:abstractNum>
-  <w:abstractNum w:abstractNumId="20" w15:restartNumberingAfterBreak="0">
+  <w:abstractNum w:abstractNumId="22" w15:restartNumberingAfterBreak="0">
     <w:nsid w:val="595D0546"/>
     <w:multiLevelType w:val="hybridMultilevel"/>
     <w:tmpl w:val="92AA04BA"/>
@@ -21853,7 +27492,7 @@
       </w:rPr>
     </w:lvl>
   </w:abstractNum>
-  <w:abstractNum w:abstractNumId="21" w15:restartNumberingAfterBreak="0">
+  <w:abstractNum w:abstractNumId="23" w15:restartNumberingAfterBreak="0">
     <w:nsid w:val="5BE35B76"/>
     <w:multiLevelType w:val="hybridMultilevel"/>
     <w:tmpl w:val="FF98181C"/>
@@ -21966,7 +27605,7 @@
       </w:rPr>
     </w:lvl>
   </w:abstractNum>
-  <w:abstractNum w:abstractNumId="22" w15:restartNumberingAfterBreak="0">
+  <w:abstractNum w:abstractNumId="24" w15:restartNumberingAfterBreak="0">
     <w:nsid w:val="5D2D6291"/>
     <w:multiLevelType w:val="hybridMultilevel"/>
     <w:tmpl w:val="4FDC305C"/>
@@ -22079,7 +27718,7 @@
       </w:rPr>
     </w:lvl>
   </w:abstractNum>
-  <w:abstractNum w:abstractNumId="23" w15:restartNumberingAfterBreak="0">
+  <w:abstractNum w:abstractNumId="25" w15:restartNumberingAfterBreak="0">
     <w:nsid w:val="5DEB42E5"/>
     <w:multiLevelType w:val="hybridMultilevel"/>
     <w:tmpl w:val="74A44EA6"/>
@@ -22192,7 +27831,120 @@
       </w:rPr>
     </w:lvl>
   </w:abstractNum>
-  <w:abstractNum w:abstractNumId="24" w15:restartNumberingAfterBreak="0">
+  <w:abstractNum w:abstractNumId="26" w15:restartNumberingAfterBreak="0">
+    <w:nsid w:val="5F40735C"/>
+    <w:multiLevelType w:val="hybridMultilevel"/>
+    <w:tmpl w:val="E3CE0358"/>
+    <w:lvl w:ilvl="0" w:tplc="04090001">
+      <w:start w:val="1"/>
+      <w:numFmt w:val="bullet"/>
+      <w:lvlText w:val=""/>
+      <w:lvlJc w:val="left"/>
+      <w:pPr>
+        <w:ind w:left="720" w:hanging="360"/>
+      </w:pPr>
+      <w:rPr>
+        <w:rFonts w:ascii="Symbol" w:hAnsi="Symbol" w:hint="default"/>
+      </w:rPr>
+    </w:lvl>
+    <w:lvl w:ilvl="1" w:tplc="04090003" w:tentative="1">
+      <w:start w:val="1"/>
+      <w:numFmt w:val="bullet"/>
+      <w:lvlText w:val="o"/>
+      <w:lvlJc w:val="left"/>
+      <w:pPr>
+        <w:ind w:left="1440" w:hanging="360"/>
+      </w:pPr>
+      <w:rPr>
+        <w:rFonts w:ascii="Courier New" w:hAnsi="Courier New" w:cs="Courier New" w:hint="default"/>
+      </w:rPr>
+    </w:lvl>
+    <w:lvl w:ilvl="2" w:tplc="04090005" w:tentative="1">
+      <w:start w:val="1"/>
+      <w:numFmt w:val="bullet"/>
+      <w:lvlText w:val=""/>
+      <w:lvlJc w:val="left"/>
+      <w:pPr>
+        <w:ind w:left="2160" w:hanging="360"/>
+      </w:pPr>
+      <w:rPr>
+        <w:rFonts w:ascii="Wingdings" w:hAnsi="Wingdings" w:hint="default"/>
+      </w:rPr>
+    </w:lvl>
+    <w:lvl w:ilvl="3" w:tplc="04090001" w:tentative="1">
+      <w:start w:val="1"/>
+      <w:numFmt w:val="bullet"/>
+      <w:lvlText w:val=""/>
+      <w:lvlJc w:val="left"/>
+      <w:pPr>
+        <w:ind w:left="2880" w:hanging="360"/>
+      </w:pPr>
+      <w:rPr>
+        <w:rFonts w:ascii="Symbol" w:hAnsi="Symbol" w:hint="default"/>
+      </w:rPr>
+    </w:lvl>
+    <w:lvl w:ilvl="4" w:tplc="04090003" w:tentative="1">
+      <w:start w:val="1"/>
+      <w:numFmt w:val="bullet"/>
+      <w:lvlText w:val="o"/>
+      <w:lvlJc w:val="left"/>
+      <w:pPr>
+        <w:ind w:left="3600" w:hanging="360"/>
+      </w:pPr>
+      <w:rPr>
+        <w:rFonts w:ascii="Courier New" w:hAnsi="Courier New" w:cs="Courier New" w:hint="default"/>
+      </w:rPr>
+    </w:lvl>
+    <w:lvl w:ilvl="5" w:tplc="04090005" w:tentative="1">
+      <w:start w:val="1"/>
+      <w:numFmt w:val="bullet"/>
+      <w:lvlText w:val=""/>
+      <w:lvlJc w:val="left"/>
+      <w:pPr>
+        <w:ind w:left="4320" w:hanging="360"/>
+      </w:pPr>
+      <w:rPr>
+        <w:rFonts w:ascii="Wingdings" w:hAnsi="Wingdings" w:hint="default"/>
+      </w:rPr>
+    </w:lvl>
+    <w:lvl w:ilvl="6" w:tplc="04090001" w:tentative="1">
+      <w:start w:val="1"/>
+      <w:numFmt w:val="bullet"/>
+      <w:lvlText w:val=""/>
+      <w:lvlJc w:val="left"/>
+      <w:pPr>
+        <w:ind w:left="5040" w:hanging="360"/>
+      </w:pPr>
+      <w:rPr>
+        <w:rFonts w:ascii="Symbol" w:hAnsi="Symbol" w:hint="default"/>
+      </w:rPr>
+    </w:lvl>
+    <w:lvl w:ilvl="7" w:tplc="04090003" w:tentative="1">
+      <w:start w:val="1"/>
+      <w:numFmt w:val="bullet"/>
+      <w:lvlText w:val="o"/>
+      <w:lvlJc w:val="left"/>
+      <w:pPr>
+        <w:ind w:left="5760" w:hanging="360"/>
+      </w:pPr>
+      <w:rPr>
+        <w:rFonts w:ascii="Courier New" w:hAnsi="Courier New" w:cs="Courier New" w:hint="default"/>
+      </w:rPr>
+    </w:lvl>
+    <w:lvl w:ilvl="8" w:tplc="04090005" w:tentative="1">
+      <w:start w:val="1"/>
+      <w:numFmt w:val="bullet"/>
+      <w:lvlText w:val=""/>
+      <w:lvlJc w:val="left"/>
+      <w:pPr>
+        <w:ind w:left="6480" w:hanging="360"/>
+      </w:pPr>
+      <w:rPr>
+        <w:rFonts w:ascii="Wingdings" w:hAnsi="Wingdings" w:hint="default"/>
+      </w:rPr>
+    </w:lvl>
+  </w:abstractNum>
+  <w:abstractNum w:abstractNumId="27" w15:restartNumberingAfterBreak="0">
     <w:nsid w:val="60973AE3"/>
     <w:multiLevelType w:val="hybridMultilevel"/>
     <w:tmpl w:val="B2365E58"/>
@@ -22305,7 +28057,7 @@
       </w:rPr>
     </w:lvl>
   </w:abstractNum>
-  <w:abstractNum w:abstractNumId="25" w15:restartNumberingAfterBreak="0">
+  <w:abstractNum w:abstractNumId="28" w15:restartNumberingAfterBreak="0">
     <w:nsid w:val="649D2F01"/>
     <w:multiLevelType w:val="hybridMultilevel"/>
     <w:tmpl w:val="D6E0070E"/>
@@ -22418,7 +28170,7 @@
       </w:rPr>
     </w:lvl>
   </w:abstractNum>
-  <w:abstractNum w:abstractNumId="26" w15:restartNumberingAfterBreak="0">
+  <w:abstractNum w:abstractNumId="29" w15:restartNumberingAfterBreak="0">
     <w:nsid w:val="64BA00E2"/>
     <w:multiLevelType w:val="hybridMultilevel"/>
     <w:tmpl w:val="1D42E756"/>
@@ -22531,7 +28283,7 @@
       </w:rPr>
     </w:lvl>
   </w:abstractNum>
-  <w:abstractNum w:abstractNumId="27" w15:restartNumberingAfterBreak="0">
+  <w:abstractNum w:abstractNumId="30" w15:restartNumberingAfterBreak="0">
     <w:nsid w:val="66F22821"/>
     <w:multiLevelType w:val="hybridMultilevel"/>
     <w:tmpl w:val="39A02324"/>
@@ -22644,7 +28396,7 @@
       </w:rPr>
     </w:lvl>
   </w:abstractNum>
-  <w:abstractNum w:abstractNumId="28" w15:restartNumberingAfterBreak="0">
+  <w:abstractNum w:abstractNumId="31" w15:restartNumberingAfterBreak="0">
     <w:nsid w:val="6CE25619"/>
     <w:multiLevelType w:val="hybridMultilevel"/>
     <w:tmpl w:val="9BF8FD7A"/>
@@ -22757,7 +28509,7 @@
       </w:rPr>
     </w:lvl>
   </w:abstractNum>
-  <w:abstractNum w:abstractNumId="29" w15:restartNumberingAfterBreak="0">
+  <w:abstractNum w:abstractNumId="32" w15:restartNumberingAfterBreak="0">
     <w:nsid w:val="7435572F"/>
     <w:multiLevelType w:val="hybridMultilevel"/>
     <w:tmpl w:val="F61877A6"/>
@@ -22873,7 +28625,7 @@
       </w:rPr>
     </w:lvl>
   </w:abstractNum>
-  <w:abstractNum w:abstractNumId="30" w15:restartNumberingAfterBreak="0">
+  <w:abstractNum w:abstractNumId="33" w15:restartNumberingAfterBreak="0">
     <w:nsid w:val="74763561"/>
     <w:multiLevelType w:val="hybridMultilevel"/>
     <w:tmpl w:val="C32ABE9A"/>
@@ -22962,7 +28714,7 @@
       </w:pPr>
     </w:lvl>
   </w:abstractNum>
-  <w:abstractNum w:abstractNumId="31" w15:restartNumberingAfterBreak="0">
+  <w:abstractNum w:abstractNumId="34" w15:restartNumberingAfterBreak="0">
     <w:nsid w:val="770C5F34"/>
     <w:multiLevelType w:val="hybridMultilevel"/>
     <w:tmpl w:val="2842D26C"/>
@@ -23075,7 +28827,7 @@
       </w:rPr>
     </w:lvl>
   </w:abstractNum>
-  <w:abstractNum w:abstractNumId="32" w15:restartNumberingAfterBreak="0">
+  <w:abstractNum w:abstractNumId="35" w15:restartNumberingAfterBreak="0">
     <w:nsid w:val="7AAB5440"/>
     <w:multiLevelType w:val="hybridMultilevel"/>
     <w:tmpl w:val="AB16ED8C"/>
@@ -23188,7 +28940,7 @@
       </w:rPr>
     </w:lvl>
   </w:abstractNum>
-  <w:abstractNum w:abstractNumId="33" w15:restartNumberingAfterBreak="0">
+  <w:abstractNum w:abstractNumId="36" w15:restartNumberingAfterBreak="0">
     <w:nsid w:val="7BF70942"/>
     <w:multiLevelType w:val="hybridMultilevel"/>
     <w:tmpl w:val="C2CA450C"/>
@@ -23301,7 +29053,7 @@
       </w:rPr>
     </w:lvl>
   </w:abstractNum>
-  <w:abstractNum w:abstractNumId="34" w15:restartNumberingAfterBreak="0">
+  <w:abstractNum w:abstractNumId="37" w15:restartNumberingAfterBreak="0">
     <w:nsid w:val="7D685078"/>
     <w:multiLevelType w:val="hybridMultilevel"/>
     <w:tmpl w:val="C27E1698"/>
@@ -23415,7 +29167,7 @@
     </w:lvl>
   </w:abstractNum>
   <w:num w:numId="1">
-    <w:abstractNumId w:val="33"/>
+    <w:abstractNumId w:val="36"/>
   </w:num>
   <w:num w:numId="2">
     <w:abstractNumId w:val="9"/>
@@ -23424,28 +29176,28 @@
     <w:abstractNumId w:val="5"/>
   </w:num>
   <w:num w:numId="4">
-    <w:abstractNumId w:val="27"/>
+    <w:abstractNumId w:val="30"/>
   </w:num>
   <w:num w:numId="5">
-    <w:abstractNumId w:val="29"/>
+    <w:abstractNumId w:val="32"/>
   </w:num>
   <w:num w:numId="6">
-    <w:abstractNumId w:val="32"/>
+    <w:abstractNumId w:val="35"/>
   </w:num>
   <w:num w:numId="7">
-    <w:abstractNumId w:val="30"/>
+    <w:abstractNumId w:val="33"/>
   </w:num>
   <w:num w:numId="8">
     <w:abstractNumId w:val="6"/>
   </w:num>
   <w:num w:numId="9">
-    <w:abstractNumId w:val="18"/>
+    <w:abstractNumId w:val="20"/>
   </w:num>
   <w:num w:numId="10">
     <w:abstractNumId w:val="7"/>
   </w:num>
   <w:num w:numId="11">
-    <w:abstractNumId w:val="19"/>
+    <w:abstractNumId w:val="21"/>
   </w:num>
   <w:num w:numId="12">
     <w:abstractNumId w:val="3"/>
@@ -23454,7 +29206,7 @@
     <w:abstractNumId w:val="2"/>
   </w:num>
   <w:num w:numId="14">
-    <w:abstractNumId w:val="17"/>
+    <w:abstractNumId w:val="19"/>
   </w:num>
   <w:num w:numId="15">
     <w:abstractNumId w:val="4"/>
@@ -23466,58 +29218,67 @@
     <w:abstractNumId w:val="1"/>
   </w:num>
   <w:num w:numId="18">
+    <w:abstractNumId w:val="31"/>
+  </w:num>
+  <w:num w:numId="19">
     <w:abstractNumId w:val="28"/>
   </w:num>
-  <w:num w:numId="19">
+  <w:num w:numId="20">
+    <w:abstractNumId w:val="22"/>
+  </w:num>
+  <w:num w:numId="21">
     <w:abstractNumId w:val="25"/>
   </w:num>
-  <w:num w:numId="20">
-    <w:abstractNumId w:val="20"/>
-  </w:num>
-  <w:num w:numId="21">
-    <w:abstractNumId w:val="23"/>
-  </w:num>
   <w:num w:numId="22">
-    <w:abstractNumId w:val="14"/>
+    <w:abstractNumId w:val="16"/>
   </w:num>
   <w:num w:numId="23">
-    <w:abstractNumId w:val="15"/>
+    <w:abstractNumId w:val="17"/>
   </w:num>
   <w:num w:numId="24">
     <w:abstractNumId w:val="11"/>
   </w:num>
   <w:num w:numId="25">
-    <w:abstractNumId w:val="26"/>
+    <w:abstractNumId w:val="29"/>
   </w:num>
   <w:num w:numId="26">
     <w:abstractNumId w:val="8"/>
   </w:num>
   <w:num w:numId="27">
-    <w:abstractNumId w:val="31"/>
+    <w:abstractNumId w:val="34"/>
   </w:num>
   <w:num w:numId="28">
-    <w:abstractNumId w:val="16"/>
+    <w:abstractNumId w:val="18"/>
   </w:num>
   <w:num w:numId="29">
-    <w:abstractNumId w:val="21"/>
+    <w:abstractNumId w:val="23"/>
   </w:num>
   <w:num w:numId="30">
-    <w:abstractNumId w:val="22"/>
+    <w:abstractNumId w:val="24"/>
   </w:num>
   <w:num w:numId="31">
     <w:abstractNumId w:val="0"/>
   </w:num>
   <w:num w:numId="32">
-    <w:abstractNumId w:val="24"/>
+    <w:abstractNumId w:val="27"/>
   </w:num>
   <w:num w:numId="33">
-    <w:abstractNumId w:val="34"/>
+    <w:abstractNumId w:val="37"/>
   </w:num>
   <w:num w:numId="34">
     <w:abstractNumId w:val="10"/>
   </w:num>
   <w:num w:numId="35">
+    <w:abstractNumId w:val="14"/>
+  </w:num>
+  <w:num w:numId="36">
     <w:abstractNumId w:val="13"/>
+  </w:num>
+  <w:num w:numId="37">
+    <w:abstractNumId w:val="26"/>
+  </w:num>
+  <w:num w:numId="38">
+    <w:abstractNumId w:val="15"/>
   </w:num>
 </w:numbering>
 </file>
@@ -24237,7 +29998,7 @@
 </file>
 
 <file path=customXml/itemProps1.xml><?xml version="1.0" encoding="utf-8"?>
-<ds:datastoreItem xmlns:ds="http://schemas.openxmlformats.org/officeDocument/2006/customXml" ds:itemID="{940959A1-7F6F-4559-9286-139879A870EE}">
+<ds:datastoreItem xmlns:ds="http://schemas.openxmlformats.org/officeDocument/2006/customXml" ds:itemID="{C99F94EF-C810-4A50-ACAA-2DB516E8422D}">
   <ds:schemaRefs>
     <ds:schemaRef ds:uri="http://schemas.openxmlformats.org/officeDocument/2006/bibliography"/>
   </ds:schemaRefs>
